--- a/report.docx
+++ b/report.docx
@@ -2262,8 +2262,7 @@
           <w:pPr>
             <w:pStyle w:val="TOC1"/>
             <w:rPr>
-              <w:rFonts w:asciiTheme="minorHAnsi" w:eastAsiaTheme="minorEastAsia" w:hAnsiTheme="minorHAnsi" w:cs="B Nazanin"/>
-              <w:noProof/>
+              <w:rFonts w:asciiTheme="minorHAnsi" w:eastAsiaTheme="minorEastAsia" w:hAnsiTheme="minorHAnsi"/>
               <w:sz w:val="22"/>
               <w:szCs w:val="22"/>
               <w:lang w:bidi="ar-SA"/>
@@ -2271,23 +2270,120 @@
           </w:pPr>
           <w:r>
             <w:rPr>
-              <w:rFonts w:cs="B Nazanin"/>
+              <w:rtl/>
             </w:rPr>
             <w:fldChar w:fldCharType="begin"/>
           </w:r>
           <w:r>
             <w:rPr>
-              <w:rFonts w:cs="B Nazanin"/>
+              <w:rtl/>
             </w:rPr>
-            <w:instrText xml:space="preserve"> TOC \o "2-3" \h \z \u \t "Style1,1" </w:instrText>
+            <w:instrText xml:space="preserve"> </w:instrText>
+          </w:r>
+          <w:r>
+            <w:instrText>TOC</w:instrText>
           </w:r>
           <w:r>
             <w:rPr>
-              <w:rFonts w:cs="B Nazanin"/>
+              <w:rtl/>
+            </w:rPr>
+            <w:instrText xml:space="preserve"> \</w:instrText>
+          </w:r>
+          <w:r>
+            <w:instrText>o "2-3" \h \z \u \t "Style1,1</w:instrText>
+          </w:r>
+          <w:r>
+            <w:rPr>
+              <w:rtl/>
+            </w:rPr>
+            <w:instrText xml:space="preserve">" </w:instrText>
+          </w:r>
+          <w:r>
+            <w:rPr>
+              <w:rtl/>
             </w:rPr>
             <w:fldChar w:fldCharType="separate"/>
           </w:r>
-          <w:hyperlink w:anchor="_Toc239036256" w:history="1">
+          <w:hyperlink w:anchor="_Toc239039646" w:history="1">
+            <w:r>
+              <w:rPr>
+                <w:rStyle w:val="Hyperlink"/>
+                <w:rtl/>
+              </w:rPr>
+              <w:t>فصل اول: کل</w:t>
+            </w:r>
+            <w:r>
+              <w:rPr>
+                <w:rStyle w:val="Hyperlink"/>
+                <w:rFonts w:hint="cs"/>
+                <w:rtl/>
+              </w:rPr>
+              <w:t>یّ</w:t>
+            </w:r>
+            <w:r>
+              <w:rPr>
+                <w:rStyle w:val="Hyperlink"/>
+                <w:rFonts w:hint="eastAsia"/>
+                <w:rtl/>
+              </w:rPr>
+              <w:t>ات</w:t>
+            </w:r>
+            <w:r>
+              <w:rPr>
+                <w:webHidden/>
+              </w:rPr>
+              <w:tab/>
+            </w:r>
+            <w:r>
+              <w:rPr>
+                <w:webHidden/>
+              </w:rPr>
+              <w:fldChar w:fldCharType="begin"/>
+            </w:r>
+            <w:r>
+              <w:rPr>
+                <w:webHidden/>
+              </w:rPr>
+              <w:instrText xml:space="preserve"> PAGEREF _Toc239039646 \h </w:instrText>
+            </w:r>
+            <w:r>
+              <w:rPr>
+                <w:webHidden/>
+              </w:rPr>
+            </w:r>
+            <w:r>
+              <w:rPr>
+                <w:webHidden/>
+              </w:rPr>
+              <w:fldChar w:fldCharType="separate"/>
+            </w:r>
+            <w:r>
+              <w:rPr>
+                <w:webHidden/>
+                <w:rtl/>
+                <w:lang w:bidi="ar-SA"/>
+              </w:rPr>
+              <w:t>1</w:t>
+            </w:r>
+            <w:r>
+              <w:rPr>
+                <w:webHidden/>
+              </w:rPr>
+              <w:fldChar w:fldCharType="end"/>
+            </w:r>
+          </w:hyperlink>
+        </w:p>
+        <w:p>
+          <w:pPr>
+            <w:pStyle w:val="TOC20"/>
+            <w:rPr>
+              <w:rFonts w:asciiTheme="minorHAnsi" w:eastAsiaTheme="minorEastAsia" w:hAnsiTheme="minorHAnsi" w:cs="B Nazanin"/>
+              <w:noProof/>
+              <w:sz w:val="22"/>
+              <w:szCs w:val="22"/>
+            </w:rPr>
+          </w:pPr>
+          <w:hyperlink w:anchor="_Toc239039647" w:history="1">
             <w:r>
               <w:rPr>
                 <w:rStyle w:val="Hyperlink"/>
@@ -2295,7 +2391,121 @@
                 <w:noProof/>
                 <w:rtl/>
               </w:rPr>
-              <w:t>فصل اول: کل</w:t>
+              <w:t>1-1</w:t>
+            </w:r>
+            <w:r>
+              <w:rPr>
+                <w:rFonts w:asciiTheme="minorHAnsi" w:eastAsiaTheme="minorEastAsia" w:hAnsiTheme="minorHAnsi" w:cs="B Nazanin"/>
+                <w:noProof/>
+                <w:sz w:val="22"/>
+                <w:szCs w:val="22"/>
+              </w:rPr>
+              <w:tab/>
+            </w:r>
+            <w:r>
+              <w:rPr>
+                <w:rStyle w:val="Hyperlink"/>
+                <w:rFonts w:eastAsiaTheme="majorEastAsia" w:cs="B Nazanin"/>
+                <w:noProof/>
+                <w:rtl/>
+              </w:rPr>
+              <w:t xml:space="preserve">مقدمه </w:t>
+            </w:r>
+            <w:r>
+              <w:rPr>
+                <w:rFonts w:cs="B Nazanin"/>
+                <w:noProof/>
+                <w:webHidden/>
+              </w:rPr>
+              <w:tab/>
+            </w:r>
+            <w:r>
+              <w:rPr>
+                <w:rFonts w:cs="B Nazanin"/>
+                <w:noProof/>
+                <w:webHidden/>
+              </w:rPr>
+              <w:fldChar w:fldCharType="begin"/>
+            </w:r>
+            <w:r>
+              <w:rPr>
+                <w:rFonts w:cs="B Nazanin"/>
+                <w:noProof/>
+                <w:webHidden/>
+              </w:rPr>
+              <w:instrText xml:space="preserve"> PAGEREF _Toc239039647 \h </w:instrText>
+            </w:r>
+            <w:r>
+              <w:rPr>
+                <w:rFonts w:cs="B Nazanin"/>
+                <w:noProof/>
+                <w:webHidden/>
+              </w:rPr>
+            </w:r>
+            <w:r>
+              <w:rPr>
+                <w:rFonts w:cs="B Nazanin"/>
+                <w:noProof/>
+                <w:webHidden/>
+              </w:rPr>
+              <w:fldChar w:fldCharType="separate"/>
+            </w:r>
+            <w:r>
+              <w:rPr>
+                <w:rFonts w:cs="B Nazanin"/>
+                <w:noProof/>
+                <w:webHidden/>
+                <w:rtl/>
+              </w:rPr>
+              <w:t>2</w:t>
+            </w:r>
+            <w:r>
+              <w:rPr>
+                <w:rFonts w:cs="B Nazanin"/>
+                <w:noProof/>
+                <w:webHidden/>
+              </w:rPr>
+              <w:fldChar w:fldCharType="end"/>
+            </w:r>
+          </w:hyperlink>
+        </w:p>
+        <w:p>
+          <w:pPr>
+            <w:pStyle w:val="TOC20"/>
+            <w:rPr>
+              <w:rFonts w:asciiTheme="minorHAnsi" w:eastAsiaTheme="minorEastAsia" w:hAnsiTheme="minorHAnsi" w:cs="B Nazanin"/>
+              <w:noProof/>
+              <w:sz w:val="22"/>
+              <w:szCs w:val="22"/>
+            </w:rPr>
+          </w:pPr>
+          <w:hyperlink w:anchor="_Toc239039648" w:history="1">
+            <w:r>
+              <w:rPr>
+                <w:rStyle w:val="Hyperlink"/>
+                <w:rFonts w:eastAsiaTheme="majorEastAsia" w:cs="B Nazanin"/>
+                <w:noProof/>
+                <w:rtl/>
+              </w:rPr>
+              <w:t>1-2</w:t>
+            </w:r>
+            <w:r>
+              <w:rPr>
+                <w:rFonts w:asciiTheme="minorHAnsi" w:eastAsiaTheme="minorEastAsia" w:hAnsiTheme="minorHAnsi" w:cs="B Nazanin"/>
+                <w:noProof/>
+                <w:sz w:val="22"/>
+                <w:szCs w:val="22"/>
+              </w:rPr>
+              <w:tab/>
+            </w:r>
+            <w:r>
+              <w:rPr>
+                <w:rStyle w:val="Hyperlink"/>
+                <w:rFonts w:eastAsiaTheme="majorEastAsia" w:cs="B Nazanin"/>
+                <w:noProof/>
+                <w:rtl/>
+              </w:rPr>
+              <w:t>ب</w:t>
             </w:r>
             <w:r>
               <w:rPr>
@@ -2304,7 +2514,7 @@
                 <w:noProof/>
                 <w:rtl/>
               </w:rPr>
-              <w:t>یّ</w:t>
+              <w:t>ی</w:t>
             </w:r>
             <w:r>
               <w:rPr>
@@ -2313,7 +2523,16 @@
                 <w:noProof/>
                 <w:rtl/>
               </w:rPr>
-              <w:t>ات</w:t>
+              <w:t>ان</w:t>
+            </w:r>
+            <w:r>
+              <w:rPr>
+                <w:rStyle w:val="Hyperlink"/>
+                <w:rFonts w:eastAsiaTheme="majorEastAsia" w:cs="B Nazanin"/>
+                <w:noProof/>
+                <w:rtl/>
+              </w:rPr>
+              <w:t xml:space="preserve"> مسئله</w:t>
             </w:r>
             <w:r>
               <w:rPr>
@@ -2337,7 +2556,7 @@
                 <w:noProof/>
                 <w:webHidden/>
               </w:rPr>
-              <w:instrText xml:space="preserve"> PAGEREF _Toc239036256 \h </w:instrText>
+              <w:instrText xml:space="preserve"> PAGEREF _Toc239039648 \h </w:instrText>
             </w:r>
             <w:r>
               <w:rPr>
@@ -2360,224 +2579,12 @@
                 <w:noProof/>
                 <w:webHidden/>
                 <w:rtl/>
-                <w:lang w:bidi="ar-SA"/>
-              </w:rPr>
-              <w:t>1</w:t>
+              </w:rPr>
+              <w:t>3</w:t>
             </w:r>
             <w:r>
               <w:rPr>
                 <w:rFonts w:cs="B Nazanin"/>
-                <w:noProof/>
-                <w:webHidden/>
-              </w:rPr>
-              <w:fldChar w:fldCharType="end"/>
-            </w:r>
-          </w:hyperlink>
-        </w:p>
-        <w:p>
-          <w:pPr>
-            <w:pStyle w:val="TOC2"/>
-            <w:rPr>
-              <w:rFonts w:asciiTheme="minorHAnsi" w:eastAsiaTheme="minorEastAsia" w:hAnsiTheme="minorHAnsi"/>
-              <w:noProof/>
-              <w:sz w:val="22"/>
-              <w:szCs w:val="22"/>
-              <w:lang w:bidi="ar-SA"/>
-            </w:rPr>
-          </w:pPr>
-          <w:hyperlink w:anchor="_Toc239036257" w:history="1">
-            <w:r>
-              <w:rPr>
-                <w:rStyle w:val="Hyperlink"/>
-                <w:rFonts w:eastAsiaTheme="majorEastAsia" w:cs="B Nazanin"/>
-                <w:noProof/>
-                <w:rtl/>
-              </w:rPr>
-              <w:t>1-1</w:t>
-            </w:r>
-            <w:r>
-              <w:rPr>
-                <w:rFonts w:asciiTheme="minorHAnsi" w:eastAsiaTheme="minorEastAsia" w:hAnsiTheme="minorHAnsi"/>
-                <w:noProof/>
-                <w:sz w:val="22"/>
-                <w:szCs w:val="22"/>
-                <w:lang w:bidi="ar-SA"/>
-              </w:rPr>
-              <w:tab/>
-            </w:r>
-            <w:r>
-              <w:rPr>
-                <w:rStyle w:val="Hyperlink"/>
-                <w:rFonts w:eastAsiaTheme="majorEastAsia" w:cs="B Nazanin"/>
-                <w:noProof/>
-                <w:rtl/>
-              </w:rPr>
-              <w:t xml:space="preserve">مقدمه </w:t>
-            </w:r>
-            <w:r>
-              <w:rPr>
-                <w:noProof/>
-                <w:webHidden/>
-              </w:rPr>
-              <w:tab/>
-            </w:r>
-            <w:r>
-              <w:rPr>
-                <w:noProof/>
-                <w:webHidden/>
-              </w:rPr>
-              <w:fldChar w:fldCharType="begin"/>
-            </w:r>
-            <w:r>
-              <w:rPr>
-                <w:noProof/>
-                <w:webHidden/>
-              </w:rPr>
-              <w:instrText xml:space="preserve"> PAGEREF _Toc239036257 \h </w:instrText>
-            </w:r>
-            <w:r>
-              <w:rPr>
-                <w:noProof/>
-                <w:webHidden/>
-              </w:rPr>
-            </w:r>
-            <w:r>
-              <w:rPr>
-                <w:noProof/>
-                <w:webHidden/>
-              </w:rPr>
-              <w:fldChar w:fldCharType="separate"/>
-            </w:r>
-            <w:r>
-              <w:rPr>
-                <w:noProof/>
-                <w:webHidden/>
-                <w:rtl/>
-                <w:lang w:bidi="ar-SA"/>
-              </w:rPr>
-              <w:t>2</w:t>
-            </w:r>
-            <w:r>
-              <w:rPr>
-                <w:noProof/>
-                <w:webHidden/>
-              </w:rPr>
-              <w:fldChar w:fldCharType="end"/>
-            </w:r>
-          </w:hyperlink>
-        </w:p>
-        <w:p>
-          <w:pPr>
-            <w:pStyle w:val="TOC2"/>
-            <w:rPr>
-              <w:rFonts w:asciiTheme="minorHAnsi" w:eastAsiaTheme="minorEastAsia" w:hAnsiTheme="minorHAnsi"/>
-              <w:noProof/>
-              <w:sz w:val="22"/>
-              <w:szCs w:val="22"/>
-              <w:lang w:bidi="ar-SA"/>
-            </w:rPr>
-          </w:pPr>
-          <w:hyperlink w:anchor="_Toc239036258" w:history="1">
-            <w:r>
-              <w:rPr>
-                <w:rStyle w:val="Hyperlink"/>
-                <w:rFonts w:eastAsiaTheme="majorEastAsia" w:cs="B Nazanin"/>
-                <w:noProof/>
-                <w:rtl/>
-              </w:rPr>
-              <w:t>1-2</w:t>
-            </w:r>
-            <w:r>
-              <w:rPr>
-                <w:rFonts w:asciiTheme="minorHAnsi" w:eastAsiaTheme="minorEastAsia" w:hAnsiTheme="minorHAnsi"/>
-                <w:noProof/>
-                <w:sz w:val="22"/>
-                <w:szCs w:val="22"/>
-                <w:lang w:bidi="ar-SA"/>
-              </w:rPr>
-              <w:tab/>
-            </w:r>
-            <w:r>
-              <w:rPr>
-                <w:rStyle w:val="Hyperlink"/>
-                <w:rFonts w:eastAsiaTheme="majorEastAsia" w:cs="B Nazanin"/>
-                <w:noProof/>
-                <w:rtl/>
-              </w:rPr>
-              <w:t>ب</w:t>
-            </w:r>
-            <w:r>
-              <w:rPr>
-                <w:rStyle w:val="Hyperlink"/>
-                <w:rFonts w:eastAsiaTheme="majorEastAsia" w:cs="B Nazanin" w:hint="cs"/>
-                <w:noProof/>
-                <w:rtl/>
-              </w:rPr>
-              <w:t>ی</w:t>
-            </w:r>
-            <w:r>
-              <w:rPr>
-                <w:rStyle w:val="Hyperlink"/>
-                <w:rFonts w:eastAsiaTheme="majorEastAsia" w:cs="B Nazanin" w:hint="eastAsia"/>
-                <w:noProof/>
-                <w:rtl/>
-              </w:rPr>
-              <w:t>ان</w:t>
-            </w:r>
-            <w:r>
-              <w:rPr>
-                <w:rStyle w:val="Hyperlink"/>
-                <w:rFonts w:eastAsiaTheme="majorEastAsia" w:cs="B Nazanin"/>
-                <w:noProof/>
-                <w:rtl/>
-              </w:rPr>
-              <w:t xml:space="preserve"> مسئله</w:t>
-            </w:r>
-            <w:r>
-              <w:rPr>
-                <w:noProof/>
-                <w:webHidden/>
-              </w:rPr>
-              <w:tab/>
-            </w:r>
-            <w:r>
-              <w:rPr>
-                <w:noProof/>
-                <w:webHidden/>
-              </w:rPr>
-              <w:fldChar w:fldCharType="begin"/>
-            </w:r>
-            <w:r>
-              <w:rPr>
-                <w:noProof/>
-                <w:webHidden/>
-              </w:rPr>
-              <w:instrText xml:space="preserve"> PAGEREF _Toc239036258 \h </w:instrText>
-            </w:r>
-            <w:r>
-              <w:rPr>
-                <w:noProof/>
-                <w:webHidden/>
-              </w:rPr>
-            </w:r>
-            <w:r>
-              <w:rPr>
-                <w:noProof/>
-                <w:webHidden/>
-              </w:rPr>
-              <w:fldChar w:fldCharType="separate"/>
-            </w:r>
-            <w:r>
-              <w:rPr>
-                <w:noProof/>
-                <w:webHidden/>
-                <w:rtl/>
-                <w:lang w:bidi="ar-SA"/>
-              </w:rPr>
-              <w:t>3</w:t>
-            </w:r>
-            <w:r>
-              <w:rPr>
                 <w:noProof/>
                 <w:webHidden/>
               </w:rPr>
@@ -2596,10 +2603,9 @@
               <w:noProof/>
               <w:sz w:val="22"/>
               <w:szCs w:val="22"/>
-              <w:lang w:bidi="ar-SA"/>
             </w:rPr>
           </w:pPr>
-          <w:hyperlink w:anchor="_Toc239036259" w:history="1">
+          <w:hyperlink w:anchor="_Toc239039649" w:history="1">
             <w:r>
               <w:rPr>
                 <w:rStyle w:val="Hyperlink"/>
@@ -2615,7 +2621,6 @@
                 <w:noProof/>
                 <w:sz w:val="22"/>
                 <w:szCs w:val="22"/>
-                <w:lang w:bidi="ar-SA"/>
               </w:rPr>
               <w:tab/>
             </w:r>
@@ -2625,6 +2630,7 @@
                 <w:rFonts w:eastAsiaTheme="majorEastAsia" w:cs="B Nazanin"/>
                 <w:noProof/>
                 <w:rtl/>
+                <w:lang w:bidi="fa-IR"/>
               </w:rPr>
               <w:t>پ</w:t>
             </w:r>
@@ -2634,6 +2640,7 @@
                 <w:rFonts w:eastAsiaTheme="majorEastAsia" w:cs="B Nazanin" w:hint="cs"/>
                 <w:noProof/>
                 <w:rtl/>
+                <w:lang w:bidi="fa-IR"/>
               </w:rPr>
               <w:t>ی</w:t>
             </w:r>
@@ -2643,6 +2650,7 @@
                 <w:rFonts w:eastAsiaTheme="majorEastAsia" w:cs="B Nazanin"/>
                 <w:noProof/>
                 <w:rtl/>
+                <w:lang w:bidi="fa-IR"/>
               </w:rPr>
               <w:t>چ</w:t>
             </w:r>
@@ -2652,6 +2660,7 @@
                 <w:rFonts w:eastAsiaTheme="majorEastAsia" w:cs="B Nazanin" w:hint="cs"/>
                 <w:noProof/>
                 <w:rtl/>
+                <w:lang w:bidi="fa-IR"/>
               </w:rPr>
               <w:t>ی</w:t>
             </w:r>
@@ -2661,6 +2670,7 @@
                 <w:rFonts w:eastAsiaTheme="majorEastAsia" w:cs="B Nazanin"/>
                 <w:noProof/>
                 <w:rtl/>
+                <w:lang w:bidi="fa-IR"/>
               </w:rPr>
               <w:t>دگ</w:t>
             </w:r>
@@ -2670,6 +2680,7 @@
                 <w:rFonts w:eastAsiaTheme="majorEastAsia" w:cs="B Nazanin" w:hint="cs"/>
                 <w:noProof/>
                 <w:rtl/>
+                <w:lang w:bidi="fa-IR"/>
               </w:rPr>
               <w:t>ی</w:t>
             </w:r>
@@ -2785,7 +2796,7 @@
                 <w:noProof/>
                 <w:webHidden/>
               </w:rPr>
-              <w:instrText xml:space="preserve"> PAGEREF _Toc239036259 \h </w:instrText>
+              <w:instrText xml:space="preserve"> PAGEREF _Toc239039649 \h </w:instrText>
             </w:r>
             <w:r>
               <w:rPr>
@@ -2808,7 +2819,6 @@
                 <w:noProof/>
                 <w:webHidden/>
                 <w:rtl/>
-                <w:lang w:bidi="ar-SA"/>
               </w:rPr>
               <w:t>3</w:t>
             </w:r>
@@ -2833,10 +2843,9 @@
               <w:noProof/>
               <w:sz w:val="22"/>
               <w:szCs w:val="22"/>
-              <w:lang w:bidi="ar-SA"/>
             </w:rPr>
           </w:pPr>
-          <w:hyperlink w:anchor="_Toc239036260" w:history="1">
+          <w:hyperlink w:anchor="_Toc239039650" w:history="1">
             <w:r>
               <w:rPr>
                 <w:rStyle w:val="Hyperlink"/>
@@ -2852,7 +2861,6 @@
                 <w:noProof/>
                 <w:sz w:val="22"/>
                 <w:szCs w:val="22"/>
-                <w:lang w:bidi="ar-SA"/>
               </w:rPr>
               <w:tab/>
             </w:r>
@@ -2932,7 +2940,7 @@
                 <w:noProof/>
                 <w:webHidden/>
               </w:rPr>
-              <w:instrText xml:space="preserve"> PAGEREF _Toc239036260 \h </w:instrText>
+              <w:instrText xml:space="preserve"> PAGEREF _Toc239039650 \h </w:instrText>
             </w:r>
             <w:r>
               <w:rPr>
@@ -2955,7 +2963,6 @@
                 <w:noProof/>
                 <w:webHidden/>
                 <w:rtl/>
-                <w:lang w:bidi="ar-SA"/>
               </w:rPr>
               <w:t>3</w:t>
             </w:r>
@@ -2980,10 +2987,9 @@
               <w:noProof/>
               <w:sz w:val="22"/>
               <w:szCs w:val="22"/>
-              <w:lang w:bidi="ar-SA"/>
             </w:rPr>
           </w:pPr>
-          <w:hyperlink w:anchor="_Toc239036261" w:history="1">
+          <w:hyperlink w:anchor="_Toc239039651" w:history="1">
             <w:r>
               <w:rPr>
                 <w:rStyle w:val="Hyperlink"/>
@@ -2999,7 +3005,6 @@
                 <w:noProof/>
                 <w:sz w:val="22"/>
                 <w:szCs w:val="22"/>
-                <w:lang w:bidi="ar-SA"/>
               </w:rPr>
               <w:tab/>
             </w:r>
@@ -3009,6 +3014,7 @@
                 <w:rFonts w:eastAsiaTheme="majorEastAsia" w:cs="B Nazanin"/>
                 <w:noProof/>
                 <w:rtl/>
+                <w:lang w:bidi="fa-IR"/>
               </w:rPr>
               <w:t>محدود</w:t>
             </w:r>
@@ -3018,6 +3024,7 @@
                 <w:rFonts w:eastAsiaTheme="majorEastAsia" w:cs="B Nazanin" w:hint="cs"/>
                 <w:noProof/>
                 <w:rtl/>
+                <w:lang w:bidi="fa-IR"/>
               </w:rPr>
               <w:t>ی</w:t>
             </w:r>
@@ -3027,8 +3034,18 @@
                 <w:rFonts w:eastAsiaTheme="majorEastAsia" w:cs="B Nazanin"/>
                 <w:noProof/>
                 <w:rtl/>
-              </w:rPr>
-              <w:t>ت منابع در دستگاه‌ها</w:t>
+                <w:lang w:bidi="fa-IR"/>
+              </w:rPr>
+              <w:t>ت</w:t>
+            </w:r>
+            <w:r>
+              <w:rPr>
+                <w:rStyle w:val="Hyperlink"/>
+                <w:rFonts w:eastAsiaTheme="majorEastAsia" w:cs="B Nazanin"/>
+                <w:noProof/>
+                <w:rtl/>
+              </w:rPr>
+              <w:t xml:space="preserve"> منابع در دستگاه‌ها</w:t>
             </w:r>
             <w:r>
               <w:rPr>
@@ -3070,7 +3087,7 @@
                 <w:noProof/>
                 <w:webHidden/>
               </w:rPr>
-              <w:instrText xml:space="preserve"> PAGEREF _Toc239036261 \h </w:instrText>
+              <w:instrText xml:space="preserve"> PAGEREF _Toc239039651 \h </w:instrText>
             </w:r>
             <w:r>
               <w:rPr>
@@ -3093,7 +3110,6 @@
                 <w:noProof/>
                 <w:webHidden/>
                 <w:rtl/>
-                <w:lang w:bidi="ar-SA"/>
               </w:rPr>
               <w:t>4</w:t>
             </w:r>
@@ -3118,10 +3134,9 @@
               <w:noProof/>
               <w:sz w:val="22"/>
               <w:szCs w:val="22"/>
-              <w:lang w:bidi="ar-SA"/>
             </w:rPr>
           </w:pPr>
-          <w:hyperlink w:anchor="_Toc239036262" w:history="1">
+          <w:hyperlink w:anchor="_Toc239039652" w:history="1">
             <w:r>
               <w:rPr>
                 <w:rStyle w:val="Hyperlink"/>
@@ -3137,7 +3152,6 @@
                 <w:noProof/>
                 <w:sz w:val="22"/>
                 <w:szCs w:val="22"/>
-                <w:lang w:bidi="ar-SA"/>
               </w:rPr>
               <w:tab/>
             </w:r>
@@ -3147,6 +3161,7 @@
                 <w:rFonts w:eastAsiaTheme="majorEastAsia" w:cs="B Nazanin"/>
                 <w:noProof/>
                 <w:rtl/>
+                <w:lang w:bidi="fa-IR"/>
               </w:rPr>
               <w:t>نبود معمار</w:t>
             </w:r>
@@ -3156,6 +3171,7 @@
                 <w:rFonts w:eastAsiaTheme="majorEastAsia" w:cs="B Nazanin" w:hint="cs"/>
                 <w:noProof/>
                 <w:rtl/>
+                <w:lang w:bidi="fa-IR"/>
               </w:rPr>
               <w:t>ی</w:t>
             </w:r>
@@ -3165,6 +3181,7 @@
                 <w:rFonts w:eastAsiaTheme="majorEastAsia" w:cs="B Nazanin"/>
                 <w:noProof/>
                 <w:rtl/>
+                <w:lang w:bidi="fa-IR"/>
               </w:rPr>
               <w:t xml:space="preserve"> </w:t>
             </w:r>
@@ -3174,6 +3191,7 @@
                 <w:rFonts w:eastAsiaTheme="majorEastAsia" w:cs="B Nazanin" w:hint="cs"/>
                 <w:noProof/>
                 <w:rtl/>
+                <w:lang w:bidi="fa-IR"/>
               </w:rPr>
               <w:t>ی</w:t>
             </w:r>
@@ -3183,8 +3201,18 @@
                 <w:rFonts w:eastAsiaTheme="majorEastAsia" w:cs="B Nazanin"/>
                 <w:noProof/>
                 <w:rtl/>
-              </w:rPr>
-              <w:t>کپارچه با مس</w:t>
+                <w:lang w:bidi="fa-IR"/>
+              </w:rPr>
+              <w:t xml:space="preserve">کپارچه با </w:t>
+            </w:r>
+            <w:r>
+              <w:rPr>
+                <w:rStyle w:val="Hyperlink"/>
+                <w:rFonts w:eastAsiaTheme="majorEastAsia" w:cs="B Nazanin"/>
+                <w:noProof/>
+                <w:rtl/>
+              </w:rPr>
+              <w:t>مس</w:t>
             </w:r>
             <w:r>
               <w:rPr>
@@ -3211,7 +3239,17 @@
                 <w:noProof/>
                 <w:rtl/>
               </w:rPr>
-              <w:t xml:space="preserve"> داده مشترک برا</w:t>
+              <w:t xml:space="preserve"> داده</w:t>
+            </w:r>
+            <w:r>
+              <w:rPr>
+                <w:rStyle w:val="Hyperlink"/>
+                <w:rFonts w:eastAsiaTheme="majorEastAsia" w:cs="B Nazanin"/>
+                <w:noProof/>
+                <w:rtl/>
+                <w:lang w:bidi="fa-IR"/>
+              </w:rPr>
+              <w:t xml:space="preserve"> مشترک برا</w:t>
             </w:r>
             <w:r>
               <w:rPr>
@@ -3219,6 +3257,7 @@
                 <w:rFonts w:eastAsiaTheme="majorEastAsia" w:cs="B Nazanin" w:hint="cs"/>
                 <w:noProof/>
                 <w:rtl/>
+                <w:lang w:bidi="fa-IR"/>
               </w:rPr>
               <w:t>ی</w:t>
             </w:r>
@@ -3228,6 +3267,7 @@
                 <w:rFonts w:eastAsiaTheme="majorEastAsia" w:cs="B Nazanin"/>
                 <w:noProof/>
                 <w:rtl/>
+                <w:lang w:bidi="fa-IR"/>
               </w:rPr>
               <w:t xml:space="preserve"> </w:t>
             </w:r>
@@ -3245,6 +3285,7 @@
                 <w:rFonts w:eastAsiaTheme="majorEastAsia" w:cs="B Nazanin"/>
                 <w:noProof/>
                 <w:rtl/>
+                <w:lang w:bidi="fa-IR"/>
               </w:rPr>
               <w:t xml:space="preserve"> و </w:t>
             </w:r>
@@ -3278,7 +3319,7 @@
                 <w:noProof/>
                 <w:webHidden/>
               </w:rPr>
-              <w:instrText xml:space="preserve"> PAGEREF _Toc239036262 \h </w:instrText>
+              <w:instrText xml:space="preserve"> PAGEREF _Toc239039652 \h </w:instrText>
             </w:r>
             <w:r>
               <w:rPr>
@@ -3301,7 +3342,6 @@
                 <w:noProof/>
                 <w:webHidden/>
                 <w:rtl/>
-                <w:lang w:bidi="ar-SA"/>
               </w:rPr>
               <w:t>4</w:t>
             </w:r>
@@ -3326,10 +3366,9 @@
               <w:noProof/>
               <w:sz w:val="22"/>
               <w:szCs w:val="22"/>
-              <w:lang w:bidi="ar-SA"/>
             </w:rPr>
           </w:pPr>
-          <w:hyperlink w:anchor="_Toc239036263" w:history="1">
+          <w:hyperlink w:anchor="_Toc239039653" w:history="1">
             <w:r>
               <w:rPr>
                 <w:rStyle w:val="Hyperlink"/>
@@ -3345,7 +3384,6 @@
                 <w:noProof/>
                 <w:sz w:val="22"/>
                 <w:szCs w:val="22"/>
-                <w:lang w:bidi="ar-SA"/>
               </w:rPr>
               <w:tab/>
             </w:r>
@@ -3496,7 +3534,7 @@
                 <w:noProof/>
                 <w:webHidden/>
               </w:rPr>
-              <w:instrText xml:space="preserve"> PAGEREF _Toc239036263 \h </w:instrText>
+              <w:instrText xml:space="preserve"> PAGEREF _Toc239039653 \h </w:instrText>
             </w:r>
             <w:r>
               <w:rPr>
@@ -3519,7 +3557,6 @@
                 <w:noProof/>
                 <w:webHidden/>
                 <w:rtl/>
-                <w:lang w:bidi="ar-SA"/>
               </w:rPr>
               <w:t>4</w:t>
             </w:r>
@@ -3535,16 +3572,18 @@
         </w:p>
         <w:p>
           <w:pPr>
-            <w:pStyle w:val="TOC2"/>
+            <w:pStyle w:val="TOC20"/>
+            <w:tabs>
+              <w:tab w:val="left" w:pos="2114"/>
+            </w:tabs>
             <w:rPr>
-              <w:rFonts w:asciiTheme="minorHAnsi" w:eastAsiaTheme="minorEastAsia" w:hAnsiTheme="minorHAnsi"/>
+              <w:rFonts w:asciiTheme="minorHAnsi" w:eastAsiaTheme="minorEastAsia" w:hAnsiTheme="minorHAnsi" w:cs="B Nazanin"/>
               <w:noProof/>
               <w:sz w:val="22"/>
               <w:szCs w:val="22"/>
-              <w:lang w:bidi="ar-SA"/>
             </w:rPr>
           </w:pPr>
-          <w:hyperlink w:anchor="_Toc239036264" w:history="1">
+          <w:hyperlink w:anchor="_Toc239039654" w:history="1">
             <w:r>
               <w:rPr>
                 <w:rStyle w:val="Hyperlink"/>
@@ -3556,11 +3595,10 @@
             </w:r>
             <w:r>
               <w:rPr>
-                <w:rFonts w:asciiTheme="minorHAnsi" w:eastAsiaTheme="minorEastAsia" w:hAnsiTheme="minorHAnsi"/>
+                <w:rFonts w:asciiTheme="minorHAnsi" w:eastAsiaTheme="minorEastAsia" w:hAnsiTheme="minorHAnsi" w:cs="B Nazanin"/>
                 <w:noProof/>
                 <w:sz w:val="22"/>
                 <w:szCs w:val="22"/>
-                <w:lang w:bidi="ar-SA"/>
               </w:rPr>
               <w:tab/>
             </w:r>
@@ -3629,6 +3667,7 @@
             </w:r>
             <w:r>
               <w:rPr>
+                <w:rFonts w:cs="B Nazanin"/>
                 <w:noProof/>
                 <w:webHidden/>
               </w:rPr>
@@ -3636,6 +3675,7 @@
             </w:r>
             <w:r>
               <w:rPr>
+                <w:rFonts w:cs="B Nazanin"/>
                 <w:noProof/>
                 <w:webHidden/>
               </w:rPr>
@@ -3643,19 +3683,22 @@
             </w:r>
             <w:r>
               <w:rPr>
+                <w:rFonts w:cs="B Nazanin"/>
                 <w:noProof/>
                 <w:webHidden/>
               </w:rPr>
-              <w:instrText xml:space="preserve"> PAGEREF _Toc239036264 \h </w:instrText>
-            </w:r>
-            <w:r>
-              <w:rPr>
+              <w:instrText xml:space="preserve"> PAGEREF _Toc239039654 \h </w:instrText>
+            </w:r>
+            <w:r>
+              <w:rPr>
+                <w:rFonts w:cs="B Nazanin"/>
                 <w:noProof/>
                 <w:webHidden/>
               </w:rPr>
             </w:r>
             <w:r>
               <w:rPr>
+                <w:rFonts w:cs="B Nazanin"/>
                 <w:noProof/>
                 <w:webHidden/>
               </w:rPr>
@@ -3663,15 +3706,16 @@
             </w:r>
             <w:r>
               <w:rPr>
+                <w:rFonts w:cs="B Nazanin"/>
                 <w:noProof/>
                 <w:webHidden/>
                 <w:rtl/>
-                <w:lang w:bidi="ar-SA"/>
               </w:rPr>
               <w:t>4</w:t>
             </w:r>
             <w:r>
               <w:rPr>
+                <w:rFonts w:cs="B Nazanin"/>
                 <w:noProof/>
                 <w:webHidden/>
               </w:rPr>
@@ -3681,16 +3725,18 @@
         </w:p>
         <w:p>
           <w:pPr>
-            <w:pStyle w:val="TOC2"/>
+            <w:pStyle w:val="TOC20"/>
+            <w:tabs>
+              <w:tab w:val="left" w:pos="1680"/>
+            </w:tabs>
             <w:rPr>
-              <w:rFonts w:asciiTheme="minorHAnsi" w:eastAsiaTheme="minorEastAsia" w:hAnsiTheme="minorHAnsi"/>
+              <w:rFonts w:asciiTheme="minorHAnsi" w:eastAsiaTheme="minorEastAsia" w:hAnsiTheme="minorHAnsi" w:cs="B Nazanin"/>
               <w:noProof/>
               <w:sz w:val="22"/>
               <w:szCs w:val="22"/>
-              <w:lang w:bidi="ar-SA"/>
             </w:rPr>
           </w:pPr>
-          <w:hyperlink w:anchor="_Toc239036265" w:history="1">
+          <w:hyperlink w:anchor="_Toc239039655" w:history="1">
             <w:r>
               <w:rPr>
                 <w:rStyle w:val="Hyperlink"/>
@@ -3702,11 +3748,10 @@
             </w:r>
             <w:r>
               <w:rPr>
-                <w:rFonts w:asciiTheme="minorHAnsi" w:eastAsiaTheme="minorEastAsia" w:hAnsiTheme="minorHAnsi"/>
+                <w:rFonts w:asciiTheme="minorHAnsi" w:eastAsiaTheme="minorEastAsia" w:hAnsiTheme="minorHAnsi" w:cs="B Nazanin"/>
                 <w:noProof/>
                 <w:sz w:val="22"/>
                 <w:szCs w:val="22"/>
-                <w:lang w:bidi="ar-SA"/>
               </w:rPr>
               <w:tab/>
             </w:r>
@@ -3721,6 +3766,7 @@
             </w:r>
             <w:r>
               <w:rPr>
+                <w:rFonts w:cs="B Nazanin"/>
                 <w:noProof/>
                 <w:webHidden/>
               </w:rPr>
@@ -3728,6 +3774,7 @@
             </w:r>
             <w:r>
               <w:rPr>
+                <w:rFonts w:cs="B Nazanin"/>
                 <w:noProof/>
                 <w:webHidden/>
               </w:rPr>
@@ -3735,19 +3782,22 @@
             </w:r>
             <w:r>
               <w:rPr>
+                <w:rFonts w:cs="B Nazanin"/>
                 <w:noProof/>
                 <w:webHidden/>
               </w:rPr>
-              <w:instrText xml:space="preserve"> PAGEREF _Toc239036265 \h </w:instrText>
-            </w:r>
-            <w:r>
-              <w:rPr>
+              <w:instrText xml:space="preserve"> PAGEREF _Toc239039655 \h </w:instrText>
+            </w:r>
+            <w:r>
+              <w:rPr>
+                <w:rFonts w:cs="B Nazanin"/>
                 <w:noProof/>
                 <w:webHidden/>
               </w:rPr>
             </w:r>
             <w:r>
               <w:rPr>
+                <w:rFonts w:cs="B Nazanin"/>
                 <w:noProof/>
                 <w:webHidden/>
               </w:rPr>
@@ -3755,15 +3805,16 @@
             </w:r>
             <w:r>
               <w:rPr>
+                <w:rFonts w:cs="B Nazanin"/>
                 <w:noProof/>
                 <w:webHidden/>
                 <w:rtl/>
-                <w:lang w:bidi="ar-SA"/>
               </w:rPr>
               <w:t>5</w:t>
             </w:r>
             <w:r>
               <w:rPr>
+                <w:rFonts w:cs="B Nazanin"/>
                 <w:noProof/>
                 <w:webHidden/>
               </w:rPr>
@@ -3775,14 +3826,137 @@
           <w:pPr>
             <w:pStyle w:val="TOC1"/>
             <w:rPr>
-              <w:rFonts w:asciiTheme="minorHAnsi" w:eastAsiaTheme="minorEastAsia" w:hAnsiTheme="minorHAnsi" w:cs="B Nazanin"/>
-              <w:noProof/>
+              <w:rFonts w:asciiTheme="minorHAnsi" w:eastAsiaTheme="minorEastAsia" w:hAnsiTheme="minorHAnsi"/>
               <w:sz w:val="22"/>
               <w:szCs w:val="22"/>
               <w:lang w:bidi="ar-SA"/>
             </w:rPr>
           </w:pPr>
-          <w:hyperlink w:anchor="_Toc239036266" w:history="1">
+          <w:hyperlink w:anchor="_Toc239039656" w:history="1">
+            <w:r>
+              <w:rPr>
+                <w:rStyle w:val="Hyperlink"/>
+                <w:rtl/>
+              </w:rPr>
+              <w:t>فصل دوم: مفاه</w:t>
+            </w:r>
+            <w:r>
+              <w:rPr>
+                <w:rStyle w:val="Hyperlink"/>
+                <w:rFonts w:hint="cs"/>
+                <w:rtl/>
+              </w:rPr>
+              <w:t>ی</w:t>
+            </w:r>
+            <w:r>
+              <w:rPr>
+                <w:rStyle w:val="Hyperlink"/>
+                <w:rFonts w:hint="eastAsia"/>
+                <w:rtl/>
+              </w:rPr>
+              <w:t>م</w:t>
+            </w:r>
+            <w:r>
+              <w:rPr>
+                <w:rStyle w:val="Hyperlink"/>
+                <w:rtl/>
+              </w:rPr>
+              <w:t xml:space="preserve"> پا</w:t>
+            </w:r>
+            <w:r>
+              <w:rPr>
+                <w:rStyle w:val="Hyperlink"/>
+                <w:rFonts w:hint="cs"/>
+                <w:rtl/>
+              </w:rPr>
+              <w:t>ی</w:t>
+            </w:r>
+            <w:r>
+              <w:rPr>
+                <w:rStyle w:val="Hyperlink"/>
+                <w:rFonts w:hint="eastAsia"/>
+                <w:rtl/>
+              </w:rPr>
+              <w:t>ه</w:t>
+            </w:r>
+            <w:r>
+              <w:rPr>
+                <w:rStyle w:val="Hyperlink"/>
+                <w:rtl/>
+              </w:rPr>
+              <w:t xml:space="preserve"> و کارها</w:t>
+            </w:r>
+            <w:r>
+              <w:rPr>
+                <w:rStyle w:val="Hyperlink"/>
+                <w:rFonts w:hint="cs"/>
+                <w:rtl/>
+              </w:rPr>
+              <w:t>ی</w:t>
+            </w:r>
+            <w:r>
+              <w:rPr>
+                <w:rStyle w:val="Hyperlink"/>
+                <w:rtl/>
+              </w:rPr>
+              <w:t xml:space="preserve"> مرتبط</w:t>
+            </w:r>
+            <w:r>
+              <w:rPr>
+                <w:webHidden/>
+              </w:rPr>
+              <w:tab/>
+            </w:r>
+            <w:r>
+              <w:rPr>
+                <w:webHidden/>
+              </w:rPr>
+              <w:fldChar w:fldCharType="begin"/>
+            </w:r>
+            <w:r>
+              <w:rPr>
+                <w:webHidden/>
+              </w:rPr>
+              <w:instrText xml:space="preserve"> PAGEREF _Toc239039656 \h </w:instrText>
+            </w:r>
+            <w:r>
+              <w:rPr>
+                <w:webHidden/>
+              </w:rPr>
+            </w:r>
+            <w:r>
+              <w:rPr>
+                <w:webHidden/>
+              </w:rPr>
+              <w:fldChar w:fldCharType="separate"/>
+            </w:r>
+            <w:r>
+              <w:rPr>
+                <w:webHidden/>
+                <w:rtl/>
+                <w:lang w:bidi="ar-SA"/>
+              </w:rPr>
+              <w:t>6</w:t>
+            </w:r>
+            <w:r>
+              <w:rPr>
+                <w:webHidden/>
+              </w:rPr>
+              <w:fldChar w:fldCharType="end"/>
+            </w:r>
+          </w:hyperlink>
+        </w:p>
+        <w:p>
+          <w:pPr>
+            <w:pStyle w:val="TOC20"/>
+            <w:rPr>
+              <w:rFonts w:asciiTheme="minorHAnsi" w:eastAsiaTheme="minorEastAsia" w:hAnsiTheme="minorHAnsi" w:cs="B Nazanin"/>
+              <w:noProof/>
+              <w:sz w:val="22"/>
+              <w:szCs w:val="22"/>
+            </w:rPr>
+          </w:pPr>
+          <w:hyperlink w:anchor="_Toc239039657" w:history="1">
             <w:r>
               <w:rPr>
                 <w:rStyle w:val="Hyperlink"/>
@@ -3790,7 +3964,124 @@
                 <w:noProof/>
                 <w:rtl/>
               </w:rPr>
-              <w:t>فصل دوم: مفاه</w:t>
+              <w:t>2-1</w:t>
+            </w:r>
+            <w:r>
+              <w:rPr>
+                <w:rFonts w:asciiTheme="minorHAnsi" w:eastAsiaTheme="minorEastAsia" w:hAnsiTheme="minorHAnsi" w:cs="B Nazanin"/>
+                <w:noProof/>
+                <w:sz w:val="22"/>
+                <w:szCs w:val="22"/>
+              </w:rPr>
+              <w:tab/>
+            </w:r>
+            <w:r>
+              <w:rPr>
+                <w:rStyle w:val="Hyperlink"/>
+                <w:rFonts w:eastAsiaTheme="majorEastAsia" w:cs="B Nazanin"/>
+                <w:noProof/>
+                <w:rtl/>
+              </w:rPr>
+              <w:t>مقدمه</w:t>
+            </w:r>
+            <w:r>
+              <w:rPr>
+                <w:rFonts w:cs="B Nazanin"/>
+                <w:noProof/>
+                <w:webHidden/>
+              </w:rPr>
+              <w:tab/>
+            </w:r>
+            <w:r>
+              <w:rPr>
+                <w:rFonts w:cs="B Nazanin"/>
+                <w:noProof/>
+                <w:webHidden/>
+              </w:rPr>
+              <w:fldChar w:fldCharType="begin"/>
+            </w:r>
+            <w:r>
+              <w:rPr>
+                <w:rFonts w:cs="B Nazanin"/>
+                <w:noProof/>
+                <w:webHidden/>
+              </w:rPr>
+              <w:instrText xml:space="preserve"> PAGEREF _Toc239039657 \h </w:instrText>
+            </w:r>
+            <w:r>
+              <w:rPr>
+                <w:rFonts w:cs="B Nazanin"/>
+                <w:noProof/>
+                <w:webHidden/>
+              </w:rPr>
+            </w:r>
+            <w:r>
+              <w:rPr>
+                <w:rFonts w:cs="B Nazanin"/>
+                <w:noProof/>
+                <w:webHidden/>
+              </w:rPr>
+              <w:fldChar w:fldCharType="separate"/>
+            </w:r>
+            <w:r>
+              <w:rPr>
+                <w:rFonts w:cs="B Nazanin"/>
+                <w:noProof/>
+                <w:webHidden/>
+                <w:rtl/>
+              </w:rPr>
+              <w:t>7</w:t>
+            </w:r>
+            <w:r>
+              <w:rPr>
+                <w:rFonts w:cs="B Nazanin"/>
+                <w:noProof/>
+                <w:webHidden/>
+              </w:rPr>
+              <w:fldChar w:fldCharType="end"/>
+            </w:r>
+          </w:hyperlink>
+        </w:p>
+        <w:p>
+          <w:pPr>
+            <w:pStyle w:val="TOC20"/>
+            <w:tabs>
+              <w:tab w:val="left" w:pos="4300"/>
+            </w:tabs>
+            <w:rPr>
+              <w:rFonts w:asciiTheme="minorHAnsi" w:eastAsiaTheme="minorEastAsia" w:hAnsiTheme="minorHAnsi" w:cs="B Nazanin"/>
+              <w:noProof/>
+              <w:sz w:val="22"/>
+              <w:szCs w:val="22"/>
+            </w:rPr>
+          </w:pPr>
+          <w:hyperlink w:anchor="_Toc239039658" w:history="1">
+            <w:r>
+              <w:rPr>
+                <w:rStyle w:val="Hyperlink"/>
+                <w:rFonts w:eastAsiaTheme="majorEastAsia" w:cs="B Nazanin"/>
+                <w:noProof/>
+                <w:rtl/>
+              </w:rPr>
+              <w:t>2-2</w:t>
+            </w:r>
+            <w:r>
+              <w:rPr>
+                <w:rFonts w:asciiTheme="minorHAnsi" w:eastAsiaTheme="minorEastAsia" w:hAnsiTheme="minorHAnsi" w:cs="B Nazanin"/>
+                <w:noProof/>
+                <w:sz w:val="22"/>
+                <w:szCs w:val="22"/>
+              </w:rPr>
+              <w:tab/>
+            </w:r>
+            <w:r>
+              <w:rPr>
+                <w:rStyle w:val="Hyperlink"/>
+                <w:rFonts w:eastAsiaTheme="majorEastAsia" w:cs="B Nazanin"/>
+                <w:noProof/>
+                <w:rtl/>
+              </w:rPr>
+              <w:t>تحل</w:t>
             </w:r>
             <w:r>
               <w:rPr>
@@ -3808,7 +4099,7 @@
                 <w:noProof/>
                 <w:rtl/>
               </w:rPr>
-              <w:t>م</w:t>
+              <w:t>ل</w:t>
             </w:r>
             <w:r>
               <w:rPr>
@@ -3817,7 +4108,7 @@
                 <w:noProof/>
                 <w:rtl/>
               </w:rPr>
-              <w:t xml:space="preserve"> پا</w:t>
+              <w:t xml:space="preserve"> نقاط قوت و ضعف منابع غ</w:t>
             </w:r>
             <w:r>
               <w:rPr>
@@ -3835,7 +4126,16 @@
                 <w:noProof/>
                 <w:rtl/>
               </w:rPr>
-              <w:t>ه</w:t>
+              <w:t>رپژوهش</w:t>
+            </w:r>
+            <w:r>
+              <w:rPr>
+                <w:rStyle w:val="Hyperlink"/>
+                <w:rFonts w:eastAsiaTheme="majorEastAsia" w:cs="B Nazanin" w:hint="cs"/>
+                <w:noProof/>
+                <w:rtl/>
+              </w:rPr>
+              <w:t>ی</w:t>
             </w:r>
             <w:r>
               <w:rPr>
@@ -3844,7 +4144,103 @@
                 <w:noProof/>
                 <w:rtl/>
               </w:rPr>
-              <w:t xml:space="preserve"> و کارها</w:t>
+              <w:t xml:space="preserve"> مشابه</w:t>
+            </w:r>
+            <w:r>
+              <w:rPr>
+                <w:rFonts w:cs="B Nazanin"/>
+                <w:noProof/>
+                <w:webHidden/>
+              </w:rPr>
+              <w:tab/>
+            </w:r>
+            <w:r>
+              <w:rPr>
+                <w:rFonts w:cs="B Nazanin"/>
+                <w:noProof/>
+                <w:webHidden/>
+              </w:rPr>
+              <w:fldChar w:fldCharType="begin"/>
+            </w:r>
+            <w:r>
+              <w:rPr>
+                <w:rFonts w:cs="B Nazanin"/>
+                <w:noProof/>
+                <w:webHidden/>
+              </w:rPr>
+              <w:instrText xml:space="preserve"> PAGEREF _Toc239039658 \h </w:instrText>
+            </w:r>
+            <w:r>
+              <w:rPr>
+                <w:rFonts w:cs="B Nazanin"/>
+                <w:noProof/>
+                <w:webHidden/>
+              </w:rPr>
+            </w:r>
+            <w:r>
+              <w:rPr>
+                <w:rFonts w:cs="B Nazanin"/>
+                <w:noProof/>
+                <w:webHidden/>
+              </w:rPr>
+              <w:fldChar w:fldCharType="separate"/>
+            </w:r>
+            <w:r>
+              <w:rPr>
+                <w:rFonts w:cs="B Nazanin"/>
+                <w:noProof/>
+                <w:webHidden/>
+                <w:rtl/>
+              </w:rPr>
+              <w:t>8</w:t>
+            </w:r>
+            <w:r>
+              <w:rPr>
+                <w:rFonts w:cs="B Nazanin"/>
+                <w:noProof/>
+                <w:webHidden/>
+              </w:rPr>
+              <w:fldChar w:fldCharType="end"/>
+            </w:r>
+          </w:hyperlink>
+        </w:p>
+        <w:p>
+          <w:pPr>
+            <w:pStyle w:val="TOC20"/>
+            <w:rPr>
+              <w:rFonts w:asciiTheme="minorHAnsi" w:eastAsiaTheme="minorEastAsia" w:hAnsiTheme="minorHAnsi" w:cs="B Nazanin"/>
+              <w:noProof/>
+              <w:sz w:val="22"/>
+              <w:szCs w:val="22"/>
+            </w:rPr>
+          </w:pPr>
+          <w:hyperlink w:anchor="_Toc239039659" w:history="1">
+            <w:r>
+              <w:rPr>
+                <w:rStyle w:val="Hyperlink"/>
+                <w:rFonts w:eastAsiaTheme="majorEastAsia" w:cs="B Nazanin"/>
+                <w:noProof/>
+                <w:rtl/>
+              </w:rPr>
+              <w:t>2-3</w:t>
+            </w:r>
+            <w:r>
+              <w:rPr>
+                <w:rFonts w:asciiTheme="minorHAnsi" w:eastAsiaTheme="minorEastAsia" w:hAnsiTheme="minorHAnsi" w:cs="B Nazanin"/>
+                <w:noProof/>
+                <w:sz w:val="22"/>
+                <w:szCs w:val="22"/>
+              </w:rPr>
+              <w:tab/>
+            </w:r>
+            <w:r>
+              <w:rPr>
+                <w:rStyle w:val="Hyperlink"/>
+                <w:rFonts w:eastAsiaTheme="majorEastAsia" w:cs="B Nazanin"/>
+                <w:noProof/>
+                <w:rtl/>
+              </w:rPr>
+              <w:t>جمعبند</w:t>
             </w:r>
             <w:r>
               <w:rPr>
@@ -3857,15 +4253,6 @@
             </w:r>
             <w:r>
               <w:rPr>
-                <w:rStyle w:val="Hyperlink"/>
-                <w:rFonts w:eastAsiaTheme="majorEastAsia" w:cs="B Nazanin"/>
-                <w:noProof/>
-                <w:rtl/>
-              </w:rPr>
-              <w:t xml:space="preserve"> مرتبط</w:t>
-            </w:r>
-            <w:r>
-              <w:rPr>
                 <w:rFonts w:cs="B Nazanin"/>
                 <w:noProof/>
                 <w:webHidden/>
@@ -3886,7 +4273,7 @@
                 <w:noProof/>
                 <w:webHidden/>
               </w:rPr>
-              <w:instrText xml:space="preserve"> PAGEREF _Toc239036266 \h </w:instrText>
+              <w:instrText xml:space="preserve"> PAGEREF _Toc239039659 \h </w:instrText>
             </w:r>
             <w:r>
               <w:rPr>
@@ -3909,361 +4296,12 @@
                 <w:noProof/>
                 <w:webHidden/>
                 <w:rtl/>
-                <w:lang w:bidi="ar-SA"/>
-              </w:rPr>
-              <w:t>6</w:t>
+              </w:rPr>
+              <w:t>9</w:t>
             </w:r>
             <w:r>
               <w:rPr>
                 <w:rFonts w:cs="B Nazanin"/>
-                <w:noProof/>
-                <w:webHidden/>
-              </w:rPr>
-              <w:fldChar w:fldCharType="end"/>
-            </w:r>
-          </w:hyperlink>
-        </w:p>
-        <w:p>
-          <w:pPr>
-            <w:pStyle w:val="TOC2"/>
-            <w:rPr>
-              <w:rFonts w:asciiTheme="minorHAnsi" w:eastAsiaTheme="minorEastAsia" w:hAnsiTheme="minorHAnsi"/>
-              <w:noProof/>
-              <w:sz w:val="22"/>
-              <w:szCs w:val="22"/>
-              <w:lang w:bidi="ar-SA"/>
-            </w:rPr>
-          </w:pPr>
-          <w:hyperlink w:anchor="_Toc239036267" w:history="1">
-            <w:r>
-              <w:rPr>
-                <w:rStyle w:val="Hyperlink"/>
-                <w:rFonts w:eastAsiaTheme="majorEastAsia" w:cs="B Nazanin"/>
-                <w:noProof/>
-                <w:rtl/>
-              </w:rPr>
-              <w:t>2-1</w:t>
-            </w:r>
-            <w:r>
-              <w:rPr>
-                <w:rFonts w:asciiTheme="minorHAnsi" w:eastAsiaTheme="minorEastAsia" w:hAnsiTheme="minorHAnsi"/>
-                <w:noProof/>
-                <w:sz w:val="22"/>
-                <w:szCs w:val="22"/>
-                <w:lang w:bidi="ar-SA"/>
-              </w:rPr>
-              <w:tab/>
-            </w:r>
-            <w:r>
-              <w:rPr>
-                <w:rStyle w:val="Hyperlink"/>
-                <w:rFonts w:eastAsiaTheme="majorEastAsia" w:cs="B Nazanin"/>
-                <w:noProof/>
-                <w:rtl/>
-              </w:rPr>
-              <w:t>مقدمه</w:t>
-            </w:r>
-            <w:r>
-              <w:rPr>
-                <w:noProof/>
-                <w:webHidden/>
-              </w:rPr>
-              <w:tab/>
-            </w:r>
-            <w:r>
-              <w:rPr>
-                <w:noProof/>
-                <w:webHidden/>
-              </w:rPr>
-              <w:fldChar w:fldCharType="begin"/>
-            </w:r>
-            <w:r>
-              <w:rPr>
-                <w:noProof/>
-                <w:webHidden/>
-              </w:rPr>
-              <w:instrText xml:space="preserve"> PAGEREF _Toc239036267 \h </w:instrText>
-            </w:r>
-            <w:r>
-              <w:rPr>
-                <w:noProof/>
-                <w:webHidden/>
-              </w:rPr>
-            </w:r>
-            <w:r>
-              <w:rPr>
-                <w:noProof/>
-                <w:webHidden/>
-              </w:rPr>
-              <w:fldChar w:fldCharType="separate"/>
-            </w:r>
-            <w:r>
-              <w:rPr>
-                <w:noProof/>
-                <w:webHidden/>
-                <w:rtl/>
-                <w:lang w:bidi="ar-SA"/>
-              </w:rPr>
-              <w:t>7</w:t>
-            </w:r>
-            <w:r>
-              <w:rPr>
-                <w:noProof/>
-                <w:webHidden/>
-              </w:rPr>
-              <w:fldChar w:fldCharType="end"/>
-            </w:r>
-          </w:hyperlink>
-        </w:p>
-        <w:p>
-          <w:pPr>
-            <w:pStyle w:val="TOC2"/>
-            <w:rPr>
-              <w:rFonts w:asciiTheme="minorHAnsi" w:eastAsiaTheme="minorEastAsia" w:hAnsiTheme="minorHAnsi"/>
-              <w:noProof/>
-              <w:sz w:val="22"/>
-              <w:szCs w:val="22"/>
-              <w:lang w:bidi="ar-SA"/>
-            </w:rPr>
-          </w:pPr>
-          <w:hyperlink w:anchor="_Toc239036268" w:history="1">
-            <w:r>
-              <w:rPr>
-                <w:rStyle w:val="Hyperlink"/>
-                <w:rFonts w:eastAsiaTheme="majorEastAsia" w:cs="B Nazanin"/>
-                <w:noProof/>
-                <w:rtl/>
-              </w:rPr>
-              <w:t>2-2</w:t>
-            </w:r>
-            <w:r>
-              <w:rPr>
-                <w:rFonts w:asciiTheme="minorHAnsi" w:eastAsiaTheme="minorEastAsia" w:hAnsiTheme="minorHAnsi"/>
-                <w:noProof/>
-                <w:sz w:val="22"/>
-                <w:szCs w:val="22"/>
-                <w:lang w:bidi="ar-SA"/>
-              </w:rPr>
-              <w:tab/>
-            </w:r>
-            <w:r>
-              <w:rPr>
-                <w:rStyle w:val="Hyperlink"/>
-                <w:rFonts w:eastAsiaTheme="majorEastAsia" w:cs="B Nazanin"/>
-                <w:noProof/>
-                <w:rtl/>
-              </w:rPr>
-              <w:t>تحل</w:t>
-            </w:r>
-            <w:r>
-              <w:rPr>
-                <w:rStyle w:val="Hyperlink"/>
-                <w:rFonts w:eastAsiaTheme="majorEastAsia" w:cs="B Nazanin" w:hint="cs"/>
-                <w:noProof/>
-                <w:rtl/>
-              </w:rPr>
-              <w:t>ی</w:t>
-            </w:r>
-            <w:r>
-              <w:rPr>
-                <w:rStyle w:val="Hyperlink"/>
-                <w:rFonts w:eastAsiaTheme="majorEastAsia" w:cs="B Nazanin" w:hint="eastAsia"/>
-                <w:noProof/>
-                <w:rtl/>
-              </w:rPr>
-              <w:t>ل</w:t>
-            </w:r>
-            <w:r>
-              <w:rPr>
-                <w:rStyle w:val="Hyperlink"/>
-                <w:rFonts w:eastAsiaTheme="majorEastAsia" w:cs="B Nazanin"/>
-                <w:noProof/>
-                <w:rtl/>
-              </w:rPr>
-              <w:t xml:space="preserve"> نقاط قوت و ضعف منابع غ</w:t>
-            </w:r>
-            <w:r>
-              <w:rPr>
-                <w:rStyle w:val="Hyperlink"/>
-                <w:rFonts w:eastAsiaTheme="majorEastAsia" w:cs="B Nazanin" w:hint="cs"/>
-                <w:noProof/>
-                <w:rtl/>
-              </w:rPr>
-              <w:t>ی</w:t>
-            </w:r>
-            <w:r>
-              <w:rPr>
-                <w:rStyle w:val="Hyperlink"/>
-                <w:rFonts w:eastAsiaTheme="majorEastAsia" w:cs="B Nazanin" w:hint="eastAsia"/>
-                <w:noProof/>
-                <w:rtl/>
-              </w:rPr>
-              <w:t>رپژوهش</w:t>
-            </w:r>
-            <w:r>
-              <w:rPr>
-                <w:rStyle w:val="Hyperlink"/>
-                <w:rFonts w:eastAsiaTheme="majorEastAsia" w:cs="B Nazanin" w:hint="cs"/>
-                <w:noProof/>
-                <w:rtl/>
-              </w:rPr>
-              <w:t>ی</w:t>
-            </w:r>
-            <w:r>
-              <w:rPr>
-                <w:rStyle w:val="Hyperlink"/>
-                <w:rFonts w:eastAsiaTheme="majorEastAsia" w:cs="B Nazanin"/>
-                <w:noProof/>
-                <w:rtl/>
-              </w:rPr>
-              <w:t xml:space="preserve"> مشابه</w:t>
-            </w:r>
-            <w:r>
-              <w:rPr>
-                <w:noProof/>
-                <w:webHidden/>
-              </w:rPr>
-              <w:tab/>
-            </w:r>
-            <w:r>
-              <w:rPr>
-                <w:noProof/>
-                <w:webHidden/>
-              </w:rPr>
-              <w:fldChar w:fldCharType="begin"/>
-            </w:r>
-            <w:r>
-              <w:rPr>
-                <w:noProof/>
-                <w:webHidden/>
-              </w:rPr>
-              <w:instrText xml:space="preserve"> PAGEREF _Toc239036268 \h </w:instrText>
-            </w:r>
-            <w:r>
-              <w:rPr>
-                <w:noProof/>
-                <w:webHidden/>
-              </w:rPr>
-            </w:r>
-            <w:r>
-              <w:rPr>
-                <w:noProof/>
-                <w:webHidden/>
-              </w:rPr>
-              <w:fldChar w:fldCharType="separate"/>
-            </w:r>
-            <w:r>
-              <w:rPr>
-                <w:noProof/>
-                <w:webHidden/>
-                <w:rtl/>
-                <w:lang w:bidi="ar-SA"/>
-              </w:rPr>
-              <w:t>8</w:t>
-            </w:r>
-            <w:r>
-              <w:rPr>
-                <w:noProof/>
-                <w:webHidden/>
-              </w:rPr>
-              <w:fldChar w:fldCharType="end"/>
-            </w:r>
-          </w:hyperlink>
-        </w:p>
-        <w:p>
-          <w:pPr>
-            <w:pStyle w:val="TOC2"/>
-            <w:rPr>
-              <w:rFonts w:asciiTheme="minorHAnsi" w:eastAsiaTheme="minorEastAsia" w:hAnsiTheme="minorHAnsi"/>
-              <w:noProof/>
-              <w:sz w:val="22"/>
-              <w:szCs w:val="22"/>
-              <w:lang w:bidi="ar-SA"/>
-            </w:rPr>
-          </w:pPr>
-          <w:hyperlink w:anchor="_Toc239036269" w:history="1">
-            <w:r>
-              <w:rPr>
-                <w:rStyle w:val="Hyperlink"/>
-                <w:rFonts w:eastAsiaTheme="majorEastAsia" w:cs="B Nazanin"/>
-                <w:noProof/>
-                <w:rtl/>
-              </w:rPr>
-              <w:t>2-3</w:t>
-            </w:r>
-            <w:r>
-              <w:rPr>
-                <w:rFonts w:asciiTheme="minorHAnsi" w:eastAsiaTheme="minorEastAsia" w:hAnsiTheme="minorHAnsi"/>
-                <w:noProof/>
-                <w:sz w:val="22"/>
-                <w:szCs w:val="22"/>
-                <w:lang w:bidi="ar-SA"/>
-              </w:rPr>
-              <w:tab/>
-            </w:r>
-            <w:r>
-              <w:rPr>
-                <w:rStyle w:val="Hyperlink"/>
-                <w:rFonts w:eastAsiaTheme="majorEastAsia" w:cs="B Nazanin"/>
-                <w:noProof/>
-                <w:rtl/>
-              </w:rPr>
-              <w:t>جمعبند</w:t>
-            </w:r>
-            <w:r>
-              <w:rPr>
-                <w:rStyle w:val="Hyperlink"/>
-                <w:rFonts w:eastAsiaTheme="majorEastAsia" w:cs="B Nazanin" w:hint="cs"/>
-                <w:noProof/>
-                <w:rtl/>
-              </w:rPr>
-              <w:t>ی</w:t>
-            </w:r>
-            <w:r>
-              <w:rPr>
-                <w:noProof/>
-                <w:webHidden/>
-              </w:rPr>
-              <w:tab/>
-            </w:r>
-            <w:r>
-              <w:rPr>
-                <w:noProof/>
-                <w:webHidden/>
-              </w:rPr>
-              <w:fldChar w:fldCharType="begin"/>
-            </w:r>
-            <w:r>
-              <w:rPr>
-                <w:noProof/>
-                <w:webHidden/>
-              </w:rPr>
-              <w:instrText xml:space="preserve"> PAGEREF _Toc239036269 \h </w:instrText>
-            </w:r>
-            <w:r>
-              <w:rPr>
-                <w:noProof/>
-                <w:webHidden/>
-              </w:rPr>
-            </w:r>
-            <w:r>
-              <w:rPr>
-                <w:noProof/>
-                <w:webHidden/>
-              </w:rPr>
-              <w:fldChar w:fldCharType="separate"/>
-            </w:r>
-            <w:r>
-              <w:rPr>
-                <w:noProof/>
-                <w:webHidden/>
-                <w:rtl/>
-                <w:lang w:bidi="ar-SA"/>
-              </w:rPr>
-              <w:t>9</w:t>
-            </w:r>
-            <w:r>
-              <w:rPr>
                 <w:noProof/>
                 <w:webHidden/>
               </w:rPr>
@@ -4275,14 +4313,154 @@
           <w:pPr>
             <w:pStyle w:val="TOC1"/>
             <w:rPr>
-              <w:rFonts w:asciiTheme="minorHAnsi" w:eastAsiaTheme="minorEastAsia" w:hAnsiTheme="minorHAnsi" w:cs="B Nazanin"/>
-              <w:noProof/>
+              <w:rFonts w:asciiTheme="minorHAnsi" w:eastAsiaTheme="minorEastAsia" w:hAnsiTheme="minorHAnsi"/>
               <w:sz w:val="22"/>
               <w:szCs w:val="22"/>
               <w:lang w:bidi="ar-SA"/>
             </w:rPr>
           </w:pPr>
-          <w:hyperlink w:anchor="_Toc239036270" w:history="1">
+          <w:hyperlink w:anchor="_Toc239039660" w:history="1">
+            <w:r>
+              <w:rPr>
+                <w:rStyle w:val="Hyperlink"/>
+                <w:rtl/>
+              </w:rPr>
+              <w:t>فصل سوم: روش پ</w:t>
+            </w:r>
+            <w:r>
+              <w:rPr>
+                <w:rStyle w:val="Hyperlink"/>
+                <w:rFonts w:hint="cs"/>
+                <w:rtl/>
+              </w:rPr>
+              <w:t>ی</w:t>
+            </w:r>
+            <w:r>
+              <w:rPr>
+                <w:rStyle w:val="Hyperlink"/>
+                <w:rFonts w:hint="eastAsia"/>
+                <w:rtl/>
+              </w:rPr>
+              <w:t>شنهاد</w:t>
+            </w:r>
+            <w:r>
+              <w:rPr>
+                <w:rStyle w:val="Hyperlink"/>
+                <w:rFonts w:hint="cs"/>
+                <w:rtl/>
+              </w:rPr>
+              <w:t>ی</w:t>
+            </w:r>
+            <w:r>
+              <w:rPr>
+                <w:rStyle w:val="Hyperlink"/>
+                <w:rtl/>
+              </w:rPr>
+              <w:t xml:space="preserve"> و نت</w:t>
+            </w:r>
+            <w:r>
+              <w:rPr>
+                <w:rStyle w:val="Hyperlink"/>
+                <w:rFonts w:hint="cs"/>
+                <w:rtl/>
+              </w:rPr>
+              <w:t>ی</w:t>
+            </w:r>
+            <w:r>
+              <w:rPr>
+                <w:rStyle w:val="Hyperlink"/>
+                <w:rFonts w:hint="eastAsia"/>
+                <w:rtl/>
+              </w:rPr>
+              <w:t>جه</w:t>
+            </w:r>
+            <w:r>
+              <w:rPr>
+                <w:rStyle w:val="Hyperlink"/>
+                <w:rtl/>
+              </w:rPr>
+              <w:t>گ</w:t>
+            </w:r>
+            <w:r>
+              <w:rPr>
+                <w:rStyle w:val="Hyperlink"/>
+                <w:rFonts w:hint="cs"/>
+                <w:rtl/>
+              </w:rPr>
+              <w:t>ی</w:t>
+            </w:r>
+            <w:r>
+              <w:rPr>
+                <w:rStyle w:val="Hyperlink"/>
+                <w:rFonts w:hint="eastAsia"/>
+                <w:rtl/>
+              </w:rPr>
+              <w:t>ر</w:t>
+            </w:r>
+            <w:r>
+              <w:rPr>
+                <w:rStyle w:val="Hyperlink"/>
+                <w:rFonts w:hint="cs"/>
+                <w:rtl/>
+              </w:rPr>
+              <w:t>ی</w:t>
+            </w:r>
+            <w:r>
+              <w:rPr>
+                <w:webHidden/>
+              </w:rPr>
+              <w:tab/>
+            </w:r>
+            <w:r>
+              <w:rPr>
+                <w:webHidden/>
+              </w:rPr>
+              <w:fldChar w:fldCharType="begin"/>
+            </w:r>
+            <w:r>
+              <w:rPr>
+                <w:webHidden/>
+              </w:rPr>
+              <w:instrText xml:space="preserve"> PAGEREF _Toc239039660 \h </w:instrText>
+            </w:r>
+            <w:r>
+              <w:rPr>
+                <w:webHidden/>
+              </w:rPr>
+            </w:r>
+            <w:r>
+              <w:rPr>
+                <w:webHidden/>
+              </w:rPr>
+              <w:fldChar w:fldCharType="separate"/>
+            </w:r>
+            <w:r>
+              <w:rPr>
+                <w:webHidden/>
+                <w:rtl/>
+                <w:lang w:bidi="ar-SA"/>
+              </w:rPr>
+              <w:t>10</w:t>
+            </w:r>
+            <w:r>
+              <w:rPr>
+                <w:webHidden/>
+              </w:rPr>
+              <w:fldChar w:fldCharType="end"/>
+            </w:r>
+          </w:hyperlink>
+        </w:p>
+        <w:p>
+          <w:pPr>
+            <w:pStyle w:val="TOC20"/>
+            <w:rPr>
+              <w:rFonts w:asciiTheme="minorHAnsi" w:eastAsiaTheme="minorEastAsia" w:hAnsiTheme="minorHAnsi" w:cs="B Nazanin"/>
+              <w:noProof/>
+              <w:sz w:val="22"/>
+              <w:szCs w:val="22"/>
+            </w:rPr>
+          </w:pPr>
+          <w:hyperlink w:anchor="_Toc239039661" w:history="1">
             <w:r>
               <w:rPr>
                 <w:rStyle w:val="Hyperlink"/>
@@ -4290,7 +4468,124 @@
                 <w:noProof/>
                 <w:rtl/>
               </w:rPr>
-              <w:t>فصل سوم: روش پ</w:t>
+              <w:t>3-1</w:t>
+            </w:r>
+            <w:r>
+              <w:rPr>
+                <w:rFonts w:asciiTheme="minorHAnsi" w:eastAsiaTheme="minorEastAsia" w:hAnsiTheme="minorHAnsi" w:cs="B Nazanin"/>
+                <w:noProof/>
+                <w:sz w:val="22"/>
+                <w:szCs w:val="22"/>
+              </w:rPr>
+              <w:tab/>
+            </w:r>
+            <w:r>
+              <w:rPr>
+                <w:rStyle w:val="Hyperlink"/>
+                <w:rFonts w:eastAsiaTheme="majorEastAsia" w:cs="B Nazanin"/>
+                <w:noProof/>
+                <w:rtl/>
+              </w:rPr>
+              <w:t>مقدمه</w:t>
+            </w:r>
+            <w:r>
+              <w:rPr>
+                <w:rFonts w:cs="B Nazanin"/>
+                <w:noProof/>
+                <w:webHidden/>
+              </w:rPr>
+              <w:tab/>
+            </w:r>
+            <w:r>
+              <w:rPr>
+                <w:rFonts w:cs="B Nazanin"/>
+                <w:noProof/>
+                <w:webHidden/>
+              </w:rPr>
+              <w:fldChar w:fldCharType="begin"/>
+            </w:r>
+            <w:r>
+              <w:rPr>
+                <w:rFonts w:cs="B Nazanin"/>
+                <w:noProof/>
+                <w:webHidden/>
+              </w:rPr>
+              <w:instrText xml:space="preserve"> PAGEREF _Toc239039661 \h </w:instrText>
+            </w:r>
+            <w:r>
+              <w:rPr>
+                <w:rFonts w:cs="B Nazanin"/>
+                <w:noProof/>
+                <w:webHidden/>
+              </w:rPr>
+            </w:r>
+            <w:r>
+              <w:rPr>
+                <w:rFonts w:cs="B Nazanin"/>
+                <w:noProof/>
+                <w:webHidden/>
+              </w:rPr>
+              <w:fldChar w:fldCharType="separate"/>
+            </w:r>
+            <w:r>
+              <w:rPr>
+                <w:rFonts w:cs="B Nazanin"/>
+                <w:noProof/>
+                <w:webHidden/>
+                <w:rtl/>
+              </w:rPr>
+              <w:t>11</w:t>
+            </w:r>
+            <w:r>
+              <w:rPr>
+                <w:rFonts w:cs="B Nazanin"/>
+                <w:noProof/>
+                <w:webHidden/>
+              </w:rPr>
+              <w:fldChar w:fldCharType="end"/>
+            </w:r>
+          </w:hyperlink>
+        </w:p>
+        <w:p>
+          <w:pPr>
+            <w:pStyle w:val="TOC20"/>
+            <w:tabs>
+              <w:tab w:val="left" w:pos="2226"/>
+            </w:tabs>
+            <w:rPr>
+              <w:rFonts w:asciiTheme="minorHAnsi" w:eastAsiaTheme="minorEastAsia" w:hAnsiTheme="minorHAnsi" w:cs="B Nazanin"/>
+              <w:noProof/>
+              <w:sz w:val="22"/>
+              <w:szCs w:val="22"/>
+            </w:rPr>
+          </w:pPr>
+          <w:hyperlink w:anchor="_Toc239039662" w:history="1">
+            <w:r>
+              <w:rPr>
+                <w:rStyle w:val="Hyperlink"/>
+                <w:rFonts w:eastAsiaTheme="majorEastAsia" w:cs="B Nazanin"/>
+                <w:noProof/>
+                <w:rtl/>
+              </w:rPr>
+              <w:t>3-2</w:t>
+            </w:r>
+            <w:r>
+              <w:rPr>
+                <w:rFonts w:asciiTheme="minorHAnsi" w:eastAsiaTheme="minorEastAsia" w:hAnsiTheme="minorHAnsi" w:cs="B Nazanin"/>
+                <w:noProof/>
+                <w:sz w:val="22"/>
+                <w:szCs w:val="22"/>
+              </w:rPr>
+              <w:tab/>
+            </w:r>
+            <w:r>
+              <w:rPr>
+                <w:rStyle w:val="Hyperlink"/>
+                <w:rFonts w:eastAsiaTheme="majorEastAsia" w:cs="B Nazanin"/>
+                <w:noProof/>
+                <w:rtl/>
+              </w:rPr>
+              <w:t>ساختار روش پ</w:t>
             </w:r>
             <w:r>
               <w:rPr>
@@ -4321,12 +4616,102 @@
             </w:r>
             <w:r>
               <w:rPr>
+                <w:rFonts w:cs="B Nazanin"/>
+                <w:noProof/>
+                <w:webHidden/>
+              </w:rPr>
+              <w:tab/>
+            </w:r>
+            <w:r>
+              <w:rPr>
+                <w:rFonts w:cs="B Nazanin"/>
+                <w:noProof/>
+                <w:webHidden/>
+              </w:rPr>
+              <w:fldChar w:fldCharType="begin"/>
+            </w:r>
+            <w:r>
+              <w:rPr>
+                <w:rFonts w:cs="B Nazanin"/>
+                <w:noProof/>
+                <w:webHidden/>
+              </w:rPr>
+              <w:instrText xml:space="preserve"> PAGEREF _Toc239039662 \h </w:instrText>
+            </w:r>
+            <w:r>
+              <w:rPr>
+                <w:rFonts w:cs="B Nazanin"/>
+                <w:noProof/>
+                <w:webHidden/>
+              </w:rPr>
+            </w:r>
+            <w:r>
+              <w:rPr>
+                <w:rFonts w:cs="B Nazanin"/>
+                <w:noProof/>
+                <w:webHidden/>
+              </w:rPr>
+              <w:fldChar w:fldCharType="separate"/>
+            </w:r>
+            <w:r>
+              <w:rPr>
+                <w:rFonts w:cs="B Nazanin"/>
+                <w:noProof/>
+                <w:webHidden/>
+                <w:rtl/>
+              </w:rPr>
+              <w:t>11</w:t>
+            </w:r>
+            <w:r>
+              <w:rPr>
+                <w:rFonts w:cs="B Nazanin"/>
+                <w:noProof/>
+                <w:webHidden/>
+              </w:rPr>
+              <w:fldChar w:fldCharType="end"/>
+            </w:r>
+          </w:hyperlink>
+        </w:p>
+        <w:p>
+          <w:pPr>
+            <w:pStyle w:val="TOC20"/>
+            <w:tabs>
+              <w:tab w:val="left" w:pos="2499"/>
+            </w:tabs>
+            <w:rPr>
+              <w:rFonts w:asciiTheme="minorHAnsi" w:eastAsiaTheme="minorEastAsia" w:hAnsiTheme="minorHAnsi" w:cs="B Nazanin"/>
+              <w:noProof/>
+              <w:sz w:val="22"/>
+              <w:szCs w:val="22"/>
+            </w:rPr>
+          </w:pPr>
+          <w:hyperlink w:anchor="_Toc239039663" w:history="1">
+            <w:r>
+              <w:rPr>
                 <w:rStyle w:val="Hyperlink"/>
                 <w:rFonts w:eastAsiaTheme="majorEastAsia" w:cs="B Nazanin"/>
                 <w:noProof/>
                 <w:rtl/>
               </w:rPr>
-              <w:t xml:space="preserve"> و نت</w:t>
+              <w:t>3-3</w:t>
+            </w:r>
+            <w:r>
+              <w:rPr>
+                <w:rFonts w:asciiTheme="minorHAnsi" w:eastAsiaTheme="minorEastAsia" w:hAnsiTheme="minorHAnsi" w:cs="B Nazanin"/>
+                <w:noProof/>
+                <w:sz w:val="22"/>
+                <w:szCs w:val="22"/>
+              </w:rPr>
+              <w:tab/>
+            </w:r>
+            <w:r>
+              <w:rPr>
+                <w:rStyle w:val="Hyperlink"/>
+                <w:rFonts w:eastAsiaTheme="majorEastAsia" w:cs="B Nazanin"/>
+                <w:noProof/>
+                <w:rtl/>
+              </w:rPr>
+              <w:t>پ</w:t>
             </w:r>
             <w:r>
               <w:rPr>
@@ -4344,7 +4729,7 @@
                 <w:noProof/>
                 <w:rtl/>
               </w:rPr>
-              <w:t>جه</w:t>
+              <w:t>اده</w:t>
             </w:r>
             <w:r>
               <w:rPr>
@@ -4353,7 +4738,7 @@
                 <w:noProof/>
                 <w:rtl/>
               </w:rPr>
-              <w:t>گ</w:t>
+              <w:t>ساز</w:t>
             </w:r>
             <w:r>
               <w:rPr>
@@ -4367,11 +4752,11 @@
             <w:r>
               <w:rPr>
                 <w:rStyle w:val="Hyperlink"/>
-                <w:rFonts w:eastAsiaTheme="majorEastAsia" w:cs="B Nazanin" w:hint="eastAsia"/>
+                <w:rFonts w:eastAsiaTheme="majorEastAsia" w:cs="B Nazanin"/>
                 <w:noProof/>
                 <w:rtl/>
               </w:rPr>
-              <w:t>ر</w:t>
+              <w:t xml:space="preserve"> روش پ</w:t>
             </w:r>
             <w:r>
               <w:rPr>
@@ -4384,6 +4769,24 @@
             </w:r>
             <w:r>
               <w:rPr>
+                <w:rStyle w:val="Hyperlink"/>
+                <w:rFonts w:eastAsiaTheme="majorEastAsia" w:cs="B Nazanin" w:hint="eastAsia"/>
+                <w:noProof/>
+                <w:rtl/>
+              </w:rPr>
+              <w:t>شنهاد</w:t>
+            </w:r>
+            <w:r>
+              <w:rPr>
+                <w:rStyle w:val="Hyperlink"/>
+                <w:rFonts w:eastAsiaTheme="majorEastAsia" w:cs="B Nazanin" w:hint="cs"/>
+                <w:noProof/>
+                <w:rtl/>
+              </w:rPr>
+              <w:t>ی</w:t>
+            </w:r>
+            <w:r>
+              <w:rPr>
                 <w:rFonts w:cs="B Nazanin"/>
                 <w:noProof/>
                 <w:webHidden/>
@@ -4404,7 +4807,7 @@
                 <w:noProof/>
                 <w:webHidden/>
               </w:rPr>
-              <w:instrText xml:space="preserve"> PAGEREF _Toc239036270 \h </w:instrText>
+              <w:instrText xml:space="preserve"> PAGEREF _Toc239039663 \h </w:instrText>
             </w:r>
             <w:r>
               <w:rPr>
@@ -4427,9 +4830,8 @@
                 <w:noProof/>
                 <w:webHidden/>
                 <w:rtl/>
-                <w:lang w:bidi="ar-SA"/>
-              </w:rPr>
-              <w:t>10</w:t>
+              </w:rPr>
+              <w:t>12</w:t>
             </w:r>
             <w:r>
               <w:rPr>
@@ -4443,16 +4845,18 @@
         </w:p>
         <w:p>
           <w:pPr>
-            <w:pStyle w:val="TOC2"/>
+            <w:pStyle w:val="TOC20"/>
+            <w:tabs>
+              <w:tab w:val="left" w:pos="1680"/>
+            </w:tabs>
             <w:rPr>
-              <w:rFonts w:asciiTheme="minorHAnsi" w:eastAsiaTheme="minorEastAsia" w:hAnsiTheme="minorHAnsi"/>
+              <w:rFonts w:asciiTheme="minorHAnsi" w:eastAsiaTheme="minorEastAsia" w:hAnsiTheme="minorHAnsi" w:cs="B Nazanin"/>
               <w:noProof/>
               <w:sz w:val="22"/>
               <w:szCs w:val="22"/>
-              <w:lang w:bidi="ar-SA"/>
             </w:rPr>
           </w:pPr>
-          <w:hyperlink w:anchor="_Toc239036271" w:history="1">
+          <w:hyperlink w:anchor="_Toc239039664" w:history="1">
             <w:r>
               <w:rPr>
                 <w:rStyle w:val="Hyperlink"/>
@@ -4460,15 +4864,14 @@
                 <w:noProof/>
                 <w:rtl/>
               </w:rPr>
-              <w:t>3-1</w:t>
-            </w:r>
-            <w:r>
-              <w:rPr>
-                <w:rFonts w:asciiTheme="minorHAnsi" w:eastAsiaTheme="minorEastAsia" w:hAnsiTheme="minorHAnsi"/>
+              <w:t>3-4</w:t>
+            </w:r>
+            <w:r>
+              <w:rPr>
+                <w:rFonts w:asciiTheme="minorHAnsi" w:eastAsiaTheme="minorEastAsia" w:hAnsiTheme="minorHAnsi" w:cs="B Nazanin"/>
                 <w:noProof/>
                 <w:sz w:val="22"/>
                 <w:szCs w:val="22"/>
-                <w:lang w:bidi="ar-SA"/>
               </w:rPr>
               <w:tab/>
             </w:r>
@@ -4479,99 +4882,7 @@
                 <w:noProof/>
                 <w:rtl/>
               </w:rPr>
-              <w:t>مقدمه</w:t>
-            </w:r>
-            <w:r>
-              <w:rPr>
-                <w:noProof/>
-                <w:webHidden/>
-              </w:rPr>
-              <w:tab/>
-            </w:r>
-            <w:r>
-              <w:rPr>
-                <w:noProof/>
-                <w:webHidden/>
-              </w:rPr>
-              <w:fldChar w:fldCharType="begin"/>
-            </w:r>
-            <w:r>
-              <w:rPr>
-                <w:noProof/>
-                <w:webHidden/>
-              </w:rPr>
-              <w:instrText xml:space="preserve"> PAGEREF _Toc239036271 \h </w:instrText>
-            </w:r>
-            <w:r>
-              <w:rPr>
-                <w:noProof/>
-                <w:webHidden/>
-              </w:rPr>
-            </w:r>
-            <w:r>
-              <w:rPr>
-                <w:noProof/>
-                <w:webHidden/>
-              </w:rPr>
-              <w:fldChar w:fldCharType="separate"/>
-            </w:r>
-            <w:r>
-              <w:rPr>
-                <w:noProof/>
-                <w:webHidden/>
-                <w:rtl/>
-                <w:lang w:bidi="ar-SA"/>
-              </w:rPr>
-              <w:t>11</w:t>
-            </w:r>
-            <w:r>
-              <w:rPr>
-                <w:noProof/>
-                <w:webHidden/>
-              </w:rPr>
-              <w:fldChar w:fldCharType="end"/>
-            </w:r>
-          </w:hyperlink>
-        </w:p>
-        <w:p>
-          <w:pPr>
-            <w:pStyle w:val="TOC2"/>
-            <w:rPr>
-              <w:rFonts w:asciiTheme="minorHAnsi" w:eastAsiaTheme="minorEastAsia" w:hAnsiTheme="minorHAnsi"/>
-              <w:noProof/>
-              <w:sz w:val="22"/>
-              <w:szCs w:val="22"/>
-              <w:lang w:bidi="ar-SA"/>
-            </w:rPr>
-          </w:pPr>
-          <w:hyperlink w:anchor="_Toc239036272" w:history="1">
-            <w:r>
-              <w:rPr>
-                <w:rStyle w:val="Hyperlink"/>
-                <w:rFonts w:eastAsiaTheme="majorEastAsia" w:cs="B Nazanin"/>
-                <w:noProof/>
-                <w:rtl/>
-              </w:rPr>
-              <w:t>3-2</w:t>
-            </w:r>
-            <w:r>
-              <w:rPr>
-                <w:rFonts w:asciiTheme="minorHAnsi" w:eastAsiaTheme="minorEastAsia" w:hAnsiTheme="minorHAnsi"/>
-                <w:noProof/>
-                <w:sz w:val="22"/>
-                <w:szCs w:val="22"/>
-                <w:lang w:bidi="ar-SA"/>
-              </w:rPr>
-              <w:tab/>
-            </w:r>
-            <w:r>
-              <w:rPr>
-                <w:rStyle w:val="Hyperlink"/>
-                <w:rFonts w:eastAsiaTheme="majorEastAsia" w:cs="B Nazanin"/>
-                <w:noProof/>
-                <w:rtl/>
-              </w:rPr>
-              <w:t>ساختار روش پ</w:t>
+              <w:t>روش ارز</w:t>
             </w:r>
             <w:r>
               <w:rPr>
@@ -4589,7 +4900,7 @@
                 <w:noProof/>
                 <w:rtl/>
               </w:rPr>
-              <w:t>شنهاد</w:t>
+              <w:t>اب</w:t>
             </w:r>
             <w:r>
               <w:rPr>
@@ -4602,6 +4913,7 @@
             </w:r>
             <w:r>
               <w:rPr>
+                <w:rFonts w:cs="B Nazanin"/>
                 <w:noProof/>
                 <w:webHidden/>
               </w:rPr>
@@ -4609,6 +4921,7 @@
             </w:r>
             <w:r>
               <w:rPr>
+                <w:rFonts w:cs="B Nazanin"/>
                 <w:noProof/>
                 <w:webHidden/>
               </w:rPr>
@@ -4616,19 +4929,22 @@
             </w:r>
             <w:r>
               <w:rPr>
+                <w:rFonts w:cs="B Nazanin"/>
                 <w:noProof/>
                 <w:webHidden/>
               </w:rPr>
-              <w:instrText xml:space="preserve"> PAGEREF _Toc239036272 \h </w:instrText>
-            </w:r>
-            <w:r>
-              <w:rPr>
+              <w:instrText xml:space="preserve"> PAGEREF _Toc239039664 \h </w:instrText>
+            </w:r>
+            <w:r>
+              <w:rPr>
+                <w:rFonts w:cs="B Nazanin"/>
                 <w:noProof/>
                 <w:webHidden/>
               </w:rPr>
             </w:r>
             <w:r>
               <w:rPr>
+                <w:rFonts w:cs="B Nazanin"/>
                 <w:noProof/>
                 <w:webHidden/>
               </w:rPr>
@@ -4636,298 +4952,16 @@
             </w:r>
             <w:r>
               <w:rPr>
+                <w:rFonts w:cs="B Nazanin"/>
                 <w:noProof/>
                 <w:webHidden/>
                 <w:rtl/>
-                <w:lang w:bidi="ar-SA"/>
-              </w:rPr>
-              <w:t>11</w:t>
-            </w:r>
-            <w:r>
-              <w:rPr>
-                <w:noProof/>
-                <w:webHidden/>
-              </w:rPr>
-              <w:fldChar w:fldCharType="end"/>
-            </w:r>
-          </w:hyperlink>
-        </w:p>
-        <w:p>
-          <w:pPr>
-            <w:pStyle w:val="TOC2"/>
-            <w:rPr>
-              <w:rFonts w:asciiTheme="minorHAnsi" w:eastAsiaTheme="minorEastAsia" w:hAnsiTheme="minorHAnsi"/>
-              <w:noProof/>
-              <w:sz w:val="22"/>
-              <w:szCs w:val="22"/>
-              <w:lang w:bidi="ar-SA"/>
-            </w:rPr>
-          </w:pPr>
-          <w:hyperlink w:anchor="_Toc239036273" w:history="1">
-            <w:r>
-              <w:rPr>
-                <w:rStyle w:val="Hyperlink"/>
-                <w:rFonts w:eastAsiaTheme="majorEastAsia" w:cs="B Nazanin"/>
-                <w:noProof/>
-                <w:rtl/>
-              </w:rPr>
-              <w:t>3-3</w:t>
-            </w:r>
-            <w:r>
-              <w:rPr>
-                <w:rFonts w:asciiTheme="minorHAnsi" w:eastAsiaTheme="minorEastAsia" w:hAnsiTheme="minorHAnsi"/>
-                <w:noProof/>
-                <w:sz w:val="22"/>
-                <w:szCs w:val="22"/>
-                <w:lang w:bidi="ar-SA"/>
-              </w:rPr>
-              <w:tab/>
-            </w:r>
-            <w:r>
-              <w:rPr>
-                <w:rStyle w:val="Hyperlink"/>
-                <w:rFonts w:eastAsiaTheme="majorEastAsia" w:cs="B Nazanin"/>
-                <w:noProof/>
-                <w:rtl/>
-              </w:rPr>
-              <w:t>پ</w:t>
-            </w:r>
-            <w:r>
-              <w:rPr>
-                <w:rStyle w:val="Hyperlink"/>
-                <w:rFonts w:eastAsiaTheme="majorEastAsia" w:cs="B Nazanin" w:hint="cs"/>
-                <w:noProof/>
-                <w:rtl/>
-              </w:rPr>
-              <w:t>ی</w:t>
-            </w:r>
-            <w:r>
-              <w:rPr>
-                <w:rStyle w:val="Hyperlink"/>
-                <w:rFonts w:eastAsiaTheme="majorEastAsia" w:cs="B Nazanin" w:hint="eastAsia"/>
-                <w:noProof/>
-                <w:rtl/>
-              </w:rPr>
-              <w:t>اده</w:t>
-            </w:r>
-            <w:r>
-              <w:rPr>
-                <w:rStyle w:val="Hyperlink"/>
-                <w:rFonts w:eastAsiaTheme="majorEastAsia" w:cs="B Nazanin"/>
-                <w:noProof/>
-                <w:rtl/>
-              </w:rPr>
-              <w:t>ساز</w:t>
-            </w:r>
-            <w:r>
-              <w:rPr>
-                <w:rStyle w:val="Hyperlink"/>
-                <w:rFonts w:eastAsiaTheme="majorEastAsia" w:cs="B Nazanin" w:hint="cs"/>
-                <w:noProof/>
-                <w:rtl/>
-              </w:rPr>
-              <w:t>ی</w:t>
-            </w:r>
-            <w:r>
-              <w:rPr>
-                <w:rStyle w:val="Hyperlink"/>
-                <w:rFonts w:eastAsiaTheme="majorEastAsia" w:cs="B Nazanin"/>
-                <w:noProof/>
-                <w:rtl/>
-              </w:rPr>
-              <w:t xml:space="preserve"> روش پ</w:t>
-            </w:r>
-            <w:r>
-              <w:rPr>
-                <w:rStyle w:val="Hyperlink"/>
-                <w:rFonts w:eastAsiaTheme="majorEastAsia" w:cs="B Nazanin" w:hint="cs"/>
-                <w:noProof/>
-                <w:rtl/>
-              </w:rPr>
-              <w:t>ی</w:t>
-            </w:r>
-            <w:r>
-              <w:rPr>
-                <w:rStyle w:val="Hyperlink"/>
-                <w:rFonts w:eastAsiaTheme="majorEastAsia" w:cs="B Nazanin" w:hint="eastAsia"/>
-                <w:noProof/>
-                <w:rtl/>
-              </w:rPr>
-              <w:t>شنهاد</w:t>
-            </w:r>
-            <w:r>
-              <w:rPr>
-                <w:rStyle w:val="Hyperlink"/>
-                <w:rFonts w:eastAsiaTheme="majorEastAsia" w:cs="B Nazanin" w:hint="cs"/>
-                <w:noProof/>
-                <w:rtl/>
-              </w:rPr>
-              <w:t>ی</w:t>
-            </w:r>
-            <w:r>
-              <w:rPr>
-                <w:noProof/>
-                <w:webHidden/>
-              </w:rPr>
-              <w:tab/>
-            </w:r>
-            <w:r>
-              <w:rPr>
-                <w:noProof/>
-                <w:webHidden/>
-              </w:rPr>
-              <w:fldChar w:fldCharType="begin"/>
-            </w:r>
-            <w:r>
-              <w:rPr>
-                <w:noProof/>
-                <w:webHidden/>
-              </w:rPr>
-              <w:instrText xml:space="preserve"> PAGEREF _Toc239036273 \h </w:instrText>
-            </w:r>
-            <w:r>
-              <w:rPr>
-                <w:noProof/>
-                <w:webHidden/>
-              </w:rPr>
-            </w:r>
-            <w:r>
-              <w:rPr>
-                <w:noProof/>
-                <w:webHidden/>
-              </w:rPr>
-              <w:fldChar w:fldCharType="separate"/>
-            </w:r>
-            <w:r>
-              <w:rPr>
-                <w:noProof/>
-                <w:webHidden/>
-                <w:rtl/>
-                <w:lang w:bidi="ar-SA"/>
               </w:rPr>
               <w:t>12</w:t>
             </w:r>
             <w:r>
               <w:rPr>
-                <w:noProof/>
-                <w:webHidden/>
-              </w:rPr>
-              <w:fldChar w:fldCharType="end"/>
-            </w:r>
-          </w:hyperlink>
-        </w:p>
-        <w:p>
-          <w:pPr>
-            <w:pStyle w:val="TOC2"/>
-            <w:rPr>
-              <w:rFonts w:asciiTheme="minorHAnsi" w:eastAsiaTheme="minorEastAsia" w:hAnsiTheme="minorHAnsi"/>
-              <w:noProof/>
-              <w:sz w:val="22"/>
-              <w:szCs w:val="22"/>
-              <w:lang w:bidi="ar-SA"/>
-            </w:rPr>
-          </w:pPr>
-          <w:hyperlink w:anchor="_Toc239036274" w:history="1">
-            <w:r>
-              <w:rPr>
-                <w:rStyle w:val="Hyperlink"/>
-                <w:rFonts w:eastAsiaTheme="majorEastAsia" w:cs="B Nazanin"/>
-                <w:noProof/>
-                <w:rtl/>
-              </w:rPr>
-              <w:t>3-4</w:t>
-            </w:r>
-            <w:r>
-              <w:rPr>
-                <w:rFonts w:asciiTheme="minorHAnsi" w:eastAsiaTheme="minorEastAsia" w:hAnsiTheme="minorHAnsi"/>
-                <w:noProof/>
-                <w:sz w:val="22"/>
-                <w:szCs w:val="22"/>
-                <w:lang w:bidi="ar-SA"/>
-              </w:rPr>
-              <w:tab/>
-            </w:r>
-            <w:r>
-              <w:rPr>
-                <w:rStyle w:val="Hyperlink"/>
-                <w:rFonts w:eastAsiaTheme="majorEastAsia" w:cs="B Nazanin"/>
-                <w:noProof/>
-                <w:rtl/>
-              </w:rPr>
-              <w:t>روش ارز</w:t>
-            </w:r>
-            <w:r>
-              <w:rPr>
-                <w:rStyle w:val="Hyperlink"/>
-                <w:rFonts w:eastAsiaTheme="majorEastAsia" w:cs="B Nazanin" w:hint="cs"/>
-                <w:noProof/>
-                <w:rtl/>
-              </w:rPr>
-              <w:t>ی</w:t>
-            </w:r>
-            <w:r>
-              <w:rPr>
-                <w:rStyle w:val="Hyperlink"/>
-                <w:rFonts w:eastAsiaTheme="majorEastAsia" w:cs="B Nazanin" w:hint="eastAsia"/>
-                <w:noProof/>
-                <w:rtl/>
-              </w:rPr>
-              <w:t>اب</w:t>
-            </w:r>
-            <w:r>
-              <w:rPr>
-                <w:rStyle w:val="Hyperlink"/>
-                <w:rFonts w:eastAsiaTheme="majorEastAsia" w:cs="B Nazanin" w:hint="cs"/>
-                <w:noProof/>
-                <w:rtl/>
-              </w:rPr>
-              <w:t>ی</w:t>
-            </w:r>
-            <w:r>
-              <w:rPr>
-                <w:noProof/>
-                <w:webHidden/>
-              </w:rPr>
-              <w:tab/>
-            </w:r>
-            <w:r>
-              <w:rPr>
-                <w:noProof/>
-                <w:webHidden/>
-              </w:rPr>
-              <w:fldChar w:fldCharType="begin"/>
-            </w:r>
-            <w:r>
-              <w:rPr>
-                <w:noProof/>
-                <w:webHidden/>
-              </w:rPr>
-              <w:instrText xml:space="preserve"> PAGEREF _Toc239036274 \h </w:instrText>
-            </w:r>
-            <w:r>
-              <w:rPr>
-                <w:noProof/>
-                <w:webHidden/>
-              </w:rPr>
-            </w:r>
-            <w:r>
-              <w:rPr>
-                <w:noProof/>
-                <w:webHidden/>
-              </w:rPr>
-              <w:fldChar w:fldCharType="separate"/>
-            </w:r>
-            <w:r>
-              <w:rPr>
-                <w:noProof/>
-                <w:webHidden/>
-                <w:rtl/>
-                <w:lang w:bidi="ar-SA"/>
-              </w:rPr>
-              <w:t>12</w:t>
-            </w:r>
-            <w:r>
-              <w:rPr>
+                <w:rFonts w:cs="B Nazanin"/>
                 <w:noProof/>
                 <w:webHidden/>
               </w:rPr>
@@ -4946,10 +4980,9 @@
               <w:noProof/>
               <w:sz w:val="22"/>
               <w:szCs w:val="22"/>
-              <w:lang w:bidi="ar-SA"/>
             </w:rPr>
           </w:pPr>
-          <w:hyperlink w:anchor="_Toc239036275" w:history="1">
+          <w:hyperlink w:anchor="_Toc239039665" w:history="1">
             <w:r>
               <w:rPr>
                 <w:rStyle w:val="Hyperlink"/>
@@ -4964,7 +4997,6 @@
                 <w:noProof/>
                 <w:sz w:val="22"/>
                 <w:szCs w:val="22"/>
-                <w:lang w:bidi="ar-SA"/>
               </w:rPr>
               <w:tab/>
             </w:r>
@@ -4999,7 +5031,7 @@
                 <w:noProof/>
                 <w:webHidden/>
               </w:rPr>
-              <w:instrText xml:space="preserve"> PAGEREF _Toc239036275 \h </w:instrText>
+              <w:instrText xml:space="preserve"> PAGEREF _Toc239039665 \h </w:instrText>
             </w:r>
             <w:r>
               <w:rPr>
@@ -5022,7 +5054,6 @@
                 <w:noProof/>
                 <w:webHidden/>
                 <w:rtl/>
-                <w:lang w:bidi="ar-SA"/>
               </w:rPr>
               <w:t>14</w:t>
             </w:r>
@@ -5038,16 +5069,15 @@
         </w:p>
         <w:p>
           <w:pPr>
-            <w:pStyle w:val="TOC2"/>
+            <w:pStyle w:val="TOC20"/>
             <w:rPr>
-              <w:rFonts w:asciiTheme="minorHAnsi" w:eastAsiaTheme="minorEastAsia" w:hAnsiTheme="minorHAnsi"/>
+              <w:rFonts w:asciiTheme="minorHAnsi" w:eastAsiaTheme="minorEastAsia" w:hAnsiTheme="minorHAnsi" w:cs="B Nazanin"/>
               <w:noProof/>
               <w:sz w:val="22"/>
               <w:szCs w:val="22"/>
-              <w:lang w:bidi="ar-SA"/>
             </w:rPr>
           </w:pPr>
-          <w:hyperlink w:anchor="_Toc239036276" w:history="1">
+          <w:hyperlink w:anchor="_Toc239039666" w:history="1">
             <w:r>
               <w:rPr>
                 <w:rStyle w:val="Hyperlink"/>
@@ -5059,11 +5089,10 @@
             </w:r>
             <w:r>
               <w:rPr>
-                <w:rFonts w:asciiTheme="minorHAnsi" w:eastAsiaTheme="minorEastAsia" w:hAnsiTheme="minorHAnsi"/>
+                <w:rFonts w:asciiTheme="minorHAnsi" w:eastAsiaTheme="minorEastAsia" w:hAnsiTheme="minorHAnsi" w:cs="B Nazanin"/>
                 <w:noProof/>
                 <w:sz w:val="22"/>
                 <w:szCs w:val="22"/>
-                <w:lang w:bidi="ar-SA"/>
               </w:rPr>
               <w:tab/>
             </w:r>
@@ -5096,6 +5125,7 @@
             </w:r>
             <w:r>
               <w:rPr>
+                <w:rFonts w:cs="B Nazanin"/>
                 <w:noProof/>
                 <w:webHidden/>
               </w:rPr>
@@ -5103,6 +5133,7 @@
             </w:r>
             <w:r>
               <w:rPr>
+                <w:rFonts w:cs="B Nazanin"/>
                 <w:noProof/>
                 <w:webHidden/>
               </w:rPr>
@@ -5110,19 +5141,22 @@
             </w:r>
             <w:r>
               <w:rPr>
+                <w:rFonts w:cs="B Nazanin"/>
                 <w:noProof/>
                 <w:webHidden/>
               </w:rPr>
-              <w:instrText xml:space="preserve"> PAGEREF _Toc239036276 \h </w:instrText>
-            </w:r>
-            <w:r>
-              <w:rPr>
+              <w:instrText xml:space="preserve"> PAGEREF _Toc239039666 \h </w:instrText>
+            </w:r>
+            <w:r>
+              <w:rPr>
+                <w:rFonts w:cs="B Nazanin"/>
                 <w:noProof/>
                 <w:webHidden/>
               </w:rPr>
             </w:r>
             <w:r>
               <w:rPr>
+                <w:rFonts w:cs="B Nazanin"/>
                 <w:noProof/>
                 <w:webHidden/>
               </w:rPr>
@@ -5130,15 +5164,16 @@
             </w:r>
             <w:r>
               <w:rPr>
+                <w:rFonts w:cs="B Nazanin"/>
                 <w:noProof/>
                 <w:webHidden/>
                 <w:rtl/>
-                <w:lang w:bidi="ar-SA"/>
               </w:rPr>
               <w:t>14</w:t>
             </w:r>
             <w:r>
               <w:rPr>
+                <w:rFonts w:cs="B Nazanin"/>
                 <w:noProof/>
                 <w:webHidden/>
               </w:rPr>
@@ -5148,16 +5183,15 @@
         </w:p>
         <w:p>
           <w:pPr>
-            <w:pStyle w:val="TOC2"/>
+            <w:pStyle w:val="TOC20"/>
             <w:rPr>
-              <w:rFonts w:asciiTheme="minorHAnsi" w:eastAsiaTheme="minorEastAsia" w:hAnsiTheme="minorHAnsi"/>
+              <w:rFonts w:asciiTheme="minorHAnsi" w:eastAsiaTheme="minorEastAsia" w:hAnsiTheme="minorHAnsi" w:cs="B Nazanin"/>
               <w:noProof/>
               <w:sz w:val="22"/>
               <w:szCs w:val="22"/>
-              <w:lang w:bidi="ar-SA"/>
             </w:rPr>
           </w:pPr>
-          <w:hyperlink w:anchor="_Toc239036277" w:history="1">
+          <w:hyperlink w:anchor="_Toc239039667" w:history="1">
             <w:r>
               <w:rPr>
                 <w:rStyle w:val="Hyperlink"/>
@@ -5169,11 +5203,10 @@
             </w:r>
             <w:r>
               <w:rPr>
-                <w:rFonts w:asciiTheme="minorHAnsi" w:eastAsiaTheme="minorEastAsia" w:hAnsiTheme="minorHAnsi"/>
+                <w:rFonts w:asciiTheme="minorHAnsi" w:eastAsiaTheme="minorEastAsia" w:hAnsiTheme="minorHAnsi" w:cs="B Nazanin"/>
                 <w:noProof/>
                 <w:sz w:val="22"/>
                 <w:szCs w:val="22"/>
-                <w:lang w:bidi="ar-SA"/>
               </w:rPr>
               <w:tab/>
             </w:r>
@@ -5197,6 +5230,7 @@
             </w:r>
             <w:r>
               <w:rPr>
+                <w:rFonts w:cs="B Nazanin"/>
                 <w:noProof/>
                 <w:webHidden/>
               </w:rPr>
@@ -5204,6 +5238,7 @@
             </w:r>
             <w:r>
               <w:rPr>
+                <w:rFonts w:cs="B Nazanin"/>
                 <w:noProof/>
                 <w:webHidden/>
               </w:rPr>
@@ -5211,19 +5246,22 @@
             </w:r>
             <w:r>
               <w:rPr>
+                <w:rFonts w:cs="B Nazanin"/>
                 <w:noProof/>
                 <w:webHidden/>
               </w:rPr>
-              <w:instrText xml:space="preserve"> PAGEREF _Toc239036277 \h </w:instrText>
-            </w:r>
-            <w:r>
-              <w:rPr>
+              <w:instrText xml:space="preserve"> PAGEREF _Toc239039667 \h </w:instrText>
+            </w:r>
+            <w:r>
+              <w:rPr>
+                <w:rFonts w:cs="B Nazanin"/>
                 <w:noProof/>
                 <w:webHidden/>
               </w:rPr>
             </w:r>
             <w:r>
               <w:rPr>
+                <w:rFonts w:cs="B Nazanin"/>
                 <w:noProof/>
                 <w:webHidden/>
               </w:rPr>
@@ -5231,15 +5269,16 @@
             </w:r>
             <w:r>
               <w:rPr>
+                <w:rFonts w:cs="B Nazanin"/>
                 <w:noProof/>
                 <w:webHidden/>
                 <w:rtl/>
-                <w:lang w:bidi="ar-SA"/>
               </w:rPr>
               <w:t>14</w:t>
             </w:r>
             <w:r>
               <w:rPr>
+                <w:rFonts w:cs="B Nazanin"/>
                 <w:noProof/>
                 <w:webHidden/>
               </w:rPr>
@@ -5259,6 +5298,10 @@
           <w:r>
             <w:rPr>
               <w:rFonts w:cs="B Nazanin"/>
+              <w:b/>
+              <w:bCs/>
+              <w:noProof/>
+              <w:rtl/>
             </w:rPr>
             <w:fldChar w:fldCharType="end"/>
           </w:r>
@@ -6760,7 +6803,7 @@
           <w:rtl/>
         </w:rPr>
       </w:pPr>
-      <w:bookmarkStart w:id="0" w:name="_Toc239036256"/>
+      <w:bookmarkStart w:id="0" w:name="_Toc239039646"/>
       <w:r>
         <w:rPr>
           <w:rFonts w:hint="cs"/>
@@ -6939,7 +6982,7 @@
         </w:rPr>
       </w:pPr>
       <w:bookmarkStart w:id="1" w:name="_Toc91846615"/>
-      <w:bookmarkStart w:id="2" w:name="_Toc239036257"/>
+      <w:bookmarkStart w:id="2" w:name="_Toc239039647"/>
       <w:commentRangeStart w:id="3"/>
       <w:r>
         <w:rPr>
@@ -10045,7 +10088,7 @@
         </w:rPr>
       </w:pPr>
       <w:bookmarkStart w:id="5" w:name="_Toc91846616"/>
-      <w:bookmarkStart w:id="6" w:name="_Toc239036258"/>
+      <w:bookmarkStart w:id="6" w:name="_Toc239039648"/>
       <w:commentRangeStart w:id="7"/>
       <w:r>
         <w:rPr>
@@ -10583,7 +10626,7 @@
           <w:rtl/>
         </w:rPr>
       </w:pPr>
-      <w:bookmarkStart w:id="8" w:name="_Toc239036259"/>
+      <w:bookmarkStart w:id="8" w:name="_Toc239039649"/>
       <w:r>
         <w:rPr>
           <w:rtl/>
@@ -11144,7 +11187,7 @@
           <w:rtl/>
         </w:rPr>
       </w:pPr>
-      <w:bookmarkStart w:id="9" w:name="_Toc239036260"/>
+      <w:bookmarkStart w:id="9" w:name="_Toc239039650"/>
       <w:r>
         <w:rPr>
           <w:rtl/>
@@ -11691,7 +11734,7 @@
           <w:rtl/>
         </w:rPr>
       </w:pPr>
-      <w:bookmarkStart w:id="10" w:name="_Toc239036261"/>
+      <w:bookmarkStart w:id="10" w:name="_Toc239039651"/>
       <w:r>
         <w:rPr>
           <w:rtl/>
@@ -12241,7 +12284,7 @@
           <w:rtl/>
         </w:rPr>
       </w:pPr>
-      <w:bookmarkStart w:id="11" w:name="_Toc239036262"/>
+      <w:bookmarkStart w:id="11" w:name="_Toc239039652"/>
       <w:r>
         <w:rPr>
           <w:rtl/>
@@ -12965,7 +13008,7 @@
           <w:rtl/>
         </w:rPr>
       </w:pPr>
-      <w:bookmarkStart w:id="12" w:name="_Toc239036263"/>
+      <w:bookmarkStart w:id="12" w:name="_Toc239039653"/>
       <w:r>
         <w:rPr>
           <w:rtl/>
@@ -13450,7 +13493,7 @@
           <w:rtl/>
         </w:rPr>
       </w:pPr>
-      <w:bookmarkStart w:id="13" w:name="_Toc239036264"/>
+      <w:bookmarkStart w:id="13" w:name="_Toc239039654"/>
       <w:r>
         <w:rPr>
           <w:rFonts w:hint="cs"/>
@@ -13856,7 +13899,7 @@
           <w:rtl/>
         </w:rPr>
       </w:pPr>
-      <w:bookmarkStart w:id="14" w:name="_Toc239036265"/>
+      <w:bookmarkStart w:id="14" w:name="_Toc239039655"/>
       <w:r>
         <w:rPr>
           <w:rFonts w:hint="cs"/>
@@ -14124,7 +14167,7 @@
           <w:rtl/>
         </w:rPr>
       </w:pPr>
-      <w:bookmarkStart w:id="17" w:name="_Toc239036266"/>
+      <w:bookmarkStart w:id="17" w:name="_Toc239039656"/>
       <w:r>
         <w:rPr>
           <w:rFonts w:hint="cs"/>
@@ -14340,7 +14383,7 @@
           <w:rtl/>
         </w:rPr>
       </w:pPr>
-      <w:bookmarkStart w:id="18" w:name="_Toc239036267"/>
+      <w:bookmarkStart w:id="18" w:name="_Toc239039657"/>
       <w:r>
         <w:rPr>
           <w:rFonts w:hint="cs"/>
@@ -15882,7 +15925,7 @@
         </w:rPr>
         <w:t xml:space="preserve"> </w:t>
       </w:r>
-      <w:bookmarkStart w:id="20" w:name="_Toc239036268"/>
+      <w:bookmarkStart w:id="20" w:name="_Toc239039658"/>
       <w:r>
         <w:rPr>
           <w:rFonts w:hint="cs"/>
@@ -16344,7 +16387,7 @@
         <w:t xml:space="preserve"> </w:t>
       </w:r>
       <w:bookmarkStart w:id="21" w:name="_Toc92572231"/>
-      <w:bookmarkStart w:id="22" w:name="_Toc239036269"/>
+      <w:bookmarkStart w:id="22" w:name="_Toc239039659"/>
       <w:r>
         <w:rPr>
           <w:rFonts w:hint="cs"/>
@@ -16800,7 +16843,7 @@
           <w:rtl/>
         </w:rPr>
       </w:pPr>
-      <w:bookmarkStart w:id="23" w:name="_Toc239036270"/>
+      <w:bookmarkStart w:id="23" w:name="_Toc239039660"/>
       <w:r>
         <w:rPr>
           <w:rFonts w:hint="cs"/>
@@ -16872,7 +16915,7 @@
         <w:lastRenderedPageBreak/>
         <w:t xml:space="preserve"> </w:t>
       </w:r>
-      <w:bookmarkStart w:id="24" w:name="_Toc239036271"/>
+      <w:bookmarkStart w:id="24" w:name="_Toc239039661"/>
       <w:r>
         <w:rPr>
           <w:rFonts w:hint="cs"/>
@@ -17274,7 +17317,7 @@
         </w:rPr>
         <w:t xml:space="preserve"> </w:t>
       </w:r>
-      <w:bookmarkStart w:id="25" w:name="_Toc239036272"/>
+      <w:bookmarkStart w:id="25" w:name="_Toc239039662"/>
       <w:r>
         <w:rPr>
           <w:rFonts w:hint="cs"/>
@@ -17580,7 +17623,7 @@
         <w:lastRenderedPageBreak/>
         <w:t xml:space="preserve"> </w:t>
       </w:r>
-      <w:bookmarkStart w:id="26" w:name="_Toc239036273"/>
+      <w:bookmarkStart w:id="26" w:name="_Toc239039663"/>
       <w:r>
         <w:rPr>
           <w:rFonts w:hint="cs"/>
@@ -17894,7 +17937,7 @@
         </w:rPr>
         <w:t xml:space="preserve"> </w:t>
       </w:r>
-      <w:bookmarkStart w:id="27" w:name="_Toc239036274"/>
+      <w:bookmarkStart w:id="27" w:name="_Toc239039664"/>
       <w:r>
         <w:rPr>
           <w:rFonts w:hint="cs"/>
@@ -18587,7 +18630,7 @@
         <w:lastRenderedPageBreak/>
         <w:t xml:space="preserve"> </w:t>
       </w:r>
-      <w:bookmarkStart w:id="30" w:name="_Toc239036275"/>
+      <w:bookmarkStart w:id="30" w:name="_Toc239039665"/>
       <w:r>
         <w:rPr>
           <w:rFonts w:eastAsia="Times New Roman" w:hint="cs"/>
@@ -18709,7 +18752,7 @@
         </w:rPr>
         <w:t xml:space="preserve"> </w:t>
       </w:r>
-      <w:bookmarkStart w:id="31" w:name="_Toc239036276"/>
+      <w:bookmarkStart w:id="31" w:name="_Toc239039666"/>
       <w:r>
         <w:rPr>
           <w:rFonts w:hint="cs"/>
@@ -18952,7 +18995,7 @@
         </w:rPr>
         <w:t xml:space="preserve"> </w:t>
       </w:r>
-      <w:bookmarkStart w:id="32" w:name="_Toc239036277"/>
+      <w:bookmarkStart w:id="32" w:name="_Toc239039667"/>
       <w:r>
         <w:rPr>
           <w:rFonts w:hint="cs"/>
@@ -25795,13 +25838,19 @@
     <w:autoRedefine/>
     <w:uiPriority w:val="39"/>
     <w:unhideWhenUsed/>
-    <w:rsid w:val="00DA6D45"/>
+    <w:rsid w:val="00D16CD9"/>
     <w:pPr>
       <w:tabs>
         <w:tab w:val="right" w:leader="dot" w:pos="8828"/>
       </w:tabs>
       <w:spacing w:after="100"/>
     </w:pPr>
+    <w:rPr>
+      <w:rFonts w:eastAsiaTheme="majorEastAsia" w:cs="B Nazanin"/>
+      <w:b/>
+      <w:bCs/>
+      <w:noProof/>
+    </w:rPr>
   </w:style>
   <w:style w:type="paragraph" w:styleId="TOC2">
     <w:name w:val="toc 2"/>
@@ -25826,7 +25875,7 @@
     <w:autoRedefine/>
     <w:uiPriority w:val="39"/>
     <w:unhideWhenUsed/>
-    <w:rsid w:val="00CC68D9"/>
+    <w:rsid w:val="00647D11"/>
     <w:pPr>
       <w:tabs>
         <w:tab w:val="left" w:pos="1368"/>
@@ -25835,6 +25884,9 @@
       <w:spacing w:after="100"/>
       <w:ind w:left="480"/>
     </w:pPr>
+    <w:rPr>
+      <w:lang w:bidi="ar-SA"/>
+    </w:rPr>
   </w:style>
   <w:style w:type="paragraph" w:styleId="NoSpacing">
     <w:name w:val="No Spacing"/>
@@ -25962,24 +26014,22 @@
   </w:style>
   <w:style w:type="paragraph" w:styleId="TOC20">
     <w:name w:val="toc 2"/>
-    <w:basedOn w:val="Heading2"/>
+    <w:basedOn w:val="Normal"/>
     <w:next w:val="Normal"/>
     <w:autoRedefine/>
     <w:uiPriority w:val="39"/>
     <w:unhideWhenUsed/>
-    <w:rsid w:val="0009268B"/>
+    <w:rsid w:val="00AC5F7F"/>
     <w:pPr>
       <w:tabs>
         <w:tab w:val="left" w:pos="1098"/>
         <w:tab w:val="right" w:leader="dot" w:pos="8828"/>
       </w:tabs>
       <w:spacing w:after="100"/>
-      <w:ind w:left="1674"/>
+      <w:ind w:left="240"/>
     </w:pPr>
     <w:rPr>
-      <w:rFonts w:asciiTheme="majorBidi" w:hAnsiTheme="majorBidi"/>
-      <w:color w:val="auto"/>
-      <w:sz w:val="24"/>
+      <w:lang w:bidi="ar-SA"/>
     </w:rPr>
   </w:style>
   <w:style w:type="character" w:customStyle="1" w:styleId="Style3Char">
@@ -25995,23 +26045,6 @@
       <w:sz w:val="28"/>
       <w:szCs w:val="28"/>
     </w:rPr>
-  </w:style>
-  <w:style w:type="paragraph" w:styleId="TOC21">
-    <w:name w:val="toc 2"/>
-    <w:basedOn w:val="Normal"/>
-    <w:next w:val="Normal"/>
-    <w:autoRedefine/>
-    <w:uiPriority w:val="39"/>
-    <w:unhideWhenUsed/>
-    <w:rsid w:val="00CC68D9"/>
-    <w:pPr>
-      <w:tabs>
-        <w:tab w:val="left" w:pos="1098"/>
-        <w:tab w:val="right" w:leader="dot" w:pos="8828"/>
-      </w:tabs>
-      <w:spacing w:after="100"/>
-      <w:ind w:left="240"/>
-    </w:pPr>
   </w:style>
 </w:styles>
 </file>

--- a/report.docx
+++ b/report.docx
@@ -7605,99 +7605,6 @@
     </w:p>
     <w:p>
       <w:pPr>
-        <w:jc w:val="center"/>
-        <w:rPr>
-          <w:rFonts w:cs="B Nazanin"/>
-          <w:b/>
-          <w:bCs/>
-          <w:szCs w:val="36"/>
-          <w:rtl/>
-        </w:rPr>
-      </w:pPr>
-    </w:p>
-    <w:p>
-      <w:pPr>
-        <w:spacing w:line="360" w:lineRule="auto"/>
-        <w:rPr>
-          <w:rFonts w:cs="B Nazanin"/>
-        </w:rPr>
-      </w:pPr>
-      <w:r>
-        <w:rPr>
-          <w:rFonts w:cs="B Nazanin" w:hint="cs"/>
-          <w:rtl/>
-        </w:rPr>
-        <w:t>هر گونه واژه که سرواژه</w:t>
-      </w:r>
-      <w:r>
-        <w:rPr>
-          <w:rFonts w:cs="B Nazanin"/>
-          <w:rtl/>
-        </w:rPr>
-        <w:softHyphen/>
-      </w:r>
-      <w:r>
-        <w:rPr>
-          <w:rFonts w:cs="B Nazanin" w:hint="cs"/>
-          <w:rtl/>
-        </w:rPr>
-        <w:t>های آن</w:t>
-      </w:r>
-      <w:r>
-        <w:rPr>
-          <w:rFonts w:cs="B Nazanin"/>
-          <w:rtl/>
-        </w:rPr>
-        <w:softHyphen/>
-      </w:r>
-      <w:r>
-        <w:rPr>
-          <w:rFonts w:cs="B Nazanin" w:hint="cs"/>
-          <w:rtl/>
-        </w:rPr>
-        <w:t xml:space="preserve">ها در متن ذکر شده است، در این بخش </w:t>
-      </w:r>
-      <w:r>
-        <w:rPr>
-          <w:rFonts w:cs="B Nazanin" w:hint="cs"/>
-          <w:rtl/>
-        </w:rPr>
-        <w:t>قرار داده می‏شود</w:t>
-      </w:r>
-      <w:r>
-        <w:rPr>
-          <w:rFonts w:cs="B Nazanin" w:hint="cs"/>
-          <w:rtl/>
-        </w:rPr>
-        <w:t xml:space="preserve">. </w:t>
-      </w:r>
-    </w:p>
-    <w:p>
-      <w:pPr>
-        <w:spacing w:line="360" w:lineRule="auto"/>
-        <w:rPr>
-          <w:rFonts w:cs="B Nazanin"/>
-        </w:rPr>
-      </w:pPr>
-    </w:p>
-    <w:p>
-      <w:pPr>
-        <w:spacing w:line="360" w:lineRule="auto"/>
-        <w:rPr>
-          <w:rFonts w:cs="B Nazanin"/>
-          <w:rtl/>
-        </w:rPr>
-      </w:pPr>
-      <w:r>
-        <w:rPr>
-          <w:rFonts w:cs="B Nazanin" w:hint="cs"/>
-          <w:rtl/>
-        </w:rPr>
-        <w:t xml:space="preserve">به عنوان مثال: </w:t>
-      </w:r>
-    </w:p>
-    <w:p>
-      <w:pPr>
         <w:spacing w:line="360" w:lineRule="auto"/>
         <w:rPr>
           <w:rFonts w:cs="B Nazanin"/>
@@ -7750,6 +7657,7 @@
       <w:pPr>
         <w:rPr>
           <w:rFonts w:cs="B Nazanin"/>
+          <w:rtl/>
         </w:rPr>
       </w:pPr>
       <w:r>
@@ -7846,14 +7754,14 @@
         <w:rPr>
           <w:rFonts w:cs="B Nazanin"/>
         </w:rPr>
-        <w:t>ECC: Elliptic Curve Cryptography</w:t>
+        <w:t>DSP: Digital Signal Processing</w:t>
       </w:r>
       <w:r>
         <w:rPr>
           <w:rFonts w:cs="B Nazanin"/>
         </w:rPr>
         <w:tab/>
-        <w:t>2, 4</w:t>
+        <w:t>3, 5, 6</w:t>
       </w:r>
     </w:p>
     <w:p>
@@ -7871,14 +7779,14 @@
         <w:rPr>
           <w:rFonts w:cs="B Nazanin"/>
         </w:rPr>
-        <w:t>ECDHE: Elliptic Curve Diffie-Hellman Ephemeral</w:t>
+        <w:t>ECC: Elliptic Curve Cryptography</w:t>
       </w:r>
       <w:r>
         <w:rPr>
           <w:rFonts w:cs="B Nazanin"/>
         </w:rPr>
         <w:tab/>
-        <w:t>2</w:t>
+        <w:t>2, 4</w:t>
       </w:r>
     </w:p>
     <w:p>
@@ -7896,41 +7804,14 @@
         <w:rPr>
           <w:rFonts w:cs="B Nazanin"/>
         </w:rPr>
-        <w:t>FPGA: Field Programmable Gate Array</w:t>
+        <w:t>ECDHE: Elliptic Curve Diffie-Hellman Ephemeral</w:t>
       </w:r>
       <w:r>
         <w:rPr>
           <w:rFonts w:cs="B Nazanin"/>
         </w:rPr>
         <w:tab/>
-        <w:t>2, 3</w:t>
-      </w:r>
-    </w:p>
-    <w:p>
-      <w:pPr>
-        <w:bidi w:val="0"/>
-        <w:spacing w:line="360" w:lineRule="auto"/>
-        <w:rPr>
-          <w:rFonts w:cs="B Nazanin"/>
-        </w:rPr>
-      </w:pPr>
-      <w:r>
-        <w:rPr>
-          <w:rFonts w:cs="B Nazanin"/>
-        </w:rPr>
-        <w:t>I</w:t>
-      </w:r>
-      <w:r>
-        <w:rPr>
-          <w:rFonts w:cs="B Nazanin"/>
-        </w:rPr>
-        <w:t>o</w:t>
-      </w:r>
-      <w:r>
-        <w:rPr>
-          <w:rFonts w:cs="B Nazanin"/>
-        </w:rPr>
-        <w:t>T: Internet of Things</w:t>
+        <w:t>2</w:t>
       </w:r>
     </w:p>
     <w:p>
@@ -7948,14 +7829,14 @@
         <w:rPr>
           <w:rFonts w:cs="B Nazanin"/>
         </w:rPr>
-        <w:t>KEM: Key Encapsulation Mechanism</w:t>
+        <w:t>FF: Flip-Flop</w:t>
       </w:r>
       <w:r>
         <w:rPr>
           <w:rFonts w:cs="B Nazanin"/>
         </w:rPr>
         <w:tab/>
-        <w:t>2, 4</w:t>
+        <w:t>6</w:t>
       </w:r>
     </w:p>
     <w:p>
@@ -7973,14 +7854,14 @@
         <w:rPr>
           <w:rFonts w:cs="B Nazanin"/>
         </w:rPr>
-        <w:t>LUT: Look-Up Table</w:t>
+        <w:t>FPGA: Field Programmable Gate Array</w:t>
       </w:r>
       <w:r>
         <w:rPr>
           <w:rFonts w:cs="B Nazanin"/>
         </w:rPr>
         <w:tab/>
-        <w:t>3</w:t>
+        <w:t>2, 3, 4, 6</w:t>
       </w:r>
     </w:p>
     <w:p>
@@ -7998,7 +7879,7 @@
         <w:rPr>
           <w:rFonts w:cs="B Nazanin"/>
         </w:rPr>
-        <w:t>ML-KEM: Module-Lattice-Based Key-Encapsulation Mechanism</w:t>
+        <w:t>IETF: Internet Engineering Task Force</w:t>
       </w:r>
       <w:r>
         <w:rPr>
@@ -8023,14 +7904,14 @@
         <w:rPr>
           <w:rFonts w:cs="B Nazanin"/>
         </w:rPr>
-        <w:t>NTT: Number Theoretic Transform</w:t>
+        <w:t>INTT: Inverse Number Theoretic Transform</w:t>
       </w:r>
       <w:r>
         <w:rPr>
           <w:rFonts w:cs="B Nazanin"/>
         </w:rPr>
         <w:tab/>
-        <w:t>3</w:t>
+        <w:t>5</w:t>
       </w:r>
     </w:p>
     <w:p>
@@ -8048,6 +7929,156 @@
         <w:rPr>
           <w:rFonts w:cs="B Nazanin"/>
         </w:rPr>
+        <w:t>IoT: Internet of Things</w:t>
+      </w:r>
+      <w:r>
+        <w:rPr>
+          <w:rFonts w:cs="B Nazanin"/>
+        </w:rPr>
+        <w:tab/>
+        <w:t>3, 4</w:t>
+      </w:r>
+    </w:p>
+    <w:p>
+      <w:pPr>
+        <w:tabs>
+          <w:tab w:val="right" w:leader="dot" w:pos="8828"/>
+        </w:tabs>
+        <w:bidi w:val="0"/>
+        <w:spacing w:line="360" w:lineRule="auto"/>
+        <w:rPr>
+          <w:rFonts w:cs="B Nazanin"/>
+        </w:rPr>
+      </w:pPr>
+      <w:r>
+        <w:rPr>
+          <w:rFonts w:cs="B Nazanin"/>
+        </w:rPr>
+        <w:t>KEM: Key Encapsulation Mechanism</w:t>
+      </w:r>
+      <w:r>
+        <w:rPr>
+          <w:rFonts w:cs="B Nazanin"/>
+        </w:rPr>
+        <w:tab/>
+        <w:t>2</w:t>
+      </w:r>
+    </w:p>
+    <w:p>
+      <w:pPr>
+        <w:tabs>
+          <w:tab w:val="right" w:leader="dot" w:pos="8828"/>
+        </w:tabs>
+        <w:bidi w:val="0"/>
+        <w:spacing w:line="360" w:lineRule="auto"/>
+        <w:rPr>
+          <w:rFonts w:cs="B Nazanin"/>
+        </w:rPr>
+      </w:pPr>
+      <w:r>
+        <w:rPr>
+          <w:rFonts w:cs="B Nazanin"/>
+        </w:rPr>
+        <w:t>LUT: Look-Up Table</w:t>
+      </w:r>
+      <w:r>
+        <w:rPr>
+          <w:rFonts w:cs="B Nazanin"/>
+        </w:rPr>
+        <w:tab/>
+        <w:t>3, 6</w:t>
+      </w:r>
+    </w:p>
+    <w:p>
+      <w:pPr>
+        <w:tabs>
+          <w:tab w:val="right" w:leader="dot" w:pos="8828"/>
+        </w:tabs>
+        <w:bidi w:val="0"/>
+        <w:spacing w:line="360" w:lineRule="auto"/>
+        <w:rPr>
+          <w:rFonts w:cs="B Nazanin"/>
+        </w:rPr>
+      </w:pPr>
+      <w:r>
+        <w:rPr>
+          <w:rFonts w:cs="B Nazanin"/>
+        </w:rPr>
+        <w:t>ML-KEM: Module-Lattice-Based Key-Encapsulation Mechanism</w:t>
+      </w:r>
+      <w:r>
+        <w:rPr>
+          <w:rFonts w:cs="B Nazanin"/>
+        </w:rPr>
+        <w:tab/>
+        <w:t>2</w:t>
+      </w:r>
+    </w:p>
+    <w:p>
+      <w:pPr>
+        <w:tabs>
+          <w:tab w:val="right" w:leader="dot" w:pos="8828"/>
+        </w:tabs>
+        <w:bidi w:val="0"/>
+        <w:spacing w:line="360" w:lineRule="auto"/>
+        <w:rPr>
+          <w:rFonts w:cs="B Nazanin"/>
+        </w:rPr>
+      </w:pPr>
+      <w:r>
+        <w:rPr>
+          <w:rFonts w:cs="B Nazanin"/>
+        </w:rPr>
+        <w:t>NIST: National Institute of Standards and Technology</w:t>
+      </w:r>
+      <w:r>
+        <w:rPr>
+          <w:rFonts w:cs="B Nazanin"/>
+        </w:rPr>
+        <w:tab/>
+        <w:t>2</w:t>
+      </w:r>
+    </w:p>
+    <w:p>
+      <w:pPr>
+        <w:tabs>
+          <w:tab w:val="right" w:leader="dot" w:pos="8828"/>
+        </w:tabs>
+        <w:bidi w:val="0"/>
+        <w:spacing w:line="360" w:lineRule="auto"/>
+        <w:rPr>
+          <w:rFonts w:cs="B Nazanin"/>
+        </w:rPr>
+      </w:pPr>
+      <w:r>
+        <w:rPr>
+          <w:rFonts w:cs="B Nazanin"/>
+        </w:rPr>
+        <w:t>NTT: Number Theoretic Transform</w:t>
+      </w:r>
+      <w:r>
+        <w:rPr>
+          <w:rFonts w:cs="B Nazanin"/>
+        </w:rPr>
+        <w:tab/>
+        <w:t>3, 5, 6</w:t>
+      </w:r>
+    </w:p>
+    <w:p>
+      <w:pPr>
+        <w:tabs>
+          <w:tab w:val="right" w:leader="dot" w:pos="8828"/>
+        </w:tabs>
+        <w:bidi w:val="0"/>
+        <w:spacing w:line="360" w:lineRule="auto"/>
+        <w:rPr>
+          <w:rFonts w:cs="B Nazanin"/>
+        </w:rPr>
+      </w:pPr>
+      <w:r>
+        <w:rPr>
+          <w:rFonts w:cs="B Nazanin"/>
+        </w:rPr>
         <w:t>PQC: Post-Quantum Cryptography</w:t>
       </w:r>
       <w:r>
@@ -8060,6 +8091,9 @@
     </w:p>
     <w:p>
       <w:pPr>
+        <w:tabs>
+          <w:tab w:val="right" w:leader="dot" w:pos="8828"/>
+        </w:tabs>
         <w:bidi w:val="0"/>
         <w:spacing w:line="360" w:lineRule="auto"/>
         <w:rPr>
@@ -8070,11 +8104,21 @@
         <w:rPr>
           <w:rFonts w:cs="B Nazanin"/>
         </w:rPr>
-        <w:t>DSP: Digital Signal Processing</w:t>
-      </w:r>
-    </w:p>
-    <w:p>
-      <w:pPr>
+        <w:t>PWM: Point-Wise Multiplication</w:t>
+      </w:r>
+      <w:r>
+        <w:rPr>
+          <w:rFonts w:cs="B Nazanin"/>
+        </w:rPr>
+        <w:tab/>
+        <w:t>5</w:t>
+      </w:r>
+    </w:p>
+    <w:p>
+      <w:pPr>
+        <w:tabs>
+          <w:tab w:val="right" w:leader="dot" w:pos="8828"/>
+        </w:tabs>
         <w:bidi w:val="0"/>
         <w:spacing w:line="360" w:lineRule="auto"/>
         <w:rPr>
@@ -8085,22 +8129,25 @@
         <w:rPr>
           <w:rFonts w:cs="B Nazanin"/>
         </w:rPr>
-        <w:t xml:space="preserve">FF: </w:t>
-      </w:r>
-      <w:r>
-        <w:rPr>
-          <w:rFonts w:cs="B Nazanin"/>
-        </w:rPr>
-        <w:t>Flip-Flop</w:t>
-      </w:r>
-    </w:p>
-    <w:p>
-      <w:pPr>
+        <w:t>RFC: Request for Comments</w:t>
+      </w:r>
+      <w:r>
+        <w:rPr>
+          <w:rFonts w:cs="B Nazanin"/>
+        </w:rPr>
+        <w:tab/>
+        <w:t>2, 4, 6</w:t>
+      </w:r>
+    </w:p>
+    <w:p>
+      <w:pPr>
+        <w:tabs>
+          <w:tab w:val="right" w:leader="dot" w:pos="8828"/>
+        </w:tabs>
         <w:bidi w:val="0"/>
         <w:spacing w:line="360" w:lineRule="auto"/>
         <w:rPr>
           <w:rFonts w:cs="B Nazanin"/>
-          <w:rtl/>
         </w:rPr>
       </w:pPr>
       <w:r>
@@ -8108,6 +8155,13 @@
           <w:rFonts w:cs="B Nazanin"/>
         </w:rPr>
         <w:t>TLS: Transport Layer Security</w:t>
+      </w:r>
+      <w:r>
+        <w:rPr>
+          <w:rFonts w:cs="B Nazanin"/>
+        </w:rPr>
+        <w:tab/>
+        <w:t>2, 4, 6</w:t>
       </w:r>
     </w:p>
     <w:p>
@@ -8118,19 +8172,6 @@
           <w:rFonts w:cs="B Nazanin"/>
         </w:rPr>
       </w:pPr>
-      <w:r>
-        <w:rPr>
-          <w:rFonts w:cs="B Nazanin"/>
-        </w:rPr>
-        <w:t xml:space="preserve">PWM: </w:t>
-      </w:r>
-      <w:r>
-        <w:rPr>
-          <w:rFonts w:cs="B Nazanin"/>
-          <w:color w:val="000000" w:themeColor="text1"/>
-        </w:rPr>
-        <w:t>Point-Wise Multiplication</w:t>
-      </w:r>
     </w:p>
     <w:p>
       <w:pPr>
@@ -27201,37 +27242,1189 @@
           <w:rFonts w:cs="B Nazanin"/>
           <w:b/>
           <w:bCs/>
+          <w:color w:val="000000" w:themeColor="text1"/>
+          <w:sz w:val="40"/>
+          <w:szCs w:val="36"/>
+          <w:rtl/>
+        </w:rPr>
+      </w:pPr>
+      <w:r>
+        <w:rPr>
+          <w:rFonts w:cs="B Nazanin" w:hint="cs"/>
+          <w:b/>
+          <w:bCs/>
+          <w:color w:val="000000" w:themeColor="text1"/>
+          <w:sz w:val="40"/>
+          <w:szCs w:val="36"/>
+          <w:rtl/>
+        </w:rPr>
+        <w:t>واژه</w:t>
+      </w:r>
+      <w:r>
+        <w:rPr>
+          <w:rFonts w:cs="B Nazanin" w:hint="cs"/>
+          <w:b/>
+          <w:bCs/>
+          <w:color w:val="000000" w:themeColor="text1"/>
+          <w:sz w:val="40"/>
+          <w:szCs w:val="36"/>
+          <w:rtl/>
+        </w:rPr>
+        <w:softHyphen/>
+        <w:t>نامه</w:t>
+      </w:r>
+    </w:p>
+    <w:tbl>
+      <w:tblPr>
+        <w:tblW w:w="8828" w:type="dxa"/>
+        <w:tblLook w:val="04A0" w:firstRow="1" w:lastRow="0" w:firstColumn="1" w:lastColumn="0" w:noHBand="0" w:noVBand="1"/>
+      </w:tblPr>
+      <w:tblGrid>
+        <w:gridCol w:w="4414"/>
+        <w:gridCol w:w="4414"/>
+      </w:tblGrid>
+      <w:tr>
+        <w:tc>
+          <w:tcPr>
+            <w:tcW w:w="4414" w:type="dxa"/>
+          </w:tcPr>
+          <w:p>
+            <w:pPr>
+              <w:bidi w:val="0"/>
+              <w:spacing w:line="360" w:lineRule="auto"/>
+              <w:rPr>
+                <w:rFonts w:cs="B Nazanin"/>
+              </w:rPr>
+            </w:pPr>
+            <w:r>
+              <w:rPr>
+                <w:rFonts w:cs="B Nazanin"/>
+              </w:rPr>
+              <w:t>Shor</w:t>
+            </w:r>
+          </w:p>
+        </w:tc>
+        <w:tc>
+          <w:tcPr>
+            <w:tcW w:w="4414" w:type="dxa"/>
+          </w:tcPr>
+          <w:p>
+            <w:pPr>
+              <w:spacing w:line="360" w:lineRule="auto"/>
+              <w:rPr>
+                <w:rFonts w:cs="B Nazanin"/>
+                <w:rtl/>
+              </w:rPr>
+            </w:pPr>
+            <w:r>
+              <w:rPr>
+                <w:rFonts w:cs="B Nazanin" w:hint="cs"/>
+                <w:rtl/>
+              </w:rPr>
+              <w:t>شور</w:t>
+            </w:r>
+          </w:p>
+        </w:tc>
+      </w:tr>
+      <w:tr>
+        <w:tc>
+          <w:tcPr>
+            <w:tcW w:w="4414" w:type="dxa"/>
+          </w:tcPr>
+          <w:p>
+            <w:pPr>
+              <w:bidi w:val="0"/>
+              <w:spacing w:line="360" w:lineRule="auto"/>
+              <w:rPr>
+                <w:rFonts w:cs="B Nazanin"/>
+              </w:rPr>
+            </w:pPr>
+            <w:r>
+              <w:rPr>
+                <w:rFonts w:cs="B Nazanin"/>
+              </w:rPr>
+              <w:t>Public Key</w:t>
+            </w:r>
+          </w:p>
+        </w:tc>
+        <w:tc>
+          <w:tcPr>
+            <w:tcW w:w="4414" w:type="dxa"/>
+          </w:tcPr>
+          <w:p>
+            <w:pPr>
+              <w:spacing w:line="360" w:lineRule="auto"/>
+              <w:rPr>
+                <w:rFonts w:cs="B Nazanin"/>
+                <w:rtl/>
+              </w:rPr>
+            </w:pPr>
+            <w:r>
+              <w:rPr>
+                <w:rFonts w:cs="B Nazanin" w:hint="cs"/>
+                <w:rtl/>
+              </w:rPr>
+              <w:t>کلید عمومی</w:t>
+            </w:r>
+          </w:p>
+        </w:tc>
+      </w:tr>
+      <w:tr>
+        <w:tc>
+          <w:tcPr>
+            <w:tcW w:w="4414" w:type="dxa"/>
+          </w:tcPr>
+          <w:p>
+            <w:pPr>
+              <w:bidi w:val="0"/>
+              <w:spacing w:line="360" w:lineRule="auto"/>
+              <w:rPr>
+                <w:rFonts w:cs="B Nazanin"/>
+              </w:rPr>
+            </w:pPr>
+            <w:r>
+              <w:rPr>
+                <w:rFonts w:cs="B Nazanin"/>
+              </w:rPr>
+              <w:t>Polynomial</w:t>
+            </w:r>
+          </w:p>
+        </w:tc>
+        <w:tc>
+          <w:tcPr>
+            <w:tcW w:w="4414" w:type="dxa"/>
+          </w:tcPr>
+          <w:p>
+            <w:pPr>
+              <w:spacing w:line="360" w:lineRule="auto"/>
+              <w:rPr>
+                <w:rFonts w:cs="B Nazanin"/>
+                <w:rtl/>
+              </w:rPr>
+            </w:pPr>
+            <w:r>
+              <w:rPr>
+                <w:rFonts w:cs="B Nazanin" w:hint="cs"/>
+                <w:rtl/>
+              </w:rPr>
+              <w:t>چندجمله‌ای</w:t>
+            </w:r>
+          </w:p>
+        </w:tc>
+      </w:tr>
+      <w:tr>
+        <w:tc>
+          <w:tcPr>
+            <w:tcW w:w="4414" w:type="dxa"/>
+          </w:tcPr>
+          <w:p>
+            <w:pPr>
+              <w:bidi w:val="0"/>
+              <w:spacing w:line="360" w:lineRule="auto"/>
+              <w:rPr>
+                <w:rFonts w:cs="B Nazanin"/>
+              </w:rPr>
+            </w:pPr>
+            <w:r>
+              <w:rPr>
+                <w:rFonts w:cs="B Nazanin"/>
+              </w:rPr>
+              <w:t>Digital Signature</w:t>
+            </w:r>
+          </w:p>
+        </w:tc>
+        <w:tc>
+          <w:tcPr>
+            <w:tcW w:w="4414" w:type="dxa"/>
+          </w:tcPr>
+          <w:p>
+            <w:pPr>
+              <w:spacing w:line="360" w:lineRule="auto"/>
+              <w:rPr>
+                <w:rFonts w:cs="B Nazanin"/>
+                <w:rtl/>
+              </w:rPr>
+            </w:pPr>
+            <w:r>
+              <w:rPr>
+                <w:rFonts w:cs="B Nazanin" w:hint="cs"/>
+                <w:rtl/>
+              </w:rPr>
+              <w:t>امضای دیجیتال</w:t>
+            </w:r>
+          </w:p>
+        </w:tc>
+      </w:tr>
+      <w:tr>
+        <w:tc>
+          <w:tcPr>
+            <w:tcW w:w="4414" w:type="dxa"/>
+          </w:tcPr>
+          <w:p>
+            <w:pPr>
+              <w:bidi w:val="0"/>
+              <w:spacing w:line="360" w:lineRule="auto"/>
+              <w:rPr>
+                <w:rFonts w:cs="B Nazanin"/>
+              </w:rPr>
+            </w:pPr>
+            <w:r>
+              <w:rPr>
+                <w:rFonts w:cs="B Nazanin"/>
+              </w:rPr>
+              <w:t>Hybrid</w:t>
+            </w:r>
+          </w:p>
+        </w:tc>
+        <w:tc>
+          <w:tcPr>
+            <w:tcW w:w="4414" w:type="dxa"/>
+          </w:tcPr>
+          <w:p>
+            <w:pPr>
+              <w:spacing w:line="360" w:lineRule="auto"/>
+              <w:rPr>
+                <w:rFonts w:cs="B Nazanin"/>
+                <w:rtl/>
+              </w:rPr>
+            </w:pPr>
+            <w:r>
+              <w:rPr>
+                <w:rFonts w:cs="B Nazanin" w:hint="cs"/>
+                <w:rtl/>
+              </w:rPr>
+              <w:t>ترکیبی</w:t>
+            </w:r>
+          </w:p>
+        </w:tc>
+      </w:tr>
+      <w:tr>
+        <w:tc>
+          <w:tcPr>
+            <w:tcW w:w="4414" w:type="dxa"/>
+          </w:tcPr>
+          <w:p>
+            <w:pPr>
+              <w:bidi w:val="0"/>
+              <w:spacing w:line="360" w:lineRule="auto"/>
+              <w:rPr>
+                <w:rFonts w:cs="B Nazanin"/>
+              </w:rPr>
+            </w:pPr>
+            <w:r>
+              <w:rPr>
+                <w:rFonts w:cs="B Nazanin"/>
+              </w:rPr>
+              <w:t>Post-Quantum</w:t>
+            </w:r>
+          </w:p>
+        </w:tc>
+        <w:tc>
+          <w:tcPr>
+            <w:tcW w:w="4414" w:type="dxa"/>
+          </w:tcPr>
+          <w:p>
+            <w:pPr>
+              <w:spacing w:line="360" w:lineRule="auto"/>
+              <w:rPr>
+                <w:rFonts w:cs="B Nazanin"/>
+                <w:rtl/>
+              </w:rPr>
+            </w:pPr>
+            <w:r>
+              <w:rPr>
+                <w:rFonts w:cs="B Nazanin" w:hint="cs"/>
+                <w:rtl/>
+              </w:rPr>
+              <w:t>پساکوانتومی</w:t>
+            </w:r>
+          </w:p>
+        </w:tc>
+      </w:tr>
+      <w:tr>
+        <w:tc>
+          <w:tcPr>
+            <w:tcW w:w="4414" w:type="dxa"/>
+          </w:tcPr>
+          <w:p>
+            <w:pPr>
+              <w:bidi w:val="0"/>
+              <w:spacing w:line="360" w:lineRule="auto"/>
+              <w:rPr>
+                <w:rFonts w:cs="B Nazanin"/>
+              </w:rPr>
+            </w:pPr>
+            <w:r>
+              <w:rPr>
+                <w:rFonts w:cs="B Nazanin"/>
+              </w:rPr>
+              <w:t>Hybrid Key Agreement</w:t>
+            </w:r>
+          </w:p>
+        </w:tc>
+        <w:tc>
+          <w:tcPr>
+            <w:tcW w:w="4414" w:type="dxa"/>
+          </w:tcPr>
+          <w:p>
+            <w:pPr>
+              <w:spacing w:line="360" w:lineRule="auto"/>
+              <w:rPr>
+                <w:rFonts w:cs="B Nazanin"/>
+                <w:rtl/>
+              </w:rPr>
+            </w:pPr>
+            <w:r>
+              <w:rPr>
+                <w:rFonts w:cs="B Nazanin" w:hint="cs"/>
+                <w:rtl/>
+              </w:rPr>
+              <w:t>توافق کلید ترکیبی</w:t>
+            </w:r>
+          </w:p>
+        </w:tc>
+      </w:tr>
+      <w:tr>
+        <w:tc>
+          <w:tcPr>
+            <w:tcW w:w="4414" w:type="dxa"/>
+          </w:tcPr>
+          <w:p>
+            <w:pPr>
+              <w:bidi w:val="0"/>
+              <w:spacing w:line="360" w:lineRule="auto"/>
+              <w:rPr>
+                <w:rFonts w:cs="B Nazanin"/>
+              </w:rPr>
+            </w:pPr>
+            <w:r>
+              <w:rPr>
+                <w:rFonts w:cs="B Nazanin"/>
+              </w:rPr>
+              <w:t>Lightweight</w:t>
+            </w:r>
+          </w:p>
+        </w:tc>
+        <w:tc>
+          <w:tcPr>
+            <w:tcW w:w="4414" w:type="dxa"/>
+          </w:tcPr>
+          <w:p>
+            <w:pPr>
+              <w:spacing w:line="360" w:lineRule="auto"/>
+              <w:rPr>
+                <w:rFonts w:cs="B Nazanin"/>
+                <w:rtl/>
+              </w:rPr>
+            </w:pPr>
+            <w:r>
+              <w:rPr>
+                <w:rFonts w:cs="B Nazanin" w:hint="cs"/>
+                <w:rtl/>
+              </w:rPr>
+              <w:t>سبک‌وزن</w:t>
+            </w:r>
+          </w:p>
+        </w:tc>
+      </w:tr>
+      <w:tr>
+        <w:tc>
+          <w:tcPr>
+            <w:tcW w:w="4414" w:type="dxa"/>
+          </w:tcPr>
+          <w:p>
+            <w:pPr>
+              <w:bidi w:val="0"/>
+              <w:spacing w:line="360" w:lineRule="auto"/>
+              <w:rPr>
+                <w:rFonts w:cs="B Nazanin"/>
+              </w:rPr>
+            </w:pPr>
+            <w:r>
+              <w:rPr>
+                <w:rFonts w:cs="B Nazanin"/>
+              </w:rPr>
+              <w:t>Modular Multiplication</w:t>
+            </w:r>
+          </w:p>
+        </w:tc>
+        <w:tc>
+          <w:tcPr>
+            <w:tcW w:w="4414" w:type="dxa"/>
+          </w:tcPr>
+          <w:p>
+            <w:pPr>
+              <w:spacing w:line="360" w:lineRule="auto"/>
+              <w:rPr>
+                <w:rFonts w:cs="B Nazanin"/>
+                <w:rtl/>
+              </w:rPr>
+            </w:pPr>
+            <w:r>
+              <w:rPr>
+                <w:rFonts w:cs="B Nazanin" w:hint="cs"/>
+                <w:rtl/>
+              </w:rPr>
+              <w:t>ضرب پیمانه‌ای</w:t>
+            </w:r>
+          </w:p>
+        </w:tc>
+      </w:tr>
+      <w:tr>
+        <w:tc>
+          <w:tcPr>
+            <w:tcW w:w="4414" w:type="dxa"/>
+          </w:tcPr>
+          <w:p>
+            <w:pPr>
+              <w:bidi w:val="0"/>
+              <w:spacing w:line="360" w:lineRule="auto"/>
+              <w:rPr>
+                <w:rFonts w:cs="B Nazanin"/>
+              </w:rPr>
+            </w:pPr>
+            <w:r>
+              <w:rPr>
+                <w:rFonts w:cs="B Nazanin"/>
+              </w:rPr>
+              <w:t>Datapath</w:t>
+            </w:r>
+          </w:p>
+        </w:tc>
+        <w:tc>
+          <w:tcPr>
+            <w:tcW w:w="4414" w:type="dxa"/>
+          </w:tcPr>
+          <w:p>
+            <w:pPr>
+              <w:spacing w:line="360" w:lineRule="auto"/>
+              <w:rPr>
+                <w:rFonts w:cs="B Nazanin"/>
+                <w:rtl/>
+              </w:rPr>
+            </w:pPr>
+            <w:r>
+              <w:rPr>
+                <w:rFonts w:cs="B Nazanin" w:hint="cs"/>
+                <w:rtl/>
+              </w:rPr>
+              <w:t>مسیر داده</w:t>
+            </w:r>
+          </w:p>
+        </w:tc>
+      </w:tr>
+      <w:tr>
+        <w:tc>
+          <w:tcPr>
+            <w:tcW w:w="4414" w:type="dxa"/>
+          </w:tcPr>
+          <w:p>
+            <w:pPr>
+              <w:bidi w:val="0"/>
+              <w:spacing w:line="360" w:lineRule="auto"/>
+              <w:rPr>
+                <w:rFonts w:cs="B Nazanin"/>
+              </w:rPr>
+            </w:pPr>
+            <w:r>
+              <w:rPr>
+                <w:rFonts w:cs="B Nazanin"/>
+              </w:rPr>
+              <w:t>Reconfigurability</w:t>
+            </w:r>
+          </w:p>
+        </w:tc>
+        <w:tc>
+          <w:tcPr>
+            <w:tcW w:w="4414" w:type="dxa"/>
+          </w:tcPr>
+          <w:p>
+            <w:pPr>
+              <w:spacing w:line="360" w:lineRule="auto"/>
+              <w:rPr>
+                <w:rFonts w:cs="B Nazanin"/>
+                <w:rtl/>
+              </w:rPr>
+            </w:pPr>
+            <w:r>
+              <w:rPr>
+                <w:rFonts w:cs="B Nazanin" w:hint="cs"/>
+                <w:rtl/>
+              </w:rPr>
+              <w:t>بازپیکربندی</w:t>
+            </w:r>
+          </w:p>
+        </w:tc>
+      </w:tr>
+      <w:tr>
+        <w:tc>
+          <w:tcPr>
+            <w:tcW w:w="4414" w:type="dxa"/>
+          </w:tcPr>
+          <w:p>
+            <w:pPr>
+              <w:bidi w:val="0"/>
+              <w:spacing w:line="360" w:lineRule="auto"/>
+              <w:rPr>
+                <w:rFonts w:cs="B Nazanin"/>
+              </w:rPr>
+            </w:pPr>
+            <w:r>
+              <w:rPr>
+                <w:rFonts w:cs="B Nazanin"/>
+              </w:rPr>
+              <w:t>Embedded Systems</w:t>
+            </w:r>
+          </w:p>
+        </w:tc>
+        <w:tc>
+          <w:tcPr>
+            <w:tcW w:w="4414" w:type="dxa"/>
+          </w:tcPr>
+          <w:p>
+            <w:pPr>
+              <w:spacing w:line="360" w:lineRule="auto"/>
+              <w:rPr>
+                <w:rFonts w:cs="B Nazanin"/>
+                <w:rtl/>
+              </w:rPr>
+            </w:pPr>
+            <w:r>
+              <w:rPr>
+                <w:rFonts w:cs="B Nazanin" w:hint="cs"/>
+                <w:rtl/>
+              </w:rPr>
+              <w:t>سیستم‌های نهفته</w:t>
+            </w:r>
+          </w:p>
+        </w:tc>
+      </w:tr>
+      <w:tr>
+        <w:tc>
+          <w:tcPr>
+            <w:tcW w:w="4414" w:type="dxa"/>
+          </w:tcPr>
+          <w:p>
+            <w:pPr>
+              <w:bidi w:val="0"/>
+              <w:spacing w:line="360" w:lineRule="auto"/>
+              <w:rPr>
+                <w:rFonts w:cs="B Nazanin"/>
+              </w:rPr>
+            </w:pPr>
+            <w:r>
+              <w:rPr>
+                <w:rFonts w:cs="B Nazanin"/>
+              </w:rPr>
+              <w:t>Edge Devices</w:t>
+            </w:r>
+          </w:p>
+        </w:tc>
+        <w:tc>
+          <w:tcPr>
+            <w:tcW w:w="4414" w:type="dxa"/>
+          </w:tcPr>
+          <w:p>
+            <w:pPr>
+              <w:spacing w:line="360" w:lineRule="auto"/>
+              <w:rPr>
+                <w:rFonts w:cs="B Nazanin"/>
+                <w:rtl/>
+              </w:rPr>
+            </w:pPr>
+            <w:r>
+              <w:rPr>
+                <w:rFonts w:cs="B Nazanin" w:hint="cs"/>
+                <w:rtl/>
+              </w:rPr>
+              <w:t>دستگاه‌های لبه</w:t>
+            </w:r>
+          </w:p>
+        </w:tc>
+      </w:tr>
+      <w:tr>
+        <w:tc>
+          <w:tcPr>
+            <w:tcW w:w="4414" w:type="dxa"/>
+          </w:tcPr>
+          <w:p>
+            <w:pPr>
+              <w:bidi w:val="0"/>
+              <w:spacing w:line="360" w:lineRule="auto"/>
+              <w:rPr>
+                <w:rFonts w:cs="B Nazanin"/>
+              </w:rPr>
+            </w:pPr>
+            <w:r>
+              <w:rPr>
+                <w:rFonts w:cs="B Nazanin"/>
+              </w:rPr>
+              <w:t>Module Lattices</w:t>
+            </w:r>
+          </w:p>
+        </w:tc>
+        <w:tc>
+          <w:tcPr>
+            <w:tcW w:w="4414" w:type="dxa"/>
+          </w:tcPr>
+          <w:p>
+            <w:pPr>
+              <w:spacing w:line="360" w:lineRule="auto"/>
+              <w:rPr>
+                <w:rFonts w:cs="B Nazanin"/>
+                <w:rtl/>
+              </w:rPr>
+            </w:pPr>
+            <w:r>
+              <w:rPr>
+                <w:rFonts w:cs="B Nazanin" w:hint="cs"/>
+                <w:rtl/>
+              </w:rPr>
+              <w:t>شبکه‌های مدولی</w:t>
+            </w:r>
+          </w:p>
+        </w:tc>
+      </w:tr>
+      <w:tr>
+        <w:tc>
+          <w:tcPr>
+            <w:tcW w:w="4414" w:type="dxa"/>
+          </w:tcPr>
+          <w:p>
+            <w:pPr>
+              <w:bidi w:val="0"/>
+              <w:spacing w:line="360" w:lineRule="auto"/>
+              <w:rPr>
+                <w:rFonts w:cs="B Nazanin"/>
+              </w:rPr>
+            </w:pPr>
+            <w:r>
+              <w:rPr>
+                <w:rFonts w:cs="B Nazanin"/>
+              </w:rPr>
+              <w:t>Finite Fields</w:t>
+            </w:r>
+          </w:p>
+        </w:tc>
+        <w:tc>
+          <w:tcPr>
+            <w:tcW w:w="4414" w:type="dxa"/>
+          </w:tcPr>
+          <w:p>
+            <w:pPr>
+              <w:spacing w:line="360" w:lineRule="auto"/>
+              <w:rPr>
+                <w:rFonts w:cs="B Nazanin"/>
+                <w:rtl/>
+              </w:rPr>
+            </w:pPr>
+            <w:r>
+              <w:rPr>
+                <w:rFonts w:cs="B Nazanin" w:hint="cs"/>
+                <w:rtl/>
+              </w:rPr>
+              <w:t>میدان‌های متناهی</w:t>
+            </w:r>
+          </w:p>
+        </w:tc>
+      </w:tr>
+      <w:tr>
+        <w:tc>
+          <w:tcPr>
+            <w:tcW w:w="4414" w:type="dxa"/>
+          </w:tcPr>
+          <w:p>
+            <w:pPr>
+              <w:bidi w:val="0"/>
+              <w:spacing w:line="360" w:lineRule="auto"/>
+              <w:rPr>
+                <w:rFonts w:cs="B Nazanin"/>
+              </w:rPr>
+            </w:pPr>
+            <w:r>
+              <w:rPr>
+                <w:rFonts w:cs="B Nazanin"/>
+              </w:rPr>
+              <w:t>Reduction</w:t>
+            </w:r>
+          </w:p>
+        </w:tc>
+        <w:tc>
+          <w:tcPr>
+            <w:tcW w:w="4414" w:type="dxa"/>
+          </w:tcPr>
+          <w:p>
+            <w:pPr>
+              <w:spacing w:line="360" w:lineRule="auto"/>
+              <w:rPr>
+                <w:rFonts w:cs="B Nazanin"/>
+                <w:rtl/>
+              </w:rPr>
+            </w:pPr>
+            <w:r>
+              <w:rPr>
+                <w:rFonts w:cs="B Nazanin" w:hint="cs"/>
+                <w:rtl/>
+              </w:rPr>
+              <w:t>کاهش</w:t>
+            </w:r>
+          </w:p>
+        </w:tc>
+      </w:tr>
+      <w:tr>
+        <w:tc>
+          <w:tcPr>
+            <w:tcW w:w="4414" w:type="dxa"/>
+          </w:tcPr>
+          <w:p>
+            <w:pPr>
+              <w:bidi w:val="0"/>
+              <w:spacing w:line="360" w:lineRule="auto"/>
+              <w:rPr>
+                <w:rFonts w:cs="B Nazanin"/>
+              </w:rPr>
+            </w:pPr>
+            <w:r>
+              <w:rPr>
+                <w:rFonts w:cs="B Nazanin"/>
+              </w:rPr>
+              <w:t>Montgomery Reduction</w:t>
+            </w:r>
+          </w:p>
+        </w:tc>
+        <w:tc>
+          <w:tcPr>
+            <w:tcW w:w="4414" w:type="dxa"/>
+          </w:tcPr>
+          <w:p>
+            <w:pPr>
+              <w:spacing w:line="360" w:lineRule="auto"/>
+              <w:rPr>
+                <w:rFonts w:cs="B Nazanin"/>
+                <w:rtl/>
+              </w:rPr>
+            </w:pPr>
+            <w:r>
+              <w:rPr>
+                <w:rFonts w:cs="B Nazanin" w:hint="cs"/>
+                <w:rtl/>
+              </w:rPr>
+              <w:t>کاهش مونتگمری</w:t>
+            </w:r>
+          </w:p>
+        </w:tc>
+      </w:tr>
+      <w:tr>
+        <w:tc>
+          <w:tcPr>
+            <w:tcW w:w="4414" w:type="dxa"/>
+          </w:tcPr>
+          <w:p>
+            <w:pPr>
+              <w:bidi w:val="0"/>
+              <w:spacing w:line="360" w:lineRule="auto"/>
+              <w:rPr>
+                <w:rFonts w:cs="B Nazanin"/>
+              </w:rPr>
+            </w:pPr>
+            <w:proofErr w:type="spellStart"/>
+            <w:r>
+              <w:rPr>
+                <w:rFonts w:cs="B Nazanin"/>
+              </w:rPr>
+              <w:t>Proth</w:t>
+            </w:r>
+            <w:proofErr w:type="spellEnd"/>
+            <w:r>
+              <w:rPr>
+                <w:rFonts w:cs="B Nazanin"/>
+              </w:rPr>
+              <w:t xml:space="preserve"> Number</w:t>
+            </w:r>
+          </w:p>
+        </w:tc>
+        <w:tc>
+          <w:tcPr>
+            <w:tcW w:w="4414" w:type="dxa"/>
+          </w:tcPr>
+          <w:p>
+            <w:pPr>
+              <w:spacing w:line="360" w:lineRule="auto"/>
+              <w:rPr>
+                <w:rFonts w:cs="B Nazanin"/>
+                <w:rtl/>
+              </w:rPr>
+            </w:pPr>
+            <w:r>
+              <w:rPr>
+                <w:rFonts w:cs="B Nazanin" w:hint="cs"/>
+                <w:rtl/>
+              </w:rPr>
+              <w:t>فرم پروت</w:t>
+            </w:r>
+          </w:p>
+        </w:tc>
+      </w:tr>
+      <w:tr>
+        <w:tc>
+          <w:tcPr>
+            <w:tcW w:w="4414" w:type="dxa"/>
+          </w:tcPr>
+          <w:p>
+            <w:pPr>
+              <w:bidi w:val="0"/>
+              <w:spacing w:line="360" w:lineRule="auto"/>
+              <w:rPr>
+                <w:rFonts w:cs="B Nazanin"/>
+              </w:rPr>
+            </w:pPr>
+            <w:r>
+              <w:rPr>
+                <w:rFonts w:cs="B Nazanin"/>
+              </w:rPr>
+              <w:lastRenderedPageBreak/>
+              <w:t>Twiddle Factors</w:t>
+            </w:r>
+          </w:p>
+        </w:tc>
+        <w:tc>
+          <w:tcPr>
+            <w:tcW w:w="4414" w:type="dxa"/>
+          </w:tcPr>
+          <w:p>
+            <w:pPr>
+              <w:spacing w:line="360" w:lineRule="auto"/>
+              <w:rPr>
+                <w:rFonts w:cs="B Nazanin"/>
+                <w:rtl/>
+              </w:rPr>
+            </w:pPr>
+            <w:r>
+              <w:rPr>
+                <w:rFonts w:cs="B Nazanin" w:hint="cs"/>
+                <w:rtl/>
+              </w:rPr>
+              <w:t>ضرایب توییدل</w:t>
+            </w:r>
+          </w:p>
+        </w:tc>
+      </w:tr>
+      <w:tr>
+        <w:tc>
+          <w:tcPr>
+            <w:tcW w:w="4414" w:type="dxa"/>
+          </w:tcPr>
+          <w:p>
+            <w:pPr>
+              <w:bidi w:val="0"/>
+              <w:spacing w:line="360" w:lineRule="auto"/>
+              <w:rPr>
+                <w:rFonts w:cs="B Nazanin"/>
+              </w:rPr>
+            </w:pPr>
+            <w:r>
+              <w:rPr>
+                <w:rFonts w:cs="B Nazanin"/>
+              </w:rPr>
+              <w:t>Multipliers</w:t>
+            </w:r>
+          </w:p>
+        </w:tc>
+        <w:tc>
+          <w:tcPr>
+            <w:tcW w:w="4414" w:type="dxa"/>
+          </w:tcPr>
+          <w:p>
+            <w:pPr>
+              <w:spacing w:line="360" w:lineRule="auto"/>
+              <w:rPr>
+                <w:rFonts w:cs="B Nazanin"/>
+                <w:rtl/>
+              </w:rPr>
+            </w:pPr>
+            <w:r>
+              <w:rPr>
+                <w:rFonts w:cs="B Nazanin" w:hint="cs"/>
+                <w:rtl/>
+              </w:rPr>
+              <w:t>ضرب‌کننده‌ها</w:t>
+            </w:r>
+          </w:p>
+        </w:tc>
+      </w:tr>
+      <w:tr>
+        <w:tc>
+          <w:tcPr>
+            <w:tcW w:w="4414" w:type="dxa"/>
+          </w:tcPr>
+          <w:p>
+            <w:pPr>
+              <w:bidi w:val="0"/>
+              <w:spacing w:line="360" w:lineRule="auto"/>
+              <w:rPr>
+                <w:rFonts w:cs="B Nazanin"/>
+              </w:rPr>
+            </w:pPr>
+            <w:r>
+              <w:rPr>
+                <w:rFonts w:cs="B Nazanin"/>
+              </w:rPr>
+              <w:t>Shift-Add Networks</w:t>
+            </w:r>
+          </w:p>
+        </w:tc>
+        <w:tc>
+          <w:tcPr>
+            <w:tcW w:w="4414" w:type="dxa"/>
+          </w:tcPr>
+          <w:p>
+            <w:pPr>
+              <w:spacing w:line="360" w:lineRule="auto"/>
+              <w:rPr>
+                <w:rFonts w:cs="B Nazanin"/>
+                <w:rtl/>
+              </w:rPr>
+            </w:pPr>
+            <w:r>
+              <w:rPr>
+                <w:rFonts w:cs="B Nazanin" w:hint="cs"/>
+                <w:rtl/>
+              </w:rPr>
+              <w:t>شبکه‌های جمع-و-انتقال</w:t>
+            </w:r>
+          </w:p>
+        </w:tc>
+      </w:tr>
+      <w:tr>
+        <w:tc>
+          <w:tcPr>
+            <w:tcW w:w="4414" w:type="dxa"/>
+          </w:tcPr>
+          <w:p>
+            <w:pPr>
+              <w:bidi w:val="0"/>
+              <w:spacing w:line="360" w:lineRule="auto"/>
+              <w:rPr>
+                <w:rFonts w:cs="B Nazanin"/>
+              </w:rPr>
+            </w:pPr>
+            <w:r>
+              <w:rPr>
+                <w:rFonts w:cs="B Nazanin"/>
+              </w:rPr>
+              <w:t>Logic Minimization</w:t>
+            </w:r>
+          </w:p>
+        </w:tc>
+        <w:tc>
+          <w:tcPr>
+            <w:tcW w:w="4414" w:type="dxa"/>
+          </w:tcPr>
+          <w:p>
+            <w:pPr>
+              <w:spacing w:line="360" w:lineRule="auto"/>
+              <w:rPr>
+                <w:rFonts w:cs="B Nazanin"/>
+                <w:rtl/>
+              </w:rPr>
+            </w:pPr>
+            <w:r>
+              <w:rPr>
+                <w:rFonts w:cs="B Nazanin" w:hint="cs"/>
+                <w:rtl/>
+              </w:rPr>
+              <w:t>کاهش سطح منطق</w:t>
+            </w:r>
+          </w:p>
+        </w:tc>
+      </w:tr>
+      <w:tr>
+        <w:tc>
+          <w:tcPr>
+            <w:tcW w:w="4414" w:type="dxa"/>
+          </w:tcPr>
+          <w:p>
+            <w:pPr>
+              <w:bidi w:val="0"/>
+              <w:spacing w:line="360" w:lineRule="auto"/>
+              <w:rPr>
+                <w:rFonts w:cs="B Nazanin"/>
+              </w:rPr>
+            </w:pPr>
+            <w:r>
+              <w:rPr>
+                <w:rFonts w:cs="B Nazanin"/>
+              </w:rPr>
+              <w:t>Register Sharing</w:t>
+            </w:r>
+          </w:p>
+        </w:tc>
+        <w:tc>
+          <w:tcPr>
+            <w:tcW w:w="4414" w:type="dxa"/>
+          </w:tcPr>
+          <w:p>
+            <w:pPr>
+              <w:spacing w:line="360" w:lineRule="auto"/>
+              <w:rPr>
+                <w:rFonts w:cs="B Nazanin"/>
+                <w:rtl/>
+              </w:rPr>
+            </w:pPr>
+            <w:r>
+              <w:rPr>
+                <w:rFonts w:cs="B Nazanin" w:hint="cs"/>
+                <w:rtl/>
+              </w:rPr>
+              <w:t>اشتراک‌گذاری ثبات‌ها</w:t>
+            </w:r>
+          </w:p>
+        </w:tc>
+      </w:tr>
+      <w:tr>
+        <w:tc>
+          <w:tcPr>
+            <w:tcW w:w="4414" w:type="dxa"/>
+          </w:tcPr>
+          <w:p>
+            <w:pPr>
+              <w:bidi w:val="0"/>
+              <w:spacing w:line="360" w:lineRule="auto"/>
+              <w:rPr>
+                <w:rFonts w:cs="B Nazanin"/>
+              </w:rPr>
+            </w:pPr>
+            <w:r>
+              <w:rPr>
+                <w:rFonts w:cs="B Nazanin"/>
+              </w:rPr>
+              <w:t>Frequency</w:t>
+            </w:r>
+          </w:p>
+        </w:tc>
+        <w:tc>
+          <w:tcPr>
+            <w:tcW w:w="4414" w:type="dxa"/>
+          </w:tcPr>
+          <w:p>
+            <w:pPr>
+              <w:spacing w:line="360" w:lineRule="auto"/>
+              <w:rPr>
+                <w:rFonts w:cs="B Nazanin"/>
+                <w:rtl/>
+              </w:rPr>
+            </w:pPr>
+            <w:r>
+              <w:rPr>
+                <w:rFonts w:cs="B Nazanin" w:hint="cs"/>
+                <w:rtl/>
+              </w:rPr>
+              <w:t>فرکانس</w:t>
+            </w:r>
+          </w:p>
+        </w:tc>
+      </w:tr>
+      <w:tr>
+        <w:tc>
+          <w:tcPr>
+            <w:tcW w:w="4414" w:type="dxa"/>
+          </w:tcPr>
+          <w:p>
+            <w:pPr>
+              <w:bidi w:val="0"/>
+              <w:spacing w:line="360" w:lineRule="auto"/>
+              <w:rPr>
+                <w:rFonts w:cs="B Nazanin"/>
+              </w:rPr>
+            </w:pPr>
+            <w:r>
+              <w:rPr>
+                <w:rFonts w:cs="B Nazanin"/>
+              </w:rPr>
+              <w:t>Clock</w:t>
+            </w:r>
+          </w:p>
+        </w:tc>
+        <w:tc>
+          <w:tcPr>
+            <w:tcW w:w="4414" w:type="dxa"/>
+          </w:tcPr>
+          <w:p>
+            <w:pPr>
+              <w:spacing w:line="360" w:lineRule="auto"/>
+              <w:rPr>
+                <w:rFonts w:cs="B Nazanin"/>
+                <w:rtl/>
+              </w:rPr>
+            </w:pPr>
+            <w:r>
+              <w:rPr>
+                <w:rFonts w:cs="B Nazanin" w:hint="cs"/>
+                <w:rtl/>
+              </w:rPr>
+              <w:t>ساعت</w:t>
+            </w:r>
+          </w:p>
+        </w:tc>
+      </w:tr>
+      <w:tr>
+        <w:tc>
+          <w:tcPr>
+            <w:tcW w:w="4414" w:type="dxa"/>
+          </w:tcPr>
+          <w:p>
+            <w:pPr>
+              <w:bidi w:val="0"/>
+              <w:spacing w:line="360" w:lineRule="auto"/>
+              <w:rPr>
+                <w:rFonts w:cs="B Nazanin"/>
+              </w:rPr>
+            </w:pPr>
+            <w:r>
+              <w:rPr>
+                <w:rFonts w:cs="B Nazanin"/>
+              </w:rPr>
+              <w:t>Scalar Multiplication</w:t>
+            </w:r>
+          </w:p>
+        </w:tc>
+        <w:tc>
+          <w:tcPr>
+            <w:tcW w:w="4414" w:type="dxa"/>
+          </w:tcPr>
+          <w:p>
+            <w:pPr>
+              <w:spacing w:line="360" w:lineRule="auto"/>
+              <w:rPr>
+                <w:rFonts w:cs="B Nazanin"/>
+                <w:rtl/>
+              </w:rPr>
+            </w:pPr>
+            <w:r>
+              <w:rPr>
+                <w:rFonts w:cs="B Nazanin" w:hint="cs"/>
+                <w:rtl/>
+              </w:rPr>
+              <w:t>ضرب نقطه‌ای</w:t>
+            </w:r>
+          </w:p>
+        </w:tc>
+      </w:tr>
+    </w:tbl>
+    <w:p>
+      <w:pPr>
+        <w:spacing w:line="360" w:lineRule="auto"/>
+        <w:jc w:val="both"/>
+        <w:rPr>
+          <w:rFonts w:cs="B Nazanin"/>
+          <w:b/>
+          <w:bCs/>
           <w:color w:val="C00000"/>
           <w:sz w:val="40"/>
           <w:szCs w:val="36"/>
           <w:rtl/>
         </w:rPr>
       </w:pPr>
-      <w:r>
-        <w:rPr>
-          <w:rFonts w:cs="B Nazanin" w:hint="cs"/>
-          <w:b/>
-          <w:bCs/>
-          <w:color w:val="000000" w:themeColor="text1"/>
-          <w:sz w:val="40"/>
-          <w:szCs w:val="36"/>
-          <w:rtl/>
-        </w:rPr>
-        <w:t>واژه</w:t>
-      </w:r>
-      <w:r>
-        <w:rPr>
-          <w:rFonts w:cs="B Nazanin" w:hint="cs"/>
-          <w:b/>
-          <w:bCs/>
-          <w:color w:val="000000" w:themeColor="text1"/>
-          <w:sz w:val="40"/>
-          <w:szCs w:val="36"/>
-          <w:rtl/>
-        </w:rPr>
-        <w:softHyphen/>
-        <w:t>نامه</w:t>
-      </w:r>
     </w:p>
     <w:p>
       <w:pPr>
@@ -27700,6 +28893,7 @@
           <w:rFonts w:cs="B Nazanin" w:hint="cs"/>
           <w:rtl/>
         </w:rPr>
+        <w:lastRenderedPageBreak/>
         <w:t>فلوچارت و نقشه</w:t>
       </w:r>
       <w:r>
@@ -27803,7 +28997,6 @@
           <w:rFonts w:cs="B Nazanin" w:hint="cs"/>
           <w:rtl/>
         </w:rPr>
-        <w:lastRenderedPageBreak/>
         <w:t>درنتیجه،</w:t>
       </w:r>
       <w:r>

--- a/report.docx
+++ b/report.docx
@@ -2307,7 +2307,7 @@
             </w:rPr>
             <w:fldChar w:fldCharType="separate"/>
           </w:r>
-          <w:hyperlink w:anchor="_Toc239292897" w:history="1">
+          <w:hyperlink w:anchor="_Toc239361719" w:history="1">
             <w:r>
               <w:rPr>
                 <w:rStyle w:val="Hyperlink"/>
@@ -2347,7 +2347,7 @@
               <w:rPr>
                 <w:webHidden/>
               </w:rPr>
-              <w:instrText xml:space="preserve"> PAGEREF _Toc239292897 \h </w:instrText>
+              <w:instrText xml:space="preserve"> PAGEREF _Toc239361719 \h </w:instrText>
             </w:r>
             <w:r>
               <w:rPr>
@@ -2384,7 +2384,7 @@
               <w:noProof/>
             </w:rPr>
           </w:pPr>
-          <w:hyperlink w:anchor="_Toc239292898" w:history="1">
+          <w:hyperlink w:anchor="_Toc239361720" w:history="1">
             <w:r>
               <w:rPr>
                 <w:rStyle w:val="Hyperlink"/>
@@ -2432,7 +2432,7 @@
                 <w:noProof/>
                 <w:webHidden/>
               </w:rPr>
-              <w:instrText xml:space="preserve"> PAGEREF _Toc239292898 \h </w:instrText>
+              <w:instrText xml:space="preserve"> PAGEREF _Toc239361720 \h </w:instrText>
             </w:r>
             <w:r>
               <w:rPr>
@@ -2476,7 +2476,7 @@
               <w:noProof/>
             </w:rPr>
           </w:pPr>
-          <w:hyperlink w:anchor="_Toc239292899" w:history="1">
+          <w:hyperlink w:anchor="_Toc239361721" w:history="1">
             <w:r>
               <w:rPr>
                 <w:rStyle w:val="Hyperlink"/>
@@ -2551,7 +2551,7 @@
                 <w:noProof/>
                 <w:webHidden/>
               </w:rPr>
-              <w:instrText xml:space="preserve"> PAGEREF _Toc239292899 \h </w:instrText>
+              <w:instrText xml:space="preserve"> PAGEREF _Toc239361721 \h </w:instrText>
             </w:r>
             <w:r>
               <w:rPr>
@@ -2598,7 +2598,7 @@
               <w:noProof/>
             </w:rPr>
           </w:pPr>
-          <w:hyperlink w:anchor="_Toc239292900" w:history="1">
+          <w:hyperlink w:anchor="_Toc239361722" w:history="1">
             <w:r>
               <w:rPr>
                 <w:rStyle w:val="Hyperlink"/>
@@ -2787,7 +2787,7 @@
                 <w:noProof/>
                 <w:webHidden/>
               </w:rPr>
-              <w:instrText xml:space="preserve"> PAGEREF _Toc239292900 \h </w:instrText>
+              <w:instrText xml:space="preserve"> PAGEREF _Toc239361722 \h </w:instrText>
             </w:r>
             <w:r>
               <w:rPr>
@@ -2834,7 +2834,7 @@
               <w:noProof/>
             </w:rPr>
           </w:pPr>
-          <w:hyperlink w:anchor="_Toc239292901" w:history="1">
+          <w:hyperlink w:anchor="_Toc239361723" w:history="1">
             <w:r>
               <w:rPr>
                 <w:rStyle w:val="Hyperlink"/>
@@ -2927,7 +2927,7 @@
                 <w:noProof/>
                 <w:webHidden/>
               </w:rPr>
-              <w:instrText xml:space="preserve"> PAGEREF _Toc239292901 \h </w:instrText>
+              <w:instrText xml:space="preserve"> PAGEREF _Toc239361723 \h </w:instrText>
             </w:r>
             <w:r>
               <w:rPr>
@@ -2974,7 +2974,7 @@
               <w:noProof/>
             </w:rPr>
           </w:pPr>
-          <w:hyperlink w:anchor="_Toc239292902" w:history="1">
+          <w:hyperlink w:anchor="_Toc239361724" w:history="1">
             <w:r>
               <w:rPr>
                 <w:rStyle w:val="Hyperlink"/>
@@ -3070,7 +3070,7 @@
                 <w:noProof/>
                 <w:webHidden/>
               </w:rPr>
-              <w:instrText xml:space="preserve"> PAGEREF _Toc239292902 \h </w:instrText>
+              <w:instrText xml:space="preserve"> PAGEREF _Toc239361724 \h </w:instrText>
             </w:r>
             <w:r>
               <w:rPr>
@@ -3117,7 +3117,7 @@
               <w:noProof/>
             </w:rPr>
           </w:pPr>
-          <w:hyperlink w:anchor="_Toc239292903" w:history="1">
+          <w:hyperlink w:anchor="_Toc239361725" w:history="1">
             <w:r>
               <w:rPr>
                 <w:rStyle w:val="Hyperlink"/>
@@ -3298,7 +3298,7 @@
                 <w:noProof/>
                 <w:webHidden/>
               </w:rPr>
-              <w:instrText xml:space="preserve"> PAGEREF _Toc239292903 \h </w:instrText>
+              <w:instrText xml:space="preserve"> PAGEREF _Toc239361725 \h </w:instrText>
             </w:r>
             <w:r>
               <w:rPr>
@@ -3345,7 +3345,7 @@
               <w:noProof/>
             </w:rPr>
           </w:pPr>
-          <w:hyperlink w:anchor="_Toc239292904" w:history="1">
+          <w:hyperlink w:anchor="_Toc239361726" w:history="1">
             <w:r>
               <w:rPr>
                 <w:rStyle w:val="Hyperlink"/>
@@ -3492,7 +3492,7 @@
                 <w:noProof/>
                 <w:webHidden/>
               </w:rPr>
-              <w:instrText xml:space="preserve"> PAGEREF _Toc239292904 \h </w:instrText>
+              <w:instrText xml:space="preserve"> PAGEREF _Toc239361726 \h </w:instrText>
             </w:r>
             <w:r>
               <w:rPr>
@@ -3539,7 +3539,7 @@
               <w:noProof/>
             </w:rPr>
           </w:pPr>
-          <w:hyperlink w:anchor="_Toc239292905" w:history="1">
+          <w:hyperlink w:anchor="_Toc239361727" w:history="1">
             <w:r>
               <w:rPr>
                 <w:rStyle w:val="Hyperlink"/>
@@ -3641,7 +3641,7 @@
                 <w:noProof/>
                 <w:webHidden/>
               </w:rPr>
-              <w:instrText xml:space="preserve"> PAGEREF _Toc239292905 \h </w:instrText>
+              <w:instrText xml:space="preserve"> PAGEREF _Toc239361727 \h </w:instrText>
             </w:r>
             <w:r>
               <w:rPr>
@@ -3688,7 +3688,7 @@
               <w:noProof/>
             </w:rPr>
           </w:pPr>
-          <w:hyperlink w:anchor="_Toc239292906" w:history="1">
+          <w:hyperlink w:anchor="_Toc239361728" w:history="1">
             <w:r>
               <w:rPr>
                 <w:rStyle w:val="Hyperlink"/>
@@ -3847,7 +3847,7 @@
                 <w:noProof/>
                 <w:webHidden/>
               </w:rPr>
-              <w:instrText xml:space="preserve"> PAGEREF _Toc239292906 \h </w:instrText>
+              <w:instrText xml:space="preserve"> PAGEREF _Toc239361728 \h </w:instrText>
             </w:r>
             <w:r>
               <w:rPr>
@@ -3894,7 +3894,7 @@
               <w:noProof/>
             </w:rPr>
           </w:pPr>
-          <w:hyperlink w:anchor="_Toc239292907" w:history="1">
+          <w:hyperlink w:anchor="_Toc239361729" w:history="1">
             <w:r>
               <w:rPr>
                 <w:rStyle w:val="Hyperlink"/>
@@ -4013,7 +4013,7 @@
                 <w:noProof/>
                 <w:webHidden/>
               </w:rPr>
-              <w:instrText xml:space="preserve"> PAGEREF _Toc239292907 \h </w:instrText>
+              <w:instrText xml:space="preserve"> PAGEREF _Toc239361729 \h </w:instrText>
             </w:r>
             <w:r>
               <w:rPr>
@@ -4060,7 +4060,7 @@
               <w:noProof/>
             </w:rPr>
           </w:pPr>
-          <w:hyperlink w:anchor="_Toc239292908" w:history="1">
+          <w:hyperlink w:anchor="_Toc239361730" w:history="1">
             <w:r>
               <w:rPr>
                 <w:rStyle w:val="Hyperlink"/>
@@ -4205,7 +4205,7 @@
                 <w:noProof/>
                 <w:webHidden/>
               </w:rPr>
-              <w:instrText xml:space="preserve"> PAGEREF _Toc239292908 \h </w:instrText>
+              <w:instrText xml:space="preserve"> PAGEREF _Toc239361730 \h </w:instrText>
             </w:r>
             <w:r>
               <w:rPr>
@@ -4252,7 +4252,7 @@
               <w:noProof/>
             </w:rPr>
           </w:pPr>
-          <w:hyperlink w:anchor="_Toc239292909" w:history="1">
+          <w:hyperlink w:anchor="_Toc239361731" w:history="1">
             <w:r>
               <w:rPr>
                 <w:rStyle w:val="Hyperlink"/>
@@ -4371,7 +4371,7 @@
                 <w:noProof/>
                 <w:webHidden/>
               </w:rPr>
-              <w:instrText xml:space="preserve"> PAGEREF _Toc239292909 \h </w:instrText>
+              <w:instrText xml:space="preserve"> PAGEREF _Toc239361731 \h </w:instrText>
             </w:r>
             <w:r>
               <w:rPr>
@@ -4418,7 +4418,7 @@
               <w:noProof/>
             </w:rPr>
           </w:pPr>
-          <w:hyperlink w:anchor="_Toc239292910" w:history="1">
+          <w:hyperlink w:anchor="_Toc239361732" w:history="1">
             <w:r>
               <w:rPr>
                 <w:rStyle w:val="Hyperlink"/>
@@ -4528,7 +4528,7 @@
                 <w:noProof/>
                 <w:webHidden/>
               </w:rPr>
-              <w:instrText xml:space="preserve"> PAGEREF _Toc239292910 \h </w:instrText>
+              <w:instrText xml:space="preserve"> PAGEREF _Toc239361732 \h </w:instrText>
             </w:r>
             <w:r>
               <w:rPr>
@@ -4575,7 +4575,7 @@
               <w:noProof/>
             </w:rPr>
           </w:pPr>
-          <w:hyperlink w:anchor="_Toc239292911" w:history="1">
+          <w:hyperlink w:anchor="_Toc239361733" w:history="1">
             <w:r>
               <w:rPr>
                 <w:rStyle w:val="Hyperlink"/>
@@ -4784,7 +4784,7 @@
                 <w:noProof/>
                 <w:webHidden/>
               </w:rPr>
-              <w:instrText xml:space="preserve"> PAGEREF _Toc239292911 \h </w:instrText>
+              <w:instrText xml:space="preserve"> PAGEREF _Toc239361733 \h </w:instrText>
             </w:r>
             <w:r>
               <w:rPr>
@@ -4831,7 +4831,7 @@
               <w:noProof/>
             </w:rPr>
           </w:pPr>
-          <w:hyperlink w:anchor="_Toc239292912" w:history="1">
+          <w:hyperlink w:anchor="_Toc239361734" w:history="1">
             <w:r>
               <w:rPr>
                 <w:rStyle w:val="Hyperlink"/>
@@ -4879,7 +4879,7 @@
                 <w:noProof/>
                 <w:webHidden/>
               </w:rPr>
-              <w:instrText xml:space="preserve"> PAGEREF _Toc239292912 \h </w:instrText>
+              <w:instrText xml:space="preserve"> PAGEREF _Toc239361734 \h </w:instrText>
             </w:r>
             <w:r>
               <w:rPr>
@@ -4925,7 +4925,7 @@
               <w:lang w:bidi="ar-SA"/>
             </w:rPr>
           </w:pPr>
-          <w:hyperlink w:anchor="_Toc239292913" w:history="1">
+          <w:hyperlink w:anchor="_Toc239361735" w:history="1">
             <w:r>
               <w:rPr>
                 <w:rStyle w:val="Hyperlink"/>
@@ -5010,7 +5010,7 @@
               <w:rPr>
                 <w:webHidden/>
               </w:rPr>
-              <w:instrText xml:space="preserve"> PAGEREF _Toc239292913 \h </w:instrText>
+              <w:instrText xml:space="preserve"> PAGEREF _Toc239361735 \h </w:instrText>
             </w:r>
             <w:r>
               <w:rPr>
@@ -5047,7 +5047,7 @@
               <w:noProof/>
             </w:rPr>
           </w:pPr>
-          <w:hyperlink w:anchor="_Toc239292914" w:history="1">
+          <w:hyperlink w:anchor="_Toc239361736" w:history="1">
             <w:r>
               <w:rPr>
                 <w:rStyle w:val="Hyperlink"/>
@@ -5095,7 +5095,7 @@
                 <w:noProof/>
                 <w:webHidden/>
               </w:rPr>
-              <w:instrText xml:space="preserve"> PAGEREF _Toc239292914 \h </w:instrText>
+              <w:instrText xml:space="preserve"> PAGEREF _Toc239361736 \h </w:instrText>
             </w:r>
             <w:r>
               <w:rPr>
@@ -5142,7 +5142,7 @@
               <w:noProof/>
             </w:rPr>
           </w:pPr>
-          <w:hyperlink w:anchor="_Toc239292915" w:history="1">
+          <w:hyperlink w:anchor="_Toc239361737" w:history="1">
             <w:r>
               <w:rPr>
                 <w:rStyle w:val="Hyperlink"/>
@@ -5279,7 +5279,7 @@
                 <w:noProof/>
                 <w:webHidden/>
               </w:rPr>
-              <w:instrText xml:space="preserve"> PAGEREF _Toc239292915 \h </w:instrText>
+              <w:instrText xml:space="preserve"> PAGEREF _Toc239361737 \h </w:instrText>
             </w:r>
             <w:r>
               <w:rPr>
@@ -5326,7 +5326,7 @@
               <w:noProof/>
             </w:rPr>
           </w:pPr>
-          <w:hyperlink w:anchor="_Toc239292916" w:history="1">
+          <w:hyperlink w:anchor="_Toc239361738" w:history="1">
             <w:r>
               <w:rPr>
                 <w:rStyle w:val="Hyperlink"/>
@@ -5455,7 +5455,7 @@
                 <w:noProof/>
                 <w:webHidden/>
               </w:rPr>
-              <w:instrText xml:space="preserve"> PAGEREF _Toc239292916 \h </w:instrText>
+              <w:instrText xml:space="preserve"> PAGEREF _Toc239361738 \h </w:instrText>
             </w:r>
             <w:r>
               <w:rPr>
@@ -5499,7 +5499,7 @@
               <w:noProof/>
             </w:rPr>
           </w:pPr>
-          <w:hyperlink w:anchor="_Toc239292917" w:history="1">
+          <w:hyperlink w:anchor="_Toc239361739" w:history="1">
             <w:r>
               <w:rPr>
                 <w:rStyle w:val="Hyperlink"/>
@@ -5546,7 +5546,7 @@
                 <w:noProof/>
                 <w:webHidden/>
               </w:rPr>
-              <w:instrText xml:space="preserve"> PAGEREF _Toc239292917 \h </w:instrText>
+              <w:instrText xml:space="preserve"> PAGEREF _Toc239361739 \h </w:instrText>
             </w:r>
             <w:r>
               <w:rPr>
@@ -5593,7 +5593,7 @@
               <w:noProof/>
             </w:rPr>
           </w:pPr>
-          <w:hyperlink w:anchor="_Toc239292918" w:history="1">
+          <w:hyperlink w:anchor="_Toc239361740" w:history="1">
             <w:r>
               <w:rPr>
                 <w:rStyle w:val="Hyperlink"/>
@@ -5685,7 +5685,7 @@
                 <w:noProof/>
                 <w:webHidden/>
               </w:rPr>
-              <w:instrText xml:space="preserve"> PAGEREF _Toc239292918 \h </w:instrText>
+              <w:instrText xml:space="preserve"> PAGEREF _Toc239361740 \h </w:instrText>
             </w:r>
             <w:r>
               <w:rPr>
@@ -5732,7 +5732,7 @@
               <w:noProof/>
             </w:rPr>
           </w:pPr>
-          <w:hyperlink w:anchor="_Toc239292919" w:history="1">
+          <w:hyperlink w:anchor="_Toc239361741" w:history="1">
             <w:r>
               <w:rPr>
                 <w:rStyle w:val="Hyperlink"/>
@@ -5842,7 +5842,7 @@
                 <w:noProof/>
                 <w:webHidden/>
               </w:rPr>
-              <w:instrText xml:space="preserve"> PAGEREF _Toc239292919 \h </w:instrText>
+              <w:instrText xml:space="preserve"> PAGEREF _Toc239361741 \h </w:instrText>
             </w:r>
             <w:r>
               <w:rPr>
@@ -5889,7 +5889,7 @@
               <w:noProof/>
             </w:rPr>
           </w:pPr>
-          <w:hyperlink w:anchor="_Toc239292920" w:history="1">
+          <w:hyperlink w:anchor="_Toc239361742" w:history="1">
             <w:r>
               <w:rPr>
                 <w:rStyle w:val="Hyperlink"/>
@@ -5982,7 +5982,7 @@
                 <w:noProof/>
                 <w:webHidden/>
               </w:rPr>
-              <w:instrText xml:space="preserve"> PAGEREF _Toc239292920 \h </w:instrText>
+              <w:instrText xml:space="preserve"> PAGEREF _Toc239361742 \h </w:instrText>
             </w:r>
             <w:r>
               <w:rPr>
@@ -6026,7 +6026,7 @@
               <w:noProof/>
             </w:rPr>
           </w:pPr>
-          <w:hyperlink w:anchor="_Toc239292921" w:history="1">
+          <w:hyperlink w:anchor="_Toc239361743" w:history="1">
             <w:r>
               <w:rPr>
                 <w:rStyle w:val="Hyperlink"/>
@@ -6100,7 +6100,7 @@
                 <w:noProof/>
                 <w:webHidden/>
               </w:rPr>
-              <w:instrText xml:space="preserve"> PAGEREF _Toc239292921 \h </w:instrText>
+              <w:instrText xml:space="preserve"> PAGEREF _Toc239361743 \h </w:instrText>
             </w:r>
             <w:r>
               <w:rPr>
@@ -6147,7 +6147,7 @@
               <w:noProof/>
             </w:rPr>
           </w:pPr>
-          <w:hyperlink w:anchor="_Toc239292922" w:history="1">
+          <w:hyperlink w:anchor="_Toc239361744" w:history="1">
             <w:r>
               <w:rPr>
                 <w:rStyle w:val="Hyperlink"/>
@@ -6239,7 +6239,7 @@
                 <w:noProof/>
                 <w:webHidden/>
               </w:rPr>
-              <w:instrText xml:space="preserve"> PAGEREF _Toc239292922 \h </w:instrText>
+              <w:instrText xml:space="preserve"> PAGEREF _Toc239361744 \h </w:instrText>
             </w:r>
             <w:r>
               <w:rPr>
@@ -6279,14 +6279,14 @@
           <w:pPr>
             <w:pStyle w:val="TOC2"/>
             <w:tabs>
-              <w:tab w:val="left" w:pos="3040"/>
+              <w:tab w:val="left" w:pos="3086"/>
             </w:tabs>
             <w:rPr>
               <w:rFonts w:asciiTheme="minorHAnsi" w:eastAsiaTheme="minorEastAsia" w:hAnsiTheme="minorHAnsi" w:cs="B Nazanin"/>
               <w:noProof/>
             </w:rPr>
           </w:pPr>
-          <w:hyperlink w:anchor="_Toc239292923" w:history="1">
+          <w:hyperlink w:anchor="_Toc239361745" w:history="1">
             <w:r>
               <w:rPr>
                 <w:rStyle w:val="Hyperlink"/>
@@ -6346,7 +6346,7 @@
                 <w:noProof/>
                 <w:rtl/>
               </w:rPr>
-              <w:t>د ه</w:t>
+              <w:t>د ترک</w:t>
             </w:r>
             <w:r>
               <w:rPr>
@@ -6360,11 +6360,11 @@
             <w:r>
               <w:rPr>
                 <w:rStyle w:val="Hyperlink"/>
-                <w:rFonts w:eastAsiaTheme="majorEastAsia" w:cs="B Nazanin"/>
+                <w:rFonts w:eastAsiaTheme="majorEastAsia" w:cs="B Nazanin" w:hint="eastAsia"/>
                 <w:noProof/>
                 <w:rtl/>
               </w:rPr>
-              <w:t>بر</w:t>
+              <w:t>ب</w:t>
             </w:r>
             <w:r>
               <w:rPr>
@@ -6382,7 +6382,7 @@
                 <w:noProof/>
                 <w:rtl/>
               </w:rPr>
-              <w:t xml:space="preserve">د در </w:t>
+              <w:t xml:space="preserve"> در </w:t>
             </w:r>
             <w:r>
               <w:rPr>
@@ -6414,7 +6414,7 @@
                 <w:noProof/>
                 <w:webHidden/>
               </w:rPr>
-              <w:instrText xml:space="preserve"> PAGEREF _Toc239292923 \h </w:instrText>
+              <w:instrText xml:space="preserve"> PAGEREF _Toc239361745 \h </w:instrText>
             </w:r>
             <w:r>
               <w:rPr>
@@ -6458,7 +6458,7 @@
               <w:noProof/>
             </w:rPr>
           </w:pPr>
-          <w:hyperlink w:anchor="_Toc239292924" w:history="1">
+          <w:hyperlink w:anchor="_Toc239361746" w:history="1">
             <w:r>
               <w:rPr>
                 <w:rStyle w:val="Hyperlink"/>
@@ -6505,7 +6505,7 @@
                 <w:noProof/>
                 <w:webHidden/>
               </w:rPr>
-              <w:instrText xml:space="preserve"> PAGEREF _Toc239292924 \h </w:instrText>
+              <w:instrText xml:space="preserve"> PAGEREF _Toc239361746 \h </w:instrText>
             </w:r>
             <w:r>
               <w:rPr>
@@ -6549,7 +6549,7 @@
               <w:noProof/>
             </w:rPr>
           </w:pPr>
-          <w:hyperlink w:anchor="_Toc239292925" w:history="1">
+          <w:hyperlink w:anchor="_Toc239361747" w:history="1">
             <w:r>
               <w:rPr>
                 <w:rStyle w:val="Hyperlink"/>
@@ -6596,7 +6596,7 @@
                 <w:noProof/>
                 <w:webHidden/>
               </w:rPr>
-              <w:instrText xml:space="preserve"> PAGEREF _Toc239292925 \h </w:instrText>
+              <w:instrText xml:space="preserve"> PAGEREF _Toc239361747 \h </w:instrText>
             </w:r>
             <w:r>
               <w:rPr>
@@ -6640,7 +6640,7 @@
               <w:noProof/>
             </w:rPr>
           </w:pPr>
-          <w:hyperlink w:anchor="_Toc239292926" w:history="1">
+          <w:hyperlink w:anchor="_Toc239361748" w:history="1">
             <w:r>
               <w:rPr>
                 <w:rStyle w:val="Hyperlink"/>
@@ -6687,7 +6687,7 @@
                 <w:noProof/>
                 <w:webHidden/>
               </w:rPr>
-              <w:instrText xml:space="preserve"> PAGEREF _Toc239292926 \h </w:instrText>
+              <w:instrText xml:space="preserve"> PAGEREF _Toc239361748 \h </w:instrText>
             </w:r>
             <w:r>
               <w:rPr>
@@ -6712,6 +6712,728 @@
                 <w:rtl/>
               </w:rPr>
               <w:t>17</w:t>
+            </w:r>
+            <w:r>
+              <w:rPr>
+                <w:rFonts w:cs="B Nazanin"/>
+                <w:noProof/>
+                <w:webHidden/>
+              </w:rPr>
+              <w:fldChar w:fldCharType="end"/>
+            </w:r>
+          </w:hyperlink>
+        </w:p>
+        <w:p>
+          <w:pPr>
+            <w:pStyle w:val="TOC2"/>
+            <w:tabs>
+              <w:tab w:val="left" w:pos="1680"/>
+            </w:tabs>
+            <w:rPr>
+              <w:rFonts w:asciiTheme="minorHAnsi" w:eastAsiaTheme="minorEastAsia" w:hAnsiTheme="minorHAnsi" w:cs="B Nazanin"/>
+              <w:noProof/>
+            </w:rPr>
+          </w:pPr>
+          <w:hyperlink w:anchor="_Toc239361749" w:history="1">
+            <w:r>
+              <w:rPr>
+                <w:rStyle w:val="Hyperlink"/>
+                <w:rFonts w:eastAsiaTheme="majorEastAsia" w:cs="B Nazanin"/>
+                <w:noProof/>
+                <w:rtl/>
+              </w:rPr>
+              <w:t>2-5</w:t>
+            </w:r>
+            <w:r>
+              <w:rPr>
+                <w:rFonts w:asciiTheme="minorHAnsi" w:eastAsiaTheme="minorEastAsia" w:hAnsiTheme="minorHAnsi" w:cs="B Nazanin"/>
+                <w:noProof/>
+              </w:rPr>
+              <w:tab/>
+            </w:r>
+            <w:r>
+              <w:rPr>
+                <w:rStyle w:val="Hyperlink"/>
+                <w:rFonts w:eastAsiaTheme="majorEastAsia" w:cs="B Nazanin"/>
+                <w:noProof/>
+                <w:rtl/>
+              </w:rPr>
+              <w:t>کارها</w:t>
+            </w:r>
+            <w:r>
+              <w:rPr>
+                <w:rStyle w:val="Hyperlink"/>
+                <w:rFonts w:eastAsiaTheme="majorEastAsia" w:cs="B Nazanin" w:hint="cs"/>
+                <w:noProof/>
+                <w:rtl/>
+              </w:rPr>
+              <w:t>ی</w:t>
+            </w:r>
+            <w:r>
+              <w:rPr>
+                <w:rStyle w:val="Hyperlink"/>
+                <w:rFonts w:eastAsiaTheme="majorEastAsia" w:cs="B Nazanin"/>
+                <w:noProof/>
+                <w:rtl/>
+              </w:rPr>
+              <w:t xml:space="preserve"> مرتبط</w:t>
+            </w:r>
+            <w:r>
+              <w:rPr>
+                <w:rFonts w:cs="B Nazanin"/>
+                <w:noProof/>
+                <w:webHidden/>
+              </w:rPr>
+              <w:tab/>
+            </w:r>
+            <w:r>
+              <w:rPr>
+                <w:rFonts w:cs="B Nazanin"/>
+                <w:noProof/>
+                <w:webHidden/>
+              </w:rPr>
+              <w:fldChar w:fldCharType="begin"/>
+            </w:r>
+            <w:r>
+              <w:rPr>
+                <w:rFonts w:cs="B Nazanin"/>
+                <w:noProof/>
+                <w:webHidden/>
+              </w:rPr>
+              <w:instrText xml:space="preserve"> PAGEREF _Toc239361749 \h </w:instrText>
+            </w:r>
+            <w:r>
+              <w:rPr>
+                <w:rFonts w:cs="B Nazanin"/>
+                <w:noProof/>
+                <w:webHidden/>
+              </w:rPr>
+            </w:r>
+            <w:r>
+              <w:rPr>
+                <w:rFonts w:cs="B Nazanin"/>
+                <w:noProof/>
+                <w:webHidden/>
+              </w:rPr>
+              <w:fldChar w:fldCharType="separate"/>
+            </w:r>
+            <w:r>
+              <w:rPr>
+                <w:rFonts w:cs="B Nazanin"/>
+                <w:noProof/>
+                <w:webHidden/>
+                <w:rtl/>
+              </w:rPr>
+              <w:t>18</w:t>
+            </w:r>
+            <w:r>
+              <w:rPr>
+                <w:rFonts w:cs="B Nazanin"/>
+                <w:noProof/>
+                <w:webHidden/>
+              </w:rPr>
+              <w:fldChar w:fldCharType="end"/>
+            </w:r>
+          </w:hyperlink>
+        </w:p>
+        <w:p>
+          <w:pPr>
+            <w:pStyle w:val="TOC3"/>
+            <w:tabs>
+              <w:tab w:val="left" w:pos="2571"/>
+            </w:tabs>
+            <w:rPr>
+              <w:rFonts w:asciiTheme="minorHAnsi" w:eastAsiaTheme="minorEastAsia" w:hAnsiTheme="minorHAnsi" w:cs="B Nazanin"/>
+              <w:noProof/>
+            </w:rPr>
+          </w:pPr>
+          <w:hyperlink w:anchor="_Toc239361750" w:history="1">
+            <w:r>
+              <w:rPr>
+                <w:rStyle w:val="Hyperlink"/>
+                <w:rFonts w:eastAsiaTheme="majorEastAsia" w:cs="B Nazanin"/>
+                <w:noProof/>
+                <w:rtl/>
+              </w:rPr>
+              <w:t>2-5-1</w:t>
+            </w:r>
+            <w:r>
+              <w:rPr>
+                <w:rFonts w:asciiTheme="minorHAnsi" w:eastAsiaTheme="minorEastAsia" w:hAnsiTheme="minorHAnsi" w:cs="B Nazanin"/>
+                <w:noProof/>
+              </w:rPr>
+              <w:tab/>
+            </w:r>
+            <w:r>
+              <w:rPr>
+                <w:rStyle w:val="Hyperlink"/>
+                <w:rFonts w:eastAsiaTheme="majorEastAsia" w:cs="B Nazanin"/>
+                <w:noProof/>
+                <w:rtl/>
+              </w:rPr>
+              <w:t>پ</w:t>
+            </w:r>
+            <w:r>
+              <w:rPr>
+                <w:rStyle w:val="Hyperlink"/>
+                <w:rFonts w:eastAsiaTheme="majorEastAsia" w:cs="B Nazanin" w:hint="cs"/>
+                <w:noProof/>
+                <w:rtl/>
+              </w:rPr>
+              <w:t>ی</w:t>
+            </w:r>
+            <w:r>
+              <w:rPr>
+                <w:rStyle w:val="Hyperlink"/>
+                <w:rFonts w:eastAsiaTheme="majorEastAsia" w:cs="B Nazanin"/>
+                <w:noProof/>
+                <w:rtl/>
+              </w:rPr>
+              <w:t>اده‌ساز</w:t>
+            </w:r>
+            <w:r>
+              <w:rPr>
+                <w:rStyle w:val="Hyperlink"/>
+                <w:rFonts w:eastAsiaTheme="majorEastAsia" w:cs="B Nazanin" w:hint="cs"/>
+                <w:noProof/>
+                <w:rtl/>
+              </w:rPr>
+              <w:t>ی</w:t>
+            </w:r>
+            <w:r>
+              <w:rPr>
+                <w:rStyle w:val="Hyperlink"/>
+                <w:rFonts w:eastAsiaTheme="majorEastAsia" w:cs="B Nazanin"/>
+                <w:noProof/>
+                <w:rtl/>
+              </w:rPr>
+              <w:t xml:space="preserve"> سخت‌افزار</w:t>
+            </w:r>
+            <w:r>
+              <w:rPr>
+                <w:rStyle w:val="Hyperlink"/>
+                <w:rFonts w:eastAsiaTheme="majorEastAsia" w:cs="B Nazanin" w:hint="cs"/>
+                <w:noProof/>
+                <w:rtl/>
+              </w:rPr>
+              <w:t>ی</w:t>
+            </w:r>
+            <w:r>
+              <w:rPr>
+                <w:rStyle w:val="Hyperlink"/>
+                <w:rFonts w:eastAsiaTheme="majorEastAsia" w:cs="B Nazanin"/>
+                <w:noProof/>
+                <w:rtl/>
+              </w:rPr>
+              <w:t xml:space="preserve"> </w:t>
+            </w:r>
+            <w:r>
+              <w:rPr>
+                <w:rStyle w:val="Hyperlink"/>
+                <w:rFonts w:eastAsiaTheme="majorEastAsia" w:cs="B Nazanin"/>
+                <w:noProof/>
+              </w:rPr>
+              <w:t>Curve25519</w:t>
+            </w:r>
+            <w:r>
+              <w:rPr>
+                <w:rFonts w:cs="B Nazanin"/>
+                <w:noProof/>
+                <w:webHidden/>
+              </w:rPr>
+              <w:tab/>
+            </w:r>
+            <w:r>
+              <w:rPr>
+                <w:rFonts w:cs="B Nazanin"/>
+                <w:noProof/>
+                <w:webHidden/>
+              </w:rPr>
+              <w:fldChar w:fldCharType="begin"/>
+            </w:r>
+            <w:r>
+              <w:rPr>
+                <w:rFonts w:cs="B Nazanin"/>
+                <w:noProof/>
+                <w:webHidden/>
+              </w:rPr>
+              <w:instrText xml:space="preserve"> PAGEREF _Toc239361750 \h </w:instrText>
+            </w:r>
+            <w:r>
+              <w:rPr>
+                <w:rFonts w:cs="B Nazanin"/>
+                <w:noProof/>
+                <w:webHidden/>
+              </w:rPr>
+            </w:r>
+            <w:r>
+              <w:rPr>
+                <w:rFonts w:cs="B Nazanin"/>
+                <w:noProof/>
+                <w:webHidden/>
+              </w:rPr>
+              <w:fldChar w:fldCharType="separate"/>
+            </w:r>
+            <w:r>
+              <w:rPr>
+                <w:rFonts w:cs="B Nazanin"/>
+                <w:noProof/>
+                <w:webHidden/>
+                <w:rtl/>
+              </w:rPr>
+              <w:t>18</w:t>
+            </w:r>
+            <w:r>
+              <w:rPr>
+                <w:rFonts w:cs="B Nazanin"/>
+                <w:noProof/>
+                <w:webHidden/>
+              </w:rPr>
+              <w:fldChar w:fldCharType="end"/>
+            </w:r>
+          </w:hyperlink>
+        </w:p>
+        <w:p>
+          <w:pPr>
+            <w:pStyle w:val="TOC3"/>
+            <w:tabs>
+              <w:tab w:val="left" w:pos="2571"/>
+            </w:tabs>
+            <w:rPr>
+              <w:rFonts w:asciiTheme="minorHAnsi" w:eastAsiaTheme="minorEastAsia" w:hAnsiTheme="minorHAnsi" w:cs="B Nazanin"/>
+              <w:noProof/>
+            </w:rPr>
+          </w:pPr>
+          <w:hyperlink w:anchor="_Toc239361751" w:history="1">
+            <w:r>
+              <w:rPr>
+                <w:rStyle w:val="Hyperlink"/>
+                <w:rFonts w:eastAsiaTheme="majorEastAsia" w:cs="B Nazanin"/>
+                <w:noProof/>
+                <w:rtl/>
+              </w:rPr>
+              <w:t>2-5-2</w:t>
+            </w:r>
+            <w:r>
+              <w:rPr>
+                <w:rFonts w:asciiTheme="minorHAnsi" w:eastAsiaTheme="minorEastAsia" w:hAnsiTheme="minorHAnsi" w:cs="B Nazanin"/>
+                <w:noProof/>
+              </w:rPr>
+              <w:tab/>
+            </w:r>
+            <w:r>
+              <w:rPr>
+                <w:rStyle w:val="Hyperlink"/>
+                <w:rFonts w:eastAsiaTheme="majorEastAsia" w:cs="B Nazanin"/>
+                <w:noProof/>
+                <w:rtl/>
+              </w:rPr>
+              <w:t>پ</w:t>
+            </w:r>
+            <w:r>
+              <w:rPr>
+                <w:rStyle w:val="Hyperlink"/>
+                <w:rFonts w:eastAsiaTheme="majorEastAsia" w:cs="B Nazanin" w:hint="cs"/>
+                <w:noProof/>
+                <w:rtl/>
+              </w:rPr>
+              <w:t>ی</w:t>
+            </w:r>
+            <w:r>
+              <w:rPr>
+                <w:rStyle w:val="Hyperlink"/>
+                <w:rFonts w:eastAsiaTheme="majorEastAsia" w:cs="B Nazanin"/>
+                <w:noProof/>
+                <w:rtl/>
+              </w:rPr>
+              <w:t>اده‌ساز</w:t>
+            </w:r>
+            <w:r>
+              <w:rPr>
+                <w:rStyle w:val="Hyperlink"/>
+                <w:rFonts w:eastAsiaTheme="majorEastAsia" w:cs="B Nazanin" w:hint="cs"/>
+                <w:noProof/>
+                <w:rtl/>
+              </w:rPr>
+              <w:t>ی</w:t>
+            </w:r>
+            <w:r>
+              <w:rPr>
+                <w:rStyle w:val="Hyperlink"/>
+                <w:rFonts w:eastAsiaTheme="majorEastAsia" w:cs="B Nazanin"/>
+                <w:noProof/>
+                <w:rtl/>
+              </w:rPr>
+              <w:t xml:space="preserve"> سخت‌افزار</w:t>
+            </w:r>
+            <w:r>
+              <w:rPr>
+                <w:rStyle w:val="Hyperlink"/>
+                <w:rFonts w:eastAsiaTheme="majorEastAsia" w:cs="B Nazanin" w:hint="cs"/>
+                <w:noProof/>
+                <w:rtl/>
+              </w:rPr>
+              <w:t>ی</w:t>
+            </w:r>
+            <w:r>
+              <w:rPr>
+                <w:rStyle w:val="Hyperlink"/>
+                <w:rFonts w:eastAsiaTheme="majorEastAsia" w:cs="B Nazanin"/>
+                <w:noProof/>
+                <w:rtl/>
+              </w:rPr>
+              <w:t xml:space="preserve"> </w:t>
+            </w:r>
+            <w:r>
+              <w:rPr>
+                <w:rStyle w:val="Hyperlink"/>
+                <w:rFonts w:eastAsiaTheme="majorEastAsia" w:cs="B Nazanin"/>
+                <w:noProof/>
+              </w:rPr>
+              <w:t>Kyber</w:t>
+            </w:r>
+            <w:r>
+              <w:rPr>
+                <w:rFonts w:cs="B Nazanin"/>
+                <w:noProof/>
+                <w:webHidden/>
+              </w:rPr>
+              <w:tab/>
+            </w:r>
+            <w:r>
+              <w:rPr>
+                <w:rFonts w:cs="B Nazanin"/>
+                <w:noProof/>
+                <w:webHidden/>
+              </w:rPr>
+              <w:fldChar w:fldCharType="begin"/>
+            </w:r>
+            <w:r>
+              <w:rPr>
+                <w:rFonts w:cs="B Nazanin"/>
+                <w:noProof/>
+                <w:webHidden/>
+              </w:rPr>
+              <w:instrText xml:space="preserve"> PAGEREF _Toc239361751 \h </w:instrText>
+            </w:r>
+            <w:r>
+              <w:rPr>
+                <w:rFonts w:cs="B Nazanin"/>
+                <w:noProof/>
+                <w:webHidden/>
+              </w:rPr>
+            </w:r>
+            <w:r>
+              <w:rPr>
+                <w:rFonts w:cs="B Nazanin"/>
+                <w:noProof/>
+                <w:webHidden/>
+              </w:rPr>
+              <w:fldChar w:fldCharType="separate"/>
+            </w:r>
+            <w:r>
+              <w:rPr>
+                <w:rFonts w:cs="B Nazanin"/>
+                <w:noProof/>
+                <w:webHidden/>
+                <w:rtl/>
+              </w:rPr>
+              <w:t>18</w:t>
+            </w:r>
+            <w:r>
+              <w:rPr>
+                <w:rFonts w:cs="B Nazanin"/>
+                <w:noProof/>
+                <w:webHidden/>
+              </w:rPr>
+              <w:fldChar w:fldCharType="end"/>
+            </w:r>
+          </w:hyperlink>
+        </w:p>
+        <w:p>
+          <w:pPr>
+            <w:pStyle w:val="TOC3"/>
+            <w:tabs>
+              <w:tab w:val="left" w:pos="3828"/>
+            </w:tabs>
+            <w:rPr>
+              <w:rFonts w:asciiTheme="minorHAnsi" w:eastAsiaTheme="minorEastAsia" w:hAnsiTheme="minorHAnsi" w:cs="B Nazanin"/>
+              <w:noProof/>
+            </w:rPr>
+          </w:pPr>
+          <w:hyperlink w:anchor="_Toc239361752" w:history="1">
+            <w:r>
+              <w:rPr>
+                <w:rStyle w:val="Hyperlink"/>
+                <w:rFonts w:eastAsiaTheme="majorEastAsia" w:cs="B Nazanin"/>
+                <w:noProof/>
+                <w:rtl/>
+              </w:rPr>
+              <w:t>2-5-3</w:t>
+            </w:r>
+            <w:r>
+              <w:rPr>
+                <w:rFonts w:asciiTheme="minorHAnsi" w:eastAsiaTheme="minorEastAsia" w:hAnsiTheme="minorHAnsi" w:cs="B Nazanin"/>
+                <w:noProof/>
+              </w:rPr>
+              <w:tab/>
+            </w:r>
+            <w:r>
+              <w:rPr>
+                <w:rStyle w:val="Hyperlink"/>
+                <w:rFonts w:eastAsiaTheme="majorEastAsia" w:cs="B Nazanin"/>
+                <w:noProof/>
+                <w:rtl/>
+              </w:rPr>
+              <w:t>معمار</w:t>
+            </w:r>
+            <w:r>
+              <w:rPr>
+                <w:rStyle w:val="Hyperlink"/>
+                <w:rFonts w:eastAsiaTheme="majorEastAsia" w:cs="B Nazanin" w:hint="cs"/>
+                <w:noProof/>
+                <w:rtl/>
+              </w:rPr>
+              <w:t>ی‌</w:t>
+            </w:r>
+            <w:r>
+              <w:rPr>
+                <w:rStyle w:val="Hyperlink"/>
+                <w:rFonts w:eastAsiaTheme="majorEastAsia" w:cs="B Nazanin"/>
+                <w:noProof/>
+                <w:rtl/>
+              </w:rPr>
+              <w:t>ها</w:t>
+            </w:r>
+            <w:r>
+              <w:rPr>
+                <w:rStyle w:val="Hyperlink"/>
+                <w:rFonts w:eastAsiaTheme="majorEastAsia" w:cs="B Nazanin" w:hint="cs"/>
+                <w:noProof/>
+                <w:rtl/>
+              </w:rPr>
+              <w:t>ی</w:t>
+            </w:r>
+            <w:r>
+              <w:rPr>
+                <w:rStyle w:val="Hyperlink"/>
+                <w:rFonts w:eastAsiaTheme="majorEastAsia" w:cs="B Nazanin"/>
+                <w:noProof/>
+                <w:rtl/>
+              </w:rPr>
+              <w:t xml:space="preserve"> ترک</w:t>
+            </w:r>
+            <w:r>
+              <w:rPr>
+                <w:rStyle w:val="Hyperlink"/>
+                <w:rFonts w:eastAsiaTheme="majorEastAsia" w:cs="B Nazanin" w:hint="cs"/>
+                <w:noProof/>
+                <w:rtl/>
+              </w:rPr>
+              <w:t>ی</w:t>
+            </w:r>
+            <w:r>
+              <w:rPr>
+                <w:rStyle w:val="Hyperlink"/>
+                <w:rFonts w:eastAsiaTheme="majorEastAsia" w:cs="B Nazanin"/>
+                <w:noProof/>
+                <w:rtl/>
+              </w:rPr>
+              <w:t>ب</w:t>
+            </w:r>
+            <w:r>
+              <w:rPr>
+                <w:rStyle w:val="Hyperlink"/>
+                <w:rFonts w:eastAsiaTheme="majorEastAsia" w:cs="B Nazanin" w:hint="cs"/>
+                <w:noProof/>
+                <w:rtl/>
+              </w:rPr>
+              <w:t>ی</w:t>
+            </w:r>
+            <w:r>
+              <w:rPr>
+                <w:rStyle w:val="Hyperlink"/>
+                <w:rFonts w:eastAsiaTheme="majorEastAsia" w:cs="B Nazanin"/>
+                <w:noProof/>
+                <w:rtl/>
+              </w:rPr>
+              <w:t xml:space="preserve"> و مس</w:t>
+            </w:r>
+            <w:r>
+              <w:rPr>
+                <w:rStyle w:val="Hyperlink"/>
+                <w:rFonts w:eastAsiaTheme="majorEastAsia" w:cs="B Nazanin" w:hint="cs"/>
+                <w:noProof/>
+                <w:rtl/>
+              </w:rPr>
+              <w:t>ی</w:t>
+            </w:r>
+            <w:r>
+              <w:rPr>
+                <w:rStyle w:val="Hyperlink"/>
+                <w:rFonts w:eastAsiaTheme="majorEastAsia" w:cs="B Nazanin" w:hint="eastAsia"/>
+                <w:noProof/>
+                <w:rtl/>
+              </w:rPr>
+              <w:t>ر</w:t>
+            </w:r>
+            <w:r>
+              <w:rPr>
+                <w:rStyle w:val="Hyperlink"/>
+                <w:rFonts w:eastAsiaTheme="majorEastAsia" w:cs="B Nazanin"/>
+                <w:noProof/>
+                <w:rtl/>
+              </w:rPr>
+              <w:t xml:space="preserve"> داده مشترک</w:t>
+            </w:r>
+            <w:r>
+              <w:rPr>
+                <w:rFonts w:cs="B Nazanin"/>
+                <w:noProof/>
+                <w:webHidden/>
+              </w:rPr>
+              <w:tab/>
+            </w:r>
+            <w:r>
+              <w:rPr>
+                <w:rFonts w:cs="B Nazanin"/>
+                <w:noProof/>
+                <w:webHidden/>
+              </w:rPr>
+              <w:fldChar w:fldCharType="begin"/>
+            </w:r>
+            <w:r>
+              <w:rPr>
+                <w:rFonts w:cs="B Nazanin"/>
+                <w:noProof/>
+                <w:webHidden/>
+              </w:rPr>
+              <w:instrText xml:space="preserve"> PAGEREF _Toc239361752 \h </w:instrText>
+            </w:r>
+            <w:r>
+              <w:rPr>
+                <w:rFonts w:cs="B Nazanin"/>
+                <w:noProof/>
+                <w:webHidden/>
+              </w:rPr>
+            </w:r>
+            <w:r>
+              <w:rPr>
+                <w:rFonts w:cs="B Nazanin"/>
+                <w:noProof/>
+                <w:webHidden/>
+              </w:rPr>
+              <w:fldChar w:fldCharType="separate"/>
+            </w:r>
+            <w:r>
+              <w:rPr>
+                <w:rFonts w:cs="B Nazanin"/>
+                <w:noProof/>
+                <w:webHidden/>
+                <w:rtl/>
+              </w:rPr>
+              <w:t>18</w:t>
+            </w:r>
+            <w:r>
+              <w:rPr>
+                <w:rFonts w:cs="B Nazanin"/>
+                <w:noProof/>
+                <w:webHidden/>
+              </w:rPr>
+              <w:fldChar w:fldCharType="end"/>
+            </w:r>
+          </w:hyperlink>
+        </w:p>
+        <w:p>
+          <w:pPr>
+            <w:pStyle w:val="TOC2"/>
+            <w:rPr>
+              <w:rFonts w:asciiTheme="minorHAnsi" w:eastAsiaTheme="minorEastAsia" w:hAnsiTheme="minorHAnsi" w:cs="B Nazanin"/>
+              <w:noProof/>
+            </w:rPr>
+          </w:pPr>
+          <w:hyperlink w:anchor="_Toc239361753" w:history="1">
+            <w:r>
+              <w:rPr>
+                <w:rStyle w:val="Hyperlink"/>
+                <w:rFonts w:eastAsiaTheme="majorEastAsia" w:cs="B Nazanin"/>
+                <w:noProof/>
+                <w:rtl/>
+              </w:rPr>
+              <w:t>2-6</w:t>
+            </w:r>
+            <w:r>
+              <w:rPr>
+                <w:rFonts w:asciiTheme="minorHAnsi" w:eastAsiaTheme="minorEastAsia" w:hAnsiTheme="minorHAnsi" w:cs="B Nazanin"/>
+                <w:noProof/>
+              </w:rPr>
+              <w:tab/>
+            </w:r>
+            <w:r>
+              <w:rPr>
+                <w:rStyle w:val="Hyperlink"/>
+                <w:rFonts w:eastAsiaTheme="majorEastAsia" w:cs="B Nazanin"/>
+                <w:noProof/>
+                <w:rtl/>
+              </w:rPr>
+              <w:t>جمع‌بند</w:t>
+            </w:r>
+            <w:r>
+              <w:rPr>
+                <w:rStyle w:val="Hyperlink"/>
+                <w:rFonts w:eastAsiaTheme="majorEastAsia" w:cs="B Nazanin" w:hint="cs"/>
+                <w:noProof/>
+                <w:rtl/>
+              </w:rPr>
+              <w:t>ی</w:t>
+            </w:r>
+            <w:r>
+              <w:rPr>
+                <w:rFonts w:cs="B Nazanin"/>
+                <w:noProof/>
+                <w:webHidden/>
+              </w:rPr>
+              <w:tab/>
+            </w:r>
+            <w:r>
+              <w:rPr>
+                <w:rFonts w:cs="B Nazanin"/>
+                <w:noProof/>
+                <w:webHidden/>
+              </w:rPr>
+              <w:fldChar w:fldCharType="begin"/>
+            </w:r>
+            <w:r>
+              <w:rPr>
+                <w:rFonts w:cs="B Nazanin"/>
+                <w:noProof/>
+                <w:webHidden/>
+              </w:rPr>
+              <w:instrText xml:space="preserve"> PAGEREF _Toc239361753 \h </w:instrText>
+            </w:r>
+            <w:r>
+              <w:rPr>
+                <w:rFonts w:cs="B Nazanin"/>
+                <w:noProof/>
+                <w:webHidden/>
+              </w:rPr>
+            </w:r>
+            <w:r>
+              <w:rPr>
+                <w:rFonts w:cs="B Nazanin"/>
+                <w:noProof/>
+                <w:webHidden/>
+              </w:rPr>
+              <w:fldChar w:fldCharType="separate"/>
+            </w:r>
+            <w:r>
+              <w:rPr>
+                <w:rFonts w:cs="B Nazanin"/>
+                <w:noProof/>
+                <w:webHidden/>
+                <w:rtl/>
+              </w:rPr>
+              <w:t>19</w:t>
             </w:r>
             <w:r>
               <w:rPr>
@@ -6734,7 +7456,7 @@
               <w:noProof/>
             </w:rPr>
           </w:pPr>
-          <w:hyperlink w:anchor="_Toc239292927" w:history="1">
+          <w:hyperlink w:anchor="_Toc239361754" w:history="1">
             <w:r>
               <w:rPr>
                 <w:rStyle w:val="Hyperlink"/>
@@ -6742,7 +7464,7 @@
                 <w:noProof/>
                 <w:rtl/>
               </w:rPr>
-              <w:t>2-5</w:t>
+              <w:t>2-7</w:t>
             </w:r>
             <w:r>
               <w:rPr>
@@ -6845,7 +7567,7 @@
                 <w:noProof/>
                 <w:webHidden/>
               </w:rPr>
-              <w:instrText xml:space="preserve"> PAGEREF _Toc239292927 \h </w:instrText>
+              <w:instrText xml:space="preserve"> PAGEREF _Toc239361754 \h </w:instrText>
             </w:r>
             <w:r>
               <w:rPr>
@@ -6869,7 +7591,7 @@
                 <w:webHidden/>
                 <w:rtl/>
               </w:rPr>
-              <w:t>18</w:t>
+              <w:t>20</w:t>
             </w:r>
             <w:r>
               <w:rPr>
@@ -6889,7 +7611,7 @@
               <w:noProof/>
             </w:rPr>
           </w:pPr>
-          <w:hyperlink w:anchor="_Toc239292928" w:history="1">
+          <w:hyperlink w:anchor="_Toc239361755" w:history="1">
             <w:r>
               <w:rPr>
                 <w:rStyle w:val="Hyperlink"/>
@@ -6897,7 +7619,7 @@
                 <w:noProof/>
                 <w:rtl/>
               </w:rPr>
-              <w:t>2-6</w:t>
+              <w:t>2-8</w:t>
             </w:r>
             <w:r>
               <w:rPr>
@@ -6946,7 +7668,7 @@
                 <w:noProof/>
                 <w:webHidden/>
               </w:rPr>
-              <w:instrText xml:space="preserve"> PAGEREF _Toc239292928 \h </w:instrText>
+              <w:instrText xml:space="preserve"> PAGEREF _Toc239361755 \h </w:instrText>
             </w:r>
             <w:r>
               <w:rPr>
@@ -6970,7 +7692,7 @@
                 <w:webHidden/>
                 <w:rtl/>
               </w:rPr>
-              <w:t>18</w:t>
+              <w:t>20</w:t>
             </w:r>
             <w:r>
               <w:rPr>
@@ -6992,7 +7714,7 @@
               <w:lang w:bidi="ar-SA"/>
             </w:rPr>
           </w:pPr>
-          <w:hyperlink w:anchor="_Toc239292929" w:history="1">
+          <w:hyperlink w:anchor="_Toc239361756" w:history="1">
             <w:r>
               <w:rPr>
                 <w:rStyle w:val="Hyperlink"/>
@@ -7094,7 +7816,7 @@
               <w:rPr>
                 <w:webHidden/>
               </w:rPr>
-              <w:instrText xml:space="preserve"> PAGEREF _Toc239292929 \h </w:instrText>
+              <w:instrText xml:space="preserve"> PAGEREF _Toc239361756 \h </w:instrText>
             </w:r>
             <w:r>
               <w:rPr>
@@ -7113,7 +7835,7 @@
                 <w:rtl/>
                 <w:lang w:bidi="ar-SA"/>
               </w:rPr>
-              <w:t>19</w:t>
+              <w:t>21</w:t>
             </w:r>
             <w:r>
               <w:rPr>
@@ -7131,7 +7853,7 @@
               <w:noProof/>
             </w:rPr>
           </w:pPr>
-          <w:hyperlink w:anchor="_Toc239292930" w:history="1">
+          <w:hyperlink w:anchor="_Toc239361757" w:history="1">
             <w:r>
               <w:rPr>
                 <w:rStyle w:val="Hyperlink"/>
@@ -7179,7 +7901,7 @@
                 <w:noProof/>
                 <w:webHidden/>
               </w:rPr>
-              <w:instrText xml:space="preserve"> PAGEREF _Toc239292930 \h </w:instrText>
+              <w:instrText xml:space="preserve"> PAGEREF _Toc239361757 \h </w:instrText>
             </w:r>
             <w:r>
               <w:rPr>
@@ -7203,7 +7925,7 @@
                 <w:webHidden/>
                 <w:rtl/>
               </w:rPr>
-              <w:t>20</w:t>
+              <w:t>22</w:t>
             </w:r>
             <w:r>
               <w:rPr>
@@ -7226,7 +7948,7 @@
               <w:noProof/>
             </w:rPr>
           </w:pPr>
-          <w:hyperlink w:anchor="_Toc239292931" w:history="1">
+          <w:hyperlink w:anchor="_Toc239361758" w:history="1">
             <w:r>
               <w:rPr>
                 <w:rStyle w:val="Hyperlink"/>
@@ -7301,7 +8023,7 @@
                 <w:noProof/>
                 <w:webHidden/>
               </w:rPr>
-              <w:instrText xml:space="preserve"> PAGEREF _Toc239292931 \h </w:instrText>
+              <w:instrText xml:space="preserve"> PAGEREF _Toc239361758 \h </w:instrText>
             </w:r>
             <w:r>
               <w:rPr>
@@ -7325,7 +8047,7 @@
                 <w:webHidden/>
                 <w:rtl/>
               </w:rPr>
-              <w:t>20</w:t>
+              <w:t>22</w:t>
             </w:r>
             <w:r>
               <w:rPr>
@@ -7348,7 +8070,7 @@
               <w:noProof/>
             </w:rPr>
           </w:pPr>
-          <w:hyperlink w:anchor="_Toc239292932" w:history="1">
+          <w:hyperlink w:anchor="_Toc239361759" w:history="1">
             <w:r>
               <w:rPr>
                 <w:rStyle w:val="Hyperlink"/>
@@ -7468,7 +8190,7 @@
                 <w:noProof/>
                 <w:webHidden/>
               </w:rPr>
-              <w:instrText xml:space="preserve"> PAGEREF _Toc239292932 \h </w:instrText>
+              <w:instrText xml:space="preserve"> PAGEREF _Toc239361759 \h </w:instrText>
             </w:r>
             <w:r>
               <w:rPr>
@@ -7492,7 +8214,7 @@
                 <w:webHidden/>
                 <w:rtl/>
               </w:rPr>
-              <w:t>21</w:t>
+              <w:t>23</w:t>
             </w:r>
             <w:r>
               <w:rPr>
@@ -7515,7 +8237,7 @@
               <w:noProof/>
             </w:rPr>
           </w:pPr>
-          <w:hyperlink w:anchor="_Toc239292933" w:history="1">
+          <w:hyperlink w:anchor="_Toc239361760" w:history="1">
             <w:r>
               <w:rPr>
                 <w:rStyle w:val="Hyperlink"/>
@@ -7590,7 +8312,7 @@
                 <w:noProof/>
                 <w:webHidden/>
               </w:rPr>
-              <w:instrText xml:space="preserve"> PAGEREF _Toc239292933 \h </w:instrText>
+              <w:instrText xml:space="preserve"> PAGEREF _Toc239361760 \h </w:instrText>
             </w:r>
             <w:r>
               <w:rPr>
@@ -7614,7 +8336,7 @@
                 <w:webHidden/>
                 <w:rtl/>
               </w:rPr>
-              <w:t>21</w:t>
+              <w:t>23</w:t>
             </w:r>
             <w:r>
               <w:rPr>
@@ -7637,7 +8359,7 @@
               <w:noProof/>
             </w:rPr>
           </w:pPr>
-          <w:hyperlink w:anchor="_Toc239292934" w:history="1">
+          <w:hyperlink w:anchor="_Toc239361761" w:history="1">
             <w:r>
               <w:rPr>
                 <w:rStyle w:val="Hyperlink"/>
@@ -7684,7 +8406,7 @@
                 <w:noProof/>
                 <w:webHidden/>
               </w:rPr>
-              <w:instrText xml:space="preserve"> PAGEREF _Toc239292934 \h </w:instrText>
+              <w:instrText xml:space="preserve"> PAGEREF _Toc239361761 \h </w:instrText>
             </w:r>
             <w:r>
               <w:rPr>
@@ -7708,7 +8430,7 @@
                 <w:webHidden/>
                 <w:rtl/>
               </w:rPr>
-              <w:t>23</w:t>
+              <w:t>25</w:t>
             </w:r>
             <w:r>
               <w:rPr>
@@ -7728,7 +8450,7 @@
               <w:noProof/>
             </w:rPr>
           </w:pPr>
-          <w:hyperlink w:anchor="_Toc239292935" w:history="1">
+          <w:hyperlink w:anchor="_Toc239361762" w:history="1">
             <w:r>
               <w:rPr>
                 <w:rStyle w:val="Hyperlink"/>
@@ -7794,7 +8516,7 @@
                 <w:noProof/>
                 <w:webHidden/>
               </w:rPr>
-              <w:instrText xml:space="preserve"> PAGEREF _Toc239292935 \h </w:instrText>
+              <w:instrText xml:space="preserve"> PAGEREF _Toc239361762 \h </w:instrText>
             </w:r>
             <w:r>
               <w:rPr>
@@ -7818,7 +8540,7 @@
                 <w:webHidden/>
                 <w:rtl/>
               </w:rPr>
-              <w:t>23</w:t>
+              <w:t>25</w:t>
             </w:r>
             <w:r>
               <w:rPr>
@@ -7838,7 +8560,7 @@
               <w:noProof/>
             </w:rPr>
           </w:pPr>
-          <w:hyperlink w:anchor="_Toc239292936" w:history="1">
+          <w:hyperlink w:anchor="_Toc239361763" w:history="1">
             <w:r>
               <w:rPr>
                 <w:rStyle w:val="Hyperlink"/>
@@ -7895,7 +8617,7 @@
                 <w:noProof/>
                 <w:webHidden/>
               </w:rPr>
-              <w:instrText xml:space="preserve"> PAGEREF _Toc239292936 \h </w:instrText>
+              <w:instrText xml:space="preserve"> PAGEREF _Toc239361763 \h </w:instrText>
             </w:r>
             <w:r>
               <w:rPr>
@@ -7919,7 +8641,7 @@
                 <w:webHidden/>
                 <w:rtl/>
               </w:rPr>
-              <w:t>23</w:t>
+              <w:t>25</w:t>
             </w:r>
             <w:r>
               <w:rPr>
@@ -7941,7 +8663,7 @@
               <w:lang w:bidi="ar-SA"/>
             </w:rPr>
           </w:pPr>
-          <w:hyperlink w:anchor="_Toc239292937" w:history="1">
+          <w:hyperlink w:anchor="_Toc239361764" w:history="1">
             <w:r>
               <w:rPr>
                 <w:rStyle w:val="Hyperlink"/>
@@ -7965,7 +8687,7 @@
               <w:rPr>
                 <w:webHidden/>
               </w:rPr>
-              <w:instrText xml:space="preserve"> PAGEREF _Toc239292937 \h </w:instrText>
+              <w:instrText xml:space="preserve"> PAGEREF _Toc239361764 \h </w:instrText>
             </w:r>
             <w:r>
               <w:rPr>
@@ -7984,7 +8706,7 @@
                 <w:rtl/>
                 <w:lang w:bidi="ar-SA"/>
               </w:rPr>
-              <w:t>24</w:t>
+              <w:t>26</w:t>
             </w:r>
             <w:r>
               <w:rPr>
@@ -8004,7 +8726,7 @@
               <w:lang w:bidi="ar-SA"/>
             </w:rPr>
           </w:pPr>
-          <w:hyperlink w:anchor="_Toc239292938" w:history="1">
+          <w:hyperlink w:anchor="_Toc239361765" w:history="1">
             <w:r>
               <w:rPr>
                 <w:rStyle w:val="Hyperlink"/>
@@ -8028,7 +8750,7 @@
               <w:rPr>
                 <w:webHidden/>
               </w:rPr>
-              <w:instrText xml:space="preserve"> PAGEREF _Toc239292938 \h </w:instrText>
+              <w:instrText xml:space="preserve"> PAGEREF _Toc239361765 \h </w:instrText>
             </w:r>
             <w:r>
               <w:rPr>
@@ -8047,7 +8769,7 @@
                 <w:rtl/>
                 <w:lang w:bidi="ar-SA"/>
               </w:rPr>
-              <w:t>27</w:t>
+              <w:t>29</w:t>
             </w:r>
             <w:r>
               <w:rPr>
@@ -8067,7 +8789,7 @@
               <w:lang w:bidi="ar-SA"/>
             </w:rPr>
           </w:pPr>
-          <w:hyperlink w:anchor="_Toc239292939" w:history="1">
+          <w:hyperlink w:anchor="_Toc239361766" w:history="1">
             <w:r>
               <w:rPr>
                 <w:rStyle w:val="Hyperlink"/>
@@ -8107,7 +8829,7 @@
               <w:rPr>
                 <w:webHidden/>
               </w:rPr>
-              <w:instrText xml:space="preserve"> PAGEREF _Toc239292939 \h </w:instrText>
+              <w:instrText xml:space="preserve"> PAGEREF _Toc239361766 \h </w:instrText>
             </w:r>
             <w:r>
               <w:rPr>
@@ -8126,7 +8848,7 @@
                 <w:rtl/>
                 <w:lang w:bidi="ar-SA"/>
               </w:rPr>
-              <w:t>28</w:t>
+              <w:t>30</w:t>
             </w:r>
             <w:r>
               <w:rPr>
@@ -8182,249 +8904,6 @@
           <w:rFonts w:cs="B Nazanin"/>
           <w:b/>
           <w:bCs/>
-        </w:rPr>
-      </w:pPr>
-    </w:p>
-    <w:p>
-      <w:pPr>
-        <w:rPr>
-          <w:rFonts w:cs="B Nazanin"/>
-          <w:b/>
-          <w:bCs/>
-        </w:rPr>
-      </w:pPr>
-    </w:p>
-    <w:p>
-      <w:pPr>
-        <w:rPr>
-          <w:rFonts w:cs="B Nazanin"/>
-          <w:b/>
-          <w:bCs/>
-        </w:rPr>
-      </w:pPr>
-    </w:p>
-    <w:p>
-      <w:pPr>
-        <w:rPr>
-          <w:rFonts w:cs="B Nazanin"/>
-          <w:b/>
-          <w:bCs/>
-        </w:rPr>
-      </w:pPr>
-    </w:p>
-    <w:p>
-      <w:pPr>
-        <w:rPr>
-          <w:rFonts w:cs="B Nazanin"/>
-          <w:b/>
-          <w:bCs/>
-        </w:rPr>
-      </w:pPr>
-    </w:p>
-    <w:p>
-      <w:pPr>
-        <w:rPr>
-          <w:rFonts w:cs="B Nazanin"/>
-          <w:b/>
-          <w:bCs/>
-        </w:rPr>
-      </w:pPr>
-    </w:p>
-    <w:p>
-      <w:pPr>
-        <w:rPr>
-          <w:rFonts w:cs="B Nazanin"/>
-          <w:b/>
-          <w:bCs/>
-        </w:rPr>
-      </w:pPr>
-    </w:p>
-    <w:p>
-      <w:pPr>
-        <w:rPr>
-          <w:rFonts w:cs="B Nazanin"/>
-          <w:b/>
-          <w:bCs/>
-        </w:rPr>
-      </w:pPr>
-    </w:p>
-    <w:p>
-      <w:pPr>
-        <w:rPr>
-          <w:rFonts w:cs="B Nazanin"/>
-          <w:b/>
-          <w:bCs/>
-        </w:rPr>
-      </w:pPr>
-    </w:p>
-    <w:p>
-      <w:pPr>
-        <w:rPr>
-          <w:rFonts w:cs="B Nazanin"/>
-          <w:b/>
-          <w:bCs/>
-        </w:rPr>
-      </w:pPr>
-    </w:p>
-    <w:p>
-      <w:pPr>
-        <w:rPr>
-          <w:rFonts w:cs="B Nazanin"/>
-          <w:b/>
-          <w:bCs/>
-        </w:rPr>
-      </w:pPr>
-    </w:p>
-    <w:p>
-      <w:pPr>
-        <w:rPr>
-          <w:rFonts w:cs="B Nazanin"/>
-          <w:b/>
-          <w:bCs/>
-        </w:rPr>
-      </w:pPr>
-    </w:p>
-    <w:p>
-      <w:pPr>
-        <w:rPr>
-          <w:rFonts w:cs="B Nazanin"/>
-          <w:b/>
-          <w:bCs/>
-        </w:rPr>
-      </w:pPr>
-    </w:p>
-    <w:p>
-      <w:pPr>
-        <w:rPr>
-          <w:rFonts w:cs="B Nazanin"/>
-          <w:b/>
-          <w:bCs/>
-        </w:rPr>
-      </w:pPr>
-    </w:p>
-    <w:p>
-      <w:pPr>
-        <w:rPr>
-          <w:rFonts w:cs="B Nazanin"/>
-          <w:b/>
-          <w:bCs/>
-        </w:rPr>
-      </w:pPr>
-    </w:p>
-    <w:p>
-      <w:pPr>
-        <w:rPr>
-          <w:rFonts w:cs="B Nazanin"/>
-          <w:b/>
-          <w:bCs/>
-        </w:rPr>
-      </w:pPr>
-    </w:p>
-    <w:p>
-      <w:pPr>
-        <w:rPr>
-          <w:rFonts w:cs="B Nazanin"/>
-          <w:b/>
-          <w:bCs/>
-        </w:rPr>
-      </w:pPr>
-    </w:p>
-    <w:p>
-      <w:pPr>
-        <w:rPr>
-          <w:rFonts w:cs="B Nazanin"/>
-          <w:b/>
-          <w:bCs/>
-        </w:rPr>
-      </w:pPr>
-    </w:p>
-    <w:p>
-      <w:pPr>
-        <w:rPr>
-          <w:rFonts w:cs="B Nazanin"/>
-          <w:b/>
-          <w:bCs/>
-        </w:rPr>
-      </w:pPr>
-    </w:p>
-    <w:p>
-      <w:pPr>
-        <w:rPr>
-          <w:rFonts w:cs="B Nazanin"/>
-          <w:b/>
-          <w:bCs/>
-        </w:rPr>
-      </w:pPr>
-    </w:p>
-    <w:p>
-      <w:pPr>
-        <w:rPr>
-          <w:rFonts w:cs="B Nazanin"/>
-          <w:b/>
-          <w:bCs/>
-        </w:rPr>
-      </w:pPr>
-    </w:p>
-    <w:p>
-      <w:pPr>
-        <w:rPr>
-          <w:rFonts w:cs="B Nazanin"/>
-          <w:b/>
-          <w:bCs/>
-        </w:rPr>
-      </w:pPr>
-    </w:p>
-    <w:p>
-      <w:pPr>
-        <w:rPr>
-          <w:rFonts w:cs="B Nazanin"/>
-          <w:b/>
-          <w:bCs/>
-        </w:rPr>
-      </w:pPr>
-    </w:p>
-    <w:p>
-      <w:pPr>
-        <w:rPr>
-          <w:rFonts w:cs="B Nazanin"/>
-          <w:b/>
-          <w:bCs/>
-        </w:rPr>
-      </w:pPr>
-    </w:p>
-    <w:p>
-      <w:pPr>
-        <w:rPr>
-          <w:rFonts w:cs="B Nazanin"/>
-          <w:b/>
-          <w:bCs/>
-        </w:rPr>
-      </w:pPr>
-    </w:p>
-    <w:p>
-      <w:pPr>
-        <w:rPr>
-          <w:rFonts w:cs="B Nazanin"/>
-          <w:b/>
-          <w:bCs/>
-        </w:rPr>
-      </w:pPr>
-    </w:p>
-    <w:p>
-      <w:pPr>
-        <w:rPr>
-          <w:rFonts w:cs="B Nazanin"/>
-          <w:b/>
-          <w:bCs/>
-        </w:rPr>
-      </w:pPr>
-    </w:p>
-    <w:p>
-      <w:pPr>
-        <w:rPr>
-          <w:rFonts w:cs="B Nazanin"/>
-          <w:b/>
-          <w:bCs/>
           <w:rtl/>
         </w:rPr>
       </w:pPr>
@@ -8448,6 +8927,7 @@
           <w:szCs w:val="36"/>
           <w:rtl/>
         </w:rPr>
+        <w:lastRenderedPageBreak/>
         <w:t xml:space="preserve">فهرست </w:t>
       </w:r>
       <w:r>
@@ -8797,6 +9277,7 @@
           <w:szCs w:val="36"/>
           <w:rtl/>
         </w:rPr>
+        <w:lastRenderedPageBreak/>
         <w:t>فهرست جدول</w:t>
       </w:r>
       <w:r>
@@ -9210,6 +9691,7 @@
           <w:szCs w:val="36"/>
           <w:rtl/>
         </w:rPr>
+        <w:lastRenderedPageBreak/>
         <w:t xml:space="preserve">فهرست </w:t>
       </w:r>
       <w:r>
@@ -9724,7 +10206,6 @@
         <w:rPr>
           <w:rFonts w:cs="B Nazanin"/>
         </w:rPr>
-        <w:lastRenderedPageBreak/>
         <w:t>PWM: Point-Wise Multiplication</w:t>
       </w:r>
       <w:r>
@@ -9839,7 +10320,21 @@
         <w:rPr>
           <w:rFonts w:cs="B Nazanin"/>
         </w:rPr>
-        <w:t>Module Learning With Errors</w:t>
+        <w:t xml:space="preserve">Module Learning </w:t>
+      </w:r>
+      <w:proofErr w:type="gramStart"/>
+      <w:r>
+        <w:rPr>
+          <w:rFonts w:cs="B Nazanin"/>
+        </w:rPr>
+        <w:t>With</w:t>
+      </w:r>
+      <w:proofErr w:type="gramEnd"/>
+      <w:r>
+        <w:rPr>
+          <w:rFonts w:cs="B Nazanin"/>
+        </w:rPr>
+        <w:t xml:space="preserve"> Errors</w:t>
       </w:r>
     </w:p>
     <w:p>
@@ -9919,27 +10414,6 @@
     <w:p>
       <w:pPr>
         <w:spacing w:line="360" w:lineRule="auto"/>
-        <w:ind w:firstLine="284"/>
-        <w:rPr>
-          <w:rFonts w:cs="B Nazanin"/>
-          <w:rtl/>
-        </w:rPr>
-      </w:pPr>
-    </w:p>
-    <w:p>
-      <w:pPr>
-        <w:spacing w:line="360" w:lineRule="auto"/>
-        <w:ind w:firstLine="284"/>
-        <w:rPr>
-          <w:rFonts w:cs="B Nazanin"/>
-          <w:rtl/>
-        </w:rPr>
-      </w:pPr>
-    </w:p>
-    <w:p>
-      <w:pPr>
-        <w:spacing w:line="360" w:lineRule="auto"/>
-        <w:ind w:firstLine="284"/>
         <w:rPr>
           <w:rFonts w:cs="B Nazanin"/>
           <w:rtl/>
@@ -10101,7 +10575,7 @@
           <w:rtl/>
         </w:rPr>
       </w:pPr>
-      <w:bookmarkStart w:id="0" w:name="_Toc239292897"/>
+      <w:bookmarkStart w:id="0" w:name="_Toc239361719"/>
       <w:r>
         <w:rPr>
           <w:rFonts w:hint="cs"/>
@@ -10283,7 +10757,7 @@
         </w:rPr>
       </w:pPr>
       <w:bookmarkStart w:id="1" w:name="_Toc91846615"/>
-      <w:bookmarkStart w:id="2" w:name="_Toc239292898"/>
+      <w:bookmarkStart w:id="2" w:name="_Toc239361720"/>
       <w:commentRangeStart w:id="3"/>
       <w:r>
         <w:rPr>
@@ -11336,8 +11810,16 @@
         <w:rPr>
           <w:rFonts w:cs="B Nazanin"/>
         </w:rPr>
-        <w:t>CRYSTALS-Dilithium</w:t>
-      </w:r>
+        <w:t>CRYSTALS-</w:t>
+      </w:r>
+      <w:proofErr w:type="spellStart"/>
+      <w:r>
+        <w:rPr>
+          <w:rFonts w:cs="B Nazanin"/>
+        </w:rPr>
+        <w:t>Dilithium</w:t>
+      </w:r>
+      <w:proofErr w:type="spellEnd"/>
       <w:r>
         <w:rPr>
           <w:rFonts w:cs="B Nazanin"/>
@@ -13368,7 +13850,7 @@
         </w:rPr>
       </w:pPr>
       <w:bookmarkStart w:id="5" w:name="_Toc91846616"/>
-      <w:bookmarkStart w:id="6" w:name="_Toc239292899"/>
+      <w:bookmarkStart w:id="6" w:name="_Toc239361721"/>
       <w:commentRangeStart w:id="7"/>
       <w:r>
         <w:rPr>
@@ -13906,7 +14388,7 @@
           <w:rtl/>
         </w:rPr>
       </w:pPr>
-      <w:bookmarkStart w:id="8" w:name="_Toc239292900"/>
+      <w:bookmarkStart w:id="8" w:name="_Toc239361722"/>
       <w:r>
         <w:rPr>
           <w:rtl/>
@@ -14467,7 +14949,7 @@
           <w:rtl/>
         </w:rPr>
       </w:pPr>
-      <w:bookmarkStart w:id="9" w:name="_Toc239292901"/>
+      <w:bookmarkStart w:id="9" w:name="_Toc239361723"/>
       <w:r>
         <w:rPr>
           <w:rtl/>
@@ -15038,7 +15520,7 @@
           <w:rtl/>
         </w:rPr>
       </w:pPr>
-      <w:bookmarkStart w:id="10" w:name="_Toc239292902"/>
+      <w:bookmarkStart w:id="10" w:name="_Toc239361724"/>
       <w:r>
         <w:rPr>
           <w:rtl/>
@@ -15588,7 +16070,7 @@
           <w:rtl/>
         </w:rPr>
       </w:pPr>
-      <w:bookmarkStart w:id="11" w:name="_Toc239292903"/>
+      <w:bookmarkStart w:id="11" w:name="_Toc239361725"/>
       <w:r>
         <w:rPr>
           <w:rtl/>
@@ -15745,12 +16227,14 @@
         </w:rPr>
         <w:t xml:space="preserve"> مانند مقاله </w:t>
       </w:r>
+      <w:proofErr w:type="spellStart"/>
       <w:r>
         <w:rPr>
           <w:rFonts w:cs="B Nazanin"/>
         </w:rPr>
         <w:t>HySecure</w:t>
       </w:r>
+      <w:proofErr w:type="spellEnd"/>
       <w:r>
         <w:rPr>
           <w:rFonts w:cs="B Nazanin"/>
@@ -15928,8 +16412,16 @@
         <w:rPr>
           <w:rFonts w:cs="B Nazanin"/>
         </w:rPr>
-        <w:t>Kyber, Dilithium</w:t>
-      </w:r>
+        <w:t xml:space="preserve">Kyber, </w:t>
+      </w:r>
+      <w:proofErr w:type="spellStart"/>
+      <w:r>
+        <w:rPr>
+          <w:rFonts w:cs="B Nazanin"/>
+        </w:rPr>
+        <w:t>Dilithium</w:t>
+      </w:r>
+      <w:proofErr w:type="spellEnd"/>
       <w:r>
         <w:rPr>
           <w:rFonts w:cs="B Nazanin"/>
@@ -16302,7 +16794,7 @@
           <w:rtl/>
         </w:rPr>
       </w:pPr>
-      <w:bookmarkStart w:id="12" w:name="_Toc239292904"/>
+      <w:bookmarkStart w:id="12" w:name="_Toc239361726"/>
       <w:r>
         <w:rPr>
           <w:rtl/>
@@ -16784,7 +17276,7 @@
           <w:rtl/>
         </w:rPr>
       </w:pPr>
-      <w:bookmarkStart w:id="13" w:name="_Toc239292905"/>
+      <w:bookmarkStart w:id="13" w:name="_Toc239361727"/>
       <w:r>
         <w:rPr>
           <w:rFonts w:hint="cs"/>
@@ -17457,7 +17949,7 @@
           <w:rtl/>
         </w:rPr>
       </w:pPr>
-      <w:bookmarkStart w:id="14" w:name="_Toc239292906"/>
+      <w:bookmarkStart w:id="14" w:name="_Toc239361728"/>
       <w:r>
         <w:rPr>
           <w:rStyle w:val="Heading3Char"/>
@@ -18361,7 +18853,7 @@
           <w:rtl/>
         </w:rPr>
       </w:pPr>
-      <w:bookmarkStart w:id="15" w:name="_Toc239292907"/>
+      <w:bookmarkStart w:id="15" w:name="_Toc239361729"/>
       <w:r>
         <w:rPr>
           <w:rStyle w:val="Heading3Char"/>
@@ -20351,7 +20843,7 @@
           <w:rtl/>
         </w:rPr>
       </w:pPr>
-      <w:bookmarkStart w:id="16" w:name="_Toc239292908"/>
+      <w:bookmarkStart w:id="16" w:name="_Toc239361730"/>
       <w:r>
         <w:rPr>
           <w:rStyle w:val="Heading3Char"/>
@@ -20912,6 +21404,7 @@
         </w:rPr>
         <w:t xml:space="preserve">. برخلاف کار </w:t>
       </w:r>
+      <w:proofErr w:type="spellStart"/>
       <w:r>
         <w:rPr>
           <w:rFonts w:cs="B Nazanin"/>
@@ -20919,6 +21412,7 @@
         </w:rPr>
         <w:t>HySecure</w:t>
       </w:r>
+      <w:proofErr w:type="spellEnd"/>
       <w:r>
         <w:rPr>
           <w:rFonts w:cs="B Nazanin"/>
@@ -21118,7 +21612,7 @@
         </w:rPr>
         <w:t xml:space="preserve"> </w:t>
       </w:r>
-      <w:bookmarkStart w:id="17" w:name="_Toc239292909"/>
+      <w:bookmarkStart w:id="17" w:name="_Toc239361731"/>
       <w:r>
         <w:rPr>
           <w:rStyle w:val="Heading3Char"/>
@@ -21645,7 +22139,7 @@
           <w:rtl/>
         </w:rPr>
       </w:pPr>
-      <w:bookmarkStart w:id="18" w:name="_Toc239292910"/>
+      <w:bookmarkStart w:id="18" w:name="_Toc239361732"/>
       <w:r>
         <w:rPr>
           <w:rtl/>
@@ -22193,7 +22687,7 @@
           <w:rtl/>
         </w:rPr>
       </w:pPr>
-      <w:bookmarkStart w:id="19" w:name="_Toc239292911"/>
+      <w:bookmarkStart w:id="19" w:name="_Toc239361733"/>
       <w:r>
         <w:rPr>
           <w:rtl/>
@@ -22596,7 +23090,7 @@
           <w:rtl/>
         </w:rPr>
       </w:pPr>
-      <w:bookmarkStart w:id="20" w:name="_Toc239292912"/>
+      <w:bookmarkStart w:id="20" w:name="_Toc239361734"/>
       <w:r>
         <w:rPr>
           <w:rFonts w:hint="cs"/>
@@ -23872,7 +24366,7 @@
           <w:rtl/>
         </w:rPr>
       </w:pPr>
-      <w:bookmarkStart w:id="23" w:name="_Toc239292913"/>
+      <w:bookmarkStart w:id="23" w:name="_Toc239361735"/>
       <w:r>
         <w:rPr>
           <w:rFonts w:hint="cs"/>
@@ -24077,7 +24571,7 @@
           <w:rtl/>
         </w:rPr>
       </w:pPr>
-      <w:bookmarkStart w:id="24" w:name="_Toc239292914"/>
+      <w:bookmarkStart w:id="24" w:name="_Toc239361736"/>
       <w:r>
         <w:rPr>
           <w:rFonts w:hint="cs"/>
@@ -25390,7 +25884,7 @@
         </w:rPr>
         <w:t xml:space="preserve"> </w:t>
       </w:r>
-      <w:bookmarkStart w:id="25" w:name="_Toc239292915"/>
+      <w:bookmarkStart w:id="25" w:name="_Toc239361737"/>
       <w:r>
         <w:rPr>
           <w:rStyle w:val="Heading2Char"/>
@@ -25518,7 +26012,7 @@
         </w:rPr>
         <w:t xml:space="preserve"> </w:t>
       </w:r>
-      <w:bookmarkStart w:id="26" w:name="_Toc239292916"/>
+      <w:bookmarkStart w:id="26" w:name="_Toc239361738"/>
       <w:r>
         <w:rPr>
           <w:rtl/>
@@ -26241,6 +26735,7 @@
         </w:rPr>
         <w:t xml:space="preserve"> </w:t>
       </w:r>
+      <w:proofErr w:type="spellStart"/>
       <w:r>
         <w:rPr>
           <w:rFonts w:cs="B Nazanin"/>
@@ -26254,6 +26749,7 @@
         </w:rPr>
         <w:t>p</w:t>
       </w:r>
+      <w:proofErr w:type="spellEnd"/>
       <w:r>
         <w:rPr>
           <w:rFonts w:cs="B Nazanin"/>
@@ -26500,6 +26996,7 @@
         </w:rPr>
         <w:t xml:space="preserve"> </w:t>
       </w:r>
+      <w:proofErr w:type="spellStart"/>
       <w:r>
         <w:rPr>
           <w:rFonts w:cs="B Nazanin"/>
@@ -26513,6 +27010,7 @@
         </w:rPr>
         <w:t>p</w:t>
       </w:r>
+      <w:proofErr w:type="spellEnd"/>
       <w:r>
         <w:t>​</w:t>
       </w:r>
@@ -26888,6 +27386,7 @@
         </w:rPr>
         <w:t xml:space="preserve"> </w:t>
       </w:r>
+      <w:proofErr w:type="spellStart"/>
       <w:r>
         <w:rPr>
           <w:rFonts w:cs="B Nazanin"/>
@@ -26906,6 +27405,7 @@
         </w:rPr>
         <w:t>P</w:t>
       </w:r>
+      <w:proofErr w:type="spellEnd"/>
       <w:r>
         <w:rPr>
           <w:rFonts w:cs="B Nazanin"/>
@@ -27104,7 +27604,7 @@
         <w:lastRenderedPageBreak/>
         <w:t xml:space="preserve"> </w:t>
       </w:r>
-      <w:bookmarkStart w:id="27" w:name="_Toc239292917"/>
+      <w:bookmarkStart w:id="27" w:name="_Toc239361739"/>
       <w:r>
         <w:t>Curve25519</w:t>
       </w:r>
@@ -29114,7 +29614,7 @@
           <w:rtl/>
         </w:rPr>
       </w:pPr>
-      <w:bookmarkStart w:id="28" w:name="_Toc239292918"/>
+      <w:bookmarkStart w:id="28" w:name="_Toc239361740"/>
       <w:r>
         <w:rPr>
           <w:rtl/>
@@ -30232,7 +30732,7 @@
           <w:rtl/>
         </w:rPr>
       </w:pPr>
-      <w:bookmarkStart w:id="29" w:name="_Toc239292919"/>
+      <w:bookmarkStart w:id="29" w:name="_Toc239361741"/>
       <w:r>
         <w:rPr>
           <w:rtl/>
@@ -30305,7 +30805,7 @@
         </w:rPr>
         <w:t xml:space="preserve"> </w:t>
       </w:r>
-      <w:bookmarkStart w:id="30" w:name="_Toc239292920"/>
+      <w:bookmarkStart w:id="30" w:name="_Toc239361742"/>
       <w:r>
         <w:rPr>
           <w:rtl/>
@@ -31157,7 +31657,7 @@
         </w:rPr>
         <w:t xml:space="preserve"> </w:t>
       </w:r>
-      <w:bookmarkStart w:id="31" w:name="_Toc239292921"/>
+      <w:bookmarkStart w:id="31" w:name="_Toc239361743"/>
       <w:r>
         <w:rPr>
           <w:rtl/>
@@ -33350,7 +33850,7 @@
         </w:rPr>
         <w:t xml:space="preserve"> </w:t>
       </w:r>
-      <w:bookmarkStart w:id="32" w:name="_Toc239292922"/>
+      <w:bookmarkStart w:id="32" w:name="_Toc239361744"/>
       <w:r>
         <w:rPr>
           <w:rtl/>
@@ -34877,7 +35377,7 @@
           <w:rtl/>
         </w:rPr>
       </w:pPr>
-      <w:bookmarkStart w:id="33" w:name="_Toc239292923"/>
+      <w:bookmarkStart w:id="33" w:name="_Toc239361745"/>
       <w:r>
         <w:rPr>
           <w:rtl/>
@@ -34915,35 +35415,14 @@
         <w:rPr>
           <w:rtl/>
         </w:rPr>
-        <w:t xml:space="preserve"> ه</w:t>
+        <w:t xml:space="preserve"> </w:t>
       </w:r>
       <w:r>
         <w:rPr>
           <w:rFonts w:hint="cs"/>
           <w:rtl/>
         </w:rPr>
-        <w:t>ی</w:t>
-      </w:r>
-      <w:r>
-        <w:rPr>
-          <w:rFonts w:hint="eastAsia"/>
-          <w:rtl/>
-        </w:rPr>
-        <w:t>بر</w:t>
-      </w:r>
-      <w:r>
-        <w:rPr>
-          <w:rFonts w:hint="cs"/>
-          <w:rtl/>
-        </w:rPr>
-        <w:t>ی</w:t>
-      </w:r>
-      <w:r>
-        <w:rPr>
-          <w:rFonts w:hint="eastAsia"/>
-          <w:rtl/>
-        </w:rPr>
-        <w:t>د</w:t>
+        <w:t>ترکیبی</w:t>
       </w:r>
       <w:r>
         <w:rPr>
@@ -35328,7 +35807,7 @@
         </w:rPr>
         <w:t xml:space="preserve"> </w:t>
       </w:r>
-      <w:bookmarkStart w:id="34" w:name="_Toc239292924"/>
+      <w:bookmarkStart w:id="34" w:name="_Toc239361746"/>
       <w:r>
         <w:t>X25519MLKEM768</w:t>
       </w:r>
@@ -35845,7 +36324,7 @@
         </w:rPr>
         <w:t xml:space="preserve"> </w:t>
       </w:r>
-      <w:bookmarkStart w:id="35" w:name="_Toc239292925"/>
+      <w:bookmarkStart w:id="35" w:name="_Toc239361747"/>
       <w:r>
         <w:t>SecP256r1MLKEM768</w:t>
       </w:r>
@@ -36137,7 +36616,7 @@
         <w:lastRenderedPageBreak/>
         <w:t xml:space="preserve"> </w:t>
       </w:r>
-      <w:bookmarkStart w:id="36" w:name="_Toc239292926"/>
+      <w:bookmarkStart w:id="36" w:name="_Toc239361748"/>
       <w:r>
         <w:t>SecP384r1MLKEM1024</w:t>
       </w:r>
@@ -36813,472 +37292,3613 @@
     </w:p>
     <w:p>
       <w:pPr>
+        <w:spacing w:line="360" w:lineRule="auto"/>
+        <w:ind w:firstLine="288"/>
+        <w:jc w:val="both"/>
+        <w:rPr>
+          <w:rFonts w:cs="B Nazanin"/>
+          <w:rtl/>
+        </w:rPr>
+      </w:pPr>
+    </w:p>
+    <w:p>
+      <w:pPr>
+        <w:spacing w:line="360" w:lineRule="auto"/>
+        <w:ind w:firstLine="288"/>
+        <w:jc w:val="both"/>
+        <w:rPr>
+          <w:rFonts w:cs="B Nazanin"/>
+          <w:rtl/>
+        </w:rPr>
+      </w:pPr>
+    </w:p>
+    <w:p>
+      <w:pPr>
         <w:pStyle w:val="Heading2"/>
         <w:bidi/>
-        <w:spacing w:line="360" w:lineRule="auto"/>
-        <w:rPr>
-          <w:rtl/>
-        </w:rPr>
-      </w:pPr>
-      <w:bookmarkStart w:id="37" w:name="_Toc92572230"/>
-      <w:r>
-        <w:rPr>
-          <w:rFonts w:hint="cs"/>
+        <w:rPr>
+          <w:rtl/>
+        </w:rPr>
+      </w:pPr>
+      <w:r>
+        <w:rPr>
           <w:rtl/>
         </w:rPr>
         <w:lastRenderedPageBreak/>
         <w:t xml:space="preserve"> </w:t>
       </w:r>
-      <w:bookmarkStart w:id="38" w:name="_Toc239292927"/>
+      <w:bookmarkStart w:id="37" w:name="_Toc239361749"/>
+      <w:r>
+        <w:rPr>
+          <w:rtl/>
+        </w:rPr>
+        <w:t>کارها</w:t>
+      </w:r>
       <w:r>
         <w:rPr>
           <w:rFonts w:hint="cs"/>
           <w:rtl/>
         </w:rPr>
-        <w:t xml:space="preserve">تحلیل نقاط قوت و ضعف </w:t>
+        <w:t>ی</w:t>
+      </w:r>
+      <w:r>
+        <w:rPr>
+          <w:rtl/>
+        </w:rPr>
+        <w:t xml:space="preserve"> مرتبط</w:t>
+      </w:r>
+      <w:bookmarkEnd w:id="37"/>
+    </w:p>
+    <w:p>
+      <w:pPr>
+        <w:pStyle w:val="Heading3"/>
+        <w:bidi/>
+        <w:rPr>
+          <w:rtl/>
+        </w:rPr>
+      </w:pPr>
+      <w:r>
+        <w:rPr>
+          <w:rtl/>
+        </w:rPr>
+        <w:t xml:space="preserve"> </w:t>
+      </w:r>
+      <w:bookmarkStart w:id="38" w:name="_Toc239361750"/>
+      <w:r>
+        <w:rPr>
+          <w:rtl/>
+        </w:rPr>
+        <w:t>پ</w:t>
       </w:r>
       <w:r>
         <w:rPr>
           <w:rFonts w:hint="cs"/>
           <w:rtl/>
         </w:rPr>
-        <w:t xml:space="preserve">منابع غیرپژوهشی </w:t>
+        <w:t>ی</w:t>
+      </w:r>
+      <w:r>
+        <w:rPr>
+          <w:rFonts w:hint="eastAsia"/>
+          <w:rtl/>
+        </w:rPr>
+        <w:t>اده‌ساز</w:t>
       </w:r>
       <w:r>
         <w:rPr>
           <w:rFonts w:hint="cs"/>
           <w:rtl/>
         </w:rPr>
-        <w:t>مشابه</w:t>
-      </w:r>
-      <w:bookmarkEnd w:id="37"/>
+        <w:t>ی</w:t>
+      </w:r>
+      <w:r>
+        <w:rPr>
+          <w:rtl/>
+        </w:rPr>
+        <w:t xml:space="preserve"> سخت‌افزار</w:t>
+      </w:r>
+      <w:r>
+        <w:rPr>
+          <w:rFonts w:hint="cs"/>
+          <w:rtl/>
+        </w:rPr>
+        <w:t>ی</w:t>
+      </w:r>
+      <w:r>
+        <w:rPr>
+          <w:rtl/>
+        </w:rPr>
+        <w:t xml:space="preserve"> </w:t>
+      </w:r>
+      <w:r>
+        <w:t>Curve25519</w:t>
+      </w:r>
       <w:bookmarkEnd w:id="38"/>
+    </w:p>
+    <w:p>
+      <w:pPr>
+        <w:spacing w:line="360" w:lineRule="auto"/>
+        <w:ind w:firstLine="288"/>
+        <w:jc w:val="both"/>
+        <w:rPr>
+          <w:rFonts w:cs="B Nazanin"/>
+          <w:rtl/>
+        </w:rPr>
+      </w:pPr>
+      <w:r>
+        <w:rPr>
+          <w:rFonts w:cs="B Nazanin" w:hint="eastAsia"/>
+          <w:rtl/>
+        </w:rPr>
+        <w:t>پژوهش‌ها</w:t>
+      </w:r>
+      <w:r>
+        <w:rPr>
+          <w:rFonts w:cs="B Nazanin" w:hint="cs"/>
+          <w:rtl/>
+        </w:rPr>
+        <w:t>ی</w:t>
+      </w:r>
+      <w:r>
+        <w:rPr>
+          <w:rFonts w:cs="B Nazanin"/>
+          <w:rtl/>
+        </w:rPr>
+        <w:t xml:space="preserve"> متعدد</w:t>
+      </w:r>
+      <w:r>
+        <w:rPr>
+          <w:rFonts w:cs="B Nazanin" w:hint="cs"/>
+          <w:rtl/>
+        </w:rPr>
+        <w:t>ی</w:t>
+      </w:r>
+      <w:r>
+        <w:rPr>
+          <w:rFonts w:cs="B Nazanin"/>
+          <w:rtl/>
+        </w:rPr>
+        <w:t xml:space="preserve"> در زم</w:t>
+      </w:r>
+      <w:r>
+        <w:rPr>
+          <w:rFonts w:cs="B Nazanin" w:hint="cs"/>
+          <w:rtl/>
+        </w:rPr>
+        <w:t>ی</w:t>
+      </w:r>
+      <w:r>
+        <w:rPr>
+          <w:rFonts w:cs="B Nazanin" w:hint="eastAsia"/>
+          <w:rtl/>
+        </w:rPr>
+        <w:t>نه</w:t>
+      </w:r>
+      <w:r>
+        <w:rPr>
+          <w:rFonts w:cs="B Nazanin"/>
+          <w:rtl/>
+        </w:rPr>
+        <w:t xml:space="preserve"> پ</w:t>
+      </w:r>
+      <w:r>
+        <w:rPr>
+          <w:rFonts w:cs="B Nazanin" w:hint="cs"/>
+          <w:rtl/>
+        </w:rPr>
+        <w:t>ی</w:t>
+      </w:r>
+      <w:r>
+        <w:rPr>
+          <w:rFonts w:cs="B Nazanin" w:hint="eastAsia"/>
+          <w:rtl/>
+        </w:rPr>
+        <w:t>اده‌ساز</w:t>
+      </w:r>
+      <w:r>
+        <w:rPr>
+          <w:rFonts w:cs="B Nazanin" w:hint="cs"/>
+          <w:rtl/>
+        </w:rPr>
+        <w:t>ی</w:t>
+      </w:r>
+      <w:r>
+        <w:rPr>
+          <w:rFonts w:cs="B Nazanin"/>
+          <w:rtl/>
+        </w:rPr>
+        <w:t xml:space="preserve"> سخت‌افزار</w:t>
+      </w:r>
+      <w:r>
+        <w:rPr>
+          <w:rFonts w:cs="B Nazanin" w:hint="cs"/>
+          <w:rtl/>
+        </w:rPr>
+        <w:t>ی</w:t>
+      </w:r>
+      <w:r>
+        <w:rPr>
+          <w:rFonts w:cs="B Nazanin"/>
+          <w:rtl/>
+        </w:rPr>
+        <w:t xml:space="preserve"> </w:t>
+      </w:r>
+      <w:r>
+        <w:rPr>
+          <w:rFonts w:cs="B Nazanin"/>
+        </w:rPr>
+        <w:t>Curve25519</w:t>
+      </w:r>
+      <w:r>
+        <w:rPr>
+          <w:rFonts w:cs="B Nazanin"/>
+          <w:rtl/>
+        </w:rPr>
+        <w:t xml:space="preserve"> بر رو</w:t>
+      </w:r>
+      <w:r>
+        <w:rPr>
+          <w:rFonts w:cs="B Nazanin" w:hint="cs"/>
+          <w:rtl/>
+        </w:rPr>
+        <w:t>ی</w:t>
+      </w:r>
+      <w:r>
+        <w:rPr>
+          <w:rFonts w:cs="B Nazanin"/>
+          <w:rtl/>
+        </w:rPr>
+        <w:t xml:space="preserve"> </w:t>
+      </w:r>
+      <w:r>
+        <w:rPr>
+          <w:rFonts w:cs="B Nazanin"/>
+        </w:rPr>
+        <w:t>FPGA</w:t>
+      </w:r>
+      <w:r>
+        <w:rPr>
+          <w:rFonts w:cs="B Nazanin"/>
+          <w:rtl/>
+        </w:rPr>
+        <w:t xml:space="preserve"> انجام شده است. ساسدر</w:t>
+      </w:r>
+      <w:r>
+        <w:rPr>
+          <w:rFonts w:cs="B Nazanin" w:hint="cs"/>
+          <w:rtl/>
+        </w:rPr>
+        <w:t>ی</w:t>
+      </w:r>
+      <w:r>
+        <w:rPr>
+          <w:rFonts w:cs="B Nazanin" w:hint="eastAsia"/>
+          <w:rtl/>
+        </w:rPr>
+        <w:t>ش</w:t>
+      </w:r>
+      <w:r>
+        <w:rPr>
+          <w:rFonts w:cs="B Nazanin"/>
+          <w:rtl/>
+        </w:rPr>
+        <w:t xml:space="preserve"> و گون</w:t>
+      </w:r>
+      <w:r>
+        <w:rPr>
+          <w:rFonts w:cs="B Nazanin" w:hint="cs"/>
+          <w:rtl/>
+        </w:rPr>
+        <w:t>ی</w:t>
+      </w:r>
+      <w:r>
+        <w:rPr>
+          <w:rFonts w:cs="B Nazanin" w:hint="eastAsia"/>
+          <w:rtl/>
+        </w:rPr>
+        <w:t>سو</w:t>
+      </w:r>
+      <w:r>
+        <w:rPr>
+          <w:rFonts w:cs="B Nazanin" w:hint="cs"/>
+          <w:rtl/>
+        </w:rPr>
+        <w:t xml:space="preserve"> </w:t>
+      </w:r>
+      <w:r>
+        <w:rPr>
+          <w:rFonts w:cs="B Nazanin"/>
+          <w:rtl/>
+        </w:rPr>
+        <w:t>[29]</w:t>
+      </w:r>
+      <w:r>
+        <w:rPr>
+          <w:rFonts w:cs="B Nazanin" w:hint="cs"/>
+          <w:rtl/>
+        </w:rPr>
+        <w:t xml:space="preserve"> </w:t>
+      </w:r>
+      <w:r>
+        <w:rPr>
+          <w:rFonts w:cs="B Nazanin"/>
+          <w:rtl/>
+        </w:rPr>
+        <w:t>اول</w:t>
+      </w:r>
+      <w:r>
+        <w:rPr>
+          <w:rFonts w:cs="B Nazanin" w:hint="cs"/>
+          <w:rtl/>
+        </w:rPr>
+        <w:t>ی</w:t>
+      </w:r>
+      <w:r>
+        <w:rPr>
+          <w:rFonts w:cs="B Nazanin" w:hint="eastAsia"/>
+          <w:rtl/>
+        </w:rPr>
+        <w:t>ن</w:t>
+      </w:r>
+      <w:r>
+        <w:rPr>
+          <w:rFonts w:cs="B Nazanin"/>
+          <w:rtl/>
+        </w:rPr>
+        <w:t xml:space="preserve"> پ</w:t>
+      </w:r>
+      <w:r>
+        <w:rPr>
+          <w:rFonts w:cs="B Nazanin" w:hint="cs"/>
+          <w:rtl/>
+        </w:rPr>
+        <w:t>ی</w:t>
+      </w:r>
+      <w:r>
+        <w:rPr>
+          <w:rFonts w:cs="B Nazanin" w:hint="eastAsia"/>
+          <w:rtl/>
+        </w:rPr>
+        <w:t>اده‌ساز</w:t>
+      </w:r>
+      <w:r>
+        <w:rPr>
+          <w:rFonts w:cs="B Nazanin" w:hint="cs"/>
+          <w:rtl/>
+        </w:rPr>
+        <w:t>ی</w:t>
+      </w:r>
+      <w:r>
+        <w:rPr>
+          <w:rFonts w:cs="B Nazanin"/>
+          <w:rtl/>
+        </w:rPr>
+        <w:t xml:space="preserve"> جامع </w:t>
+      </w:r>
+      <w:r>
+        <w:rPr>
+          <w:rFonts w:cs="B Nazanin"/>
+        </w:rPr>
+        <w:t>Curve25519</w:t>
+      </w:r>
+      <w:r>
+        <w:rPr>
+          <w:rFonts w:cs="B Nazanin"/>
+          <w:rtl/>
+        </w:rPr>
+        <w:t xml:space="preserve"> رو</w:t>
+      </w:r>
+      <w:r>
+        <w:rPr>
+          <w:rFonts w:cs="B Nazanin" w:hint="cs"/>
+          <w:rtl/>
+        </w:rPr>
+        <w:t>ی</w:t>
+      </w:r>
+      <w:r>
+        <w:rPr>
+          <w:rFonts w:cs="B Nazanin"/>
+          <w:rtl/>
+        </w:rPr>
+        <w:t xml:space="preserve"> </w:t>
+      </w:r>
+      <w:r>
+        <w:rPr>
+          <w:rFonts w:cs="B Nazanin"/>
+        </w:rPr>
+        <w:t>FPGA</w:t>
+      </w:r>
+      <w:r>
+        <w:rPr>
+          <w:rFonts w:cs="B Nazanin"/>
+          <w:rtl/>
+        </w:rPr>
+        <w:t xml:space="preserve"> را ارائه دادند که </w:t>
+      </w:r>
+      <w:r>
+        <w:rPr>
+          <w:rFonts w:cs="B Nazanin" w:hint="cs"/>
+          <w:rtl/>
+        </w:rPr>
+        <w:t xml:space="preserve">ضرب نقطه‌ای </w:t>
+      </w:r>
+      <w:r>
+        <w:rPr>
+          <w:rFonts w:cs="B Nazanin"/>
+          <w:rtl/>
+        </w:rPr>
+        <w:t>را در ۳۹۷ م</w:t>
+      </w:r>
+      <w:r>
+        <w:rPr>
+          <w:rFonts w:cs="B Nazanin" w:hint="cs"/>
+          <w:rtl/>
+        </w:rPr>
+        <w:t>ی</w:t>
+      </w:r>
+      <w:r>
+        <w:rPr>
+          <w:rFonts w:cs="B Nazanin" w:hint="eastAsia"/>
+          <w:rtl/>
+        </w:rPr>
+        <w:t>کروثان</w:t>
+      </w:r>
+      <w:r>
+        <w:rPr>
+          <w:rFonts w:cs="B Nazanin" w:hint="cs"/>
+          <w:rtl/>
+        </w:rPr>
+        <w:t>ی</w:t>
+      </w:r>
+      <w:r>
+        <w:rPr>
+          <w:rFonts w:cs="B Nazanin" w:hint="eastAsia"/>
+          <w:rtl/>
+        </w:rPr>
+        <w:t>ه</w:t>
+      </w:r>
+      <w:r>
+        <w:rPr>
+          <w:rFonts w:cs="B Nazanin"/>
+          <w:rtl/>
+        </w:rPr>
+        <w:t xml:space="preserve"> با فرکانس ۲۰۰ م</w:t>
+      </w:r>
+      <w:r>
+        <w:rPr>
+          <w:rFonts w:cs="B Nazanin" w:hint="eastAsia"/>
+          <w:rtl/>
+        </w:rPr>
+        <w:t>گاهرتز</w:t>
+      </w:r>
+      <w:r>
+        <w:rPr>
+          <w:rFonts w:cs="B Nazanin"/>
+          <w:rtl/>
+        </w:rPr>
+        <w:t xml:space="preserve"> انجام م</w:t>
+      </w:r>
+      <w:r>
+        <w:rPr>
+          <w:rFonts w:cs="B Nazanin" w:hint="cs"/>
+          <w:rtl/>
+        </w:rPr>
+        <w:t>ی‌</w:t>
+      </w:r>
+      <w:r>
+        <w:rPr>
+          <w:rFonts w:cs="B Nazanin" w:hint="eastAsia"/>
+          <w:rtl/>
+        </w:rPr>
+        <w:t>داد</w:t>
+      </w:r>
+      <w:r>
+        <w:rPr>
+          <w:rFonts w:cs="B Nazanin"/>
+          <w:rtl/>
+        </w:rPr>
+        <w:t>. توران و ورباوهده</w:t>
+      </w:r>
+      <w:r>
+        <w:rPr>
+          <w:rFonts w:cs="B Nazanin" w:hint="cs"/>
+          <w:rtl/>
+        </w:rPr>
+        <w:t xml:space="preserve"> </w:t>
+      </w:r>
+      <w:r>
+        <w:rPr>
+          <w:rFonts w:cs="B Nazanin"/>
+          <w:rtl/>
+        </w:rPr>
+        <w:t>[14]</w:t>
+      </w:r>
+      <w:r>
+        <w:rPr>
+          <w:rFonts w:cs="B Nazanin"/>
+          <w:rtl/>
+        </w:rPr>
+        <w:t xml:space="preserve"> </w:t>
+      </w:r>
+      <w:r>
+        <w:rPr>
+          <w:rFonts w:cs="B Nazanin" w:hint="cs"/>
+          <w:rtl/>
+        </w:rPr>
+        <w:t>ی</w:t>
+      </w:r>
+      <w:r>
+        <w:rPr>
+          <w:rFonts w:cs="B Nazanin" w:hint="eastAsia"/>
+          <w:rtl/>
+        </w:rPr>
+        <w:t>ک</w:t>
+      </w:r>
+      <w:r>
+        <w:rPr>
+          <w:rFonts w:cs="B Nazanin"/>
+          <w:rtl/>
+        </w:rPr>
+        <w:t xml:space="preserve"> معمار</w:t>
+      </w:r>
+      <w:r>
+        <w:rPr>
+          <w:rFonts w:cs="B Nazanin" w:hint="cs"/>
+          <w:rtl/>
+        </w:rPr>
+        <w:t>ی</w:t>
+      </w:r>
+      <w:r>
+        <w:rPr>
+          <w:rFonts w:cs="B Nazanin"/>
+          <w:rtl/>
+        </w:rPr>
+        <w:t xml:space="preserve"> ترک</w:t>
+      </w:r>
+      <w:r>
+        <w:rPr>
+          <w:rFonts w:cs="B Nazanin" w:hint="cs"/>
+          <w:rtl/>
+        </w:rPr>
+        <w:t>ی</w:t>
+      </w:r>
+      <w:r>
+        <w:rPr>
+          <w:rFonts w:cs="B Nazanin" w:hint="eastAsia"/>
+          <w:rtl/>
+        </w:rPr>
+        <w:t>ب</w:t>
+      </w:r>
+      <w:r>
+        <w:rPr>
+          <w:rFonts w:cs="B Nazanin" w:hint="cs"/>
+          <w:rtl/>
+        </w:rPr>
+        <w:t>ی</w:t>
+      </w:r>
+      <w:r>
+        <w:rPr>
+          <w:rFonts w:cs="B Nazanin"/>
+          <w:rtl/>
+        </w:rPr>
+        <w:t xml:space="preserve"> برا</w:t>
+      </w:r>
+      <w:r>
+        <w:rPr>
+          <w:rFonts w:cs="B Nazanin" w:hint="cs"/>
+          <w:rtl/>
+        </w:rPr>
+        <w:t>ی</w:t>
+      </w:r>
+      <w:r>
+        <w:rPr>
+          <w:rFonts w:cs="B Nazanin"/>
+          <w:rtl/>
+        </w:rPr>
+        <w:t xml:space="preserve"> </w:t>
+      </w:r>
+      <w:r>
+        <w:rPr>
+          <w:rFonts w:cs="B Nazanin"/>
+        </w:rPr>
+        <w:t>X25519</w:t>
+      </w:r>
+      <w:r>
+        <w:rPr>
+          <w:rFonts w:cs="B Nazanin"/>
+          <w:rtl/>
+        </w:rPr>
+        <w:t xml:space="preserve"> و </w:t>
+      </w:r>
+      <w:r>
+        <w:rPr>
+          <w:rFonts w:cs="B Nazanin"/>
+        </w:rPr>
+        <w:t>Ed25519</w:t>
+      </w:r>
+      <w:r>
+        <w:rPr>
+          <w:rFonts w:cs="B Nazanin"/>
+          <w:rtl/>
+        </w:rPr>
+        <w:t xml:space="preserve"> ارائه دادند که با به‌</w:t>
+      </w:r>
+      <w:r>
+        <w:rPr>
+          <w:rFonts w:cs="B Nazanin" w:hint="cs"/>
+          <w:rtl/>
+        </w:rPr>
+        <w:t xml:space="preserve"> </w:t>
+      </w:r>
+      <w:r>
+        <w:rPr>
+          <w:rFonts w:cs="B Nazanin"/>
+          <w:rtl/>
+        </w:rPr>
+        <w:t>اشتراک‌گذار</w:t>
+      </w:r>
+      <w:r>
+        <w:rPr>
+          <w:rFonts w:cs="B Nazanin" w:hint="cs"/>
+          <w:rtl/>
+        </w:rPr>
+        <w:t>ی</w:t>
+      </w:r>
+      <w:r>
+        <w:rPr>
+          <w:rFonts w:cs="B Nazanin"/>
+          <w:rtl/>
+        </w:rPr>
+        <w:t xml:space="preserve"> </w:t>
+      </w:r>
+      <w:r>
+        <w:rPr>
+          <w:rFonts w:cs="B Nazanin" w:hint="cs"/>
+          <w:rtl/>
+        </w:rPr>
+        <w:t>مسیر داده</w:t>
+      </w:r>
+      <w:r>
+        <w:rPr>
+          <w:rFonts w:cs="B Nazanin" w:hint="eastAsia"/>
+          <w:rtl/>
+        </w:rPr>
+        <w:t>،</w:t>
+      </w:r>
+      <w:r>
+        <w:rPr>
+          <w:rFonts w:cs="B Nazanin"/>
+          <w:rtl/>
+        </w:rPr>
+        <w:t xml:space="preserve"> مصرف منابع را به حدود ۱۱.۱ هزار </w:t>
+      </w:r>
+      <w:r>
+        <w:rPr>
+          <w:rFonts w:cs="B Nazanin"/>
+        </w:rPr>
+        <w:t>LUT</w:t>
+      </w:r>
+      <w:r>
+        <w:rPr>
+          <w:rFonts w:cs="B Nazanin"/>
+          <w:rtl/>
+        </w:rPr>
+        <w:t xml:space="preserve"> و ۱۶ </w:t>
+      </w:r>
+      <w:r>
+        <w:rPr>
+          <w:rFonts w:cs="B Nazanin"/>
+        </w:rPr>
+        <w:t>DSP</w:t>
+      </w:r>
+      <w:r>
+        <w:rPr>
+          <w:rFonts w:cs="B Nazanin"/>
+          <w:rtl/>
+        </w:rPr>
+        <w:t xml:space="preserve"> کاهش داد. سالار</w:t>
+      </w:r>
+      <w:r>
+        <w:rPr>
+          <w:rFonts w:cs="B Nazanin" w:hint="cs"/>
+          <w:rtl/>
+        </w:rPr>
+        <w:t>ی‌</w:t>
+      </w:r>
+      <w:r>
+        <w:rPr>
+          <w:rFonts w:cs="B Nazanin" w:hint="cs"/>
+          <w:rtl/>
+        </w:rPr>
+        <w:t xml:space="preserve"> </w:t>
+      </w:r>
+      <w:r>
+        <w:rPr>
+          <w:rFonts w:cs="B Nazanin" w:hint="eastAsia"/>
+          <w:rtl/>
+        </w:rPr>
+        <w:t>فرد</w:t>
+      </w:r>
+      <w:r>
+        <w:rPr>
+          <w:rFonts w:cs="B Nazanin"/>
+          <w:rtl/>
+        </w:rPr>
+        <w:t xml:space="preserve"> و ب</w:t>
+      </w:r>
+      <w:r>
+        <w:rPr>
+          <w:rFonts w:cs="B Nazanin" w:hint="cs"/>
+          <w:rtl/>
+        </w:rPr>
+        <w:t>ی</w:t>
+      </w:r>
+      <w:r>
+        <w:rPr>
+          <w:rFonts w:cs="B Nazanin" w:hint="eastAsia"/>
+          <w:rtl/>
+        </w:rPr>
+        <w:t>ات</w:t>
+      </w:r>
+      <w:r>
+        <w:rPr>
+          <w:rFonts w:cs="B Nazanin"/>
+          <w:rtl/>
+        </w:rPr>
+        <w:t>-سرمد</w:t>
+      </w:r>
+      <w:r>
+        <w:rPr>
+          <w:rFonts w:cs="B Nazanin" w:hint="cs"/>
+          <w:rtl/>
+        </w:rPr>
+        <w:t>ی</w:t>
+      </w:r>
+      <w:r>
+        <w:rPr>
+          <w:rFonts w:cs="B Nazanin" w:hint="cs"/>
+          <w:rtl/>
+        </w:rPr>
+        <w:t xml:space="preserve"> </w:t>
+      </w:r>
+      <w:r>
+        <w:rPr>
+          <w:rFonts w:cs="B Nazanin"/>
+          <w:rtl/>
+        </w:rPr>
+        <w:t>[21]</w:t>
+      </w:r>
+      <w:r>
+        <w:rPr>
+          <w:rFonts w:cs="B Nazanin"/>
+          <w:rtl/>
+        </w:rPr>
+        <w:t xml:space="preserve"> </w:t>
+      </w:r>
+      <w:r>
+        <w:rPr>
+          <w:rFonts w:cs="B Nazanin" w:hint="cs"/>
+          <w:rtl/>
+        </w:rPr>
+        <w:t>ی</w:t>
+      </w:r>
+      <w:r>
+        <w:rPr>
+          <w:rFonts w:cs="B Nazanin" w:hint="eastAsia"/>
+          <w:rtl/>
+        </w:rPr>
+        <w:t>ک</w:t>
+      </w:r>
+      <w:r>
+        <w:rPr>
+          <w:rFonts w:cs="B Nazanin"/>
+          <w:rtl/>
+        </w:rPr>
+        <w:t xml:space="preserve"> معمار</w:t>
+      </w:r>
+      <w:r>
+        <w:rPr>
+          <w:rFonts w:cs="B Nazanin" w:hint="cs"/>
+          <w:rtl/>
+        </w:rPr>
+        <w:t>ی</w:t>
+      </w:r>
+      <w:r>
+        <w:rPr>
+          <w:rFonts w:cs="B Nazanin"/>
+          <w:rtl/>
+        </w:rPr>
+        <w:t xml:space="preserve"> کم‌تأخ</w:t>
+      </w:r>
+      <w:r>
+        <w:rPr>
+          <w:rFonts w:cs="B Nazanin" w:hint="cs"/>
+          <w:rtl/>
+        </w:rPr>
+        <w:t>ی</w:t>
+      </w:r>
+      <w:r>
+        <w:rPr>
+          <w:rFonts w:cs="B Nazanin" w:hint="eastAsia"/>
+          <w:rtl/>
+        </w:rPr>
+        <w:t>ر</w:t>
+      </w:r>
+      <w:r>
+        <w:rPr>
+          <w:rFonts w:cs="B Nazanin"/>
+          <w:rtl/>
+        </w:rPr>
+        <w:t xml:space="preserve"> برا</w:t>
+      </w:r>
+      <w:r>
+        <w:rPr>
+          <w:rFonts w:cs="B Nazanin" w:hint="cs"/>
+          <w:rtl/>
+        </w:rPr>
+        <w:t>ی</w:t>
+      </w:r>
+      <w:r>
+        <w:rPr>
+          <w:rFonts w:cs="B Nazanin"/>
+          <w:rtl/>
+        </w:rPr>
+        <w:t xml:space="preserve"> </w:t>
+      </w:r>
+      <w:r>
+        <w:rPr>
+          <w:rFonts w:cs="B Nazanin"/>
+        </w:rPr>
+        <w:t>Curve25519</w:t>
+      </w:r>
+      <w:r>
+        <w:rPr>
+          <w:rFonts w:cs="B Nazanin"/>
+          <w:rtl/>
+        </w:rPr>
+        <w:t xml:space="preserve"> ارائه دادند که با استفاده از ضرب‌کننده کاراتسوبا و زمان‌بند</w:t>
+      </w:r>
+      <w:r>
+        <w:rPr>
+          <w:rFonts w:cs="B Nazanin" w:hint="cs"/>
+          <w:rtl/>
+        </w:rPr>
+        <w:t>ی</w:t>
+      </w:r>
+      <w:r>
+        <w:rPr>
+          <w:rFonts w:cs="B Nazanin"/>
+          <w:rtl/>
+        </w:rPr>
+        <w:t xml:space="preserve"> کارآمد، هر تکرار نردبان مونتگمر</w:t>
+      </w:r>
+      <w:r>
+        <w:rPr>
+          <w:rFonts w:cs="B Nazanin" w:hint="cs"/>
+          <w:rtl/>
+        </w:rPr>
+        <w:t>ی</w:t>
+      </w:r>
+      <w:r>
+        <w:rPr>
+          <w:rFonts w:cs="B Nazanin"/>
+          <w:rtl/>
+        </w:rPr>
+        <w:t xml:space="preserve"> را در ۱۱ س</w:t>
+      </w:r>
+      <w:r>
+        <w:rPr>
+          <w:rFonts w:cs="B Nazanin" w:hint="cs"/>
+          <w:rtl/>
+        </w:rPr>
+        <w:t>ی</w:t>
+      </w:r>
+      <w:r>
+        <w:rPr>
+          <w:rFonts w:cs="B Nazanin" w:hint="eastAsia"/>
+          <w:rtl/>
+        </w:rPr>
+        <w:t>کل</w:t>
+      </w:r>
+      <w:r>
+        <w:rPr>
+          <w:rFonts w:cs="B Nazanin"/>
+          <w:rtl/>
+        </w:rPr>
+        <w:t xml:space="preserve"> </w:t>
+      </w:r>
+      <w:r>
+        <w:rPr>
+          <w:rFonts w:cs="B Nazanin" w:hint="cs"/>
+          <w:rtl/>
+        </w:rPr>
+        <w:t>ساعت</w:t>
+      </w:r>
+      <w:r>
+        <w:rPr>
+          <w:rFonts w:cs="B Nazanin"/>
+          <w:rtl/>
+        </w:rPr>
+        <w:t xml:space="preserve"> انجام م</w:t>
+      </w:r>
+      <w:r>
+        <w:rPr>
+          <w:rFonts w:cs="B Nazanin" w:hint="cs"/>
+          <w:rtl/>
+        </w:rPr>
+        <w:t>ی‌</w:t>
+      </w:r>
+      <w:r>
+        <w:rPr>
+          <w:rFonts w:cs="B Nazanin" w:hint="eastAsia"/>
+          <w:rtl/>
+        </w:rPr>
+        <w:t>داد</w:t>
+      </w:r>
+      <w:r>
+        <w:rPr>
+          <w:rFonts w:cs="B Nazanin"/>
+          <w:rtl/>
+        </w:rPr>
+        <w:t>.</w:t>
+      </w:r>
+    </w:p>
+    <w:p>
+      <w:pPr>
+        <w:spacing w:line="360" w:lineRule="auto"/>
+        <w:ind w:firstLine="288"/>
+        <w:jc w:val="both"/>
+        <w:rPr>
+          <w:rFonts w:cs="B Nazanin"/>
+        </w:rPr>
+      </w:pPr>
+    </w:p>
+    <w:p>
+      <w:pPr>
+        <w:pStyle w:val="Heading3"/>
+        <w:bidi/>
+        <w:rPr>
+          <w:rtl/>
+        </w:rPr>
+      </w:pPr>
+      <w:r>
+        <w:rPr>
+          <w:rtl/>
+        </w:rPr>
+        <w:t xml:space="preserve"> </w:t>
+      </w:r>
+      <w:bookmarkStart w:id="39" w:name="_Toc239361751"/>
+      <w:r>
+        <w:rPr>
+          <w:rtl/>
+        </w:rPr>
+        <w:t>پ</w:t>
+      </w:r>
       <w:r>
         <w:rPr>
           <w:rFonts w:hint="cs"/>
           <w:rtl/>
         </w:rPr>
+        <w:t>ی</w:t>
+      </w:r>
+      <w:r>
+        <w:rPr>
+          <w:rFonts w:hint="eastAsia"/>
+          <w:rtl/>
+        </w:rPr>
+        <w:t>اده‌ساز</w:t>
+      </w:r>
+      <w:r>
+        <w:rPr>
+          <w:rFonts w:hint="cs"/>
+          <w:rtl/>
+        </w:rPr>
+        <w:t>ی</w:t>
+      </w:r>
+      <w:r>
+        <w:rPr>
+          <w:rtl/>
+        </w:rPr>
+        <w:t xml:space="preserve"> سخت‌افزار</w:t>
+      </w:r>
+      <w:r>
+        <w:rPr>
+          <w:rFonts w:hint="cs"/>
+          <w:rtl/>
+        </w:rPr>
+        <w:t>ی</w:t>
+      </w:r>
+      <w:r>
+        <w:rPr>
+          <w:rtl/>
+        </w:rPr>
         <w:t xml:space="preserve"> </w:t>
       </w:r>
+      <w:r>
+        <w:t>Kyber</w:t>
+      </w:r>
+      <w:bookmarkEnd w:id="39"/>
     </w:p>
     <w:p>
       <w:pPr>
         <w:spacing w:line="360" w:lineRule="auto"/>
-        <w:ind w:firstLine="284"/>
+        <w:ind w:firstLine="288"/>
         <w:jc w:val="both"/>
         <w:rPr>
           <w:rFonts w:cs="B Nazanin"/>
-          <w:sz w:val="28"/>
-          <w:rtl/>
-        </w:rPr>
-      </w:pPr>
-      <w:bookmarkStart w:id="39" w:name="_Hlk239180730"/>
-      <w:r>
-        <w:rPr>
-          <w:rFonts w:cs="B Nazanin" w:hint="cs"/>
-          <w:sz w:val="28"/>
-          <w:rtl/>
-        </w:rPr>
-        <w:t>ص</w:t>
-      </w:r>
-      <w:r>
-        <w:rPr>
-          <w:rFonts w:cs="B Nazanin" w:hint="cs"/>
-          <w:sz w:val="28"/>
-          <w:rtl/>
-        </w:rPr>
-        <w:t>ِ</w:t>
-      </w:r>
-      <w:r>
-        <w:rPr>
-          <w:rFonts w:cs="B Nazanin" w:hint="cs"/>
-          <w:sz w:val="28"/>
+          <w:rtl/>
+        </w:rPr>
+      </w:pPr>
+      <w:r>
+        <w:rPr>
+          <w:rFonts w:cs="B Nazanin" w:hint="eastAsia"/>
+          <w:rtl/>
+        </w:rPr>
+        <w:t>نگو</w:t>
+      </w:r>
+      <w:r>
+        <w:rPr>
+          <w:rFonts w:cs="B Nazanin" w:hint="cs"/>
+          <w:rtl/>
+        </w:rPr>
+        <w:t>ی</w:t>
+      </w:r>
+      <w:r>
+        <w:rPr>
+          <w:rFonts w:cs="B Nazanin" w:hint="eastAsia"/>
+          <w:rtl/>
+        </w:rPr>
+        <w:t>ن</w:t>
+      </w:r>
+      <w:r>
+        <w:rPr>
+          <w:rFonts w:cs="B Nazanin"/>
+          <w:rtl/>
+        </w:rPr>
+        <w:t xml:space="preserve"> و همکاران</w:t>
+      </w:r>
+      <w:r>
+        <w:rPr>
+          <w:rFonts w:cs="B Nazanin"/>
+        </w:rPr>
+        <w:t xml:space="preserve"> </w:t>
+      </w:r>
+      <w:r>
+        <w:rPr>
+          <w:rFonts w:cs="B Nazanin"/>
+          <w:rtl/>
+        </w:rPr>
+        <w:t>[13]</w:t>
+      </w:r>
+      <w:r>
+        <w:rPr>
+          <w:rFonts w:cs="B Nazanin" w:hint="cs"/>
+          <w:rtl/>
+        </w:rPr>
+        <w:t xml:space="preserve"> </w:t>
+      </w:r>
+      <w:r>
+        <w:rPr>
+          <w:rFonts w:cs="B Nazanin" w:hint="cs"/>
+          <w:rtl/>
+        </w:rPr>
+        <w:t>ی</w:t>
+      </w:r>
+      <w:r>
+        <w:rPr>
+          <w:rFonts w:cs="B Nazanin" w:hint="eastAsia"/>
+          <w:rtl/>
+        </w:rPr>
+        <w:t>ک</w:t>
+      </w:r>
+      <w:r>
+        <w:rPr>
+          <w:rFonts w:cs="B Nazanin"/>
+          <w:rtl/>
+        </w:rPr>
+        <w:t xml:space="preserve"> معمار</w:t>
+      </w:r>
+      <w:r>
+        <w:rPr>
+          <w:rFonts w:cs="B Nazanin" w:hint="cs"/>
+          <w:rtl/>
+        </w:rPr>
+        <w:t>ی</w:t>
+      </w:r>
+      <w:r>
+        <w:rPr>
+          <w:rFonts w:cs="B Nazanin"/>
+          <w:rtl/>
+        </w:rPr>
+        <w:t xml:space="preserve"> سبک‌وزن برا</w:t>
+      </w:r>
+      <w:r>
+        <w:rPr>
+          <w:rFonts w:cs="B Nazanin" w:hint="cs"/>
+          <w:rtl/>
+        </w:rPr>
+        <w:t>ی</w:t>
+      </w:r>
+      <w:r>
+        <w:rPr>
+          <w:rFonts w:cs="B Nazanin"/>
+          <w:rtl/>
+        </w:rPr>
+        <w:t xml:space="preserve"> </w:t>
+      </w:r>
+      <w:r>
+        <w:rPr>
+          <w:rFonts w:cs="B Nazanin"/>
+        </w:rPr>
+        <w:t>Kyber</w:t>
+      </w:r>
+      <w:r>
+        <w:rPr>
+          <w:rFonts w:cs="B Nazanin"/>
+          <w:rtl/>
+        </w:rPr>
+        <w:t xml:space="preserve"> ارائه دادند که با استفاده از </w:t>
+      </w:r>
+      <w:r>
+        <w:rPr>
+          <w:rFonts w:cs="B Nazanin" w:hint="cs"/>
+          <w:rtl/>
+        </w:rPr>
+        <w:t>ی</w:t>
+      </w:r>
+      <w:r>
+        <w:rPr>
+          <w:rFonts w:cs="B Nazanin" w:hint="eastAsia"/>
+          <w:rtl/>
+        </w:rPr>
+        <w:t>ک</w:t>
+      </w:r>
+      <w:r>
+        <w:rPr>
+          <w:rFonts w:cs="B Nazanin"/>
+          <w:rtl/>
+        </w:rPr>
+        <w:t xml:space="preserve"> معمار</w:t>
+      </w:r>
+      <w:r>
+        <w:rPr>
+          <w:rFonts w:cs="B Nazanin" w:hint="cs"/>
+          <w:rtl/>
+        </w:rPr>
+        <w:t>ی</w:t>
+      </w:r>
+      <w:r>
+        <w:rPr>
+          <w:rFonts w:cs="B Nazanin"/>
+          <w:rtl/>
+        </w:rPr>
+        <w:t xml:space="preserve"> </w:t>
+      </w:r>
+      <w:r>
+        <w:rPr>
+          <w:rFonts w:cs="B Nazanin"/>
+        </w:rPr>
+        <w:t>NTT</w:t>
+      </w:r>
+      <w:r>
+        <w:rPr>
+          <w:rFonts w:cs="B Nazanin"/>
+          <w:rtl/>
+        </w:rPr>
+        <w:t xml:space="preserve"> غ</w:t>
+      </w:r>
+      <w:r>
+        <w:rPr>
+          <w:rFonts w:cs="B Nazanin" w:hint="cs"/>
+          <w:rtl/>
+        </w:rPr>
+        <w:t>ی</w:t>
+      </w:r>
+      <w:r>
+        <w:rPr>
+          <w:rFonts w:cs="B Nazanin" w:hint="eastAsia"/>
+          <w:rtl/>
+        </w:rPr>
+        <w:t>رمبتن</w:t>
+      </w:r>
+      <w:r>
+        <w:rPr>
+          <w:rFonts w:cs="B Nazanin" w:hint="cs"/>
+          <w:rtl/>
+        </w:rPr>
+        <w:t>ی</w:t>
+      </w:r>
+      <w:r>
+        <w:rPr>
+          <w:rFonts w:cs="B Nazanin"/>
+          <w:rtl/>
+        </w:rPr>
+        <w:t xml:space="preserve"> بر حافظه (</w:t>
+      </w:r>
+      <w:r>
+        <w:rPr>
+          <w:rFonts w:cs="B Nazanin"/>
+        </w:rPr>
+        <w:t>NMI-NTT</w:t>
+      </w:r>
+      <w:r>
+        <w:rPr>
+          <w:rFonts w:cs="B Nazanin"/>
+          <w:rtl/>
+        </w:rPr>
+        <w:t xml:space="preserve">)، مصرف منابع را به ۵۴۸۷ </w:t>
+      </w:r>
+      <w:r>
+        <w:rPr>
+          <w:rFonts w:cs="B Nazanin"/>
+        </w:rPr>
+        <w:t>LUT</w:t>
+      </w:r>
+      <w:r>
+        <w:rPr>
+          <w:rFonts w:cs="B Nazanin"/>
+          <w:rtl/>
+        </w:rPr>
+        <w:t xml:space="preserve">، ۳۴۲۶ </w:t>
+      </w:r>
+      <w:r>
+        <w:rPr>
+          <w:rFonts w:cs="B Nazanin"/>
+        </w:rPr>
+        <w:t>FF</w:t>
+      </w:r>
+      <w:r>
+        <w:rPr>
+          <w:rFonts w:cs="B Nazanin"/>
+          <w:rtl/>
+        </w:rPr>
+        <w:t xml:space="preserve"> و ۱۵۴۸ </w:t>
+      </w:r>
+      <w:r>
+        <w:rPr>
+          <w:rFonts w:cs="B Nazanin"/>
+        </w:rPr>
+        <w:t>Slice</w:t>
+      </w:r>
+      <w:r>
+        <w:rPr>
+          <w:rFonts w:cs="B Nazanin"/>
+          <w:rtl/>
+        </w:rPr>
+        <w:t xml:space="preserve"> کاهش داد. ب</w:t>
+      </w:r>
+      <w:r>
+        <w:rPr>
+          <w:rFonts w:cs="B Nazanin" w:hint="cs"/>
+          <w:rtl/>
+        </w:rPr>
+        <w:t>ی</w:t>
+      </w:r>
+      <w:r>
+        <w:rPr>
+          <w:rFonts w:cs="B Nazanin" w:hint="eastAsia"/>
+          <w:rtl/>
+        </w:rPr>
+        <w:t>شه</w:t>
+      </w:r>
+      <w:r>
+        <w:rPr>
+          <w:rFonts w:cs="B Nazanin"/>
+          <w:rtl/>
+        </w:rPr>
+        <w:t>-ن</w:t>
+      </w:r>
+      <w:r>
+        <w:rPr>
+          <w:rFonts w:cs="B Nazanin" w:hint="cs"/>
+          <w:rtl/>
+        </w:rPr>
+        <w:t>ی</w:t>
+      </w:r>
+      <w:r>
+        <w:rPr>
+          <w:rFonts w:cs="B Nazanin" w:hint="eastAsia"/>
+          <w:rtl/>
+        </w:rPr>
+        <w:t>اسر</w:t>
+      </w:r>
+      <w:r>
+        <w:rPr>
+          <w:rFonts w:cs="B Nazanin"/>
+          <w:rtl/>
+        </w:rPr>
+        <w:t xml:space="preserve"> و همکاران</w:t>
+      </w:r>
+      <w:r>
+        <w:rPr>
+          <w:rFonts w:cs="B Nazanin"/>
+        </w:rPr>
+        <w:t xml:space="preserve"> </w:t>
+      </w:r>
+      <w:r>
+        <w:rPr>
+          <w:rFonts w:cs="B Nazanin"/>
+          <w:rtl/>
+        </w:rPr>
+        <w:t>[18]</w:t>
+      </w:r>
+      <w:r>
+        <w:rPr>
+          <w:rFonts w:cs="B Nazanin"/>
+          <w:rtl/>
+        </w:rPr>
+        <w:t xml:space="preserve"> </w:t>
+      </w:r>
+      <w:r>
+        <w:rPr>
+          <w:rFonts w:cs="B Nazanin" w:hint="cs"/>
+          <w:rtl/>
+        </w:rPr>
+        <w:t>ی</w:t>
+      </w:r>
+      <w:r>
+        <w:rPr>
+          <w:rFonts w:cs="B Nazanin" w:hint="eastAsia"/>
+          <w:rtl/>
+        </w:rPr>
+        <w:t>ک</w:t>
+      </w:r>
+      <w:r>
+        <w:rPr>
+          <w:rFonts w:cs="B Nazanin"/>
+          <w:rtl/>
+        </w:rPr>
+        <w:t xml:space="preserve"> معمار</w:t>
+      </w:r>
+      <w:r>
+        <w:rPr>
+          <w:rFonts w:cs="B Nazanin" w:hint="cs"/>
+          <w:rtl/>
+        </w:rPr>
+        <w:t>ی</w:t>
+      </w:r>
+      <w:r>
+        <w:rPr>
+          <w:rFonts w:cs="B Nazanin"/>
+          <w:rtl/>
+        </w:rPr>
+        <w:t xml:space="preserve"> با کا</w:t>
+      </w:r>
+      <w:r>
+        <w:rPr>
+          <w:rFonts w:cs="B Nazanin" w:hint="eastAsia"/>
+          <w:rtl/>
+        </w:rPr>
+        <w:t>را</w:t>
+      </w:r>
+      <w:r>
+        <w:rPr>
+          <w:rFonts w:cs="B Nazanin" w:hint="cs"/>
+          <w:rtl/>
+        </w:rPr>
+        <w:t>یی</w:t>
+      </w:r>
+      <w:r>
+        <w:rPr>
+          <w:rFonts w:cs="B Nazanin"/>
+          <w:rtl/>
+        </w:rPr>
+        <w:t xml:space="preserve"> بالا برا</w:t>
+      </w:r>
+      <w:r>
+        <w:rPr>
+          <w:rFonts w:cs="B Nazanin" w:hint="cs"/>
+          <w:rtl/>
+        </w:rPr>
+        <w:t>ی</w:t>
+      </w:r>
+      <w:r>
+        <w:rPr>
+          <w:rFonts w:cs="B Nazanin"/>
+          <w:rtl/>
+        </w:rPr>
+        <w:t xml:space="preserve"> ضرب چندجمله‌ا</w:t>
+      </w:r>
+      <w:r>
+        <w:rPr>
+          <w:rFonts w:cs="B Nazanin" w:hint="cs"/>
+          <w:rtl/>
+        </w:rPr>
+        <w:t>ی</w:t>
+      </w:r>
+      <w:r>
+        <w:rPr>
+          <w:rFonts w:cs="B Nazanin"/>
+          <w:rtl/>
+        </w:rPr>
+        <w:t xml:space="preserve"> مبتن</w:t>
+      </w:r>
+      <w:r>
+        <w:rPr>
+          <w:rFonts w:cs="B Nazanin" w:hint="cs"/>
+          <w:rtl/>
+        </w:rPr>
+        <w:t>ی</w:t>
+      </w:r>
+      <w:r>
+        <w:rPr>
+          <w:rFonts w:cs="B Nazanin"/>
+          <w:rtl/>
+        </w:rPr>
+        <w:t xml:space="preserve"> بر </w:t>
+      </w:r>
+      <w:r>
+        <w:rPr>
+          <w:rFonts w:cs="B Nazanin"/>
+        </w:rPr>
+        <w:t>NTT</w:t>
+      </w:r>
+      <w:r>
+        <w:rPr>
+          <w:rFonts w:cs="B Nazanin"/>
+          <w:rtl/>
+        </w:rPr>
+        <w:t xml:space="preserve"> ارائه دادند که با استفاده از الگور</w:t>
+      </w:r>
+      <w:r>
+        <w:rPr>
+          <w:rFonts w:cs="B Nazanin" w:hint="cs"/>
+          <w:rtl/>
+        </w:rPr>
+        <w:t>ی</w:t>
+      </w:r>
+      <w:r>
+        <w:rPr>
+          <w:rFonts w:cs="B Nazanin" w:hint="eastAsia"/>
+          <w:rtl/>
+        </w:rPr>
+        <w:t>تم</w:t>
+      </w:r>
+      <w:r>
+        <w:rPr>
+          <w:rFonts w:cs="B Nazanin"/>
+          <w:rtl/>
+        </w:rPr>
+        <w:t xml:space="preserve"> کاهش </w:t>
+      </w:r>
+      <w:r>
+        <w:rPr>
+          <w:rFonts w:cs="B Nazanin"/>
+        </w:rPr>
+        <w:t>K</w:t>
+      </w:r>
+      <w:r>
+        <w:rPr>
+          <w:rFonts w:cs="B Nazanin"/>
+          <w:vertAlign w:val="superscript"/>
+        </w:rPr>
+        <w:t>2</w:t>
+      </w:r>
+      <w:r>
+        <w:rPr>
+          <w:rFonts w:cs="B Nazanin"/>
+        </w:rPr>
+        <w:t>-RED</w:t>
+      </w:r>
+      <w:r>
+        <w:rPr>
+          <w:rFonts w:cs="B Nazanin"/>
+          <w:rtl/>
+        </w:rPr>
+        <w:t>، عملکرد قابل توجه</w:t>
+      </w:r>
+      <w:r>
+        <w:rPr>
+          <w:rFonts w:cs="B Nazanin" w:hint="cs"/>
+          <w:rtl/>
+        </w:rPr>
+        <w:t>ی</w:t>
+      </w:r>
+      <w:r>
+        <w:rPr>
+          <w:rFonts w:cs="B Nazanin"/>
+          <w:rtl/>
+        </w:rPr>
+        <w:t xml:space="preserve"> را به دست آورد. پژوهش‌ها</w:t>
+      </w:r>
+      <w:r>
+        <w:rPr>
+          <w:rFonts w:cs="B Nazanin" w:hint="cs"/>
+          <w:rtl/>
+        </w:rPr>
+        <w:t>ی</w:t>
+      </w:r>
+      <w:r>
+        <w:rPr>
+          <w:rFonts w:cs="B Nazanin"/>
+          <w:rtl/>
+        </w:rPr>
+        <w:t xml:space="preserve"> اخ</w:t>
+      </w:r>
+      <w:r>
+        <w:rPr>
+          <w:rFonts w:cs="B Nazanin" w:hint="cs"/>
+          <w:rtl/>
+        </w:rPr>
+        <w:t>ی</w:t>
+      </w:r>
+      <w:r>
+        <w:rPr>
+          <w:rFonts w:cs="B Nazanin" w:hint="eastAsia"/>
           <w:rtl/>
         </w:rPr>
         <w:t>ر</w:t>
       </w:r>
-      <w:bookmarkEnd w:id="39"/>
-      <w:r>
-        <w:rPr>
-          <w:rFonts w:cs="B Nazanin" w:hint="cs"/>
-          <w:sz w:val="28"/>
-          <w:rtl/>
-        </w:rPr>
-        <w:t xml:space="preserve">ف مرور و تحلیل </w:t>
-      </w:r>
-      <w:r>
-        <w:rPr>
-          <w:rFonts w:cs="B Nazanin" w:hint="cs"/>
-          <w:sz w:val="28"/>
-          <w:rtl/>
-        </w:rPr>
-        <w:t>پژوهش</w:t>
-      </w:r>
-      <w:r>
-        <w:rPr>
-          <w:rFonts w:cs="B Nazanin"/>
-          <w:sz w:val="28"/>
-          <w:rtl/>
-        </w:rPr>
-        <w:softHyphen/>
-      </w:r>
-      <w:r>
-        <w:rPr>
-          <w:rFonts w:cs="B Nazanin" w:hint="cs"/>
-          <w:sz w:val="28"/>
-          <w:rtl/>
-        </w:rPr>
-        <w:t>های پیشین کافی نیست. گاهی در یک حوزه مطالعاتی، برای یک مسئله، پژوهش</w:t>
-      </w:r>
-      <w:r>
-        <w:rPr>
-          <w:rFonts w:cs="B Nazanin"/>
-          <w:sz w:val="28"/>
-          <w:rtl/>
-        </w:rPr>
-        <w:softHyphen/>
-      </w:r>
-      <w:r>
-        <w:rPr>
-          <w:rFonts w:cs="B Nazanin" w:hint="cs"/>
-          <w:sz w:val="28"/>
-          <w:rtl/>
-        </w:rPr>
-        <w:t>های مرتبط  کمتری یافت می</w:t>
-      </w:r>
-      <w:r>
-        <w:rPr>
-          <w:rFonts w:cs="B Nazanin"/>
-          <w:sz w:val="28"/>
-          <w:rtl/>
-        </w:rPr>
-        <w:softHyphen/>
-      </w:r>
-      <w:r>
-        <w:rPr>
-          <w:rFonts w:cs="B Nazanin" w:hint="cs"/>
-          <w:sz w:val="28"/>
-          <w:rtl/>
-        </w:rPr>
-        <w:t>شود. به عبارتی ممکن است اغلب راه</w:t>
-      </w:r>
-      <w:r>
-        <w:rPr>
-          <w:rFonts w:cs="B Nazanin"/>
-          <w:sz w:val="28"/>
-          <w:rtl/>
-        </w:rPr>
-        <w:softHyphen/>
-      </w:r>
-      <w:r>
-        <w:rPr>
-          <w:rFonts w:cs="B Nazanin" w:hint="cs"/>
-          <w:sz w:val="28"/>
-          <w:rtl/>
-        </w:rPr>
-        <w:t>حل</w:t>
-      </w:r>
-      <w:r>
-        <w:rPr>
-          <w:rFonts w:cs="B Nazanin"/>
-          <w:sz w:val="28"/>
-          <w:rtl/>
-        </w:rPr>
-        <w:softHyphen/>
-      </w:r>
-      <w:r>
-        <w:rPr>
-          <w:rFonts w:cs="B Nazanin" w:hint="cs"/>
-          <w:sz w:val="28"/>
-          <w:rtl/>
-        </w:rPr>
-        <w:t>ها در قالب فعالیت</w:t>
-      </w:r>
-      <w:r>
-        <w:rPr>
-          <w:rFonts w:cs="B Nazanin"/>
-          <w:sz w:val="28"/>
-          <w:rtl/>
-        </w:rPr>
-        <w:softHyphen/>
-      </w:r>
-      <w:r>
-        <w:rPr>
-          <w:rFonts w:cs="B Nazanin" w:hint="cs"/>
-          <w:sz w:val="28"/>
-          <w:rtl/>
-        </w:rPr>
-        <w:t>های تجاری ارائه شده باشند و پژوهش</w:t>
-      </w:r>
-      <w:r>
-        <w:rPr>
-          <w:rFonts w:cs="B Nazanin"/>
-          <w:sz w:val="28"/>
-          <w:rtl/>
-        </w:rPr>
-        <w:softHyphen/>
-      </w:r>
-      <w:r>
-        <w:rPr>
-          <w:rFonts w:cs="B Nazanin" w:hint="cs"/>
-          <w:sz w:val="28"/>
-          <w:rtl/>
-        </w:rPr>
-        <w:t>های علمی از آن</w:t>
-      </w:r>
-      <w:r>
-        <w:rPr>
-          <w:rFonts w:cs="B Nazanin"/>
-          <w:sz w:val="28"/>
-          <w:rtl/>
-        </w:rPr>
-        <w:softHyphen/>
-      </w:r>
-      <w:r>
-        <w:rPr>
-          <w:rFonts w:cs="B Nazanin" w:hint="cs"/>
-          <w:sz w:val="28"/>
-          <w:rtl/>
-        </w:rPr>
-        <w:t>ها مستخرج نشده باشد. بنابراین، بنچ</w:t>
-      </w:r>
-      <w:r>
-        <w:rPr>
-          <w:rFonts w:cs="B Nazanin"/>
-          <w:sz w:val="28"/>
-          <w:rtl/>
-        </w:rPr>
-        <w:softHyphen/>
-      </w:r>
-      <w:r>
-        <w:rPr>
-          <w:rFonts w:cs="B Nazanin" w:hint="cs"/>
-          <w:sz w:val="28"/>
-          <w:rtl/>
-        </w:rPr>
-        <w:t>مارک یا بهینه</w:t>
-      </w:r>
-      <w:r>
-        <w:rPr>
-          <w:rFonts w:cs="B Nazanin"/>
-          <w:sz w:val="28"/>
-          <w:rtl/>
-        </w:rPr>
-        <w:softHyphen/>
-      </w:r>
-      <w:r>
-        <w:rPr>
-          <w:rFonts w:cs="B Nazanin" w:hint="cs"/>
-          <w:sz w:val="28"/>
-          <w:rtl/>
-        </w:rPr>
-        <w:t>کاوی سیستم</w:t>
-      </w:r>
-      <w:r>
-        <w:rPr>
-          <w:rFonts w:cs="B Nazanin"/>
-          <w:sz w:val="28"/>
-          <w:rtl/>
-        </w:rPr>
-        <w:softHyphen/>
-      </w:r>
-      <w:r>
-        <w:rPr>
-          <w:rFonts w:cs="B Nazanin" w:hint="cs"/>
-          <w:sz w:val="28"/>
-          <w:rtl/>
-        </w:rPr>
-        <w:t>های مشابه یک ضرورت است؛ بگونه</w:t>
-      </w:r>
-      <w:r>
-        <w:rPr>
-          <w:rFonts w:cs="B Nazanin"/>
-          <w:sz w:val="28"/>
-          <w:rtl/>
-        </w:rPr>
-        <w:softHyphen/>
-      </w:r>
-      <w:r>
-        <w:rPr>
-          <w:rFonts w:cs="B Nazanin" w:hint="cs"/>
-          <w:sz w:val="28"/>
-          <w:rtl/>
-        </w:rPr>
-        <w:t>ای که به شما کمک می</w:t>
-      </w:r>
-      <w:r>
-        <w:rPr>
-          <w:rFonts w:cs="B Nazanin"/>
-          <w:sz w:val="28"/>
-          <w:rtl/>
-        </w:rPr>
-        <w:softHyphen/>
-      </w:r>
-      <w:r>
-        <w:rPr>
-          <w:rFonts w:cs="B Nazanin" w:hint="cs"/>
-          <w:sz w:val="28"/>
-          <w:rtl/>
-        </w:rPr>
-        <w:t>کند تا رویکرد پیشنهادی خود را نوآورانه</w:t>
-      </w:r>
-      <w:r>
-        <w:rPr>
-          <w:rFonts w:cs="B Nazanin"/>
-          <w:sz w:val="28"/>
-          <w:rtl/>
-        </w:rPr>
-        <w:softHyphen/>
-      </w:r>
-      <w:r>
-        <w:rPr>
-          <w:rFonts w:cs="B Nazanin" w:hint="cs"/>
-          <w:sz w:val="28"/>
-          <w:rtl/>
-        </w:rPr>
-        <w:t xml:space="preserve">تر ارائه دهید. </w:t>
+      <w:r>
+        <w:rPr>
+          <w:rFonts w:cs="B Nazanin"/>
+          <w:rtl/>
+        </w:rPr>
+        <w:t xml:space="preserve"> نشان داده‌اند که با پ</w:t>
+      </w:r>
+      <w:r>
+        <w:rPr>
+          <w:rFonts w:cs="B Nazanin" w:hint="cs"/>
+          <w:rtl/>
+        </w:rPr>
+        <w:t>ی</w:t>
+      </w:r>
+      <w:r>
+        <w:rPr>
+          <w:rFonts w:cs="B Nazanin" w:hint="eastAsia"/>
+          <w:rtl/>
+        </w:rPr>
+        <w:t>اده‌ساز</w:t>
+      </w:r>
+      <w:r>
+        <w:rPr>
+          <w:rFonts w:cs="B Nazanin" w:hint="cs"/>
+          <w:rtl/>
+        </w:rPr>
+        <w:t>ی</w:t>
+      </w:r>
+      <w:r>
+        <w:rPr>
+          <w:rFonts w:cs="B Nazanin"/>
+          <w:rtl/>
+        </w:rPr>
+        <w:t xml:space="preserve"> کاهش بارت با استفاده از شبکه‌ها</w:t>
+      </w:r>
+      <w:r>
+        <w:rPr>
+          <w:rFonts w:cs="B Nazanin" w:hint="cs"/>
+          <w:rtl/>
+        </w:rPr>
+        <w:t>ی</w:t>
+      </w:r>
+      <w:r>
+        <w:rPr>
+          <w:rFonts w:cs="B Nazanin"/>
+          <w:rtl/>
+        </w:rPr>
+        <w:t xml:space="preserve"> جمع-و-</w:t>
+      </w:r>
+      <w:r>
+        <w:rPr>
+          <w:rFonts w:cs="B Nazanin" w:hint="cs"/>
+          <w:rtl/>
+        </w:rPr>
+        <w:t>شیفت</w:t>
+      </w:r>
+      <w:r>
+        <w:rPr>
+          <w:rFonts w:cs="B Nazanin"/>
+          <w:rtl/>
+        </w:rPr>
+        <w:t xml:space="preserve"> به جا</w:t>
+      </w:r>
+      <w:r>
+        <w:rPr>
+          <w:rFonts w:cs="B Nazanin" w:hint="cs"/>
+          <w:rtl/>
+        </w:rPr>
+        <w:t>ی</w:t>
+      </w:r>
+      <w:r>
+        <w:rPr>
+          <w:rFonts w:cs="B Nazanin"/>
+          <w:rtl/>
+        </w:rPr>
+        <w:t xml:space="preserve"> ضرب‌کننده‌ها</w:t>
+      </w:r>
+      <w:r>
+        <w:rPr>
+          <w:rFonts w:cs="B Nazanin" w:hint="cs"/>
+          <w:rtl/>
+        </w:rPr>
+        <w:t>ی</w:t>
+      </w:r>
+      <w:r>
+        <w:rPr>
+          <w:rFonts w:cs="B Nazanin"/>
+          <w:rtl/>
+        </w:rPr>
+        <w:t xml:space="preserve"> </w:t>
+      </w:r>
+      <w:r>
+        <w:rPr>
+          <w:rFonts w:cs="B Nazanin"/>
+        </w:rPr>
+        <w:t>DSP</w:t>
+      </w:r>
+      <w:r>
+        <w:rPr>
+          <w:rFonts w:cs="B Nazanin"/>
+          <w:rtl/>
+        </w:rPr>
+        <w:t>، م</w:t>
+      </w:r>
+      <w:r>
+        <w:rPr>
+          <w:rFonts w:cs="B Nazanin" w:hint="cs"/>
+          <w:rtl/>
+        </w:rPr>
+        <w:t>ی‌</w:t>
+      </w:r>
+      <w:r>
+        <w:rPr>
+          <w:rFonts w:cs="B Nazanin" w:hint="eastAsia"/>
+          <w:rtl/>
+        </w:rPr>
+        <w:t>توان</w:t>
+      </w:r>
+      <w:r>
+        <w:rPr>
+          <w:rFonts w:cs="B Nazanin"/>
+          <w:rtl/>
+        </w:rPr>
+        <w:t xml:space="preserve"> مصرف منابع را بدون ن</w:t>
+      </w:r>
+      <w:r>
+        <w:rPr>
+          <w:rFonts w:cs="B Nazanin" w:hint="cs"/>
+          <w:rtl/>
+        </w:rPr>
+        <w:t>ی</w:t>
+      </w:r>
+      <w:r>
+        <w:rPr>
+          <w:rFonts w:cs="B Nazanin" w:hint="eastAsia"/>
+          <w:rtl/>
+        </w:rPr>
+        <w:t>از</w:t>
+      </w:r>
+      <w:r>
+        <w:rPr>
+          <w:rFonts w:cs="B Nazanin"/>
+          <w:rtl/>
+        </w:rPr>
+        <w:t xml:space="preserve"> به </w:t>
+      </w:r>
+      <w:r>
+        <w:rPr>
+          <w:rFonts w:cs="B Nazanin"/>
+        </w:rPr>
+        <w:t>BRAM</w:t>
+      </w:r>
+      <w:r>
+        <w:rPr>
+          <w:rFonts w:cs="B Nazanin"/>
+          <w:rtl/>
+        </w:rPr>
+        <w:t xml:space="preserve"> </w:t>
+      </w:r>
+      <w:r>
+        <w:rPr>
+          <w:rFonts w:cs="B Nazanin" w:hint="cs"/>
+          <w:rtl/>
+        </w:rPr>
+        <w:t>ی</w:t>
+      </w:r>
+      <w:r>
+        <w:rPr>
+          <w:rFonts w:cs="B Nazanin" w:hint="eastAsia"/>
+          <w:rtl/>
+        </w:rPr>
+        <w:t>ا</w:t>
+      </w:r>
+      <w:r>
+        <w:rPr>
+          <w:rFonts w:cs="B Nazanin"/>
+          <w:rtl/>
+        </w:rPr>
+        <w:t xml:space="preserve"> </w:t>
+      </w:r>
+      <w:r>
+        <w:rPr>
+          <w:rFonts w:cs="B Nazanin"/>
+        </w:rPr>
+        <w:t>DSP</w:t>
+      </w:r>
+      <w:r>
+        <w:rPr>
+          <w:rFonts w:cs="B Nazanin"/>
+          <w:rtl/>
+        </w:rPr>
+        <w:t xml:space="preserve"> کاهش داد [13, 23].</w:t>
       </w:r>
     </w:p>
     <w:p>
       <w:pPr>
         <w:spacing w:line="360" w:lineRule="auto"/>
-        <w:ind w:firstLine="284"/>
+        <w:ind w:firstLine="288"/>
         <w:jc w:val="both"/>
         <w:rPr>
           <w:rFonts w:cs="B Nazanin"/>
-          <w:sz w:val="28"/>
-          <w:rtl/>
-        </w:rPr>
-      </w:pPr>
-      <w:r>
-        <w:rPr>
-          <w:rFonts w:cs="B Nazanin" w:hint="cs"/>
-          <w:sz w:val="28"/>
-          <w:rtl/>
-        </w:rPr>
-        <w:t>در حین بنچ</w:t>
-      </w:r>
-      <w:r>
-        <w:rPr>
-          <w:rFonts w:cs="B Nazanin"/>
-          <w:sz w:val="28"/>
-          <w:rtl/>
-        </w:rPr>
-        <w:softHyphen/>
-      </w:r>
-      <w:r>
-        <w:rPr>
-          <w:rFonts w:cs="B Nazanin" w:hint="cs"/>
-          <w:sz w:val="28"/>
-          <w:rtl/>
-        </w:rPr>
-        <w:t>مارک، می</w:t>
-      </w:r>
-      <w:r>
-        <w:rPr>
-          <w:rFonts w:cs="B Nazanin"/>
-          <w:sz w:val="28"/>
-          <w:rtl/>
-        </w:rPr>
-        <w:softHyphen/>
-      </w:r>
-      <w:r>
-        <w:rPr>
-          <w:rFonts w:cs="B Nazanin" w:hint="cs"/>
-          <w:sz w:val="28"/>
-          <w:rtl/>
-        </w:rPr>
-        <w:t>توانید از صفحات سیستم</w:t>
-      </w:r>
-      <w:r>
-        <w:rPr>
-          <w:rFonts w:cs="B Nazanin"/>
-          <w:sz w:val="28"/>
-          <w:rtl/>
-        </w:rPr>
-        <w:softHyphen/>
-      </w:r>
-      <w:r>
-        <w:rPr>
-          <w:rFonts w:cs="B Nazanin" w:hint="cs"/>
-          <w:sz w:val="28"/>
-          <w:rtl/>
-        </w:rPr>
-        <w:t>های مشابه اسکرین</w:t>
-      </w:r>
-      <w:r>
-        <w:rPr>
-          <w:rFonts w:cs="B Nazanin"/>
-          <w:sz w:val="28"/>
-          <w:rtl/>
-        </w:rPr>
-        <w:softHyphen/>
-      </w:r>
-      <w:r>
-        <w:rPr>
-          <w:rFonts w:cs="B Nazanin" w:hint="cs"/>
-          <w:sz w:val="28"/>
-          <w:rtl/>
-        </w:rPr>
-        <w:t>شات گرفته و مستند نمایید. سپس، نقاط قوت و ضعف، شباهت</w:t>
-      </w:r>
-      <w:r>
-        <w:rPr>
-          <w:rFonts w:cs="B Nazanin"/>
-          <w:sz w:val="28"/>
-          <w:rtl/>
-        </w:rPr>
-        <w:softHyphen/>
-      </w:r>
-      <w:r>
-        <w:rPr>
-          <w:rFonts w:cs="B Nazanin" w:hint="cs"/>
-          <w:sz w:val="28"/>
-          <w:rtl/>
-        </w:rPr>
-        <w:t>ها و تفاوت</w:t>
-      </w:r>
-      <w:r>
-        <w:rPr>
-          <w:rFonts w:cs="B Nazanin"/>
-          <w:sz w:val="28"/>
-          <w:rtl/>
-        </w:rPr>
-        <w:softHyphen/>
-      </w:r>
-      <w:r>
-        <w:rPr>
-          <w:rFonts w:cs="B Nazanin" w:hint="cs"/>
-          <w:sz w:val="28"/>
-          <w:rtl/>
-        </w:rPr>
-        <w:t>های آن</w:t>
-      </w:r>
-      <w:r>
-        <w:rPr>
-          <w:rFonts w:cs="B Nazanin"/>
-          <w:sz w:val="28"/>
-          <w:rtl/>
-        </w:rPr>
-        <w:softHyphen/>
-      </w:r>
-      <w:r>
-        <w:rPr>
-          <w:rFonts w:cs="B Nazanin" w:hint="cs"/>
-          <w:sz w:val="28"/>
-          <w:rtl/>
-        </w:rPr>
-        <w:t xml:space="preserve">ها را بصورت جدول نمایش دهید تا فهم منسجمی برای شما و مخاطب حاصل شود. </w:t>
-      </w:r>
+        </w:rPr>
+      </w:pPr>
+    </w:p>
+    <w:p>
+      <w:pPr>
+        <w:pStyle w:val="Heading3"/>
+        <w:bidi/>
+        <w:rPr>
+          <w:rtl/>
+        </w:rPr>
+      </w:pPr>
+      <w:r>
+        <w:rPr>
+          <w:rtl/>
+        </w:rPr>
+        <w:t xml:space="preserve"> </w:t>
+      </w:r>
+      <w:bookmarkStart w:id="40" w:name="_Toc239361752"/>
+      <w:r>
+        <w:rPr>
+          <w:rtl/>
+        </w:rPr>
+        <w:t>معمار</w:t>
+      </w:r>
+      <w:r>
+        <w:rPr>
+          <w:rFonts w:hint="cs"/>
+          <w:rtl/>
+        </w:rPr>
+        <w:t>ی‌</w:t>
+      </w:r>
+      <w:r>
+        <w:rPr>
+          <w:rFonts w:hint="eastAsia"/>
+          <w:rtl/>
+        </w:rPr>
+        <w:t>ها</w:t>
+      </w:r>
+      <w:r>
+        <w:rPr>
+          <w:rFonts w:hint="cs"/>
+          <w:rtl/>
+        </w:rPr>
+        <w:t>ی</w:t>
+      </w:r>
+      <w:r>
+        <w:rPr>
+          <w:rtl/>
+        </w:rPr>
+        <w:t xml:space="preserve"> ترک</w:t>
+      </w:r>
+      <w:r>
+        <w:rPr>
+          <w:rFonts w:hint="cs"/>
+          <w:rtl/>
+        </w:rPr>
+        <w:t>ی</w:t>
+      </w:r>
+      <w:r>
+        <w:rPr>
+          <w:rFonts w:hint="eastAsia"/>
+          <w:rtl/>
+        </w:rPr>
+        <w:t>ب</w:t>
+      </w:r>
+      <w:r>
+        <w:rPr>
+          <w:rFonts w:hint="cs"/>
+          <w:rtl/>
+        </w:rPr>
+        <w:t>ی</w:t>
+      </w:r>
+      <w:r>
+        <w:rPr>
+          <w:rtl/>
+        </w:rPr>
+        <w:t xml:space="preserve"> و </w:t>
+      </w:r>
+      <w:r>
+        <w:rPr>
+          <w:rFonts w:hint="cs"/>
+          <w:rtl/>
+        </w:rPr>
+        <w:t>مسیر داده</w:t>
+      </w:r>
+      <w:r>
+        <w:rPr>
+          <w:rtl/>
+        </w:rPr>
+        <w:t xml:space="preserve"> مشترک</w:t>
+      </w:r>
+      <w:bookmarkEnd w:id="40"/>
+    </w:p>
+    <w:p>
+      <w:pPr>
+        <w:pStyle w:val="Heading4"/>
+        <w:bidi/>
+      </w:pPr>
+      <w:r>
+        <w:rPr>
+          <w:rtl/>
+          <w:lang w:bidi="fa-IR"/>
+        </w:rPr>
+        <w:t>معمار</w:t>
+      </w:r>
+      <w:r>
+        <w:rPr>
+          <w:rFonts w:hint="cs"/>
+          <w:rtl/>
+          <w:lang w:bidi="fa-IR"/>
+        </w:rPr>
+        <w:t>ی</w:t>
+      </w:r>
+      <w:r>
+        <w:rPr>
+          <w:rtl/>
+          <w:lang w:bidi="fa-IR"/>
+        </w:rPr>
+        <w:t xml:space="preserve"> </w:t>
+      </w:r>
+      <w:proofErr w:type="spellStart"/>
+      <w:r>
+        <w:t>HySecure</w:t>
+      </w:r>
+      <w:proofErr w:type="spellEnd"/>
     </w:p>
     <w:p>
       <w:pPr>
         <w:spacing w:line="360" w:lineRule="auto"/>
-        <w:ind w:firstLine="284"/>
+        <w:ind w:firstLine="288"/>
         <w:jc w:val="both"/>
         <w:rPr>
           <w:rFonts w:cs="B Nazanin"/>
-          <w:sz w:val="28"/>
+          <w:rtl/>
+        </w:rPr>
+      </w:pPr>
+      <w:r>
+        <w:rPr>
+          <w:rFonts w:cs="B Nazanin"/>
+          <w:rtl/>
+        </w:rPr>
+        <w:t xml:space="preserve">مقاله </w:t>
+      </w:r>
+      <w:proofErr w:type="spellStart"/>
+      <w:r>
+        <w:rPr>
+          <w:rFonts w:cs="B Nazanin"/>
+        </w:rPr>
+        <w:t>HySecure</w:t>
+      </w:r>
+      <w:proofErr w:type="spellEnd"/>
+      <w:r>
+        <w:rPr>
+          <w:rFonts w:cs="B Nazanin" w:hint="cs"/>
+          <w:rtl/>
+        </w:rPr>
+        <w:t xml:space="preserve"> </w:t>
+      </w:r>
+      <w:r>
+        <w:rPr>
+          <w:rFonts w:cs="B Nazanin"/>
+          <w:rtl/>
+        </w:rPr>
+        <w:t>[15]</w:t>
+      </w:r>
+      <w:r>
+        <w:rPr>
+          <w:rFonts w:cs="B Nazanin"/>
+          <w:rtl/>
+        </w:rPr>
+        <w:t xml:space="preserve"> که در سال ۲۰۲۵ منتشر شد، </w:t>
+      </w:r>
+      <w:r>
+        <w:rPr>
+          <w:rFonts w:cs="B Nazanin" w:hint="cs"/>
+          <w:rtl/>
+        </w:rPr>
+        <w:t>ی</w:t>
+      </w:r>
+      <w:r>
+        <w:rPr>
+          <w:rFonts w:cs="B Nazanin" w:hint="eastAsia"/>
+          <w:rtl/>
+        </w:rPr>
+        <w:t>ک</w:t>
+      </w:r>
+      <w:r>
+        <w:rPr>
+          <w:rFonts w:cs="B Nazanin"/>
+          <w:rtl/>
+        </w:rPr>
+        <w:t xml:space="preserve"> بستر امن ترک</w:t>
+      </w:r>
+      <w:r>
+        <w:rPr>
+          <w:rFonts w:cs="B Nazanin" w:hint="cs"/>
+          <w:rtl/>
+        </w:rPr>
+        <w:t>ی</w:t>
+      </w:r>
+      <w:r>
+        <w:rPr>
+          <w:rFonts w:cs="B Nazanin" w:hint="eastAsia"/>
+          <w:rtl/>
+        </w:rPr>
+        <w:t>ب</w:t>
+      </w:r>
+      <w:r>
+        <w:rPr>
+          <w:rFonts w:cs="B Nazanin" w:hint="cs"/>
+          <w:rtl/>
+        </w:rPr>
+        <w:t>ی</w:t>
+      </w:r>
+      <w:r>
+        <w:rPr>
+          <w:rFonts w:cs="B Nazanin"/>
+          <w:rtl/>
+        </w:rPr>
+        <w:t xml:space="preserve"> برا</w:t>
+      </w:r>
+      <w:r>
+        <w:rPr>
+          <w:rFonts w:cs="B Nazanin" w:hint="cs"/>
+          <w:rtl/>
+        </w:rPr>
+        <w:t>ی</w:t>
+      </w:r>
+      <w:r>
+        <w:rPr>
+          <w:rFonts w:cs="B Nazanin"/>
+          <w:rtl/>
+        </w:rPr>
+        <w:t xml:space="preserve"> </w:t>
+      </w:r>
+      <w:r>
+        <w:rPr>
+          <w:rFonts w:cs="B Nazanin"/>
+        </w:rPr>
+        <w:t>NB-IoT</w:t>
+      </w:r>
+      <w:r>
+        <w:rPr>
+          <w:rFonts w:cs="B Nazanin"/>
+          <w:rtl/>
+        </w:rPr>
+        <w:t xml:space="preserve"> ارائه م</w:t>
+      </w:r>
+      <w:r>
+        <w:rPr>
+          <w:rFonts w:cs="B Nazanin" w:hint="cs"/>
+          <w:rtl/>
+        </w:rPr>
+        <w:t>ی‌</w:t>
+      </w:r>
+      <w:r>
+        <w:rPr>
+          <w:rFonts w:cs="B Nazanin" w:hint="eastAsia"/>
+          <w:rtl/>
+        </w:rPr>
+        <w:t>دهد</w:t>
+      </w:r>
+      <w:r>
+        <w:rPr>
+          <w:rFonts w:cs="B Nazanin"/>
+          <w:rtl/>
+        </w:rPr>
+        <w:t xml:space="preserve"> که از هر دو دسته رمزنگار</w:t>
+      </w:r>
+      <w:r>
+        <w:rPr>
+          <w:rFonts w:cs="B Nazanin" w:hint="cs"/>
+          <w:rtl/>
+        </w:rPr>
+        <w:t>ی</w:t>
+      </w:r>
+      <w:r>
+        <w:rPr>
+          <w:rFonts w:cs="B Nazanin"/>
+          <w:rtl/>
+        </w:rPr>
+        <w:t xml:space="preserve"> کلاس</w:t>
+      </w:r>
+      <w:r>
+        <w:rPr>
+          <w:rFonts w:cs="B Nazanin" w:hint="cs"/>
+          <w:rtl/>
+        </w:rPr>
+        <w:t>ی</w:t>
+      </w:r>
+      <w:r>
+        <w:rPr>
+          <w:rFonts w:cs="B Nazanin" w:hint="eastAsia"/>
+          <w:rtl/>
+        </w:rPr>
+        <w:t>ک</w:t>
+      </w:r>
+      <w:r>
+        <w:rPr>
+          <w:rFonts w:cs="B Nazanin"/>
+          <w:rtl/>
+        </w:rPr>
+        <w:t xml:space="preserve"> (</w:t>
+      </w:r>
+      <w:r>
+        <w:rPr>
+          <w:rFonts w:cs="B Nazanin"/>
+        </w:rPr>
+        <w:t>X25519, Ed25519</w:t>
+      </w:r>
+      <w:r>
+        <w:rPr>
+          <w:rFonts w:cs="B Nazanin"/>
+          <w:rtl/>
+        </w:rPr>
+        <w:t>) و پساکوانتوم</w:t>
+      </w:r>
+      <w:r>
+        <w:rPr>
+          <w:rFonts w:cs="B Nazanin" w:hint="cs"/>
+          <w:rtl/>
+        </w:rPr>
+        <w:t>ی</w:t>
+      </w:r>
+      <w:r>
+        <w:rPr>
+          <w:rFonts w:cs="B Nazanin"/>
+          <w:rtl/>
+        </w:rPr>
+        <w:t xml:space="preserve"> (</w:t>
+      </w:r>
+      <w:r>
+        <w:rPr>
+          <w:rFonts w:cs="B Nazanin"/>
+        </w:rPr>
+        <w:t xml:space="preserve">Kyber, </w:t>
+      </w:r>
+      <w:proofErr w:type="spellStart"/>
+      <w:r>
+        <w:rPr>
+          <w:rFonts w:cs="B Nazanin"/>
+        </w:rPr>
+        <w:t>Dilithium</w:t>
+      </w:r>
+      <w:proofErr w:type="spellEnd"/>
+      <w:r>
+        <w:rPr>
+          <w:rFonts w:cs="B Nazanin"/>
+          <w:rtl/>
+        </w:rPr>
+        <w:t>) بهره م</w:t>
+      </w:r>
+      <w:r>
+        <w:rPr>
+          <w:rFonts w:cs="B Nazanin" w:hint="cs"/>
+          <w:rtl/>
+        </w:rPr>
+        <w:t>ی‌</w:t>
+      </w:r>
+      <w:r>
+        <w:rPr>
+          <w:rFonts w:cs="B Nazanin" w:hint="eastAsia"/>
+          <w:rtl/>
+        </w:rPr>
+        <w:t>برد</w:t>
+      </w:r>
+      <w:r>
+        <w:rPr>
+          <w:rFonts w:cs="B Nazanin"/>
+          <w:rtl/>
+        </w:rPr>
+        <w:t>. ا</w:t>
+      </w:r>
+      <w:r>
+        <w:rPr>
+          <w:rFonts w:cs="B Nazanin" w:hint="cs"/>
+          <w:rtl/>
+        </w:rPr>
+        <w:t>ی</w:t>
+      </w:r>
+      <w:r>
+        <w:rPr>
+          <w:rFonts w:cs="B Nazanin" w:hint="eastAsia"/>
+          <w:rtl/>
+        </w:rPr>
+        <w:t>ن</w:t>
+      </w:r>
+      <w:r>
+        <w:rPr>
+          <w:rFonts w:cs="B Nazanin"/>
+          <w:rtl/>
+        </w:rPr>
+        <w:t xml:space="preserve"> کار بر رو</w:t>
+      </w:r>
+      <w:r>
+        <w:rPr>
+          <w:rFonts w:cs="B Nazanin" w:hint="cs"/>
+          <w:rtl/>
+        </w:rPr>
+        <w:t>ی</w:t>
+      </w:r>
+      <w:r>
+        <w:rPr>
+          <w:rFonts w:cs="B Nazanin"/>
+          <w:rtl/>
+        </w:rPr>
+        <w:t xml:space="preserve"> </w:t>
+      </w:r>
+      <w:r>
+        <w:rPr>
+          <w:rFonts w:cs="B Nazanin"/>
+        </w:rPr>
+        <w:t>FPGA</w:t>
+      </w:r>
+      <w:r>
+        <w:rPr>
+          <w:rFonts w:cs="B Nazanin"/>
+          <w:rtl/>
+        </w:rPr>
+        <w:t xml:space="preserve"> پ</w:t>
+      </w:r>
+      <w:r>
+        <w:rPr>
+          <w:rFonts w:cs="B Nazanin" w:hint="cs"/>
+          <w:rtl/>
+        </w:rPr>
+        <w:t>ی</w:t>
+      </w:r>
+      <w:r>
+        <w:rPr>
+          <w:rFonts w:cs="B Nazanin" w:hint="eastAsia"/>
+          <w:rtl/>
+        </w:rPr>
+        <w:t>اده‌ساز</w:t>
+      </w:r>
+      <w:r>
+        <w:rPr>
+          <w:rFonts w:cs="B Nazanin" w:hint="cs"/>
+          <w:rtl/>
+        </w:rPr>
+        <w:t>ی</w:t>
+      </w:r>
+      <w:r>
+        <w:rPr>
+          <w:rFonts w:cs="B Nazanin"/>
+          <w:rtl/>
+        </w:rPr>
+        <w:t xml:space="preserve"> شده و شتاب‌دهنده‌</w:t>
+      </w:r>
+      <w:r>
+        <w:rPr>
+          <w:rFonts w:cs="B Nazanin" w:hint="eastAsia"/>
+          <w:rtl/>
+        </w:rPr>
+        <w:t>ها</w:t>
+      </w:r>
+      <w:r>
+        <w:rPr>
+          <w:rFonts w:cs="B Nazanin" w:hint="cs"/>
+          <w:rtl/>
+        </w:rPr>
+        <w:t>ی</w:t>
+      </w:r>
+      <w:r>
+        <w:rPr>
+          <w:rFonts w:cs="B Nazanin"/>
+          <w:rtl/>
+        </w:rPr>
+        <w:t xml:space="preserve"> سخت‌افزار</w:t>
+      </w:r>
+      <w:r>
+        <w:rPr>
+          <w:rFonts w:cs="B Nazanin" w:hint="cs"/>
+          <w:rtl/>
+        </w:rPr>
+        <w:t>ی</w:t>
+      </w:r>
+      <w:r>
+        <w:rPr>
+          <w:rFonts w:cs="B Nazanin"/>
+          <w:rtl/>
+        </w:rPr>
+        <w:t xml:space="preserve"> مجزا</w:t>
+      </w:r>
+      <w:r>
+        <w:rPr>
+          <w:rFonts w:cs="B Nazanin" w:hint="cs"/>
+          <w:rtl/>
+        </w:rPr>
+        <w:t>یی</w:t>
+      </w:r>
+      <w:r>
+        <w:rPr>
+          <w:rFonts w:cs="B Nazanin"/>
+          <w:rtl/>
+        </w:rPr>
+        <w:t xml:space="preserve"> برا</w:t>
+      </w:r>
+      <w:r>
+        <w:rPr>
+          <w:rFonts w:cs="B Nazanin" w:hint="cs"/>
+          <w:rtl/>
+        </w:rPr>
+        <w:t>ی</w:t>
+      </w:r>
+      <w:r>
+        <w:rPr>
+          <w:rFonts w:cs="B Nazanin"/>
+          <w:rtl/>
+        </w:rPr>
+        <w:t xml:space="preserve"> </w:t>
+      </w:r>
+      <w:r>
+        <w:rPr>
+          <w:rFonts w:cs="B Nazanin"/>
+        </w:rPr>
+        <w:t>ECC</w:t>
+      </w:r>
+      <w:r>
+        <w:rPr>
+          <w:rFonts w:cs="B Nazanin"/>
+          <w:rtl/>
+        </w:rPr>
+        <w:t xml:space="preserve">، </w:t>
+      </w:r>
+      <w:r>
+        <w:rPr>
+          <w:rFonts w:cs="B Nazanin"/>
+        </w:rPr>
+        <w:t>NTT/INTT</w:t>
+      </w:r>
+      <w:r>
+        <w:rPr>
+          <w:rFonts w:cs="B Nazanin"/>
+          <w:rtl/>
+        </w:rPr>
+        <w:t xml:space="preserve"> و </w:t>
+      </w:r>
+      <w:r>
+        <w:rPr>
+          <w:rFonts w:cs="B Nazanin"/>
+        </w:rPr>
+        <w:t>Kyber</w:t>
+      </w:r>
+      <w:r>
+        <w:rPr>
+          <w:rFonts w:cs="B Nazanin"/>
+          <w:rtl/>
+        </w:rPr>
+        <w:t xml:space="preserve"> طراح</w:t>
+      </w:r>
+      <w:r>
+        <w:rPr>
+          <w:rFonts w:cs="B Nazanin" w:hint="cs"/>
+          <w:rtl/>
+        </w:rPr>
+        <w:t>ی</w:t>
+      </w:r>
+      <w:r>
+        <w:rPr>
+          <w:rFonts w:cs="B Nazanin"/>
+          <w:rtl/>
+        </w:rPr>
+        <w:t xml:space="preserve"> کرده است. با ا</w:t>
+      </w:r>
+      <w:r>
+        <w:rPr>
+          <w:rFonts w:cs="B Nazanin" w:hint="cs"/>
+          <w:rtl/>
+        </w:rPr>
+        <w:t>ی</w:t>
+      </w:r>
+      <w:r>
+        <w:rPr>
+          <w:rFonts w:cs="B Nazanin" w:hint="eastAsia"/>
+          <w:rtl/>
+        </w:rPr>
+        <w:t>ن</w:t>
+      </w:r>
+      <w:r>
+        <w:rPr>
+          <w:rFonts w:cs="B Nazanin"/>
+          <w:rtl/>
+        </w:rPr>
+        <w:t xml:space="preserve"> حال، نقطه ضعف اصل</w:t>
+      </w:r>
+      <w:r>
+        <w:rPr>
+          <w:rFonts w:cs="B Nazanin" w:hint="cs"/>
+          <w:rtl/>
+        </w:rPr>
+        <w:t>ی</w:t>
+      </w:r>
+      <w:r>
+        <w:rPr>
+          <w:rFonts w:cs="B Nazanin"/>
+          <w:rtl/>
+        </w:rPr>
+        <w:t xml:space="preserve"> </w:t>
+      </w:r>
+      <w:proofErr w:type="spellStart"/>
+      <w:r>
+        <w:rPr>
+          <w:rFonts w:cs="B Nazanin"/>
+        </w:rPr>
+        <w:t>HySecure</w:t>
+      </w:r>
+      <w:proofErr w:type="spellEnd"/>
+      <w:r>
+        <w:rPr>
+          <w:rFonts w:cs="B Nazanin"/>
+          <w:rtl/>
+        </w:rPr>
+        <w:t xml:space="preserve"> ا</w:t>
+      </w:r>
+      <w:r>
+        <w:rPr>
+          <w:rFonts w:cs="B Nazanin" w:hint="cs"/>
+          <w:rtl/>
+        </w:rPr>
+        <w:t>ی</w:t>
+      </w:r>
+      <w:r>
+        <w:rPr>
+          <w:rFonts w:cs="B Nazanin" w:hint="eastAsia"/>
+          <w:rtl/>
+        </w:rPr>
+        <w:t>ن</w:t>
+      </w:r>
+      <w:r>
+        <w:rPr>
+          <w:rFonts w:cs="B Nazanin"/>
+          <w:rtl/>
+        </w:rPr>
+        <w:t xml:space="preserve"> است که هر الگور</w:t>
+      </w:r>
+      <w:r>
+        <w:rPr>
+          <w:rFonts w:cs="B Nazanin" w:hint="cs"/>
+          <w:rtl/>
+        </w:rPr>
+        <w:t>ی</w:t>
+      </w:r>
+      <w:r>
+        <w:rPr>
+          <w:rFonts w:cs="B Nazanin" w:hint="eastAsia"/>
+          <w:rtl/>
+        </w:rPr>
+        <w:t>تم</w:t>
+      </w:r>
+      <w:r>
+        <w:rPr>
+          <w:rFonts w:cs="B Nazanin"/>
+          <w:rtl/>
+        </w:rPr>
+        <w:t xml:space="preserve"> را به صورت مجزا و با </w:t>
+      </w:r>
+      <w:r>
+        <w:rPr>
+          <w:rFonts w:cs="B Nazanin" w:hint="cs"/>
+          <w:rtl/>
+        </w:rPr>
+        <w:t>مسیر داده</w:t>
+      </w:r>
+      <w:r>
+        <w:rPr>
+          <w:rFonts w:cs="B Nazanin" w:hint="eastAsia"/>
+          <w:rtl/>
+        </w:rPr>
+        <w:t>‌ها</w:t>
+      </w:r>
+      <w:r>
+        <w:rPr>
+          <w:rFonts w:cs="B Nazanin" w:hint="cs"/>
+          <w:rtl/>
+        </w:rPr>
+        <w:t>ی</w:t>
+      </w:r>
+      <w:r>
+        <w:rPr>
+          <w:rFonts w:cs="B Nazanin"/>
+          <w:rtl/>
+        </w:rPr>
+        <w:t xml:space="preserve"> جداگانه </w:t>
+      </w:r>
+      <w:r>
+        <w:rPr>
+          <w:rFonts w:cs="B Nazanin"/>
+          <w:rtl/>
+        </w:rPr>
+        <w:lastRenderedPageBreak/>
+        <w:t>پ</w:t>
+      </w:r>
+      <w:r>
+        <w:rPr>
+          <w:rFonts w:cs="B Nazanin" w:hint="cs"/>
+          <w:rtl/>
+        </w:rPr>
+        <w:t>ی</w:t>
+      </w:r>
+      <w:r>
+        <w:rPr>
+          <w:rFonts w:cs="B Nazanin" w:hint="eastAsia"/>
+          <w:rtl/>
+        </w:rPr>
+        <w:t>اده‌ساز</w:t>
+      </w:r>
+      <w:r>
+        <w:rPr>
+          <w:rFonts w:cs="B Nazanin" w:hint="cs"/>
+          <w:rtl/>
+        </w:rPr>
+        <w:t>ی</w:t>
+      </w:r>
+      <w:r>
+        <w:rPr>
+          <w:rFonts w:cs="B Nazanin"/>
+          <w:rtl/>
+        </w:rPr>
+        <w:t xml:space="preserve"> کرده و از به</w:t>
+      </w:r>
+      <w:r>
+        <w:rPr>
+          <w:rFonts w:cs="B Nazanin" w:hint="cs"/>
+          <w:rtl/>
+        </w:rPr>
+        <w:t xml:space="preserve"> </w:t>
+      </w:r>
+      <w:r>
+        <w:rPr>
+          <w:rFonts w:cs="B Nazanin"/>
+          <w:rtl/>
+        </w:rPr>
+        <w:t>‌اشتراک‌گذار</w:t>
+      </w:r>
+      <w:r>
+        <w:rPr>
+          <w:rFonts w:cs="B Nazanin" w:hint="cs"/>
+          <w:rtl/>
+        </w:rPr>
+        <w:t>ی</w:t>
+      </w:r>
+      <w:r>
+        <w:rPr>
+          <w:rFonts w:cs="B Nazanin"/>
+          <w:rtl/>
+        </w:rPr>
+        <w:t xml:space="preserve"> </w:t>
+      </w:r>
+      <w:r>
+        <w:rPr>
+          <w:rFonts w:cs="B Nazanin" w:hint="cs"/>
+          <w:rtl/>
+        </w:rPr>
+        <w:t>مسیر داده</w:t>
+      </w:r>
+      <w:r>
+        <w:rPr>
+          <w:rFonts w:cs="B Nazanin"/>
+          <w:rtl/>
+        </w:rPr>
+        <w:t xml:space="preserve"> ب</w:t>
+      </w:r>
+      <w:r>
+        <w:rPr>
+          <w:rFonts w:cs="B Nazanin" w:hint="cs"/>
+          <w:rtl/>
+        </w:rPr>
+        <w:t>ی</w:t>
+      </w:r>
+      <w:r>
+        <w:rPr>
+          <w:rFonts w:cs="B Nazanin" w:hint="eastAsia"/>
+          <w:rtl/>
+        </w:rPr>
+        <w:t>ن</w:t>
+      </w:r>
+      <w:r>
+        <w:rPr>
+          <w:rFonts w:cs="B Nazanin"/>
+          <w:rtl/>
+        </w:rPr>
+        <w:t xml:space="preserve"> آنها استفاده نکرده است [15]. ا</w:t>
+      </w:r>
+      <w:r>
+        <w:rPr>
+          <w:rFonts w:cs="B Nazanin" w:hint="cs"/>
+          <w:rtl/>
+        </w:rPr>
+        <w:t>ی</w:t>
+      </w:r>
+      <w:r>
+        <w:rPr>
+          <w:rFonts w:cs="B Nazanin" w:hint="eastAsia"/>
+          <w:rtl/>
+        </w:rPr>
+        <w:t>ن</w:t>
+      </w:r>
+      <w:r>
+        <w:rPr>
+          <w:rFonts w:cs="B Nazanin"/>
+          <w:rtl/>
+        </w:rPr>
+        <w:t xml:space="preserve"> امر منجر به </w:t>
+      </w:r>
+      <w:r>
+        <w:rPr>
+          <w:rFonts w:cs="B Nazanin" w:hint="eastAsia"/>
+          <w:rtl/>
+        </w:rPr>
+        <w:t>مصرف</w:t>
+      </w:r>
+      <w:r>
+        <w:rPr>
+          <w:rFonts w:cs="B Nazanin"/>
+          <w:rtl/>
+        </w:rPr>
+        <w:t xml:space="preserve"> بالاتر منابع سخت‌افزار</w:t>
+      </w:r>
+      <w:r>
+        <w:rPr>
+          <w:rFonts w:cs="B Nazanin" w:hint="cs"/>
+          <w:rtl/>
+        </w:rPr>
+        <w:t>ی</w:t>
+      </w:r>
+      <w:r>
+        <w:rPr>
+          <w:rFonts w:cs="B Nazanin"/>
+          <w:rtl/>
+        </w:rPr>
+        <w:t xml:space="preserve"> (۷۱</w:t>
+      </w:r>
+      <w:r>
+        <w:rPr>
+          <w:rFonts w:hint="cs"/>
+          <w:rtl/>
+        </w:rPr>
+        <w:t>٬</w:t>
+      </w:r>
+      <w:r>
+        <w:rPr>
+          <w:rFonts w:cs="B Nazanin" w:hint="cs"/>
+          <w:rtl/>
+        </w:rPr>
+        <w:t>۰۶۹</w:t>
+      </w:r>
+      <w:r>
+        <w:rPr>
+          <w:rFonts w:cs="B Nazanin"/>
+          <w:rtl/>
+        </w:rPr>
+        <w:t xml:space="preserve"> </w:t>
+      </w:r>
+      <w:r>
+        <w:rPr>
+          <w:rFonts w:cs="B Nazanin"/>
+        </w:rPr>
+        <w:t>LUT</w:t>
+      </w:r>
+      <w:r>
+        <w:rPr>
+          <w:rFonts w:cs="B Nazanin"/>
+          <w:rtl/>
+        </w:rPr>
+        <w:t xml:space="preserve"> و ۱۰۸</w:t>
+      </w:r>
+      <w:r>
+        <w:rPr>
+          <w:rFonts w:hint="cs"/>
+          <w:rtl/>
+        </w:rPr>
+        <w:t>٬</w:t>
+      </w:r>
+      <w:r>
+        <w:rPr>
+          <w:rFonts w:cs="B Nazanin" w:hint="cs"/>
+          <w:rtl/>
+        </w:rPr>
+        <w:t>۰۳۱</w:t>
+      </w:r>
+      <w:r>
+        <w:rPr>
+          <w:rFonts w:cs="B Nazanin"/>
+          <w:rtl/>
+        </w:rPr>
+        <w:t xml:space="preserve"> </w:t>
+      </w:r>
+      <w:r>
+        <w:rPr>
+          <w:rFonts w:cs="B Nazanin"/>
+        </w:rPr>
+        <w:t>FF</w:t>
+      </w:r>
+      <w:r>
+        <w:rPr>
+          <w:rFonts w:cs="B Nazanin"/>
+          <w:rtl/>
+        </w:rPr>
+        <w:t xml:space="preserve"> برا</w:t>
+      </w:r>
+      <w:r>
+        <w:rPr>
+          <w:rFonts w:cs="B Nazanin" w:hint="cs"/>
+          <w:rtl/>
+        </w:rPr>
+        <w:t>ی</w:t>
+      </w:r>
+      <w:r>
+        <w:rPr>
+          <w:rFonts w:cs="B Nazanin"/>
+          <w:rtl/>
+        </w:rPr>
+        <w:t xml:space="preserve"> پلتفرم کامل) م</w:t>
+      </w:r>
+      <w:r>
+        <w:rPr>
+          <w:rFonts w:cs="B Nazanin" w:hint="cs"/>
+          <w:rtl/>
+        </w:rPr>
+        <w:t>ی‌</w:t>
+      </w:r>
+      <w:r>
+        <w:rPr>
+          <w:rFonts w:cs="B Nazanin" w:hint="eastAsia"/>
+          <w:rtl/>
+        </w:rPr>
+        <w:t>شود</w:t>
+      </w:r>
+      <w:r>
+        <w:rPr>
+          <w:rFonts w:cs="B Nazanin"/>
+          <w:rtl/>
+        </w:rPr>
+        <w:t>.</w:t>
+      </w:r>
+    </w:p>
+    <w:p>
+      <w:pPr>
+        <w:spacing w:line="360" w:lineRule="auto"/>
+        <w:ind w:firstLine="288"/>
+        <w:rPr>
+          <w:rFonts w:cs="B Nazanin"/>
+          <w:rtl/>
+        </w:rPr>
+      </w:pPr>
+    </w:p>
+    <w:p>
+      <w:pPr>
+        <w:pStyle w:val="Heading4"/>
+        <w:bidi/>
+        <w:rPr>
+          <w:rtl/>
+        </w:rPr>
+      </w:pPr>
+      <w:r>
+        <w:rPr>
+          <w:rtl/>
+        </w:rPr>
+        <w:t>معمار</w:t>
+      </w:r>
+      <w:r>
+        <w:rPr>
+          <w:rFonts w:hint="cs"/>
+          <w:rtl/>
+        </w:rPr>
+        <w:t>ی</w:t>
+      </w:r>
+      <w:r>
+        <w:rPr>
+          <w:rtl/>
+        </w:rPr>
+        <w:t xml:space="preserve"> ترک</w:t>
+      </w:r>
+      <w:r>
+        <w:rPr>
+          <w:rFonts w:hint="cs"/>
+          <w:rtl/>
+        </w:rPr>
+        <w:t>ی</w:t>
+      </w:r>
+      <w:r>
+        <w:rPr>
+          <w:rFonts w:hint="eastAsia"/>
+          <w:rtl/>
+        </w:rPr>
+        <w:t>ب</w:t>
+      </w:r>
+      <w:r>
+        <w:rPr>
+          <w:rFonts w:hint="cs"/>
+          <w:rtl/>
+        </w:rPr>
+        <w:t>ی</w:t>
+      </w:r>
+      <w:r>
+        <w:rPr>
+          <w:rtl/>
+        </w:rPr>
+        <w:t xml:space="preserve"> </w:t>
+      </w:r>
+      <w:r>
+        <w:t>SIKE+ECDH</w:t>
+      </w:r>
+      <w:r>
+        <w:rPr>
+          <w:rtl/>
+        </w:rPr>
+        <w:t xml:space="preserve"> </w:t>
+      </w:r>
+    </w:p>
+    <w:p>
+      <w:pPr>
+        <w:spacing w:line="360" w:lineRule="auto"/>
+        <w:ind w:firstLine="288"/>
+        <w:jc w:val="both"/>
+        <w:rPr>
+          <w:rFonts w:cs="B Nazanin"/>
+          <w:rtl/>
+        </w:rPr>
+      </w:pPr>
+      <w:r>
+        <w:rPr>
+          <w:rFonts w:cs="B Nazanin"/>
+          <w:rtl/>
+        </w:rPr>
+        <w:t>آ</w:t>
+      </w:r>
+      <w:r>
+        <w:rPr>
+          <w:rFonts w:cs="B Nazanin" w:hint="cs"/>
+          <w:rtl/>
+        </w:rPr>
+        <w:t>ذر</w:t>
+      </w:r>
+      <w:r>
+        <w:rPr>
+          <w:rFonts w:cs="B Nazanin"/>
+          <w:rtl/>
+        </w:rPr>
+        <w:t>درخش و همکاران</w:t>
+      </w:r>
+      <w:r>
+        <w:rPr>
+          <w:rFonts w:cs="B Nazanin" w:hint="cs"/>
+          <w:rtl/>
+        </w:rPr>
+        <w:t xml:space="preserve"> </w:t>
+      </w:r>
+      <w:r>
+        <w:rPr>
+          <w:rFonts w:cs="B Nazanin"/>
+          <w:rtl/>
+        </w:rPr>
+        <w:t>[36]</w:t>
+      </w:r>
+      <w:r>
+        <w:rPr>
+          <w:rFonts w:cs="B Nazanin"/>
+          <w:rtl/>
+        </w:rPr>
+        <w:t xml:space="preserve"> اول</w:t>
+      </w:r>
+      <w:r>
+        <w:rPr>
+          <w:rFonts w:cs="B Nazanin" w:hint="cs"/>
+          <w:rtl/>
+        </w:rPr>
+        <w:t>ی</w:t>
+      </w:r>
+      <w:r>
+        <w:rPr>
+          <w:rFonts w:cs="B Nazanin" w:hint="eastAsia"/>
+          <w:rtl/>
+        </w:rPr>
+        <w:t>ن</w:t>
+      </w:r>
+      <w:r>
+        <w:rPr>
+          <w:rFonts w:cs="B Nazanin"/>
+          <w:rtl/>
+        </w:rPr>
+        <w:t xml:space="preserve"> پ</w:t>
+      </w:r>
+      <w:r>
+        <w:rPr>
+          <w:rFonts w:cs="B Nazanin" w:hint="cs"/>
+          <w:rtl/>
+        </w:rPr>
+        <w:t>ی</w:t>
+      </w:r>
+      <w:r>
+        <w:rPr>
+          <w:rFonts w:cs="B Nazanin" w:hint="eastAsia"/>
+          <w:rtl/>
+        </w:rPr>
+        <w:t>اده‌ساز</w:t>
+      </w:r>
+      <w:r>
+        <w:rPr>
+          <w:rFonts w:cs="B Nazanin" w:hint="cs"/>
+          <w:rtl/>
+        </w:rPr>
+        <w:t>ی</w:t>
+      </w:r>
+      <w:r>
+        <w:rPr>
+          <w:rFonts w:cs="B Nazanin"/>
+          <w:rtl/>
+        </w:rPr>
+        <w:t xml:space="preserve"> سخت‌افزار</w:t>
+      </w:r>
+      <w:r>
+        <w:rPr>
+          <w:rFonts w:cs="B Nazanin" w:hint="cs"/>
+          <w:rtl/>
+        </w:rPr>
+        <w:t>ی</w:t>
+      </w:r>
+      <w:r>
+        <w:rPr>
+          <w:rFonts w:cs="B Nazanin"/>
+          <w:rtl/>
+        </w:rPr>
+        <w:t xml:space="preserve"> ترک</w:t>
+      </w:r>
+      <w:r>
+        <w:rPr>
+          <w:rFonts w:cs="B Nazanin" w:hint="cs"/>
+          <w:rtl/>
+        </w:rPr>
+        <w:t>ی</w:t>
+      </w:r>
+      <w:r>
+        <w:rPr>
+          <w:rFonts w:cs="B Nazanin" w:hint="eastAsia"/>
+          <w:rtl/>
+        </w:rPr>
+        <w:t>ب</w:t>
+      </w:r>
+      <w:r>
+        <w:rPr>
+          <w:rFonts w:cs="B Nazanin" w:hint="cs"/>
+          <w:rtl/>
+        </w:rPr>
+        <w:t>ی</w:t>
+      </w:r>
+      <w:r>
+        <w:rPr>
+          <w:rFonts w:cs="B Nazanin"/>
+          <w:rtl/>
+        </w:rPr>
+        <w:t xml:space="preserve"> از </w:t>
+      </w:r>
+      <w:r>
+        <w:rPr>
+          <w:rFonts w:cs="B Nazanin"/>
+        </w:rPr>
+        <w:t>SIKE</w:t>
+      </w:r>
+      <w:r>
+        <w:rPr>
+          <w:rFonts w:cs="B Nazanin"/>
+          <w:rtl/>
+        </w:rPr>
+        <w:t xml:space="preserve"> (</w:t>
+      </w:r>
+      <w:r>
+        <w:rPr>
+          <w:rFonts w:cs="B Nazanin" w:hint="cs"/>
+          <w:rtl/>
+        </w:rPr>
+        <w:t>ی</w:t>
+      </w:r>
+      <w:r>
+        <w:rPr>
+          <w:rFonts w:cs="B Nazanin" w:hint="eastAsia"/>
+          <w:rtl/>
+        </w:rPr>
+        <w:t>ک</w:t>
+      </w:r>
+      <w:r>
+        <w:rPr>
+          <w:rFonts w:cs="B Nazanin"/>
+          <w:rtl/>
+        </w:rPr>
+        <w:t xml:space="preserve"> الگور</w:t>
+      </w:r>
+      <w:r>
+        <w:rPr>
+          <w:rFonts w:cs="B Nazanin" w:hint="cs"/>
+          <w:rtl/>
+        </w:rPr>
+        <w:t>ی</w:t>
+      </w:r>
+      <w:r>
+        <w:rPr>
+          <w:rFonts w:cs="B Nazanin" w:hint="eastAsia"/>
+          <w:rtl/>
+        </w:rPr>
+        <w:t>تم</w:t>
+      </w:r>
+      <w:r>
+        <w:rPr>
+          <w:rFonts w:cs="B Nazanin"/>
+          <w:rtl/>
+        </w:rPr>
+        <w:t xml:space="preserve"> </w:t>
+      </w:r>
+      <w:r>
+        <w:rPr>
+          <w:rFonts w:cs="B Nazanin"/>
+        </w:rPr>
+        <w:t>PQC</w:t>
+      </w:r>
+      <w:r>
+        <w:rPr>
+          <w:rFonts w:cs="B Nazanin"/>
+          <w:rtl/>
+        </w:rPr>
+        <w:t xml:space="preserve"> مبتن</w:t>
+      </w:r>
+      <w:r>
+        <w:rPr>
+          <w:rFonts w:cs="B Nazanin" w:hint="cs"/>
+          <w:rtl/>
+        </w:rPr>
+        <w:t>ی</w:t>
+      </w:r>
+      <w:r>
+        <w:rPr>
+          <w:rFonts w:cs="B Nazanin"/>
+          <w:rtl/>
+        </w:rPr>
+        <w:t xml:space="preserve"> بر هم‌ر</w:t>
+      </w:r>
+      <w:r>
+        <w:rPr>
+          <w:rFonts w:cs="B Nazanin" w:hint="cs"/>
+          <w:rtl/>
+        </w:rPr>
+        <w:t>ی</w:t>
+      </w:r>
+      <w:r>
+        <w:rPr>
+          <w:rFonts w:cs="B Nazanin" w:hint="eastAsia"/>
+          <w:rtl/>
+        </w:rPr>
+        <w:t>خت</w:t>
+      </w:r>
+      <w:r>
+        <w:rPr>
+          <w:rFonts w:cs="B Nazanin" w:hint="cs"/>
+          <w:rtl/>
+        </w:rPr>
+        <w:t>ی</w:t>
+      </w:r>
+      <w:r>
+        <w:rPr>
+          <w:rFonts w:cs="B Nazanin"/>
+          <w:rtl/>
+        </w:rPr>
+        <w:t xml:space="preserve">) و </w:t>
+      </w:r>
+      <w:r>
+        <w:rPr>
+          <w:rFonts w:cs="B Nazanin"/>
+        </w:rPr>
+        <w:t>ECDH</w:t>
+      </w:r>
+      <w:r>
+        <w:rPr>
+          <w:rFonts w:cs="B Nazanin"/>
+          <w:rtl/>
+        </w:rPr>
+        <w:t xml:space="preserve"> را ارائه دادند. ا</w:t>
+      </w:r>
+      <w:r>
+        <w:rPr>
+          <w:rFonts w:cs="B Nazanin" w:hint="cs"/>
+          <w:rtl/>
+        </w:rPr>
+        <w:t>ی</w:t>
+      </w:r>
+      <w:r>
+        <w:rPr>
+          <w:rFonts w:cs="B Nazanin" w:hint="eastAsia"/>
+          <w:rtl/>
+        </w:rPr>
+        <w:t>ن</w:t>
+      </w:r>
+      <w:r>
+        <w:rPr>
+          <w:rFonts w:cs="B Nazanin"/>
+          <w:rtl/>
+        </w:rPr>
+        <w:t xml:space="preserve"> طراح</w:t>
+      </w:r>
+      <w:r>
+        <w:rPr>
+          <w:rFonts w:cs="B Nazanin" w:hint="cs"/>
+          <w:rtl/>
+        </w:rPr>
+        <w:t>ی</w:t>
+      </w:r>
+      <w:r>
+        <w:rPr>
+          <w:rFonts w:cs="B Nazanin"/>
+          <w:rtl/>
+        </w:rPr>
+        <w:t xml:space="preserve"> نشان داد که م</w:t>
+      </w:r>
+      <w:r>
+        <w:rPr>
+          <w:rFonts w:cs="B Nazanin" w:hint="cs"/>
+          <w:rtl/>
+        </w:rPr>
+        <w:t>ی‌</w:t>
+      </w:r>
+      <w:r>
+        <w:rPr>
+          <w:rFonts w:cs="B Nazanin" w:hint="eastAsia"/>
+          <w:rtl/>
+        </w:rPr>
+        <w:t>توان</w:t>
+      </w:r>
+      <w:r>
+        <w:rPr>
+          <w:rFonts w:cs="B Nazanin"/>
+          <w:rtl/>
+        </w:rPr>
+        <w:t xml:space="preserve"> با سربار کم، هر دو الگور</w:t>
+      </w:r>
+      <w:r>
+        <w:rPr>
+          <w:rFonts w:cs="B Nazanin" w:hint="cs"/>
+          <w:rtl/>
+        </w:rPr>
+        <w:t>ی</w:t>
+      </w:r>
+      <w:r>
+        <w:rPr>
+          <w:rFonts w:cs="B Nazanin" w:hint="eastAsia"/>
+          <w:rtl/>
+        </w:rPr>
+        <w:t>تم</w:t>
+      </w:r>
+      <w:r>
+        <w:rPr>
+          <w:rFonts w:cs="B Nazanin"/>
+          <w:rtl/>
+        </w:rPr>
+        <w:t xml:space="preserve"> را در </w:t>
+      </w:r>
+      <w:r>
+        <w:rPr>
+          <w:rFonts w:cs="B Nazanin" w:hint="cs"/>
+          <w:rtl/>
+        </w:rPr>
+        <w:t>ی</w:t>
+      </w:r>
+      <w:r>
+        <w:rPr>
+          <w:rFonts w:cs="B Nazanin" w:hint="eastAsia"/>
+          <w:rtl/>
+        </w:rPr>
+        <w:t>ک</w:t>
+      </w:r>
+      <w:r>
+        <w:rPr>
+          <w:rFonts w:cs="B Nazanin"/>
+          <w:rtl/>
+        </w:rPr>
+        <w:t xml:space="preserve"> معمار</w:t>
+      </w:r>
+      <w:r>
+        <w:rPr>
+          <w:rFonts w:cs="B Nazanin" w:hint="cs"/>
+          <w:rtl/>
+        </w:rPr>
+        <w:t>ی</w:t>
+      </w:r>
+      <w:r>
+        <w:rPr>
+          <w:rFonts w:cs="B Nazanin"/>
+          <w:rtl/>
+        </w:rPr>
+        <w:t xml:space="preserve"> واحد پش</w:t>
+      </w:r>
+      <w:r>
+        <w:rPr>
+          <w:rFonts w:cs="B Nazanin" w:hint="eastAsia"/>
+          <w:rtl/>
+        </w:rPr>
+        <w:t>ت</w:t>
+      </w:r>
+      <w:r>
+        <w:rPr>
+          <w:rFonts w:cs="B Nazanin" w:hint="cs"/>
+          <w:rtl/>
+        </w:rPr>
+        <w:t>ی</w:t>
+      </w:r>
+      <w:r>
+        <w:rPr>
+          <w:rFonts w:cs="B Nazanin" w:hint="eastAsia"/>
+          <w:rtl/>
+        </w:rPr>
+        <w:t>بان</w:t>
+      </w:r>
+      <w:r>
+        <w:rPr>
+          <w:rFonts w:cs="B Nazanin" w:hint="cs"/>
+          <w:rtl/>
+        </w:rPr>
+        <w:t>ی</w:t>
+      </w:r>
+      <w:r>
+        <w:rPr>
+          <w:rFonts w:cs="B Nazanin"/>
+          <w:rtl/>
+        </w:rPr>
+        <w:t xml:space="preserve"> کرد.</w:t>
+      </w:r>
+    </w:p>
+    <w:p>
+      <w:pPr>
+        <w:spacing w:line="360" w:lineRule="auto"/>
+        <w:rPr>
+          <w:rFonts w:cs="B Nazanin"/>
+          <w:rtl/>
+        </w:rPr>
+      </w:pPr>
+    </w:p>
+    <w:p>
+      <w:pPr>
+        <w:pStyle w:val="Heading4"/>
+        <w:bidi/>
+        <w:rPr>
+          <w:rtl/>
+        </w:rPr>
+      </w:pPr>
+      <w:r>
+        <w:rPr>
+          <w:rtl/>
+        </w:rPr>
+        <w:t xml:space="preserve"> چالش‌ها</w:t>
+      </w:r>
+      <w:r>
+        <w:rPr>
+          <w:rFonts w:hint="cs"/>
+          <w:rtl/>
+        </w:rPr>
+        <w:t>ی</w:t>
+      </w:r>
+      <w:r>
+        <w:rPr>
+          <w:rtl/>
+        </w:rPr>
+        <w:t xml:space="preserve"> معمار</w:t>
+      </w:r>
+      <w:r>
+        <w:rPr>
+          <w:rFonts w:hint="cs"/>
+          <w:rtl/>
+        </w:rPr>
+        <w:t>ی</w:t>
+      </w:r>
+      <w:r>
+        <w:rPr>
+          <w:rtl/>
+        </w:rPr>
+        <w:t xml:space="preserve"> ترک</w:t>
+      </w:r>
+      <w:r>
+        <w:rPr>
+          <w:rFonts w:hint="cs"/>
+          <w:rtl/>
+        </w:rPr>
+        <w:t>ی</w:t>
+      </w:r>
+      <w:r>
+        <w:rPr>
+          <w:rFonts w:hint="eastAsia"/>
+          <w:rtl/>
+        </w:rPr>
+        <w:t>ب</w:t>
+      </w:r>
+      <w:r>
+        <w:rPr>
+          <w:rFonts w:hint="cs"/>
+          <w:rtl/>
+        </w:rPr>
+        <w:t>ی</w:t>
+      </w:r>
+      <w:r>
+        <w:rPr>
+          <w:rtl/>
+        </w:rPr>
+        <w:t xml:space="preserve"> </w:t>
+      </w:r>
+      <w:r>
+        <w:t>ECC</w:t>
+      </w:r>
+      <w:r>
+        <w:rPr>
+          <w:rtl/>
+        </w:rPr>
+        <w:t xml:space="preserve"> و </w:t>
+      </w:r>
+      <w:r>
+        <w:t>PQC</w:t>
+      </w:r>
+    </w:p>
+    <w:p>
+      <w:pPr>
+        <w:spacing w:line="360" w:lineRule="auto"/>
+        <w:ind w:firstLine="288"/>
+        <w:jc w:val="both"/>
+        <w:rPr>
+          <w:rFonts w:cs="B Nazanin"/>
+        </w:rPr>
+      </w:pPr>
+      <w:r>
+        <w:rPr>
+          <w:rFonts w:cs="B Nazanin"/>
+          <w:rtl/>
+        </w:rPr>
+        <w:t>تفاوت در م</w:t>
+      </w:r>
+      <w:r>
+        <w:rPr>
+          <w:rFonts w:cs="B Nazanin" w:hint="cs"/>
+          <w:rtl/>
+        </w:rPr>
+        <w:t>ی</w:t>
+      </w:r>
+      <w:r>
+        <w:rPr>
+          <w:rFonts w:cs="B Nazanin" w:hint="eastAsia"/>
+          <w:rtl/>
+        </w:rPr>
+        <w:t>دان‌ها</w:t>
+      </w:r>
+      <w:r>
+        <w:rPr>
+          <w:rFonts w:cs="B Nazanin" w:hint="cs"/>
+          <w:rtl/>
+        </w:rPr>
+        <w:t>ی</w:t>
+      </w:r>
+      <w:r>
+        <w:rPr>
+          <w:rFonts w:cs="B Nazanin"/>
+          <w:rtl/>
+        </w:rPr>
+        <w:t xml:space="preserve"> </w:t>
+      </w:r>
+      <w:r>
+        <w:rPr>
+          <w:rFonts w:cs="B Nazanin" w:hint="cs"/>
+          <w:rtl/>
+        </w:rPr>
+        <w:t>متناهی</w:t>
+      </w:r>
+      <w:r>
+        <w:rPr>
+          <w:rFonts w:cs="B Nazanin"/>
+          <w:rtl/>
+        </w:rPr>
+        <w:t xml:space="preserve"> (۲۵۵-ب</w:t>
+      </w:r>
+      <w:r>
+        <w:rPr>
+          <w:rFonts w:cs="B Nazanin" w:hint="cs"/>
+          <w:rtl/>
+        </w:rPr>
+        <w:t>ی</w:t>
+      </w:r>
+      <w:r>
+        <w:rPr>
+          <w:rFonts w:cs="B Nazanin" w:hint="eastAsia"/>
+          <w:rtl/>
+        </w:rPr>
+        <w:t>ت</w:t>
+      </w:r>
+      <w:r>
+        <w:rPr>
+          <w:rFonts w:cs="B Nazanin" w:hint="cs"/>
+          <w:rtl/>
+        </w:rPr>
+        <w:t>ی</w:t>
+      </w:r>
+      <w:r>
+        <w:rPr>
+          <w:rFonts w:cs="B Nazanin"/>
+          <w:rtl/>
+        </w:rPr>
+        <w:t xml:space="preserve"> در </w:t>
+      </w:r>
+      <w:r>
+        <w:rPr>
+          <w:rFonts w:cs="B Nazanin"/>
+        </w:rPr>
+        <w:t>Curve25519</w:t>
+      </w:r>
+      <w:r>
+        <w:rPr>
+          <w:rFonts w:cs="B Nazanin"/>
+          <w:rtl/>
+        </w:rPr>
+        <w:t xml:space="preserve"> در مقابل ۱۲-ب</w:t>
+      </w:r>
+      <w:r>
+        <w:rPr>
+          <w:rFonts w:cs="B Nazanin" w:hint="cs"/>
+          <w:rtl/>
+        </w:rPr>
+        <w:t>ی</w:t>
+      </w:r>
+      <w:r>
+        <w:rPr>
+          <w:rFonts w:cs="B Nazanin" w:hint="eastAsia"/>
+          <w:rtl/>
+        </w:rPr>
+        <w:t>ت</w:t>
+      </w:r>
+      <w:r>
+        <w:rPr>
+          <w:rFonts w:cs="B Nazanin" w:hint="cs"/>
+          <w:rtl/>
+        </w:rPr>
+        <w:t>ی</w:t>
+      </w:r>
+      <w:r>
+        <w:rPr>
+          <w:rFonts w:cs="B Nazanin"/>
+          <w:rtl/>
+        </w:rPr>
+        <w:t xml:space="preserve"> در </w:t>
+      </w:r>
+      <w:r>
+        <w:rPr>
+          <w:rFonts w:cs="B Nazanin"/>
+        </w:rPr>
+        <w:t>Kyber</w:t>
+      </w:r>
+      <w:r>
+        <w:rPr>
+          <w:rFonts w:cs="B Nazanin"/>
+          <w:rtl/>
+        </w:rPr>
+        <w:t>)، تفاوت در ساختار عمل</w:t>
+      </w:r>
+      <w:r>
+        <w:rPr>
+          <w:rFonts w:cs="B Nazanin" w:hint="cs"/>
+          <w:rtl/>
+        </w:rPr>
+        <w:t>ی</w:t>
+      </w:r>
+      <w:r>
+        <w:rPr>
+          <w:rFonts w:cs="B Nazanin" w:hint="eastAsia"/>
+          <w:rtl/>
+        </w:rPr>
+        <w:t>ات</w:t>
+      </w:r>
+      <w:r>
+        <w:rPr>
+          <w:rFonts w:cs="B Nazanin"/>
+          <w:rtl/>
+        </w:rPr>
+        <w:t xml:space="preserve"> (ضرب نقطه‌ا</w:t>
+      </w:r>
+      <w:r>
+        <w:rPr>
+          <w:rFonts w:cs="B Nazanin" w:hint="cs"/>
+          <w:rtl/>
+        </w:rPr>
+        <w:t>ی</w:t>
+      </w:r>
+      <w:r>
+        <w:rPr>
+          <w:rFonts w:cs="B Nazanin"/>
+          <w:rtl/>
+        </w:rPr>
+        <w:t xml:space="preserve"> در </w:t>
+      </w:r>
+      <w:r>
+        <w:rPr>
+          <w:rFonts w:cs="B Nazanin"/>
+        </w:rPr>
+        <w:t>ECC</w:t>
+      </w:r>
+      <w:r>
+        <w:rPr>
+          <w:rFonts w:cs="B Nazanin"/>
+          <w:rtl/>
+        </w:rPr>
+        <w:t xml:space="preserve"> در مقابل ضرب چندجمله‌ا</w:t>
+      </w:r>
+      <w:r>
+        <w:rPr>
+          <w:rFonts w:cs="B Nazanin" w:hint="cs"/>
+          <w:rtl/>
+        </w:rPr>
+        <w:t>ی</w:t>
+      </w:r>
+      <w:r>
+        <w:rPr>
+          <w:rFonts w:cs="B Nazanin"/>
+          <w:rtl/>
+        </w:rPr>
+        <w:t xml:space="preserve"> و </w:t>
+      </w:r>
+      <w:r>
+        <w:rPr>
+          <w:rFonts w:cs="B Nazanin"/>
+        </w:rPr>
+        <w:t>NTT</w:t>
+      </w:r>
+      <w:r>
+        <w:rPr>
+          <w:rFonts w:cs="B Nazanin"/>
+          <w:rtl/>
+        </w:rPr>
+        <w:t xml:space="preserve"> در </w:t>
+      </w:r>
+      <w:r>
+        <w:rPr>
+          <w:rFonts w:cs="B Nazanin"/>
+        </w:rPr>
+        <w:t>PQC</w:t>
+      </w:r>
+      <w:r>
+        <w:rPr>
+          <w:rFonts w:cs="B Nazanin"/>
+          <w:rtl/>
+        </w:rPr>
+        <w:t>) و تفاوت در ن</w:t>
+      </w:r>
+      <w:r>
+        <w:rPr>
+          <w:rFonts w:cs="B Nazanin" w:hint="cs"/>
+          <w:rtl/>
+        </w:rPr>
+        <w:t>ی</w:t>
+      </w:r>
+      <w:r>
+        <w:rPr>
+          <w:rFonts w:cs="B Nazanin" w:hint="eastAsia"/>
+          <w:rtl/>
+        </w:rPr>
+        <w:t>ازمند</w:t>
+      </w:r>
+      <w:r>
+        <w:rPr>
+          <w:rFonts w:cs="B Nazanin" w:hint="cs"/>
+          <w:rtl/>
+        </w:rPr>
+        <w:t>ی‌</w:t>
+      </w:r>
+      <w:r>
+        <w:rPr>
+          <w:rFonts w:cs="B Nazanin" w:hint="eastAsia"/>
+          <w:rtl/>
+        </w:rPr>
+        <w:t>ها</w:t>
+      </w:r>
+      <w:r>
+        <w:rPr>
+          <w:rFonts w:cs="B Nazanin" w:hint="cs"/>
+          <w:rtl/>
+        </w:rPr>
+        <w:t>ی</w:t>
+      </w:r>
+      <w:r>
+        <w:rPr>
+          <w:rFonts w:cs="B Nazanin"/>
+          <w:rtl/>
+        </w:rPr>
+        <w:t xml:space="preserve"> حافظه، از جمله چالش‌ها</w:t>
+      </w:r>
+      <w:r>
+        <w:rPr>
+          <w:rFonts w:cs="B Nazanin" w:hint="cs"/>
+          <w:rtl/>
+        </w:rPr>
+        <w:t>ی</w:t>
+      </w:r>
+      <w:r>
+        <w:rPr>
+          <w:rFonts w:cs="B Nazanin"/>
+          <w:rtl/>
+        </w:rPr>
+        <w:t xml:space="preserve"> اصل</w:t>
+      </w:r>
+      <w:r>
+        <w:rPr>
+          <w:rFonts w:cs="B Nazanin" w:hint="cs"/>
+          <w:rtl/>
+        </w:rPr>
+        <w:t>ی</w:t>
+      </w:r>
+      <w:r>
+        <w:rPr>
+          <w:rFonts w:cs="B Nazanin"/>
+          <w:rtl/>
+        </w:rPr>
+        <w:t xml:space="preserve"> در طراح</w:t>
+      </w:r>
+      <w:r>
+        <w:rPr>
+          <w:rFonts w:cs="B Nazanin" w:hint="cs"/>
+          <w:rtl/>
+        </w:rPr>
+        <w:t>ی</w:t>
+      </w:r>
+      <w:r>
+        <w:rPr>
+          <w:rFonts w:cs="B Nazanin"/>
+          <w:rtl/>
+        </w:rPr>
+        <w:t xml:space="preserve"> </w:t>
+      </w:r>
+      <w:r>
+        <w:rPr>
+          <w:rFonts w:cs="B Nazanin" w:hint="cs"/>
+          <w:rtl/>
+        </w:rPr>
+        <w:t>ی</w:t>
+      </w:r>
+      <w:r>
+        <w:rPr>
+          <w:rFonts w:cs="B Nazanin" w:hint="eastAsia"/>
+          <w:rtl/>
+        </w:rPr>
+        <w:t>ک</w:t>
+      </w:r>
+      <w:r>
+        <w:rPr>
+          <w:rFonts w:cs="B Nazanin"/>
+          <w:rtl/>
+        </w:rPr>
+        <w:t xml:space="preserve"> </w:t>
+      </w:r>
+      <w:r>
+        <w:rPr>
+          <w:rFonts w:cs="B Nazanin" w:hint="cs"/>
+          <w:rtl/>
+        </w:rPr>
+        <w:t>مسیر داده</w:t>
+      </w:r>
+      <w:r>
+        <w:rPr>
+          <w:rFonts w:cs="B Nazanin"/>
+          <w:rtl/>
+        </w:rPr>
+        <w:t xml:space="preserve"> مشترک هستند [12, 22].</w:t>
+      </w:r>
+    </w:p>
+    <w:p>
+      <w:pPr>
+        <w:spacing w:line="360" w:lineRule="auto"/>
+        <w:ind w:firstLine="288"/>
+        <w:jc w:val="both"/>
+        <w:rPr>
+          <w:rFonts w:cs="B Nazanin"/>
           <w:rtl/>
         </w:rPr>
       </w:pPr>
@@ -37287,234 +40907,1241 @@
       <w:pPr>
         <w:pStyle w:val="Heading2"/>
         <w:bidi/>
+        <w:rPr>
+          <w:rtl/>
+        </w:rPr>
+      </w:pPr>
+      <w:r>
+        <w:rPr>
+          <w:rtl/>
+        </w:rPr>
+        <w:t xml:space="preserve"> </w:t>
+      </w:r>
+      <w:bookmarkStart w:id="41" w:name="_Toc239361753"/>
+      <w:r>
+        <w:rPr>
+          <w:rtl/>
+        </w:rPr>
+        <w:t>جمع‌بند</w:t>
+      </w:r>
+      <w:r>
+        <w:rPr>
+          <w:rFonts w:hint="cs"/>
+          <w:rtl/>
+        </w:rPr>
+        <w:t>ی</w:t>
+      </w:r>
+      <w:bookmarkEnd w:id="41"/>
+    </w:p>
+    <w:p>
+      <w:pPr>
         <w:spacing w:line="360" w:lineRule="auto"/>
-        <w:rPr>
-          <w:rtl/>
-        </w:rPr>
-      </w:pPr>
-      <w:r>
-        <w:rPr>
-          <w:rFonts w:hint="cs"/>
+        <w:ind w:firstLine="288"/>
+        <w:jc w:val="both"/>
+        <w:rPr>
+          <w:rFonts w:cs="B Nazanin"/>
+          <w:rtl/>
+        </w:rPr>
+      </w:pPr>
+      <w:r>
+        <w:rPr>
+          <w:rFonts w:cs="B Nazanin" w:hint="eastAsia"/>
+          <w:rtl/>
+        </w:rPr>
+        <w:t>در</w:t>
+      </w:r>
+      <w:r>
+        <w:rPr>
+          <w:rFonts w:cs="B Nazanin"/>
+          <w:rtl/>
+        </w:rPr>
+        <w:t xml:space="preserve"> ا</w:t>
+      </w:r>
+      <w:r>
+        <w:rPr>
+          <w:rFonts w:cs="B Nazanin" w:hint="cs"/>
+          <w:rtl/>
+        </w:rPr>
+        <w:t>ی</w:t>
+      </w:r>
+      <w:r>
+        <w:rPr>
+          <w:rFonts w:cs="B Nazanin" w:hint="eastAsia"/>
+          <w:rtl/>
+        </w:rPr>
+        <w:t>ن</w:t>
+      </w:r>
+      <w:r>
+        <w:rPr>
+          <w:rFonts w:cs="B Nazanin"/>
+          <w:rtl/>
+        </w:rPr>
+        <w:t xml:space="preserve"> فصل، مفاه</w:t>
+      </w:r>
+      <w:r>
+        <w:rPr>
+          <w:rFonts w:cs="B Nazanin" w:hint="cs"/>
+          <w:rtl/>
+        </w:rPr>
+        <w:t>ی</w:t>
+      </w:r>
+      <w:r>
+        <w:rPr>
+          <w:rFonts w:cs="B Nazanin" w:hint="eastAsia"/>
+          <w:rtl/>
+        </w:rPr>
+        <w:t>م</w:t>
+      </w:r>
+      <w:r>
+        <w:rPr>
+          <w:rFonts w:cs="B Nazanin"/>
+          <w:rtl/>
+        </w:rPr>
+        <w:t xml:space="preserve"> پا</w:t>
+      </w:r>
+      <w:r>
+        <w:rPr>
+          <w:rFonts w:cs="B Nazanin" w:hint="cs"/>
+          <w:rtl/>
+        </w:rPr>
+        <w:t>ی</w:t>
+      </w:r>
+      <w:r>
+        <w:rPr>
+          <w:rFonts w:cs="B Nazanin" w:hint="eastAsia"/>
+          <w:rtl/>
+        </w:rPr>
+        <w:t>ه‌ا</w:t>
+      </w:r>
+      <w:r>
+        <w:rPr>
+          <w:rFonts w:cs="B Nazanin" w:hint="cs"/>
+          <w:rtl/>
+        </w:rPr>
+        <w:t>ی</w:t>
+      </w:r>
+      <w:r>
+        <w:rPr>
+          <w:rFonts w:cs="B Nazanin"/>
+          <w:rtl/>
+        </w:rPr>
+        <w:t xml:space="preserve"> مربوط به رمزنگار</w:t>
+      </w:r>
+      <w:r>
+        <w:rPr>
+          <w:rFonts w:cs="B Nazanin" w:hint="cs"/>
+          <w:rtl/>
+        </w:rPr>
+        <w:t>ی</w:t>
+      </w:r>
+      <w:r>
+        <w:rPr>
+          <w:rFonts w:cs="B Nazanin"/>
+          <w:rtl/>
+        </w:rPr>
+        <w:t xml:space="preserve"> خم‌ها</w:t>
+      </w:r>
+      <w:r>
+        <w:rPr>
+          <w:rFonts w:cs="B Nazanin" w:hint="cs"/>
+          <w:rtl/>
+        </w:rPr>
+        <w:t>ی</w:t>
+      </w:r>
+      <w:r>
+        <w:rPr>
+          <w:rFonts w:cs="B Nazanin"/>
+          <w:rtl/>
+        </w:rPr>
+        <w:t xml:space="preserve"> ب</w:t>
+      </w:r>
+      <w:r>
+        <w:rPr>
+          <w:rFonts w:cs="B Nazanin" w:hint="cs"/>
+          <w:rtl/>
+        </w:rPr>
+        <w:t>ی</w:t>
+      </w:r>
+      <w:r>
+        <w:rPr>
+          <w:rFonts w:cs="B Nazanin" w:hint="eastAsia"/>
+          <w:rtl/>
+        </w:rPr>
+        <w:t>ضو</w:t>
+      </w:r>
+      <w:r>
+        <w:rPr>
+          <w:rFonts w:cs="B Nazanin" w:hint="cs"/>
+          <w:rtl/>
+        </w:rPr>
+        <w:t>ی</w:t>
+      </w:r>
+      <w:r>
+        <w:rPr>
+          <w:rFonts w:cs="B Nazanin"/>
+          <w:rtl/>
+        </w:rPr>
+        <w:t xml:space="preserve"> (با تأک</w:t>
+      </w:r>
+      <w:r>
+        <w:rPr>
+          <w:rFonts w:cs="B Nazanin" w:hint="cs"/>
+          <w:rtl/>
+        </w:rPr>
+        <w:t>ی</w:t>
+      </w:r>
+      <w:r>
+        <w:rPr>
+          <w:rFonts w:cs="B Nazanin" w:hint="eastAsia"/>
+          <w:rtl/>
+        </w:rPr>
+        <w:t>د</w:t>
+      </w:r>
+      <w:r>
+        <w:rPr>
+          <w:rFonts w:cs="B Nazanin"/>
+          <w:rtl/>
+        </w:rPr>
+        <w:t xml:space="preserve"> بر </w:t>
+      </w:r>
+      <w:r>
+        <w:rPr>
+          <w:rFonts w:cs="B Nazanin"/>
+        </w:rPr>
+        <w:t>Curve25519</w:t>
+      </w:r>
+      <w:r>
+        <w:rPr>
+          <w:rFonts w:cs="B Nazanin"/>
+          <w:rtl/>
+        </w:rPr>
+        <w:t>) [4]، رمزنگار</w:t>
+      </w:r>
+      <w:r>
+        <w:rPr>
+          <w:rFonts w:cs="B Nazanin" w:hint="cs"/>
+          <w:rtl/>
+        </w:rPr>
+        <w:t>ی</w:t>
+      </w:r>
+      <w:r>
+        <w:rPr>
+          <w:rFonts w:cs="B Nazanin"/>
+          <w:rtl/>
+        </w:rPr>
+        <w:t xml:space="preserve"> پساکوانتوم</w:t>
+      </w:r>
+      <w:r>
+        <w:rPr>
+          <w:rFonts w:cs="B Nazanin" w:hint="cs"/>
+          <w:rtl/>
+        </w:rPr>
+        <w:t>ی</w:t>
+      </w:r>
+      <w:r>
+        <w:rPr>
+          <w:rFonts w:cs="B Nazanin"/>
+          <w:rtl/>
+        </w:rPr>
+        <w:t xml:space="preserve"> (با تأک</w:t>
+      </w:r>
+      <w:r>
+        <w:rPr>
+          <w:rFonts w:cs="B Nazanin" w:hint="cs"/>
+          <w:rtl/>
+        </w:rPr>
+        <w:t>ی</w:t>
+      </w:r>
+      <w:r>
+        <w:rPr>
+          <w:rFonts w:cs="B Nazanin" w:hint="eastAsia"/>
+          <w:rtl/>
+        </w:rPr>
+        <w:t>د</w:t>
+      </w:r>
+      <w:r>
+        <w:rPr>
+          <w:rFonts w:cs="B Nazanin"/>
+          <w:rtl/>
+        </w:rPr>
+        <w:t xml:space="preserve"> بر </w:t>
+      </w:r>
+      <w:r>
+        <w:rPr>
+          <w:rFonts w:cs="B Nazanin"/>
+        </w:rPr>
+        <w:t>Kyber</w:t>
+      </w:r>
+      <w:r>
+        <w:rPr>
+          <w:rFonts w:cs="B Nazanin"/>
+          <w:rtl/>
+        </w:rPr>
+        <w:t>) [3, 9] و پروتکل‌ها</w:t>
+      </w:r>
+      <w:r>
+        <w:rPr>
+          <w:rFonts w:cs="B Nazanin" w:hint="cs"/>
+          <w:rtl/>
+        </w:rPr>
+        <w:t>ی</w:t>
+      </w:r>
+      <w:r>
+        <w:rPr>
+          <w:rFonts w:cs="B Nazanin"/>
+          <w:rtl/>
+        </w:rPr>
+        <w:t xml:space="preserve"> توافق کل</w:t>
+      </w:r>
+      <w:r>
+        <w:rPr>
+          <w:rFonts w:cs="B Nazanin" w:hint="cs"/>
+          <w:rtl/>
+        </w:rPr>
+        <w:t>ی</w:t>
+      </w:r>
+      <w:r>
+        <w:rPr>
+          <w:rFonts w:cs="B Nazanin" w:hint="eastAsia"/>
+          <w:rtl/>
+        </w:rPr>
+        <w:t>د</w:t>
+      </w:r>
+      <w:r>
+        <w:rPr>
+          <w:rFonts w:cs="B Nazanin"/>
           <w:rtl/>
         </w:rPr>
         <w:t xml:space="preserve"> </w:t>
       </w:r>
-      <w:bookmarkStart w:id="40" w:name="_Toc92572231"/>
-      <w:bookmarkStart w:id="41" w:name="_Toc239292928"/>
-      <w:r>
-        <w:rPr>
-          <w:rFonts w:hint="cs"/>
-          <w:rtl/>
-        </w:rPr>
-        <w:t>جمع</w:t>
-      </w:r>
-      <w:r>
-        <w:rPr>
-          <w:rtl/>
-        </w:rPr>
-        <w:softHyphen/>
-      </w:r>
-      <w:r>
-        <w:rPr>
-          <w:rFonts w:hint="cs"/>
-          <w:rtl/>
-        </w:rPr>
-        <w:t>بندی</w:t>
-      </w:r>
-      <w:bookmarkEnd w:id="40"/>
-      <w:bookmarkEnd w:id="41"/>
+      <w:r>
+        <w:rPr>
+          <w:rFonts w:cs="B Nazanin" w:hint="cs"/>
+          <w:rtl/>
+        </w:rPr>
+        <w:t>ترکیبی</w:t>
+      </w:r>
+      <w:r>
+        <w:rPr>
+          <w:rFonts w:cs="B Nazanin"/>
+          <w:rtl/>
+        </w:rPr>
+        <w:t xml:space="preserve"> در </w:t>
+      </w:r>
+      <w:r>
+        <w:rPr>
+          <w:rFonts w:cs="B Nazanin"/>
+        </w:rPr>
+        <w:t>TLS 1.3</w:t>
+      </w:r>
+      <w:r>
+        <w:rPr>
+          <w:rFonts w:cs="B Nazanin"/>
+          <w:rtl/>
+        </w:rPr>
+        <w:t xml:space="preserve"> (با تأک</w:t>
+      </w:r>
+      <w:r>
+        <w:rPr>
+          <w:rFonts w:cs="B Nazanin" w:hint="cs"/>
+          <w:rtl/>
+        </w:rPr>
+        <w:t>ی</w:t>
+      </w:r>
+      <w:r>
+        <w:rPr>
+          <w:rFonts w:cs="B Nazanin" w:hint="eastAsia"/>
+          <w:rtl/>
+        </w:rPr>
+        <w:t>د</w:t>
+      </w:r>
+      <w:r>
+        <w:rPr>
+          <w:rFonts w:cs="B Nazanin"/>
+          <w:rtl/>
+        </w:rPr>
+        <w:t xml:space="preserve"> بر </w:t>
+      </w:r>
+      <w:r>
+        <w:rPr>
+          <w:rFonts w:cs="B Nazanin"/>
+        </w:rPr>
+        <w:t>RFC 10024</w:t>
+      </w:r>
+      <w:r>
+        <w:rPr>
+          <w:rFonts w:cs="B Nazanin"/>
+          <w:rtl/>
+        </w:rPr>
+        <w:t xml:space="preserve"> و </w:t>
+      </w:r>
+      <w:r>
+        <w:rPr>
+          <w:rFonts w:cs="B Nazanin"/>
+        </w:rPr>
+        <w:t>X25519MLKEM768</w:t>
+      </w:r>
+      <w:r>
+        <w:rPr>
+          <w:rFonts w:cs="B Nazanin"/>
+          <w:rtl/>
+        </w:rPr>
+        <w:t>) [5] بررس</w:t>
+      </w:r>
+      <w:r>
+        <w:rPr>
+          <w:rFonts w:cs="B Nazanin" w:hint="cs"/>
+          <w:rtl/>
+        </w:rPr>
+        <w:t>ی</w:t>
+      </w:r>
+      <w:r>
+        <w:rPr>
+          <w:rFonts w:cs="B Nazanin"/>
+          <w:rtl/>
+        </w:rPr>
+        <w:t xml:space="preserve"> شدند. همچن</w:t>
+      </w:r>
+      <w:r>
+        <w:rPr>
+          <w:rFonts w:cs="B Nazanin" w:hint="cs"/>
+          <w:rtl/>
+        </w:rPr>
+        <w:t>ی</w:t>
+      </w:r>
+      <w:r>
+        <w:rPr>
+          <w:rFonts w:cs="B Nazanin" w:hint="eastAsia"/>
+          <w:rtl/>
+        </w:rPr>
+        <w:t>ن</w:t>
+      </w:r>
+      <w:r>
+        <w:rPr>
+          <w:rFonts w:cs="B Nazanin"/>
+          <w:rtl/>
+        </w:rPr>
+        <w:t xml:space="preserve"> کارها</w:t>
+      </w:r>
+      <w:r>
+        <w:rPr>
+          <w:rFonts w:cs="B Nazanin" w:hint="cs"/>
+          <w:rtl/>
+        </w:rPr>
+        <w:t>ی</w:t>
+      </w:r>
+      <w:r>
+        <w:rPr>
+          <w:rFonts w:cs="B Nazanin"/>
+          <w:rtl/>
+        </w:rPr>
+        <w:t xml:space="preserve"> مرتبط د</w:t>
+      </w:r>
+      <w:r>
+        <w:rPr>
+          <w:rFonts w:cs="B Nazanin" w:hint="eastAsia"/>
+          <w:rtl/>
+        </w:rPr>
+        <w:t>ر</w:t>
+      </w:r>
+      <w:r>
+        <w:rPr>
+          <w:rFonts w:cs="B Nazanin"/>
+          <w:rtl/>
+        </w:rPr>
+        <w:t xml:space="preserve"> زم</w:t>
+      </w:r>
+      <w:r>
+        <w:rPr>
+          <w:rFonts w:cs="B Nazanin" w:hint="cs"/>
+          <w:rtl/>
+        </w:rPr>
+        <w:t>ی</w:t>
+      </w:r>
+      <w:r>
+        <w:rPr>
+          <w:rFonts w:cs="B Nazanin" w:hint="eastAsia"/>
+          <w:rtl/>
+        </w:rPr>
+        <w:t>نه</w:t>
+      </w:r>
+      <w:r>
+        <w:rPr>
+          <w:rFonts w:cs="B Nazanin"/>
+          <w:rtl/>
+        </w:rPr>
+        <w:t xml:space="preserve"> پ</w:t>
+      </w:r>
+      <w:r>
+        <w:rPr>
+          <w:rFonts w:cs="B Nazanin" w:hint="cs"/>
+          <w:rtl/>
+        </w:rPr>
+        <w:t>ی</w:t>
+      </w:r>
+      <w:r>
+        <w:rPr>
+          <w:rFonts w:cs="B Nazanin" w:hint="eastAsia"/>
+          <w:rtl/>
+        </w:rPr>
+        <w:t>اده‌ساز</w:t>
+      </w:r>
+      <w:r>
+        <w:rPr>
+          <w:rFonts w:cs="B Nazanin" w:hint="cs"/>
+          <w:rtl/>
+        </w:rPr>
+        <w:t>ی</w:t>
+      </w:r>
+      <w:r>
+        <w:rPr>
+          <w:rFonts w:cs="B Nazanin"/>
+          <w:rtl/>
+        </w:rPr>
+        <w:t xml:space="preserve"> سخت‌افزار</w:t>
+      </w:r>
+      <w:r>
+        <w:rPr>
+          <w:rFonts w:cs="B Nazanin" w:hint="cs"/>
+          <w:rtl/>
+        </w:rPr>
+        <w:t>ی</w:t>
+      </w:r>
+      <w:r>
+        <w:rPr>
+          <w:rFonts w:cs="B Nazanin"/>
+          <w:rtl/>
+        </w:rPr>
+        <w:t xml:space="preserve"> هر دو دسته الگور</w:t>
+      </w:r>
+      <w:r>
+        <w:rPr>
+          <w:rFonts w:cs="B Nazanin" w:hint="cs"/>
+          <w:rtl/>
+        </w:rPr>
+        <w:t>ی</w:t>
+      </w:r>
+      <w:r>
+        <w:rPr>
+          <w:rFonts w:cs="B Nazanin" w:hint="eastAsia"/>
+          <w:rtl/>
+        </w:rPr>
+        <w:t>تم</w:t>
+      </w:r>
+      <w:r>
+        <w:rPr>
+          <w:rFonts w:cs="B Nazanin"/>
+          <w:rtl/>
+        </w:rPr>
+        <w:t xml:space="preserve"> و معمار</w:t>
+      </w:r>
+      <w:r>
+        <w:rPr>
+          <w:rFonts w:cs="B Nazanin" w:hint="cs"/>
+          <w:rtl/>
+        </w:rPr>
+        <w:t>ی‌</w:t>
+      </w:r>
+      <w:r>
+        <w:rPr>
+          <w:rFonts w:cs="B Nazanin" w:hint="eastAsia"/>
+          <w:rtl/>
+        </w:rPr>
+        <w:t>ها</w:t>
+      </w:r>
+      <w:r>
+        <w:rPr>
+          <w:rFonts w:cs="B Nazanin" w:hint="cs"/>
+          <w:rtl/>
+        </w:rPr>
+        <w:t>ی</w:t>
+      </w:r>
+      <w:r>
+        <w:rPr>
+          <w:rFonts w:cs="B Nazanin"/>
+          <w:rtl/>
+        </w:rPr>
+        <w:t xml:space="preserve"> ترک</w:t>
+      </w:r>
+      <w:r>
+        <w:rPr>
+          <w:rFonts w:cs="B Nazanin" w:hint="cs"/>
+          <w:rtl/>
+        </w:rPr>
+        <w:t>ی</w:t>
+      </w:r>
+      <w:r>
+        <w:rPr>
+          <w:rFonts w:cs="B Nazanin" w:hint="eastAsia"/>
+          <w:rtl/>
+        </w:rPr>
+        <w:t>ب</w:t>
+      </w:r>
+      <w:r>
+        <w:rPr>
+          <w:rFonts w:cs="B Nazanin" w:hint="cs"/>
+          <w:rtl/>
+        </w:rPr>
+        <w:t>ی</w:t>
+      </w:r>
+      <w:r>
+        <w:rPr>
+          <w:rFonts w:cs="B Nazanin"/>
+          <w:rtl/>
+        </w:rPr>
+        <w:t xml:space="preserve"> مرور گرد</w:t>
+      </w:r>
+      <w:r>
+        <w:rPr>
+          <w:rFonts w:cs="B Nazanin" w:hint="cs"/>
+          <w:rtl/>
+        </w:rPr>
+        <w:t>ی</w:t>
+      </w:r>
+      <w:r>
+        <w:rPr>
+          <w:rFonts w:cs="B Nazanin" w:hint="eastAsia"/>
+          <w:rtl/>
+        </w:rPr>
+        <w:t>د</w:t>
+      </w:r>
+      <w:r>
+        <w:rPr>
+          <w:rFonts w:cs="B Nazanin"/>
+          <w:rtl/>
+        </w:rPr>
+        <w:t xml:space="preserve"> [13, 14, 15, 18, 21, 29].</w:t>
+      </w:r>
     </w:p>
     <w:p>
       <w:pPr>
         <w:spacing w:line="360" w:lineRule="auto"/>
-        <w:ind w:firstLine="284"/>
+        <w:ind w:firstLine="288"/>
         <w:jc w:val="both"/>
         <w:rPr>
           <w:rFonts w:cs="B Nazanin"/>
-          <w:sz w:val="28"/>
-          <w:rtl/>
-        </w:rPr>
-      </w:pPr>
-      <w:r>
-        <w:rPr>
-          <w:rFonts w:cs="B Nazanin" w:hint="cs"/>
-          <w:sz w:val="28"/>
-          <w:rtl/>
-        </w:rPr>
-        <w:t>بخش جمع</w:t>
-      </w:r>
-      <w:r>
-        <w:rPr>
-          <w:rFonts w:cs="B Nazanin"/>
-          <w:sz w:val="28"/>
-          <w:rtl/>
-        </w:rPr>
-        <w:softHyphen/>
-      </w:r>
-      <w:r>
-        <w:rPr>
-          <w:rFonts w:cs="B Nazanin" w:hint="cs"/>
-          <w:sz w:val="28"/>
-          <w:rtl/>
-        </w:rPr>
-        <w:t>بندی در هر فصل، مقدمه</w:t>
-      </w:r>
-      <w:r>
-        <w:rPr>
-          <w:rFonts w:cs="B Nazanin"/>
-          <w:sz w:val="28"/>
-          <w:rtl/>
-        </w:rPr>
-        <w:softHyphen/>
-      </w:r>
-      <w:r>
-        <w:rPr>
-          <w:rFonts w:cs="B Nazanin" w:hint="cs"/>
-          <w:sz w:val="28"/>
-          <w:rtl/>
-        </w:rPr>
-        <w:t xml:space="preserve">ای برای فصل بعد از خود نیز هست. </w:t>
-      </w:r>
-      <w:r>
-        <w:rPr>
-          <w:rFonts w:cs="B Nazanin" w:hint="cs"/>
-          <w:sz w:val="28"/>
-          <w:rtl/>
-        </w:rPr>
-        <w:t>به این معنا که دانشجو باید هر آنچه در فصل سوم تشریح کرده است را در یک یا دو پاراگراف سازماندهی نماید. سپس، به اطلاع مخاطب برساند ک</w:t>
-      </w:r>
-      <w:r>
-        <w:rPr>
-          <w:rFonts w:cs="B Nazanin" w:hint="cs"/>
-          <w:sz w:val="28"/>
-          <w:rtl/>
-        </w:rPr>
-        <w:t>ه فصل بعدی دارای چه اجزایی است.</w:t>
+          <w:rtl/>
+        </w:rPr>
+      </w:pPr>
+      <w:r>
+        <w:rPr>
+          <w:rFonts w:cs="B Nazanin" w:hint="eastAsia"/>
+          <w:rtl/>
+        </w:rPr>
+        <w:t>تحل</w:t>
+      </w:r>
+      <w:r>
+        <w:rPr>
+          <w:rFonts w:cs="B Nazanin" w:hint="cs"/>
+          <w:rtl/>
+        </w:rPr>
+        <w:t>ی</w:t>
+      </w:r>
+      <w:r>
+        <w:rPr>
+          <w:rFonts w:cs="B Nazanin" w:hint="eastAsia"/>
+          <w:rtl/>
+        </w:rPr>
+        <w:t>ل</w:t>
+      </w:r>
+      <w:r>
+        <w:rPr>
+          <w:rFonts w:cs="B Nazanin"/>
+          <w:rtl/>
+        </w:rPr>
+        <w:t xml:space="preserve"> کارها</w:t>
+      </w:r>
+      <w:r>
+        <w:rPr>
+          <w:rFonts w:cs="B Nazanin" w:hint="cs"/>
+          <w:rtl/>
+        </w:rPr>
+        <w:t>ی</w:t>
+      </w:r>
+      <w:r>
+        <w:rPr>
+          <w:rFonts w:cs="B Nazanin"/>
+          <w:rtl/>
+        </w:rPr>
+        <w:t xml:space="preserve"> مرتبط نشان م</w:t>
+      </w:r>
+      <w:r>
+        <w:rPr>
+          <w:rFonts w:cs="B Nazanin" w:hint="cs"/>
+          <w:rtl/>
+        </w:rPr>
+        <w:t>ی‌</w:t>
+      </w:r>
+      <w:r>
+        <w:rPr>
+          <w:rFonts w:cs="B Nazanin" w:hint="eastAsia"/>
+          <w:rtl/>
+        </w:rPr>
+        <w:t>دهد</w:t>
+      </w:r>
+      <w:r>
+        <w:rPr>
+          <w:rFonts w:cs="B Nazanin"/>
+          <w:rtl/>
+        </w:rPr>
+        <w:t xml:space="preserve"> که اگرچه پ</w:t>
+      </w:r>
+      <w:r>
+        <w:rPr>
+          <w:rFonts w:cs="B Nazanin" w:hint="cs"/>
+          <w:rtl/>
+        </w:rPr>
+        <w:t>ی</w:t>
+      </w:r>
+      <w:r>
+        <w:rPr>
+          <w:rFonts w:cs="B Nazanin" w:hint="eastAsia"/>
+          <w:rtl/>
+        </w:rPr>
+        <w:t>اده‌ساز</w:t>
+      </w:r>
+      <w:r>
+        <w:rPr>
+          <w:rFonts w:cs="B Nazanin" w:hint="cs"/>
+          <w:rtl/>
+        </w:rPr>
+        <w:t>ی‌</w:t>
+      </w:r>
+      <w:r>
+        <w:rPr>
+          <w:rFonts w:cs="B Nazanin" w:hint="eastAsia"/>
+          <w:rtl/>
+        </w:rPr>
+        <w:t>ها</w:t>
+      </w:r>
+      <w:r>
+        <w:rPr>
+          <w:rFonts w:cs="B Nazanin" w:hint="cs"/>
+          <w:rtl/>
+        </w:rPr>
+        <w:t>ی</w:t>
+      </w:r>
+      <w:r>
+        <w:rPr>
+          <w:rFonts w:cs="B Nazanin"/>
+          <w:rtl/>
+        </w:rPr>
+        <w:t xml:space="preserve"> جداگانه هر دو الگور</w:t>
+      </w:r>
+      <w:r>
+        <w:rPr>
+          <w:rFonts w:cs="B Nazanin" w:hint="cs"/>
+          <w:rtl/>
+        </w:rPr>
+        <w:t>ی</w:t>
+      </w:r>
+      <w:r>
+        <w:rPr>
+          <w:rFonts w:cs="B Nazanin" w:hint="eastAsia"/>
+          <w:rtl/>
+        </w:rPr>
+        <w:t>تم</w:t>
+      </w:r>
+      <w:r>
+        <w:rPr>
+          <w:rFonts w:cs="B Nazanin"/>
+          <w:rtl/>
+        </w:rPr>
+        <w:t xml:space="preserve"> به بلوغ قابل قبول</w:t>
+      </w:r>
+      <w:r>
+        <w:rPr>
+          <w:rFonts w:cs="B Nazanin" w:hint="cs"/>
+          <w:rtl/>
+        </w:rPr>
+        <w:t>ی</w:t>
+      </w:r>
+      <w:r>
+        <w:rPr>
+          <w:rFonts w:cs="B Nazanin"/>
+          <w:rtl/>
+        </w:rPr>
+        <w:t xml:space="preserve"> رس</w:t>
+      </w:r>
+      <w:r>
+        <w:rPr>
+          <w:rFonts w:cs="B Nazanin" w:hint="cs"/>
+          <w:rtl/>
+        </w:rPr>
+        <w:t>ی</w:t>
+      </w:r>
+      <w:r>
+        <w:rPr>
+          <w:rFonts w:cs="B Nazanin" w:hint="eastAsia"/>
+          <w:rtl/>
+        </w:rPr>
+        <w:t>ده‌اند</w:t>
+      </w:r>
+      <w:r>
+        <w:rPr>
+          <w:rFonts w:cs="B Nazanin"/>
+          <w:rtl/>
+        </w:rPr>
+        <w:t xml:space="preserve"> و کارها</w:t>
+      </w:r>
+      <w:r>
+        <w:rPr>
+          <w:rFonts w:cs="B Nazanin" w:hint="cs"/>
+          <w:rtl/>
+        </w:rPr>
+        <w:t>یی</w:t>
+      </w:r>
+      <w:r>
+        <w:rPr>
+          <w:rFonts w:cs="B Nazanin"/>
+          <w:rtl/>
+        </w:rPr>
+        <w:t xml:space="preserve"> مانند </w:t>
+      </w:r>
+      <w:proofErr w:type="spellStart"/>
+      <w:r>
+        <w:rPr>
+          <w:rFonts w:cs="B Nazanin"/>
+        </w:rPr>
+        <w:t>HySecure</w:t>
+      </w:r>
+      <w:proofErr w:type="spellEnd"/>
+      <w:r>
+        <w:rPr>
+          <w:rFonts w:cs="B Nazanin"/>
+          <w:rtl/>
+        </w:rPr>
+        <w:t xml:space="preserve"> تلاش برا</w:t>
+      </w:r>
+      <w:r>
+        <w:rPr>
+          <w:rFonts w:cs="B Nazanin" w:hint="cs"/>
+          <w:rtl/>
+        </w:rPr>
+        <w:t>ی</w:t>
+      </w:r>
+      <w:r>
+        <w:rPr>
+          <w:rFonts w:cs="B Nazanin"/>
+          <w:rtl/>
+        </w:rPr>
+        <w:t xml:space="preserve"> ترک</w:t>
+      </w:r>
+      <w:r>
+        <w:rPr>
+          <w:rFonts w:cs="B Nazanin" w:hint="cs"/>
+          <w:rtl/>
+        </w:rPr>
+        <w:t>ی</w:t>
+      </w:r>
+      <w:r>
+        <w:rPr>
+          <w:rFonts w:cs="B Nazanin" w:hint="eastAsia"/>
+          <w:rtl/>
+        </w:rPr>
+        <w:t>ب</w:t>
+      </w:r>
+      <w:r>
+        <w:rPr>
+          <w:rFonts w:cs="B Nazanin"/>
+          <w:rtl/>
+        </w:rPr>
+        <w:t xml:space="preserve"> آنها داشته‌اند [15]، اما معمار</w:t>
+      </w:r>
+      <w:r>
+        <w:rPr>
+          <w:rFonts w:cs="B Nazanin" w:hint="cs"/>
+          <w:rtl/>
+        </w:rPr>
+        <w:t>ی‌</w:t>
+      </w:r>
+      <w:r>
+        <w:rPr>
+          <w:rFonts w:cs="B Nazanin" w:hint="eastAsia"/>
+          <w:rtl/>
+        </w:rPr>
+        <w:t>ها</w:t>
+      </w:r>
+      <w:r>
+        <w:rPr>
+          <w:rFonts w:cs="B Nazanin" w:hint="cs"/>
+          <w:rtl/>
+        </w:rPr>
+        <w:t>ی</w:t>
+      </w:r>
+      <w:r>
+        <w:rPr>
+          <w:rFonts w:cs="B Nazanin"/>
+          <w:rtl/>
+        </w:rPr>
+        <w:t xml:space="preserve"> ترک</w:t>
+      </w:r>
+      <w:r>
+        <w:rPr>
+          <w:rFonts w:cs="B Nazanin" w:hint="cs"/>
+          <w:rtl/>
+        </w:rPr>
+        <w:t>ی</w:t>
+      </w:r>
+      <w:r>
+        <w:rPr>
+          <w:rFonts w:cs="B Nazanin" w:hint="eastAsia"/>
+          <w:rtl/>
+        </w:rPr>
+        <w:t>ب</w:t>
+      </w:r>
+      <w:r>
+        <w:rPr>
+          <w:rFonts w:cs="B Nazanin" w:hint="cs"/>
+          <w:rtl/>
+        </w:rPr>
+        <w:t>ی</w:t>
+      </w:r>
+      <w:r>
+        <w:rPr>
+          <w:rFonts w:cs="B Nazanin"/>
+          <w:rtl/>
+        </w:rPr>
+        <w:t xml:space="preserve"> با </w:t>
+      </w:r>
+      <w:r>
+        <w:rPr>
+          <w:rFonts w:cs="B Nazanin" w:hint="cs"/>
+          <w:rtl/>
+        </w:rPr>
+        <w:t>مسیر داده</w:t>
+      </w:r>
+      <w:r>
+        <w:rPr>
+          <w:rFonts w:cs="B Nazanin"/>
+          <w:rtl/>
+        </w:rPr>
+        <w:t xml:space="preserve"> مشترک که بتوانند هر دو الگور</w:t>
+      </w:r>
+      <w:r>
+        <w:rPr>
+          <w:rFonts w:cs="B Nazanin" w:hint="cs"/>
+          <w:rtl/>
+        </w:rPr>
+        <w:t>ی</w:t>
+      </w:r>
+      <w:r>
+        <w:rPr>
+          <w:rFonts w:cs="B Nazanin" w:hint="eastAsia"/>
+          <w:rtl/>
+        </w:rPr>
+        <w:t>تم</w:t>
+      </w:r>
+      <w:r>
+        <w:rPr>
+          <w:rFonts w:cs="B Nazanin"/>
+          <w:rtl/>
+        </w:rPr>
+        <w:t xml:space="preserve"> را با مصرف به</w:t>
+      </w:r>
+      <w:r>
+        <w:rPr>
+          <w:rFonts w:cs="B Nazanin" w:hint="cs"/>
+          <w:rtl/>
+        </w:rPr>
+        <w:t>ی</w:t>
+      </w:r>
+      <w:r>
+        <w:rPr>
+          <w:rFonts w:cs="B Nazanin" w:hint="eastAsia"/>
+          <w:rtl/>
+        </w:rPr>
+        <w:t>نه</w:t>
+      </w:r>
+      <w:r>
+        <w:rPr>
+          <w:rFonts w:cs="B Nazanin"/>
+          <w:rtl/>
+        </w:rPr>
+        <w:t xml:space="preserve"> منابع </w:t>
+      </w:r>
+      <w:r>
+        <w:rPr>
+          <w:rFonts w:cs="B Nazanin" w:hint="eastAsia"/>
+          <w:rtl/>
+        </w:rPr>
+        <w:t>پشت</w:t>
+      </w:r>
+      <w:r>
+        <w:rPr>
+          <w:rFonts w:cs="B Nazanin" w:hint="cs"/>
+          <w:rtl/>
+        </w:rPr>
+        <w:t>ی</w:t>
+      </w:r>
+      <w:r>
+        <w:rPr>
+          <w:rFonts w:cs="B Nazanin" w:hint="eastAsia"/>
+          <w:rtl/>
+        </w:rPr>
+        <w:t>بان</w:t>
+      </w:r>
+      <w:r>
+        <w:rPr>
+          <w:rFonts w:cs="B Nazanin" w:hint="cs"/>
+          <w:rtl/>
+        </w:rPr>
+        <w:t>ی</w:t>
+      </w:r>
+      <w:r>
+        <w:rPr>
+          <w:rFonts w:cs="B Nazanin"/>
+          <w:rtl/>
+        </w:rPr>
+        <w:t xml:space="preserve"> کنند، همچنان </w:t>
+      </w:r>
+      <w:r>
+        <w:rPr>
+          <w:rFonts w:cs="B Nazanin" w:hint="cs"/>
+          <w:rtl/>
+        </w:rPr>
+        <w:t>ی</w:t>
+      </w:r>
+      <w:r>
+        <w:rPr>
+          <w:rFonts w:cs="B Nazanin" w:hint="eastAsia"/>
+          <w:rtl/>
+        </w:rPr>
+        <w:t>ک</w:t>
+      </w:r>
+      <w:r>
+        <w:rPr>
+          <w:rFonts w:cs="B Nazanin"/>
+          <w:rtl/>
+        </w:rPr>
+        <w:t xml:space="preserve"> حوزه پژوهش</w:t>
+      </w:r>
+      <w:r>
+        <w:rPr>
+          <w:rFonts w:cs="B Nazanin" w:hint="cs"/>
+          <w:rtl/>
+        </w:rPr>
+        <w:t>ی</w:t>
+      </w:r>
+      <w:r>
+        <w:rPr>
+          <w:rFonts w:cs="B Nazanin"/>
+          <w:rtl/>
+        </w:rPr>
+        <w:t xml:space="preserve"> کمتر کاوش‌شده است. در فصل بعد، معمار</w:t>
+      </w:r>
+      <w:r>
+        <w:rPr>
+          <w:rFonts w:cs="B Nazanin" w:hint="cs"/>
+          <w:rtl/>
+        </w:rPr>
+        <w:t>ی‌</w:t>
+      </w:r>
+      <w:r>
+        <w:rPr>
+          <w:rFonts w:cs="B Nazanin" w:hint="eastAsia"/>
+          <w:rtl/>
+        </w:rPr>
+        <w:t>ها</w:t>
+      </w:r>
+      <w:r>
+        <w:rPr>
+          <w:rFonts w:cs="B Nazanin" w:hint="cs"/>
+          <w:rtl/>
+        </w:rPr>
+        <w:t>ی</w:t>
+      </w:r>
+      <w:r>
+        <w:rPr>
+          <w:rFonts w:cs="B Nazanin"/>
+          <w:rtl/>
+        </w:rPr>
+        <w:t xml:space="preserve"> پ</w:t>
+      </w:r>
+      <w:r>
+        <w:rPr>
+          <w:rFonts w:cs="B Nazanin" w:hint="cs"/>
+          <w:rtl/>
+        </w:rPr>
+        <w:t>ی</w:t>
+      </w:r>
+      <w:r>
+        <w:rPr>
+          <w:rFonts w:cs="B Nazanin" w:hint="eastAsia"/>
+          <w:rtl/>
+        </w:rPr>
+        <w:t>شنهاد</w:t>
+      </w:r>
+      <w:r>
+        <w:rPr>
+          <w:rFonts w:cs="B Nazanin" w:hint="cs"/>
+          <w:rtl/>
+        </w:rPr>
+        <w:t>ی</w:t>
+      </w:r>
+      <w:r>
+        <w:rPr>
+          <w:rFonts w:cs="B Nazanin"/>
+          <w:rtl/>
+        </w:rPr>
+        <w:t xml:space="preserve"> برا</w:t>
+      </w:r>
+      <w:r>
+        <w:rPr>
+          <w:rFonts w:cs="B Nazanin" w:hint="cs"/>
+          <w:rtl/>
+        </w:rPr>
+        <w:t>ی</w:t>
+      </w:r>
+      <w:r>
+        <w:rPr>
+          <w:rFonts w:cs="B Nazanin"/>
+          <w:rtl/>
+        </w:rPr>
+        <w:t xml:space="preserve"> پ</w:t>
+      </w:r>
+      <w:r>
+        <w:rPr>
+          <w:rFonts w:cs="B Nazanin" w:hint="cs"/>
+          <w:rtl/>
+        </w:rPr>
+        <w:t>ی</w:t>
+      </w:r>
+      <w:r>
+        <w:rPr>
+          <w:rFonts w:cs="B Nazanin" w:hint="eastAsia"/>
+          <w:rtl/>
+        </w:rPr>
+        <w:t>اده‌ساز</w:t>
+      </w:r>
+      <w:r>
+        <w:rPr>
+          <w:rFonts w:cs="B Nazanin" w:hint="cs"/>
+          <w:rtl/>
+        </w:rPr>
+        <w:t>ی</w:t>
+      </w:r>
+      <w:r>
+        <w:rPr>
+          <w:rFonts w:cs="B Nazanin"/>
+          <w:rtl/>
+        </w:rPr>
+        <w:t xml:space="preserve"> ترک</w:t>
+      </w:r>
+      <w:r>
+        <w:rPr>
+          <w:rFonts w:cs="B Nazanin" w:hint="cs"/>
+          <w:rtl/>
+        </w:rPr>
+        <w:t>ی</w:t>
+      </w:r>
+      <w:r>
+        <w:rPr>
+          <w:rFonts w:cs="B Nazanin" w:hint="eastAsia"/>
+          <w:rtl/>
+        </w:rPr>
+        <w:t>ب</w:t>
+      </w:r>
+      <w:r>
+        <w:rPr>
+          <w:rFonts w:cs="B Nazanin" w:hint="cs"/>
+          <w:rtl/>
+        </w:rPr>
+        <w:t>ی</w:t>
+      </w:r>
+      <w:r>
+        <w:rPr>
+          <w:rFonts w:cs="B Nazanin"/>
+          <w:rtl/>
+        </w:rPr>
+        <w:t xml:space="preserve"> ضرب پ</w:t>
+      </w:r>
+      <w:r>
+        <w:rPr>
+          <w:rFonts w:cs="B Nazanin" w:hint="cs"/>
+          <w:rtl/>
+        </w:rPr>
+        <w:t>ی</w:t>
+      </w:r>
+      <w:r>
+        <w:rPr>
+          <w:rFonts w:cs="B Nazanin" w:hint="eastAsia"/>
+          <w:rtl/>
+        </w:rPr>
+        <w:t>مانه‌ا</w:t>
+      </w:r>
+      <w:r>
+        <w:rPr>
+          <w:rFonts w:cs="B Nazanin" w:hint="cs"/>
+          <w:rtl/>
+        </w:rPr>
+        <w:t>ی</w:t>
+      </w:r>
+      <w:r>
+        <w:rPr>
+          <w:rFonts w:cs="B Nazanin"/>
+          <w:rtl/>
+        </w:rPr>
+        <w:t xml:space="preserve"> </w:t>
+      </w:r>
+      <w:r>
+        <w:rPr>
+          <w:rFonts w:cs="B Nazanin"/>
+        </w:rPr>
+        <w:t>Curve25519</w:t>
+      </w:r>
+      <w:r>
+        <w:rPr>
+          <w:rFonts w:cs="B Nazanin"/>
+          <w:rtl/>
+        </w:rPr>
+        <w:t xml:space="preserve"> و </w:t>
+      </w:r>
+      <w:r>
+        <w:rPr>
+          <w:rFonts w:cs="B Nazanin"/>
+        </w:rPr>
+        <w:t>Kyber</w:t>
+      </w:r>
+      <w:r>
+        <w:rPr>
+          <w:rFonts w:cs="B Nazanin"/>
+          <w:rtl/>
+        </w:rPr>
+        <w:t xml:space="preserve"> با به‌اشتراک‌گذار</w:t>
+      </w:r>
+      <w:r>
+        <w:rPr>
+          <w:rFonts w:cs="B Nazanin" w:hint="cs"/>
+          <w:rtl/>
+        </w:rPr>
+        <w:t>ی</w:t>
+      </w:r>
+      <w:r>
+        <w:rPr>
+          <w:rFonts w:cs="B Nazanin"/>
+          <w:rtl/>
+        </w:rPr>
+        <w:t xml:space="preserve"> </w:t>
+      </w:r>
+      <w:r>
+        <w:rPr>
+          <w:rFonts w:cs="B Nazanin" w:hint="cs"/>
+          <w:rtl/>
+        </w:rPr>
+        <w:t>مسیر داده</w:t>
+      </w:r>
+      <w:r>
+        <w:rPr>
+          <w:rFonts w:cs="B Nazanin"/>
+          <w:rtl/>
+        </w:rPr>
+        <w:t xml:space="preserve"> ارائه خواهد شد.</w:t>
       </w:r>
     </w:p>
     <w:p>
       <w:pPr>
         <w:spacing w:line="360" w:lineRule="auto"/>
-        <w:ind w:firstLine="284"/>
-        <w:jc w:val="both"/>
-        <w:rPr>
-          <w:rFonts w:cs="B Nazanin"/>
-          <w:sz w:val="28"/>
-          <w:rtl/>
-        </w:rPr>
-      </w:pPr>
-    </w:p>
-    <w:p>
-      <w:pPr>
-        <w:spacing w:line="360" w:lineRule="auto"/>
-        <w:ind w:firstLine="284"/>
-        <w:jc w:val="both"/>
-        <w:rPr>
-          <w:rFonts w:cs="B Nazanin"/>
-          <w:sz w:val="28"/>
-          <w:rtl/>
-        </w:rPr>
-      </w:pPr>
-    </w:p>
-    <w:p>
-      <w:pPr>
-        <w:spacing w:line="360" w:lineRule="auto"/>
-        <w:ind w:firstLine="284"/>
-        <w:jc w:val="both"/>
-        <w:rPr>
-          <w:rFonts w:cs="B Nazanin"/>
-          <w:sz w:val="28"/>
-          <w:rtl/>
-        </w:rPr>
-      </w:pPr>
-    </w:p>
-    <w:p>
-      <w:pPr>
-        <w:spacing w:line="360" w:lineRule="auto"/>
-        <w:ind w:firstLine="284"/>
-        <w:jc w:val="both"/>
-        <w:rPr>
-          <w:rFonts w:cs="B Nazanin"/>
-          <w:sz w:val="28"/>
-          <w:rtl/>
-        </w:rPr>
-      </w:pPr>
-    </w:p>
-    <w:p>
-      <w:pPr>
-        <w:spacing w:line="360" w:lineRule="auto"/>
-        <w:ind w:firstLine="284"/>
-        <w:jc w:val="both"/>
-        <w:rPr>
-          <w:rFonts w:cs="B Nazanin"/>
-          <w:sz w:val="28"/>
-          <w:rtl/>
-        </w:rPr>
-      </w:pPr>
-    </w:p>
-    <w:p>
-      <w:pPr>
-        <w:spacing w:line="360" w:lineRule="auto"/>
-        <w:ind w:firstLine="284"/>
-        <w:jc w:val="both"/>
-        <w:rPr>
-          <w:rFonts w:cs="B Nazanin"/>
-          <w:sz w:val="28"/>
-          <w:rtl/>
-        </w:rPr>
-      </w:pPr>
-    </w:p>
-    <w:p>
-      <w:pPr>
-        <w:spacing w:line="360" w:lineRule="auto"/>
-        <w:jc w:val="both"/>
-        <w:rPr>
-          <w:rFonts w:cs="B Nazanin"/>
-          <w:sz w:val="28"/>
-          <w:rtl/>
-        </w:rPr>
-      </w:pPr>
-    </w:p>
-    <w:p>
-      <w:pPr>
-        <w:spacing w:line="360" w:lineRule="auto"/>
-        <w:ind w:firstLine="284"/>
-        <w:jc w:val="both"/>
-        <w:rPr>
-          <w:rFonts w:cs="B Nazanin"/>
-          <w:sz w:val="28"/>
-          <w:rtl/>
-        </w:rPr>
-      </w:pPr>
-    </w:p>
-    <w:p>
-      <w:pPr>
-        <w:spacing w:line="360" w:lineRule="auto"/>
-        <w:ind w:firstLine="284"/>
-        <w:jc w:val="both"/>
-        <w:rPr>
-          <w:rFonts w:cs="B Nazanin"/>
-          <w:sz w:val="28"/>
-          <w:rtl/>
-        </w:rPr>
-      </w:pPr>
-    </w:p>
-    <w:p>
-      <w:pPr>
-        <w:spacing w:line="360" w:lineRule="auto"/>
-        <w:ind w:firstLine="284"/>
-        <w:jc w:val="both"/>
-        <w:rPr>
-          <w:rFonts w:cs="B Nazanin"/>
-          <w:sz w:val="28"/>
-          <w:rtl/>
-        </w:rPr>
-      </w:pPr>
-    </w:p>
-    <w:p>
-      <w:pPr>
-        <w:spacing w:line="360" w:lineRule="auto"/>
-        <w:ind w:firstLine="284"/>
         <w:jc w:val="both"/>
         <w:rPr>
           <w:rFonts w:cs="B Nazanin"/>
@@ -37662,7 +42289,7 @@
           <w:rtl/>
         </w:rPr>
       </w:pPr>
-      <w:bookmarkStart w:id="42" w:name="_Toc239292929"/>
+      <w:bookmarkStart w:id="42" w:name="_Toc239361756"/>
       <w:r>
         <w:rPr>
           <w:rFonts w:hint="cs"/>
@@ -37737,7 +42364,7 @@
         <w:lastRenderedPageBreak/>
         <w:t xml:space="preserve"> </w:t>
       </w:r>
-      <w:bookmarkStart w:id="43" w:name="_Toc239292930"/>
+      <w:bookmarkStart w:id="43" w:name="_Toc239361757"/>
       <w:r>
         <w:rPr>
           <w:rFonts w:hint="cs"/>
@@ -38139,7 +42766,7 @@
         </w:rPr>
         <w:t xml:space="preserve"> </w:t>
       </w:r>
-      <w:bookmarkStart w:id="44" w:name="_Toc239292931"/>
+      <w:bookmarkStart w:id="44" w:name="_Toc239361758"/>
       <w:r>
         <w:rPr>
           <w:rFonts w:hint="cs"/>
@@ -38445,7 +43072,7 @@
         <w:lastRenderedPageBreak/>
         <w:t xml:space="preserve"> </w:t>
       </w:r>
-      <w:bookmarkStart w:id="45" w:name="_Toc239292932"/>
+      <w:bookmarkStart w:id="45" w:name="_Toc239361759"/>
       <w:r>
         <w:rPr>
           <w:rFonts w:hint="cs"/>
@@ -38759,7 +43386,7 @@
         </w:rPr>
         <w:t xml:space="preserve"> </w:t>
       </w:r>
-      <w:bookmarkStart w:id="46" w:name="_Toc239292933"/>
+      <w:bookmarkStart w:id="46" w:name="_Toc239361760"/>
       <w:r>
         <w:rPr>
           <w:rFonts w:hint="cs"/>
@@ -39452,7 +44079,7 @@
         <w:lastRenderedPageBreak/>
         <w:t xml:space="preserve"> </w:t>
       </w:r>
-      <w:bookmarkStart w:id="49" w:name="_Toc239292934"/>
+      <w:bookmarkStart w:id="49" w:name="_Toc239361761"/>
       <w:r>
         <w:rPr>
           <w:rFonts w:eastAsia="Times New Roman" w:hint="cs"/>
@@ -39574,7 +44201,7 @@
         </w:rPr>
         <w:t xml:space="preserve"> </w:t>
       </w:r>
-      <w:bookmarkStart w:id="50" w:name="_Toc239292935"/>
+      <w:bookmarkStart w:id="50" w:name="_Toc239361762"/>
       <w:r>
         <w:rPr>
           <w:rFonts w:hint="cs"/>
@@ -39817,7 +44444,7 @@
         </w:rPr>
         <w:t xml:space="preserve"> </w:t>
       </w:r>
-      <w:bookmarkStart w:id="51" w:name="_Toc239292936"/>
+      <w:bookmarkStart w:id="51" w:name="_Toc239361763"/>
       <w:r>
         <w:rPr>
           <w:rFonts w:hint="cs"/>
@@ -39980,7 +44607,7 @@
         <w:pStyle w:val="Style1"/>
         <w:jc w:val="left"/>
       </w:pPr>
-      <w:bookmarkStart w:id="52" w:name="_Toc239292937"/>
+      <w:bookmarkStart w:id="52" w:name="_Toc239361764"/>
       <w:r>
         <w:rPr>
           <w:rFonts w:hint="cs"/>
@@ -40031,54 +44658,26 @@
           <w:rStyle w:val="Emphasis"/>
           <w:rFonts w:eastAsiaTheme="majorEastAsia"/>
         </w:rPr>
-        <w:t>2018 IEEE European Symposium on Security and Privacy (EuroS&amp;P)</w:t>
-      </w:r>
-      <w:r>
-        <w:t>, 2018, pp. 353-367.</w:t>
-      </w:r>
-    </w:p>
-    <w:p>
-      <w:pPr>
-        <w:pStyle w:val="ds-markdown-paragraph"/>
-      </w:pPr>
-      <w:r>
-        <w:t xml:space="preserve">[4] D. J. Bernstein, "Curve25519: New Diffie-Hellman Speed Records," in </w:t>
-      </w:r>
+        <w:t>2018 IEEE European Symposium on Security and Privacy (</w:t>
+      </w:r>
+      <w:proofErr w:type="spellStart"/>
       <w:r>
         <w:rPr>
           <w:rStyle w:val="Emphasis"/>
           <w:rFonts w:eastAsiaTheme="majorEastAsia"/>
         </w:rPr>
-        <w:t>International Workshop on Public Key Cryptography</w:t>
-      </w:r>
-      <w:r>
-        <w:t>, 2006, pp. 207-228.</w:t>
-      </w:r>
-    </w:p>
-    <w:p>
-      <w:pPr>
-        <w:pStyle w:val="ds-markdown-paragraph"/>
-      </w:pPr>
-      <w:r>
-        <w:t>[5] K. Kwiatkowski, P. Kampanakis, B. E. Westerbaan, and D. Stebila, "Post-Quantum Traditional (PQ/T) Hybrid Key Agreement Mechanisms for TLS 1.3," RFC 10024, Aug. 2026.</w:t>
-      </w:r>
-    </w:p>
-    <w:p>
-      <w:pPr>
-        <w:pStyle w:val="ds-markdown-paragraph"/>
-      </w:pPr>
-      <w:r>
-        <w:t xml:space="preserve">[6] R. C. C. Cheung et al., "FPGA-based Hybrid Post-Quantum and Classical Cryptography Platform," in </w:t>
-      </w:r>
+        <w:t>EuroS&amp;P</w:t>
+      </w:r>
+      <w:proofErr w:type="spellEnd"/>
       <w:r>
         <w:rPr>
           <w:rStyle w:val="Emphasis"/>
           <w:rFonts w:eastAsiaTheme="majorEastAsia"/>
         </w:rPr>
-        <w:t>Electronics</w:t>
-      </w:r>
-      <w:r>
-        <w:t>, vol. 14, no. 19, 2025.</w:t>
+        <w:t>)</w:t>
+      </w:r>
+      <w:r>
+        <w:t>, 2018, pp. 353-367.</w:t>
       </w:r>
     </w:p>
     <w:p>
@@ -40086,17 +44685,17 @@
         <w:pStyle w:val="ds-markdown-paragraph"/>
       </w:pPr>
       <w:r>
-        <w:t xml:space="preserve">[7] M. Bisheh-Niasar et al., "High-Speed NTT-based Polynomial Multiplication Accelerator for Post-Quantum Cryptography," in </w:t>
+        <w:t xml:space="preserve">[4] D. J. Bernstein, "Curve25519: New Diffie-Hellman Speed Records," in </w:t>
       </w:r>
       <w:r>
         <w:rPr>
           <w:rStyle w:val="Emphasis"/>
           <w:rFonts w:eastAsiaTheme="majorEastAsia"/>
         </w:rPr>
-        <w:t>2021 IEEE 28th Symposium on Computer Arithmetic (ARITH)</w:t>
-      </w:r>
-      <w:r>
-        <w:t>, 2021, pp. 94-101.</w:t>
+        <w:t>International Workshop on Public Key Cryptography</w:t>
+      </w:r>
+      <w:r>
+        <w:t>, 2006, pp. 207-228.</w:t>
       </w:r>
     </w:p>
     <w:p>
@@ -40104,17 +44703,49 @@
         <w:pStyle w:val="ds-markdown-paragraph"/>
       </w:pPr>
       <w:r>
-        <w:t xml:space="preserve">[8] P. Sasdrich and T. Güneysu, "Implementing curve25519 for side-channel-protected elliptic curve cryptography," </w:t>
+        <w:t xml:space="preserve">[5] K. Kwiatkowski, P. </w:t>
+      </w:r>
+      <w:proofErr w:type="spellStart"/>
+      <w:r>
+        <w:t>Kampanakis</w:t>
+      </w:r>
+      <w:proofErr w:type="spellEnd"/>
+      <w:r>
+        <w:t xml:space="preserve">, B. E. </w:t>
+      </w:r>
+      <w:proofErr w:type="spellStart"/>
+      <w:r>
+        <w:t>Westerbaan</w:t>
+      </w:r>
+      <w:proofErr w:type="spellEnd"/>
+      <w:r>
+        <w:t xml:space="preserve">, and D. </w:t>
+      </w:r>
+      <w:proofErr w:type="spellStart"/>
+      <w:r>
+        <w:t>Stebila</w:t>
+      </w:r>
+      <w:proofErr w:type="spellEnd"/>
+      <w:r>
+        <w:t>, "Post-Quantum Traditional (PQ/T) Hybrid Key Agreement Mechanisms for TLS 1.3," RFC 10024, Aug. 2026.</w:t>
+      </w:r>
+    </w:p>
+    <w:p>
+      <w:pPr>
+        <w:pStyle w:val="ds-markdown-paragraph"/>
+      </w:pPr>
+      <w:r>
+        <w:t xml:space="preserve">[6] R. C. C. Cheung et al., "FPGA-based Hybrid Post-Quantum and Classical Cryptography Platform," in </w:t>
       </w:r>
       <w:r>
         <w:rPr>
           <w:rStyle w:val="Emphasis"/>
           <w:rFonts w:eastAsiaTheme="majorEastAsia"/>
         </w:rPr>
-        <w:t>ACM Transactions on Reconfigurable Technology and Systems</w:t>
-      </w:r>
-      <w:r>
-        <w:t>, vol. 9, no. 1, pp. 3:1-3:15, 2015.</w:t>
+        <w:t>Electronics</w:t>
+      </w:r>
+      <w:r>
+        <w:t>, vol. 14, no. 19, 2025.</w:t>
       </w:r>
     </w:p>
     <w:p>
@@ -40122,25 +44753,25 @@
         <w:pStyle w:val="ds-markdown-paragraph"/>
       </w:pPr>
       <w:r>
-        <w:t>[9] R. Avanzi et al., "CRYSTALS-Kyber Algorithm Specifications and Supporting Documentation (version 3.02)," Submission to NIST Post-Quantum Cryptography Standardization Project, Aug. 2021.</w:t>
-      </w:r>
-    </w:p>
-    <w:p>
-      <w:pPr>
-        <w:pStyle w:val="ds-markdown-paragraph"/>
-      </w:pPr>
-      <w:r>
-        <w:t xml:space="preserve">[10] A. Langlois and D. Stehle, "Worst-case to average-case reductions for module lattices," </w:t>
+        <w:t xml:space="preserve">[7] M. </w:t>
+      </w:r>
+      <w:proofErr w:type="spellStart"/>
+      <w:r>
+        <w:t>Bisheh-Niasar</w:t>
+      </w:r>
+      <w:proofErr w:type="spellEnd"/>
+      <w:r>
+        <w:t xml:space="preserve"> et al., "High-Speed NTT-based Polynomial Multiplication Accelerator for Post-Quantum Cryptography," in </w:t>
       </w:r>
       <w:r>
         <w:rPr>
           <w:rStyle w:val="Emphasis"/>
           <w:rFonts w:eastAsiaTheme="majorEastAsia"/>
         </w:rPr>
-        <w:t>Designs, Codes and Cryptography</w:t>
-      </w:r>
-      <w:r>
-        <w:t>, vol. 75, no. 3, pp. 565-599, 2015.</w:t>
+        <w:t>2021 IEEE 28th Symposium on Computer Arithmetic (ARITH)</w:t>
+      </w:r>
+      <w:r>
+        <w:t>, 2021, pp. 94-101.</w:t>
       </w:r>
     </w:p>
     <w:p>
@@ -40148,17 +44779,33 @@
         <w:pStyle w:val="ds-markdown-paragraph"/>
       </w:pPr>
       <w:r>
-        <w:t xml:space="preserve">[11] N. Zhang et al., "Highly efficient architecture of NewHope-NIST on FPGA using low-complexity NTT/INTT," </w:t>
+        <w:t xml:space="preserve">[8] P. </w:t>
+      </w:r>
+      <w:proofErr w:type="spellStart"/>
+      <w:r>
+        <w:t>Sasdrich</w:t>
+      </w:r>
+      <w:proofErr w:type="spellEnd"/>
+      <w:r>
+        <w:t xml:space="preserve"> and T. </w:t>
+      </w:r>
+      <w:proofErr w:type="spellStart"/>
+      <w:r>
+        <w:t>Güneysu</w:t>
+      </w:r>
+      <w:proofErr w:type="spellEnd"/>
+      <w:r>
+        <w:t xml:space="preserve">, "Implementing curve25519 for side-channel-protected elliptic curve cryptography," </w:t>
       </w:r>
       <w:r>
         <w:rPr>
           <w:rStyle w:val="Emphasis"/>
           <w:rFonts w:eastAsiaTheme="majorEastAsia"/>
         </w:rPr>
-        <w:t>IACR Transactions on Cryptographic Hardware and Embedded Systems</w:t>
-      </w:r>
-      <w:r>
-        <w:t>, vol. 2020, no. 2, pp. 49-72, 2020.</w:t>
+        <w:t>ACM Transactions on Reconfigurable Technology and Systems</w:t>
+      </w:r>
+      <w:r>
+        <w:t>, vol. 9, no. 1, pp. 3:1-3:15, 2015.</w:t>
       </w:r>
     </w:p>
     <w:p>
@@ -40166,18 +44813,33 @@
         <w:pStyle w:val="ds-markdown-paragraph"/>
       </w:pPr>
       <w:r>
-        <w:lastRenderedPageBreak/>
-        <w:t xml:space="preserve">[12] A. Aikata et al., "KaLi: A Crystal for Post-Quantum Security Using Kyber and Dilithium," </w:t>
+        <w:t xml:space="preserve">[9] R. </w:t>
+      </w:r>
+      <w:proofErr w:type="spellStart"/>
+      <w:r>
+        <w:t>Avanzi</w:t>
+      </w:r>
+      <w:proofErr w:type="spellEnd"/>
+      <w:r>
+        <w:t xml:space="preserve"> et al., "CRYSTALS-Kyber Algorithm Specifications and Supporting Documentation (version 3.02)," Submission to NIST Post-Quantum Cryptography Standardization Project, Aug. 2021.</w:t>
+      </w:r>
+    </w:p>
+    <w:p>
+      <w:pPr>
+        <w:pStyle w:val="ds-markdown-paragraph"/>
+      </w:pPr>
+      <w:r>
+        <w:t xml:space="preserve">[10] A. Langlois and D. Stehle, "Worst-case to average-case reductions for module lattices," </w:t>
       </w:r>
       <w:r>
         <w:rPr>
           <w:rStyle w:val="Emphasis"/>
           <w:rFonts w:eastAsiaTheme="majorEastAsia"/>
         </w:rPr>
-        <w:t>IEEE Transactions on Circuits and Systems I: Regular Papers</w:t>
-      </w:r>
-      <w:r>
-        <w:t>, vol. 70, no. 2, pp. 747-758, 2022.</w:t>
+        <w:t>Designs, Codes and Cryptography</w:t>
+      </w:r>
+      <w:r>
+        <w:t>, vol. 75, no. 3, pp. 565-599, 2015.</w:t>
       </w:r>
     </w:p>
     <w:p>
@@ -40185,17 +44847,25 @@
         <w:pStyle w:val="ds-markdown-paragraph"/>
       </w:pPr>
       <w:r>
-        <w:t xml:space="preserve">[13] T. H. Nguyen, C. K. Pham, and T. T. Hoang, "Efficient Hardware Implementation of the Lightweight CRYSTALS-Kyber," </w:t>
+        <w:t xml:space="preserve">[11] N. Zhang et al., "Highly efficient architecture of </w:t>
+      </w:r>
+      <w:proofErr w:type="spellStart"/>
+      <w:r>
+        <w:t>NewHope</w:t>
+      </w:r>
+      <w:proofErr w:type="spellEnd"/>
+      <w:r>
+        <w:t xml:space="preserve">-NIST on FPGA using low-complexity NTT/INTT," </w:t>
       </w:r>
       <w:r>
         <w:rPr>
           <w:rStyle w:val="Emphasis"/>
           <w:rFonts w:eastAsiaTheme="majorEastAsia"/>
         </w:rPr>
-        <w:t>IEEE Transactions on Circuits and Systems I: Regular Papers</w:t>
-      </w:r>
-      <w:r>
-        <w:t>, 2024.</w:t>
+        <w:t>IACR Transactions on Cryptographic Hardware and Embedded Systems</w:t>
+      </w:r>
+      <w:r>
+        <w:t>, vol. 2020, no. 2, pp. 49-72, 2020.</w:t>
       </w:r>
     </w:p>
     <w:p>
@@ -40203,17 +44873,34 @@
         <w:pStyle w:val="ds-markdown-paragraph"/>
       </w:pPr>
       <w:r>
-        <w:t xml:space="preserve">[14] F. Turan and I. Verbauwhede, "Compact and Flexible FPGA Implementation of Ed25519 and X25519," </w:t>
+        <w:lastRenderedPageBreak/>
+        <w:t>[12] A. Aikata et al., "</w:t>
+      </w:r>
+      <w:proofErr w:type="spellStart"/>
+      <w:r>
+        <w:t>KaLi</w:t>
+      </w:r>
+      <w:proofErr w:type="spellEnd"/>
+      <w:r>
+        <w:t xml:space="preserve">: A Crystal for Post-Quantum Security Using Kyber and </w:t>
+      </w:r>
+      <w:proofErr w:type="spellStart"/>
+      <w:r>
+        <w:t>Dilithium</w:t>
+      </w:r>
+      <w:proofErr w:type="spellEnd"/>
+      <w:r>
+        <w:t xml:space="preserve">," </w:t>
       </w:r>
       <w:r>
         <w:rPr>
           <w:rStyle w:val="Emphasis"/>
           <w:rFonts w:eastAsiaTheme="majorEastAsia"/>
         </w:rPr>
-        <w:t>ACM Transactions on Embedded Computing Systems</w:t>
-      </w:r>
-      <w:r>
-        <w:t>, vol. 18, no. 3, pp. 1-21, 2019.</w:t>
+        <w:t>IEEE Transactions on Circuits and Systems I: Regular Papers</w:t>
+      </w:r>
+      <w:r>
+        <w:t>, vol. 70, no. 2, pp. 747-758, 2022.</w:t>
       </w:r>
     </w:p>
     <w:p>
@@ -40221,17 +44908,17 @@
         <w:pStyle w:val="ds-markdown-paragraph"/>
       </w:pPr>
       <w:r>
-        <w:t xml:space="preserve">[15] B. Zhang et al., "HySecure: FPGA-Based Hybrid Post-Quantum and Classical Cryptography Platform for End-to-End IoT Security," </w:t>
+        <w:t xml:space="preserve">[13] T. H. Nguyen, C. K. Pham, and T. T. Hoang, "Efficient Hardware Implementation of the Lightweight CRYSTALS-Kyber," </w:t>
       </w:r>
       <w:r>
         <w:rPr>
           <w:rStyle w:val="Emphasis"/>
           <w:rFonts w:eastAsiaTheme="majorEastAsia"/>
         </w:rPr>
-        <w:t>Electronics</w:t>
-      </w:r>
-      <w:r>
-        <w:t>, vol. 14, no. 19, p. 3908, 2025.</w:t>
+        <w:t>IEEE Transactions on Circuits and Systems I: Regular Papers</w:t>
+      </w:r>
+      <w:r>
+        <w:t>, 2024.</w:t>
       </w:r>
     </w:p>
     <w:p>
@@ -40239,33 +44926,25 @@
         <w:pStyle w:val="ds-markdown-paragraph"/>
       </w:pPr>
       <w:r>
-        <w:t>[16] D. Stebila, S. Fluhrer, and S. Gueron, "Hybrid key exchange in TLS 1.3," Internet Engineering Task Force, Internet-Draft draft-ietf-tls-hybrid-design-09, 2020.</w:t>
-      </w:r>
-    </w:p>
-    <w:p>
-      <w:pPr>
-        <w:pStyle w:val="ds-markdown-paragraph"/>
-      </w:pPr>
-      <w:r>
-        <w:t>[17] R. E. Crandall, "Method and apparatus for public key exchange in a cryptographic system," U.S. Patent 5 159 632, Oct. 10, 1992.</w:t>
-      </w:r>
-    </w:p>
-    <w:p>
-      <w:pPr>
-        <w:pStyle w:val="ds-markdown-paragraph"/>
-      </w:pPr>
-      <w:r>
-        <w:t xml:space="preserve">[18] M. Bisheh-Niasar, R. Azarderakhsh, and M. Mozaffari-Kermani, "High-Speed NTT-based Polynomial Multiplication Accelerator for Post-Quantum Cryptography," in </w:t>
+        <w:t xml:space="preserve">[14] F. Turan and I. </w:t>
+      </w:r>
+      <w:proofErr w:type="spellStart"/>
+      <w:r>
+        <w:t>Verbauwhede</w:t>
+      </w:r>
+      <w:proofErr w:type="spellEnd"/>
+      <w:r>
+        <w:t xml:space="preserve">, "Compact and Flexible FPGA Implementation of Ed25519 and X25519," </w:t>
       </w:r>
       <w:r>
         <w:rPr>
           <w:rStyle w:val="Emphasis"/>
           <w:rFonts w:eastAsiaTheme="majorEastAsia"/>
         </w:rPr>
-        <w:t>2021 IEEE 28th Symposium on Computer Arithmetic (ARITH)</w:t>
-      </w:r>
-      <w:r>
-        <w:t>, 2021, pp. 94-101.</w:t>
+        <w:t>ACM Transactions on Embedded Computing Systems</w:t>
+      </w:r>
+      <w:r>
+        <w:t>, vol. 18, no. 3, pp. 1-21, 2019.</w:t>
       </w:r>
     </w:p>
     <w:p>
@@ -40273,17 +44952,25 @@
         <w:pStyle w:val="ds-markdown-paragraph"/>
       </w:pPr>
       <w:r>
-        <w:t xml:space="preserve">[19] P. L. Montgomery, "Modular multiplication without trial division," </w:t>
+        <w:t>[15] B. Zhang et al., "</w:t>
+      </w:r>
+      <w:proofErr w:type="spellStart"/>
+      <w:r>
+        <w:t>HySecure</w:t>
+      </w:r>
+      <w:proofErr w:type="spellEnd"/>
+      <w:r>
+        <w:t xml:space="preserve">: FPGA-Based Hybrid Post-Quantum and Classical Cryptography Platform for End-to-End IoT Security," </w:t>
       </w:r>
       <w:r>
         <w:rPr>
           <w:rStyle w:val="Emphasis"/>
           <w:rFonts w:eastAsiaTheme="majorEastAsia"/>
         </w:rPr>
-        <w:t>Mathematics of Computation</w:t>
-      </w:r>
-      <w:r>
-        <w:t>, vol. 44, no. 170, pp. 519-521, 1985.</w:t>
+        <w:t>Electronics</w:t>
+      </w:r>
+      <w:r>
+        <w:t>, vol. 14, no. 19, p. 3908, 2025.</w:t>
       </w:r>
     </w:p>
     <w:p>
@@ -40291,17 +44978,65 @@
         <w:pStyle w:val="ds-markdown-paragraph"/>
       </w:pPr>
       <w:r>
-        <w:t xml:space="preserve">[20] C. K. Koc, T. Acar, and B. S. Kaliski, "Analyzing and comparing Montgomery multiplication algorithms," </w:t>
+        <w:t xml:space="preserve">[16] D. </w:t>
+      </w:r>
+      <w:proofErr w:type="spellStart"/>
+      <w:r>
+        <w:t>Stebila</w:t>
+      </w:r>
+      <w:proofErr w:type="spellEnd"/>
+      <w:r>
+        <w:t xml:space="preserve">, S. Fluhrer, and S. </w:t>
+      </w:r>
+      <w:proofErr w:type="spellStart"/>
+      <w:r>
+        <w:t>Gueron</w:t>
+      </w:r>
+      <w:proofErr w:type="spellEnd"/>
+      <w:r>
+        <w:t>, "Hybrid key exchange in TLS 1.3," Internet Engineering Task Force, Internet-Draft draft-ietf-tls-hybrid-design-09, 2020.</w:t>
+      </w:r>
+    </w:p>
+    <w:p>
+      <w:pPr>
+        <w:pStyle w:val="ds-markdown-paragraph"/>
+      </w:pPr>
+      <w:r>
+        <w:t>[17] R. E. Crandall, "Method and apparatus for public key exchange in a cryptographic system," U.S. Patent 5 159 632, Oct. 10, 1992.</w:t>
+      </w:r>
+    </w:p>
+    <w:p>
+      <w:pPr>
+        <w:pStyle w:val="ds-markdown-paragraph"/>
+      </w:pPr>
+      <w:r>
+        <w:t xml:space="preserve">[18] M. </w:t>
+      </w:r>
+      <w:proofErr w:type="spellStart"/>
+      <w:r>
+        <w:t>Bisheh-Niasar</w:t>
+      </w:r>
+      <w:proofErr w:type="spellEnd"/>
+      <w:r>
+        <w:t xml:space="preserve">, R. </w:t>
+      </w:r>
+      <w:proofErr w:type="spellStart"/>
+      <w:r>
+        <w:t>Azarderakhsh</w:t>
+      </w:r>
+      <w:proofErr w:type="spellEnd"/>
+      <w:r>
+        <w:t xml:space="preserve">, and M. Mozaffari-Kermani, "High-Speed NTT-based Polynomial Multiplication Accelerator for Post-Quantum Cryptography," in </w:t>
       </w:r>
       <w:r>
         <w:rPr>
           <w:rStyle w:val="Emphasis"/>
           <w:rFonts w:eastAsiaTheme="majorEastAsia"/>
         </w:rPr>
-        <w:t>IEEE Micro</w:t>
-      </w:r>
-      <w:r>
-        <w:t>, vol. 16, no. 3, pp. 26-33, 1996.</w:t>
+        <w:t>2021 IEEE 28th Symposium on Computer Arithmetic (ARITH)</w:t>
+      </w:r>
+      <w:r>
+        <w:t>, 2021, pp. 94-101.</w:t>
       </w:r>
     </w:p>
     <w:p>
@@ -40309,17 +45044,17 @@
         <w:pStyle w:val="ds-markdown-paragraph"/>
       </w:pPr>
       <w:r>
-        <w:t xml:space="preserve">[21] R. Salarifard and S. Bayat-Sarmadi, "An Efficient Low-Latency Point-Multiplication Over Curve25519," </w:t>
+        <w:t xml:space="preserve">[19] P. L. Montgomery, "Modular multiplication without trial division," </w:t>
       </w:r>
       <w:r>
         <w:rPr>
           <w:rStyle w:val="Emphasis"/>
           <w:rFonts w:eastAsiaTheme="majorEastAsia"/>
         </w:rPr>
-        <w:t>IEEE Transactions on Circuits and Systems I: Regular Papers</w:t>
-      </w:r>
-      <w:r>
-        <w:t>, vol. 66, no. 10, pp. 3854-3862, 2019.</w:t>
+        <w:t>Mathematics of Computation</w:t>
+      </w:r>
+      <w:r>
+        <w:t>, vol. 44, no. 170, pp. 519-521, 1985.</w:t>
       </w:r>
     </w:p>
     <w:p>
@@ -40327,17 +45062,17 @@
         <w:pStyle w:val="ds-markdown-paragraph"/>
       </w:pPr>
       <w:r>
-        <w:t xml:space="preserve">[22] X. Chen et al., "CFNTT: Scalable Radix-2/4 NTT Multiplication Architecture with an Efficient Conflict-Free Memory Mapping Scheme," </w:t>
+        <w:t xml:space="preserve">[20] C. K. Koc, T. Acar, and B. S. Kaliski, "Analyzing and comparing Montgomery multiplication algorithms," </w:t>
       </w:r>
       <w:r>
         <w:rPr>
           <w:rStyle w:val="Emphasis"/>
           <w:rFonts w:eastAsiaTheme="majorEastAsia"/>
         </w:rPr>
-        <w:t>IACR Transactions on Cryptographic Hardware and Embedded Systems</w:t>
-      </w:r>
-      <w:r>
-        <w:t>, vol. 2022, no. 3, pp. 94-126, 2022.</w:t>
+        <w:t>IEEE Micro</w:t>
+      </w:r>
+      <w:r>
+        <w:t>, vol. 16, no. 3, pp. 26-33, 1996.</w:t>
       </w:r>
     </w:p>
     <w:p>
@@ -40345,13 +45080,65 @@
         <w:pStyle w:val="ds-markdown-paragraph"/>
       </w:pPr>
       <w:r>
-        <w:t xml:space="preserve">[23] Z. Ni et al., "Towards a lightweight CRYSTALS-Kyber in FPGAs: an ultra-lightweight BRAM-free NTT core," in </w:t>
+        <w:t xml:space="preserve">[21] R. </w:t>
+      </w:r>
+      <w:proofErr w:type="spellStart"/>
+      <w:r>
+        <w:t>Salarifard</w:t>
+      </w:r>
+      <w:proofErr w:type="spellEnd"/>
+      <w:r>
+        <w:t xml:space="preserve"> and S. Bayat-</w:t>
+      </w:r>
+      <w:proofErr w:type="spellStart"/>
+      <w:r>
+        <w:t>Sarmadi</w:t>
+      </w:r>
+      <w:proofErr w:type="spellEnd"/>
+      <w:r>
+        <w:t xml:space="preserve">, "An Efficient Low-Latency Point-Multiplication Over Curve25519," </w:t>
       </w:r>
       <w:r>
         <w:rPr>
           <w:rStyle w:val="Emphasis"/>
           <w:rFonts w:eastAsiaTheme="majorEastAsia"/>
         </w:rPr>
+        <w:t>IEEE Transactions on Circuits and Systems I: Regular Papers</w:t>
+      </w:r>
+      <w:r>
+        <w:t>, vol. 66, no. 10, pp. 3854-3862, 2019.</w:t>
+      </w:r>
+    </w:p>
+    <w:p>
+      <w:pPr>
+        <w:pStyle w:val="ds-markdown-paragraph"/>
+      </w:pPr>
+      <w:r>
+        <w:t xml:space="preserve">[22] X. Chen et al., "CFNTT: Scalable Radix-2/4 NTT Multiplication Architecture with an Efficient Conflict-Free Memory Mapping Scheme," </w:t>
+      </w:r>
+      <w:r>
+        <w:rPr>
+          <w:rStyle w:val="Emphasis"/>
+          <w:rFonts w:eastAsiaTheme="majorEastAsia"/>
+        </w:rPr>
+        <w:t>IACR Transactions on Cryptographic Hardware and Embedded Systems</w:t>
+      </w:r>
+      <w:r>
+        <w:t>, vol. 2022, no. 3, pp. 94-126, 2022.</w:t>
+      </w:r>
+    </w:p>
+    <w:p>
+      <w:pPr>
+        <w:pStyle w:val="ds-markdown-paragraph"/>
+      </w:pPr>
+      <w:r>
+        <w:t xml:space="preserve">[23] Z. Ni et al., "Towards a lightweight CRYSTALS-Kyber in FPGAs: an ultra-lightweight BRAM-free NTT core," in </w:t>
+      </w:r>
+      <w:r>
+        <w:rPr>
+          <w:rStyle w:val="Emphasis"/>
+          <w:rFonts w:eastAsiaTheme="majorEastAsia"/>
+        </w:rPr>
         <w:t>2023 IEEE International Symposium on Circuits and Systems (ISCAS)</w:t>
       </w:r>
       <w:r>
@@ -40382,7 +45169,23 @@
         <w:pStyle w:val="ds-markdown-paragraph"/>
       </w:pPr>
       <w:r>
-        <w:t xml:space="preserve">[25] V. Bunimov and M. Schimmler, "Area and Time Efficient Modular Multiplication of Large Integers," in </w:t>
+        <w:t xml:space="preserve">[25] V. </w:t>
+      </w:r>
+      <w:proofErr w:type="spellStart"/>
+      <w:r>
+        <w:t>Bunimov</w:t>
+      </w:r>
+      <w:proofErr w:type="spellEnd"/>
+      <w:r>
+        <w:t xml:space="preserve"> and M. </w:t>
+      </w:r>
+      <w:proofErr w:type="spellStart"/>
+      <w:r>
+        <w:t>Schimmler</w:t>
+      </w:r>
+      <w:proofErr w:type="spellEnd"/>
+      <w:r>
+        <w:t xml:space="preserve">, "Area and Time Efficient Modular Multiplication of Large Integers," in </w:t>
       </w:r>
       <w:r>
         <w:rPr>
@@ -40454,7 +45257,23 @@
         <w:pStyle w:val="ds-markdown-paragraph"/>
       </w:pPr>
       <w:r>
-        <w:t xml:space="preserve">[29] P. Sasdrich and T. Güneysu, "Efficient elliptic-curve cryptography using curve25519 on reconfigurable devices," in </w:t>
+        <w:t xml:space="preserve">[29] P. </w:t>
+      </w:r>
+      <w:proofErr w:type="spellStart"/>
+      <w:r>
+        <w:t>Sasdrich</w:t>
+      </w:r>
+      <w:proofErr w:type="spellEnd"/>
+      <w:r>
+        <w:t xml:space="preserve"> and T. </w:t>
+      </w:r>
+      <w:proofErr w:type="spellStart"/>
+      <w:r>
+        <w:t>Güneysu</w:t>
+      </w:r>
+      <w:proofErr w:type="spellEnd"/>
+      <w:r>
+        <w:t xml:space="preserve">, "Efficient elliptic-curve cryptography using curve25519 on reconfigurable devices," in </w:t>
       </w:r>
       <w:r>
         <w:rPr>
@@ -40515,28 +45334,19 @@
           <w:rStyle w:val="Emphasis"/>
           <w:rFonts w:eastAsiaTheme="majorEastAsia"/>
         </w:rPr>
-        <w:t>Soviet Physics Doklady</w:t>
-      </w:r>
-      <w:r>
-        <w:t>, vol. 7, p. 595, 1963.</w:t>
-      </w:r>
-    </w:p>
-    <w:p>
-      <w:pPr>
-        <w:pStyle w:val="ds-markdown-paragraph"/>
-      </w:pPr>
-      <w:r>
-        <w:t xml:space="preserve">[33] S. Ali and M. Cenk, "Faster residue multiplication modulo 521-bit mersenne prime and an application to ECC," </w:t>
-      </w:r>
+        <w:t xml:space="preserve">Soviet Physics </w:t>
+      </w:r>
+      <w:proofErr w:type="spellStart"/>
       <w:r>
         <w:rPr>
           <w:rStyle w:val="Emphasis"/>
           <w:rFonts w:eastAsiaTheme="majorEastAsia"/>
         </w:rPr>
-        <w:t>IEEE Transactions on Circuits and Systems I: Regular Papers</w:t>
-      </w:r>
-      <w:r>
-        <w:t>, vol. 65, no. 8, pp. 2477-2490, 2018.</w:t>
+        <w:t>Doklady</w:t>
+      </w:r>
+      <w:proofErr w:type="spellEnd"/>
+      <w:r>
+        <w:t>, vol. 7, p. 595, 1963.</w:t>
       </w:r>
     </w:p>
     <w:p>
@@ -40544,17 +45354,25 @@
         <w:pStyle w:val="ds-markdown-paragraph"/>
       </w:pPr>
       <w:r>
-        <w:t xml:space="preserve">[34] D. J. Bernstein and T. Lange, "Post-quantum cryptography," </w:t>
+        <w:t xml:space="preserve">[33] S. Ali and M. Cenk, "Faster residue multiplication modulo 521-bit </w:t>
+      </w:r>
+      <w:proofErr w:type="spellStart"/>
+      <w:r>
+        <w:t>mersenne</w:t>
+      </w:r>
+      <w:proofErr w:type="spellEnd"/>
+      <w:r>
+        <w:t xml:space="preserve"> prime and an application to ECC," </w:t>
       </w:r>
       <w:r>
         <w:rPr>
           <w:rStyle w:val="Emphasis"/>
           <w:rFonts w:eastAsiaTheme="majorEastAsia"/>
         </w:rPr>
-        <w:t>Nature</w:t>
-      </w:r>
-      <w:r>
-        <w:t>, vol. 549, no. 7671, pp. 188-194, 2017.</w:t>
+        <w:t>IEEE Transactions on Circuits and Systems I: Regular Papers</w:t>
+      </w:r>
+      <w:r>
+        <w:t>, vol. 65, no. 8, pp. 2477-2490, 2018.</w:t>
       </w:r>
     </w:p>
     <w:p>
@@ -40562,17 +45380,17 @@
         <w:pStyle w:val="ds-markdown-paragraph"/>
       </w:pPr>
       <w:r>
-        <w:t xml:space="preserve">[35] P. Barrett, "Implementing the Rivest Shamir and Adleman public key encryption algorithm on a standard digital signal processor," in </w:t>
+        <w:t xml:space="preserve">[34] D. J. Bernstein and T. Lange, "Post-quantum cryptography," </w:t>
       </w:r>
       <w:r>
         <w:rPr>
           <w:rStyle w:val="Emphasis"/>
           <w:rFonts w:eastAsiaTheme="majorEastAsia"/>
         </w:rPr>
-        <w:t>Advances in Cryptology - CRYPTO '86</w:t>
-      </w:r>
-      <w:r>
-        <w:t>, 1986, pp. 311-323.</w:t>
+        <w:t>Nature</w:t>
+      </w:r>
+      <w:r>
+        <w:t>, vol. 549, no. 7671, pp. 188-194, 2017.</w:t>
       </w:r>
     </w:p>
     <w:p>
@@ -40580,13 +45398,39 @@
         <w:pStyle w:val="ds-markdown-paragraph"/>
       </w:pPr>
       <w:r>
-        <w:t xml:space="preserve">[36] R. Azarderakhsh, R. Elkhatib, B. Koziel, and B. Langenberg, "Hardware Deployment of Hybrid PQC: SIKE+ECDH," in </w:t>
+        <w:t xml:space="preserve">[35] P. Barrett, "Implementing the Rivest Shamir and Adleman public key encryption algorithm on a standard digital signal processor," in </w:t>
       </w:r>
       <w:r>
         <w:rPr>
           <w:rStyle w:val="Emphasis"/>
           <w:rFonts w:eastAsiaTheme="majorEastAsia"/>
         </w:rPr>
+        <w:t>Advances in Cryptology - CRYPTO '86</w:t>
+      </w:r>
+      <w:r>
+        <w:t>, 1986, pp. 311-323.</w:t>
+      </w:r>
+    </w:p>
+    <w:p>
+      <w:pPr>
+        <w:pStyle w:val="ds-markdown-paragraph"/>
+      </w:pPr>
+      <w:r>
+        <w:t xml:space="preserve">[36] R. </w:t>
+      </w:r>
+      <w:proofErr w:type="spellStart"/>
+      <w:r>
+        <w:t>Azarderakhsh</w:t>
+      </w:r>
+      <w:proofErr w:type="spellEnd"/>
+      <w:r>
+        <w:t xml:space="preserve">, R. Elkhatib, B. Koziel, and B. Langenberg, "Hardware Deployment of Hybrid PQC: SIKE+ECDH," in </w:t>
+      </w:r>
+      <w:r>
+        <w:rPr>
+          <w:rStyle w:val="Emphasis"/>
+          <w:rFonts w:eastAsiaTheme="majorEastAsia"/>
+        </w:rPr>
         <w:t>International Conference on Security and Privacy in Communication Networks</w:t>
       </w:r>
       <w:r>
@@ -40609,7 +45453,15 @@
         <w:t xml:space="preserve">] </w:t>
       </w:r>
       <w:r>
-        <w:t xml:space="preserve">H. Huang, J. Zheng, Z. Chen, S. Zhao, H. Wu, B. Yu, and Z. Liu, "Review of Modular Multiplication Algorithms over Prime Fields for Public-Key Cryptosystems," </w:t>
+        <w:t xml:space="preserve">H. Huang, J. Zheng, Z. Chen, S. Zhao, H. Wu, B. Yu, and Z. Liu, "Review of Modular Multiplication Algorithms </w:t>
+      </w:r>
+      <w:proofErr w:type="gramStart"/>
+      <w:r>
+        <w:t>over</w:t>
+      </w:r>
+      <w:proofErr w:type="gramEnd"/>
+      <w:r>
+        <w:t xml:space="preserve"> Prime Fields for Public-Key Cryptosystems," </w:t>
       </w:r>
       <w:r>
         <w:rPr>
@@ -40619,7 +45471,15 @@
         <w:t>Cryptography</w:t>
       </w:r>
       <w:r>
-        <w:t>, vol. 9, no. 2, p. 46, Jun. 2025, doi: 10.3390/cryptography9020046.</w:t>
+        <w:t xml:space="preserve">, vol. 9, no. 2, p. 46, Jun. 2025, </w:t>
+      </w:r>
+      <w:proofErr w:type="spellStart"/>
+      <w:r>
+        <w:t>doi</w:t>
+      </w:r>
+      <w:proofErr w:type="spellEnd"/>
+      <w:r>
+        <w:t>: 10.3390/cryptography9020046.</w:t>
       </w:r>
     </w:p>
     <w:p>
@@ -40632,7 +45492,7 @@
           <w:rtl/>
         </w:rPr>
       </w:pPr>
-      <w:bookmarkStart w:id="53" w:name="_Toc239292938"/>
+      <w:bookmarkStart w:id="53" w:name="_Toc239361765"/>
       <w:r>
         <w:rPr>
           <w:rFonts w:hint="cs"/>
@@ -41407,11 +46267,19 @@
                 <w:rFonts w:cs="B Nazanin"/>
               </w:rPr>
             </w:pPr>
+            <w:proofErr w:type="spellStart"/>
             <w:r>
               <w:rPr>
                 <w:rFonts w:cs="B Nazanin"/>
               </w:rPr>
-              <w:t>Proth Number</w:t>
+              <w:t>Proth</w:t>
+            </w:r>
+            <w:proofErr w:type="spellEnd"/>
+            <w:r>
+              <w:rPr>
+                <w:rFonts w:cs="B Nazanin"/>
+              </w:rPr>
+              <w:t xml:space="preserve"> Number</w:t>
             </w:r>
           </w:p>
         </w:tc>
@@ -41782,6 +46650,49 @@
           </w:p>
         </w:tc>
       </w:tr>
+      <w:tr>
+        <w:tc>
+          <w:tcPr>
+            <w:tcW w:w="4414" w:type="dxa"/>
+          </w:tcPr>
+          <w:p>
+            <w:pPr>
+              <w:bidi w:val="0"/>
+              <w:spacing w:line="360" w:lineRule="auto"/>
+              <w:rPr>
+                <w:rFonts w:cs="B Nazanin"/>
+              </w:rPr>
+            </w:pPr>
+            <w:r>
+              <w:rPr>
+                <w:rFonts w:cs="B Nazanin"/>
+              </w:rPr>
+              <w:t>Overhead</w:t>
+            </w:r>
+          </w:p>
+        </w:tc>
+        <w:tc>
+          <w:tcPr>
+            <w:tcW w:w="4414" w:type="dxa"/>
+          </w:tcPr>
+          <w:p>
+            <w:pPr>
+              <w:spacing w:line="360" w:lineRule="auto"/>
+              <w:rPr>
+                <w:rFonts w:cs="B Nazanin" w:hint="cs"/>
+                <w:rtl/>
+              </w:rPr>
+            </w:pPr>
+            <w:r>
+              <w:rPr>
+                <w:rFonts w:cs="B Nazanin" w:hint="cs"/>
+                <w:rtl/>
+              </w:rPr>
+              <w:t>سربار</w:t>
+            </w:r>
+          </w:p>
+        </w:tc>
+      </w:tr>
     </w:tbl>
     <w:p>
       <w:pPr>
@@ -41974,7 +46885,7 @@
           <w:rtl/>
         </w:rPr>
       </w:pPr>
-      <w:bookmarkStart w:id="54" w:name="_Toc239292939"/>
+      <w:bookmarkStart w:id="54" w:name="_Toc239361766"/>
       <w:r>
         <w:rPr>
           <w:rStyle w:val="Style1Char"/>
@@ -42308,6 +47219,7 @@
           <w:rFonts w:cs="B Nazanin" w:hint="cs"/>
           <w:rtl/>
         </w:rPr>
+        <w:lastRenderedPageBreak/>
         <w:t>لیست برنامه</w:t>
       </w:r>
       <w:r>
@@ -42351,7 +47263,6 @@
           <w:rFonts w:cs="B Nazanin" w:hint="cs"/>
           <w:rtl/>
         </w:rPr>
-        <w:lastRenderedPageBreak/>
         <w:t>تصاویری از محیط یا سیستم که در اولویت دوم نمایش به خواننده هستند. تصاویر اولویت دار و مهم سیستم پیشنهادی در فصلهای 4 و 5 نمایش داده می شوند.</w:t>
       </w:r>
     </w:p>
@@ -43409,13 +48320,9 @@
           <w:sz w:val="28"/>
           <w:szCs w:val="36"/>
         </w:rPr>
-        <w:t>Name of student</w:t>
-      </w:r>
-    </w:p>
-    <w:p>
-      <w:pPr>
-        <w:spacing w:line="276" w:lineRule="auto"/>
-        <w:jc w:val="center"/>
+        <w:t>S</w:t>
+      </w:r>
+      <w:r>
         <w:rPr>
           <w:rFonts w:cs="B Nazanin"/>
           <w:b/>
@@ -43423,7 +48330,8 @@
           <w:sz w:val="28"/>
           <w:szCs w:val="36"/>
         </w:rPr>
-      </w:pPr>
+        <w:t>eyed Ali Hashemi Zade</w:t>
+      </w:r>
     </w:p>
     <w:p>
       <w:pPr>
@@ -43443,6 +48351,19 @@
         <w:spacing w:line="276" w:lineRule="auto"/>
         <w:jc w:val="center"/>
         <w:rPr>
+          <w:rFonts w:cs="B Nazanin"/>
+          <w:b/>
+          <w:bCs/>
+          <w:sz w:val="28"/>
+          <w:szCs w:val="36"/>
+        </w:rPr>
+      </w:pPr>
+    </w:p>
+    <w:p>
+      <w:pPr>
+        <w:spacing w:line="276" w:lineRule="auto"/>
+        <w:jc w:val="center"/>
+        <w:rPr>
           <w:rFonts w:eastAsiaTheme="minorHAnsi"/>
           <w:sz w:val="28"/>
           <w:szCs w:val="28"/>
@@ -43585,6 +48506,7 @@
         </w:rPr>
         <w:t xml:space="preserve">Dr. </w:t>
       </w:r>
+      <w:proofErr w:type="spellStart"/>
       <w:r>
         <w:rPr>
           <w:rFonts w:cs="B Nazanin"/>
@@ -43593,8 +48515,31 @@
           <w:sz w:val="28"/>
           <w:szCs w:val="36"/>
         </w:rPr>
-        <w:t xml:space="preserve">Name of supervisor </w:t>
-      </w:r>
+        <w:t>Raziyeh</w:t>
+      </w:r>
+      <w:proofErr w:type="spellEnd"/>
+      <w:r>
+        <w:rPr>
+          <w:rFonts w:cs="B Nazanin"/>
+          <w:b/>
+          <w:bCs/>
+          <w:sz w:val="28"/>
+          <w:szCs w:val="36"/>
+        </w:rPr>
+        <w:t xml:space="preserve"> </w:t>
+      </w:r>
+      <w:proofErr w:type="spellStart"/>
+      <w:r>
+        <w:rPr>
+          <w:rFonts w:cs="B Nazanin"/>
+          <w:b/>
+          <w:bCs/>
+          <w:sz w:val="28"/>
+          <w:szCs w:val="36"/>
+        </w:rPr>
+        <w:t>Salarifard</w:t>
+      </w:r>
+      <w:proofErr w:type="spellEnd"/>
     </w:p>
     <w:p>
       <w:pPr>
@@ -43640,505 +48585,14 @@
           <w:rFonts w:cs="B Nazanin"/>
           <w:szCs w:val="22"/>
         </w:rPr>
-        <w:t xml:space="preserve">Month and Year </w:t>
-      </w:r>
-    </w:p>
-    <w:p>
-      <w:pPr>
-        <w:bidi w:val="0"/>
-        <w:spacing w:line="360" w:lineRule="auto"/>
-        <w:jc w:val="center"/>
+        <w:t>September 202</w:t>
+      </w:r>
+      <w:r>
         <w:rPr>
           <w:rFonts w:cs="B Nazanin"/>
           <w:szCs w:val="22"/>
         </w:rPr>
-      </w:pPr>
-      <w:r>
-        <w:rPr>
-          <w:rFonts w:cs="B Nazanin"/>
-          <w:szCs w:val="22"/>
-        </w:rPr>
-        <w:t>(For example: September 2020)</w:t>
-      </w:r>
-    </w:p>
-    <w:p>
-      <w:pPr>
-        <w:bidi w:val="0"/>
-        <w:spacing w:line="360" w:lineRule="auto"/>
-        <w:rPr>
-          <w:rFonts w:cs="B Nazanin"/>
-          <w:szCs w:val="22"/>
-          <w:rtl/>
-        </w:rPr>
-        <w:sectPr>
-          <w:footerReference w:type="default" r:id="rId43"/>
-          <w:footnotePr>
-            <w:numRestart w:val="eachPage"/>
-          </w:footnotePr>
-          <w:pgSz w:w="12240" w:h="15840"/>
-          <w:pgMar w:top="1701" w:right="1701" w:bottom="1701" w:left="1701" w:header="567" w:footer="567" w:gutter="0"/>
-          <w:cols w:space="720"/>
-          <w:docGrid w:linePitch="360"/>
-        </w:sectPr>
-      </w:pPr>
-    </w:p>
-    <w:p>
-      <w:pPr>
-        <w:rPr>
-          <w:rFonts w:cs="B Nazanin"/>
-        </w:rPr>
-      </w:pPr>
-    </w:p>
-    <w:p>
-      <w:pPr>
-        <w:rPr>
-          <w:rFonts w:cs="B Nazanin"/>
-        </w:rPr>
-      </w:pPr>
-    </w:p>
-    <w:p>
-      <w:pPr>
-        <w:rPr>
-          <w:rFonts w:cs="B Nazanin"/>
-        </w:rPr>
-      </w:pPr>
-    </w:p>
-    <w:p>
-      <w:pPr>
-        <w:rPr>
-          <w:rFonts w:cs="B Nazanin"/>
-        </w:rPr>
-      </w:pPr>
-    </w:p>
-    <w:p>
-      <w:pPr>
-        <w:rPr>
-          <w:rFonts w:cs="B Nazanin"/>
-        </w:rPr>
-      </w:pPr>
-    </w:p>
-    <w:p>
-      <w:pPr>
-        <w:rPr>
-          <w:rFonts w:cs="B Nazanin"/>
-        </w:rPr>
-      </w:pPr>
-    </w:p>
-    <w:p>
-      <w:pPr>
-        <w:rPr>
-          <w:rFonts w:cs="B Nazanin"/>
-        </w:rPr>
-      </w:pPr>
-    </w:p>
-    <w:p>
-      <w:pPr>
-        <w:rPr>
-          <w:rFonts w:cs="B Nazanin"/>
-        </w:rPr>
-      </w:pPr>
-    </w:p>
-    <w:p>
-      <w:pPr>
-        <w:rPr>
-          <w:rFonts w:cs="B Nazanin"/>
-        </w:rPr>
-      </w:pPr>
-    </w:p>
-    <w:p>
-      <w:pPr>
-        <w:rPr>
-          <w:rFonts w:cs="B Nazanin"/>
-        </w:rPr>
-      </w:pPr>
-    </w:p>
-    <w:p>
-      <w:pPr>
-        <w:rPr>
-          <w:rFonts w:cs="B Nazanin"/>
-        </w:rPr>
-      </w:pPr>
-    </w:p>
-    <w:p>
-      <w:pPr>
-        <w:rPr>
-          <w:rFonts w:cs="B Nazanin"/>
-        </w:rPr>
-      </w:pPr>
-    </w:p>
-    <w:p>
-      <w:pPr>
-        <w:rPr>
-          <w:rFonts w:cs="B Nazanin"/>
-        </w:rPr>
-      </w:pPr>
-    </w:p>
-    <w:p>
-      <w:pPr>
-        <w:rPr>
-          <w:rFonts w:cs="B Nazanin"/>
-        </w:rPr>
-      </w:pPr>
-      <w:r>
-        <w:rPr>
-          <w:noProof/>
-          <w:rtl/>
-          <w:lang w:bidi="ar-SA"/>
-        </w:rPr>
-        <mc:AlternateContent>
-          <mc:Choice Requires="wps">
-            <w:drawing>
-              <wp:anchor distT="0" distB="0" distL="114300" distR="114300" simplePos="0" relativeHeight="251670528" behindDoc="0" locked="0" layoutInCell="1" allowOverlap="1" wp14:anchorId="6AE50E72" wp14:editId="0058C8E0">
-                <wp:simplePos x="0" y="0"/>
-                <wp:positionH relativeFrom="margin">
-                  <wp:posOffset>845185</wp:posOffset>
-                </wp:positionH>
-                <wp:positionV relativeFrom="paragraph">
-                  <wp:posOffset>34925</wp:posOffset>
-                </wp:positionV>
-                <wp:extent cx="4119327" cy="3229610"/>
-                <wp:effectExtent l="0" t="0" r="14605" b="27940"/>
-                <wp:wrapNone/>
-                <wp:docPr id="3" name="Rectangle 3"/>
-                <wp:cNvGraphicFramePr/>
-                <a:graphic xmlns:a="http://schemas.openxmlformats.org/drawingml/2006/main">
-                  <a:graphicData uri="http://schemas.microsoft.com/office/word/2010/wordprocessingShape">
-                    <wps:wsp>
-                      <wps:cNvSpPr/>
-                      <wps:spPr>
-                        <a:xfrm>
-                          <a:off x="0" y="0"/>
-                          <a:ext cx="4119327" cy="3229610"/>
-                        </a:xfrm>
-                        <a:prstGeom prst="rect">
-                          <a:avLst/>
-                        </a:prstGeom>
-                        <a:solidFill>
-                          <a:schemeClr val="bg1">
-                            <a:lumMod val="95000"/>
-                          </a:schemeClr>
-                        </a:solidFill>
-                        <a:ln>
-                          <a:solidFill>
-                            <a:schemeClr val="tx1"/>
-                          </a:solidFill>
-                        </a:ln>
-                      </wps:spPr>
-                      <wps:style>
-                        <a:lnRef idx="2">
-                          <a:schemeClr val="accent1">
-                            <a:shade val="50000"/>
-                          </a:schemeClr>
-                        </a:lnRef>
-                        <a:fillRef idx="1">
-                          <a:schemeClr val="accent1"/>
-                        </a:fillRef>
-                        <a:effectRef idx="0">
-                          <a:schemeClr val="accent1"/>
-                        </a:effectRef>
-                        <a:fontRef idx="minor">
-                          <a:schemeClr val="lt1"/>
-                        </a:fontRef>
-                      </wps:style>
-                      <wps:txbx>
-                        <w:txbxContent>
-                          <w:p>
-                            <w:pPr>
-                              <w:spacing w:line="360" w:lineRule="auto"/>
-                              <w:jc w:val="center"/>
-                              <w:rPr>
-                                <w:rFonts w:cs="B Nazanin"/>
-                                <w:color w:val="000000" w:themeColor="text1"/>
-                                <w:rtl/>
-                              </w:rPr>
-                            </w:pPr>
-                            <w:r>
-                              <w:rPr>
-                                <w:rFonts w:cs="B Nazanin" w:hint="cs"/>
-                                <w:color w:val="000000" w:themeColor="text1"/>
-                                <w:rtl/>
-                              </w:rPr>
-                              <w:t xml:space="preserve">ساختار این سند و نکات مربوط به آن اغلب برگرفته از دستورالعمل دانشگاه هاروارد و </w:t>
-                            </w:r>
-                            <w:r>
-                              <w:rPr>
-                                <w:rFonts w:asciiTheme="majorBidi" w:hAnsiTheme="majorBidi" w:cstheme="majorBidi"/>
-                                <w:color w:val="000000" w:themeColor="text1"/>
-                              </w:rPr>
-                              <w:t>The University of New South Wales</w:t>
-                            </w:r>
-                            <w:r>
-                              <w:rPr>
-                                <w:rFonts w:asciiTheme="minorHAnsi" w:hAnsiTheme="minorHAnsi" w:cs="B Nazanin" w:hint="cs"/>
-                                <w:color w:val="000000" w:themeColor="text1"/>
-                                <w:rtl/>
-                              </w:rPr>
-                              <w:t xml:space="preserve"> </w:t>
-                            </w:r>
-                            <w:r>
-                              <w:rPr>
-                                <w:rFonts w:cs="B Nazanin" w:hint="cs"/>
-                                <w:color w:val="000000" w:themeColor="text1"/>
-                                <w:rtl/>
-                              </w:rPr>
-                              <w:t xml:space="preserve">سیدنی ویژه دانشجویان مهندسی است؛ </w:t>
-                            </w:r>
-                            <w:r>
-                              <w:rPr>
-                                <w:rFonts w:cs="B Nazanin" w:hint="cs"/>
-                                <w:color w:val="000000" w:themeColor="text1"/>
-                                <w:rtl/>
-                              </w:rPr>
-                              <w:t>بعلاوه کتاب</w:t>
-                            </w:r>
-                            <w:r>
-                              <w:rPr>
-                                <w:rFonts w:cs="B Nazanin"/>
-                                <w:color w:val="000000" w:themeColor="text1"/>
-                                <w:rtl/>
-                              </w:rPr>
-                              <w:softHyphen/>
-                            </w:r>
-                            <w:r>
-                              <w:rPr>
-                                <w:rFonts w:cs="B Nazanin" w:hint="cs"/>
-                                <w:color w:val="000000" w:themeColor="text1"/>
-                                <w:rtl/>
-                              </w:rPr>
-                              <w:t>:</w:t>
-                            </w:r>
-                          </w:p>
-                          <w:p>
-                            <w:pPr>
-                              <w:spacing w:line="360" w:lineRule="auto"/>
-                              <w:jc w:val="center"/>
-                              <w:rPr>
-                                <w:rFonts w:cs="B Nazanin"/>
-                                <w:b/>
-                                <w:bCs/>
-                                <w:color w:val="000000" w:themeColor="text1"/>
-                              </w:rPr>
-                            </w:pPr>
-                            <w:r>
-                              <w:rPr>
-                                <w:rFonts w:cs="B Nazanin" w:hint="cs"/>
-                                <w:color w:val="000000" w:themeColor="text1"/>
-                                <w:rtl/>
-                              </w:rPr>
-                              <w:t xml:space="preserve">پژوهش و ارائه در مهندسی، نوشته </w:t>
-                            </w:r>
-                            <w:r>
-                              <w:rPr>
-                                <w:rFonts w:cs="B Nazanin" w:hint="cs"/>
-                                <w:color w:val="000000" w:themeColor="text1"/>
-                                <w:rtl/>
-                              </w:rPr>
-                              <w:t xml:space="preserve">آقای </w:t>
-                            </w:r>
-                            <w:r>
-                              <w:rPr>
-                                <w:rFonts w:cs="B Nazanin" w:hint="cs"/>
-                                <w:color w:val="000000" w:themeColor="text1"/>
-                                <w:rtl/>
-                              </w:rPr>
-                              <w:t>دکتر رضا صفا</w:t>
-                            </w:r>
-                            <w:r>
-                              <w:rPr>
-                                <w:rFonts w:cs="B Nazanin" w:hint="cs"/>
-                                <w:color w:val="000000" w:themeColor="text1"/>
-                                <w:rtl/>
-                              </w:rPr>
-                              <w:t>بخ</w:t>
-                            </w:r>
-                            <w:r>
-                              <w:rPr>
-                                <w:rFonts w:cs="B Nazanin" w:hint="cs"/>
-                                <w:color w:val="000000" w:themeColor="text1"/>
-                                <w:rtl/>
-                              </w:rPr>
-                              <w:t xml:space="preserve">ش، استاد </w:t>
-                            </w:r>
-                            <w:r>
-                              <w:rPr>
-                                <w:rFonts w:cs="B Nazanin" w:hint="cs"/>
-                                <w:color w:val="000000" w:themeColor="text1"/>
-                                <w:rtl/>
-                              </w:rPr>
-                              <w:t xml:space="preserve">دانشکده مهندسی کامپیوتر </w:t>
-                            </w:r>
-                            <w:r>
-                              <w:rPr>
-                                <w:rFonts w:cs="B Nazanin" w:hint="cs"/>
-                                <w:color w:val="000000" w:themeColor="text1"/>
-                                <w:rtl/>
-                              </w:rPr>
-                              <w:t>دانشگاه صنعتی امیرکبیر</w:t>
-                            </w:r>
-                          </w:p>
-                        </w:txbxContent>
-                      </wps:txbx>
-                      <wps:bodyPr rot="0" spcFirstLastPara="0" vertOverflow="overflow" horzOverflow="overflow" vert="horz" wrap="square" lIns="91440" tIns="45720" rIns="91440" bIns="45720" numCol="1" spcCol="0" rtlCol="0" fromWordArt="0" anchor="ctr" anchorCtr="0" forceAA="0" compatLnSpc="1">
-                        <a:prstTxWarp prst="textNoShape">
-                          <a:avLst/>
-                        </a:prstTxWarp>
-                        <a:noAutofit/>
-                      </wps:bodyPr>
-                    </wps:wsp>
-                  </a:graphicData>
-                </a:graphic>
-                <wp14:sizeRelV relativeFrom="margin">
-                  <wp14:pctHeight>0</wp14:pctHeight>
-                </wp14:sizeRelV>
-              </wp:anchor>
-            </w:drawing>
-          </mc:Choice>
-          <mc:Fallback>
-            <w:pict>
-              <v:rect w14:anchorId="6AE50E72" id="Rectangle 3" o:spid="_x0000_s1026" style="position:absolute;left:0;text-align:left;margin-left:66.55pt;margin-top:2.75pt;width:324.35pt;height:254.3pt;z-index:251670528;visibility:visible;mso-wrap-style:square;mso-height-percent:0;mso-wrap-distance-left:9pt;mso-wrap-distance-top:0;mso-wrap-distance-right:9pt;mso-wrap-distance-bottom:0;mso-position-horizontal:absolute;mso-position-horizontal-relative:margin;mso-position-vertical:absolute;mso-position-vertical-relative:text;mso-height-percent:0;mso-height-relative:margin;v-text-anchor:middle" o:gfxdata="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" fillcolor="#f2f2f2 [3052]" strokecolor="black [3213]" strokeweight="1pt">
-                <v:textbox>
-                  <w:txbxContent>
-                    <w:p>
-                      <w:pPr>
-                        <w:spacing w:line="360" w:lineRule="auto"/>
-                        <w:jc w:val="center"/>
-                        <w:rPr>
-                          <w:rFonts w:cs="B Nazanin"/>
-                          <w:color w:val="000000" w:themeColor="text1"/>
-                          <w:rtl/>
-                        </w:rPr>
-                      </w:pPr>
-                      <w:r>
-                        <w:rPr>
-                          <w:rFonts w:cs="B Nazanin" w:hint="cs"/>
-                          <w:color w:val="000000" w:themeColor="text1"/>
-                          <w:rtl/>
-                        </w:rPr>
-                        <w:t xml:space="preserve">ساختار این سند و نکات مربوط به آن اغلب برگرفته از دستورالعمل دانشگاه هاروارد و </w:t>
-                      </w:r>
-                      <w:r>
-                        <w:rPr>
-                          <w:rFonts w:asciiTheme="majorBidi" w:hAnsiTheme="majorBidi" w:cstheme="majorBidi"/>
-                          <w:color w:val="000000" w:themeColor="text1"/>
-                        </w:rPr>
-                        <w:t>The University of New South Wales</w:t>
-                      </w:r>
-                      <w:r>
-                        <w:rPr>
-                          <w:rFonts w:asciiTheme="minorHAnsi" w:hAnsiTheme="minorHAnsi" w:cs="B Nazanin" w:hint="cs"/>
-                          <w:color w:val="000000" w:themeColor="text1"/>
-                          <w:rtl/>
-                        </w:rPr>
-                        <w:t xml:space="preserve"> </w:t>
-                      </w:r>
-                      <w:r>
-                        <w:rPr>
-                          <w:rFonts w:cs="B Nazanin" w:hint="cs"/>
-                          <w:color w:val="000000" w:themeColor="text1"/>
-                          <w:rtl/>
-                        </w:rPr>
-                        <w:t xml:space="preserve">سیدنی ویژه دانشجویان مهندسی است؛ </w:t>
-                      </w:r>
-                      <w:r>
-                        <w:rPr>
-                          <w:rFonts w:cs="B Nazanin" w:hint="cs"/>
-                          <w:color w:val="000000" w:themeColor="text1"/>
-                          <w:rtl/>
-                        </w:rPr>
-                        <w:t>بعلاوه کتاب</w:t>
-                      </w:r>
-                      <w:r>
-                        <w:rPr>
-                          <w:rFonts w:cs="B Nazanin"/>
-                          <w:color w:val="000000" w:themeColor="text1"/>
-                          <w:rtl/>
-                        </w:rPr>
-                        <w:softHyphen/>
-                      </w:r>
-                      <w:r>
-                        <w:rPr>
-                          <w:rFonts w:cs="B Nazanin" w:hint="cs"/>
-                          <w:color w:val="000000" w:themeColor="text1"/>
-                          <w:rtl/>
-                        </w:rPr>
-                        <w:t>:</w:t>
-                      </w:r>
-                    </w:p>
-                    <w:p>
-                      <w:pPr>
-                        <w:spacing w:line="360" w:lineRule="auto"/>
-                        <w:jc w:val="center"/>
-                        <w:rPr>
-                          <w:rFonts w:cs="B Nazanin"/>
-                          <w:b/>
-                          <w:bCs/>
-                          <w:color w:val="000000" w:themeColor="text1"/>
-                        </w:rPr>
-                      </w:pPr>
-                      <w:r>
-                        <w:rPr>
-                          <w:rFonts w:cs="B Nazanin" w:hint="cs"/>
-                          <w:color w:val="000000" w:themeColor="text1"/>
-                          <w:rtl/>
-                        </w:rPr>
-                        <w:t xml:space="preserve">پژوهش و ارائه در مهندسی، نوشته </w:t>
-                      </w:r>
-                      <w:r>
-                        <w:rPr>
-                          <w:rFonts w:cs="B Nazanin" w:hint="cs"/>
-                          <w:color w:val="000000" w:themeColor="text1"/>
-                          <w:rtl/>
-                        </w:rPr>
-                        <w:t xml:space="preserve">آقای </w:t>
-                      </w:r>
-                      <w:r>
-                        <w:rPr>
-                          <w:rFonts w:cs="B Nazanin" w:hint="cs"/>
-                          <w:color w:val="000000" w:themeColor="text1"/>
-                          <w:rtl/>
-                        </w:rPr>
-                        <w:t>دکتر رضا صفا</w:t>
-                      </w:r>
-                      <w:r>
-                        <w:rPr>
-                          <w:rFonts w:cs="B Nazanin" w:hint="cs"/>
-                          <w:color w:val="000000" w:themeColor="text1"/>
-                          <w:rtl/>
-                        </w:rPr>
-                        <w:t>بخ</w:t>
-                      </w:r>
-                      <w:r>
-                        <w:rPr>
-                          <w:rFonts w:cs="B Nazanin" w:hint="cs"/>
-                          <w:color w:val="000000" w:themeColor="text1"/>
-                          <w:rtl/>
-                        </w:rPr>
-                        <w:t xml:space="preserve">ش، استاد </w:t>
-                      </w:r>
-                      <w:r>
-                        <w:rPr>
-                          <w:rFonts w:cs="B Nazanin" w:hint="cs"/>
-                          <w:color w:val="000000" w:themeColor="text1"/>
-                          <w:rtl/>
-                        </w:rPr>
-                        <w:t xml:space="preserve">دانشکده مهندسی کامپیوتر </w:t>
-                      </w:r>
-                      <w:r>
-                        <w:rPr>
-                          <w:rFonts w:cs="B Nazanin" w:hint="cs"/>
-                          <w:color w:val="000000" w:themeColor="text1"/>
-                          <w:rtl/>
-                        </w:rPr>
-                        <w:t>دانشگاه صنعتی امیرکبیر</w:t>
-                      </w:r>
-                    </w:p>
-                  </w:txbxContent>
-                </v:textbox>
-                <w10:wrap anchorx="margin"/>
-              </v:rect>
-            </w:pict>
-          </mc:Fallback>
-        </mc:AlternateContent>
+        <w:t>6</w:t>
       </w:r>
     </w:p>
     <w:p>
@@ -44149,8 +48603,8 @@
       </w:pPr>
     </w:p>
     <w:sectPr>
-      <w:headerReference w:type="default" r:id="rId44"/>
-      <w:footerReference w:type="default" r:id="rId45"/>
+      <w:headerReference w:type="default" r:id="rId43"/>
+      <w:footerReference w:type="default" r:id="rId44"/>
       <w:footnotePr>
         <w:numRestart w:val="eachPage"/>
       </w:footnotePr>
@@ -44422,25 +48876,6 @@
 </file>
 
 <file path=word/footer10.xml><?xml version="1.0" encoding="utf-8"?>
-<w:ftr xmlns:wpc="http://schemas.microsoft.com/office/word/2010/wordprocessingCanvas" xmlns:cx="http://schemas.microsoft.com/office/drawing/2014/chartex" xmlns:cx1="http://schemas.microsoft.com/office/drawing/2015/9/8/chartex" xmlns:cx2="http://schemas.microsoft.com/office/drawing/2015/10/21/chartex" xmlns:cx3="http://schemas.microsoft.com/office/drawing/2016/5/9/chartex" xmlns:cx4="http://schemas.microsoft.com/office/drawing/2016/5/10/chartex" xmlns:cx5="http://schemas.microsoft.com/office/drawing/2016/5/11/chartex" xmlns:cx6="http://schemas.microsoft.com/office/drawing/2016/5/12/chartex" xmlns:cx7="http://schemas.microsoft.com/office/drawing/2016/5/13/chartex" xmlns:cx8="http://schemas.microsoft.com/office/drawing/2016/5/14/chartex" xmlns:mc="http://schemas.openxmlformats.org/markup-compatibility/2006" xmlns:aink="http://schemas.microsoft.com/office/drawing/2016/ink" xmlns:am3d="http://schemas.microsoft.com/office/drawing/2017/model3d" xmlns:o="urn:schemas-microsoft-com:office:office" xmlns:r="http://schemas.openxmlformats.org/officeDocument/2006/relationships" xmlns:m="http://schemas.openxmlformats.org/officeDocument/2006/math" xmlns:v="urn:schemas-microsoft-com:vml" xmlns:wp14="http://schemas.microsoft.com/office/word/2010/wordprocessingDrawing" xmlns:wp="http://schemas.openxmlformats.org/drawingml/2006/wordprocessingDrawing" xmlns:w10="urn:schemas-microsoft-com:office:word" xmlns:w="http://schemas.openxmlformats.org/wordprocessingml/2006/main" xmlns:w14="http://schemas.microsoft.com/office/word/2010/wordml" xmlns:w15="http://schemas.microsoft.com/office/word/2012/wordml" xmlns:w16cex="http://schemas.microsoft.com/office/word/2018/wordml/cex" xmlns:w16cid="http://schemas.microsoft.com/office/word/2016/wordml/cid" xmlns:w16="http://schemas.microsoft.com/office/word/2018/wordml" xmlns:w16sdtdh="http://schemas.microsoft.com/office/word/2020/wordml/sdtdatahash" xmlns:w16se="http://schemas.microsoft.com/office/word/2015/wordml/symex" xmlns:wpg="http://schemas.microsoft.com/office/word/2010/wordprocessingGroup" xmlns:wpi="http://schemas.microsoft.com/office/word/2010/wordprocessingInk" xmlns:wne="http://schemas.microsoft.com/office/word/2006/wordml" xmlns:wps="http://schemas.microsoft.com/office/word/2010/wordprocessingShape" mc:Ignorable="w14 w15 w16se w16cid w16 w16cex w16sdtdh wp14">
-  <w:p>
-    <w:pPr>
-      <w:pStyle w:val="Footer"/>
-      <w:jc w:val="center"/>
-      <w:rPr>
-        <w:rFonts w:cs="B Nazanin"/>
-      </w:rPr>
-    </w:pPr>
-  </w:p>
-  <w:p>
-    <w:pPr>
-      <w:pStyle w:val="Footer"/>
-    </w:pPr>
-  </w:p>
-</w:ftr>
-</file>
-
-<file path=word/footer11.xml><?xml version="1.0" encoding="utf-8"?>
 <w:ftr xmlns:wpc="http://schemas.microsoft.com/office/word/2010/wordprocessingCanvas" xmlns:cx="http://schemas.microsoft.com/office/drawing/2014/chartex" xmlns:cx1="http://schemas.microsoft.com/office/drawing/2015/9/8/chartex" xmlns:cx2="http://schemas.microsoft.com/office/drawing/2015/10/21/chartex" xmlns:cx3="http://schemas.microsoft.com/office/drawing/2016/5/9/chartex" xmlns:cx4="http://schemas.microsoft.com/office/drawing/2016/5/10/chartex" xmlns:cx5="http://schemas.microsoft.com/office/drawing/2016/5/11/chartex" xmlns:cx6="http://schemas.microsoft.com/office/drawing/2016/5/12/chartex" xmlns:cx7="http://schemas.microsoft.com/office/drawing/2016/5/13/chartex" xmlns:cx8="http://schemas.microsoft.com/office/drawing/2016/5/14/chartex" xmlns:mc="http://schemas.openxmlformats.org/markup-compatibility/2006" xmlns:aink="http://schemas.microsoft.com/office/drawing/2016/ink" xmlns:am3d="http://schemas.microsoft.com/office/drawing/2017/model3d" xmlns:o="urn:schemas-microsoft-com:office:office" xmlns:r="http://schemas.openxmlformats.org/officeDocument/2006/relationships" xmlns:m="http://schemas.openxmlformats.org/officeDocument/2006/math" xmlns:v="urn:schemas-microsoft-com:vml" xmlns:wp14="http://schemas.microsoft.com/office/word/2010/wordprocessingDrawing" xmlns:wp="http://schemas.openxmlformats.org/drawingml/2006/wordprocessingDrawing" xmlns:w10="urn:schemas-microsoft-com:office:word" xmlns:w="http://schemas.openxmlformats.org/wordprocessingml/2006/main" xmlns:w14="http://schemas.microsoft.com/office/word/2010/wordml" xmlns:w15="http://schemas.microsoft.com/office/word/2012/wordml" xmlns:w16cex="http://schemas.microsoft.com/office/word/2018/wordml/cex" xmlns:w16cid="http://schemas.microsoft.com/office/word/2016/wordml/cid" xmlns:w16="http://schemas.microsoft.com/office/word/2018/wordml" xmlns:w16sdtdh="http://schemas.microsoft.com/office/word/2020/wordml/sdtdatahash" xmlns:w16se="http://schemas.microsoft.com/office/word/2015/wordml/symex" xmlns:wpg="http://schemas.microsoft.com/office/word/2010/wordprocessingGroup" xmlns:wpi="http://schemas.microsoft.com/office/word/2010/wordprocessingInk" xmlns:wne="http://schemas.microsoft.com/office/word/2006/wordml" xmlns:wps="http://schemas.microsoft.com/office/word/2010/wordprocessingShape" mc:Ignorable="w14 w15 w16se w16cid w16 w16cex w16sdtdh wp14">
   <w:p>
     <w:pPr>
@@ -45323,12 +49758,21 @@
         </w:rPr>
         <w:t xml:space="preserve"> </w:t>
       </w:r>
-      <w:r>
-        <w:rPr>
-          <w:rFonts w:cs="B Nazanin"/>
-          <w:color w:val="000000" w:themeColor="text1"/>
-        </w:rPr>
-        <w:t>Proth Number</w:t>
+      <w:proofErr w:type="spellStart"/>
+      <w:r>
+        <w:rPr>
+          <w:rFonts w:cs="B Nazanin"/>
+          <w:color w:val="000000" w:themeColor="text1"/>
+        </w:rPr>
+        <w:t>Proth</w:t>
+      </w:r>
+      <w:proofErr w:type="spellEnd"/>
+      <w:r>
+        <w:rPr>
+          <w:rFonts w:cs="B Nazanin"/>
+          <w:color w:val="000000" w:themeColor="text1"/>
+        </w:rPr>
+        <w:t xml:space="preserve"> Number</w:t>
       </w:r>
     </w:p>
   </w:footnote>

--- a/report.docx
+++ b/report.docx
@@ -1440,750 +1440,6 @@
     </w:p>
     <w:p>
       <w:pPr>
-        <w:jc w:val="center"/>
-        <w:rPr>
-          <w:rFonts w:cs="B Nazanin"/>
-          <w:b/>
-          <w:bCs/>
-          <w:szCs w:val="36"/>
-          <w:rtl/>
-        </w:rPr>
-      </w:pPr>
-      <w:r>
-        <w:rPr>
-          <w:rFonts w:cs="B Nazanin" w:hint="cs"/>
-          <w:b/>
-          <w:bCs/>
-          <w:szCs w:val="36"/>
-          <w:rtl/>
-        </w:rPr>
-        <w:lastRenderedPageBreak/>
-        <w:t>فهرست مطالب</w:t>
-      </w:r>
-    </w:p>
-    <w:p>
-      <w:pPr>
-        <w:rPr>
-          <w:rFonts w:cs="B Nazanin"/>
-          <w:b/>
-          <w:bCs/>
-          <w:rtl/>
-        </w:rPr>
-      </w:pPr>
-    </w:p>
-    <w:p>
-      <w:pPr>
-        <w:spacing w:line="360" w:lineRule="auto"/>
-        <w:jc w:val="both"/>
-        <w:rPr>
-          <w:rFonts w:cs="B Nazanin"/>
-          <w:rtl/>
-        </w:rPr>
-      </w:pPr>
-      <w:r>
-        <w:rPr>
-          <w:rFonts w:cs="B Nazanin" w:hint="cs"/>
-          <w:rtl/>
-        </w:rPr>
-        <w:t>تنظیم فهرست ب</w:t>
-      </w:r>
-      <w:r>
-        <w:rPr>
-          <w:rFonts w:cs="B Nazanin" w:hint="cs"/>
-          <w:rtl/>
-        </w:rPr>
-        <w:t xml:space="preserve">ه </w:t>
-      </w:r>
-      <w:r>
-        <w:rPr>
-          <w:rFonts w:cs="B Nazanin" w:hint="cs"/>
-          <w:rtl/>
-        </w:rPr>
-        <w:t>صورت خودکار از</w:t>
-      </w:r>
-      <w:r>
-        <w:rPr>
-          <w:rFonts w:cs="B Nazanin" w:hint="cs"/>
-          <w:rtl/>
-        </w:rPr>
-        <w:t xml:space="preserve"> بخش </w:t>
-      </w:r>
-      <w:r>
-        <w:rPr>
-          <w:rFonts w:cs="B Nazanin"/>
-        </w:rPr>
-        <w:t>table of contents</w:t>
-      </w:r>
-      <w:r>
-        <w:rPr>
-          <w:rFonts w:cs="B Nazanin" w:hint="cs"/>
-          <w:rtl/>
-        </w:rPr>
-        <w:t xml:space="preserve"> در تَبِ</w:t>
-      </w:r>
-      <w:r>
-        <w:rPr>
-          <w:rFonts w:cs="B Nazanin" w:hint="cs"/>
-          <w:rtl/>
-        </w:rPr>
-        <w:t xml:space="preserve"> </w:t>
-      </w:r>
-      <w:r>
-        <w:rPr>
-          <w:rFonts w:cs="B Nazanin"/>
-        </w:rPr>
-        <w:t>reference</w:t>
-      </w:r>
-      <w:r>
-        <w:rPr>
-          <w:rFonts w:cs="B Nazanin" w:hint="cs"/>
-          <w:rtl/>
-        </w:rPr>
-        <w:t xml:space="preserve"> در نرم</w:t>
-      </w:r>
-      <w:r>
-        <w:rPr>
-          <w:rFonts w:cs="B Nazanin"/>
-          <w:rtl/>
-        </w:rPr>
-        <w:softHyphen/>
-      </w:r>
-      <w:r>
-        <w:rPr>
-          <w:rFonts w:cs="B Nazanin" w:hint="cs"/>
-          <w:rtl/>
-        </w:rPr>
-        <w:t>افزار</w:t>
-      </w:r>
-      <w:r>
-        <w:rPr>
-          <w:rFonts w:cs="B Nazanin" w:hint="cs"/>
-          <w:rtl/>
-        </w:rPr>
-        <w:t xml:space="preserve"> </w:t>
-      </w:r>
-      <w:r>
-        <w:rPr>
-          <w:rFonts w:cs="B Nazanin"/>
-        </w:rPr>
-        <w:t>Word</w:t>
-      </w:r>
-      <w:r>
-        <w:rPr>
-          <w:rFonts w:cs="B Nazanin" w:hint="cs"/>
-          <w:rtl/>
-        </w:rPr>
-        <w:t xml:space="preserve"> </w:t>
-      </w:r>
-      <w:r>
-        <w:rPr>
-          <w:rFonts w:cs="B Nazanin"/>
-        </w:rPr>
-        <w:t>Office</w:t>
-      </w:r>
-      <w:r>
-        <w:rPr>
-          <w:rFonts w:cs="B Nazanin" w:hint="cs"/>
-          <w:rtl/>
-          <w:lang w:val="en-SG"/>
-        </w:rPr>
-        <w:t xml:space="preserve"> </w:t>
-      </w:r>
-      <w:r>
-        <w:rPr>
-          <w:rFonts w:cs="B Nazanin" w:hint="cs"/>
-          <w:rtl/>
-        </w:rPr>
-        <w:t>انجام می</w:t>
-      </w:r>
-      <w:r>
-        <w:rPr>
-          <w:rFonts w:cs="B Nazanin"/>
-          <w:rtl/>
-        </w:rPr>
-        <w:softHyphen/>
-      </w:r>
-      <w:r>
-        <w:rPr>
-          <w:rFonts w:cs="B Nazanin" w:hint="cs"/>
-          <w:rtl/>
-        </w:rPr>
-        <w:t xml:space="preserve">شود. اما، ابتدا باید </w:t>
-      </w:r>
-      <w:r>
-        <w:rPr>
-          <w:rFonts w:cs="B Nazanin"/>
-        </w:rPr>
-        <w:t>style</w:t>
-      </w:r>
-      <w:r>
-        <w:rPr>
-          <w:rFonts w:cs="B Nazanin"/>
-          <w:rtl/>
-        </w:rPr>
-        <w:softHyphen/>
-      </w:r>
-      <w:r>
-        <w:rPr>
-          <w:rFonts w:cs="B Nazanin" w:hint="cs"/>
-          <w:rtl/>
-        </w:rPr>
-        <w:t xml:space="preserve">ها از تَبِ </w:t>
-      </w:r>
-      <w:r>
-        <w:rPr>
-          <w:rFonts w:cs="B Nazanin"/>
-        </w:rPr>
-        <w:t xml:space="preserve"> Home</w:t>
-      </w:r>
-      <w:r>
-        <w:rPr>
-          <w:rFonts w:cs="B Nazanin" w:hint="cs"/>
-          <w:rtl/>
-        </w:rPr>
-        <w:t xml:space="preserve"> تعریف شوند. </w:t>
-      </w:r>
-      <w:r>
-        <w:rPr>
-          <w:rFonts w:cs="B Nazanin" w:hint="cs"/>
-          <w:rtl/>
-        </w:rPr>
-        <w:t xml:space="preserve">برای چگونگی تنظیم فهرست مطالب </w:t>
-      </w:r>
-      <w:r>
-        <w:rPr>
-          <w:rFonts w:cs="B Nazanin" w:hint="cs"/>
-          <w:rtl/>
-        </w:rPr>
-        <w:t xml:space="preserve">و تعریف </w:t>
-      </w:r>
-      <w:r>
-        <w:rPr>
-          <w:rFonts w:cs="B Nazanin"/>
-        </w:rPr>
-        <w:t>style</w:t>
-      </w:r>
-      <w:r>
-        <w:rPr>
-          <w:rFonts w:cs="B Nazanin"/>
-          <w:rtl/>
-        </w:rPr>
-        <w:softHyphen/>
-      </w:r>
-      <w:r>
-        <w:rPr>
-          <w:rFonts w:cs="B Nazanin" w:hint="cs"/>
-          <w:rtl/>
-        </w:rPr>
-        <w:t>ها می</w:t>
-      </w:r>
-      <w:r>
-        <w:rPr>
-          <w:rFonts w:cs="B Nazanin"/>
-          <w:rtl/>
-        </w:rPr>
-        <w:softHyphen/>
-      </w:r>
-      <w:r>
-        <w:rPr>
-          <w:rFonts w:cs="B Nazanin" w:hint="cs"/>
-          <w:rtl/>
-        </w:rPr>
-        <w:t xml:space="preserve">توانید به ویدئوی قرار گرفته در لینک زیر مراجعه کنید. </w:t>
-      </w:r>
-      <w:r>
-        <w:rPr>
-          <w:rFonts w:cs="B Nazanin" w:hint="cs"/>
-          <w:rtl/>
-        </w:rPr>
-        <w:t xml:space="preserve"> </w:t>
-      </w:r>
-    </w:p>
-    <w:p>
-      <w:pPr>
-        <w:spacing w:line="360" w:lineRule="auto"/>
-        <w:jc w:val="both"/>
-        <w:rPr>
-          <w:rFonts w:cs="B Nazanin"/>
-          <w:rtl/>
-        </w:rPr>
-      </w:pPr>
-    </w:p>
-    <w:p>
-      <w:pPr>
-        <w:bidi w:val="0"/>
-        <w:spacing w:line="360" w:lineRule="auto"/>
-        <w:jc w:val="center"/>
-        <w:rPr>
-          <w:rFonts w:cs="B Nazanin"/>
-        </w:rPr>
-      </w:pPr>
-      <w:hyperlink r:id="rId11" w:history="1">
-        <w:r>
-          <w:rPr>
-            <w:rStyle w:val="Hyperlink"/>
-            <w:rFonts w:cs="B Nazanin"/>
-          </w:rPr>
-          <w:t>https://www.aparat.com/v/mpso2</w:t>
-        </w:r>
-        <w:r>
-          <w:rPr>
-            <w:rStyle w:val="Hyperlink"/>
-            <w:rFonts w:cs="B Nazanin"/>
-            <w:rtl/>
-          </w:rPr>
-          <w:t>/</w:t>
-        </w:r>
-      </w:hyperlink>
-    </w:p>
-    <w:p>
-      <w:pPr>
-        <w:spacing w:line="360" w:lineRule="auto"/>
-        <w:rPr>
-          <w:rFonts w:cs="B Nazanin"/>
-          <w:rtl/>
-        </w:rPr>
-      </w:pPr>
-    </w:p>
-    <w:p>
-      <w:pPr>
-        <w:spacing w:line="360" w:lineRule="auto"/>
-        <w:rPr>
-          <w:rFonts w:cs="B Nazanin"/>
-          <w:rtl/>
-        </w:rPr>
-      </w:pPr>
-      <w:r>
-        <w:rPr>
-          <w:rFonts w:cs="B Nazanin" w:hint="cs"/>
-          <w:rtl/>
-        </w:rPr>
-        <w:t xml:space="preserve">نکاتی که </w:t>
-      </w:r>
-      <w:r>
-        <w:rPr>
-          <w:rFonts w:cs="B Nazanin" w:hint="cs"/>
-          <w:rtl/>
-        </w:rPr>
-        <w:t xml:space="preserve">در فهرست مطالب باید رعایت شود: </w:t>
-      </w:r>
-    </w:p>
-    <w:p>
-      <w:pPr>
-        <w:pStyle w:val="ListParagraph"/>
-        <w:numPr>
-          <w:ilvl w:val="0"/>
-          <w:numId w:val="10"/>
-        </w:numPr>
-        <w:spacing w:line="360" w:lineRule="auto"/>
-        <w:rPr>
-          <w:rFonts w:cs="B Nazanin"/>
-        </w:rPr>
-      </w:pPr>
-      <w:r>
-        <w:rPr>
-          <w:rFonts w:cs="B Nazanin" w:hint="cs"/>
-          <w:rtl/>
-        </w:rPr>
-        <w:t>عنوان به صورت «</w:t>
-      </w:r>
-      <w:r>
-        <w:rPr>
-          <w:rFonts w:cs="B Nazanin" w:hint="cs"/>
-          <w:b/>
-          <w:bCs/>
-          <w:rtl/>
-        </w:rPr>
-        <w:t>شماره: نام فصل</w:t>
-      </w:r>
-      <w:r>
-        <w:rPr>
-          <w:rFonts w:cs="B Nazanin" w:hint="cs"/>
-          <w:b/>
-          <w:bCs/>
-          <w:rtl/>
-        </w:rPr>
-        <w:t>»</w:t>
-      </w:r>
-      <w:r>
-        <w:rPr>
-          <w:rFonts w:cs="B Nazanin" w:hint="cs"/>
-          <w:rtl/>
-        </w:rPr>
-        <w:t xml:space="preserve"> مشخص </w:t>
-      </w:r>
-      <w:r>
-        <w:rPr>
-          <w:rFonts w:cs="B Nazanin" w:hint="cs"/>
-          <w:rtl/>
-        </w:rPr>
-        <w:t>شود</w:t>
-      </w:r>
-      <w:r>
-        <w:rPr>
-          <w:rFonts w:cs="B Nazanin" w:hint="cs"/>
-          <w:rtl/>
-        </w:rPr>
-        <w:t xml:space="preserve"> و </w:t>
-      </w:r>
-      <w:r>
-        <w:rPr>
-          <w:rFonts w:cs="B Nazanin" w:hint="cs"/>
-          <w:rtl/>
-        </w:rPr>
-        <w:t xml:space="preserve">زیرعناوین به صورت </w:t>
-      </w:r>
-      <w:r>
-        <w:rPr>
-          <w:rFonts w:cs="Calibri" w:hint="cs"/>
-          <w:rtl/>
-        </w:rPr>
-        <w:t>«</w:t>
-      </w:r>
-      <w:r>
-        <w:rPr>
-          <w:rFonts w:cs="B Nazanin" w:hint="cs"/>
-          <w:rtl/>
-        </w:rPr>
-        <w:t xml:space="preserve">شماره فصل- شماره زیرفصل- شماره زیر زیر فصل (در صورت وجود) </w:t>
-      </w:r>
-      <w:r>
-        <w:rPr>
-          <w:rFonts w:cs="B Nazanin" w:hint="cs"/>
-          <w:rtl/>
-        </w:rPr>
-        <w:t>و با فاصله</w:t>
-      </w:r>
-      <w:r>
-        <w:rPr>
-          <w:rFonts w:cs="Calibri" w:hint="cs"/>
-          <w:rtl/>
-        </w:rPr>
-        <w:t xml:space="preserve"> </w:t>
-      </w:r>
-      <w:r>
-        <w:rPr>
-          <w:rFonts w:cs="B Nazanin" w:hint="cs"/>
-          <w:rtl/>
-        </w:rPr>
-        <w:t>نام عنوان</w:t>
-      </w:r>
-      <w:r>
-        <w:rPr>
-          <w:rFonts w:cs="Calibri" w:hint="cs"/>
-          <w:rtl/>
-        </w:rPr>
-        <w:t>»</w:t>
-      </w:r>
-      <w:r>
-        <w:rPr>
-          <w:rFonts w:cs="B Nazanin" w:hint="cs"/>
-          <w:rtl/>
-        </w:rPr>
-        <w:t xml:space="preserve"> از راست به چپ.  </w:t>
-      </w:r>
-    </w:p>
-    <w:p>
-      <w:pPr>
-        <w:pStyle w:val="ListParagraph"/>
-        <w:numPr>
-          <w:ilvl w:val="0"/>
-          <w:numId w:val="10"/>
-        </w:numPr>
-        <w:spacing w:line="360" w:lineRule="auto"/>
-        <w:rPr>
-          <w:rFonts w:cs="B Nazanin"/>
-        </w:rPr>
-      </w:pPr>
-      <w:r>
-        <w:rPr>
-          <w:rFonts w:cs="B Nazanin" w:hint="cs"/>
-          <w:rtl/>
-        </w:rPr>
-        <w:t xml:space="preserve">زیرعناوین باید نسبت به عناوین اصلی، تو رفتگی داشته باشند. </w:t>
-      </w:r>
-    </w:p>
-    <w:p>
-      <w:pPr>
-        <w:pStyle w:val="ListParagraph"/>
-        <w:numPr>
-          <w:ilvl w:val="0"/>
-          <w:numId w:val="10"/>
-        </w:numPr>
-        <w:spacing w:line="360" w:lineRule="auto"/>
-        <w:rPr>
-          <w:rFonts w:cs="B Nazanin"/>
-        </w:rPr>
-      </w:pPr>
-      <w:r>
-        <w:rPr>
-          <w:rFonts w:cs="B Nazanin" w:hint="cs"/>
-          <w:rtl/>
-        </w:rPr>
-        <w:t>نهایتاً تا سه سطح در فهرست مطالب آورده شود. برای مثال آوردن 1-3-2 در فهرست مطالب قابل قبول بوده ولی آوردن 1-3-2-4  مجاز نیست. در خود متن مجاز است تا چهار سطح آورده شود.</w:t>
-      </w:r>
-    </w:p>
-    <w:p>
-      <w:pPr>
-        <w:pStyle w:val="ListParagraph"/>
-        <w:numPr>
-          <w:ilvl w:val="0"/>
-          <w:numId w:val="10"/>
-        </w:numPr>
-        <w:spacing w:line="360" w:lineRule="auto"/>
-        <w:rPr>
-          <w:rFonts w:cs="B Nazanin"/>
-        </w:rPr>
-      </w:pPr>
-      <w:r>
-        <w:rPr>
-          <w:rFonts w:cs="B Nazanin" w:hint="cs"/>
-          <w:rtl/>
-        </w:rPr>
-        <w:t xml:space="preserve">اندازه قلم عناوین اصلی بزرگتر از زیرعناوین هستند. </w:t>
-      </w:r>
-    </w:p>
-    <w:p>
-      <w:pPr>
-        <w:pStyle w:val="ListParagraph"/>
-        <w:numPr>
-          <w:ilvl w:val="0"/>
-          <w:numId w:val="10"/>
-        </w:numPr>
-        <w:spacing w:line="360" w:lineRule="auto"/>
-        <w:rPr>
-          <w:rFonts w:cs="B Nazanin"/>
-        </w:rPr>
-      </w:pPr>
-      <w:r>
-        <w:rPr>
-          <w:rFonts w:cs="B Nazanin" w:hint="cs"/>
-          <w:rtl/>
-        </w:rPr>
-        <w:t>عناوین باید باهم همسان و هم</w:t>
-      </w:r>
-      <w:r>
-        <w:rPr>
-          <w:rFonts w:cs="B Nazanin"/>
-          <w:rtl/>
-        </w:rPr>
-        <w:softHyphen/>
-      </w:r>
-      <w:r>
-        <w:rPr>
-          <w:rFonts w:cs="B Nazanin" w:hint="cs"/>
-          <w:rtl/>
-        </w:rPr>
-        <w:t>ستون باشند. زیر عناوین هم با سایر زیرعناوین دیگر باید هم</w:t>
-      </w:r>
-      <w:r>
-        <w:rPr>
-          <w:rFonts w:cs="B Nazanin"/>
-          <w:rtl/>
-        </w:rPr>
-        <w:softHyphen/>
-      </w:r>
-      <w:r>
-        <w:rPr>
-          <w:rFonts w:cs="B Nazanin" w:hint="cs"/>
-          <w:rtl/>
-        </w:rPr>
-        <w:t xml:space="preserve">ستون باشند. </w:t>
-      </w:r>
-    </w:p>
-    <w:p>
-      <w:pPr>
-        <w:pStyle w:val="ListParagraph"/>
-        <w:numPr>
-          <w:ilvl w:val="0"/>
-          <w:numId w:val="10"/>
-        </w:numPr>
-        <w:spacing w:line="360" w:lineRule="auto"/>
-        <w:rPr>
-          <w:rFonts w:cs="B Nazanin"/>
-        </w:rPr>
-      </w:pPr>
-      <w:r>
-        <w:rPr>
-          <w:rFonts w:cs="B Nazanin" w:hint="cs"/>
-          <w:rtl/>
-        </w:rPr>
-        <w:t>شماره صفحات باید بگونه</w:t>
-      </w:r>
-      <w:r>
-        <w:rPr>
-          <w:rFonts w:cs="B Nazanin"/>
-          <w:rtl/>
-        </w:rPr>
-        <w:softHyphen/>
-      </w:r>
-      <w:r>
-        <w:rPr>
-          <w:rFonts w:cs="B Nazanin" w:hint="cs"/>
-          <w:rtl/>
-        </w:rPr>
-        <w:t xml:space="preserve">ای زیر </w:t>
-      </w:r>
-      <w:r>
-        <w:rPr>
-          <w:rFonts w:cs="B Nazanin" w:hint="cs"/>
-          <w:rtl/>
-        </w:rPr>
-        <w:t>هم باشند که آخرین رقم سمت چپ آن</w:t>
-      </w:r>
-      <w:r>
-        <w:rPr>
-          <w:rFonts w:cs="B Nazanin"/>
-          <w:rtl/>
-        </w:rPr>
-        <w:softHyphen/>
-      </w:r>
-      <w:r>
-        <w:rPr>
-          <w:rFonts w:cs="B Nazanin" w:hint="cs"/>
-          <w:rtl/>
-        </w:rPr>
-        <w:t xml:space="preserve">ها در یک ستون قرار بگیرد. </w:t>
-      </w:r>
-    </w:p>
-    <w:p>
-      <w:pPr>
-        <w:pStyle w:val="ListParagraph"/>
-        <w:numPr>
-          <w:ilvl w:val="0"/>
-          <w:numId w:val="10"/>
-        </w:numPr>
-        <w:spacing w:line="360" w:lineRule="auto"/>
-        <w:rPr>
-          <w:rFonts w:cs="B Nazanin"/>
-        </w:rPr>
-      </w:pPr>
-      <w:r>
-        <w:rPr>
-          <w:rFonts w:cs="B Nazanin" w:hint="cs"/>
-          <w:rtl/>
-        </w:rPr>
-        <w:t>فهرست شکل</w:t>
-      </w:r>
-      <w:r>
-        <w:rPr>
-          <w:rFonts w:cs="B Nazanin"/>
-          <w:rtl/>
-        </w:rPr>
-        <w:softHyphen/>
-      </w:r>
-      <w:r>
-        <w:rPr>
-          <w:rFonts w:cs="B Nazanin" w:hint="cs"/>
-          <w:rtl/>
-        </w:rPr>
-        <w:t>ها، فهرست جدول</w:t>
-      </w:r>
-      <w:r>
-        <w:rPr>
-          <w:rFonts w:cs="B Nazanin"/>
-          <w:rtl/>
-        </w:rPr>
-        <w:softHyphen/>
-      </w:r>
-      <w:r>
-        <w:rPr>
-          <w:rFonts w:cs="B Nazanin" w:hint="cs"/>
-          <w:rtl/>
-        </w:rPr>
-        <w:t xml:space="preserve">ها </w:t>
-      </w:r>
-      <w:r>
-        <w:rPr>
-          <w:rFonts w:cs="B Nazanin" w:hint="cs"/>
-          <w:rtl/>
-        </w:rPr>
-        <w:t>و فهرست اختصارات پس از فهرست مطالب درج می</w:t>
-      </w:r>
-      <w:r>
-        <w:rPr>
-          <w:rFonts w:cs="B Nazanin"/>
-          <w:rtl/>
-        </w:rPr>
-        <w:softHyphen/>
-      </w:r>
-      <w:r>
-        <w:rPr>
-          <w:rFonts w:cs="B Nazanin" w:hint="cs"/>
-          <w:rtl/>
-        </w:rPr>
-        <w:t xml:space="preserve">شوند. </w:t>
-      </w:r>
-    </w:p>
-    <w:p>
-      <w:pPr>
-        <w:pStyle w:val="ListParagraph"/>
-        <w:spacing w:line="360" w:lineRule="auto"/>
-        <w:rPr>
-          <w:rFonts w:cs="B Nazanin"/>
-          <w:rtl/>
-        </w:rPr>
-      </w:pPr>
-      <w:r>
-        <w:rPr>
-          <w:rFonts w:cs="B Nazanin" w:hint="cs"/>
-          <w:rtl/>
-        </w:rPr>
-        <w:t xml:space="preserve">یک نمونه فهرست مطالب در ادامه آورده شده است: </w:t>
-      </w:r>
-    </w:p>
-    <w:p>
-      <w:pPr>
-        <w:jc w:val="center"/>
-        <w:rPr>
-          <w:rFonts w:cs="B Nazanin"/>
-          <w:b/>
-          <w:bCs/>
-          <w:rtl/>
-        </w:rPr>
-      </w:pPr>
-    </w:p>
-    <w:p>
-      <w:pPr>
-        <w:jc w:val="center"/>
-        <w:rPr>
-          <w:rFonts w:cs="B Nazanin"/>
-          <w:b/>
-          <w:bCs/>
-          <w:rtl/>
-        </w:rPr>
-      </w:pPr>
-    </w:p>
-    <w:p>
-      <w:pPr>
-        <w:rPr>
-          <w:rFonts w:cs="B Nazanin"/>
-          <w:rtl/>
-        </w:rPr>
-      </w:pPr>
-    </w:p>
-    <w:p>
-      <w:pPr>
-        <w:rPr>
-          <w:rFonts w:cs="B Nazanin"/>
-          <w:rtl/>
-        </w:rPr>
-      </w:pPr>
-    </w:p>
-    <w:p>
-      <w:pPr>
-        <w:jc w:val="center"/>
-        <w:rPr>
-          <w:rFonts w:cs="B Nazanin"/>
-          <w:b/>
-          <w:bCs/>
-          <w:rtl/>
-        </w:rPr>
-      </w:pPr>
-    </w:p>
-    <w:p>
-      <w:pPr>
-        <w:jc w:val="center"/>
         <w:rPr>
           <w:rFonts w:cs="B Nazanin"/>
           <w:b/>
@@ -8985,6 +8241,9 @@
     </w:p>
     <w:p>
       <w:pPr>
+        <w:tabs>
+          <w:tab w:val="right" w:leader="dot" w:pos="8828"/>
+        </w:tabs>
         <w:spacing w:line="360" w:lineRule="auto"/>
         <w:rPr>
           <w:rFonts w:cs="B Nazanin"/>
@@ -8996,64 +8255,216 @@
           <w:rFonts w:cs="B Nazanin" w:hint="cs"/>
           <w:rtl/>
         </w:rPr>
-        <w:t>شکل 2-2</w:t>
-      </w:r>
-      <w:r>
-        <w:rPr>
-          <w:rFonts w:cs="B Nazanin" w:hint="cs"/>
-          <w:rtl/>
-        </w:rPr>
-        <w:t xml:space="preserve"> </w:t>
-      </w:r>
-      <w:r>
-        <w:rPr>
-          <w:rFonts w:cs="B Nazanin" w:hint="cs"/>
-          <w:rtl/>
-        </w:rPr>
-        <w:t xml:space="preserve"> مفاهیم پایه</w:t>
-      </w:r>
-      <w:r>
-        <w:rPr>
-          <w:rFonts w:cs="B Nazanin" w:hint="cs"/>
-          <w:rtl/>
-        </w:rPr>
-        <w:t xml:space="preserve"> ...............</w:t>
-      </w:r>
-      <w:r>
-        <w:rPr>
-          <w:rFonts w:cs="B Nazanin" w:hint="cs"/>
-          <w:rtl/>
-        </w:rPr>
-        <w:t>................................................................................................................................................................14</w:t>
+        <w:t>شکل 2-1  الگوریتم کاهش شبه-مرسن</w:t>
+      </w:r>
+      <w:r>
+        <w:rPr>
+          <w:rFonts w:cs="B Nazanin"/>
+          <w:rtl/>
+        </w:rPr>
+        <w:tab/>
+        <w:t>9</w:t>
       </w:r>
     </w:p>
     <w:p>
       <w:pPr>
+        <w:tabs>
+          <w:tab w:val="right" w:leader="dot" w:pos="8828"/>
+        </w:tabs>
         <w:spacing w:line="360" w:lineRule="auto"/>
         <w:rPr>
           <w:rFonts w:cs="B Nazanin"/>
-        </w:rPr>
-      </w:pPr>
-      <w:r>
-        <w:rPr>
-          <w:rFonts w:cs="B Nazanin" w:hint="cs"/>
-          <w:rtl/>
-        </w:rPr>
-        <w:t xml:space="preserve">شکل 3-1 </w:t>
-      </w:r>
-      <w:r>
-        <w:rPr>
-          <w:rFonts w:cs="B Nazanin" w:hint="cs"/>
-          <w:rtl/>
-        </w:rPr>
-        <w:t xml:space="preserve"> </w:t>
-      </w:r>
-      <w:r>
-        <w:rPr>
-          <w:rFonts w:cs="B Nazanin" w:hint="cs"/>
-          <w:rtl/>
-        </w:rPr>
-        <w:t xml:space="preserve">برجسته‌ترین راه‌حل‌ها در سایر پژوهش‌های پیشین .......................................................................................................25 </w:t>
+          <w:rtl/>
+        </w:rPr>
+      </w:pPr>
+      <w:r>
+        <w:rPr>
+          <w:rFonts w:cs="B Nazanin" w:hint="cs"/>
+          <w:rtl/>
+        </w:rPr>
+        <w:t>شکل 2-2  الگوریتم ضرب کاراتسوبا</w:t>
+      </w:r>
+      <w:r>
+        <w:rPr>
+          <w:rFonts w:cs="B Nazanin"/>
+          <w:rtl/>
+        </w:rPr>
+        <w:tab/>
+        <w:t>11</w:t>
+      </w:r>
+    </w:p>
+    <w:p>
+      <w:pPr>
+        <w:tabs>
+          <w:tab w:val="right" w:leader="dot" w:pos="8828"/>
+        </w:tabs>
+        <w:spacing w:line="360" w:lineRule="auto"/>
+        <w:rPr>
+          <w:rFonts w:cs="B Nazanin"/>
+          <w:rtl/>
+        </w:rPr>
+      </w:pPr>
+      <w:r>
+        <w:rPr>
+          <w:rFonts w:cs="B Nazanin" w:hint="cs"/>
+          <w:rtl/>
+        </w:rPr>
+        <w:t>شکل 2-3  الگوریتم ضرب درهم آمیخته</w:t>
+      </w:r>
+      <w:r>
+        <w:rPr>
+          <w:rFonts w:cs="B Nazanin"/>
+          <w:rtl/>
+        </w:rPr>
+        <w:tab/>
+        <w:t>11</w:t>
+      </w:r>
+    </w:p>
+    <w:p>
+      <w:pPr>
+        <w:tabs>
+          <w:tab w:val="right" w:leader="dot" w:pos="8828"/>
+        </w:tabs>
+        <w:spacing w:line="360" w:lineRule="auto"/>
+        <w:rPr>
+          <w:rFonts w:cs="B Nazanin"/>
+          <w:rtl/>
+        </w:rPr>
+      </w:pPr>
+      <w:r>
+        <w:rPr>
+          <w:rFonts w:cs="B Nazanin" w:hint="cs"/>
+          <w:rtl/>
+        </w:rPr>
+        <w:t>شکل 2-4  مسیر ضرب چندجمله‌ای معمولی در برابر مسیر مبتنی بر NTT</w:t>
+      </w:r>
+      <w:r>
+        <w:rPr>
+          <w:rFonts w:cs="B Nazanin"/>
+          <w:rtl/>
+        </w:rPr>
+        <w:tab/>
+        <w:t>13</w:t>
+      </w:r>
+    </w:p>
+    <w:p>
+      <w:pPr>
+        <w:tabs>
+          <w:tab w:val="right" w:leader="dot" w:pos="8828"/>
+        </w:tabs>
+        <w:spacing w:line="360" w:lineRule="auto"/>
+        <w:rPr>
+          <w:rFonts w:cs="B Nazanin"/>
+          <w:rtl/>
+        </w:rPr>
+      </w:pPr>
+      <w:r>
+        <w:rPr>
+          <w:rFonts w:cs="B Nazanin" w:hint="cs"/>
+          <w:rtl/>
+        </w:rPr>
+        <w:t>شکل 2-5  الگوریتم کاهش بارت</w:t>
+      </w:r>
+      <w:r>
+        <w:rPr>
+          <w:rFonts w:cs="B Nazanin"/>
+          <w:rtl/>
+        </w:rPr>
+        <w:tab/>
+        <w:t>14</w:t>
+      </w:r>
+    </w:p>
+    <w:p>
+      <w:pPr>
+        <w:tabs>
+          <w:tab w:val="right" w:leader="dot" w:pos="8828"/>
+        </w:tabs>
+        <w:spacing w:line="360" w:lineRule="auto"/>
+        <w:rPr>
+          <w:rFonts w:cs="B Nazanin"/>
+          <w:rtl/>
+        </w:rPr>
+      </w:pPr>
+      <w:r>
+        <w:rPr>
+          <w:rFonts w:cs="B Nazanin" w:hint="cs"/>
+          <w:rtl/>
+        </w:rPr>
+        <w:t>شکل 2-6  الگوریتم کاهش مونتگمری</w:t>
+      </w:r>
+      <w:r>
+        <w:rPr>
+          <w:rFonts w:cs="B Nazanin"/>
+          <w:rtl/>
+        </w:rPr>
+        <w:tab/>
+        <w:t>14</w:t>
+      </w:r>
+    </w:p>
+    <w:p>
+      <w:pPr>
+        <w:tabs>
+          <w:tab w:val="right" w:leader="dot" w:pos="8828"/>
+        </w:tabs>
+        <w:spacing w:line="360" w:lineRule="auto"/>
+        <w:rPr>
+          <w:rFonts w:cs="B Nazanin"/>
+          <w:rtl/>
+        </w:rPr>
+      </w:pPr>
+      <w:r>
+        <w:rPr>
+          <w:rFonts w:cs="B Nazanin" w:hint="cs"/>
+          <w:rtl/>
+        </w:rPr>
+        <w:t xml:space="preserve">شکل 2-7  الگوریتم کاهش </w:t>
+      </w:r>
+      <w:r>
+        <w:t>K</w:t>
+      </w:r>
+      <w:r>
+        <w:rPr>
+          <w:vertAlign w:val="superscript"/>
+        </w:rPr>
+        <w:t>2</w:t>
+      </w:r>
+      <w:r>
+        <w:t>-RED</w:t>
+      </w:r>
+      <w:r>
+        <w:rPr>
+          <w:rFonts w:cs="B Nazanin"/>
+          <w:rtl/>
+        </w:rPr>
+        <w:tab/>
+        <w:t>15</w:t>
+      </w:r>
+    </w:p>
+    <w:p>
+      <w:pPr>
+        <w:tabs>
+          <w:tab w:val="right" w:leader="dot" w:pos="8828"/>
+        </w:tabs>
+        <w:spacing w:line="360" w:lineRule="auto"/>
+        <w:rPr>
+          <w:rFonts w:cs="B Nazanin"/>
+          <w:rtl/>
+        </w:rPr>
+      </w:pPr>
+      <w:r>
+        <w:rPr>
+          <w:rFonts w:cs="B Nazanin" w:hint="cs"/>
+          <w:rtl/>
+        </w:rPr>
+        <w:t>شکل 2-8  شمای کلی پروتکل X25519MLKEM768 در TLS 1.3</w:t>
+      </w:r>
+      <w:r>
+        <w:rPr>
+          <w:rFonts w:cs="B Nazanin"/>
+          <w:rtl/>
+        </w:rPr>
+        <w:tab/>
+        <w:t>16</w:t>
       </w:r>
     </w:p>
     <w:p>
@@ -9190,7 +8601,6 @@
     </w:p>
     <w:p>
       <w:pPr>
-        <w:jc w:val="center"/>
         <w:rPr>
           <w:rFonts w:cs="B Nazanin"/>
           <w:b/>
@@ -9211,22 +8621,18 @@
           <w:rtl/>
         </w:rPr>
       </w:pPr>
-    </w:p>
-    <w:p>
-      <w:pPr>
-        <w:jc w:val="center"/>
-        <w:rPr>
-          <w:rFonts w:cs="B Nazanin"/>
+      <w:r>
+        <w:rPr>
+          <w:rFonts w:cs="B Nazanin" w:hint="cs"/>
           <w:b/>
           <w:bCs/>
           <w:szCs w:val="36"/>
           <w:rtl/>
         </w:rPr>
-      </w:pPr>
-    </w:p>
-    <w:p>
-      <w:pPr>
-        <w:jc w:val="center"/>
+        <w:lastRenderedPageBreak/>
+        <w:t>فهرست جدول</w:t>
+      </w:r>
+      <w:r>
         <w:rPr>
           <w:rFonts w:cs="B Nazanin"/>
           <w:b/>
@@ -9234,21 +8640,22 @@
           <w:szCs w:val="36"/>
           <w:rtl/>
         </w:rPr>
-      </w:pPr>
-    </w:p>
-    <w:p>
-      <w:pPr>
-        <w:rPr>
-          <w:rFonts w:cs="B Nazanin"/>
+        <w:softHyphen/>
+      </w:r>
+      <w:r>
+        <w:rPr>
+          <w:rFonts w:cs="B Nazanin" w:hint="cs"/>
           <w:b/>
           <w:bCs/>
           <w:szCs w:val="36"/>
           <w:rtl/>
         </w:rPr>
-      </w:pPr>
+        <w:t>ها</w:t>
+      </w:r>
     </w:p>
     <w:p>
       <w:pPr>
+        <w:jc w:val="center"/>
         <w:rPr>
           <w:rFonts w:cs="B Nazanin"/>
           <w:b/>
@@ -9260,7 +8667,133 @@
     </w:p>
     <w:p>
       <w:pPr>
+        <w:spacing w:line="360" w:lineRule="auto"/>
         <w:jc w:val="center"/>
+        <w:rPr>
+          <w:rFonts w:cs="B Nazanin"/>
+          <w:b/>
+          <w:bCs/>
+        </w:rPr>
+      </w:pPr>
+    </w:p>
+    <w:p>
+      <w:pPr>
+        <w:spacing w:line="360" w:lineRule="auto"/>
+        <w:jc w:val="center"/>
+        <w:rPr>
+          <w:rFonts w:cs="B Nazanin"/>
+          <w:b/>
+          <w:bCs/>
+        </w:rPr>
+      </w:pPr>
+    </w:p>
+    <w:p>
+      <w:pPr>
+        <w:spacing w:line="360" w:lineRule="auto"/>
+        <w:jc w:val="center"/>
+        <w:rPr>
+          <w:rFonts w:cs="B Nazanin"/>
+          <w:b/>
+          <w:bCs/>
+        </w:rPr>
+      </w:pPr>
+    </w:p>
+    <w:p>
+      <w:pPr>
+        <w:spacing w:line="360" w:lineRule="auto"/>
+        <w:jc w:val="center"/>
+        <w:rPr>
+          <w:rFonts w:cs="B Nazanin"/>
+          <w:b/>
+          <w:bCs/>
+        </w:rPr>
+      </w:pPr>
+    </w:p>
+    <w:p>
+      <w:pPr>
+        <w:spacing w:line="360" w:lineRule="auto"/>
+        <w:jc w:val="center"/>
+        <w:rPr>
+          <w:rFonts w:cs="B Nazanin"/>
+          <w:b/>
+          <w:bCs/>
+        </w:rPr>
+      </w:pPr>
+    </w:p>
+    <w:p>
+      <w:pPr>
+        <w:spacing w:line="360" w:lineRule="auto"/>
+        <w:jc w:val="center"/>
+        <w:rPr>
+          <w:rFonts w:cs="B Nazanin"/>
+          <w:b/>
+          <w:bCs/>
+        </w:rPr>
+      </w:pPr>
+    </w:p>
+    <w:p>
+      <w:pPr>
+        <w:jc w:val="center"/>
+        <w:rPr>
+          <w:rFonts w:cs="B Nazanin"/>
+          <w:b/>
+          <w:bCs/>
+        </w:rPr>
+      </w:pPr>
+    </w:p>
+    <w:p>
+      <w:pPr>
+        <w:jc w:val="center"/>
+        <w:rPr>
+          <w:rFonts w:cs="B Nazanin"/>
+          <w:b/>
+          <w:bCs/>
+        </w:rPr>
+      </w:pPr>
+    </w:p>
+    <w:p>
+      <w:pPr>
+        <w:jc w:val="center"/>
+        <w:rPr>
+          <w:rFonts w:cs="B Nazanin"/>
+          <w:b/>
+          <w:bCs/>
+        </w:rPr>
+      </w:pPr>
+    </w:p>
+    <w:p>
+      <w:pPr>
+        <w:jc w:val="center"/>
+        <w:rPr>
+          <w:rFonts w:cs="B Nazanin"/>
+          <w:b/>
+          <w:bCs/>
+        </w:rPr>
+      </w:pPr>
+    </w:p>
+    <w:p>
+      <w:pPr>
+        <w:jc w:val="center"/>
+        <w:rPr>
+          <w:rFonts w:cs="B Nazanin"/>
+          <w:b/>
+          <w:bCs/>
+        </w:rPr>
+      </w:pPr>
+    </w:p>
+    <w:p>
+      <w:pPr>
+        <w:rPr>
+          <w:rFonts w:cs="B Nazanin"/>
+          <w:b/>
+          <w:bCs/>
+          <w:rtl/>
+        </w:rPr>
+      </w:pPr>
+    </w:p>
+    <w:p>
+      <w:pPr>
+        <w:spacing w:line="360" w:lineRule="auto"/>
         <w:rPr>
           <w:rFonts w:cs="B Nazanin"/>
           <w:b/>
@@ -9269,18 +8802,22 @@
           <w:rtl/>
         </w:rPr>
       </w:pPr>
-      <w:r>
-        <w:rPr>
-          <w:rFonts w:cs="B Nazanin" w:hint="cs"/>
+    </w:p>
+    <w:p>
+      <w:pPr>
+        <w:spacing w:line="360" w:lineRule="auto"/>
+        <w:rPr>
+          <w:rFonts w:cs="B Nazanin"/>
           <w:b/>
           <w:bCs/>
           <w:szCs w:val="36"/>
           <w:rtl/>
         </w:rPr>
-        <w:lastRenderedPageBreak/>
-        <w:t>فهرست جدول</w:t>
-      </w:r>
-      <w:r>
+      </w:pPr>
+    </w:p>
+    <w:p>
+      <w:pPr>
+        <w:spacing w:line="360" w:lineRule="auto"/>
         <w:rPr>
           <w:rFonts w:cs="B Nazanin"/>
           <w:b/>
@@ -9288,22 +8825,23 @@
           <w:szCs w:val="36"/>
           <w:rtl/>
         </w:rPr>
-        <w:softHyphen/>
-      </w:r>
-      <w:r>
-        <w:rPr>
-          <w:rFonts w:cs="B Nazanin" w:hint="cs"/>
+      </w:pPr>
+    </w:p>
+    <w:p>
+      <w:pPr>
+        <w:spacing w:line="360" w:lineRule="auto"/>
+        <w:rPr>
+          <w:rFonts w:cs="B Nazanin"/>
           <w:b/>
           <w:bCs/>
           <w:szCs w:val="36"/>
           <w:rtl/>
         </w:rPr>
-        <w:t>ها</w:t>
-      </w:r>
+      </w:pPr>
     </w:p>
     <w:p>
       <w:pPr>
-        <w:jc w:val="center"/>
+        <w:spacing w:line="360" w:lineRule="auto"/>
         <w:rPr>
           <w:rFonts w:cs="B Nazanin"/>
           <w:b/>
@@ -9318,282 +8856,6 @@
         <w:spacing w:line="360" w:lineRule="auto"/>
         <w:rPr>
           <w:rFonts w:cs="B Nazanin"/>
-          <w:rtl/>
-        </w:rPr>
-      </w:pPr>
-      <w:r>
-        <w:rPr>
-          <w:rFonts w:cs="B Nazanin" w:hint="cs"/>
-          <w:rtl/>
-        </w:rPr>
-        <w:t xml:space="preserve">جدول </w:t>
-      </w:r>
-      <w:r>
-        <w:rPr>
-          <w:rFonts w:cs="B Nazanin" w:hint="cs"/>
-          <w:rtl/>
-        </w:rPr>
-        <w:t>3</w:t>
-      </w:r>
-      <w:r>
-        <w:rPr>
-          <w:rFonts w:cs="B Nazanin" w:hint="cs"/>
-          <w:rtl/>
-        </w:rPr>
-        <w:t xml:space="preserve">-2 </w:t>
-      </w:r>
-      <w:r>
-        <w:rPr>
-          <w:rFonts w:cs="B Nazanin" w:hint="cs"/>
-          <w:rtl/>
-        </w:rPr>
-        <w:t xml:space="preserve"> </w:t>
-      </w:r>
-      <w:r>
-        <w:rPr>
-          <w:rFonts w:cs="B Nazanin" w:hint="cs"/>
-          <w:rtl/>
-        </w:rPr>
-        <w:t>واژگان بکار رفته برای جست</w:t>
-      </w:r>
-      <w:r>
-        <w:rPr>
-          <w:rFonts w:cs="B Nazanin"/>
-          <w:rtl/>
-        </w:rPr>
-        <w:softHyphen/>
-      </w:r>
-      <w:r>
-        <w:rPr>
-          <w:rFonts w:cs="B Nazanin" w:hint="cs"/>
-          <w:rtl/>
-        </w:rPr>
-        <w:t>وجوی پژوهش</w:t>
-      </w:r>
-      <w:r>
-        <w:rPr>
-          <w:rFonts w:cs="B Nazanin"/>
-          <w:rtl/>
-        </w:rPr>
-        <w:softHyphen/>
-      </w:r>
-      <w:r>
-        <w:rPr>
-          <w:rFonts w:cs="B Nazanin" w:hint="cs"/>
-          <w:rtl/>
-        </w:rPr>
-        <w:t>های پیشین ...........................</w:t>
-      </w:r>
-      <w:r>
-        <w:rPr>
-          <w:rFonts w:cs="B Nazanin" w:hint="cs"/>
-          <w:rtl/>
-        </w:rPr>
-        <w:t>...................................................................81</w:t>
-      </w:r>
-    </w:p>
-    <w:p>
-      <w:pPr>
-        <w:spacing w:line="360" w:lineRule="auto"/>
-        <w:rPr>
-          <w:rFonts w:cs="B Nazanin"/>
-        </w:rPr>
-      </w:pPr>
-      <w:r>
-        <w:rPr>
-          <w:rFonts w:cs="B Nazanin" w:hint="cs"/>
-          <w:rtl/>
-        </w:rPr>
-        <w:t xml:space="preserve">جدول </w:t>
-      </w:r>
-      <w:r>
-        <w:rPr>
-          <w:rFonts w:cs="B Nazanin" w:hint="cs"/>
-          <w:rtl/>
-        </w:rPr>
-        <w:t>4</w:t>
-      </w:r>
-      <w:r>
-        <w:rPr>
-          <w:rFonts w:cs="B Nazanin" w:hint="cs"/>
-          <w:rtl/>
-        </w:rPr>
-        <w:t xml:space="preserve">-5 </w:t>
-      </w:r>
-      <w:r>
-        <w:rPr>
-          <w:rFonts w:cs="B Nazanin" w:hint="cs"/>
-          <w:rtl/>
-        </w:rPr>
-        <w:t xml:space="preserve"> </w:t>
-      </w:r>
-      <w:r>
-        <w:rPr>
-          <w:rFonts w:cs="B Nazanin" w:hint="cs"/>
-          <w:rtl/>
-        </w:rPr>
-        <w:t>پیشنهادات پژوهشی به تفکیک ذی</w:t>
-      </w:r>
-      <w:r>
-        <w:rPr>
-          <w:rFonts w:cs="B Nazanin"/>
-          <w:rtl/>
-        </w:rPr>
-        <w:softHyphen/>
-      </w:r>
-      <w:r>
-        <w:rPr>
-          <w:rFonts w:cs="B Nazanin" w:hint="cs"/>
-          <w:rtl/>
-        </w:rPr>
-        <w:t>ربطان .............</w:t>
-      </w:r>
-      <w:r>
-        <w:rPr>
-          <w:rFonts w:cs="B Nazanin" w:hint="cs"/>
-          <w:rtl/>
-        </w:rPr>
-        <w:t>..........................................................................................................</w:t>
-      </w:r>
-      <w:r>
-        <w:rPr>
-          <w:rFonts w:cs="B Nazanin" w:hint="cs"/>
-          <w:rtl/>
-        </w:rPr>
-        <w:t>39</w:t>
-      </w:r>
-    </w:p>
-    <w:p>
-      <w:pPr>
-        <w:spacing w:line="360" w:lineRule="auto"/>
-        <w:jc w:val="center"/>
-        <w:rPr>
-          <w:rFonts w:cs="B Nazanin"/>
-          <w:b/>
-          <w:bCs/>
-        </w:rPr>
-      </w:pPr>
-    </w:p>
-    <w:p>
-      <w:pPr>
-        <w:spacing w:line="360" w:lineRule="auto"/>
-        <w:jc w:val="center"/>
-        <w:rPr>
-          <w:rFonts w:cs="B Nazanin"/>
-          <w:b/>
-          <w:bCs/>
-        </w:rPr>
-      </w:pPr>
-    </w:p>
-    <w:p>
-      <w:pPr>
-        <w:spacing w:line="360" w:lineRule="auto"/>
-        <w:jc w:val="center"/>
-        <w:rPr>
-          <w:rFonts w:cs="B Nazanin"/>
-          <w:b/>
-          <w:bCs/>
-        </w:rPr>
-      </w:pPr>
-    </w:p>
-    <w:p>
-      <w:pPr>
-        <w:spacing w:line="360" w:lineRule="auto"/>
-        <w:jc w:val="center"/>
-        <w:rPr>
-          <w:rFonts w:cs="B Nazanin"/>
-          <w:b/>
-          <w:bCs/>
-        </w:rPr>
-      </w:pPr>
-    </w:p>
-    <w:p>
-      <w:pPr>
-        <w:spacing w:line="360" w:lineRule="auto"/>
-        <w:jc w:val="center"/>
-        <w:rPr>
-          <w:rFonts w:cs="B Nazanin"/>
-          <w:b/>
-          <w:bCs/>
-        </w:rPr>
-      </w:pPr>
-    </w:p>
-    <w:p>
-      <w:pPr>
-        <w:spacing w:line="360" w:lineRule="auto"/>
-        <w:jc w:val="center"/>
-        <w:rPr>
-          <w:rFonts w:cs="B Nazanin"/>
-          <w:b/>
-          <w:bCs/>
-        </w:rPr>
-      </w:pPr>
-    </w:p>
-    <w:p>
-      <w:pPr>
-        <w:jc w:val="center"/>
-        <w:rPr>
-          <w:rFonts w:cs="B Nazanin"/>
-          <w:b/>
-          <w:bCs/>
-        </w:rPr>
-      </w:pPr>
-    </w:p>
-    <w:p>
-      <w:pPr>
-        <w:jc w:val="center"/>
-        <w:rPr>
-          <w:rFonts w:cs="B Nazanin"/>
-          <w:b/>
-          <w:bCs/>
-        </w:rPr>
-      </w:pPr>
-    </w:p>
-    <w:p>
-      <w:pPr>
-        <w:jc w:val="center"/>
-        <w:rPr>
-          <w:rFonts w:cs="B Nazanin"/>
-          <w:b/>
-          <w:bCs/>
-        </w:rPr>
-      </w:pPr>
-    </w:p>
-    <w:p>
-      <w:pPr>
-        <w:jc w:val="center"/>
-        <w:rPr>
-          <w:rFonts w:cs="B Nazanin"/>
-          <w:b/>
-          <w:bCs/>
-        </w:rPr>
-      </w:pPr>
-    </w:p>
-    <w:p>
-      <w:pPr>
-        <w:jc w:val="center"/>
-        <w:rPr>
-          <w:rFonts w:cs="B Nazanin"/>
-          <w:b/>
-          <w:bCs/>
-        </w:rPr>
-      </w:pPr>
-    </w:p>
-    <w:p>
-      <w:pPr>
-        <w:rPr>
-          <w:rFonts w:cs="B Nazanin"/>
-          <w:b/>
-          <w:bCs/>
-          <w:rtl/>
-        </w:rPr>
-      </w:pPr>
-    </w:p>
-    <w:p>
-      <w:pPr>
-        <w:spacing w:line="360" w:lineRule="auto"/>
-        <w:rPr>
-          <w:rFonts w:cs="B Nazanin"/>
           <w:b/>
           <w:bCs/>
           <w:szCs w:val="36"/>
@@ -9609,7 +8871,6 @@
           <w:b/>
           <w:bCs/>
           <w:szCs w:val="36"/>
-          <w:rtl/>
         </w:rPr>
       </w:pPr>
     </w:p>
@@ -9621,43 +8882,6 @@
           <w:b/>
           <w:bCs/>
           <w:szCs w:val="36"/>
-          <w:rtl/>
-        </w:rPr>
-      </w:pPr>
-    </w:p>
-    <w:p>
-      <w:pPr>
-        <w:spacing w:line="360" w:lineRule="auto"/>
-        <w:rPr>
-          <w:rFonts w:cs="B Nazanin"/>
-          <w:b/>
-          <w:bCs/>
-          <w:szCs w:val="36"/>
-          <w:rtl/>
-        </w:rPr>
-      </w:pPr>
-    </w:p>
-    <w:p>
-      <w:pPr>
-        <w:spacing w:line="360" w:lineRule="auto"/>
-        <w:rPr>
-          <w:rFonts w:cs="B Nazanin"/>
-          <w:b/>
-          <w:bCs/>
-          <w:szCs w:val="36"/>
-          <w:rtl/>
-        </w:rPr>
-      </w:pPr>
-    </w:p>
-    <w:p>
-      <w:pPr>
-        <w:spacing w:line="360" w:lineRule="auto"/>
-        <w:rPr>
-          <w:rFonts w:cs="B Nazanin"/>
-          <w:b/>
-          <w:bCs/>
-          <w:szCs w:val="36"/>
-          <w:rtl/>
         </w:rPr>
       </w:pPr>
     </w:p>
@@ -9863,7 +9087,7 @@
           <w:rFonts w:cs="B Nazanin"/>
         </w:rPr>
         <w:tab/>
-        <w:t>3, 5, 6</w:t>
+        <w:t>3, 5, 6, 17</w:t>
       </w:r>
     </w:p>
     <w:p>
@@ -9888,7 +9112,7 @@
           <w:rFonts w:cs="B Nazanin"/>
         </w:rPr>
         <w:tab/>
-        <w:t>2, 4</w:t>
+        <w:t>2, 4, 8, 17, 18, 26</w:t>
       </w:r>
     </w:p>
     <w:p>
@@ -9913,7 +9137,7 @@
           <w:rFonts w:cs="B Nazanin"/>
         </w:rPr>
         <w:tab/>
-        <w:t>2</w:t>
+        <w:t>2, 15, 16</w:t>
       </w:r>
     </w:p>
     <w:p>
@@ -9931,14 +9155,14 @@
         <w:rPr>
           <w:rFonts w:cs="B Nazanin"/>
         </w:rPr>
-        <w:t>FF: Flip-Flop</w:t>
+        <w:t>ECDLP: Elliptic Curve Discrete Logarithm Problem</w:t>
       </w:r>
       <w:r>
         <w:rPr>
           <w:rFonts w:cs="B Nazanin"/>
         </w:rPr>
         <w:tab/>
-        <w:t>6</w:t>
+        <w:t>8</w:t>
       </w:r>
     </w:p>
     <w:p>
@@ -9956,14 +9180,14 @@
         <w:rPr>
           <w:rFonts w:cs="B Nazanin"/>
         </w:rPr>
-        <w:t>FPGA: Field Programmable Gate Array</w:t>
+        <w:t>FF: Flip-Flop</w:t>
       </w:r>
       <w:r>
         <w:rPr>
           <w:rFonts w:cs="B Nazanin"/>
         </w:rPr>
         <w:tab/>
-        <w:t>2, 3, 4, 6</w:t>
+        <w:t>6, 17</w:t>
       </w:r>
     </w:p>
     <w:p>
@@ -9981,14 +9205,14 @@
         <w:rPr>
           <w:rFonts w:cs="B Nazanin"/>
         </w:rPr>
-        <w:t>IETF: Internet Engineering Task Force</w:t>
+        <w:t>FPGA: Field Programmable Gate Array</w:t>
       </w:r>
       <w:r>
         <w:rPr>
           <w:rFonts w:cs="B Nazanin"/>
         </w:rPr>
         <w:tab/>
-        <w:t>2</w:t>
+        <w:t>2, 3, 4, 6, 17, 24, 25, 26</w:t>
       </w:r>
     </w:p>
     <w:p>
@@ -10006,14 +9230,14 @@
         <w:rPr>
           <w:rFonts w:cs="B Nazanin"/>
         </w:rPr>
-        <w:t>INTT: Inverse Number Theoretic Transform</w:t>
+        <w:t>HKDF: HMAC-based Key Derivation Function</w:t>
       </w:r>
       <w:r>
         <w:rPr>
           <w:rFonts w:cs="B Nazanin"/>
         </w:rPr>
         <w:tab/>
-        <w:t>5</w:t>
+        <w:t>16</w:t>
       </w:r>
     </w:p>
     <w:p>
@@ -10031,14 +9255,14 @@
         <w:rPr>
           <w:rFonts w:cs="B Nazanin"/>
         </w:rPr>
-        <w:t>IoT: Internet of Things</w:t>
+        <w:t>IETF: Internet Engineering Task Force</w:t>
       </w:r>
       <w:r>
         <w:rPr>
           <w:rFonts w:cs="B Nazanin"/>
         </w:rPr>
         <w:tab/>
-        <w:t>3, 4</w:t>
+        <w:t>2, 15</w:t>
       </w:r>
     </w:p>
     <w:p>
@@ -10056,14 +9280,14 @@
         <w:rPr>
           <w:rFonts w:cs="B Nazanin"/>
         </w:rPr>
-        <w:t>KEM: Key Encapsulation Mechanism</w:t>
+        <w:t>INTT: Inverse Number Theoretic Transform</w:t>
       </w:r>
       <w:r>
         <w:rPr>
           <w:rFonts w:cs="B Nazanin"/>
         </w:rPr>
         <w:tab/>
-        <w:t>2</w:t>
+        <w:t>5, 12, 17, 24</w:t>
       </w:r>
     </w:p>
     <w:p>
@@ -10081,14 +9305,14 @@
         <w:rPr>
           <w:rFonts w:cs="B Nazanin"/>
         </w:rPr>
-        <w:t>LUT: Look-Up Table</w:t>
+        <w:t>IoT: Internet of Things</w:t>
       </w:r>
       <w:r>
         <w:rPr>
           <w:rFonts w:cs="B Nazanin"/>
         </w:rPr>
         <w:tab/>
-        <w:t>3, 6</w:t>
+        <w:t>3, 4, 17, 25</w:t>
       </w:r>
     </w:p>
     <w:p>
@@ -10106,14 +9330,14 @@
         <w:rPr>
           <w:rFonts w:cs="B Nazanin"/>
         </w:rPr>
-        <w:t>ML-KEM: Module-Lattice-Based Key-Encapsulation Mechanism</w:t>
+        <w:t>KEM: Key Encapsulation Mechanism</w:t>
       </w:r>
       <w:r>
         <w:rPr>
           <w:rFonts w:cs="B Nazanin"/>
         </w:rPr>
         <w:tab/>
-        <w:t>2</w:t>
+        <w:t>2, 12, 15, 16, 24</w:t>
       </w:r>
     </w:p>
     <w:p>
@@ -10131,14 +9355,14 @@
         <w:rPr>
           <w:rFonts w:cs="B Nazanin"/>
         </w:rPr>
-        <w:t>NIST: National Institute of Standards and Technology</w:t>
+        <w:t>LUT: Look-Up Table</w:t>
       </w:r>
       <w:r>
         <w:rPr>
           <w:rFonts w:cs="B Nazanin"/>
         </w:rPr>
         <w:tab/>
-        <w:t>2</w:t>
+        <w:t>3, 6, 17</w:t>
       </w:r>
     </w:p>
     <w:p>
@@ -10156,14 +9380,14 @@
         <w:rPr>
           <w:rFonts w:cs="B Nazanin"/>
         </w:rPr>
-        <w:t>NTT: Number Theoretic Transform</w:t>
+        <w:t>ML-KEM: Module-Lattice-Based Key-Encapsulation Mechanism</w:t>
       </w:r>
       <w:r>
         <w:rPr>
           <w:rFonts w:cs="B Nazanin"/>
         </w:rPr>
         <w:tab/>
-        <w:t>3, 5, 6</w:t>
+        <w:t>2, 12, 15, 16</w:t>
       </w:r>
     </w:p>
     <w:p>
@@ -10181,14 +9405,28 @@
         <w:rPr>
           <w:rFonts w:cs="B Nazanin"/>
         </w:rPr>
-        <w:t>PQC: Post-Quantum Cryptography</w:t>
+        <w:t xml:space="preserve">MLWE: Module Learning </w:t>
+      </w:r>
+      <w:proofErr w:type="gramStart"/>
+      <w:r>
+        <w:rPr>
+          <w:rFonts w:cs="B Nazanin"/>
+        </w:rPr>
+        <w:t>With</w:t>
+      </w:r>
+      <w:proofErr w:type="gramEnd"/>
+      <w:r>
+        <w:rPr>
+          <w:rFonts w:cs="B Nazanin"/>
+        </w:rPr>
+        <w:t xml:space="preserve"> Errors</w:t>
       </w:r>
       <w:r>
         <w:rPr>
           <w:rFonts w:cs="B Nazanin"/>
         </w:rPr>
         <w:tab/>
-        <w:t>2, 4</w:t>
+        <w:t>12</w:t>
       </w:r>
     </w:p>
     <w:p>
@@ -10206,14 +9444,14 @@
         <w:rPr>
           <w:rFonts w:cs="B Nazanin"/>
         </w:rPr>
-        <w:t>PWM: Point-Wise Multiplication</w:t>
+        <w:t>NIST: National Institute of Standards and Technology</w:t>
       </w:r>
       <w:r>
         <w:rPr>
           <w:rFonts w:cs="B Nazanin"/>
         </w:rPr>
         <w:tab/>
-        <w:t>5</w:t>
+        <w:t>2, 12, 15, 16, 24</w:t>
       </w:r>
     </w:p>
     <w:p>
@@ -10231,14 +9469,14 @@
         <w:rPr>
           <w:rFonts w:cs="B Nazanin"/>
         </w:rPr>
-        <w:t>RFC: Request for Comments</w:t>
+        <w:t>NTT: Number Theoretic Transform</w:t>
       </w:r>
       <w:r>
         <w:rPr>
           <w:rFonts w:cs="B Nazanin"/>
         </w:rPr>
         <w:tab/>
-        <w:t>2, 4, 6</w:t>
+        <w:t>3, 5, 6, 12, 13, 17, 18, 24, 25</w:t>
       </w:r>
     </w:p>
     <w:p>
@@ -10256,18 +9494,21 @@
         <w:rPr>
           <w:rFonts w:cs="B Nazanin"/>
         </w:rPr>
-        <w:t>TLS: Transport Layer Security</w:t>
+        <w:t>PQC: Post-Quantum Cryptography</w:t>
       </w:r>
       <w:r>
         <w:rPr>
           <w:rFonts w:cs="B Nazanin"/>
         </w:rPr>
         <w:tab/>
-        <w:t>2, 4, 6</w:t>
+        <w:t>2, 4, 11, 12, 18, 26</w:t>
       </w:r>
     </w:p>
     <w:p>
       <w:pPr>
+        <w:tabs>
+          <w:tab w:val="right" w:leader="dot" w:pos="8828"/>
+        </w:tabs>
         <w:bidi w:val="0"/>
         <w:spacing w:line="360" w:lineRule="auto"/>
         <w:rPr>
@@ -10278,17 +9519,21 @@
         <w:rPr>
           <w:rFonts w:cs="B Nazanin"/>
         </w:rPr>
-        <w:t xml:space="preserve">ECDLP: </w:t>
-      </w:r>
-      <w:r>
-        <w:rPr>
-          <w:rFonts w:cs="B Nazanin"/>
-        </w:rPr>
-        <w:t>Elliptic Curve Discrete Logarithm Problem</w:t>
+        <w:t>PQ/T: Post-Quantum Traditional</w:t>
+      </w:r>
+      <w:r>
+        <w:rPr>
+          <w:rFonts w:cs="B Nazanin"/>
+        </w:rPr>
+        <w:tab/>
+        <w:t>15, 24</w:t>
       </w:r>
     </w:p>
     <w:p>
       <w:pPr>
+        <w:tabs>
+          <w:tab w:val="right" w:leader="dot" w:pos="8828"/>
+        </w:tabs>
         <w:bidi w:val="0"/>
         <w:spacing w:line="360" w:lineRule="auto"/>
         <w:rPr>
@@ -10299,11 +9544,21 @@
         <w:rPr>
           <w:rFonts w:cs="B Nazanin"/>
         </w:rPr>
-        <w:t xml:space="preserve">RSA: </w:t>
+        <w:t>RFC: Request for Comments</w:t>
+      </w:r>
+      <w:r>
+        <w:rPr>
+          <w:rFonts w:cs="B Nazanin"/>
+        </w:rPr>
+        <w:tab/>
+        <w:t>2, 4, 6, 15, 18, 24</w:t>
       </w:r>
     </w:p>
     <w:p>
       <w:pPr>
+        <w:tabs>
+          <w:tab w:val="right" w:leader="dot" w:pos="8828"/>
+        </w:tabs>
         <w:bidi w:val="0"/>
         <w:spacing w:line="360" w:lineRule="auto"/>
         <w:rPr>
@@ -10314,61 +9569,39 @@
         <w:rPr>
           <w:rFonts w:cs="B Nazanin"/>
         </w:rPr>
-        <w:t xml:space="preserve">MLWE: </w:t>
-      </w:r>
-      <w:r>
-        <w:rPr>
-          <w:rFonts w:cs="B Nazanin"/>
-        </w:rPr>
-        <w:t xml:space="preserve">Module Learning </w:t>
-      </w:r>
-      <w:proofErr w:type="gramStart"/>
-      <w:r>
-        <w:rPr>
-          <w:rFonts w:cs="B Nazanin"/>
-        </w:rPr>
-        <w:t>With</w:t>
-      </w:r>
-      <w:proofErr w:type="gramEnd"/>
-      <w:r>
-        <w:rPr>
-          <w:rFonts w:cs="B Nazanin"/>
-        </w:rPr>
-        <w:t xml:space="preserve"> Errors</w:t>
+        <w:t>RSA: Rivest–Shamir–Adleman</w:t>
+      </w:r>
+      <w:r>
+        <w:rPr>
+          <w:rFonts w:cs="B Nazanin"/>
+        </w:rPr>
+        <w:tab/>
+        <w:t>2, 8, 26</w:t>
       </w:r>
     </w:p>
     <w:p>
       <w:pPr>
+        <w:tabs>
+          <w:tab w:val="right" w:leader="dot" w:pos="8828"/>
+        </w:tabs>
         <w:bidi w:val="0"/>
         <w:spacing w:line="360" w:lineRule="auto"/>
         <w:rPr>
           <w:rFonts w:cs="B Nazanin"/>
-          <w:rtl/>
-        </w:rPr>
-      </w:pPr>
-      <w:r>
-        <w:rPr>
-          <w:rFonts w:cs="B Nazanin"/>
-        </w:rPr>
-        <w:t xml:space="preserve">PQ/T: </w:t>
-      </w:r>
-      <w:r>
-        <w:rPr>
-          <w:rFonts w:cs="B Nazanin"/>
-        </w:rPr>
-        <w:t>Post-Quantum</w:t>
-      </w:r>
-      <w:r>
-        <w:rPr>
-          <w:rFonts w:cs="B Nazanin"/>
-        </w:rPr>
-        <w:t xml:space="preserve"> </w:t>
-      </w:r>
-      <w:r>
-        <w:rPr>
-          <w:rFonts w:cs="B Nazanin"/>
-        </w:rPr>
-        <w:t>Traditional</w:t>
+        </w:rPr>
+      </w:pPr>
+      <w:r>
+        <w:rPr>
+          <w:rFonts w:cs="B Nazanin"/>
+        </w:rPr>
+        <w:t>TLS: Transport Layer Security</w:t>
+      </w:r>
+      <w:r>
+        <w:rPr>
+          <w:rFonts w:cs="B Nazanin"/>
+        </w:rPr>
+        <w:tab/>
+        <w:t>2, 4, 6, 8, 15, 16, 18, 24, 25</w:t>
       </w:r>
     </w:p>
     <w:p>
@@ -10379,25 +9612,13 @@
           <w:rFonts w:cs="B Nazanin"/>
         </w:rPr>
       </w:pPr>
-      <w:r>
-        <w:rPr>
-          <w:rFonts w:cs="B Nazanin"/>
-        </w:rPr>
-        <w:t xml:space="preserve">HKDF: </w:t>
-      </w:r>
-      <w:r>
-        <w:rPr>
-          <w:rFonts w:cs="B Nazanin"/>
-        </w:rPr>
-        <w:t>HMAC-based Key Derivation Function</w:t>
-      </w:r>
     </w:p>
     <w:p>
       <w:pPr>
         <w:bidi w:val="0"/>
         <w:spacing w:line="360" w:lineRule="auto"/>
         <w:rPr>
-          <w:rFonts w:asciiTheme="majorBidi" w:hAnsiTheme="majorBidi" w:cstheme="majorBidi"/>
+          <w:rFonts w:cs="B Nazanin"/>
         </w:rPr>
       </w:pPr>
     </w:p>
@@ -10406,16 +9627,16 @@
         <w:bidi w:val="0"/>
         <w:spacing w:line="360" w:lineRule="auto"/>
         <w:rPr>
-          <w:rFonts w:asciiTheme="majorBidi" w:hAnsiTheme="majorBidi" w:cstheme="majorBidi"/>
-          <w:rtl/>
+          <w:rFonts w:cs="B Nazanin"/>
         </w:rPr>
       </w:pPr>
     </w:p>
     <w:p>
       <w:pPr>
+        <w:bidi w:val="0"/>
         <w:spacing w:line="360" w:lineRule="auto"/>
         <w:rPr>
-          <w:rFonts w:cs="B Nazanin"/>
+          <w:rFonts w:asciiTheme="majorBidi" w:hAnsiTheme="majorBidi" w:cstheme="majorBidi"/>
           <w:rtl/>
         </w:rPr>
       </w:pPr>
@@ -10430,7 +9651,7 @@
           <w:rtl/>
         </w:rPr>
         <w:sectPr>
-          <w:footerReference w:type="default" r:id="rId12"/>
+          <w:footerReference w:type="default" r:id="rId11"/>
           <w:footnotePr>
             <w:numRestart w:val="eachPage"/>
           </w:footnotePr>
@@ -10734,8 +9955,8 @@
           <w:lang w:bidi="ar-SA"/>
         </w:rPr>
         <w:sectPr>
-          <w:headerReference w:type="default" r:id="rId13"/>
-          <w:footerReference w:type="default" r:id="rId14"/>
+          <w:headerReference w:type="default" r:id="rId12"/>
+          <w:footerReference w:type="default" r:id="rId13"/>
           <w:footnotePr>
             <w:numRestart w:val="eachPage"/>
           </w:footnotePr>
@@ -24247,8 +23468,8 @@
           <w:rtl/>
         </w:rPr>
         <w:sectPr>
-          <w:headerReference w:type="default" r:id="rId18"/>
-          <w:footerReference w:type="default" r:id="rId19"/>
+          <w:headerReference w:type="default" r:id="rId17"/>
+          <w:footerReference w:type="default" r:id="rId18"/>
           <w:footnotePr>
             <w:numRestart w:val="eachPage"/>
           </w:footnotePr>
@@ -24550,8 +23771,8 @@
           <w:rtl/>
         </w:rPr>
         <w:sectPr>
-          <w:headerReference w:type="default" r:id="rId20"/>
-          <w:footerReference w:type="default" r:id="rId21"/>
+          <w:headerReference w:type="default" r:id="rId19"/>
+          <w:footerReference w:type="default" r:id="rId20"/>
           <w:footnotePr>
             <w:numRestart w:val="eachPage"/>
           </w:footnotePr>
@@ -28658,7 +27879,7 @@
                     <pic:cNvPicPr/>
                   </pic:nvPicPr>
                   <pic:blipFill>
-                    <a:blip r:embed="rId22"/>
+                    <a:blip r:embed="rId21"/>
                     <a:stretch>
                       <a:fillRect/>
                     </a:stretch>
@@ -30414,7 +29635,7 @@
                     <pic:cNvPicPr/>
                   </pic:nvPicPr>
                   <pic:blipFill>
-                    <a:blip r:embed="rId23"/>
+                    <a:blip r:embed="rId22"/>
                     <a:stretch>
                       <a:fillRect/>
                     </a:stretch>
@@ -30580,7 +29801,7 @@
                     </pic:cNvPicPr>
                   </pic:nvPicPr>
                   <pic:blipFill>
-                    <a:blip r:embed="rId24">
+                    <a:blip r:embed="rId23">
                       <a:extLst>
                         <a:ext uri="{28A0092B-C50C-407E-A947-70E740481C1C}">
                           <a14:useLocalDpi xmlns:a14="http://schemas.microsoft.com/office/drawing/2010/main" val="0"/>
@@ -33470,7 +32691,7 @@
                     </pic:cNvPicPr>
                   </pic:nvPicPr>
                   <pic:blipFill>
-                    <a:blip r:embed="rId25"/>
+                    <a:blip r:embed="rId24"/>
                     <a:srcRect/>
                     <a:stretch>
                       <a:fillRect/>
@@ -34542,7 +33763,7 @@
                     <pic:cNvPicPr/>
                   </pic:nvPicPr>
                   <pic:blipFill>
-                    <a:blip r:embed="rId26"/>
+                    <a:blip r:embed="rId25"/>
                     <a:stretch>
                       <a:fillRect/>
                     </a:stretch>
@@ -34929,6 +34150,310 @@
             <wp:extent cx="3315163" cy="2438740"/>
             <wp:effectExtent l="0" t="0" r="0" b="0"/>
             <wp:docPr id="17" name="Picture 17"/>
+            <wp:cNvGraphicFramePr>
+              <a:graphicFrameLocks xmlns:a="http://schemas.openxmlformats.org/drawingml/2006/main" noChangeAspect="1"/>
+            </wp:cNvGraphicFramePr>
+            <a:graphic xmlns:a="http://schemas.openxmlformats.org/drawingml/2006/main">
+              <a:graphicData uri="http://schemas.openxmlformats.org/drawingml/2006/picture">
+                <pic:pic xmlns:pic="http://schemas.openxmlformats.org/drawingml/2006/picture">
+                  <pic:nvPicPr>
+                    <pic:cNvPr id="1" name=""/>
+                    <pic:cNvPicPr/>
+                  </pic:nvPicPr>
+                  <pic:blipFill>
+                    <a:blip r:embed="rId26"/>
+                    <a:stretch>
+                      <a:fillRect/>
+                    </a:stretch>
+                  </pic:blipFill>
+                  <pic:spPr>
+                    <a:xfrm>
+                      <a:off x="0" y="0"/>
+                      <a:ext cx="3315163" cy="2438740"/>
+                    </a:xfrm>
+                    <a:prstGeom prst="rect">
+                      <a:avLst/>
+                    </a:prstGeom>
+                  </pic:spPr>
+                </pic:pic>
+              </a:graphicData>
+            </a:graphic>
+          </wp:inline>
+        </w:drawing>
+      </w:r>
+    </w:p>
+    <w:p>
+      <w:pPr>
+        <w:spacing w:line="360" w:lineRule="auto"/>
+        <w:ind w:firstLine="288"/>
+        <w:jc w:val="center"/>
+        <w:rPr>
+          <w:rFonts w:cs="B Nazanin"/>
+          <w:rtl/>
+        </w:rPr>
+      </w:pPr>
+      <w:r>
+        <w:rPr>
+          <w:rFonts w:ascii="Tahoma" w:eastAsia="Tahoma" w:hAnsi="Tahoma" w:cs="B Nazanin"/>
+          <w:rtl/>
+        </w:rPr>
+        <w:t xml:space="preserve">شکل </w:t>
+      </w:r>
+      <w:r>
+        <w:rPr>
+          <w:rFonts w:ascii="Tahoma" w:eastAsia="Tahoma" w:hAnsi="Tahoma" w:cs="B Nazanin" w:hint="cs"/>
+          <w:rtl/>
+        </w:rPr>
+        <w:t>2-</w:t>
+      </w:r>
+      <w:r>
+        <w:rPr>
+          <w:rFonts w:ascii="Tahoma" w:eastAsia="Tahoma" w:hAnsi="Tahoma" w:cs="B Nazanin" w:hint="cs"/>
+          <w:rtl/>
+        </w:rPr>
+        <w:t>6</w:t>
+      </w:r>
+      <w:r>
+        <w:rPr>
+          <w:rFonts w:ascii="Tahoma" w:eastAsia="Tahoma" w:hAnsi="Tahoma" w:cs="B Nazanin" w:hint="cs"/>
+          <w:rtl/>
+        </w:rPr>
+        <w:t>.</w:t>
+      </w:r>
+      <w:r>
+        <w:rPr>
+          <w:rFonts w:ascii="Tahoma" w:eastAsia="Tahoma" w:hAnsi="Tahoma" w:cs="B Nazanin"/>
+          <w:rtl/>
+        </w:rPr>
+        <w:t xml:space="preserve"> </w:t>
+      </w:r>
+      <w:r>
+        <w:rPr>
+          <w:rFonts w:ascii="Tahoma" w:eastAsia="Tahoma" w:hAnsi="Tahoma" w:cs="B Nazanin" w:hint="cs"/>
+          <w:rtl/>
+        </w:rPr>
+        <w:t>الگوریتم</w:t>
+      </w:r>
+      <w:r>
+        <w:rPr>
+          <w:rFonts w:ascii="Tahoma" w:eastAsia="Tahoma" w:hAnsi="Tahoma" w:cs="B Nazanin"/>
+          <w:rtl/>
+        </w:rPr>
+        <w:t xml:space="preserve"> </w:t>
+      </w:r>
+      <w:r>
+        <w:rPr>
+          <w:rFonts w:ascii="Tahoma" w:eastAsia="Tahoma" w:hAnsi="Tahoma" w:cs="B Nazanin" w:hint="cs"/>
+          <w:rtl/>
+        </w:rPr>
+        <w:t xml:space="preserve">کاهش </w:t>
+      </w:r>
+      <w:r>
+        <w:rPr>
+          <w:rFonts w:ascii="Tahoma" w:eastAsia="Tahoma" w:hAnsi="Tahoma" w:cs="B Nazanin" w:hint="cs"/>
+          <w:rtl/>
+        </w:rPr>
+        <w:t>مونتگمری</w:t>
+      </w:r>
+      <w:r>
+        <w:rPr>
+          <w:rFonts w:ascii="Tahoma" w:eastAsia="Tahoma" w:hAnsi="Tahoma" w:cs="B Nazanin" w:hint="cs"/>
+          <w:rtl/>
+        </w:rPr>
+        <w:t xml:space="preserve"> </w:t>
+      </w:r>
+      <w:r>
+        <w:rPr>
+          <w:rFonts w:cs="B Nazanin"/>
+          <w:rtl/>
+        </w:rPr>
+        <w:t>[</w:t>
+      </w:r>
+      <w:r>
+        <w:rPr>
+          <w:rFonts w:cs="B Nazanin" w:hint="cs"/>
+          <w:rtl/>
+        </w:rPr>
+        <w:t>37</w:t>
+      </w:r>
+      <w:r>
+        <w:rPr>
+          <w:rFonts w:cs="B Nazanin"/>
+          <w:rtl/>
+        </w:rPr>
+        <w:t>]</w:t>
+      </w:r>
+      <w:r>
+        <w:rPr>
+          <w:rFonts w:hint="cs"/>
+          <w:rtl/>
+        </w:rPr>
+        <w:t xml:space="preserve">   </w:t>
+      </w:r>
+    </w:p>
+    <w:p>
+      <w:pPr>
+        <w:spacing w:line="360" w:lineRule="auto"/>
+        <w:ind w:firstLine="288"/>
+        <w:rPr>
+          <w:rFonts w:cs="B Nazanin"/>
+          <w:rtl/>
+        </w:rPr>
+      </w:pPr>
+    </w:p>
+    <w:p>
+      <w:pPr>
+        <w:pStyle w:val="Heading4"/>
+        <w:bidi/>
+        <w:rPr>
+          <w:rtl/>
+        </w:rPr>
+      </w:pPr>
+      <w:r>
+        <w:rPr>
+          <w:rtl/>
+          <w:lang w:bidi="fa-IR"/>
+        </w:rPr>
+        <w:t xml:space="preserve">کاهش </w:t>
+      </w:r>
+      <w:r>
+        <w:t>K</w:t>
+      </w:r>
+      <w:r>
+        <w:rPr>
+          <w:vertAlign w:val="superscript"/>
+        </w:rPr>
+        <w:t>2</w:t>
+      </w:r>
+      <w:r>
+        <w:t>-RED</w:t>
+      </w:r>
+      <w:r>
+        <w:rPr>
+          <w:rtl/>
+          <w:lang w:bidi="fa-IR"/>
+        </w:rPr>
+        <w:t xml:space="preserve"> </w:t>
+      </w:r>
+    </w:p>
+    <w:p>
+      <w:pPr>
+        <w:spacing w:line="360" w:lineRule="auto"/>
+        <w:ind w:firstLine="288"/>
+        <w:jc w:val="both"/>
+        <w:rPr>
+          <w:rFonts w:cs="B Nazanin"/>
+          <w:rtl/>
+        </w:rPr>
+      </w:pPr>
+      <w:r>
+        <w:rPr>
+          <w:rFonts w:cs="B Nazanin"/>
+          <w:rtl/>
+        </w:rPr>
+        <w:t>روش</w:t>
+      </w:r>
+      <w:r>
+        <w:rPr>
+          <w:rFonts w:cs="B Nazanin" w:hint="cs"/>
+          <w:rtl/>
+        </w:rPr>
+        <w:t>ی</w:t>
+      </w:r>
+      <w:r>
+        <w:rPr>
+          <w:rFonts w:cs="B Nazanin"/>
+          <w:rtl/>
+        </w:rPr>
+        <w:t xml:space="preserve"> مخصوص اعداد اول به فرم پروت که در </w:t>
+      </w:r>
+      <w:r>
+        <w:rPr>
+          <w:rFonts w:cs="B Nazanin"/>
+        </w:rPr>
+        <w:t>Kyber</w:t>
+      </w:r>
+      <w:r>
+        <w:rPr>
+          <w:rFonts w:cs="B Nazanin"/>
+          <w:rtl/>
+        </w:rPr>
+        <w:t xml:space="preserve"> با </w:t>
+      </w:r>
+      <m:oMath>
+        <m:r>
+          <w:rPr>
+            <w:rFonts w:ascii="Cambria Math" w:hAnsi="Cambria Math" w:cs="B Nazanin"/>
+          </w:rPr>
+          <m:t xml:space="preserve"> </m:t>
+        </m:r>
+        <m:r>
+          <w:rPr>
+            <w:rFonts w:ascii="Cambria Math" w:hAnsi="Cambria Math" w:cs="B Nazanin"/>
+          </w:rPr>
+          <m:t>q=13×</m:t>
+        </m:r>
+        <m:sSup>
+          <m:sSupPr>
+            <m:ctrlPr>
+              <w:rPr>
+                <w:rFonts w:ascii="Cambria Math" w:hAnsi="Cambria Math" w:cs="B Nazanin"/>
+                <w:i/>
+              </w:rPr>
+            </m:ctrlPr>
+          </m:sSupPr>
+          <m:e>
+            <m:r>
+              <w:rPr>
+                <w:rFonts w:ascii="Cambria Math" w:hAnsi="Cambria Math" w:cs="B Nazanin"/>
+              </w:rPr>
+              <m:t>2</m:t>
+            </m:r>
+          </m:e>
+          <m:sup>
+            <m:r>
+              <w:rPr>
+                <w:rFonts w:ascii="Cambria Math" w:hAnsi="Cambria Math" w:cs="B Nazanin"/>
+              </w:rPr>
+              <m:t>8</m:t>
+            </m:r>
+          </m:sup>
+        </m:sSup>
+        <m:r>
+          <w:rPr>
+            <w:rFonts w:ascii="Cambria Math" w:hAnsi="Cambria Math" w:cs="B Nazanin"/>
+          </w:rPr>
+          <m:t>+1</m:t>
+        </m:r>
+      </m:oMath>
+      <w:r>
+        <w:rPr>
+          <w:rFonts w:cs="B Nazanin"/>
+          <w:rtl/>
+        </w:rPr>
+        <w:t xml:space="preserve"> قابل استفاده است [18]. </w:t>
+      </w:r>
+    </w:p>
+    <w:p>
+      <w:pPr>
+        <w:spacing w:line="360" w:lineRule="auto"/>
+        <w:jc w:val="center"/>
+        <w:rPr>
+          <w:rFonts w:cs="B Nazanin"/>
+          <w:rtl/>
+        </w:rPr>
+      </w:pPr>
+      <w:r>
+        <w:rPr>
+          <w:rFonts w:cs="B Nazanin"/>
+          <w:rtl/>
+        </w:rPr>
+        <w:lastRenderedPageBreak/>
+        <w:drawing>
+          <wp:inline distT="0" distB="0" distL="0" distR="0" wp14:anchorId="7A194DD2" wp14:editId="37CB5EE9">
+            <wp:extent cx="3741744" cy="2415749"/>
+            <wp:effectExtent l="0" t="0" r="0" b="3810"/>
+            <wp:docPr id="18" name="Picture 18"/>
             <wp:cNvGraphicFramePr>
               <a:graphicFrameLocks xmlns:a="http://schemas.openxmlformats.org/drawingml/2006/main" noChangeAspect="1"/>
             </wp:cNvGraphicFramePr>
@@ -34948,310 +34473,6 @@
                   <pic:spPr>
                     <a:xfrm>
                       <a:off x="0" y="0"/>
-                      <a:ext cx="3315163" cy="2438740"/>
-                    </a:xfrm>
-                    <a:prstGeom prst="rect">
-                      <a:avLst/>
-                    </a:prstGeom>
-                  </pic:spPr>
-                </pic:pic>
-              </a:graphicData>
-            </a:graphic>
-          </wp:inline>
-        </w:drawing>
-      </w:r>
-    </w:p>
-    <w:p>
-      <w:pPr>
-        <w:spacing w:line="360" w:lineRule="auto"/>
-        <w:ind w:firstLine="288"/>
-        <w:jc w:val="center"/>
-        <w:rPr>
-          <w:rFonts w:cs="B Nazanin"/>
-          <w:rtl/>
-        </w:rPr>
-      </w:pPr>
-      <w:r>
-        <w:rPr>
-          <w:rFonts w:ascii="Tahoma" w:eastAsia="Tahoma" w:hAnsi="Tahoma" w:cs="B Nazanin"/>
-          <w:rtl/>
-        </w:rPr>
-        <w:t xml:space="preserve">شکل </w:t>
-      </w:r>
-      <w:r>
-        <w:rPr>
-          <w:rFonts w:ascii="Tahoma" w:eastAsia="Tahoma" w:hAnsi="Tahoma" w:cs="B Nazanin" w:hint="cs"/>
-          <w:rtl/>
-        </w:rPr>
-        <w:t>2-</w:t>
-      </w:r>
-      <w:r>
-        <w:rPr>
-          <w:rFonts w:ascii="Tahoma" w:eastAsia="Tahoma" w:hAnsi="Tahoma" w:cs="B Nazanin" w:hint="cs"/>
-          <w:rtl/>
-        </w:rPr>
-        <w:t>6</w:t>
-      </w:r>
-      <w:r>
-        <w:rPr>
-          <w:rFonts w:ascii="Tahoma" w:eastAsia="Tahoma" w:hAnsi="Tahoma" w:cs="B Nazanin" w:hint="cs"/>
-          <w:rtl/>
-        </w:rPr>
-        <w:t>.</w:t>
-      </w:r>
-      <w:r>
-        <w:rPr>
-          <w:rFonts w:ascii="Tahoma" w:eastAsia="Tahoma" w:hAnsi="Tahoma" w:cs="B Nazanin"/>
-          <w:rtl/>
-        </w:rPr>
-        <w:t xml:space="preserve"> </w:t>
-      </w:r>
-      <w:r>
-        <w:rPr>
-          <w:rFonts w:ascii="Tahoma" w:eastAsia="Tahoma" w:hAnsi="Tahoma" w:cs="B Nazanin" w:hint="cs"/>
-          <w:rtl/>
-        </w:rPr>
-        <w:t>الگوریتم</w:t>
-      </w:r>
-      <w:r>
-        <w:rPr>
-          <w:rFonts w:ascii="Tahoma" w:eastAsia="Tahoma" w:hAnsi="Tahoma" w:cs="B Nazanin"/>
-          <w:rtl/>
-        </w:rPr>
-        <w:t xml:space="preserve"> </w:t>
-      </w:r>
-      <w:r>
-        <w:rPr>
-          <w:rFonts w:ascii="Tahoma" w:eastAsia="Tahoma" w:hAnsi="Tahoma" w:cs="B Nazanin" w:hint="cs"/>
-          <w:rtl/>
-        </w:rPr>
-        <w:t xml:space="preserve">کاهش </w:t>
-      </w:r>
-      <w:r>
-        <w:rPr>
-          <w:rFonts w:ascii="Tahoma" w:eastAsia="Tahoma" w:hAnsi="Tahoma" w:cs="B Nazanin" w:hint="cs"/>
-          <w:rtl/>
-        </w:rPr>
-        <w:t>مونتگمری</w:t>
-      </w:r>
-      <w:r>
-        <w:rPr>
-          <w:rFonts w:ascii="Tahoma" w:eastAsia="Tahoma" w:hAnsi="Tahoma" w:cs="B Nazanin" w:hint="cs"/>
-          <w:rtl/>
-        </w:rPr>
-        <w:t xml:space="preserve"> </w:t>
-      </w:r>
-      <w:r>
-        <w:rPr>
-          <w:rFonts w:cs="B Nazanin"/>
-          <w:rtl/>
-        </w:rPr>
-        <w:t>[</w:t>
-      </w:r>
-      <w:r>
-        <w:rPr>
-          <w:rFonts w:cs="B Nazanin" w:hint="cs"/>
-          <w:rtl/>
-        </w:rPr>
-        <w:t>37</w:t>
-      </w:r>
-      <w:r>
-        <w:rPr>
-          <w:rFonts w:cs="B Nazanin"/>
-          <w:rtl/>
-        </w:rPr>
-        <w:t>]</w:t>
-      </w:r>
-      <w:r>
-        <w:rPr>
-          <w:rFonts w:hint="cs"/>
-          <w:rtl/>
-        </w:rPr>
-        <w:t xml:space="preserve">   </w:t>
-      </w:r>
-    </w:p>
-    <w:p>
-      <w:pPr>
-        <w:spacing w:line="360" w:lineRule="auto"/>
-        <w:ind w:firstLine="288"/>
-        <w:rPr>
-          <w:rFonts w:cs="B Nazanin"/>
-          <w:rtl/>
-        </w:rPr>
-      </w:pPr>
-    </w:p>
-    <w:p>
-      <w:pPr>
-        <w:pStyle w:val="Heading4"/>
-        <w:bidi/>
-        <w:rPr>
-          <w:rtl/>
-        </w:rPr>
-      </w:pPr>
-      <w:r>
-        <w:rPr>
-          <w:rtl/>
-          <w:lang w:bidi="fa-IR"/>
-        </w:rPr>
-        <w:t xml:space="preserve">کاهش </w:t>
-      </w:r>
-      <w:r>
-        <w:t>K</w:t>
-      </w:r>
-      <w:r>
-        <w:rPr>
-          <w:vertAlign w:val="superscript"/>
-        </w:rPr>
-        <w:t>2</w:t>
-      </w:r>
-      <w:r>
-        <w:t>-RED</w:t>
-      </w:r>
-      <w:r>
-        <w:rPr>
-          <w:rtl/>
-          <w:lang w:bidi="fa-IR"/>
-        </w:rPr>
-        <w:t xml:space="preserve"> </w:t>
-      </w:r>
-    </w:p>
-    <w:p>
-      <w:pPr>
-        <w:spacing w:line="360" w:lineRule="auto"/>
-        <w:ind w:firstLine="288"/>
-        <w:jc w:val="both"/>
-        <w:rPr>
-          <w:rFonts w:cs="B Nazanin"/>
-          <w:rtl/>
-        </w:rPr>
-      </w:pPr>
-      <w:r>
-        <w:rPr>
-          <w:rFonts w:cs="B Nazanin"/>
-          <w:rtl/>
-        </w:rPr>
-        <w:t>روش</w:t>
-      </w:r>
-      <w:r>
-        <w:rPr>
-          <w:rFonts w:cs="B Nazanin" w:hint="cs"/>
-          <w:rtl/>
-        </w:rPr>
-        <w:t>ی</w:t>
-      </w:r>
-      <w:r>
-        <w:rPr>
-          <w:rFonts w:cs="B Nazanin"/>
-          <w:rtl/>
-        </w:rPr>
-        <w:t xml:space="preserve"> مخصوص اعداد اول به فرم پروت که در </w:t>
-      </w:r>
-      <w:r>
-        <w:rPr>
-          <w:rFonts w:cs="B Nazanin"/>
-        </w:rPr>
-        <w:t>Kyber</w:t>
-      </w:r>
-      <w:r>
-        <w:rPr>
-          <w:rFonts w:cs="B Nazanin"/>
-          <w:rtl/>
-        </w:rPr>
-        <w:t xml:space="preserve"> با </w:t>
-      </w:r>
-      <m:oMath>
-        <m:r>
-          <w:rPr>
-            <w:rFonts w:ascii="Cambria Math" w:hAnsi="Cambria Math" w:cs="B Nazanin"/>
-          </w:rPr>
-          <m:t xml:space="preserve"> </m:t>
-        </m:r>
-        <m:r>
-          <w:rPr>
-            <w:rFonts w:ascii="Cambria Math" w:hAnsi="Cambria Math" w:cs="B Nazanin"/>
-          </w:rPr>
-          <m:t>q=13×</m:t>
-        </m:r>
-        <m:sSup>
-          <m:sSupPr>
-            <m:ctrlPr>
-              <w:rPr>
-                <w:rFonts w:ascii="Cambria Math" w:hAnsi="Cambria Math" w:cs="B Nazanin"/>
-                <w:i/>
-              </w:rPr>
-            </m:ctrlPr>
-          </m:sSupPr>
-          <m:e>
-            <m:r>
-              <w:rPr>
-                <w:rFonts w:ascii="Cambria Math" w:hAnsi="Cambria Math" w:cs="B Nazanin"/>
-              </w:rPr>
-              <m:t>2</m:t>
-            </m:r>
-          </m:e>
-          <m:sup>
-            <m:r>
-              <w:rPr>
-                <w:rFonts w:ascii="Cambria Math" w:hAnsi="Cambria Math" w:cs="B Nazanin"/>
-              </w:rPr>
-              <m:t>8</m:t>
-            </m:r>
-          </m:sup>
-        </m:sSup>
-        <m:r>
-          <w:rPr>
-            <w:rFonts w:ascii="Cambria Math" w:hAnsi="Cambria Math" w:cs="B Nazanin"/>
-          </w:rPr>
-          <m:t>+1</m:t>
-        </m:r>
-      </m:oMath>
-      <w:r>
-        <w:rPr>
-          <w:rFonts w:cs="B Nazanin"/>
-          <w:rtl/>
-        </w:rPr>
-        <w:t xml:space="preserve"> قابل استفاده است [18]. </w:t>
-      </w:r>
-    </w:p>
-    <w:p>
-      <w:pPr>
-        <w:spacing w:line="360" w:lineRule="auto"/>
-        <w:jc w:val="center"/>
-        <w:rPr>
-          <w:rFonts w:cs="B Nazanin"/>
-          <w:rtl/>
-        </w:rPr>
-      </w:pPr>
-      <w:r>
-        <w:rPr>
-          <w:rFonts w:cs="B Nazanin"/>
-          <w:rtl/>
-        </w:rPr>
-        <w:lastRenderedPageBreak/>
-        <w:drawing>
-          <wp:inline distT="0" distB="0" distL="0" distR="0" wp14:anchorId="7A194DD2" wp14:editId="37CB5EE9">
-            <wp:extent cx="3741744" cy="2415749"/>
-            <wp:effectExtent l="0" t="0" r="0" b="3810"/>
-            <wp:docPr id="18" name="Picture 18"/>
-            <wp:cNvGraphicFramePr>
-              <a:graphicFrameLocks xmlns:a="http://schemas.openxmlformats.org/drawingml/2006/main" noChangeAspect="1"/>
-            </wp:cNvGraphicFramePr>
-            <a:graphic xmlns:a="http://schemas.openxmlformats.org/drawingml/2006/main">
-              <a:graphicData uri="http://schemas.openxmlformats.org/drawingml/2006/picture">
-                <pic:pic xmlns:pic="http://schemas.openxmlformats.org/drawingml/2006/picture">
-                  <pic:nvPicPr>
-                    <pic:cNvPr id="1" name=""/>
-                    <pic:cNvPicPr/>
-                  </pic:nvPicPr>
-                  <pic:blipFill>
-                    <a:blip r:embed="rId28"/>
-                    <a:stretch>
-                      <a:fillRect/>
-                    </a:stretch>
-                  </pic:blipFill>
-                  <pic:spPr>
-                    <a:xfrm>
-                      <a:off x="0" y="0"/>
                       <a:ext cx="3741744" cy="2415749"/>
                     </a:xfrm>
                     <a:prstGeom prst="rect">
@@ -35294,7 +34515,7 @@
           <w:rFonts w:ascii="Tahoma" w:eastAsia="Tahoma" w:hAnsi="Tahoma" w:cs="B Nazanin" w:hint="cs"/>
           <w:rtl/>
         </w:rPr>
-        <w:t>3</w:t>
+        <w:t>7</w:t>
       </w:r>
       <w:r>
         <w:rPr>
@@ -37247,7 +36468,7 @@
                     </pic:cNvPicPr>
                   </pic:nvPicPr>
                   <pic:blipFill>
-                    <a:blip r:embed="rId29" cstate="print">
+                    <a:blip r:embed="rId28" cstate="print">
                       <a:extLst>
                         <a:ext uri="{28A0092B-C50C-407E-A947-70E740481C1C}">
                           <a14:useLocalDpi xmlns:a14="http://schemas.microsoft.com/office/drawing/2010/main" val="0"/>
@@ -37283,12 +36504,76 @@
       <w:pPr>
         <w:spacing w:line="360" w:lineRule="auto"/>
         <w:ind w:firstLine="288"/>
-        <w:jc w:val="both"/>
-        <w:rPr>
-          <w:rFonts w:cs="B Nazanin"/>
-          <w:rtl/>
-        </w:rPr>
-      </w:pPr>
+        <w:jc w:val="center"/>
+        <w:rPr>
+          <w:rFonts w:cs="B Nazanin" w:hint="cs"/>
+        </w:rPr>
+      </w:pPr>
+      <w:r>
+        <w:rPr>
+          <w:rFonts w:ascii="Tahoma" w:eastAsia="Tahoma" w:hAnsi="Tahoma" w:cs="B Nazanin"/>
+          <w:rtl/>
+        </w:rPr>
+        <w:t xml:space="preserve">شکل </w:t>
+      </w:r>
+      <w:r>
+        <w:rPr>
+          <w:rFonts w:ascii="Tahoma" w:eastAsia="Tahoma" w:hAnsi="Tahoma" w:cs="B Nazanin" w:hint="cs"/>
+          <w:rtl/>
+        </w:rPr>
+        <w:t>2-</w:t>
+      </w:r>
+      <w:r>
+        <w:rPr>
+          <w:rFonts w:ascii="Tahoma" w:eastAsia="Tahoma" w:hAnsi="Tahoma" w:cs="B Nazanin" w:hint="cs"/>
+          <w:rtl/>
+        </w:rPr>
+        <w:t>8</w:t>
+      </w:r>
+      <w:r>
+        <w:rPr>
+          <w:rFonts w:ascii="Tahoma" w:eastAsia="Tahoma" w:hAnsi="Tahoma" w:cs="B Nazanin" w:hint="cs"/>
+          <w:rtl/>
+        </w:rPr>
+        <w:t>.</w:t>
+      </w:r>
+      <w:r>
+        <w:rPr>
+          <w:rFonts w:ascii="Tahoma" w:eastAsia="Tahoma" w:hAnsi="Tahoma" w:cs="B Nazanin"/>
+          <w:rtl/>
+        </w:rPr>
+        <w:t xml:space="preserve"> </w:t>
+      </w:r>
+      <w:r>
+        <w:rPr>
+          <w:rFonts w:ascii="Tahoma" w:eastAsia="Tahoma" w:hAnsi="Tahoma" w:cs="B Nazanin" w:hint="cs"/>
+          <w:rtl/>
+        </w:rPr>
+        <w:t xml:space="preserve">شمای کلی پروتکل </w:t>
+      </w:r>
+      <w:r>
+        <w:t>X25519MLKEM768</w:t>
+      </w:r>
+      <w:r>
+        <w:rPr>
+          <w:rFonts w:hint="cs"/>
+          <w:rtl/>
+        </w:rPr>
+        <w:t xml:space="preserve"> </w:t>
+      </w:r>
+      <w:r>
+        <w:rPr>
+          <w:rFonts w:cs="B Nazanin" w:hint="cs"/>
+          <w:rtl/>
+        </w:rPr>
+        <w:t xml:space="preserve">در </w:t>
+      </w:r>
+      <w:r>
+        <w:rPr>
+          <w:rFonts w:cs="B Nazanin"/>
+        </w:rPr>
+        <w:t>TLS 1.3</w:t>
+      </w:r>
     </w:p>
     <w:p>
       <w:pPr>
@@ -42146,11 +41431,10 @@
         <w:rPr>
           <w:rFonts w:cs="B Nazanin"/>
           <w:sz w:val="28"/>
-          <w:rtl/>
         </w:rPr>
         <w:sectPr>
-          <w:headerReference w:type="default" r:id="rId30"/>
-          <w:footerReference w:type="default" r:id="rId31"/>
+          <w:headerReference w:type="default" r:id="rId29"/>
+          <w:footerReference w:type="default" r:id="rId30"/>
           <w:footnotePr>
             <w:numRestart w:val="eachPage"/>
           </w:footnotePr>
@@ -42335,8 +41619,8 @@
           <w:rtl/>
         </w:rPr>
         <w:sectPr>
-          <w:headerReference w:type="default" r:id="rId32"/>
-          <w:footerReference w:type="default" r:id="rId33"/>
+          <w:headerReference w:type="default" r:id="rId31"/>
+          <w:footerReference w:type="default" r:id="rId32"/>
           <w:footnotePr>
             <w:numRestart w:val="eachPage"/>
           </w:footnotePr>
@@ -43668,7 +42952,7 @@
             <wp:cNvGraphicFramePr/>
             <a:graphic xmlns:a="http://schemas.openxmlformats.org/drawingml/2006/main">
               <a:graphicData uri="http://schemas.openxmlformats.org/drawingml/2006/diagram">
-                <dgm:relIds xmlns:dgm="http://schemas.openxmlformats.org/drawingml/2006/diagram" xmlns:r="http://schemas.openxmlformats.org/officeDocument/2006/relationships" r:dm="rId34" r:lo="rId35" r:qs="rId36" r:cs="rId37"/>
+                <dgm:relIds xmlns:dgm="http://schemas.openxmlformats.org/drawingml/2006/diagram" xmlns:r="http://schemas.openxmlformats.org/officeDocument/2006/relationships" r:dm="rId33" r:lo="rId34" r:qs="rId35" r:cs="rId36"/>
               </a:graphicData>
             </a:graphic>
           </wp:inline>
@@ -44590,8 +43874,8 @@
           <w:rtl/>
         </w:rPr>
         <w:sectPr>
-          <w:headerReference w:type="default" r:id="rId39"/>
-          <w:footerReference w:type="default" r:id="rId40"/>
+          <w:headerReference w:type="default" r:id="rId38"/>
+          <w:footerReference w:type="default" r:id="rId39"/>
           <w:footnotePr>
             <w:numRestart w:val="eachPage"/>
           </w:footnotePr>
@@ -45540,7 +44824,7 @@
               <w:rPr>
                 <w:rFonts w:cs="B Nazanin"/>
               </w:rPr>
-              <w:t>Shor</w:t>
+              <w:t>Abelian Group</w:t>
             </w:r>
           </w:p>
         </w:tc>
@@ -45561,7 +44845,7 @@
                 <w:rFonts w:cs="B Nazanin" w:hint="cs"/>
                 <w:rtl/>
               </w:rPr>
-              <w:t>شور</w:t>
+              <w:t>گروه آبلی</w:t>
             </w:r>
           </w:p>
         </w:tc>
@@ -45583,7 +44867,7 @@
               <w:rPr>
                 <w:rFonts w:cs="B Nazanin"/>
               </w:rPr>
-              <w:t>Public Key</w:t>
+              <w:t>Barrett Reduction</w:t>
             </w:r>
           </w:p>
         </w:tc>
@@ -45604,7 +44888,7 @@
                 <w:rFonts w:cs="B Nazanin" w:hint="cs"/>
                 <w:rtl/>
               </w:rPr>
-              <w:t>کلید عمومی</w:t>
+              <w:t>کاهش بارت</w:t>
             </w:r>
           </w:p>
         </w:tc>
@@ -45626,7 +44910,7 @@
               <w:rPr>
                 <w:rFonts w:cs="B Nazanin"/>
               </w:rPr>
-              <w:t>Polynomial</w:t>
+              <w:t>Ciphertext</w:t>
             </w:r>
           </w:p>
         </w:tc>
@@ -45647,7 +44931,7 @@
                 <w:rFonts w:cs="B Nazanin" w:hint="cs"/>
                 <w:rtl/>
               </w:rPr>
-              <w:t>چندجمله‌ای</w:t>
+              <w:t>متن‌رمز</w:t>
             </w:r>
           </w:p>
         </w:tc>
@@ -45669,7 +44953,7 @@
               <w:rPr>
                 <w:rFonts w:cs="B Nazanin"/>
               </w:rPr>
-              <w:t>Digital Signature</w:t>
+              <w:t>Clock</w:t>
             </w:r>
           </w:p>
         </w:tc>
@@ -45690,7 +44974,7 @@
                 <w:rFonts w:cs="B Nazanin" w:hint="cs"/>
                 <w:rtl/>
               </w:rPr>
-              <w:t>امضای دیجیتال</w:t>
+              <w:t>ساعت</w:t>
             </w:r>
           </w:p>
         </w:tc>
@@ -45712,7 +44996,7 @@
               <w:rPr>
                 <w:rFonts w:cs="B Nazanin"/>
               </w:rPr>
-              <w:t>Hybrid</w:t>
+              <w:t>Concatenation</w:t>
             </w:r>
           </w:p>
         </w:tc>
@@ -45733,7 +45017,7 @@
                 <w:rFonts w:cs="B Nazanin" w:hint="cs"/>
                 <w:rtl/>
               </w:rPr>
-              <w:t>ترکیبی</w:t>
+              <w:t>الحاق</w:t>
             </w:r>
           </w:p>
         </w:tc>
@@ -45755,7 +45039,7 @@
               <w:rPr>
                 <w:rFonts w:cs="B Nazanin"/>
               </w:rPr>
-              <w:t>Post-Quantum</w:t>
+              <w:t>Cycle</w:t>
             </w:r>
           </w:p>
         </w:tc>
@@ -45776,7 +45060,7 @@
                 <w:rFonts w:cs="B Nazanin" w:hint="cs"/>
                 <w:rtl/>
               </w:rPr>
-              <w:t>پساکوانتومی</w:t>
+              <w:t>سیکل</w:t>
             </w:r>
           </w:p>
         </w:tc>
@@ -45798,7 +45082,7 @@
               <w:rPr>
                 <w:rFonts w:cs="B Nazanin"/>
               </w:rPr>
-              <w:t>Hybrid Key Agreement</w:t>
+              <w:t>Datapath</w:t>
             </w:r>
           </w:p>
         </w:tc>
@@ -45819,7 +45103,7 @@
                 <w:rFonts w:cs="B Nazanin" w:hint="cs"/>
                 <w:rtl/>
               </w:rPr>
-              <w:t>توافق کلید ترکیبی</w:t>
+              <w:t>مسیر داده</w:t>
             </w:r>
           </w:p>
         </w:tc>
@@ -45841,7 +45125,7 @@
               <w:rPr>
                 <w:rFonts w:cs="B Nazanin"/>
               </w:rPr>
-              <w:t>Lightweight</w:t>
+              <w:t>Digital Signature</w:t>
             </w:r>
           </w:p>
         </w:tc>
@@ -45862,7 +45146,7 @@
                 <w:rFonts w:cs="B Nazanin" w:hint="cs"/>
                 <w:rtl/>
               </w:rPr>
-              <w:t>سبک‌وزن</w:t>
+              <w:t>امضای دیجیتال</w:t>
             </w:r>
           </w:p>
         </w:tc>
@@ -45884,7 +45168,7 @@
               <w:rPr>
                 <w:rFonts w:cs="B Nazanin"/>
               </w:rPr>
-              <w:t>Modular Multiplication</w:t>
+              <w:t>Edge Devices</w:t>
             </w:r>
           </w:p>
         </w:tc>
@@ -45905,7 +45189,7 @@
                 <w:rFonts w:cs="B Nazanin" w:hint="cs"/>
                 <w:rtl/>
               </w:rPr>
-              <w:t>ضرب پیمانه‌ای</w:t>
+              <w:t>دستگاه‌های لبه</w:t>
             </w:r>
           </w:p>
         </w:tc>
@@ -45927,7 +45211,7 @@
               <w:rPr>
                 <w:rFonts w:cs="B Nazanin"/>
               </w:rPr>
-              <w:t>Datapath</w:t>
+              <w:t>Embedded Systems</w:t>
             </w:r>
           </w:p>
         </w:tc>
@@ -45948,7 +45232,7 @@
                 <w:rFonts w:cs="B Nazanin" w:hint="cs"/>
                 <w:rtl/>
               </w:rPr>
-              <w:t>مسیر داده</w:t>
+              <w:t>سیستم‌های نهفته</w:t>
             </w:r>
           </w:p>
         </w:tc>
@@ -45970,7 +45254,7 @@
               <w:rPr>
                 <w:rFonts w:cs="B Nazanin"/>
               </w:rPr>
-              <w:t>Reconfigurability</w:t>
+              <w:t>Finite Fields</w:t>
             </w:r>
           </w:p>
         </w:tc>
@@ -45991,7 +45275,7 @@
                 <w:rFonts w:cs="B Nazanin" w:hint="cs"/>
                 <w:rtl/>
               </w:rPr>
-              <w:t>بازپیکربندی</w:t>
+              <w:t>میدان‌های متناهی</w:t>
             </w:r>
           </w:p>
         </w:tc>
@@ -46013,7 +45297,7 @@
               <w:rPr>
                 <w:rFonts w:cs="B Nazanin"/>
               </w:rPr>
-              <w:t>Embedded Systems</w:t>
+              <w:t>Frequency</w:t>
             </w:r>
           </w:p>
         </w:tc>
@@ -46034,7 +45318,7 @@
                 <w:rFonts w:cs="B Nazanin" w:hint="cs"/>
                 <w:rtl/>
               </w:rPr>
-              <w:t>سیستم‌های نهفته</w:t>
+              <w:t>فرکانس</w:t>
             </w:r>
           </w:p>
         </w:tc>
@@ -46056,7 +45340,7 @@
               <w:rPr>
                 <w:rFonts w:cs="B Nazanin"/>
               </w:rPr>
-              <w:t>Edge Devices</w:t>
+              <w:t>Hybrid</w:t>
             </w:r>
           </w:p>
         </w:tc>
@@ -46077,7 +45361,7 @@
                 <w:rFonts w:cs="B Nazanin" w:hint="cs"/>
                 <w:rtl/>
               </w:rPr>
-              <w:t>دستگاه‌های لبه</w:t>
+              <w:t>ترکیبی</w:t>
             </w:r>
           </w:p>
         </w:tc>
@@ -46099,7 +45383,7 @@
               <w:rPr>
                 <w:rFonts w:cs="B Nazanin"/>
               </w:rPr>
-              <w:t>Module Lattices</w:t>
+              <w:t>Hybrid Key Agreement</w:t>
             </w:r>
           </w:p>
         </w:tc>
@@ -46120,7 +45404,7 @@
                 <w:rFonts w:cs="B Nazanin" w:hint="cs"/>
                 <w:rtl/>
               </w:rPr>
-              <w:t>شبکه‌های مدولی</w:t>
+              <w:t>توافق کلید ترکیبی</w:t>
             </w:r>
           </w:p>
         </w:tc>
@@ -46142,7 +45426,7 @@
               <w:rPr>
                 <w:rFonts w:cs="B Nazanin"/>
               </w:rPr>
-              <w:t>Finite Fields</w:t>
+              <w:t>Interleaved Multiplier</w:t>
             </w:r>
           </w:p>
         </w:tc>
@@ -46163,7 +45447,7 @@
                 <w:rFonts w:cs="B Nazanin" w:hint="cs"/>
                 <w:rtl/>
               </w:rPr>
-              <w:t>میدان‌های متناهی</w:t>
+              <w:t>ضرب‌کننده درهم‌آمیخته</w:t>
             </w:r>
           </w:p>
         </w:tc>
@@ -46185,7 +45469,7 @@
               <w:rPr>
                 <w:rFonts w:cs="B Nazanin"/>
               </w:rPr>
-              <w:t>Reduction</w:t>
+              <w:t>Karatsuba Multiplier</w:t>
             </w:r>
           </w:p>
         </w:tc>
@@ -46206,7 +45490,7 @@
                 <w:rFonts w:cs="B Nazanin" w:hint="cs"/>
                 <w:rtl/>
               </w:rPr>
-              <w:t>کاهش</w:t>
+              <w:t>ضرب‌کننده کاراتسوبا</w:t>
             </w:r>
           </w:p>
         </w:tc>
@@ -46228,7 +45512,7 @@
               <w:rPr>
                 <w:rFonts w:cs="B Nazanin"/>
               </w:rPr>
-              <w:t>Montgomery Reduction</w:t>
+              <w:t>Lightweight</w:t>
             </w:r>
           </w:p>
         </w:tc>
@@ -46249,7 +45533,7 @@
                 <w:rFonts w:cs="B Nazanin" w:hint="cs"/>
                 <w:rtl/>
               </w:rPr>
-              <w:t>کاهش مونتگمری</w:t>
+              <w:t>سبک‌وزن</w:t>
             </w:r>
           </w:p>
         </w:tc>
@@ -46267,19 +45551,11 @@
                 <w:rFonts w:cs="B Nazanin"/>
               </w:rPr>
             </w:pPr>
-            <w:proofErr w:type="spellStart"/>
             <w:r>
               <w:rPr>
                 <w:rFonts w:cs="B Nazanin"/>
               </w:rPr>
-              <w:t>Proth</w:t>
-            </w:r>
-            <w:proofErr w:type="spellEnd"/>
-            <w:r>
-              <w:rPr>
-                <w:rFonts w:cs="B Nazanin"/>
-              </w:rPr>
-              <w:t xml:space="preserve"> Number</w:t>
+              <w:t>Logic Minimization</w:t>
             </w:r>
           </w:p>
         </w:tc>
@@ -46300,7 +45576,7 @@
                 <w:rFonts w:cs="B Nazanin" w:hint="cs"/>
                 <w:rtl/>
               </w:rPr>
-              <w:t>فرم پروت</w:t>
+              <w:t>کاهش سطح منطق</w:t>
             </w:r>
           </w:p>
         </w:tc>
@@ -46322,7 +45598,7 @@
               <w:rPr>
                 <w:rFonts w:cs="B Nazanin"/>
               </w:rPr>
-              <w:t>Twiddle Factors</w:t>
+              <w:t>Modular Multiplication</w:t>
             </w:r>
           </w:p>
         </w:tc>
@@ -46343,7 +45619,7 @@
                 <w:rFonts w:cs="B Nazanin" w:hint="cs"/>
                 <w:rtl/>
               </w:rPr>
-              <w:t>ضرایب توییدل</w:t>
+              <w:t>ضرب پیمانه‌ای</w:t>
             </w:r>
           </w:p>
         </w:tc>
@@ -46365,7 +45641,7 @@
               <w:rPr>
                 <w:rFonts w:cs="B Nazanin"/>
               </w:rPr>
-              <w:t>Multipliers</w:t>
+              <w:t>Modular Reduction</w:t>
             </w:r>
           </w:p>
         </w:tc>
@@ -46386,7 +45662,7 @@
                 <w:rFonts w:cs="B Nazanin" w:hint="cs"/>
                 <w:rtl/>
               </w:rPr>
-              <w:t>ضرب‌کننده‌ها</w:t>
+              <w:t>کاهش پیمانه‌ای</w:t>
             </w:r>
           </w:p>
         </w:tc>
@@ -46409,7 +45685,7 @@
                 <w:rFonts w:cs="B Nazanin"/>
               </w:rPr>
               <w:lastRenderedPageBreak/>
-              <w:t>Shift-Add Networks</w:t>
+              <w:t>Module Lattices</w:t>
             </w:r>
           </w:p>
         </w:tc>
@@ -46430,7 +45706,7 @@
                 <w:rFonts w:cs="B Nazanin" w:hint="cs"/>
                 <w:rtl/>
               </w:rPr>
-              <w:t>شبکه‌های جمع-و-انتقال</w:t>
+              <w:t>شبکه‌های مدولی</w:t>
             </w:r>
           </w:p>
         </w:tc>
@@ -46452,7 +45728,7 @@
               <w:rPr>
                 <w:rFonts w:cs="B Nazanin"/>
               </w:rPr>
-              <w:t>Logic Minimization</w:t>
+              <w:t>Montgomery Ladder</w:t>
             </w:r>
           </w:p>
         </w:tc>
@@ -46473,7 +45749,7 @@
                 <w:rFonts w:cs="B Nazanin" w:hint="cs"/>
                 <w:rtl/>
               </w:rPr>
-              <w:t>کاهش سطح منطق</w:t>
+              <w:t>نردبان مونتگمری</w:t>
             </w:r>
           </w:p>
         </w:tc>
@@ -46495,7 +45771,7 @@
               <w:rPr>
                 <w:rFonts w:cs="B Nazanin"/>
               </w:rPr>
-              <w:t>Register Sharing</w:t>
+              <w:t>Montgomery Reduction</w:t>
             </w:r>
           </w:p>
         </w:tc>
@@ -46516,7 +45792,7 @@
                 <w:rFonts w:cs="B Nazanin" w:hint="cs"/>
                 <w:rtl/>
               </w:rPr>
-              <w:t>اشتراک‌گذاری ثبات‌ها</w:t>
+              <w:t>کاهش مونتگمری</w:t>
             </w:r>
           </w:p>
         </w:tc>
@@ -46538,7 +45814,7 @@
               <w:rPr>
                 <w:rFonts w:cs="B Nazanin"/>
               </w:rPr>
-              <w:t>Frequency</w:t>
+              <w:t>Multipliers</w:t>
             </w:r>
           </w:p>
         </w:tc>
@@ -46559,7 +45835,7 @@
                 <w:rFonts w:cs="B Nazanin" w:hint="cs"/>
                 <w:rtl/>
               </w:rPr>
-              <w:t>فرکانس</w:t>
+              <w:t>ضرب‌کننده‌ها</w:t>
             </w:r>
           </w:p>
         </w:tc>
@@ -46581,7 +45857,7 @@
               <w:rPr>
                 <w:rFonts w:cs="B Nazanin"/>
               </w:rPr>
-              <w:t>Clock</w:t>
+              <w:t>Overhead</w:t>
             </w:r>
           </w:p>
         </w:tc>
@@ -46602,7 +45878,7 @@
                 <w:rFonts w:cs="B Nazanin" w:hint="cs"/>
                 <w:rtl/>
               </w:rPr>
-              <w:t>ساعت</w:t>
+              <w:t>سربار</w:t>
             </w:r>
           </w:p>
         </w:tc>
@@ -46624,7 +45900,7 @@
               <w:rPr>
                 <w:rFonts w:cs="B Nazanin"/>
               </w:rPr>
-              <w:t>Scalar Multiplication</w:t>
+              <w:t>Point At Infinity</w:t>
             </w:r>
           </w:p>
         </w:tc>
@@ -46645,7 +45921,7 @@
                 <w:rFonts w:cs="B Nazanin" w:hint="cs"/>
                 <w:rtl/>
               </w:rPr>
-              <w:t>ضرب نقطه‌ای</w:t>
+              <w:t>نقطه در بی‌نهایت</w:t>
             </w:r>
           </w:p>
         </w:tc>
@@ -46667,7 +45943,7 @@
               <w:rPr>
                 <w:rFonts w:cs="B Nazanin"/>
               </w:rPr>
-              <w:t>Overhead</w:t>
+              <w:t>Polynomial</w:t>
             </w:r>
           </w:p>
         </w:tc>
@@ -46679,16 +45955,669 @@
             <w:pPr>
               <w:spacing w:line="360" w:lineRule="auto"/>
               <w:rPr>
+                <w:rFonts w:cs="B Nazanin"/>
+                <w:rtl/>
+              </w:rPr>
+            </w:pPr>
+            <w:r>
+              <w:rPr>
                 <w:rFonts w:cs="B Nazanin" w:hint="cs"/>
                 <w:rtl/>
               </w:rPr>
+              <w:t>چندجمله‌ای</w:t>
+            </w:r>
+          </w:p>
+        </w:tc>
+      </w:tr>
+      <w:tr>
+        <w:tc>
+          <w:tcPr>
+            <w:tcW w:w="4414" w:type="dxa"/>
+          </w:tcPr>
+          <w:p>
+            <w:pPr>
+              <w:bidi w:val="0"/>
+              <w:spacing w:line="360" w:lineRule="auto"/>
+              <w:rPr>
+                <w:rFonts w:cs="B Nazanin"/>
+              </w:rPr>
+            </w:pPr>
+            <w:r>
+              <w:rPr>
+                <w:rFonts w:cs="B Nazanin"/>
+              </w:rPr>
+              <w:t>Post-Quantum</w:t>
+            </w:r>
+          </w:p>
+        </w:tc>
+        <w:tc>
+          <w:tcPr>
+            <w:tcW w:w="4414" w:type="dxa"/>
+          </w:tcPr>
+          <w:p>
+            <w:pPr>
+              <w:spacing w:line="360" w:lineRule="auto"/>
+              <w:rPr>
+                <w:rFonts w:cs="B Nazanin"/>
+                <w:rtl/>
+              </w:rPr>
             </w:pPr>
             <w:r>
               <w:rPr>
                 <w:rFonts w:cs="B Nazanin" w:hint="cs"/>
                 <w:rtl/>
               </w:rPr>
-              <w:t>سربار</w:t>
+              <w:t>پساکوانتومی</w:t>
+            </w:r>
+          </w:p>
+        </w:tc>
+      </w:tr>
+      <w:tr>
+        <w:tc>
+          <w:tcPr>
+            <w:tcW w:w="4414" w:type="dxa"/>
+          </w:tcPr>
+          <w:p>
+            <w:pPr>
+              <w:bidi w:val="0"/>
+              <w:spacing w:line="360" w:lineRule="auto"/>
+              <w:rPr>
+                <w:rFonts w:cs="B Nazanin"/>
+              </w:rPr>
+            </w:pPr>
+            <w:r>
+              <w:rPr>
+                <w:rFonts w:cs="B Nazanin"/>
+              </w:rPr>
+              <w:t>Prime Fields</w:t>
+            </w:r>
+          </w:p>
+        </w:tc>
+        <w:tc>
+          <w:tcPr>
+            <w:tcW w:w="4414" w:type="dxa"/>
+          </w:tcPr>
+          <w:p>
+            <w:pPr>
+              <w:spacing w:line="360" w:lineRule="auto"/>
+              <w:rPr>
+                <w:rFonts w:cs="B Nazanin"/>
+                <w:rtl/>
+              </w:rPr>
+            </w:pPr>
+            <w:r>
+              <w:rPr>
+                <w:rFonts w:cs="B Nazanin" w:hint="cs"/>
+                <w:rtl/>
+              </w:rPr>
+              <w:t>میدان‌های اول</w:t>
+            </w:r>
+          </w:p>
+        </w:tc>
+      </w:tr>
+      <w:tr>
+        <w:tc>
+          <w:tcPr>
+            <w:tcW w:w="4414" w:type="dxa"/>
+          </w:tcPr>
+          <w:p>
+            <w:pPr>
+              <w:bidi w:val="0"/>
+              <w:spacing w:line="360" w:lineRule="auto"/>
+              <w:rPr>
+                <w:rFonts w:cs="B Nazanin"/>
+              </w:rPr>
+            </w:pPr>
+            <w:proofErr w:type="spellStart"/>
+            <w:r>
+              <w:rPr>
+                <w:rFonts w:cs="B Nazanin"/>
+              </w:rPr>
+              <w:t>Proth</w:t>
+            </w:r>
+            <w:proofErr w:type="spellEnd"/>
+            <w:r>
+              <w:rPr>
+                <w:rFonts w:cs="B Nazanin"/>
+              </w:rPr>
+              <w:t xml:space="preserve"> Number</w:t>
+            </w:r>
+          </w:p>
+        </w:tc>
+        <w:tc>
+          <w:tcPr>
+            <w:tcW w:w="4414" w:type="dxa"/>
+          </w:tcPr>
+          <w:p>
+            <w:pPr>
+              <w:spacing w:line="360" w:lineRule="auto"/>
+              <w:rPr>
+                <w:rFonts w:cs="B Nazanin"/>
+                <w:rtl/>
+              </w:rPr>
+            </w:pPr>
+            <w:r>
+              <w:rPr>
+                <w:rFonts w:cs="B Nazanin" w:hint="cs"/>
+                <w:rtl/>
+              </w:rPr>
+              <w:t>فرم پروت</w:t>
+            </w:r>
+          </w:p>
+        </w:tc>
+      </w:tr>
+      <w:tr>
+        <w:tc>
+          <w:tcPr>
+            <w:tcW w:w="4414" w:type="dxa"/>
+          </w:tcPr>
+          <w:p>
+            <w:pPr>
+              <w:bidi w:val="0"/>
+              <w:spacing w:line="360" w:lineRule="auto"/>
+              <w:rPr>
+                <w:rFonts w:cs="B Nazanin"/>
+              </w:rPr>
+            </w:pPr>
+            <w:r>
+              <w:rPr>
+                <w:rFonts w:cs="B Nazanin"/>
+              </w:rPr>
+              <w:t>Pseudo-Mersenne Prime</w:t>
+            </w:r>
+          </w:p>
+        </w:tc>
+        <w:tc>
+          <w:tcPr>
+            <w:tcW w:w="4414" w:type="dxa"/>
+          </w:tcPr>
+          <w:p>
+            <w:pPr>
+              <w:spacing w:line="360" w:lineRule="auto"/>
+              <w:rPr>
+                <w:rFonts w:cs="B Nazanin"/>
+                <w:rtl/>
+              </w:rPr>
+            </w:pPr>
+            <w:r>
+              <w:rPr>
+                <w:rFonts w:cs="B Nazanin" w:hint="cs"/>
+                <w:rtl/>
+              </w:rPr>
+              <w:t>عدد اول شبه-مرسن</w:t>
+            </w:r>
+          </w:p>
+        </w:tc>
+      </w:tr>
+      <w:tr>
+        <w:tc>
+          <w:tcPr>
+            <w:tcW w:w="4414" w:type="dxa"/>
+          </w:tcPr>
+          <w:p>
+            <w:pPr>
+              <w:bidi w:val="0"/>
+              <w:spacing w:line="360" w:lineRule="auto"/>
+              <w:rPr>
+                <w:rFonts w:cs="B Nazanin"/>
+              </w:rPr>
+            </w:pPr>
+            <w:r>
+              <w:rPr>
+                <w:rFonts w:cs="B Nazanin"/>
+              </w:rPr>
+              <w:t>Public Key</w:t>
+            </w:r>
+          </w:p>
+        </w:tc>
+        <w:tc>
+          <w:tcPr>
+            <w:tcW w:w="4414" w:type="dxa"/>
+          </w:tcPr>
+          <w:p>
+            <w:pPr>
+              <w:spacing w:line="360" w:lineRule="auto"/>
+              <w:rPr>
+                <w:rFonts w:cs="B Nazanin"/>
+                <w:rtl/>
+              </w:rPr>
+            </w:pPr>
+            <w:r>
+              <w:rPr>
+                <w:rFonts w:cs="B Nazanin" w:hint="cs"/>
+                <w:rtl/>
+              </w:rPr>
+              <w:t>کلید عمومی</w:t>
+            </w:r>
+          </w:p>
+        </w:tc>
+      </w:tr>
+      <w:tr>
+        <w:tc>
+          <w:tcPr>
+            <w:tcW w:w="4414" w:type="dxa"/>
+          </w:tcPr>
+          <w:p>
+            <w:pPr>
+              <w:bidi w:val="0"/>
+              <w:spacing w:line="360" w:lineRule="auto"/>
+              <w:rPr>
+                <w:rFonts w:cs="B Nazanin"/>
+              </w:rPr>
+            </w:pPr>
+            <w:r>
+              <w:rPr>
+                <w:rFonts w:cs="B Nazanin"/>
+              </w:rPr>
+              <w:t>Reconfigurability</w:t>
+            </w:r>
+          </w:p>
+        </w:tc>
+        <w:tc>
+          <w:tcPr>
+            <w:tcW w:w="4414" w:type="dxa"/>
+          </w:tcPr>
+          <w:p>
+            <w:pPr>
+              <w:spacing w:line="360" w:lineRule="auto"/>
+              <w:rPr>
+                <w:rFonts w:cs="B Nazanin"/>
+                <w:rtl/>
+              </w:rPr>
+            </w:pPr>
+            <w:r>
+              <w:rPr>
+                <w:rFonts w:cs="B Nazanin" w:hint="cs"/>
+                <w:rtl/>
+              </w:rPr>
+              <w:t>بازپیکربندی</w:t>
+            </w:r>
+          </w:p>
+        </w:tc>
+      </w:tr>
+      <w:tr>
+        <w:tc>
+          <w:tcPr>
+            <w:tcW w:w="4414" w:type="dxa"/>
+          </w:tcPr>
+          <w:p>
+            <w:pPr>
+              <w:bidi w:val="0"/>
+              <w:spacing w:line="360" w:lineRule="auto"/>
+              <w:rPr>
+                <w:rFonts w:cs="B Nazanin"/>
+              </w:rPr>
+            </w:pPr>
+            <w:r>
+              <w:rPr>
+                <w:rFonts w:cs="B Nazanin"/>
+              </w:rPr>
+              <w:t>Reduction</w:t>
+            </w:r>
+          </w:p>
+        </w:tc>
+        <w:tc>
+          <w:tcPr>
+            <w:tcW w:w="4414" w:type="dxa"/>
+          </w:tcPr>
+          <w:p>
+            <w:pPr>
+              <w:spacing w:line="360" w:lineRule="auto"/>
+              <w:rPr>
+                <w:rFonts w:cs="B Nazanin"/>
+                <w:rtl/>
+              </w:rPr>
+            </w:pPr>
+            <w:r>
+              <w:rPr>
+                <w:rFonts w:cs="B Nazanin" w:hint="cs"/>
+                <w:rtl/>
+              </w:rPr>
+              <w:t>کاهش</w:t>
+            </w:r>
+          </w:p>
+        </w:tc>
+      </w:tr>
+      <w:tr>
+        <w:tc>
+          <w:tcPr>
+            <w:tcW w:w="4414" w:type="dxa"/>
+          </w:tcPr>
+          <w:p>
+            <w:pPr>
+              <w:bidi w:val="0"/>
+              <w:spacing w:line="360" w:lineRule="auto"/>
+              <w:rPr>
+                <w:rFonts w:cs="B Nazanin"/>
+              </w:rPr>
+            </w:pPr>
+            <w:r>
+              <w:rPr>
+                <w:rFonts w:cs="B Nazanin"/>
+              </w:rPr>
+              <w:t>Register Sharing</w:t>
+            </w:r>
+          </w:p>
+        </w:tc>
+        <w:tc>
+          <w:tcPr>
+            <w:tcW w:w="4414" w:type="dxa"/>
+          </w:tcPr>
+          <w:p>
+            <w:pPr>
+              <w:spacing w:line="360" w:lineRule="auto"/>
+              <w:rPr>
+                <w:rFonts w:cs="B Nazanin"/>
+                <w:rtl/>
+              </w:rPr>
+            </w:pPr>
+            <w:r>
+              <w:rPr>
+                <w:rFonts w:cs="B Nazanin" w:hint="cs"/>
+                <w:rtl/>
+              </w:rPr>
+              <w:t>اشتراک‌گذاری ثبات‌ها</w:t>
+            </w:r>
+          </w:p>
+        </w:tc>
+      </w:tr>
+      <w:tr>
+        <w:tc>
+          <w:tcPr>
+            <w:tcW w:w="4414" w:type="dxa"/>
+          </w:tcPr>
+          <w:p>
+            <w:pPr>
+              <w:bidi w:val="0"/>
+              <w:spacing w:line="360" w:lineRule="auto"/>
+              <w:rPr>
+                <w:rFonts w:cs="B Nazanin"/>
+              </w:rPr>
+            </w:pPr>
+            <w:r>
+              <w:rPr>
+                <w:rFonts w:cs="B Nazanin"/>
+              </w:rPr>
+              <w:t>Scalar Multiplication</w:t>
+            </w:r>
+          </w:p>
+        </w:tc>
+        <w:tc>
+          <w:tcPr>
+            <w:tcW w:w="4414" w:type="dxa"/>
+          </w:tcPr>
+          <w:p>
+            <w:pPr>
+              <w:spacing w:line="360" w:lineRule="auto"/>
+              <w:rPr>
+                <w:rFonts w:cs="B Nazanin"/>
+                <w:rtl/>
+              </w:rPr>
+            </w:pPr>
+            <w:r>
+              <w:rPr>
+                <w:rFonts w:cs="B Nazanin" w:hint="cs"/>
+                <w:rtl/>
+              </w:rPr>
+              <w:t>ضرب نقطه‌ای</w:t>
+            </w:r>
+          </w:p>
+        </w:tc>
+      </w:tr>
+      <w:tr>
+        <w:tc>
+          <w:tcPr>
+            <w:tcW w:w="4414" w:type="dxa"/>
+          </w:tcPr>
+          <w:p>
+            <w:pPr>
+              <w:bidi w:val="0"/>
+              <w:spacing w:line="360" w:lineRule="auto"/>
+              <w:rPr>
+                <w:rFonts w:cs="B Nazanin"/>
+              </w:rPr>
+            </w:pPr>
+            <w:r>
+              <w:rPr>
+                <w:rFonts w:cs="B Nazanin"/>
+              </w:rPr>
+              <w:t>Schoolbook Multiplier</w:t>
+            </w:r>
+          </w:p>
+        </w:tc>
+        <w:tc>
+          <w:tcPr>
+            <w:tcW w:w="4414" w:type="dxa"/>
+          </w:tcPr>
+          <w:p>
+            <w:pPr>
+              <w:spacing w:line="360" w:lineRule="auto"/>
+              <w:rPr>
+                <w:rFonts w:cs="B Nazanin"/>
+                <w:rtl/>
+              </w:rPr>
+            </w:pPr>
+            <w:r>
+              <w:rPr>
+                <w:rFonts w:cs="B Nazanin" w:hint="cs"/>
+                <w:rtl/>
+              </w:rPr>
+              <w:t>ضرب‌کننده مدرسه‌ای</w:t>
+            </w:r>
+          </w:p>
+        </w:tc>
+      </w:tr>
+      <w:tr>
+        <w:tc>
+          <w:tcPr>
+            <w:tcW w:w="4414" w:type="dxa"/>
+          </w:tcPr>
+          <w:p>
+            <w:pPr>
+              <w:bidi w:val="0"/>
+              <w:spacing w:line="360" w:lineRule="auto"/>
+              <w:rPr>
+                <w:rFonts w:cs="B Nazanin"/>
+              </w:rPr>
+            </w:pPr>
+            <w:r>
+              <w:rPr>
+                <w:rFonts w:cs="B Nazanin"/>
+              </w:rPr>
+              <w:t>Secret Key</w:t>
+            </w:r>
+          </w:p>
+        </w:tc>
+        <w:tc>
+          <w:tcPr>
+            <w:tcW w:w="4414" w:type="dxa"/>
+          </w:tcPr>
+          <w:p>
+            <w:pPr>
+              <w:spacing w:line="360" w:lineRule="auto"/>
+              <w:rPr>
+                <w:rFonts w:cs="B Nazanin"/>
+                <w:rtl/>
+              </w:rPr>
+            </w:pPr>
+            <w:r>
+              <w:rPr>
+                <w:rFonts w:cs="B Nazanin" w:hint="cs"/>
+                <w:rtl/>
+              </w:rPr>
+              <w:t>کلید خصوصی</w:t>
+            </w:r>
+          </w:p>
+        </w:tc>
+      </w:tr>
+      <w:tr>
+        <w:tc>
+          <w:tcPr>
+            <w:tcW w:w="4414" w:type="dxa"/>
+          </w:tcPr>
+          <w:p>
+            <w:pPr>
+              <w:bidi w:val="0"/>
+              <w:spacing w:line="360" w:lineRule="auto"/>
+              <w:rPr>
+                <w:rFonts w:cs="B Nazanin"/>
+              </w:rPr>
+            </w:pPr>
+            <w:r>
+              <w:rPr>
+                <w:rFonts w:cs="B Nazanin"/>
+              </w:rPr>
+              <w:t>Shared Secret</w:t>
+            </w:r>
+          </w:p>
+        </w:tc>
+        <w:tc>
+          <w:tcPr>
+            <w:tcW w:w="4414" w:type="dxa"/>
+          </w:tcPr>
+          <w:p>
+            <w:pPr>
+              <w:spacing w:line="360" w:lineRule="auto"/>
+              <w:rPr>
+                <w:rFonts w:cs="B Nazanin"/>
+                <w:rtl/>
+              </w:rPr>
+            </w:pPr>
+            <w:r>
+              <w:rPr>
+                <w:rFonts w:cs="B Nazanin" w:hint="cs"/>
+                <w:rtl/>
+              </w:rPr>
+              <w:t>راز مشترک</w:t>
+            </w:r>
+          </w:p>
+        </w:tc>
+      </w:tr>
+      <w:tr>
+        <w:tc>
+          <w:tcPr>
+            <w:tcW w:w="4414" w:type="dxa"/>
+          </w:tcPr>
+          <w:p>
+            <w:pPr>
+              <w:bidi w:val="0"/>
+              <w:spacing w:line="360" w:lineRule="auto"/>
+              <w:rPr>
+                <w:rFonts w:cs="B Nazanin"/>
+              </w:rPr>
+            </w:pPr>
+            <w:r>
+              <w:rPr>
+                <w:rFonts w:cs="B Nazanin"/>
+              </w:rPr>
+              <w:t>Shift-Add Networks</w:t>
+            </w:r>
+          </w:p>
+        </w:tc>
+        <w:tc>
+          <w:tcPr>
+            <w:tcW w:w="4414" w:type="dxa"/>
+          </w:tcPr>
+          <w:p>
+            <w:pPr>
+              <w:spacing w:line="360" w:lineRule="auto"/>
+              <w:rPr>
+                <w:rFonts w:cs="B Nazanin"/>
+                <w:rtl/>
+              </w:rPr>
+            </w:pPr>
+            <w:r>
+              <w:rPr>
+                <w:rFonts w:cs="B Nazanin" w:hint="cs"/>
+                <w:rtl/>
+              </w:rPr>
+              <w:t>شبکه‌های جمع-و-انتقال</w:t>
+            </w:r>
+          </w:p>
+        </w:tc>
+      </w:tr>
+      <w:tr>
+        <w:tc>
+          <w:tcPr>
+            <w:tcW w:w="4414" w:type="dxa"/>
+          </w:tcPr>
+          <w:p>
+            <w:pPr>
+              <w:bidi w:val="0"/>
+              <w:spacing w:line="360" w:lineRule="auto"/>
+              <w:rPr>
+                <w:rFonts w:cs="B Nazanin"/>
+              </w:rPr>
+            </w:pPr>
+            <w:r>
+              <w:rPr>
+                <w:rFonts w:cs="B Nazanin"/>
+              </w:rPr>
+              <w:t>Side-Channel Attacks</w:t>
+            </w:r>
+          </w:p>
+        </w:tc>
+        <w:tc>
+          <w:tcPr>
+            <w:tcW w:w="4414" w:type="dxa"/>
+          </w:tcPr>
+          <w:p>
+            <w:pPr>
+              <w:spacing w:line="360" w:lineRule="auto"/>
+              <w:rPr>
+                <w:rFonts w:cs="B Nazanin"/>
+                <w:rtl/>
+              </w:rPr>
+            </w:pPr>
+            <w:r>
+              <w:rPr>
+                <w:rFonts w:cs="B Nazanin" w:hint="cs"/>
+                <w:rtl/>
+              </w:rPr>
+              <w:t>حملات کانال جانبی</w:t>
+            </w:r>
+          </w:p>
+        </w:tc>
+      </w:tr>
+      <w:tr>
+        <w:tc>
+          <w:tcPr>
+            <w:tcW w:w="4414" w:type="dxa"/>
+          </w:tcPr>
+          <w:p>
+            <w:pPr>
+              <w:bidi w:val="0"/>
+              <w:spacing w:line="360" w:lineRule="auto"/>
+              <w:rPr>
+                <w:rFonts w:cs="B Nazanin"/>
+              </w:rPr>
+            </w:pPr>
+            <w:r>
+              <w:rPr>
+                <w:rFonts w:cs="B Nazanin"/>
+              </w:rPr>
+              <w:t>Twiddle Factors</w:t>
+            </w:r>
+          </w:p>
+        </w:tc>
+        <w:tc>
+          <w:tcPr>
+            <w:tcW w:w="4414" w:type="dxa"/>
+          </w:tcPr>
+          <w:p>
+            <w:pPr>
+              <w:spacing w:line="360" w:lineRule="auto"/>
+              <w:rPr>
+                <w:rFonts w:cs="B Nazanin"/>
+                <w:rtl/>
+              </w:rPr>
+            </w:pPr>
+            <w:r>
+              <w:rPr>
+                <w:rFonts w:cs="B Nazanin" w:hint="cs"/>
+                <w:rtl/>
+              </w:rPr>
+              <w:t>ضرایب توییدل</w:t>
             </w:r>
           </w:p>
         </w:tc>
@@ -46697,173 +46626,6 @@
     <w:p>
       <w:pPr>
         <w:spacing w:line="360" w:lineRule="auto"/>
-        <w:jc w:val="both"/>
-        <w:rPr>
-          <w:rFonts w:cs="B Nazanin"/>
-          <w:b/>
-          <w:bCs/>
-          <w:color w:val="C00000"/>
-          <w:sz w:val="40"/>
-          <w:szCs w:val="36"/>
-          <w:rtl/>
-        </w:rPr>
-      </w:pPr>
-    </w:p>
-    <w:p>
-      <w:pPr>
-        <w:spacing w:line="360" w:lineRule="auto"/>
-        <w:ind w:firstLine="284"/>
-        <w:jc w:val="both"/>
-        <w:rPr>
-          <w:rFonts w:cs="B Nazanin"/>
-          <w:sz w:val="28"/>
-          <w:rtl/>
-        </w:rPr>
-      </w:pPr>
-      <w:r>
-        <w:rPr>
-          <w:rFonts w:cs="B Nazanin" w:hint="cs"/>
-          <w:sz w:val="28"/>
-          <w:rtl/>
-        </w:rPr>
-        <w:t>واژه</w:t>
-      </w:r>
-      <w:r>
-        <w:rPr>
-          <w:rFonts w:cs="B Nazanin"/>
-          <w:sz w:val="28"/>
-          <w:rtl/>
-        </w:rPr>
-        <w:softHyphen/>
-      </w:r>
-      <w:r>
-        <w:rPr>
-          <w:rFonts w:cs="B Nazanin" w:hint="cs"/>
-          <w:sz w:val="28"/>
-          <w:rtl/>
-        </w:rPr>
-        <w:t>نامه شامل معادله فارسی و انگلیسی واژگان تخصصی است. نیازی نیست که واژگان رایج مانند «هوش مصنوعی» درج شوند. این فهرست بر اساس ترتیب الفبایی تنظیم می</w:t>
-      </w:r>
-      <w:r>
-        <w:rPr>
-          <w:rFonts w:cs="B Nazanin"/>
-          <w:sz w:val="28"/>
-          <w:rtl/>
-        </w:rPr>
-        <w:softHyphen/>
-      </w:r>
-      <w:r>
-        <w:rPr>
-          <w:rFonts w:cs="B Nazanin" w:hint="cs"/>
-          <w:sz w:val="28"/>
-          <w:rtl/>
-        </w:rPr>
-        <w:t xml:space="preserve">شود. معادل فارسی هر واژه در سمت راست و معادل انگلیسی آن در سمت چپ درج شود. </w:t>
-      </w:r>
-    </w:p>
-    <w:p>
-      <w:pPr>
-        <w:spacing w:line="360" w:lineRule="auto"/>
-        <w:ind w:firstLine="284"/>
-        <w:jc w:val="both"/>
-        <w:rPr>
-          <w:rFonts w:cs="B Nazanin"/>
-          <w:sz w:val="28"/>
-          <w:rtl/>
-        </w:rPr>
-      </w:pPr>
-      <w:r>
-        <w:rPr>
-          <w:rFonts w:cs="B Nazanin" w:hint="cs"/>
-          <w:sz w:val="28"/>
-          <w:rtl/>
-        </w:rPr>
-        <w:t>واژه</w:t>
-      </w:r>
-      <w:r>
-        <w:rPr>
-          <w:rFonts w:cs="B Nazanin"/>
-          <w:sz w:val="28"/>
-          <w:rtl/>
-        </w:rPr>
-        <w:softHyphen/>
-      </w:r>
-      <w:r>
-        <w:rPr>
-          <w:rFonts w:cs="B Nazanin" w:hint="cs"/>
-          <w:sz w:val="28"/>
-          <w:rtl/>
-        </w:rPr>
-        <w:t>نامه با پاورقی</w:t>
-      </w:r>
-      <w:r>
-        <w:rPr>
-          <w:rFonts w:cs="B Nazanin"/>
-          <w:sz w:val="28"/>
-          <w:rtl/>
-        </w:rPr>
-        <w:softHyphen/>
-      </w:r>
-      <w:r>
-        <w:rPr>
-          <w:rFonts w:cs="B Nazanin" w:hint="cs"/>
-          <w:sz w:val="28"/>
-          <w:rtl/>
-        </w:rPr>
-        <w:t>ها متفاوت است. پاورقی پس از نخستین استفاده از یک واژه، بلافاصله معادل انگلیسی آن در پایین صفحه درج می</w:t>
-      </w:r>
-      <w:r>
-        <w:rPr>
-          <w:rFonts w:cs="B Nazanin"/>
-          <w:sz w:val="28"/>
-          <w:rtl/>
-        </w:rPr>
-        <w:softHyphen/>
-      </w:r>
-      <w:r>
-        <w:rPr>
-          <w:rFonts w:cs="B Nazanin" w:hint="cs"/>
-          <w:sz w:val="28"/>
-          <w:rtl/>
-        </w:rPr>
-        <w:t>شود. بنابراین، مراجعه به آن</w:t>
-      </w:r>
-      <w:r>
-        <w:rPr>
-          <w:rFonts w:cs="B Nazanin"/>
-          <w:sz w:val="28"/>
-          <w:rtl/>
-        </w:rPr>
-        <w:softHyphen/>
-      </w:r>
-      <w:r>
-        <w:rPr>
-          <w:rFonts w:cs="B Nazanin" w:hint="cs"/>
-          <w:sz w:val="28"/>
-          <w:rtl/>
-        </w:rPr>
-        <w:t>ها نیازمند اختصاص وقت برای یافتن آن واژه در نخستین جایی از متن است که استفاده شده. بنابراین، واژه</w:t>
-      </w:r>
-      <w:r>
-        <w:rPr>
-          <w:rFonts w:cs="B Nazanin"/>
-          <w:sz w:val="28"/>
-          <w:rtl/>
-        </w:rPr>
-        <w:softHyphen/>
-      </w:r>
-      <w:r>
-        <w:rPr>
-          <w:rFonts w:cs="B Nazanin" w:hint="cs"/>
-          <w:sz w:val="28"/>
-          <w:rtl/>
-        </w:rPr>
-        <w:t xml:space="preserve">نامه، یافتن واژگان تخصصی را نیز تسریع خواهد کرد. </w:t>
-      </w:r>
-    </w:p>
-    <w:p>
-      <w:pPr>
-        <w:spacing w:line="360" w:lineRule="auto"/>
         <w:rPr>
           <w:rFonts w:cs="B Nazanin"/>
           <w:sz w:val="20"/>
@@ -46894,6 +46656,7 @@
           <w:szCs w:val="36"/>
           <w:rtl/>
         </w:rPr>
+        <w:lastRenderedPageBreak/>
         <w:t>پیوست</w:t>
       </w:r>
       <w:bookmarkEnd w:id="54"/>
@@ -47219,7 +46982,6 @@
           <w:rFonts w:cs="B Nazanin" w:hint="cs"/>
           <w:rtl/>
         </w:rPr>
-        <w:lastRenderedPageBreak/>
         <w:t>لیست برنامه</w:t>
       </w:r>
       <w:r>
@@ -47668,7 +47430,6 @@
     <w:p>
       <w:pPr>
         <w:spacing w:line="360" w:lineRule="auto"/>
-        <w:ind w:left="11" w:firstLine="284"/>
         <w:jc w:val="both"/>
         <w:rPr>
           <w:rFonts w:cs="B Nazanin"/>
@@ -47679,103 +47440,14 @@
     <w:p>
       <w:pPr>
         <w:spacing w:line="360" w:lineRule="auto"/>
-        <w:ind w:left="11" w:firstLine="284"/>
         <w:jc w:val="both"/>
         <w:rPr>
           <w:rFonts w:cs="B Nazanin"/>
           <w:rtl/>
         </w:rPr>
-      </w:pPr>
-    </w:p>
-    <w:p>
-      <w:pPr>
-        <w:spacing w:line="360" w:lineRule="auto"/>
-        <w:ind w:left="11" w:firstLine="284"/>
-        <w:jc w:val="both"/>
-        <w:rPr>
-          <w:rFonts w:cs="B Nazanin"/>
-          <w:rtl/>
-        </w:rPr>
-      </w:pPr>
-    </w:p>
-    <w:p>
-      <w:pPr>
-        <w:spacing w:line="360" w:lineRule="auto"/>
-        <w:ind w:left="11" w:firstLine="284"/>
-        <w:jc w:val="both"/>
-        <w:rPr>
-          <w:rFonts w:cs="B Nazanin"/>
-          <w:rtl/>
-        </w:rPr>
-      </w:pPr>
-    </w:p>
-    <w:p>
-      <w:pPr>
-        <w:spacing w:line="360" w:lineRule="auto"/>
-        <w:ind w:left="11" w:firstLine="284"/>
-        <w:jc w:val="both"/>
-        <w:rPr>
-          <w:rFonts w:cs="B Nazanin"/>
-          <w:rtl/>
-        </w:rPr>
-      </w:pPr>
-    </w:p>
-    <w:p>
-      <w:pPr>
-        <w:spacing w:line="360" w:lineRule="auto"/>
-        <w:ind w:left="11" w:firstLine="284"/>
-        <w:jc w:val="both"/>
-        <w:rPr>
-          <w:rFonts w:cs="B Nazanin"/>
-          <w:rtl/>
-        </w:rPr>
-      </w:pPr>
-    </w:p>
-    <w:p>
-      <w:pPr>
-        <w:spacing w:line="360" w:lineRule="auto"/>
-        <w:ind w:left="11" w:firstLine="284"/>
-        <w:jc w:val="both"/>
-        <w:rPr>
-          <w:rFonts w:cs="B Nazanin"/>
-          <w:rtl/>
-        </w:rPr>
-      </w:pPr>
-    </w:p>
-    <w:p>
-      <w:pPr>
-        <w:spacing w:line="360" w:lineRule="auto"/>
-        <w:ind w:left="11" w:firstLine="284"/>
-        <w:jc w:val="both"/>
-        <w:rPr>
-          <w:rFonts w:cs="B Nazanin"/>
-          <w:rtl/>
-        </w:rPr>
-      </w:pPr>
-    </w:p>
-    <w:p>
-      <w:pPr>
-        <w:spacing w:line="360" w:lineRule="auto"/>
-        <w:ind w:left="11" w:firstLine="284"/>
-        <w:jc w:val="both"/>
-        <w:rPr>
-          <w:rFonts w:cs="B Nazanin"/>
-          <w:rtl/>
-        </w:rPr>
-      </w:pPr>
-    </w:p>
-    <w:p>
-      <w:pPr>
-        <w:spacing w:line="360" w:lineRule="auto"/>
-        <w:ind w:left="11" w:firstLine="284"/>
-        <w:jc w:val="both"/>
-        <w:rPr>
-          <w:rFonts w:cs="B Nazanin"/>
-          <w:rtl/>
-        </w:rPr>
         <w:sectPr>
-          <w:headerReference w:type="default" r:id="rId41"/>
-          <w:footerReference w:type="default" r:id="rId42"/>
+          <w:headerReference w:type="default" r:id="rId40"/>
+          <w:footerReference w:type="default" r:id="rId41"/>
           <w:footnotePr>
             <w:numRestart w:val="eachPage"/>
           </w:footnotePr>
@@ -48250,7 +47922,7 @@
           <w:sz w:val="32"/>
           <w:szCs w:val="40"/>
         </w:rPr>
-        <w:t xml:space="preserve">Title of </w:t>
+        <w:t>Implementation of a Hybrid ECC-PQ</w:t>
       </w:r>
       <w:r>
         <w:rPr>
@@ -48260,7 +47932,7 @@
           <w:sz w:val="32"/>
           <w:szCs w:val="40"/>
         </w:rPr>
-        <w:t>project</w:t>
+        <w:t>C</w:t>
       </w:r>
       <w:r>
         <w:rPr>
@@ -48270,7 +47942,7 @@
           <w:sz w:val="32"/>
           <w:szCs w:val="40"/>
         </w:rPr>
-        <w:t xml:space="preserve"> …</w:t>
+        <w:t xml:space="preserve"> Key Encapsulation Mechanism</w:t>
       </w:r>
     </w:p>
     <w:p>
@@ -48603,8 +48275,8 @@
       </w:pPr>
     </w:p>
     <w:sectPr>
-      <w:headerReference w:type="default" r:id="rId43"/>
-      <w:footerReference w:type="default" r:id="rId44"/>
+      <w:headerReference w:type="default" r:id="rId42"/>
+      <w:footerReference w:type="default" r:id="rId43"/>
       <w:footnotePr>
         <w:numRestart w:val="eachPage"/>
       </w:footnotePr>
@@ -54959,7 +54631,7 @@
   <dgm:whole/>
   <dgm:extLst>
     <a:ext uri="http://schemas.microsoft.com/office/drawing/2008/diagram">
-      <dsp:dataModelExt xmlns:dsp="http://schemas.microsoft.com/office/drawing/2008/diagram" relId="rId38" minVer="http://schemas.openxmlformats.org/drawingml/2006/diagram"/>
+      <dsp:dataModelExt xmlns:dsp="http://schemas.microsoft.com/office/drawing/2008/diagram" relId="rId37" minVer="http://schemas.openxmlformats.org/drawingml/2006/diagram"/>
     </a:ext>
   </dgm:extLst>
 </dgm:dataModel>

--- a/report.docx
+++ b/report.docx
@@ -9405,21 +9405,7 @@
         <w:rPr>
           <w:rFonts w:cs="B Nazanin"/>
         </w:rPr>
-        <w:t xml:space="preserve">MLWE: Module Learning </w:t>
-      </w:r>
-      <w:proofErr w:type="gramStart"/>
-      <w:r>
-        <w:rPr>
-          <w:rFonts w:cs="B Nazanin"/>
-        </w:rPr>
-        <w:t>With</w:t>
-      </w:r>
-      <w:proofErr w:type="gramEnd"/>
-      <w:r>
-        <w:rPr>
-          <w:rFonts w:cs="B Nazanin"/>
-        </w:rPr>
-        <w:t xml:space="preserve"> Errors</w:t>
+        <w:t>MLWE: Module Learning With Errors</w:t>
       </w:r>
       <w:r>
         <w:rPr>
@@ -11031,16 +11017,8 @@
         <w:rPr>
           <w:rFonts w:cs="B Nazanin"/>
         </w:rPr>
-        <w:t>CRYSTALS-</w:t>
-      </w:r>
-      <w:proofErr w:type="spellStart"/>
-      <w:r>
-        <w:rPr>
-          <w:rFonts w:cs="B Nazanin"/>
-        </w:rPr>
-        <w:t>Dilithium</w:t>
-      </w:r>
-      <w:proofErr w:type="spellEnd"/>
+        <w:t>CRYSTALS-Dilithium</w:t>
+      </w:r>
       <w:r>
         <w:rPr>
           <w:rFonts w:cs="B Nazanin"/>
@@ -15448,14 +15426,12 @@
         </w:rPr>
         <w:t xml:space="preserve"> مانند مقاله </w:t>
       </w:r>
-      <w:proofErr w:type="spellStart"/>
       <w:r>
         <w:rPr>
           <w:rFonts w:cs="B Nazanin"/>
         </w:rPr>
         <w:t>HySecure</w:t>
       </w:r>
-      <w:proofErr w:type="spellEnd"/>
       <w:r>
         <w:rPr>
           <w:rFonts w:cs="B Nazanin"/>
@@ -15633,16 +15609,8 @@
         <w:rPr>
           <w:rFonts w:cs="B Nazanin"/>
         </w:rPr>
-        <w:t xml:space="preserve">Kyber, </w:t>
-      </w:r>
-      <w:proofErr w:type="spellStart"/>
-      <w:r>
-        <w:rPr>
-          <w:rFonts w:cs="B Nazanin"/>
-        </w:rPr>
-        <w:t>Dilithium</w:t>
-      </w:r>
-      <w:proofErr w:type="spellEnd"/>
+        <w:t>Kyber, Dilithium</w:t>
+      </w:r>
       <w:r>
         <w:rPr>
           <w:rFonts w:cs="B Nazanin"/>
@@ -20625,7 +20593,6 @@
         </w:rPr>
         <w:t xml:space="preserve">. برخلاف کار </w:t>
       </w:r>
-      <w:proofErr w:type="spellStart"/>
       <w:r>
         <w:rPr>
           <w:rFonts w:cs="B Nazanin"/>
@@ -20633,7 +20600,6 @@
         </w:rPr>
         <w:t>HySecure</w:t>
       </w:r>
-      <w:proofErr w:type="spellEnd"/>
       <w:r>
         <w:rPr>
           <w:rFonts w:cs="B Nazanin"/>
@@ -25956,7 +25922,6 @@
         </w:rPr>
         <w:t xml:space="preserve"> </w:t>
       </w:r>
-      <w:proofErr w:type="spellStart"/>
       <w:r>
         <w:rPr>
           <w:rFonts w:cs="B Nazanin"/>
@@ -25970,7 +25935,6 @@
         </w:rPr>
         <w:t>p</w:t>
       </w:r>
-      <w:proofErr w:type="spellEnd"/>
       <w:r>
         <w:rPr>
           <w:rFonts w:cs="B Nazanin"/>
@@ -26217,7 +26181,6 @@
         </w:rPr>
         <w:t xml:space="preserve"> </w:t>
       </w:r>
-      <w:proofErr w:type="spellStart"/>
       <w:r>
         <w:rPr>
           <w:rFonts w:cs="B Nazanin"/>
@@ -26231,7 +26194,6 @@
         </w:rPr>
         <w:t>p</w:t>
       </w:r>
-      <w:proofErr w:type="spellEnd"/>
       <w:r>
         <w:t>​</w:t>
       </w:r>
@@ -26607,7 +26569,6 @@
         </w:rPr>
         <w:t xml:space="preserve"> </w:t>
       </w:r>
-      <w:proofErr w:type="spellStart"/>
       <w:r>
         <w:rPr>
           <w:rFonts w:cs="B Nazanin"/>
@@ -26626,7 +26587,6 @@
         </w:rPr>
         <w:t>P</w:t>
       </w:r>
-      <w:proofErr w:type="spellEnd"/>
       <w:r>
         <w:rPr>
           <w:rFonts w:cs="B Nazanin"/>
@@ -36451,10 +36411,10 @@
           <w:noProof/>
         </w:rPr>
         <w:drawing>
-          <wp:inline distT="0" distB="0" distL="0" distR="0" wp14:anchorId="293A2879" wp14:editId="7A0BDFD3">
-            <wp:extent cx="5612130" cy="3741420"/>
+          <wp:inline distT="0" distB="0" distL="0" distR="0" wp14:anchorId="4A1EDE79" wp14:editId="732907AD">
+            <wp:extent cx="5612130" cy="3742690"/>
             <wp:effectExtent l="0" t="0" r="7620" b="0"/>
-            <wp:docPr id="20" name="Picture 20"/>
+            <wp:docPr id="23" name="Picture 23"/>
             <wp:cNvGraphicFramePr>
               <a:graphicFrameLocks xmlns:a="http://schemas.openxmlformats.org/drawingml/2006/main" noChangeAspect="1"/>
             </wp:cNvGraphicFramePr>
@@ -36462,7 +36422,7 @@
               <a:graphicData uri="http://schemas.openxmlformats.org/drawingml/2006/picture">
                 <pic:pic xmlns:pic="http://schemas.openxmlformats.org/drawingml/2006/picture">
                   <pic:nvPicPr>
-                    <pic:cNvPr id="0" name="Picture 4"/>
+                    <pic:cNvPr id="0" name="Picture 10"/>
                     <pic:cNvPicPr>
                       <a:picLocks noChangeAspect="1" noChangeArrowheads="1"/>
                     </pic:cNvPicPr>
@@ -36483,7 +36443,7 @@
                   <pic:spPr bwMode="auto">
                     <a:xfrm>
                       <a:off x="0" y="0"/>
-                      <a:ext cx="5612130" cy="3741420"/>
+                      <a:ext cx="5612130" cy="3742690"/>
                     </a:xfrm>
                     <a:prstGeom prst="rect">
                       <a:avLst/>
@@ -38435,11 +38395,9 @@
         </w:rPr>
         <w:t xml:space="preserve"> </w:t>
       </w:r>
-      <w:proofErr w:type="spellStart"/>
       <w:r>
         <w:t>HySecure</w:t>
       </w:r>
-      <w:proofErr w:type="spellEnd"/>
     </w:p>
     <w:p>
       <w:pPr>
@@ -38458,14 +38416,12 @@
         </w:rPr>
         <w:t xml:space="preserve">مقاله </w:t>
       </w:r>
-      <w:proofErr w:type="spellStart"/>
       <w:r>
         <w:rPr>
           <w:rFonts w:cs="B Nazanin"/>
         </w:rPr>
         <w:t>HySecure</w:t>
       </w:r>
-      <w:proofErr w:type="spellEnd"/>
       <w:r>
         <w:rPr>
           <w:rFonts w:cs="B Nazanin" w:hint="cs"/>
@@ -38650,16 +38606,8 @@
         <w:rPr>
           <w:rFonts w:cs="B Nazanin"/>
         </w:rPr>
-        <w:t xml:space="preserve">Kyber, </w:t>
-      </w:r>
-      <w:proofErr w:type="spellStart"/>
-      <w:r>
-        <w:rPr>
-          <w:rFonts w:cs="B Nazanin"/>
-        </w:rPr>
-        <w:t>Dilithium</w:t>
-      </w:r>
-      <w:proofErr w:type="spellEnd"/>
+        <w:t>Kyber, Dilithium</w:t>
+      </w:r>
       <w:r>
         <w:rPr>
           <w:rFonts w:cs="B Nazanin"/>
@@ -38915,14 +38863,12 @@
         </w:rPr>
         <w:t xml:space="preserve"> </w:t>
       </w:r>
-      <w:proofErr w:type="spellStart"/>
       <w:r>
         <w:rPr>
           <w:rFonts w:cs="B Nazanin"/>
         </w:rPr>
         <w:t>HySecure</w:t>
       </w:r>
-      <w:proofErr w:type="spellEnd"/>
       <w:r>
         <w:rPr>
           <w:rFonts w:cs="B Nazanin"/>
@@ -40983,14 +40929,12 @@
         </w:rPr>
         <w:t xml:space="preserve"> مانند </w:t>
       </w:r>
-      <w:proofErr w:type="spellStart"/>
       <w:r>
         <w:rPr>
           <w:rFonts w:cs="B Nazanin"/>
         </w:rPr>
         <w:t>HySecure</w:t>
       </w:r>
-      <w:proofErr w:type="spellEnd"/>
       <w:r>
         <w:rPr>
           <w:rFonts w:cs="B Nazanin"/>
@@ -43942,26 +43886,54 @@
           <w:rStyle w:val="Emphasis"/>
           <w:rFonts w:eastAsiaTheme="majorEastAsia"/>
         </w:rPr>
-        <w:t>2018 IEEE European Symposium on Security and Privacy (</w:t>
-      </w:r>
-      <w:proofErr w:type="spellStart"/>
+        <w:t>2018 IEEE European Symposium on Security and Privacy (EuroS&amp;P)</w:t>
+      </w:r>
+      <w:r>
+        <w:t>, 2018, pp. 353-367.</w:t>
+      </w:r>
+    </w:p>
+    <w:p>
+      <w:pPr>
+        <w:pStyle w:val="ds-markdown-paragraph"/>
+      </w:pPr>
+      <w:r>
+        <w:t xml:space="preserve">[4] D. J. Bernstein, "Curve25519: New Diffie-Hellman Speed Records," in </w:t>
+      </w:r>
       <w:r>
         <w:rPr>
           <w:rStyle w:val="Emphasis"/>
           <w:rFonts w:eastAsiaTheme="majorEastAsia"/>
         </w:rPr>
-        <w:t>EuroS&amp;P</w:t>
-      </w:r>
-      <w:proofErr w:type="spellEnd"/>
+        <w:t>International Workshop on Public Key Cryptography</w:t>
+      </w:r>
+      <w:r>
+        <w:t>, 2006, pp. 207-228.</w:t>
+      </w:r>
+    </w:p>
+    <w:p>
+      <w:pPr>
+        <w:pStyle w:val="ds-markdown-paragraph"/>
+      </w:pPr>
+      <w:r>
+        <w:t>[5] K. Kwiatkowski, P. Kampanakis, B. E. Westerbaan, and D. Stebila, "Post-Quantum Traditional (PQ/T) Hybrid Key Agreement Mechanisms for TLS 1.3," RFC 10024, Aug. 2026.</w:t>
+      </w:r>
+    </w:p>
+    <w:p>
+      <w:pPr>
+        <w:pStyle w:val="ds-markdown-paragraph"/>
+      </w:pPr>
+      <w:r>
+        <w:t xml:space="preserve">[6] R. C. C. Cheung et al., "FPGA-based Hybrid Post-Quantum and Classical Cryptography Platform," in </w:t>
+      </w:r>
       <w:r>
         <w:rPr>
           <w:rStyle w:val="Emphasis"/>
           <w:rFonts w:eastAsiaTheme="majorEastAsia"/>
         </w:rPr>
-        <w:t>)</w:t>
-      </w:r>
-      <w:r>
-        <w:t>, 2018, pp. 353-367.</w:t>
+        <w:t>Electronics</w:t>
+      </w:r>
+      <w:r>
+        <w:t>, vol. 14, no. 19, 2025.</w:t>
       </w:r>
     </w:p>
     <w:p>
@@ -43969,17 +43941,17 @@
         <w:pStyle w:val="ds-markdown-paragraph"/>
       </w:pPr>
       <w:r>
-        <w:t xml:space="preserve">[4] D. J. Bernstein, "Curve25519: New Diffie-Hellman Speed Records," in </w:t>
+        <w:t xml:space="preserve">[7] M. Bisheh-Niasar et al., "High-Speed NTT-based Polynomial Multiplication Accelerator for Post-Quantum Cryptography," in </w:t>
       </w:r>
       <w:r>
         <w:rPr>
           <w:rStyle w:val="Emphasis"/>
           <w:rFonts w:eastAsiaTheme="majorEastAsia"/>
         </w:rPr>
-        <w:t>International Workshop on Public Key Cryptography</w:t>
-      </w:r>
-      <w:r>
-        <w:t>, 2006, pp. 207-228.</w:t>
+        <w:t>2021 IEEE 28th Symposium on Computer Arithmetic (ARITH)</w:t>
+      </w:r>
+      <w:r>
+        <w:t>, 2021, pp. 94-101.</w:t>
       </w:r>
     </w:p>
     <w:p>
@@ -43987,31 +43959,17 @@
         <w:pStyle w:val="ds-markdown-paragraph"/>
       </w:pPr>
       <w:r>
-        <w:t xml:space="preserve">[5] K. Kwiatkowski, P. </w:t>
-      </w:r>
-      <w:proofErr w:type="spellStart"/>
-      <w:r>
-        <w:t>Kampanakis</w:t>
-      </w:r>
-      <w:proofErr w:type="spellEnd"/>
-      <w:r>
-        <w:t xml:space="preserve">, B. E. </w:t>
-      </w:r>
-      <w:proofErr w:type="spellStart"/>
-      <w:r>
-        <w:t>Westerbaan</w:t>
-      </w:r>
-      <w:proofErr w:type="spellEnd"/>
-      <w:r>
-        <w:t xml:space="preserve">, and D. </w:t>
-      </w:r>
-      <w:proofErr w:type="spellStart"/>
-      <w:r>
-        <w:t>Stebila</w:t>
-      </w:r>
-      <w:proofErr w:type="spellEnd"/>
-      <w:r>
-        <w:t>, "Post-Quantum Traditional (PQ/T) Hybrid Key Agreement Mechanisms for TLS 1.3," RFC 10024, Aug. 2026.</w:t>
+        <w:t xml:space="preserve">[8] P. Sasdrich and T. Güneysu, "Implementing curve25519 for side-channel-protected elliptic curve cryptography," </w:t>
+      </w:r>
+      <w:r>
+        <w:rPr>
+          <w:rStyle w:val="Emphasis"/>
+          <w:rFonts w:eastAsiaTheme="majorEastAsia"/>
+        </w:rPr>
+        <w:t>ACM Transactions on Reconfigurable Technology and Systems</w:t>
+      </w:r>
+      <w:r>
+        <w:t>, vol. 9, no. 1, pp. 3:1-3:15, 2015.</w:t>
       </w:r>
     </w:p>
     <w:p>
@@ -44019,17 +43977,25 @@
         <w:pStyle w:val="ds-markdown-paragraph"/>
       </w:pPr>
       <w:r>
-        <w:t xml:space="preserve">[6] R. C. C. Cheung et al., "FPGA-based Hybrid Post-Quantum and Classical Cryptography Platform," in </w:t>
+        <w:t>[9] R. Avanzi et al., "CRYSTALS-Kyber Algorithm Specifications and Supporting Documentation (version 3.02)," Submission to NIST Post-Quantum Cryptography Standardization Project, Aug. 2021.</w:t>
+      </w:r>
+    </w:p>
+    <w:p>
+      <w:pPr>
+        <w:pStyle w:val="ds-markdown-paragraph"/>
+      </w:pPr>
+      <w:r>
+        <w:t xml:space="preserve">[10] A. Langlois and D. Stehle, "Worst-case to average-case reductions for module lattices," </w:t>
       </w:r>
       <w:r>
         <w:rPr>
           <w:rStyle w:val="Emphasis"/>
           <w:rFonts w:eastAsiaTheme="majorEastAsia"/>
         </w:rPr>
-        <w:t>Electronics</w:t>
-      </w:r>
-      <w:r>
-        <w:t>, vol. 14, no. 19, 2025.</w:t>
+        <w:t>Designs, Codes and Cryptography</w:t>
+      </w:r>
+      <w:r>
+        <w:t>, vol. 75, no. 3, pp. 565-599, 2015.</w:t>
       </w:r>
     </w:p>
     <w:p>
@@ -44037,25 +44003,17 @@
         <w:pStyle w:val="ds-markdown-paragraph"/>
       </w:pPr>
       <w:r>
-        <w:t xml:space="preserve">[7] M. </w:t>
-      </w:r>
-      <w:proofErr w:type="spellStart"/>
-      <w:r>
-        <w:t>Bisheh-Niasar</w:t>
-      </w:r>
-      <w:proofErr w:type="spellEnd"/>
-      <w:r>
-        <w:t xml:space="preserve"> et al., "High-Speed NTT-based Polynomial Multiplication Accelerator for Post-Quantum Cryptography," in </w:t>
+        <w:t xml:space="preserve">[11] N. Zhang et al., "Highly efficient architecture of NewHope-NIST on FPGA using low-complexity NTT/INTT," </w:t>
       </w:r>
       <w:r>
         <w:rPr>
           <w:rStyle w:val="Emphasis"/>
           <w:rFonts w:eastAsiaTheme="majorEastAsia"/>
         </w:rPr>
-        <w:t>2021 IEEE 28th Symposium on Computer Arithmetic (ARITH)</w:t>
-      </w:r>
-      <w:r>
-        <w:t>, 2021, pp. 94-101.</w:t>
+        <w:t>IACR Transactions on Cryptographic Hardware and Embedded Systems</w:t>
+      </w:r>
+      <w:r>
+        <w:t>, vol. 2020, no. 2, pp. 49-72, 2020.</w:t>
       </w:r>
     </w:p>
     <w:p>
@@ -44063,33 +44021,18 @@
         <w:pStyle w:val="ds-markdown-paragraph"/>
       </w:pPr>
       <w:r>
-        <w:t xml:space="preserve">[8] P. </w:t>
-      </w:r>
-      <w:proofErr w:type="spellStart"/>
-      <w:r>
-        <w:t>Sasdrich</w:t>
-      </w:r>
-      <w:proofErr w:type="spellEnd"/>
-      <w:r>
-        <w:t xml:space="preserve"> and T. </w:t>
-      </w:r>
-      <w:proofErr w:type="spellStart"/>
-      <w:r>
-        <w:t>Güneysu</w:t>
-      </w:r>
-      <w:proofErr w:type="spellEnd"/>
-      <w:r>
-        <w:t xml:space="preserve">, "Implementing curve25519 for side-channel-protected elliptic curve cryptography," </w:t>
+        <w:lastRenderedPageBreak/>
+        <w:t xml:space="preserve">[12] A. Aikata et al., "KaLi: A Crystal for Post-Quantum Security Using Kyber and Dilithium," </w:t>
       </w:r>
       <w:r>
         <w:rPr>
           <w:rStyle w:val="Emphasis"/>
           <w:rFonts w:eastAsiaTheme="majorEastAsia"/>
         </w:rPr>
-        <w:t>ACM Transactions on Reconfigurable Technology and Systems</w:t>
-      </w:r>
-      <w:r>
-        <w:t>, vol. 9, no. 1, pp. 3:1-3:15, 2015.</w:t>
+        <w:t>IEEE Transactions on Circuits and Systems I: Regular Papers</w:t>
+      </w:r>
+      <w:r>
+        <w:t>, vol. 70, no. 2, pp. 747-758, 2022.</w:t>
       </w:r>
     </w:p>
     <w:p>
@@ -44097,15 +44040,17 @@
         <w:pStyle w:val="ds-markdown-paragraph"/>
       </w:pPr>
       <w:r>
-        <w:t xml:space="preserve">[9] R. </w:t>
-      </w:r>
-      <w:proofErr w:type="spellStart"/>
-      <w:r>
-        <w:t>Avanzi</w:t>
-      </w:r>
-      <w:proofErr w:type="spellEnd"/>
-      <w:r>
-        <w:t xml:space="preserve"> et al., "CRYSTALS-Kyber Algorithm Specifications and Supporting Documentation (version 3.02)," Submission to NIST Post-Quantum Cryptography Standardization Project, Aug. 2021.</w:t>
+        <w:t xml:space="preserve">[13] T. H. Nguyen, C. K. Pham, and T. T. Hoang, "Efficient Hardware Implementation of the Lightweight CRYSTALS-Kyber," </w:t>
+      </w:r>
+      <w:r>
+        <w:rPr>
+          <w:rStyle w:val="Emphasis"/>
+          <w:rFonts w:eastAsiaTheme="majorEastAsia"/>
+        </w:rPr>
+        <w:t>IEEE Transactions on Circuits and Systems I: Regular Papers</w:t>
+      </w:r>
+      <w:r>
+        <w:t>, 2024.</w:t>
       </w:r>
     </w:p>
     <w:p>
@@ -44113,17 +44058,17 @@
         <w:pStyle w:val="ds-markdown-paragraph"/>
       </w:pPr>
       <w:r>
-        <w:t xml:space="preserve">[10] A. Langlois and D. Stehle, "Worst-case to average-case reductions for module lattices," </w:t>
+        <w:t xml:space="preserve">[14] F. Turan and I. Verbauwhede, "Compact and Flexible FPGA Implementation of Ed25519 and X25519," </w:t>
       </w:r>
       <w:r>
         <w:rPr>
           <w:rStyle w:val="Emphasis"/>
           <w:rFonts w:eastAsiaTheme="majorEastAsia"/>
         </w:rPr>
-        <w:t>Designs, Codes and Cryptography</w:t>
-      </w:r>
-      <w:r>
-        <w:t>, vol. 75, no. 3, pp. 565-599, 2015.</w:t>
+        <w:t>ACM Transactions on Embedded Computing Systems</w:t>
+      </w:r>
+      <w:r>
+        <w:t>, vol. 18, no. 3, pp. 1-21, 2019.</w:t>
       </w:r>
     </w:p>
     <w:p>
@@ -44131,25 +44076,17 @@
         <w:pStyle w:val="ds-markdown-paragraph"/>
       </w:pPr>
       <w:r>
-        <w:t xml:space="preserve">[11] N. Zhang et al., "Highly efficient architecture of </w:t>
-      </w:r>
-      <w:proofErr w:type="spellStart"/>
-      <w:r>
-        <w:t>NewHope</w:t>
-      </w:r>
-      <w:proofErr w:type="spellEnd"/>
-      <w:r>
-        <w:t xml:space="preserve">-NIST on FPGA using low-complexity NTT/INTT," </w:t>
+        <w:t xml:space="preserve">[15] B. Zhang et al., "HySecure: FPGA-Based Hybrid Post-Quantum and Classical Cryptography Platform for End-to-End IoT Security," </w:t>
       </w:r>
       <w:r>
         <w:rPr>
           <w:rStyle w:val="Emphasis"/>
           <w:rFonts w:eastAsiaTheme="majorEastAsia"/>
         </w:rPr>
-        <w:t>IACR Transactions on Cryptographic Hardware and Embedded Systems</w:t>
-      </w:r>
-      <w:r>
-        <w:t>, vol. 2020, no. 2, pp. 49-72, 2020.</w:t>
+        <w:t>Electronics</w:t>
+      </w:r>
+      <w:r>
+        <w:t>, vol. 14, no. 19, p. 3908, 2025.</w:t>
       </w:r>
     </w:p>
     <w:p>
@@ -44157,34 +44094,33 @@
         <w:pStyle w:val="ds-markdown-paragraph"/>
       </w:pPr>
       <w:r>
-        <w:lastRenderedPageBreak/>
-        <w:t>[12] A. Aikata et al., "</w:t>
-      </w:r>
-      <w:proofErr w:type="spellStart"/>
-      <w:r>
-        <w:t>KaLi</w:t>
-      </w:r>
-      <w:proofErr w:type="spellEnd"/>
-      <w:r>
-        <w:t xml:space="preserve">: A Crystal for Post-Quantum Security Using Kyber and </w:t>
-      </w:r>
-      <w:proofErr w:type="spellStart"/>
-      <w:r>
-        <w:t>Dilithium</w:t>
-      </w:r>
-      <w:proofErr w:type="spellEnd"/>
-      <w:r>
-        <w:t xml:space="preserve">," </w:t>
+        <w:t>[16] D. Stebila, S. Fluhrer, and S. Gueron, "Hybrid key exchange in TLS 1.3," Internet Engineering Task Force, Internet-Draft draft-ietf-tls-hybrid-design-09, 2020.</w:t>
+      </w:r>
+    </w:p>
+    <w:p>
+      <w:pPr>
+        <w:pStyle w:val="ds-markdown-paragraph"/>
+      </w:pPr>
+      <w:r>
+        <w:t>[17] R. E. Crandall, "Method and apparatus for public key exchange in a cryptographic system," U.S. Patent 5 159 632, Oct. 10, 1992.</w:t>
+      </w:r>
+    </w:p>
+    <w:p>
+      <w:pPr>
+        <w:pStyle w:val="ds-markdown-paragraph"/>
+      </w:pPr>
+      <w:r>
+        <w:t xml:space="preserve">[18] M. Bisheh-Niasar, R. Azarderakhsh, and M. Mozaffari-Kermani, "High-Speed NTT-based Polynomial Multiplication Accelerator for Post-Quantum Cryptography," in </w:t>
       </w:r>
       <w:r>
         <w:rPr>
           <w:rStyle w:val="Emphasis"/>
           <w:rFonts w:eastAsiaTheme="majorEastAsia"/>
         </w:rPr>
-        <w:t>IEEE Transactions on Circuits and Systems I: Regular Papers</w:t>
-      </w:r>
-      <w:r>
-        <w:t>, vol. 70, no. 2, pp. 747-758, 2022.</w:t>
+        <w:t>2021 IEEE 28th Symposium on Computer Arithmetic (ARITH)</w:t>
+      </w:r>
+      <w:r>
+        <w:t>, 2021, pp. 94-101.</w:t>
       </w:r>
     </w:p>
     <w:p>
@@ -44192,17 +44128,17 @@
         <w:pStyle w:val="ds-markdown-paragraph"/>
       </w:pPr>
       <w:r>
-        <w:t xml:space="preserve">[13] T. H. Nguyen, C. K. Pham, and T. T. Hoang, "Efficient Hardware Implementation of the Lightweight CRYSTALS-Kyber," </w:t>
+        <w:t xml:space="preserve">[19] P. L. Montgomery, "Modular multiplication without trial division," </w:t>
       </w:r>
       <w:r>
         <w:rPr>
           <w:rStyle w:val="Emphasis"/>
           <w:rFonts w:eastAsiaTheme="majorEastAsia"/>
         </w:rPr>
-        <w:t>IEEE Transactions on Circuits and Systems I: Regular Papers</w:t>
-      </w:r>
-      <w:r>
-        <w:t>, 2024.</w:t>
+        <w:t>Mathematics of Computation</w:t>
+      </w:r>
+      <w:r>
+        <w:t>, vol. 44, no. 170, pp. 519-521, 1985.</w:t>
       </w:r>
     </w:p>
     <w:p>
@@ -44210,25 +44146,17 @@
         <w:pStyle w:val="ds-markdown-paragraph"/>
       </w:pPr>
       <w:r>
-        <w:t xml:space="preserve">[14] F. Turan and I. </w:t>
-      </w:r>
-      <w:proofErr w:type="spellStart"/>
-      <w:r>
-        <w:t>Verbauwhede</w:t>
-      </w:r>
-      <w:proofErr w:type="spellEnd"/>
-      <w:r>
-        <w:t xml:space="preserve">, "Compact and Flexible FPGA Implementation of Ed25519 and X25519," </w:t>
+        <w:t xml:space="preserve">[20] C. K. Koc, T. Acar, and B. S. Kaliski, "Analyzing and comparing Montgomery multiplication algorithms," </w:t>
       </w:r>
       <w:r>
         <w:rPr>
           <w:rStyle w:val="Emphasis"/>
           <w:rFonts w:eastAsiaTheme="majorEastAsia"/>
         </w:rPr>
-        <w:t>ACM Transactions on Embedded Computing Systems</w:t>
-      </w:r>
-      <w:r>
-        <w:t>, vol. 18, no. 3, pp. 1-21, 2019.</w:t>
+        <w:t>IEEE Micro</w:t>
+      </w:r>
+      <w:r>
+        <w:t>, vol. 16, no. 3, pp. 26-33, 1996.</w:t>
       </w:r>
     </w:p>
     <w:p>
@@ -44236,25 +44164,17 @@
         <w:pStyle w:val="ds-markdown-paragraph"/>
       </w:pPr>
       <w:r>
-        <w:t>[15] B. Zhang et al., "</w:t>
-      </w:r>
-      <w:proofErr w:type="spellStart"/>
-      <w:r>
-        <w:t>HySecure</w:t>
-      </w:r>
-      <w:proofErr w:type="spellEnd"/>
-      <w:r>
-        <w:t xml:space="preserve">: FPGA-Based Hybrid Post-Quantum and Classical Cryptography Platform for End-to-End IoT Security," </w:t>
+        <w:t xml:space="preserve">[21] R. Salarifard and S. Bayat-Sarmadi, "An Efficient Low-Latency Point-Multiplication Over Curve25519," </w:t>
       </w:r>
       <w:r>
         <w:rPr>
           <w:rStyle w:val="Emphasis"/>
           <w:rFonts w:eastAsiaTheme="majorEastAsia"/>
         </w:rPr>
-        <w:t>Electronics</w:t>
-      </w:r>
-      <w:r>
-        <w:t>, vol. 14, no. 19, p. 3908, 2025.</w:t>
+        <w:t>IEEE Transactions on Circuits and Systems I: Regular Papers</w:t>
+      </w:r>
+      <w:r>
+        <w:t>, vol. 66, no. 10, pp. 3854-3862, 2019.</w:t>
       </w:r>
     </w:p>
     <w:p>
@@ -44262,23 +44182,17 @@
         <w:pStyle w:val="ds-markdown-paragraph"/>
       </w:pPr>
       <w:r>
-        <w:t xml:space="preserve">[16] D. </w:t>
-      </w:r>
-      <w:proofErr w:type="spellStart"/>
-      <w:r>
-        <w:t>Stebila</w:t>
-      </w:r>
-      <w:proofErr w:type="spellEnd"/>
-      <w:r>
-        <w:t xml:space="preserve">, S. Fluhrer, and S. </w:t>
-      </w:r>
-      <w:proofErr w:type="spellStart"/>
-      <w:r>
-        <w:t>Gueron</w:t>
-      </w:r>
-      <w:proofErr w:type="spellEnd"/>
-      <w:r>
-        <w:t>, "Hybrid key exchange in TLS 1.3," Internet Engineering Task Force, Internet-Draft draft-ietf-tls-hybrid-design-09, 2020.</w:t>
+        <w:t xml:space="preserve">[22] X. Chen et al., "CFNTT: Scalable Radix-2/4 NTT Multiplication Architecture with an Efficient Conflict-Free Memory Mapping Scheme," </w:t>
+      </w:r>
+      <w:r>
+        <w:rPr>
+          <w:rStyle w:val="Emphasis"/>
+          <w:rFonts w:eastAsiaTheme="majorEastAsia"/>
+        </w:rPr>
+        <w:t>IACR Transactions on Cryptographic Hardware and Embedded Systems</w:t>
+      </w:r>
+      <w:r>
+        <w:t>, vol. 2022, no. 3, pp. 94-126, 2022.</w:t>
       </w:r>
     </w:p>
     <w:p>
@@ -44286,7 +44200,17 @@
         <w:pStyle w:val="ds-markdown-paragraph"/>
       </w:pPr>
       <w:r>
-        <w:t>[17] R. E. Crandall, "Method and apparatus for public key exchange in a cryptographic system," U.S. Patent 5 159 632, Oct. 10, 1992.</w:t>
+        <w:t xml:space="preserve">[23] Z. Ni et al., "Towards a lightweight CRYSTALS-Kyber in FPGAs: an ultra-lightweight BRAM-free NTT core," in </w:t>
+      </w:r>
+      <w:r>
+        <w:rPr>
+          <w:rStyle w:val="Emphasis"/>
+          <w:rFonts w:eastAsiaTheme="majorEastAsia"/>
+        </w:rPr>
+        <w:t>2023 IEEE International Symposium on Circuits and Systems (ISCAS)</w:t>
+      </w:r>
+      <w:r>
+        <w:t>, 2023.</w:t>
       </w:r>
     </w:p>
     <w:p>
@@ -44294,33 +44218,18 @@
         <w:pStyle w:val="ds-markdown-paragraph"/>
       </w:pPr>
       <w:r>
-        <w:t xml:space="preserve">[18] M. </w:t>
-      </w:r>
-      <w:proofErr w:type="spellStart"/>
-      <w:r>
-        <w:t>Bisheh-Niasar</w:t>
-      </w:r>
-      <w:proofErr w:type="spellEnd"/>
-      <w:r>
-        <w:t xml:space="preserve">, R. </w:t>
-      </w:r>
-      <w:proofErr w:type="spellStart"/>
-      <w:r>
-        <w:t>Azarderakhsh</w:t>
-      </w:r>
-      <w:proofErr w:type="spellEnd"/>
-      <w:r>
-        <w:t xml:space="preserve">, and M. Mozaffari-Kermani, "High-Speed NTT-based Polynomial Multiplication Accelerator for Post-Quantum Cryptography," in </w:t>
+        <w:lastRenderedPageBreak/>
+        <w:t xml:space="preserve">[24] M. A. Mehrabi and C. Doche, "Low-Cost, Low-Power FPGA Implementation of ED25519 and CURVE25519 Point Multiplication," </w:t>
       </w:r>
       <w:r>
         <w:rPr>
           <w:rStyle w:val="Emphasis"/>
           <w:rFonts w:eastAsiaTheme="majorEastAsia"/>
         </w:rPr>
-        <w:t>2021 IEEE 28th Symposium on Computer Arithmetic (ARITH)</w:t>
-      </w:r>
-      <w:r>
-        <w:t>, 2021, pp. 94-101.</w:t>
+        <w:t>Information</w:t>
+      </w:r>
+      <w:r>
+        <w:t>, vol. 10, no. 9, p. 285, 2019.</w:t>
       </w:r>
     </w:p>
     <w:p>
@@ -44328,17 +44237,17 @@
         <w:pStyle w:val="ds-markdown-paragraph"/>
       </w:pPr>
       <w:r>
-        <w:t xml:space="preserve">[19] P. L. Montgomery, "Modular multiplication without trial division," </w:t>
+        <w:t xml:space="preserve">[25] V. Bunimov and M. Schimmler, "Area and Time Efficient Modular Multiplication of Large Integers," in </w:t>
       </w:r>
       <w:r>
         <w:rPr>
           <w:rStyle w:val="Emphasis"/>
           <w:rFonts w:eastAsiaTheme="majorEastAsia"/>
         </w:rPr>
-        <w:t>Mathematics of Computation</w:t>
-      </w:r>
-      <w:r>
-        <w:t>, vol. 44, no. 170, pp. 519-521, 1985.</w:t>
+        <w:t>Proceedings of the IEEE International Conference on Application-Specific Systems, Architectures, and Processors (ASAP 2003)</w:t>
+      </w:r>
+      <w:r>
+        <w:t>, 2003.</w:t>
       </w:r>
     </w:p>
     <w:p>
@@ -44346,17 +44255,17 @@
         <w:pStyle w:val="ds-markdown-paragraph"/>
       </w:pPr>
       <w:r>
-        <w:t xml:space="preserve">[20] C. K. Koc, T. Acar, and B. S. Kaliski, "Analyzing and comparing Montgomery multiplication algorithms," </w:t>
+        <w:t xml:space="preserve">[26] V. S. Miller, "Use of Elliptic Curves in Cryptography," in </w:t>
       </w:r>
       <w:r>
         <w:rPr>
           <w:rStyle w:val="Emphasis"/>
           <w:rFonts w:eastAsiaTheme="majorEastAsia"/>
         </w:rPr>
-        <w:t>IEEE Micro</w:t>
-      </w:r>
-      <w:r>
-        <w:t>, vol. 16, no. 3, pp. 26-33, 1996.</w:t>
+        <w:t>Advances in Cryptology - CRYPTO '85</w:t>
+      </w:r>
+      <w:r>
+        <w:t>, 1986, pp. 417-426.</w:t>
       </w:r>
     </w:p>
     <w:p>
@@ -44364,33 +44273,17 @@
         <w:pStyle w:val="ds-markdown-paragraph"/>
       </w:pPr>
       <w:r>
-        <w:t xml:space="preserve">[21] R. </w:t>
-      </w:r>
-      <w:proofErr w:type="spellStart"/>
-      <w:r>
-        <w:t>Salarifard</w:t>
-      </w:r>
-      <w:proofErr w:type="spellEnd"/>
-      <w:r>
-        <w:t xml:space="preserve"> and S. Bayat-</w:t>
-      </w:r>
-      <w:proofErr w:type="spellStart"/>
-      <w:r>
-        <w:t>Sarmadi</w:t>
-      </w:r>
-      <w:proofErr w:type="spellEnd"/>
-      <w:r>
-        <w:t xml:space="preserve">, "An Efficient Low-Latency Point-Multiplication Over Curve25519," </w:t>
+        <w:t xml:space="preserve">[27] D. Hankerson, A. J. Menezes, and S. Vanstone, </w:t>
       </w:r>
       <w:r>
         <w:rPr>
           <w:rStyle w:val="Emphasis"/>
           <w:rFonts w:eastAsiaTheme="majorEastAsia"/>
         </w:rPr>
-        <w:t>IEEE Transactions on Circuits and Systems I: Regular Papers</w:t>
-      </w:r>
-      <w:r>
-        <w:t>, vol. 66, no. 10, pp. 3854-3862, 2019.</w:t>
+        <w:t>Guide to Elliptic Curve Cryptography</w:t>
+      </w:r>
+      <w:r>
+        <w:t>. Springer, 2004.</w:t>
       </w:r>
     </w:p>
     <w:p>
@@ -44398,17 +44291,17 @@
         <w:pStyle w:val="ds-markdown-paragraph"/>
       </w:pPr>
       <w:r>
-        <w:t xml:space="preserve">[22] X. Chen et al., "CFNTT: Scalable Radix-2/4 NTT Multiplication Architecture with an Efficient Conflict-Free Memory Mapping Scheme," </w:t>
+        <w:t xml:space="preserve">[28] N. Koblitz, "Elliptic curve cryptosystems," </w:t>
       </w:r>
       <w:r>
         <w:rPr>
           <w:rStyle w:val="Emphasis"/>
           <w:rFonts w:eastAsiaTheme="majorEastAsia"/>
         </w:rPr>
-        <w:t>IACR Transactions on Cryptographic Hardware and Embedded Systems</w:t>
-      </w:r>
-      <w:r>
-        <w:t>, vol. 2022, no. 3, pp. 94-126, 2022.</w:t>
+        <w:t>Mathematics of Computation</w:t>
+      </w:r>
+      <w:r>
+        <w:t>, vol. 48, no. 177, pp. 203-209, 1987.</w:t>
       </w:r>
     </w:p>
     <w:p>
@@ -44416,17 +44309,17 @@
         <w:pStyle w:val="ds-markdown-paragraph"/>
       </w:pPr>
       <w:r>
-        <w:t xml:space="preserve">[23] Z. Ni et al., "Towards a lightweight CRYSTALS-Kyber in FPGAs: an ultra-lightweight BRAM-free NTT core," in </w:t>
+        <w:t xml:space="preserve">[29] P. Sasdrich and T. Güneysu, "Efficient elliptic-curve cryptography using curve25519 on reconfigurable devices," in </w:t>
       </w:r>
       <w:r>
         <w:rPr>
           <w:rStyle w:val="Emphasis"/>
           <w:rFonts w:eastAsiaTheme="majorEastAsia"/>
         </w:rPr>
-        <w:t>2023 IEEE International Symposium on Circuits and Systems (ISCAS)</w:t>
-      </w:r>
-      <w:r>
-        <w:t>, 2023.</w:t>
+        <w:t>International Symposium on Applied Reconfigurable Computing</w:t>
+      </w:r>
+      <w:r>
+        <w:t>, 2014, pp. 25-36.</w:t>
       </w:r>
     </w:p>
     <w:p>
@@ -44434,18 +44327,17 @@
         <w:pStyle w:val="ds-markdown-paragraph"/>
       </w:pPr>
       <w:r>
-        <w:lastRenderedPageBreak/>
-        <w:t xml:space="preserve">[24] M. A. Mehrabi and C. Doche, "Low-Cost, Low-Power FPGA Implementation of ED25519 and CURVE25519 Point Multiplication," </w:t>
+        <w:t xml:space="preserve">[30] P. L. Montgomery, "Speeding the Pollard and elliptic curve methods of factorization," </w:t>
       </w:r>
       <w:r>
         <w:rPr>
           <w:rStyle w:val="Emphasis"/>
           <w:rFonts w:eastAsiaTheme="majorEastAsia"/>
         </w:rPr>
-        <w:t>Information</w:t>
-      </w:r>
-      <w:r>
-        <w:t>, vol. 10, no. 9, p. 285, 2019.</w:t>
+        <w:t>Mathematics of Computation</w:t>
+      </w:r>
+      <w:r>
+        <w:t>, vol. 48, no. 177, pp. 243-264, 1987.</w:t>
       </w:r>
     </w:p>
     <w:p>
@@ -44453,33 +44345,17 @@
         <w:pStyle w:val="ds-markdown-paragraph"/>
       </w:pPr>
       <w:r>
-        <w:t xml:space="preserve">[25] V. </w:t>
-      </w:r>
-      <w:proofErr w:type="spellStart"/>
-      <w:r>
-        <w:t>Bunimov</w:t>
-      </w:r>
-      <w:proofErr w:type="spellEnd"/>
-      <w:r>
-        <w:t xml:space="preserve"> and M. </w:t>
-      </w:r>
-      <w:proofErr w:type="spellStart"/>
-      <w:r>
-        <w:t>Schimmler</w:t>
-      </w:r>
-      <w:proofErr w:type="spellEnd"/>
-      <w:r>
-        <w:t xml:space="preserve">, "Area and Time Efficient Modular Multiplication of Large Integers," in </w:t>
+        <w:t xml:space="preserve">[31] P. Kocher, "Timing Attacks on Implementations of Diffie-Hellman, RSA, DSS, and Other Systems," in </w:t>
       </w:r>
       <w:r>
         <w:rPr>
           <w:rStyle w:val="Emphasis"/>
           <w:rFonts w:eastAsiaTheme="majorEastAsia"/>
         </w:rPr>
-        <w:t>Proceedings of the IEEE International Conference on Application-Specific Systems, Architectures, and Processors (ASAP 2003)</w:t>
-      </w:r>
-      <w:r>
-        <w:t>, 2003.</w:t>
+        <w:t>Advances in Cryptology - CRYPTO '96</w:t>
+      </w:r>
+      <w:r>
+        <w:t>, 1996, pp. 104-113.</w:t>
       </w:r>
     </w:p>
     <w:p>
@@ -44487,17 +44363,17 @@
         <w:pStyle w:val="ds-markdown-paragraph"/>
       </w:pPr>
       <w:r>
-        <w:t xml:space="preserve">[26] V. S. Miller, "Use of Elliptic Curves in Cryptography," in </w:t>
+        <w:t xml:space="preserve">[32] A. Karatsuba and Y. Ofman, "Multiplication of multidigit numbers on automata," </w:t>
       </w:r>
       <w:r>
         <w:rPr>
           <w:rStyle w:val="Emphasis"/>
           <w:rFonts w:eastAsiaTheme="majorEastAsia"/>
         </w:rPr>
-        <w:t>Advances in Cryptology - CRYPTO '85</w:t>
-      </w:r>
-      <w:r>
-        <w:t>, 1986, pp. 417-426.</w:t>
+        <w:t>Soviet Physics Doklady</w:t>
+      </w:r>
+      <w:r>
+        <w:t>, vol. 7, p. 595, 1963.</w:t>
       </w:r>
     </w:p>
     <w:p>
@@ -44505,17 +44381,17 @@
         <w:pStyle w:val="ds-markdown-paragraph"/>
       </w:pPr>
       <w:r>
-        <w:t xml:space="preserve">[27] D. Hankerson, A. J. Menezes, and S. Vanstone, </w:t>
+        <w:t xml:space="preserve">[33] S. Ali and M. Cenk, "Faster residue multiplication modulo 521-bit mersenne prime and an application to ECC," </w:t>
       </w:r>
       <w:r>
         <w:rPr>
           <w:rStyle w:val="Emphasis"/>
           <w:rFonts w:eastAsiaTheme="majorEastAsia"/>
         </w:rPr>
-        <w:t>Guide to Elliptic Curve Cryptography</w:t>
-      </w:r>
-      <w:r>
-        <w:t>. Springer, 2004.</w:t>
+        <w:t>IEEE Transactions on Circuits and Systems I: Regular Papers</w:t>
+      </w:r>
+      <w:r>
+        <w:t>, vol. 65, no. 8, pp. 2477-2490, 2018.</w:t>
       </w:r>
     </w:p>
     <w:p>
@@ -44523,17 +44399,17 @@
         <w:pStyle w:val="ds-markdown-paragraph"/>
       </w:pPr>
       <w:r>
-        <w:t xml:space="preserve">[28] N. Koblitz, "Elliptic curve cryptosystems," </w:t>
+        <w:t xml:space="preserve">[34] D. J. Bernstein and T. Lange, "Post-quantum cryptography," </w:t>
       </w:r>
       <w:r>
         <w:rPr>
           <w:rStyle w:val="Emphasis"/>
           <w:rFonts w:eastAsiaTheme="majorEastAsia"/>
         </w:rPr>
-        <w:t>Mathematics of Computation</w:t>
-      </w:r>
-      <w:r>
-        <w:t>, vol. 48, no. 177, pp. 203-209, 1987.</w:t>
+        <w:t>Nature</w:t>
+      </w:r>
+      <w:r>
+        <w:t>, vol. 549, no. 7671, pp. 188-194, 2017.</w:t>
       </w:r>
     </w:p>
     <w:p>
@@ -44541,33 +44417,17 @@
         <w:pStyle w:val="ds-markdown-paragraph"/>
       </w:pPr>
       <w:r>
-        <w:t xml:space="preserve">[29] P. </w:t>
-      </w:r>
-      <w:proofErr w:type="spellStart"/>
-      <w:r>
-        <w:t>Sasdrich</w:t>
-      </w:r>
-      <w:proofErr w:type="spellEnd"/>
-      <w:r>
-        <w:t xml:space="preserve"> and T. </w:t>
-      </w:r>
-      <w:proofErr w:type="spellStart"/>
-      <w:r>
-        <w:t>Güneysu</w:t>
-      </w:r>
-      <w:proofErr w:type="spellEnd"/>
-      <w:r>
-        <w:t xml:space="preserve">, "Efficient elliptic-curve cryptography using curve25519 on reconfigurable devices," in </w:t>
+        <w:t xml:space="preserve">[35] P. Barrett, "Implementing the Rivest Shamir and Adleman public key encryption algorithm on a standard digital signal processor," in </w:t>
       </w:r>
       <w:r>
         <w:rPr>
           <w:rStyle w:val="Emphasis"/>
           <w:rFonts w:eastAsiaTheme="majorEastAsia"/>
         </w:rPr>
-        <w:t>International Symposium on Applied Reconfigurable Computing</w:t>
-      </w:r>
-      <w:r>
-        <w:t>, 2014, pp. 25-36.</w:t>
+        <w:t>Advances in Cryptology - CRYPTO '86</w:t>
+      </w:r>
+      <w:r>
+        <w:t>, 1986, pp. 311-323.</w:t>
       </w:r>
     </w:p>
     <w:p>
@@ -44575,155 +44435,22 @@
         <w:pStyle w:val="ds-markdown-paragraph"/>
       </w:pPr>
       <w:r>
-        <w:t xml:space="preserve">[30] P. L. Montgomery, "Speeding the Pollard and elliptic curve methods of factorization," </w:t>
+        <w:t xml:space="preserve">[36] R. Azarderakhsh, R. Elkhatib, B. Koziel, and B. Langenberg, "Hardware Deployment of Hybrid PQC: SIKE+ECDH," in </w:t>
       </w:r>
       <w:r>
         <w:rPr>
           <w:rStyle w:val="Emphasis"/>
           <w:rFonts w:eastAsiaTheme="majorEastAsia"/>
         </w:rPr>
-        <w:t>Mathematics of Computation</w:t>
-      </w:r>
-      <w:r>
-        <w:t>, vol. 48, no. 177, pp. 243-264, 1987.</w:t>
+        <w:t>International Conference on Security and Privacy in Communication Networks</w:t>
+      </w:r>
+      <w:r>
+        <w:t>, 2021, pp. 475-491</w:t>
       </w:r>
     </w:p>
     <w:p>
       <w:pPr>
         <w:pStyle w:val="ds-markdown-paragraph"/>
-      </w:pPr>
-      <w:r>
-        <w:t xml:space="preserve">[31] P. Kocher, "Timing Attacks on Implementations of Diffie-Hellman, RSA, DSS, and Other Systems," in </w:t>
-      </w:r>
-      <w:r>
-        <w:rPr>
-          <w:rStyle w:val="Emphasis"/>
-          <w:rFonts w:eastAsiaTheme="majorEastAsia"/>
-        </w:rPr>
-        <w:t>Advances in Cryptology - CRYPTO '96</w:t>
-      </w:r>
-      <w:r>
-        <w:t>, 1996, pp. 104-113.</w:t>
-      </w:r>
-    </w:p>
-    <w:p>
-      <w:pPr>
-        <w:pStyle w:val="ds-markdown-paragraph"/>
-      </w:pPr>
-      <w:r>
-        <w:t xml:space="preserve">[32] A. Karatsuba and Y. Ofman, "Multiplication of multidigit numbers on automata," </w:t>
-      </w:r>
-      <w:r>
-        <w:rPr>
-          <w:rStyle w:val="Emphasis"/>
-          <w:rFonts w:eastAsiaTheme="majorEastAsia"/>
-        </w:rPr>
-        <w:t xml:space="preserve">Soviet Physics </w:t>
-      </w:r>
-      <w:proofErr w:type="spellStart"/>
-      <w:r>
-        <w:rPr>
-          <w:rStyle w:val="Emphasis"/>
-          <w:rFonts w:eastAsiaTheme="majorEastAsia"/>
-        </w:rPr>
-        <w:t>Doklady</w:t>
-      </w:r>
-      <w:proofErr w:type="spellEnd"/>
-      <w:r>
-        <w:t>, vol. 7, p. 595, 1963.</w:t>
-      </w:r>
-    </w:p>
-    <w:p>
-      <w:pPr>
-        <w:pStyle w:val="ds-markdown-paragraph"/>
-      </w:pPr>
-      <w:r>
-        <w:t xml:space="preserve">[33] S. Ali and M. Cenk, "Faster residue multiplication modulo 521-bit </w:t>
-      </w:r>
-      <w:proofErr w:type="spellStart"/>
-      <w:r>
-        <w:t>mersenne</w:t>
-      </w:r>
-      <w:proofErr w:type="spellEnd"/>
-      <w:r>
-        <w:t xml:space="preserve"> prime and an application to ECC," </w:t>
-      </w:r>
-      <w:r>
-        <w:rPr>
-          <w:rStyle w:val="Emphasis"/>
-          <w:rFonts w:eastAsiaTheme="majorEastAsia"/>
-        </w:rPr>
-        <w:t>IEEE Transactions on Circuits and Systems I: Regular Papers</w:t>
-      </w:r>
-      <w:r>
-        <w:t>, vol. 65, no. 8, pp. 2477-2490, 2018.</w:t>
-      </w:r>
-    </w:p>
-    <w:p>
-      <w:pPr>
-        <w:pStyle w:val="ds-markdown-paragraph"/>
-      </w:pPr>
-      <w:r>
-        <w:t xml:space="preserve">[34] D. J. Bernstein and T. Lange, "Post-quantum cryptography," </w:t>
-      </w:r>
-      <w:r>
-        <w:rPr>
-          <w:rStyle w:val="Emphasis"/>
-          <w:rFonts w:eastAsiaTheme="majorEastAsia"/>
-        </w:rPr>
-        <w:t>Nature</w:t>
-      </w:r>
-      <w:r>
-        <w:t>, vol. 549, no. 7671, pp. 188-194, 2017.</w:t>
-      </w:r>
-    </w:p>
-    <w:p>
-      <w:pPr>
-        <w:pStyle w:val="ds-markdown-paragraph"/>
-      </w:pPr>
-      <w:r>
-        <w:t xml:space="preserve">[35] P. Barrett, "Implementing the Rivest Shamir and Adleman public key encryption algorithm on a standard digital signal processor," in </w:t>
-      </w:r>
-      <w:r>
-        <w:rPr>
-          <w:rStyle w:val="Emphasis"/>
-          <w:rFonts w:eastAsiaTheme="majorEastAsia"/>
-        </w:rPr>
-        <w:t>Advances in Cryptology - CRYPTO '86</w:t>
-      </w:r>
-      <w:r>
-        <w:t>, 1986, pp. 311-323.</w:t>
-      </w:r>
-    </w:p>
-    <w:p>
-      <w:pPr>
-        <w:pStyle w:val="ds-markdown-paragraph"/>
-      </w:pPr>
-      <w:r>
-        <w:t xml:space="preserve">[36] R. </w:t>
-      </w:r>
-      <w:proofErr w:type="spellStart"/>
-      <w:r>
-        <w:t>Azarderakhsh</w:t>
-      </w:r>
-      <w:proofErr w:type="spellEnd"/>
-      <w:r>
-        <w:t xml:space="preserve">, R. Elkhatib, B. Koziel, and B. Langenberg, "Hardware Deployment of Hybrid PQC: SIKE+ECDH," in </w:t>
-      </w:r>
-      <w:r>
-        <w:rPr>
-          <w:rStyle w:val="Emphasis"/>
-          <w:rFonts w:eastAsiaTheme="majorEastAsia"/>
-        </w:rPr>
-        <w:t>International Conference on Security and Privacy in Communication Networks</w:t>
-      </w:r>
-      <w:r>
-        <w:t>, 2021, pp. 475-491</w:t>
-      </w:r>
-    </w:p>
-    <w:p>
-      <w:pPr>
-        <w:pStyle w:val="ds-markdown-paragraph"/>
         <w:jc w:val="both"/>
       </w:pPr>
       <w:r>
@@ -44737,15 +44464,7 @@
         <w:t xml:space="preserve">] </w:t>
       </w:r>
       <w:r>
-        <w:t xml:space="preserve">H. Huang, J. Zheng, Z. Chen, S. Zhao, H. Wu, B. Yu, and Z. Liu, "Review of Modular Multiplication Algorithms </w:t>
-      </w:r>
-      <w:proofErr w:type="gramStart"/>
-      <w:r>
-        <w:t>over</w:t>
-      </w:r>
-      <w:proofErr w:type="gramEnd"/>
-      <w:r>
-        <w:t xml:space="preserve"> Prime Fields for Public-Key Cryptosystems," </w:t>
+        <w:t xml:space="preserve">H. Huang, J. Zheng, Z. Chen, S. Zhao, H. Wu, B. Yu, and Z. Liu, "Review of Modular Multiplication Algorithms over Prime Fields for Public-Key Cryptosystems," </w:t>
       </w:r>
       <w:r>
         <w:rPr>
@@ -44755,15 +44474,7 @@
         <w:t>Cryptography</w:t>
       </w:r>
       <w:r>
-        <w:t xml:space="preserve">, vol. 9, no. 2, p. 46, Jun. 2025, </w:t>
-      </w:r>
-      <w:proofErr w:type="spellStart"/>
-      <w:r>
-        <w:t>doi</w:t>
-      </w:r>
-      <w:proofErr w:type="spellEnd"/>
-      <w:r>
-        <w:t>: 10.3390/cryptography9020046.</w:t>
+        <w:t>, vol. 9, no. 2, p. 46, Jun. 2025, doi: 10.3390/cryptography9020046.</w:t>
       </w:r>
     </w:p>
     <w:p>
@@ -46068,19 +45779,11 @@
                 <w:rFonts w:cs="B Nazanin"/>
               </w:rPr>
             </w:pPr>
-            <w:proofErr w:type="spellStart"/>
             <w:r>
               <w:rPr>
                 <w:rFonts w:cs="B Nazanin"/>
               </w:rPr>
-              <w:t>Proth</w:t>
-            </w:r>
-            <w:proofErr w:type="spellEnd"/>
-            <w:r>
-              <w:rPr>
-                <w:rFonts w:cs="B Nazanin"/>
-              </w:rPr>
-              <w:t xml:space="preserve"> Number</w:t>
+              <w:t>Proth Number</w:t>
             </w:r>
           </w:p>
         </w:tc>
@@ -48178,7 +47881,6 @@
         </w:rPr>
         <w:t xml:space="preserve">Dr. </w:t>
       </w:r>
-      <w:proofErr w:type="spellStart"/>
       <w:r>
         <w:rPr>
           <w:rFonts w:cs="B Nazanin"/>
@@ -48187,31 +47889,8 @@
           <w:sz w:val="28"/>
           <w:szCs w:val="36"/>
         </w:rPr>
-        <w:t>Raziyeh</w:t>
-      </w:r>
-      <w:proofErr w:type="spellEnd"/>
-      <w:r>
-        <w:rPr>
-          <w:rFonts w:cs="B Nazanin"/>
-          <w:b/>
-          <w:bCs/>
-          <w:sz w:val="28"/>
-          <w:szCs w:val="36"/>
-        </w:rPr>
-        <w:t xml:space="preserve"> </w:t>
-      </w:r>
-      <w:proofErr w:type="spellStart"/>
-      <w:r>
-        <w:rPr>
-          <w:rFonts w:cs="B Nazanin"/>
-          <w:b/>
-          <w:bCs/>
-          <w:sz w:val="28"/>
-          <w:szCs w:val="36"/>
-        </w:rPr>
-        <w:t>Salarifard</w:t>
-      </w:r>
-      <w:proofErr w:type="spellEnd"/>
+        <w:t>Raziyeh Salarifard</w:t>
+      </w:r>
     </w:p>
     <w:p>
       <w:pPr>
@@ -49430,21 +49109,12 @@
         </w:rPr>
         <w:t xml:space="preserve"> </w:t>
       </w:r>
-      <w:proofErr w:type="spellStart"/>
-      <w:r>
-        <w:rPr>
-          <w:rFonts w:cs="B Nazanin"/>
-          <w:color w:val="000000" w:themeColor="text1"/>
-        </w:rPr>
-        <w:t>Proth</w:t>
-      </w:r>
-      <w:proofErr w:type="spellEnd"/>
-      <w:r>
-        <w:rPr>
-          <w:rFonts w:cs="B Nazanin"/>
-          <w:color w:val="000000" w:themeColor="text1"/>
-        </w:rPr>
-        <w:t xml:space="preserve"> Number</w:t>
+      <w:r>
+        <w:rPr>
+          <w:rFonts w:cs="B Nazanin"/>
+          <w:color w:val="000000" w:themeColor="text1"/>
+        </w:rPr>
+        <w:t>Proth Number</w:t>
       </w:r>
     </w:p>
   </w:footnote>

--- a/report.docx
+++ b/report.docx
@@ -1563,7 +1563,7 @@
             </w:rPr>
             <w:fldChar w:fldCharType="separate"/>
           </w:r>
-          <w:hyperlink w:anchor="_Toc239361719" w:history="1">
+          <w:hyperlink w:anchor="_Toc239454359" w:history="1">
             <w:r>
               <w:rPr>
                 <w:rStyle w:val="Hyperlink"/>
@@ -1603,7 +1603,7 @@
               <w:rPr>
                 <w:webHidden/>
               </w:rPr>
-              <w:instrText xml:space="preserve"> PAGEREF _Toc239361719 \h </w:instrText>
+              <w:instrText xml:space="preserve"> PAGEREF _Toc239454359 \h </w:instrText>
             </w:r>
             <w:r>
               <w:rPr>
@@ -1636,11 +1636,11 @@
           <w:pPr>
             <w:pStyle w:val="TOC2"/>
             <w:rPr>
-              <w:rFonts w:asciiTheme="minorHAnsi" w:eastAsiaTheme="minorEastAsia" w:hAnsiTheme="minorHAnsi" w:cs="B Nazanin"/>
+              <w:rFonts w:asciiTheme="minorHAnsi" w:eastAsiaTheme="minorEastAsia" w:hAnsiTheme="minorHAnsi"/>
               <w:noProof/>
             </w:rPr>
           </w:pPr>
-          <w:hyperlink w:anchor="_Toc239361720" w:history="1">
+          <w:hyperlink w:anchor="_Toc239454360" w:history="1">
             <w:r>
               <w:rPr>
                 <w:rStyle w:val="Hyperlink"/>
@@ -1652,7 +1652,7 @@
             </w:r>
             <w:r>
               <w:rPr>
-                <w:rFonts w:asciiTheme="minorHAnsi" w:eastAsiaTheme="minorEastAsia" w:hAnsiTheme="minorHAnsi" w:cs="B Nazanin"/>
+                <w:rFonts w:asciiTheme="minorHAnsi" w:eastAsiaTheme="minorEastAsia" w:hAnsiTheme="minorHAnsi"/>
                 <w:noProof/>
               </w:rPr>
               <w:tab/>
@@ -1668,7 +1668,6 @@
             </w:r>
             <w:r>
               <w:rPr>
-                <w:rFonts w:cs="B Nazanin"/>
                 <w:noProof/>
                 <w:webHidden/>
               </w:rPr>
@@ -1676,7 +1675,6 @@
             </w:r>
             <w:r>
               <w:rPr>
-                <w:rFonts w:cs="B Nazanin"/>
                 <w:noProof/>
                 <w:webHidden/>
               </w:rPr>
@@ -1684,22 +1682,19 @@
             </w:r>
             <w:r>
               <w:rPr>
-                <w:rFonts w:cs="B Nazanin"/>
                 <w:noProof/>
                 <w:webHidden/>
               </w:rPr>
-              <w:instrText xml:space="preserve"> PAGEREF _Toc239361720 \h </w:instrText>
-            </w:r>
-            <w:r>
-              <w:rPr>
-                <w:rFonts w:cs="B Nazanin"/>
+              <w:instrText xml:space="preserve"> PAGEREF _Toc239454360 \h </w:instrText>
+            </w:r>
+            <w:r>
+              <w:rPr>
                 <w:noProof/>
                 <w:webHidden/>
               </w:rPr>
             </w:r>
             <w:r>
               <w:rPr>
-                <w:rFonts w:cs="B Nazanin"/>
                 <w:noProof/>
                 <w:webHidden/>
               </w:rPr>
@@ -1707,7 +1702,6 @@
             </w:r>
             <w:r>
               <w:rPr>
-                <w:rFonts w:cs="B Nazanin"/>
                 <w:noProof/>
                 <w:webHidden/>
                 <w:rtl/>
@@ -1716,7 +1710,6 @@
             </w:r>
             <w:r>
               <w:rPr>
-                <w:rFonts w:cs="B Nazanin"/>
                 <w:noProof/>
                 <w:webHidden/>
               </w:rPr>
@@ -1728,11 +1721,11 @@
           <w:pPr>
             <w:pStyle w:val="TOC2"/>
             <w:rPr>
-              <w:rFonts w:asciiTheme="minorHAnsi" w:eastAsiaTheme="minorEastAsia" w:hAnsiTheme="minorHAnsi" w:cs="B Nazanin"/>
+              <w:rFonts w:asciiTheme="minorHAnsi" w:eastAsiaTheme="minorEastAsia" w:hAnsiTheme="minorHAnsi"/>
               <w:noProof/>
             </w:rPr>
           </w:pPr>
-          <w:hyperlink w:anchor="_Toc239361721" w:history="1">
+          <w:hyperlink w:anchor="_Toc239454361" w:history="1">
             <w:r>
               <w:rPr>
                 <w:rStyle w:val="Hyperlink"/>
@@ -1744,7 +1737,7 @@
             </w:r>
             <w:r>
               <w:rPr>
-                <w:rFonts w:asciiTheme="minorHAnsi" w:eastAsiaTheme="minorEastAsia" w:hAnsiTheme="minorHAnsi" w:cs="B Nazanin"/>
+                <w:rFonts w:asciiTheme="minorHAnsi" w:eastAsiaTheme="minorEastAsia" w:hAnsiTheme="minorHAnsi"/>
                 <w:noProof/>
               </w:rPr>
               <w:tab/>
@@ -1787,7 +1780,6 @@
             </w:r>
             <w:r>
               <w:rPr>
-                <w:rFonts w:cs="B Nazanin"/>
                 <w:noProof/>
                 <w:webHidden/>
               </w:rPr>
@@ -1795,7 +1787,6 @@
             </w:r>
             <w:r>
               <w:rPr>
-                <w:rFonts w:cs="B Nazanin"/>
                 <w:noProof/>
                 <w:webHidden/>
               </w:rPr>
@@ -1803,22 +1794,19 @@
             </w:r>
             <w:r>
               <w:rPr>
-                <w:rFonts w:cs="B Nazanin"/>
                 <w:noProof/>
                 <w:webHidden/>
               </w:rPr>
-              <w:instrText xml:space="preserve"> PAGEREF _Toc239361721 \h </w:instrText>
-            </w:r>
-            <w:r>
-              <w:rPr>
-                <w:rFonts w:cs="B Nazanin"/>
+              <w:instrText xml:space="preserve"> PAGEREF _Toc239454361 \h </w:instrText>
+            </w:r>
+            <w:r>
+              <w:rPr>
                 <w:noProof/>
                 <w:webHidden/>
               </w:rPr>
             </w:r>
             <w:r>
               <w:rPr>
-                <w:rFonts w:cs="B Nazanin"/>
                 <w:noProof/>
                 <w:webHidden/>
               </w:rPr>
@@ -1826,7 +1814,6 @@
             </w:r>
             <w:r>
               <w:rPr>
-                <w:rFonts w:cs="B Nazanin"/>
                 <w:noProof/>
                 <w:webHidden/>
                 <w:rtl/>
@@ -1835,7 +1822,6 @@
             </w:r>
             <w:r>
               <w:rPr>
-                <w:rFonts w:cs="B Nazanin"/>
                 <w:noProof/>
                 <w:webHidden/>
               </w:rPr>
@@ -1847,6 +1833,8 @@
           <w:pPr>
             <w:pStyle w:val="TOC3"/>
             <w:tabs>
+              <w:tab w:val="clear" w:pos="1368"/>
+              <w:tab w:val="left" w:pos="1188"/>
               <w:tab w:val="left" w:pos="4579"/>
             </w:tabs>
             <w:rPr>
@@ -1854,7 +1842,7 @@
               <w:noProof/>
             </w:rPr>
           </w:pPr>
-          <w:hyperlink w:anchor="_Toc239361722" w:history="1">
+          <w:hyperlink w:anchor="_Toc239454362" w:history="1">
             <w:r>
               <w:rPr>
                 <w:rStyle w:val="Hyperlink"/>
@@ -2043,7 +2031,7 @@
                 <w:noProof/>
                 <w:webHidden/>
               </w:rPr>
-              <w:instrText xml:space="preserve"> PAGEREF _Toc239361722 \h </w:instrText>
+              <w:instrText xml:space="preserve"> PAGEREF _Toc239454362 \h </w:instrText>
             </w:r>
             <w:r>
               <w:rPr>
@@ -2090,7 +2078,7 @@
               <w:noProof/>
             </w:rPr>
           </w:pPr>
-          <w:hyperlink w:anchor="_Toc239361723" w:history="1">
+          <w:hyperlink w:anchor="_Toc239454363" w:history="1">
             <w:r>
               <w:rPr>
                 <w:rStyle w:val="Hyperlink"/>
@@ -2183,7 +2171,7 @@
                 <w:noProof/>
                 <w:webHidden/>
               </w:rPr>
-              <w:instrText xml:space="preserve"> PAGEREF _Toc239361723 \h </w:instrText>
+              <w:instrText xml:space="preserve"> PAGEREF _Toc239454363 \h </w:instrText>
             </w:r>
             <w:r>
               <w:rPr>
@@ -2230,7 +2218,7 @@
               <w:noProof/>
             </w:rPr>
           </w:pPr>
-          <w:hyperlink w:anchor="_Toc239361724" w:history="1">
+          <w:hyperlink w:anchor="_Toc239454364" w:history="1">
             <w:r>
               <w:rPr>
                 <w:rStyle w:val="Hyperlink"/>
@@ -2326,7 +2314,7 @@
                 <w:noProof/>
                 <w:webHidden/>
               </w:rPr>
-              <w:instrText xml:space="preserve"> PAGEREF _Toc239361724 \h </w:instrText>
+              <w:instrText xml:space="preserve"> PAGEREF _Toc239454364 \h </w:instrText>
             </w:r>
             <w:r>
               <w:rPr>
@@ -2373,7 +2361,7 @@
               <w:noProof/>
             </w:rPr>
           </w:pPr>
-          <w:hyperlink w:anchor="_Toc239361725" w:history="1">
+          <w:hyperlink w:anchor="_Toc239454365" w:history="1">
             <w:r>
               <w:rPr>
                 <w:rStyle w:val="Hyperlink"/>
@@ -2554,7 +2542,7 @@
                 <w:noProof/>
                 <w:webHidden/>
               </w:rPr>
-              <w:instrText xml:space="preserve"> PAGEREF _Toc239361725 \h </w:instrText>
+              <w:instrText xml:space="preserve"> PAGEREF _Toc239454365 \h </w:instrText>
             </w:r>
             <w:r>
               <w:rPr>
@@ -2601,7 +2589,7 @@
               <w:noProof/>
             </w:rPr>
           </w:pPr>
-          <w:hyperlink w:anchor="_Toc239361726" w:history="1">
+          <w:hyperlink w:anchor="_Toc239454366" w:history="1">
             <w:r>
               <w:rPr>
                 <w:rStyle w:val="Hyperlink"/>
@@ -2748,7 +2736,7 @@
                 <w:noProof/>
                 <w:webHidden/>
               </w:rPr>
-              <w:instrText xml:space="preserve"> PAGEREF _Toc239361726 \h </w:instrText>
+              <w:instrText xml:space="preserve"> PAGEREF _Toc239454366 \h </w:instrText>
             </w:r>
             <w:r>
               <w:rPr>
@@ -2787,15 +2775,12 @@
         <w:p>
           <w:pPr>
             <w:pStyle w:val="TOC2"/>
-            <w:tabs>
-              <w:tab w:val="left" w:pos="2114"/>
-            </w:tabs>
             <w:rPr>
-              <w:rFonts w:asciiTheme="minorHAnsi" w:eastAsiaTheme="minorEastAsia" w:hAnsiTheme="minorHAnsi" w:cs="B Nazanin"/>
+              <w:rFonts w:asciiTheme="minorHAnsi" w:eastAsiaTheme="minorEastAsia" w:hAnsiTheme="minorHAnsi"/>
               <w:noProof/>
             </w:rPr>
           </w:pPr>
-          <w:hyperlink w:anchor="_Toc239361727" w:history="1">
+          <w:hyperlink w:anchor="_Toc239454367" w:history="1">
             <w:r>
               <w:rPr>
                 <w:rStyle w:val="Hyperlink"/>
@@ -2807,7 +2792,7 @@
             </w:r>
             <w:r>
               <w:rPr>
-                <w:rFonts w:asciiTheme="minorHAnsi" w:eastAsiaTheme="minorEastAsia" w:hAnsiTheme="minorHAnsi" w:cs="B Nazanin"/>
+                <w:rFonts w:asciiTheme="minorHAnsi" w:eastAsiaTheme="minorEastAsia" w:hAnsiTheme="minorHAnsi"/>
                 <w:noProof/>
               </w:rPr>
               <w:tab/>
@@ -2877,7 +2862,6 @@
             </w:r>
             <w:r>
               <w:rPr>
-                <w:rFonts w:cs="B Nazanin"/>
                 <w:noProof/>
                 <w:webHidden/>
               </w:rPr>
@@ -2885,7 +2869,6 @@
             </w:r>
             <w:r>
               <w:rPr>
-                <w:rFonts w:cs="B Nazanin"/>
                 <w:noProof/>
                 <w:webHidden/>
               </w:rPr>
@@ -2893,22 +2876,19 @@
             </w:r>
             <w:r>
               <w:rPr>
-                <w:rFonts w:cs="B Nazanin"/>
                 <w:noProof/>
                 <w:webHidden/>
               </w:rPr>
-              <w:instrText xml:space="preserve"> PAGEREF _Toc239361727 \h </w:instrText>
-            </w:r>
-            <w:r>
-              <w:rPr>
-                <w:rFonts w:cs="B Nazanin"/>
+              <w:instrText xml:space="preserve"> PAGEREF _Toc239454367 \h </w:instrText>
+            </w:r>
+            <w:r>
+              <w:rPr>
                 <w:noProof/>
                 <w:webHidden/>
               </w:rPr>
             </w:r>
             <w:r>
               <w:rPr>
-                <w:rFonts w:cs="B Nazanin"/>
                 <w:noProof/>
                 <w:webHidden/>
               </w:rPr>
@@ -2916,7 +2896,6 @@
             </w:r>
             <w:r>
               <w:rPr>
-                <w:rFonts w:cs="B Nazanin"/>
                 <w:noProof/>
                 <w:webHidden/>
                 <w:rtl/>
@@ -2925,7 +2904,6 @@
             </w:r>
             <w:r>
               <w:rPr>
-                <w:rFonts w:cs="B Nazanin"/>
                 <w:noProof/>
                 <w:webHidden/>
               </w:rPr>
@@ -2944,7 +2922,7 @@
               <w:noProof/>
             </w:rPr>
           </w:pPr>
-          <w:hyperlink w:anchor="_Toc239361728" w:history="1">
+          <w:hyperlink w:anchor="_Toc239454368" w:history="1">
             <w:r>
               <w:rPr>
                 <w:rStyle w:val="Hyperlink"/>
@@ -3103,7 +3081,7 @@
                 <w:noProof/>
                 <w:webHidden/>
               </w:rPr>
-              <w:instrText xml:space="preserve"> PAGEREF _Toc239361728 \h </w:instrText>
+              <w:instrText xml:space="preserve"> PAGEREF _Toc239454368 \h </w:instrText>
             </w:r>
             <w:r>
               <w:rPr>
@@ -3150,7 +3128,7 @@
               <w:noProof/>
             </w:rPr>
           </w:pPr>
-          <w:hyperlink w:anchor="_Toc239361729" w:history="1">
+          <w:hyperlink w:anchor="_Toc239454369" w:history="1">
             <w:r>
               <w:rPr>
                 <w:rStyle w:val="Hyperlink"/>
@@ -3269,7 +3247,7 @@
                 <w:noProof/>
                 <w:webHidden/>
               </w:rPr>
-              <w:instrText xml:space="preserve"> PAGEREF _Toc239361729 \h </w:instrText>
+              <w:instrText xml:space="preserve"> PAGEREF _Toc239454369 \h </w:instrText>
             </w:r>
             <w:r>
               <w:rPr>
@@ -3316,7 +3294,7 @@
               <w:noProof/>
             </w:rPr>
           </w:pPr>
-          <w:hyperlink w:anchor="_Toc239361730" w:history="1">
+          <w:hyperlink w:anchor="_Toc239454370" w:history="1">
             <w:r>
               <w:rPr>
                 <w:rStyle w:val="Hyperlink"/>
@@ -3461,7 +3439,7 @@
                 <w:noProof/>
                 <w:webHidden/>
               </w:rPr>
-              <w:instrText xml:space="preserve"> PAGEREF _Toc239361730 \h </w:instrText>
+              <w:instrText xml:space="preserve"> PAGEREF _Toc239454370 \h </w:instrText>
             </w:r>
             <w:r>
               <w:rPr>
@@ -3508,7 +3486,7 @@
               <w:noProof/>
             </w:rPr>
           </w:pPr>
-          <w:hyperlink w:anchor="_Toc239361731" w:history="1">
+          <w:hyperlink w:anchor="_Toc239454371" w:history="1">
             <w:r>
               <w:rPr>
                 <w:rStyle w:val="Hyperlink"/>
@@ -3627,7 +3605,7 @@
                 <w:noProof/>
                 <w:webHidden/>
               </w:rPr>
-              <w:instrText xml:space="preserve"> PAGEREF _Toc239361731 \h </w:instrText>
+              <w:instrText xml:space="preserve"> PAGEREF _Toc239454371 \h </w:instrText>
             </w:r>
             <w:r>
               <w:rPr>
@@ -3674,7 +3652,7 @@
               <w:noProof/>
             </w:rPr>
           </w:pPr>
-          <w:hyperlink w:anchor="_Toc239361732" w:history="1">
+          <w:hyperlink w:anchor="_Toc239454372" w:history="1">
             <w:r>
               <w:rPr>
                 <w:rStyle w:val="Hyperlink"/>
@@ -3784,7 +3762,7 @@
                 <w:noProof/>
                 <w:webHidden/>
               </w:rPr>
-              <w:instrText xml:space="preserve"> PAGEREF _Toc239361732 \h </w:instrText>
+              <w:instrText xml:space="preserve"> PAGEREF _Toc239454372 \h </w:instrText>
             </w:r>
             <w:r>
               <w:rPr>
@@ -3831,7 +3809,7 @@
               <w:noProof/>
             </w:rPr>
           </w:pPr>
-          <w:hyperlink w:anchor="_Toc239361733" w:history="1">
+          <w:hyperlink w:anchor="_Toc239454373" w:history="1">
             <w:r>
               <w:rPr>
                 <w:rStyle w:val="Hyperlink"/>
@@ -4040,7 +4018,7 @@
                 <w:noProof/>
                 <w:webHidden/>
               </w:rPr>
-              <w:instrText xml:space="preserve"> PAGEREF _Toc239361733 \h </w:instrText>
+              <w:instrText xml:space="preserve"> PAGEREF _Toc239454373 \h </w:instrText>
             </w:r>
             <w:r>
               <w:rPr>
@@ -4079,15 +4057,12 @@
         <w:p>
           <w:pPr>
             <w:pStyle w:val="TOC2"/>
-            <w:tabs>
-              <w:tab w:val="left" w:pos="1680"/>
-            </w:tabs>
             <w:rPr>
-              <w:rFonts w:asciiTheme="minorHAnsi" w:eastAsiaTheme="minorEastAsia" w:hAnsiTheme="minorHAnsi" w:cs="B Nazanin"/>
+              <w:rFonts w:asciiTheme="minorHAnsi" w:eastAsiaTheme="minorEastAsia" w:hAnsiTheme="minorHAnsi"/>
               <w:noProof/>
             </w:rPr>
           </w:pPr>
-          <w:hyperlink w:anchor="_Toc239361734" w:history="1">
+          <w:hyperlink w:anchor="_Toc239454374" w:history="1">
             <w:r>
               <w:rPr>
                 <w:rStyle w:val="Hyperlink"/>
@@ -4099,7 +4074,7 @@
             </w:r>
             <w:r>
               <w:rPr>
-                <w:rFonts w:asciiTheme="minorHAnsi" w:eastAsiaTheme="minorEastAsia" w:hAnsiTheme="minorHAnsi" w:cs="B Nazanin"/>
+                <w:rFonts w:asciiTheme="minorHAnsi" w:eastAsiaTheme="minorEastAsia" w:hAnsiTheme="minorHAnsi"/>
                 <w:noProof/>
               </w:rPr>
               <w:tab/>
@@ -4115,7 +4090,6 @@
             </w:r>
             <w:r>
               <w:rPr>
-                <w:rFonts w:cs="B Nazanin"/>
                 <w:noProof/>
                 <w:webHidden/>
               </w:rPr>
@@ -4123,7 +4097,6 @@
             </w:r>
             <w:r>
               <w:rPr>
-                <w:rFonts w:cs="B Nazanin"/>
                 <w:noProof/>
                 <w:webHidden/>
               </w:rPr>
@@ -4131,22 +4104,19 @@
             </w:r>
             <w:r>
               <w:rPr>
-                <w:rFonts w:cs="B Nazanin"/>
                 <w:noProof/>
                 <w:webHidden/>
               </w:rPr>
-              <w:instrText xml:space="preserve"> PAGEREF _Toc239361734 \h </w:instrText>
-            </w:r>
-            <w:r>
-              <w:rPr>
-                <w:rFonts w:cs="B Nazanin"/>
+              <w:instrText xml:space="preserve"> PAGEREF _Toc239454374 \h </w:instrText>
+            </w:r>
+            <w:r>
+              <w:rPr>
                 <w:noProof/>
                 <w:webHidden/>
               </w:rPr>
             </w:r>
             <w:r>
               <w:rPr>
-                <w:rFonts w:cs="B Nazanin"/>
                 <w:noProof/>
                 <w:webHidden/>
               </w:rPr>
@@ -4154,7 +4124,6 @@
             </w:r>
             <w:r>
               <w:rPr>
-                <w:rFonts w:cs="B Nazanin"/>
                 <w:noProof/>
                 <w:webHidden/>
                 <w:rtl/>
@@ -4163,7 +4132,6 @@
             </w:r>
             <w:r>
               <w:rPr>
-                <w:rFonts w:cs="B Nazanin"/>
                 <w:noProof/>
                 <w:webHidden/>
               </w:rPr>
@@ -4181,7 +4149,7 @@
               <w:lang w:bidi="ar-SA"/>
             </w:rPr>
           </w:pPr>
-          <w:hyperlink w:anchor="_Toc239361735" w:history="1">
+          <w:hyperlink w:anchor="_Toc239454375" w:history="1">
             <w:r>
               <w:rPr>
                 <w:rStyle w:val="Hyperlink"/>
@@ -4266,7 +4234,7 @@
               <w:rPr>
                 <w:webHidden/>
               </w:rPr>
-              <w:instrText xml:space="preserve"> PAGEREF _Toc239361735 \h </w:instrText>
+              <w:instrText xml:space="preserve"> PAGEREF _Toc239454375 \h </w:instrText>
             </w:r>
             <w:r>
               <w:rPr>
@@ -4299,11 +4267,11 @@
           <w:pPr>
             <w:pStyle w:val="TOC2"/>
             <w:rPr>
-              <w:rFonts w:asciiTheme="minorHAnsi" w:eastAsiaTheme="minorEastAsia" w:hAnsiTheme="minorHAnsi" w:cs="B Nazanin"/>
+              <w:rFonts w:asciiTheme="minorHAnsi" w:eastAsiaTheme="minorEastAsia" w:hAnsiTheme="minorHAnsi"/>
               <w:noProof/>
             </w:rPr>
           </w:pPr>
-          <w:hyperlink w:anchor="_Toc239361736" w:history="1">
+          <w:hyperlink w:anchor="_Toc239454376" w:history="1">
             <w:r>
               <w:rPr>
                 <w:rStyle w:val="Hyperlink"/>
@@ -4315,7 +4283,7 @@
             </w:r>
             <w:r>
               <w:rPr>
-                <w:rFonts w:asciiTheme="minorHAnsi" w:eastAsiaTheme="minorEastAsia" w:hAnsiTheme="minorHAnsi" w:cs="B Nazanin"/>
+                <w:rFonts w:asciiTheme="minorHAnsi" w:eastAsiaTheme="minorEastAsia" w:hAnsiTheme="minorHAnsi"/>
                 <w:noProof/>
               </w:rPr>
               <w:tab/>
@@ -4331,7 +4299,6 @@
             </w:r>
             <w:r>
               <w:rPr>
-                <w:rFonts w:cs="B Nazanin"/>
                 <w:noProof/>
                 <w:webHidden/>
               </w:rPr>
@@ -4339,7 +4306,6 @@
             </w:r>
             <w:r>
               <w:rPr>
-                <w:rFonts w:cs="B Nazanin"/>
                 <w:noProof/>
                 <w:webHidden/>
               </w:rPr>
@@ -4347,22 +4313,19 @@
             </w:r>
             <w:r>
               <w:rPr>
-                <w:rFonts w:cs="B Nazanin"/>
                 <w:noProof/>
                 <w:webHidden/>
               </w:rPr>
-              <w:instrText xml:space="preserve"> PAGEREF _Toc239361736 \h </w:instrText>
-            </w:r>
-            <w:r>
-              <w:rPr>
-                <w:rFonts w:cs="B Nazanin"/>
+              <w:instrText xml:space="preserve"> PAGEREF _Toc239454376 \h </w:instrText>
+            </w:r>
+            <w:r>
+              <w:rPr>
                 <w:noProof/>
                 <w:webHidden/>
               </w:rPr>
             </w:r>
             <w:r>
               <w:rPr>
-                <w:rFonts w:cs="B Nazanin"/>
                 <w:noProof/>
                 <w:webHidden/>
               </w:rPr>
@@ -4370,7 +4333,6 @@
             </w:r>
             <w:r>
               <w:rPr>
-                <w:rFonts w:cs="B Nazanin"/>
                 <w:noProof/>
                 <w:webHidden/>
                 <w:rtl/>
@@ -4379,7 +4341,6 @@
             </w:r>
             <w:r>
               <w:rPr>
-                <w:rFonts w:cs="B Nazanin"/>
                 <w:noProof/>
                 <w:webHidden/>
               </w:rPr>
@@ -4390,15 +4351,12 @@
         <w:p>
           <w:pPr>
             <w:pStyle w:val="TOC2"/>
-            <w:tabs>
-              <w:tab w:val="left" w:pos="2742"/>
-            </w:tabs>
             <w:rPr>
-              <w:rFonts w:asciiTheme="minorHAnsi" w:eastAsiaTheme="minorEastAsia" w:hAnsiTheme="minorHAnsi" w:cs="B Nazanin"/>
+              <w:rFonts w:asciiTheme="minorHAnsi" w:eastAsiaTheme="minorEastAsia" w:hAnsiTheme="minorHAnsi"/>
               <w:noProof/>
             </w:rPr>
           </w:pPr>
-          <w:hyperlink w:anchor="_Toc239361737" w:history="1">
+          <w:hyperlink w:anchor="_Toc239454377" w:history="1">
             <w:r>
               <w:rPr>
                 <w:rStyle w:val="Hyperlink"/>
@@ -4410,7 +4368,7 @@
             </w:r>
             <w:r>
               <w:rPr>
-                <w:rFonts w:asciiTheme="minorHAnsi" w:eastAsiaTheme="minorEastAsia" w:hAnsiTheme="minorHAnsi" w:cs="B Nazanin"/>
+                <w:rFonts w:asciiTheme="minorHAnsi" w:eastAsiaTheme="minorEastAsia" w:hAnsiTheme="minorHAnsi"/>
                 <w:noProof/>
               </w:rPr>
               <w:tab/>
@@ -4515,7 +4473,6 @@
             </w:r>
             <w:r>
               <w:rPr>
-                <w:rFonts w:cs="B Nazanin"/>
                 <w:noProof/>
                 <w:webHidden/>
               </w:rPr>
@@ -4523,7 +4480,6 @@
             </w:r>
             <w:r>
               <w:rPr>
-                <w:rFonts w:cs="B Nazanin"/>
                 <w:noProof/>
                 <w:webHidden/>
               </w:rPr>
@@ -4531,22 +4487,19 @@
             </w:r>
             <w:r>
               <w:rPr>
-                <w:rFonts w:cs="B Nazanin"/>
                 <w:noProof/>
                 <w:webHidden/>
               </w:rPr>
-              <w:instrText xml:space="preserve"> PAGEREF _Toc239361737 \h </w:instrText>
-            </w:r>
-            <w:r>
-              <w:rPr>
-                <w:rFonts w:cs="B Nazanin"/>
+              <w:instrText xml:space="preserve"> PAGEREF _Toc239454377 \h </w:instrText>
+            </w:r>
+            <w:r>
+              <w:rPr>
                 <w:noProof/>
                 <w:webHidden/>
               </w:rPr>
             </w:r>
             <w:r>
               <w:rPr>
-                <w:rFonts w:cs="B Nazanin"/>
                 <w:noProof/>
                 <w:webHidden/>
               </w:rPr>
@@ -4554,7 +4507,6 @@
             </w:r>
             <w:r>
               <w:rPr>
-                <w:rFonts w:cs="B Nazanin"/>
                 <w:noProof/>
                 <w:webHidden/>
                 <w:rtl/>
@@ -4563,7 +4515,6 @@
             </w:r>
             <w:r>
               <w:rPr>
-                <w:rFonts w:cs="B Nazanin"/>
                 <w:noProof/>
                 <w:webHidden/>
               </w:rPr>
@@ -4582,7 +4533,7 @@
               <w:noProof/>
             </w:rPr>
           </w:pPr>
-          <w:hyperlink w:anchor="_Toc239361738" w:history="1">
+          <w:hyperlink w:anchor="_Toc239454378" w:history="1">
             <w:r>
               <w:rPr>
                 <w:rStyle w:val="Hyperlink"/>
@@ -4711,7 +4662,7 @@
                 <w:noProof/>
                 <w:webHidden/>
               </w:rPr>
-              <w:instrText xml:space="preserve"> PAGEREF _Toc239361738 \h </w:instrText>
+              <w:instrText xml:space="preserve"> PAGEREF _Toc239454378 \h </w:instrText>
             </w:r>
             <w:r>
               <w:rPr>
@@ -4755,7 +4706,7 @@
               <w:noProof/>
             </w:rPr>
           </w:pPr>
-          <w:hyperlink w:anchor="_Toc239361739" w:history="1">
+          <w:hyperlink w:anchor="_Toc239454379" w:history="1">
             <w:r>
               <w:rPr>
                 <w:rStyle w:val="Hyperlink"/>
@@ -4802,7 +4753,7 @@
                 <w:noProof/>
                 <w:webHidden/>
               </w:rPr>
-              <w:instrText xml:space="preserve"> PAGEREF _Toc239361739 \h </w:instrText>
+              <w:instrText xml:space="preserve"> PAGEREF _Toc239454379 \h </w:instrText>
             </w:r>
             <w:r>
               <w:rPr>
@@ -4849,7 +4800,7 @@
               <w:noProof/>
             </w:rPr>
           </w:pPr>
-          <w:hyperlink w:anchor="_Toc239361740" w:history="1">
+          <w:hyperlink w:anchor="_Toc239454380" w:history="1">
             <w:r>
               <w:rPr>
                 <w:rStyle w:val="Hyperlink"/>
@@ -4941,7 +4892,7 @@
                 <w:noProof/>
                 <w:webHidden/>
               </w:rPr>
-              <w:instrText xml:space="preserve"> PAGEREF _Toc239361740 \h </w:instrText>
+              <w:instrText xml:space="preserve"> PAGEREF _Toc239454380 \h </w:instrText>
             </w:r>
             <w:r>
               <w:rPr>
@@ -4980,15 +4931,12 @@
         <w:p>
           <w:pPr>
             <w:pStyle w:val="TOC2"/>
-            <w:tabs>
-              <w:tab w:val="left" w:pos="3228"/>
-            </w:tabs>
             <w:rPr>
-              <w:rFonts w:asciiTheme="minorHAnsi" w:eastAsiaTheme="minorEastAsia" w:hAnsiTheme="minorHAnsi" w:cs="B Nazanin"/>
+              <w:rFonts w:asciiTheme="minorHAnsi" w:eastAsiaTheme="minorEastAsia" w:hAnsiTheme="minorHAnsi"/>
               <w:noProof/>
             </w:rPr>
           </w:pPr>
-          <w:hyperlink w:anchor="_Toc239361741" w:history="1">
+          <w:hyperlink w:anchor="_Toc239454381" w:history="1">
             <w:r>
               <w:rPr>
                 <w:rStyle w:val="Hyperlink"/>
@@ -5000,7 +4948,7 @@
             </w:r>
             <w:r>
               <w:rPr>
-                <w:rFonts w:asciiTheme="minorHAnsi" w:eastAsiaTheme="minorEastAsia" w:hAnsiTheme="minorHAnsi" w:cs="B Nazanin"/>
+                <w:rFonts w:asciiTheme="minorHAnsi" w:eastAsiaTheme="minorEastAsia" w:hAnsiTheme="minorHAnsi"/>
                 <w:noProof/>
               </w:rPr>
               <w:tab/>
@@ -5078,7 +5026,6 @@
             </w:r>
             <w:r>
               <w:rPr>
-                <w:rFonts w:cs="B Nazanin"/>
                 <w:noProof/>
                 <w:webHidden/>
               </w:rPr>
@@ -5086,7 +5033,6 @@
             </w:r>
             <w:r>
               <w:rPr>
-                <w:rFonts w:cs="B Nazanin"/>
                 <w:noProof/>
                 <w:webHidden/>
               </w:rPr>
@@ -5094,22 +5040,19 @@
             </w:r>
             <w:r>
               <w:rPr>
-                <w:rFonts w:cs="B Nazanin"/>
                 <w:noProof/>
                 <w:webHidden/>
               </w:rPr>
-              <w:instrText xml:space="preserve"> PAGEREF _Toc239361741 \h </w:instrText>
-            </w:r>
-            <w:r>
-              <w:rPr>
-                <w:rFonts w:cs="B Nazanin"/>
+              <w:instrText xml:space="preserve"> PAGEREF _Toc239454381 \h </w:instrText>
+            </w:r>
+            <w:r>
+              <w:rPr>
                 <w:noProof/>
                 <w:webHidden/>
               </w:rPr>
             </w:r>
             <w:r>
               <w:rPr>
-                <w:rFonts w:cs="B Nazanin"/>
                 <w:noProof/>
                 <w:webHidden/>
               </w:rPr>
@@ -5117,7 +5060,6 @@
             </w:r>
             <w:r>
               <w:rPr>
-                <w:rFonts w:cs="B Nazanin"/>
                 <w:noProof/>
                 <w:webHidden/>
                 <w:rtl/>
@@ -5126,7 +5068,6 @@
             </w:r>
             <w:r>
               <w:rPr>
-                <w:rFonts w:cs="B Nazanin"/>
                 <w:noProof/>
                 <w:webHidden/>
               </w:rPr>
@@ -5145,7 +5086,7 @@
               <w:noProof/>
             </w:rPr>
           </w:pPr>
-          <w:hyperlink w:anchor="_Toc239361742" w:history="1">
+          <w:hyperlink w:anchor="_Toc239454382" w:history="1">
             <w:r>
               <w:rPr>
                 <w:rStyle w:val="Hyperlink"/>
@@ -5238,7 +5179,7 @@
                 <w:noProof/>
                 <w:webHidden/>
               </w:rPr>
-              <w:instrText xml:space="preserve"> PAGEREF _Toc239361742 \h </w:instrText>
+              <w:instrText xml:space="preserve"> PAGEREF _Toc239454382 \h </w:instrText>
             </w:r>
             <w:r>
               <w:rPr>
@@ -5282,7 +5223,7 @@
               <w:noProof/>
             </w:rPr>
           </w:pPr>
-          <w:hyperlink w:anchor="_Toc239361743" w:history="1">
+          <w:hyperlink w:anchor="_Toc239454383" w:history="1">
             <w:r>
               <w:rPr>
                 <w:rStyle w:val="Hyperlink"/>
@@ -5356,7 +5297,7 @@
                 <w:noProof/>
                 <w:webHidden/>
               </w:rPr>
-              <w:instrText xml:space="preserve"> PAGEREF _Toc239361743 \h </w:instrText>
+              <w:instrText xml:space="preserve"> PAGEREF _Toc239454383 \h </w:instrText>
             </w:r>
             <w:r>
               <w:rPr>
@@ -5403,7 +5344,7 @@
               <w:noProof/>
             </w:rPr>
           </w:pPr>
-          <w:hyperlink w:anchor="_Toc239361744" w:history="1">
+          <w:hyperlink w:anchor="_Toc239454384" w:history="1">
             <w:r>
               <w:rPr>
                 <w:rStyle w:val="Hyperlink"/>
@@ -5495,7 +5436,7 @@
                 <w:noProof/>
                 <w:webHidden/>
               </w:rPr>
-              <w:instrText xml:space="preserve"> PAGEREF _Toc239361744 \h </w:instrText>
+              <w:instrText xml:space="preserve"> PAGEREF _Toc239454384 \h </w:instrText>
             </w:r>
             <w:r>
               <w:rPr>
@@ -5534,15 +5475,12 @@
         <w:p>
           <w:pPr>
             <w:pStyle w:val="TOC2"/>
-            <w:tabs>
-              <w:tab w:val="left" w:pos="3086"/>
-            </w:tabs>
             <w:rPr>
-              <w:rFonts w:asciiTheme="minorHAnsi" w:eastAsiaTheme="minorEastAsia" w:hAnsiTheme="minorHAnsi" w:cs="B Nazanin"/>
+              <w:rFonts w:asciiTheme="minorHAnsi" w:eastAsiaTheme="minorEastAsia" w:hAnsiTheme="minorHAnsi"/>
               <w:noProof/>
             </w:rPr>
           </w:pPr>
-          <w:hyperlink w:anchor="_Toc239361745" w:history="1">
+          <w:hyperlink w:anchor="_Toc239454385" w:history="1">
             <w:r>
               <w:rPr>
                 <w:rStyle w:val="Hyperlink"/>
@@ -5554,7 +5492,7 @@
             </w:r>
             <w:r>
               <w:rPr>
-                <w:rFonts w:asciiTheme="minorHAnsi" w:eastAsiaTheme="minorEastAsia" w:hAnsiTheme="minorHAnsi" w:cs="B Nazanin"/>
+                <w:rFonts w:asciiTheme="minorHAnsi" w:eastAsiaTheme="minorEastAsia" w:hAnsiTheme="minorHAnsi"/>
                 <w:noProof/>
               </w:rPr>
               <w:tab/>
@@ -5650,7 +5588,6 @@
             </w:r>
             <w:r>
               <w:rPr>
-                <w:rFonts w:cs="B Nazanin"/>
                 <w:noProof/>
                 <w:webHidden/>
               </w:rPr>
@@ -5658,7 +5595,6 @@
             </w:r>
             <w:r>
               <w:rPr>
-                <w:rFonts w:cs="B Nazanin"/>
                 <w:noProof/>
                 <w:webHidden/>
               </w:rPr>
@@ -5666,22 +5602,19 @@
             </w:r>
             <w:r>
               <w:rPr>
-                <w:rFonts w:cs="B Nazanin"/>
                 <w:noProof/>
                 <w:webHidden/>
               </w:rPr>
-              <w:instrText xml:space="preserve"> PAGEREF _Toc239361745 \h </w:instrText>
-            </w:r>
-            <w:r>
-              <w:rPr>
-                <w:rFonts w:cs="B Nazanin"/>
+              <w:instrText xml:space="preserve"> PAGEREF _Toc239454385 \h </w:instrText>
+            </w:r>
+            <w:r>
+              <w:rPr>
                 <w:noProof/>
                 <w:webHidden/>
               </w:rPr>
             </w:r>
             <w:r>
               <w:rPr>
-                <w:rFonts w:cs="B Nazanin"/>
                 <w:noProof/>
                 <w:webHidden/>
               </w:rPr>
@@ -5689,7 +5622,6 @@
             </w:r>
             <w:r>
               <w:rPr>
-                <w:rFonts w:cs="B Nazanin"/>
                 <w:noProof/>
                 <w:webHidden/>
                 <w:rtl/>
@@ -5698,7 +5630,6 @@
             </w:r>
             <w:r>
               <w:rPr>
-                <w:rFonts w:cs="B Nazanin"/>
                 <w:noProof/>
                 <w:webHidden/>
               </w:rPr>
@@ -5714,7 +5645,7 @@
               <w:noProof/>
             </w:rPr>
           </w:pPr>
-          <w:hyperlink w:anchor="_Toc239361746" w:history="1">
+          <w:hyperlink w:anchor="_Toc239454386" w:history="1">
             <w:r>
               <w:rPr>
                 <w:rStyle w:val="Hyperlink"/>
@@ -5761,7 +5692,7 @@
                 <w:noProof/>
                 <w:webHidden/>
               </w:rPr>
-              <w:instrText xml:space="preserve"> PAGEREF _Toc239361746 \h </w:instrText>
+              <w:instrText xml:space="preserve"> PAGEREF _Toc239454386 \h </w:instrText>
             </w:r>
             <w:r>
               <w:rPr>
@@ -5805,7 +5736,7 @@
               <w:noProof/>
             </w:rPr>
           </w:pPr>
-          <w:hyperlink w:anchor="_Toc239361747" w:history="1">
+          <w:hyperlink w:anchor="_Toc239454387" w:history="1">
             <w:r>
               <w:rPr>
                 <w:rStyle w:val="Hyperlink"/>
@@ -5852,7 +5783,7 @@
                 <w:noProof/>
                 <w:webHidden/>
               </w:rPr>
-              <w:instrText xml:space="preserve"> PAGEREF _Toc239361747 \h </w:instrText>
+              <w:instrText xml:space="preserve"> PAGEREF _Toc239454387 \h </w:instrText>
             </w:r>
             <w:r>
               <w:rPr>
@@ -5896,7 +5827,7 @@
               <w:noProof/>
             </w:rPr>
           </w:pPr>
-          <w:hyperlink w:anchor="_Toc239361748" w:history="1">
+          <w:hyperlink w:anchor="_Toc239454388" w:history="1">
             <w:r>
               <w:rPr>
                 <w:rStyle w:val="Hyperlink"/>
@@ -5943,7 +5874,7 @@
                 <w:noProof/>
                 <w:webHidden/>
               </w:rPr>
-              <w:instrText xml:space="preserve"> PAGEREF _Toc239361748 \h </w:instrText>
+              <w:instrText xml:space="preserve"> PAGEREF _Toc239454388 \h </w:instrText>
             </w:r>
             <w:r>
               <w:rPr>
@@ -5982,15 +5913,12 @@
         <w:p>
           <w:pPr>
             <w:pStyle w:val="TOC2"/>
-            <w:tabs>
-              <w:tab w:val="left" w:pos="1680"/>
-            </w:tabs>
             <w:rPr>
-              <w:rFonts w:asciiTheme="minorHAnsi" w:eastAsiaTheme="minorEastAsia" w:hAnsiTheme="minorHAnsi" w:cs="B Nazanin"/>
+              <w:rFonts w:asciiTheme="minorHAnsi" w:eastAsiaTheme="minorEastAsia" w:hAnsiTheme="minorHAnsi"/>
               <w:noProof/>
             </w:rPr>
           </w:pPr>
-          <w:hyperlink w:anchor="_Toc239361749" w:history="1">
+          <w:hyperlink w:anchor="_Toc239454389" w:history="1">
             <w:r>
               <w:rPr>
                 <w:rStyle w:val="Hyperlink"/>
@@ -6002,7 +5930,7 @@
             </w:r>
             <w:r>
               <w:rPr>
-                <w:rFonts w:asciiTheme="minorHAnsi" w:eastAsiaTheme="minorEastAsia" w:hAnsiTheme="minorHAnsi" w:cs="B Nazanin"/>
+                <w:rFonts w:asciiTheme="minorHAnsi" w:eastAsiaTheme="minorEastAsia" w:hAnsiTheme="minorHAnsi"/>
                 <w:noProof/>
               </w:rPr>
               <w:tab/>
@@ -6036,7 +5964,6 @@
             </w:r>
             <w:r>
               <w:rPr>
-                <w:rFonts w:cs="B Nazanin"/>
                 <w:noProof/>
                 <w:webHidden/>
               </w:rPr>
@@ -6044,7 +5971,6 @@
             </w:r>
             <w:r>
               <w:rPr>
-                <w:rFonts w:cs="B Nazanin"/>
                 <w:noProof/>
                 <w:webHidden/>
               </w:rPr>
@@ -6052,22 +5978,19 @@
             </w:r>
             <w:r>
               <w:rPr>
-                <w:rFonts w:cs="B Nazanin"/>
                 <w:noProof/>
                 <w:webHidden/>
               </w:rPr>
-              <w:instrText xml:space="preserve"> PAGEREF _Toc239361749 \h </w:instrText>
-            </w:r>
-            <w:r>
-              <w:rPr>
-                <w:rFonts w:cs="B Nazanin"/>
+              <w:instrText xml:space="preserve"> PAGEREF _Toc239454389 \h </w:instrText>
+            </w:r>
+            <w:r>
+              <w:rPr>
                 <w:noProof/>
                 <w:webHidden/>
               </w:rPr>
             </w:r>
             <w:r>
               <w:rPr>
-                <w:rFonts w:cs="B Nazanin"/>
                 <w:noProof/>
                 <w:webHidden/>
               </w:rPr>
@@ -6075,7 +5998,6 @@
             </w:r>
             <w:r>
               <w:rPr>
-                <w:rFonts w:cs="B Nazanin"/>
                 <w:noProof/>
                 <w:webHidden/>
                 <w:rtl/>
@@ -6084,7 +6006,6 @@
             </w:r>
             <w:r>
               <w:rPr>
-                <w:rFonts w:cs="B Nazanin"/>
                 <w:noProof/>
                 <w:webHidden/>
               </w:rPr>
@@ -6103,7 +6024,7 @@
               <w:noProof/>
             </w:rPr>
           </w:pPr>
-          <w:hyperlink w:anchor="_Toc239361750" w:history="1">
+          <w:hyperlink w:anchor="_Toc239454390" w:history="1">
             <w:r>
               <w:rPr>
                 <w:rStyle w:val="Hyperlink"/>
@@ -6213,7 +6134,7 @@
                 <w:noProof/>
                 <w:webHidden/>
               </w:rPr>
-              <w:instrText xml:space="preserve"> PAGEREF _Toc239361750 \h </w:instrText>
+              <w:instrText xml:space="preserve"> PAGEREF _Toc239454390 \h </w:instrText>
             </w:r>
             <w:r>
               <w:rPr>
@@ -6260,7 +6181,7 @@
               <w:noProof/>
             </w:rPr>
           </w:pPr>
-          <w:hyperlink w:anchor="_Toc239361751" w:history="1">
+          <w:hyperlink w:anchor="_Toc239454391" w:history="1">
             <w:r>
               <w:rPr>
                 <w:rStyle w:val="Hyperlink"/>
@@ -6370,7 +6291,7 @@
                 <w:noProof/>
                 <w:webHidden/>
               </w:rPr>
-              <w:instrText xml:space="preserve"> PAGEREF _Toc239361751 \h </w:instrText>
+              <w:instrText xml:space="preserve"> PAGEREF _Toc239454391 \h </w:instrText>
             </w:r>
             <w:r>
               <w:rPr>
@@ -6417,7 +6338,7 @@
               <w:noProof/>
             </w:rPr>
           </w:pPr>
-          <w:hyperlink w:anchor="_Toc239361752" w:history="1">
+          <w:hyperlink w:anchor="_Toc239454392" w:history="1">
             <w:r>
               <w:rPr>
                 <w:rStyle w:val="Hyperlink"/>
@@ -6564,7 +6485,7 @@
                 <w:noProof/>
                 <w:webHidden/>
               </w:rPr>
-              <w:instrText xml:space="preserve"> PAGEREF _Toc239361752 \h </w:instrText>
+              <w:instrText xml:space="preserve"> PAGEREF _Toc239454392 \h </w:instrText>
             </w:r>
             <w:r>
               <w:rPr>
@@ -6604,11 +6525,11 @@
           <w:pPr>
             <w:pStyle w:val="TOC2"/>
             <w:rPr>
-              <w:rFonts w:asciiTheme="minorHAnsi" w:eastAsiaTheme="minorEastAsia" w:hAnsiTheme="minorHAnsi" w:cs="B Nazanin"/>
+              <w:rFonts w:asciiTheme="minorHAnsi" w:eastAsiaTheme="minorEastAsia" w:hAnsiTheme="minorHAnsi"/>
               <w:noProof/>
             </w:rPr>
           </w:pPr>
-          <w:hyperlink w:anchor="_Toc239361753" w:history="1">
+          <w:hyperlink w:anchor="_Toc239454393" w:history="1">
             <w:r>
               <w:rPr>
                 <w:rStyle w:val="Hyperlink"/>
@@ -6620,7 +6541,7 @@
             </w:r>
             <w:r>
               <w:rPr>
-                <w:rFonts w:asciiTheme="minorHAnsi" w:eastAsiaTheme="minorEastAsia" w:hAnsiTheme="minorHAnsi" w:cs="B Nazanin"/>
+                <w:rFonts w:asciiTheme="minorHAnsi" w:eastAsiaTheme="minorEastAsia" w:hAnsiTheme="minorHAnsi"/>
                 <w:noProof/>
               </w:rPr>
               <w:tab/>
@@ -6645,7 +6566,6 @@
             </w:r>
             <w:r>
               <w:rPr>
-                <w:rFonts w:cs="B Nazanin"/>
                 <w:noProof/>
                 <w:webHidden/>
               </w:rPr>
@@ -6653,7 +6573,6 @@
             </w:r>
             <w:r>
               <w:rPr>
-                <w:rFonts w:cs="B Nazanin"/>
                 <w:noProof/>
                 <w:webHidden/>
               </w:rPr>
@@ -6661,22 +6580,19 @@
             </w:r>
             <w:r>
               <w:rPr>
-                <w:rFonts w:cs="B Nazanin"/>
                 <w:noProof/>
                 <w:webHidden/>
               </w:rPr>
-              <w:instrText xml:space="preserve"> PAGEREF _Toc239361753 \h </w:instrText>
-            </w:r>
-            <w:r>
-              <w:rPr>
-                <w:rFonts w:cs="B Nazanin"/>
+              <w:instrText xml:space="preserve"> PAGEREF _Toc239454393 \h </w:instrText>
+            </w:r>
+            <w:r>
+              <w:rPr>
                 <w:noProof/>
                 <w:webHidden/>
               </w:rPr>
             </w:r>
             <w:r>
               <w:rPr>
-                <w:rFonts w:cs="B Nazanin"/>
                 <w:noProof/>
                 <w:webHidden/>
               </w:rPr>
@@ -6684,7 +6600,6 @@
             </w:r>
             <w:r>
               <w:rPr>
-                <w:rFonts w:cs="B Nazanin"/>
                 <w:noProof/>
                 <w:webHidden/>
                 <w:rtl/>
@@ -6693,266 +6608,6 @@
             </w:r>
             <w:r>
               <w:rPr>
-                <w:rFonts w:cs="B Nazanin"/>
-                <w:noProof/>
-                <w:webHidden/>
-              </w:rPr>
-              <w:fldChar w:fldCharType="end"/>
-            </w:r>
-          </w:hyperlink>
-        </w:p>
-        <w:p>
-          <w:pPr>
-            <w:pStyle w:val="TOC2"/>
-            <w:tabs>
-              <w:tab w:val="left" w:pos="4300"/>
-            </w:tabs>
-            <w:rPr>
-              <w:rFonts w:asciiTheme="minorHAnsi" w:eastAsiaTheme="minorEastAsia" w:hAnsiTheme="minorHAnsi" w:cs="B Nazanin"/>
-              <w:noProof/>
-            </w:rPr>
-          </w:pPr>
-          <w:hyperlink w:anchor="_Toc239361754" w:history="1">
-            <w:r>
-              <w:rPr>
-                <w:rStyle w:val="Hyperlink"/>
-                <w:rFonts w:eastAsiaTheme="majorEastAsia" w:cs="B Nazanin"/>
-                <w:noProof/>
-                <w:rtl/>
-              </w:rPr>
-              <w:t>2-7</w:t>
-            </w:r>
-            <w:r>
-              <w:rPr>
-                <w:rFonts w:asciiTheme="minorHAnsi" w:eastAsiaTheme="minorEastAsia" w:hAnsiTheme="minorHAnsi" w:cs="B Nazanin"/>
-                <w:noProof/>
-              </w:rPr>
-              <w:tab/>
-            </w:r>
-            <w:r>
-              <w:rPr>
-                <w:rStyle w:val="Hyperlink"/>
-                <w:rFonts w:eastAsiaTheme="majorEastAsia" w:cs="B Nazanin"/>
-                <w:noProof/>
-                <w:rtl/>
-              </w:rPr>
-              <w:t>تحل</w:t>
-            </w:r>
-            <w:r>
-              <w:rPr>
-                <w:rStyle w:val="Hyperlink"/>
-                <w:rFonts w:eastAsiaTheme="majorEastAsia" w:cs="B Nazanin" w:hint="cs"/>
-                <w:noProof/>
-                <w:rtl/>
-              </w:rPr>
-              <w:t>ی</w:t>
-            </w:r>
-            <w:r>
-              <w:rPr>
-                <w:rStyle w:val="Hyperlink"/>
-                <w:rFonts w:eastAsiaTheme="majorEastAsia" w:cs="B Nazanin" w:hint="eastAsia"/>
-                <w:noProof/>
-                <w:rtl/>
-              </w:rPr>
-              <w:t>ل</w:t>
-            </w:r>
-            <w:r>
-              <w:rPr>
-                <w:rStyle w:val="Hyperlink"/>
-                <w:rFonts w:eastAsiaTheme="majorEastAsia" w:cs="B Nazanin"/>
-                <w:noProof/>
-                <w:rtl/>
-              </w:rPr>
-              <w:t xml:space="preserve"> نقاط قوت و ضعف منابع غ</w:t>
-            </w:r>
-            <w:r>
-              <w:rPr>
-                <w:rStyle w:val="Hyperlink"/>
-                <w:rFonts w:eastAsiaTheme="majorEastAsia" w:cs="B Nazanin" w:hint="cs"/>
-                <w:noProof/>
-                <w:rtl/>
-              </w:rPr>
-              <w:t>ی</w:t>
-            </w:r>
-            <w:r>
-              <w:rPr>
-                <w:rStyle w:val="Hyperlink"/>
-                <w:rFonts w:eastAsiaTheme="majorEastAsia" w:cs="B Nazanin" w:hint="eastAsia"/>
-                <w:noProof/>
-                <w:rtl/>
-              </w:rPr>
-              <w:t>رپژوهش</w:t>
-            </w:r>
-            <w:r>
-              <w:rPr>
-                <w:rStyle w:val="Hyperlink"/>
-                <w:rFonts w:eastAsiaTheme="majorEastAsia" w:cs="B Nazanin" w:hint="cs"/>
-                <w:noProof/>
-                <w:rtl/>
-              </w:rPr>
-              <w:t>ی</w:t>
-            </w:r>
-            <w:r>
-              <w:rPr>
-                <w:rStyle w:val="Hyperlink"/>
-                <w:rFonts w:eastAsiaTheme="majorEastAsia" w:cs="B Nazanin"/>
-                <w:noProof/>
-                <w:rtl/>
-              </w:rPr>
-              <w:t xml:space="preserve"> مشابه</w:t>
-            </w:r>
-            <w:r>
-              <w:rPr>
-                <w:rFonts w:cs="B Nazanin"/>
-                <w:noProof/>
-                <w:webHidden/>
-              </w:rPr>
-              <w:tab/>
-            </w:r>
-            <w:r>
-              <w:rPr>
-                <w:rFonts w:cs="B Nazanin"/>
-                <w:noProof/>
-                <w:webHidden/>
-              </w:rPr>
-              <w:fldChar w:fldCharType="begin"/>
-            </w:r>
-            <w:r>
-              <w:rPr>
-                <w:rFonts w:cs="B Nazanin"/>
-                <w:noProof/>
-                <w:webHidden/>
-              </w:rPr>
-              <w:instrText xml:space="preserve"> PAGEREF _Toc239361754 \h </w:instrText>
-            </w:r>
-            <w:r>
-              <w:rPr>
-                <w:rFonts w:cs="B Nazanin"/>
-                <w:noProof/>
-                <w:webHidden/>
-              </w:rPr>
-            </w:r>
-            <w:r>
-              <w:rPr>
-                <w:rFonts w:cs="B Nazanin"/>
-                <w:noProof/>
-                <w:webHidden/>
-              </w:rPr>
-              <w:fldChar w:fldCharType="separate"/>
-            </w:r>
-            <w:r>
-              <w:rPr>
-                <w:rFonts w:cs="B Nazanin"/>
-                <w:noProof/>
-                <w:webHidden/>
-                <w:rtl/>
-              </w:rPr>
-              <w:t>20</w:t>
-            </w:r>
-            <w:r>
-              <w:rPr>
-                <w:rFonts w:cs="B Nazanin"/>
-                <w:noProof/>
-                <w:webHidden/>
-              </w:rPr>
-              <w:fldChar w:fldCharType="end"/>
-            </w:r>
-          </w:hyperlink>
-        </w:p>
-        <w:p>
-          <w:pPr>
-            <w:pStyle w:val="TOC2"/>
-            <w:rPr>
-              <w:rFonts w:asciiTheme="minorHAnsi" w:eastAsiaTheme="minorEastAsia" w:hAnsiTheme="minorHAnsi" w:cs="B Nazanin"/>
-              <w:noProof/>
-            </w:rPr>
-          </w:pPr>
-          <w:hyperlink w:anchor="_Toc239361755" w:history="1">
-            <w:r>
-              <w:rPr>
-                <w:rStyle w:val="Hyperlink"/>
-                <w:rFonts w:eastAsiaTheme="majorEastAsia" w:cs="B Nazanin"/>
-                <w:noProof/>
-                <w:rtl/>
-              </w:rPr>
-              <w:t>2-8</w:t>
-            </w:r>
-            <w:r>
-              <w:rPr>
-                <w:rFonts w:asciiTheme="minorHAnsi" w:eastAsiaTheme="minorEastAsia" w:hAnsiTheme="minorHAnsi" w:cs="B Nazanin"/>
-                <w:noProof/>
-              </w:rPr>
-              <w:tab/>
-            </w:r>
-            <w:r>
-              <w:rPr>
-                <w:rStyle w:val="Hyperlink"/>
-                <w:rFonts w:eastAsiaTheme="majorEastAsia" w:cs="B Nazanin"/>
-                <w:noProof/>
-                <w:rtl/>
-              </w:rPr>
-              <w:t>جمعبند</w:t>
-            </w:r>
-            <w:r>
-              <w:rPr>
-                <w:rStyle w:val="Hyperlink"/>
-                <w:rFonts w:eastAsiaTheme="majorEastAsia" w:cs="B Nazanin" w:hint="cs"/>
-                <w:noProof/>
-                <w:rtl/>
-              </w:rPr>
-              <w:t>ی</w:t>
-            </w:r>
-            <w:r>
-              <w:rPr>
-                <w:rFonts w:cs="B Nazanin"/>
-                <w:noProof/>
-                <w:webHidden/>
-              </w:rPr>
-              <w:tab/>
-            </w:r>
-            <w:r>
-              <w:rPr>
-                <w:rFonts w:cs="B Nazanin"/>
-                <w:noProof/>
-                <w:webHidden/>
-              </w:rPr>
-              <w:fldChar w:fldCharType="begin"/>
-            </w:r>
-            <w:r>
-              <w:rPr>
-                <w:rFonts w:cs="B Nazanin"/>
-                <w:noProof/>
-                <w:webHidden/>
-              </w:rPr>
-              <w:instrText xml:space="preserve"> PAGEREF _Toc239361755 \h </w:instrText>
-            </w:r>
-            <w:r>
-              <w:rPr>
-                <w:rFonts w:cs="B Nazanin"/>
-                <w:noProof/>
-                <w:webHidden/>
-              </w:rPr>
-            </w:r>
-            <w:r>
-              <w:rPr>
-                <w:rFonts w:cs="B Nazanin"/>
-                <w:noProof/>
-                <w:webHidden/>
-              </w:rPr>
-              <w:fldChar w:fldCharType="separate"/>
-            </w:r>
-            <w:r>
-              <w:rPr>
-                <w:rFonts w:cs="B Nazanin"/>
-                <w:noProof/>
-                <w:webHidden/>
-                <w:rtl/>
-              </w:rPr>
-              <w:t>20</w:t>
-            </w:r>
-            <w:r>
-              <w:rPr>
-                <w:rFonts w:cs="B Nazanin"/>
                 <w:noProof/>
                 <w:webHidden/>
               </w:rPr>
@@ -6970,7 +6625,7 @@
               <w:lang w:bidi="ar-SA"/>
             </w:rPr>
           </w:pPr>
-          <w:hyperlink w:anchor="_Toc239361756" w:history="1">
+          <w:hyperlink w:anchor="_Toc239454394" w:history="1">
             <w:r>
               <w:rPr>
                 <w:rStyle w:val="Hyperlink"/>
@@ -7072,7 +6727,7 @@
               <w:rPr>
                 <w:webHidden/>
               </w:rPr>
-              <w:instrText xml:space="preserve"> PAGEREF _Toc239361756 \h </w:instrText>
+              <w:instrText xml:space="preserve"> PAGEREF _Toc239454394 \h </w:instrText>
             </w:r>
             <w:r>
               <w:rPr>
@@ -7091,7 +6746,7 @@
                 <w:rtl/>
                 <w:lang w:bidi="ar-SA"/>
               </w:rPr>
-              <w:t>21</w:t>
+              <w:t>20</w:t>
             </w:r>
             <w:r>
               <w:rPr>
@@ -7105,11 +6760,11 @@
           <w:pPr>
             <w:pStyle w:val="TOC2"/>
             <w:rPr>
-              <w:rFonts w:asciiTheme="minorHAnsi" w:eastAsiaTheme="minorEastAsia" w:hAnsiTheme="minorHAnsi" w:cs="B Nazanin"/>
+              <w:rFonts w:asciiTheme="minorHAnsi" w:eastAsiaTheme="minorEastAsia" w:hAnsiTheme="minorHAnsi"/>
               <w:noProof/>
             </w:rPr>
           </w:pPr>
-          <w:hyperlink w:anchor="_Toc239361757" w:history="1">
+          <w:hyperlink w:anchor="_Toc239454395" w:history="1">
             <w:r>
               <w:rPr>
                 <w:rStyle w:val="Hyperlink"/>
@@ -7121,7 +6776,7 @@
             </w:r>
             <w:r>
               <w:rPr>
-                <w:rFonts w:asciiTheme="minorHAnsi" w:eastAsiaTheme="minorEastAsia" w:hAnsiTheme="minorHAnsi" w:cs="B Nazanin"/>
+                <w:rFonts w:asciiTheme="minorHAnsi" w:eastAsiaTheme="minorEastAsia" w:hAnsiTheme="minorHAnsi"/>
                 <w:noProof/>
               </w:rPr>
               <w:tab/>
@@ -7137,7 +6792,6 @@
             </w:r>
             <w:r>
               <w:rPr>
-                <w:rFonts w:cs="B Nazanin"/>
                 <w:noProof/>
                 <w:webHidden/>
               </w:rPr>
@@ -7145,7 +6799,6 @@
             </w:r>
             <w:r>
               <w:rPr>
-                <w:rFonts w:cs="B Nazanin"/>
                 <w:noProof/>
                 <w:webHidden/>
               </w:rPr>
@@ -7153,22 +6806,19 @@
             </w:r>
             <w:r>
               <w:rPr>
-                <w:rFonts w:cs="B Nazanin"/>
                 <w:noProof/>
                 <w:webHidden/>
               </w:rPr>
-              <w:instrText xml:space="preserve"> PAGEREF _Toc239361757 \h </w:instrText>
-            </w:r>
-            <w:r>
-              <w:rPr>
-                <w:rFonts w:cs="B Nazanin"/>
+              <w:instrText xml:space="preserve"> PAGEREF _Toc239454395 \h </w:instrText>
+            </w:r>
+            <w:r>
+              <w:rPr>
                 <w:noProof/>
                 <w:webHidden/>
               </w:rPr>
             </w:r>
             <w:r>
               <w:rPr>
-                <w:rFonts w:cs="B Nazanin"/>
                 <w:noProof/>
                 <w:webHidden/>
               </w:rPr>
@@ -7176,16 +6826,14 @@
             </w:r>
             <w:r>
               <w:rPr>
-                <w:rFonts w:cs="B Nazanin"/>
                 <w:noProof/>
                 <w:webHidden/>
                 <w:rtl/>
               </w:rPr>
-              <w:t>22</w:t>
-            </w:r>
-            <w:r>
-              <w:rPr>
-                <w:rFonts w:cs="B Nazanin"/>
+              <w:t>21</w:t>
+            </w:r>
+            <w:r>
+              <w:rPr>
                 <w:noProof/>
                 <w:webHidden/>
               </w:rPr>
@@ -7196,15 +6844,12 @@
         <w:p>
           <w:pPr>
             <w:pStyle w:val="TOC2"/>
-            <w:tabs>
-              <w:tab w:val="left" w:pos="2226"/>
-            </w:tabs>
             <w:rPr>
-              <w:rFonts w:asciiTheme="minorHAnsi" w:eastAsiaTheme="minorEastAsia" w:hAnsiTheme="minorHAnsi" w:cs="B Nazanin"/>
+              <w:rFonts w:asciiTheme="minorHAnsi" w:eastAsiaTheme="minorEastAsia" w:hAnsiTheme="minorHAnsi"/>
               <w:noProof/>
             </w:rPr>
           </w:pPr>
-          <w:hyperlink w:anchor="_Toc239361758" w:history="1">
+          <w:hyperlink w:anchor="_Toc239454396" w:history="1">
             <w:r>
               <w:rPr>
                 <w:rStyle w:val="Hyperlink"/>
@@ -7216,7 +6861,7 @@
             </w:r>
             <w:r>
               <w:rPr>
-                <w:rFonts w:asciiTheme="minorHAnsi" w:eastAsiaTheme="minorEastAsia" w:hAnsiTheme="minorHAnsi" w:cs="B Nazanin"/>
+                <w:rFonts w:asciiTheme="minorHAnsi" w:eastAsiaTheme="minorEastAsia" w:hAnsiTheme="minorHAnsi"/>
                 <w:noProof/>
               </w:rPr>
               <w:tab/>
@@ -7259,7 +6904,6 @@
             </w:r>
             <w:r>
               <w:rPr>
-                <w:rFonts w:cs="B Nazanin"/>
                 <w:noProof/>
                 <w:webHidden/>
               </w:rPr>
@@ -7267,7 +6911,6 @@
             </w:r>
             <w:r>
               <w:rPr>
-                <w:rFonts w:cs="B Nazanin"/>
                 <w:noProof/>
                 <w:webHidden/>
               </w:rPr>
@@ -7275,22 +6918,19 @@
             </w:r>
             <w:r>
               <w:rPr>
-                <w:rFonts w:cs="B Nazanin"/>
                 <w:noProof/>
                 <w:webHidden/>
               </w:rPr>
-              <w:instrText xml:space="preserve"> PAGEREF _Toc239361758 \h </w:instrText>
-            </w:r>
-            <w:r>
-              <w:rPr>
-                <w:rFonts w:cs="B Nazanin"/>
+              <w:instrText xml:space="preserve"> PAGEREF _Toc239454396 \h </w:instrText>
+            </w:r>
+            <w:r>
+              <w:rPr>
                 <w:noProof/>
                 <w:webHidden/>
               </w:rPr>
             </w:r>
             <w:r>
               <w:rPr>
-                <w:rFonts w:cs="B Nazanin"/>
                 <w:noProof/>
                 <w:webHidden/>
               </w:rPr>
@@ -7298,16 +6938,14 @@
             </w:r>
             <w:r>
               <w:rPr>
-                <w:rFonts w:cs="B Nazanin"/>
                 <w:noProof/>
                 <w:webHidden/>
                 <w:rtl/>
               </w:rPr>
-              <w:t>22</w:t>
-            </w:r>
-            <w:r>
-              <w:rPr>
-                <w:rFonts w:cs="B Nazanin"/>
+              <w:t>21</w:t>
+            </w:r>
+            <w:r>
+              <w:rPr>
                 <w:noProof/>
                 <w:webHidden/>
               </w:rPr>
@@ -7318,15 +6956,12 @@
         <w:p>
           <w:pPr>
             <w:pStyle w:val="TOC2"/>
-            <w:tabs>
-              <w:tab w:val="left" w:pos="2499"/>
-            </w:tabs>
             <w:rPr>
-              <w:rFonts w:asciiTheme="minorHAnsi" w:eastAsiaTheme="minorEastAsia" w:hAnsiTheme="minorHAnsi" w:cs="B Nazanin"/>
+              <w:rFonts w:asciiTheme="minorHAnsi" w:eastAsiaTheme="minorEastAsia" w:hAnsiTheme="minorHAnsi"/>
               <w:noProof/>
             </w:rPr>
           </w:pPr>
-          <w:hyperlink w:anchor="_Toc239361759" w:history="1">
+          <w:hyperlink w:anchor="_Toc239454397" w:history="1">
             <w:r>
               <w:rPr>
                 <w:rStyle w:val="Hyperlink"/>
@@ -7338,7 +6973,7 @@
             </w:r>
             <w:r>
               <w:rPr>
-                <w:rFonts w:asciiTheme="minorHAnsi" w:eastAsiaTheme="minorEastAsia" w:hAnsiTheme="minorHAnsi" w:cs="B Nazanin"/>
+                <w:rFonts w:asciiTheme="minorHAnsi" w:eastAsiaTheme="minorEastAsia" w:hAnsiTheme="minorHAnsi"/>
                 <w:noProof/>
               </w:rPr>
               <w:tab/>
@@ -7373,6 +7008,14 @@
             <w:r>
               <w:rPr>
                 <w:rStyle w:val="Hyperlink"/>
+                <w:rFonts w:eastAsiaTheme="majorEastAsia" w:cs="B Nazanin" w:hint="eastAsia"/>
+                <w:noProof/>
+              </w:rPr>
+              <w:t>‌</w:t>
+            </w:r>
+            <w:r>
+              <w:rPr>
+                <w:rStyle w:val="Hyperlink"/>
                 <w:rFonts w:eastAsiaTheme="majorEastAsia" w:cs="B Nazanin"/>
                 <w:noProof/>
                 <w:rtl/>
@@ -7426,7 +7069,6 @@
             </w:r>
             <w:r>
               <w:rPr>
-                <w:rFonts w:cs="B Nazanin"/>
                 <w:noProof/>
                 <w:webHidden/>
               </w:rPr>
@@ -7434,7 +7076,6 @@
             </w:r>
             <w:r>
               <w:rPr>
-                <w:rFonts w:cs="B Nazanin"/>
                 <w:noProof/>
                 <w:webHidden/>
               </w:rPr>
@@ -7442,22 +7083,19 @@
             </w:r>
             <w:r>
               <w:rPr>
-                <w:rFonts w:cs="B Nazanin"/>
                 <w:noProof/>
                 <w:webHidden/>
               </w:rPr>
-              <w:instrText xml:space="preserve"> PAGEREF _Toc239361759 \h </w:instrText>
-            </w:r>
-            <w:r>
-              <w:rPr>
-                <w:rFonts w:cs="B Nazanin"/>
+              <w:instrText xml:space="preserve"> PAGEREF _Toc239454397 \h </w:instrText>
+            </w:r>
+            <w:r>
+              <w:rPr>
                 <w:noProof/>
                 <w:webHidden/>
               </w:rPr>
             </w:r>
             <w:r>
               <w:rPr>
-                <w:rFonts w:cs="B Nazanin"/>
                 <w:noProof/>
                 <w:webHidden/>
               </w:rPr>
@@ -7465,16 +7103,14 @@
             </w:r>
             <w:r>
               <w:rPr>
-                <w:rFonts w:cs="B Nazanin"/>
                 <w:noProof/>
                 <w:webHidden/>
                 <w:rtl/>
               </w:rPr>
-              <w:t>23</w:t>
-            </w:r>
-            <w:r>
-              <w:rPr>
-                <w:rFonts w:cs="B Nazanin"/>
+              <w:t>22</w:t>
+            </w:r>
+            <w:r>
+              <w:rPr>
                 <w:noProof/>
                 <w:webHidden/>
               </w:rPr>
@@ -7485,15 +7121,12 @@
         <w:p>
           <w:pPr>
             <w:pStyle w:val="TOC2"/>
-            <w:tabs>
-              <w:tab w:val="left" w:pos="1680"/>
-            </w:tabs>
             <w:rPr>
-              <w:rFonts w:asciiTheme="minorHAnsi" w:eastAsiaTheme="minorEastAsia" w:hAnsiTheme="minorHAnsi" w:cs="B Nazanin"/>
+              <w:rFonts w:asciiTheme="minorHAnsi" w:eastAsiaTheme="minorEastAsia" w:hAnsiTheme="minorHAnsi"/>
               <w:noProof/>
             </w:rPr>
           </w:pPr>
-          <w:hyperlink w:anchor="_Toc239361760" w:history="1">
+          <w:hyperlink w:anchor="_Toc239454398" w:history="1">
             <w:r>
               <w:rPr>
                 <w:rStyle w:val="Hyperlink"/>
@@ -7505,7 +7138,7 @@
             </w:r>
             <w:r>
               <w:rPr>
-                <w:rFonts w:asciiTheme="minorHAnsi" w:eastAsiaTheme="minorEastAsia" w:hAnsiTheme="minorHAnsi" w:cs="B Nazanin"/>
+                <w:rFonts w:asciiTheme="minorHAnsi" w:eastAsiaTheme="minorEastAsia" w:hAnsiTheme="minorHAnsi"/>
                 <w:noProof/>
               </w:rPr>
               <w:tab/>
@@ -7548,7 +7181,6 @@
             </w:r>
             <w:r>
               <w:rPr>
-                <w:rFonts w:cs="B Nazanin"/>
                 <w:noProof/>
                 <w:webHidden/>
               </w:rPr>
@@ -7556,7 +7188,6 @@
             </w:r>
             <w:r>
               <w:rPr>
-                <w:rFonts w:cs="B Nazanin"/>
                 <w:noProof/>
                 <w:webHidden/>
               </w:rPr>
@@ -7564,22 +7195,19 @@
             </w:r>
             <w:r>
               <w:rPr>
-                <w:rFonts w:cs="B Nazanin"/>
                 <w:noProof/>
                 <w:webHidden/>
               </w:rPr>
-              <w:instrText xml:space="preserve"> PAGEREF _Toc239361760 \h </w:instrText>
-            </w:r>
-            <w:r>
-              <w:rPr>
-                <w:rFonts w:cs="B Nazanin"/>
+              <w:instrText xml:space="preserve"> PAGEREF _Toc239454398 \h </w:instrText>
+            </w:r>
+            <w:r>
+              <w:rPr>
                 <w:noProof/>
                 <w:webHidden/>
               </w:rPr>
             </w:r>
             <w:r>
               <w:rPr>
-                <w:rFonts w:cs="B Nazanin"/>
                 <w:noProof/>
                 <w:webHidden/>
               </w:rPr>
@@ -7587,16 +7215,14 @@
             </w:r>
             <w:r>
               <w:rPr>
-                <w:rFonts w:cs="B Nazanin"/>
                 <w:noProof/>
                 <w:webHidden/>
                 <w:rtl/>
               </w:rPr>
-              <w:t>23</w:t>
-            </w:r>
-            <w:r>
-              <w:rPr>
-                <w:rFonts w:cs="B Nazanin"/>
+              <w:t>22</w:t>
+            </w:r>
+            <w:r>
+              <w:rPr>
                 <w:noProof/>
                 <w:webHidden/>
               </w:rPr>
@@ -7615,7 +7241,7 @@
               <w:noProof/>
             </w:rPr>
           </w:pPr>
-          <w:hyperlink w:anchor="_Toc239361761" w:history="1">
+          <w:hyperlink w:anchor="_Toc239454399" w:history="1">
             <w:r>
               <w:rPr>
                 <w:rStyle w:val="Hyperlink"/>
@@ -7662,7 +7288,7 @@
                 <w:noProof/>
                 <w:webHidden/>
               </w:rPr>
-              <w:instrText xml:space="preserve"> PAGEREF _Toc239361761 \h </w:instrText>
+              <w:instrText xml:space="preserve"> PAGEREF _Toc239454399 \h </w:instrText>
             </w:r>
             <w:r>
               <w:rPr>
@@ -7686,7 +7312,7 @@
                 <w:webHidden/>
                 <w:rtl/>
               </w:rPr>
-              <w:t>25</w:t>
+              <w:t>24</w:t>
             </w:r>
             <w:r>
               <w:rPr>
@@ -7702,11 +7328,11 @@
           <w:pPr>
             <w:pStyle w:val="TOC2"/>
             <w:rPr>
-              <w:rFonts w:asciiTheme="minorHAnsi" w:eastAsiaTheme="minorEastAsia" w:hAnsiTheme="minorHAnsi" w:cs="B Nazanin"/>
+              <w:rFonts w:asciiTheme="minorHAnsi" w:eastAsiaTheme="minorEastAsia" w:hAnsiTheme="minorHAnsi"/>
               <w:noProof/>
             </w:rPr>
           </w:pPr>
-          <w:hyperlink w:anchor="_Toc239361762" w:history="1">
+          <w:hyperlink w:anchor="_Toc239454400" w:history="1">
             <w:r>
               <w:rPr>
                 <w:rStyle w:val="Hyperlink"/>
@@ -7718,7 +7344,7 @@
             </w:r>
             <w:r>
               <w:rPr>
-                <w:rFonts w:asciiTheme="minorHAnsi" w:eastAsiaTheme="minorEastAsia" w:hAnsiTheme="minorHAnsi" w:cs="B Nazanin"/>
+                <w:rFonts w:asciiTheme="minorHAnsi" w:eastAsiaTheme="minorEastAsia" w:hAnsiTheme="minorHAnsi"/>
                 <w:noProof/>
               </w:rPr>
               <w:tab/>
@@ -7752,7 +7378,6 @@
             </w:r>
             <w:r>
               <w:rPr>
-                <w:rFonts w:cs="B Nazanin"/>
                 <w:noProof/>
                 <w:webHidden/>
               </w:rPr>
@@ -7760,7 +7385,6 @@
             </w:r>
             <w:r>
               <w:rPr>
-                <w:rFonts w:cs="B Nazanin"/>
                 <w:noProof/>
                 <w:webHidden/>
               </w:rPr>
@@ -7768,22 +7392,19 @@
             </w:r>
             <w:r>
               <w:rPr>
-                <w:rFonts w:cs="B Nazanin"/>
                 <w:noProof/>
                 <w:webHidden/>
               </w:rPr>
-              <w:instrText xml:space="preserve"> PAGEREF _Toc239361762 \h </w:instrText>
-            </w:r>
-            <w:r>
-              <w:rPr>
-                <w:rFonts w:cs="B Nazanin"/>
+              <w:instrText xml:space="preserve"> PAGEREF _Toc239454400 \h </w:instrText>
+            </w:r>
+            <w:r>
+              <w:rPr>
                 <w:noProof/>
                 <w:webHidden/>
               </w:rPr>
             </w:r>
             <w:r>
               <w:rPr>
-                <w:rFonts w:cs="B Nazanin"/>
                 <w:noProof/>
                 <w:webHidden/>
               </w:rPr>
@@ -7791,16 +7412,14 @@
             </w:r>
             <w:r>
               <w:rPr>
-                <w:rFonts w:cs="B Nazanin"/>
                 <w:noProof/>
                 <w:webHidden/>
                 <w:rtl/>
               </w:rPr>
-              <w:t>25</w:t>
-            </w:r>
-            <w:r>
-              <w:rPr>
-                <w:rFonts w:cs="B Nazanin"/>
+              <w:t>24</w:t>
+            </w:r>
+            <w:r>
+              <w:rPr>
                 <w:noProof/>
                 <w:webHidden/>
               </w:rPr>
@@ -7812,11 +7431,11 @@
           <w:pPr>
             <w:pStyle w:val="TOC2"/>
             <w:rPr>
-              <w:rFonts w:asciiTheme="minorHAnsi" w:eastAsiaTheme="minorEastAsia" w:hAnsiTheme="minorHAnsi" w:cs="B Nazanin"/>
+              <w:rFonts w:asciiTheme="minorHAnsi" w:eastAsiaTheme="minorEastAsia" w:hAnsiTheme="minorHAnsi"/>
               <w:noProof/>
             </w:rPr>
           </w:pPr>
-          <w:hyperlink w:anchor="_Toc239361763" w:history="1">
+          <w:hyperlink w:anchor="_Toc239454401" w:history="1">
             <w:r>
               <w:rPr>
                 <w:rStyle w:val="Hyperlink"/>
@@ -7828,7 +7447,7 @@
             </w:r>
             <w:r>
               <w:rPr>
-                <w:rFonts w:asciiTheme="minorHAnsi" w:eastAsiaTheme="minorEastAsia" w:hAnsiTheme="minorHAnsi" w:cs="B Nazanin"/>
+                <w:rFonts w:asciiTheme="minorHAnsi" w:eastAsiaTheme="minorEastAsia" w:hAnsiTheme="minorHAnsi"/>
                 <w:noProof/>
               </w:rPr>
               <w:tab/>
@@ -7840,7 +7459,25 @@
                 <w:noProof/>
                 <w:rtl/>
               </w:rPr>
-              <w:t>جمعبند</w:t>
+              <w:t>جمع</w:t>
+            </w:r>
+            <w:r>
+              <w:rPr>
+                <w:rStyle w:val="Hyperlink"/>
+                <w:rFonts w:eastAsiaTheme="majorEastAsia" w:cs="B Nazanin"/>
+                <w:noProof/>
+                <w:rtl/>
+              </w:rPr>
+              <w:t>‌ب</w:t>
+            </w:r>
+            <w:r>
+              <w:rPr>
+                <w:rStyle w:val="Hyperlink"/>
+                <w:rFonts w:eastAsiaTheme="majorEastAsia" w:cs="B Nazanin"/>
+                <w:noProof/>
+                <w:rtl/>
+              </w:rPr>
+              <w:t>ند</w:t>
             </w:r>
             <w:r>
               <w:rPr>
@@ -7853,7 +7490,6 @@
             </w:r>
             <w:r>
               <w:rPr>
-                <w:rFonts w:cs="B Nazanin"/>
                 <w:noProof/>
                 <w:webHidden/>
               </w:rPr>
@@ -7861,7 +7497,6 @@
             </w:r>
             <w:r>
               <w:rPr>
-                <w:rFonts w:cs="B Nazanin"/>
                 <w:noProof/>
                 <w:webHidden/>
               </w:rPr>
@@ -7869,22 +7504,19 @@
             </w:r>
             <w:r>
               <w:rPr>
-                <w:rFonts w:cs="B Nazanin"/>
                 <w:noProof/>
                 <w:webHidden/>
               </w:rPr>
-              <w:instrText xml:space="preserve"> PAGEREF _Toc239361763 \h </w:instrText>
-            </w:r>
-            <w:r>
-              <w:rPr>
-                <w:rFonts w:cs="B Nazanin"/>
+              <w:instrText xml:space="preserve"> PAGEREF _Toc239454401 \h </w:instrText>
+            </w:r>
+            <w:r>
+              <w:rPr>
                 <w:noProof/>
                 <w:webHidden/>
               </w:rPr>
             </w:r>
             <w:r>
               <w:rPr>
-                <w:rFonts w:cs="B Nazanin"/>
                 <w:noProof/>
                 <w:webHidden/>
               </w:rPr>
@@ -7892,16 +7524,14 @@
             </w:r>
             <w:r>
               <w:rPr>
-                <w:rFonts w:cs="B Nazanin"/>
                 <w:noProof/>
                 <w:webHidden/>
                 <w:rtl/>
               </w:rPr>
-              <w:t>25</w:t>
-            </w:r>
-            <w:r>
-              <w:rPr>
-                <w:rFonts w:cs="B Nazanin"/>
+              <w:t>24</w:t>
+            </w:r>
+            <w:r>
+              <w:rPr>
                 <w:noProof/>
                 <w:webHidden/>
               </w:rPr>
@@ -7919,7 +7549,7 @@
               <w:lang w:bidi="ar-SA"/>
             </w:rPr>
           </w:pPr>
-          <w:hyperlink w:anchor="_Toc239361764" w:history="1">
+          <w:hyperlink w:anchor="_Toc239454402" w:history="1">
             <w:r>
               <w:rPr>
                 <w:rStyle w:val="Hyperlink"/>
@@ -7943,7 +7573,7 @@
               <w:rPr>
                 <w:webHidden/>
               </w:rPr>
-              <w:instrText xml:space="preserve"> PAGEREF _Toc239361764 \h </w:instrText>
+              <w:instrText xml:space="preserve"> PAGEREF _Toc239454402 \h </w:instrText>
             </w:r>
             <w:r>
               <w:rPr>
@@ -7962,7 +7592,7 @@
                 <w:rtl/>
                 <w:lang w:bidi="ar-SA"/>
               </w:rPr>
-              <w:t>26</w:t>
+              <w:t>25</w:t>
             </w:r>
             <w:r>
               <w:rPr>
@@ -7982,13 +7612,28 @@
               <w:lang w:bidi="ar-SA"/>
             </w:rPr>
           </w:pPr>
-          <w:hyperlink w:anchor="_Toc239361765" w:history="1">
+          <w:hyperlink w:anchor="_Toc239454403" w:history="1">
             <w:r>
               <w:rPr>
                 <w:rStyle w:val="Hyperlink"/>
                 <w:rtl/>
               </w:rPr>
-              <w:t>واژهنامه</w:t>
+              <w:t>واژه</w:t>
+            </w:r>
+            <w:r>
+              <w:rPr>
+                <w:rStyle w:val="Hyperlink"/>
+                <w:rFonts w:hint="cs"/>
+                <w:rtl/>
+              </w:rPr>
+              <w:t>‌</w:t>
+            </w:r>
+            <w:r>
+              <w:rPr>
+                <w:rStyle w:val="Hyperlink"/>
+                <w:rtl/>
+              </w:rPr>
+              <w:t>نامه</w:t>
             </w:r>
             <w:r>
               <w:rPr>
@@ -8006,7 +7651,7 @@
               <w:rPr>
                 <w:webHidden/>
               </w:rPr>
-              <w:instrText xml:space="preserve"> PAGEREF _Toc239361765 \h </w:instrText>
+              <w:instrText xml:space="preserve"> PAGEREF _Toc239454403 \h </w:instrText>
             </w:r>
             <w:r>
               <w:rPr>
@@ -8025,7 +7670,7 @@
                 <w:rtl/>
                 <w:lang w:bidi="ar-SA"/>
               </w:rPr>
-              <w:t>29</w:t>
+              <w:t>28</w:t>
             </w:r>
             <w:r>
               <w:rPr>
@@ -8045,7 +7690,7 @@
               <w:lang w:bidi="ar-SA"/>
             </w:rPr>
           </w:pPr>
-          <w:hyperlink w:anchor="_Toc239361766" w:history="1">
+          <w:hyperlink w:anchor="_Toc239454404" w:history="1">
             <w:r>
               <w:rPr>
                 <w:rStyle w:val="Hyperlink"/>
@@ -8085,7 +7730,7 @@
               <w:rPr>
                 <w:webHidden/>
               </w:rPr>
-              <w:instrText xml:space="preserve"> PAGEREF _Toc239361766 \h </w:instrText>
+              <w:instrText xml:space="preserve"> PAGEREF _Toc239454404 \h </w:instrText>
             </w:r>
             <w:r>
               <w:rPr>
@@ -8160,6 +7805,24 @@
           <w:rFonts w:cs="B Nazanin"/>
           <w:b/>
           <w:bCs/>
+        </w:rPr>
+      </w:pPr>
+    </w:p>
+    <w:p>
+      <w:pPr>
+        <w:rPr>
+          <w:rFonts w:cs="B Nazanin"/>
+          <w:b/>
+          <w:bCs/>
+        </w:rPr>
+      </w:pPr>
+    </w:p>
+    <w:p>
+      <w:pPr>
+        <w:rPr>
+          <w:rFonts w:cs="B Nazanin"/>
+          <w:b/>
+          <w:bCs/>
           <w:rtl/>
         </w:rPr>
       </w:pPr>
@@ -8456,7 +8119,37 @@
           <w:rFonts w:cs="B Nazanin" w:hint="cs"/>
           <w:rtl/>
         </w:rPr>
-        <w:t>شکل 2-8  شمای کلی پروتکل X25519MLKEM768 در TLS 1.3</w:t>
+        <w:t xml:space="preserve">شکل 2-8  </w:t>
+      </w:r>
+      <w:r>
+        <w:rPr>
+          <w:rFonts w:ascii="Tahoma" w:eastAsia="Tahoma" w:hAnsi="Tahoma" w:cs="B Nazanin" w:hint="cs"/>
+          <w:rtl/>
+        </w:rPr>
+        <w:t xml:space="preserve">شمای کلی پروتکل </w:t>
+      </w:r>
+      <w:r>
+        <w:t>X25519MLKEM768</w:t>
+      </w:r>
+      <w:r>
+        <w:rPr>
+          <w:rFonts w:hint="cs"/>
+          <w:rtl/>
+        </w:rPr>
+        <w:t xml:space="preserve"> </w:t>
+      </w:r>
+      <w:r>
+        <w:rPr>
+          <w:rFonts w:cs="B Nazanin" w:hint="cs"/>
+          <w:rtl/>
+        </w:rPr>
+        <w:t xml:space="preserve">در </w:t>
+      </w:r>
+      <w:r>
+        <w:rPr>
+          <w:rFonts w:cs="B Nazanin"/>
+        </w:rPr>
+        <w:t>TLS 1.3</w:t>
       </w:r>
       <w:r>
         <w:rPr>
@@ -9405,7 +9098,21 @@
         <w:rPr>
           <w:rFonts w:cs="B Nazanin"/>
         </w:rPr>
-        <w:t>MLWE: Module Learning With Errors</w:t>
+        <w:t xml:space="preserve">MLWE: Module Learning </w:t>
+      </w:r>
+      <w:proofErr w:type="gramStart"/>
+      <w:r>
+        <w:rPr>
+          <w:rFonts w:cs="B Nazanin"/>
+        </w:rPr>
+        <w:t>With</w:t>
+      </w:r>
+      <w:proofErr w:type="gramEnd"/>
+      <w:r>
+        <w:rPr>
+          <w:rFonts w:cs="B Nazanin"/>
+        </w:rPr>
+        <w:t xml:space="preserve"> Errors</w:t>
       </w:r>
       <w:r>
         <w:rPr>
@@ -9782,7 +9489,7 @@
           <w:rtl/>
         </w:rPr>
       </w:pPr>
-      <w:bookmarkStart w:id="0" w:name="_Toc239361719"/>
+      <w:bookmarkStart w:id="0" w:name="_Toc239454359"/>
       <w:r>
         <w:rPr>
           <w:rFonts w:hint="cs"/>
@@ -9964,8 +9671,7 @@
         </w:rPr>
       </w:pPr>
       <w:bookmarkStart w:id="1" w:name="_Toc91846615"/>
-      <w:bookmarkStart w:id="2" w:name="_Toc239361720"/>
-      <w:commentRangeStart w:id="3"/>
+      <w:bookmarkStart w:id="2" w:name="_Toc239454360"/>
       <w:r>
         <w:rPr>
           <w:rFonts w:hint="cs"/>
@@ -9981,18 +9687,6 @@
           <w:rtl/>
         </w:rPr>
         <w:t xml:space="preserve"> </w:t>
-      </w:r>
-      <w:commentRangeEnd w:id="3"/>
-      <w:r>
-        <w:rPr>
-          <w:rStyle w:val="CommentReference"/>
-          <w:rFonts w:ascii="Times New Roman" w:eastAsia="Times New Roman" w:hAnsi="Times New Roman" w:cs="Times New Roman"/>
-          <w:b w:val="0"/>
-          <w:bCs w:val="0"/>
-          <w:color w:val="auto"/>
-          <w:lang w:bidi="fa-IR"/>
-        </w:rPr>
-        <w:commentReference w:id="3"/>
       </w:r>
       <w:bookmarkEnd w:id="2"/>
       <w:r>
@@ -10014,7 +9708,7 @@
           <w:rtl/>
         </w:rPr>
       </w:pPr>
-      <w:bookmarkStart w:id="4" w:name="_Toc91846620"/>
+      <w:bookmarkStart w:id="3" w:name="_Toc91846620"/>
       <w:r>
         <w:rPr>
           <w:rFonts w:cs="B Nazanin"/>
@@ -13048,9 +12742,8 @@
           <w:rtl/>
         </w:rPr>
       </w:pPr>
-      <w:bookmarkStart w:id="5" w:name="_Toc91846616"/>
-      <w:bookmarkStart w:id="6" w:name="_Toc239361721"/>
-      <w:commentRangeStart w:id="7"/>
+      <w:bookmarkStart w:id="4" w:name="_Toc91846616"/>
+      <w:bookmarkStart w:id="5" w:name="_Toc239454361"/>
       <w:r>
         <w:rPr>
           <w:rFonts w:hint="cs"/>
@@ -13058,20 +12751,8 @@
         </w:rPr>
         <w:t>بیان مسئله</w:t>
       </w:r>
-      <w:commentRangeEnd w:id="7"/>
-      <w:r>
-        <w:rPr>
-          <w:rStyle w:val="CommentReference"/>
-          <w:rFonts w:ascii="Times New Roman" w:eastAsia="Times New Roman" w:hAnsi="Times New Roman" w:cs="Times New Roman"/>
-          <w:b w:val="0"/>
-          <w:bCs w:val="0"/>
-          <w:color w:val="auto"/>
-          <w:lang w:bidi="fa-IR"/>
-        </w:rPr>
-        <w:commentReference w:id="7"/>
-      </w:r>
+      <w:bookmarkEnd w:id="4"/>
       <w:bookmarkEnd w:id="5"/>
-      <w:bookmarkEnd w:id="6"/>
     </w:p>
     <w:p>
       <w:pPr>
@@ -13587,7 +13268,7 @@
           <w:rtl/>
         </w:rPr>
       </w:pPr>
-      <w:bookmarkStart w:id="8" w:name="_Toc239361722"/>
+      <w:bookmarkStart w:id="6" w:name="_Toc239454362"/>
       <w:r>
         <w:rPr>
           <w:rtl/>
@@ -13695,7 +13376,7 @@
         </w:rPr>
         <w:t xml:space="preserve"> پساکوانتومی</w:t>
       </w:r>
-      <w:bookmarkEnd w:id="8"/>
+      <w:bookmarkEnd w:id="6"/>
     </w:p>
     <w:p>
       <w:pPr>
@@ -14148,7 +13829,7 @@
           <w:rtl/>
         </w:rPr>
       </w:pPr>
-      <w:bookmarkStart w:id="9" w:name="_Toc239361723"/>
+      <w:bookmarkStart w:id="7" w:name="_Toc239454363"/>
       <w:r>
         <w:rPr>
           <w:rtl/>
@@ -14196,7 +13877,7 @@
         </w:rPr>
         <w:footnoteReference w:id="15"/>
       </w:r>
-      <w:bookmarkEnd w:id="9"/>
+      <w:bookmarkEnd w:id="7"/>
       <w:r>
         <w:rPr>
           <w:rtl/>
@@ -14719,7 +14400,7 @@
           <w:rtl/>
         </w:rPr>
       </w:pPr>
-      <w:bookmarkStart w:id="10" w:name="_Toc239361724"/>
+      <w:bookmarkStart w:id="8" w:name="_Toc239454364"/>
       <w:r>
         <w:rPr>
           <w:rtl/>
@@ -14763,7 +14444,7 @@
         </w:rPr>
         <w:t xml:space="preserve"> هدف</w:t>
       </w:r>
-      <w:bookmarkEnd w:id="10"/>
+      <w:bookmarkEnd w:id="8"/>
     </w:p>
     <w:p>
       <w:pPr>
@@ -15269,7 +14950,7 @@
           <w:rtl/>
         </w:rPr>
       </w:pPr>
-      <w:bookmarkStart w:id="11" w:name="_Toc239361725"/>
+      <w:bookmarkStart w:id="9" w:name="_Toc239454365"/>
       <w:r>
         <w:rPr>
           <w:rtl/>
@@ -15371,7 +15052,7 @@
       <w:r>
         <w:t>PQC</w:t>
       </w:r>
-      <w:bookmarkEnd w:id="11"/>
+      <w:bookmarkEnd w:id="9"/>
     </w:p>
     <w:p>
       <w:pPr>
@@ -15983,7 +15664,7 @@
           <w:rtl/>
         </w:rPr>
       </w:pPr>
-      <w:bookmarkStart w:id="12" w:name="_Toc239361726"/>
+      <w:bookmarkStart w:id="10" w:name="_Toc239454366"/>
       <w:r>
         <w:rPr>
           <w:rtl/>
@@ -16056,7 +15737,7 @@
         </w:rPr>
         <w:t>ترکیبی</w:t>
       </w:r>
-      <w:bookmarkEnd w:id="12"/>
+      <w:bookmarkEnd w:id="10"/>
       <w:r>
         <w:rPr>
           <w:rtl/>
@@ -16465,7 +16146,7 @@
           <w:rtl/>
         </w:rPr>
       </w:pPr>
-      <w:bookmarkStart w:id="13" w:name="_Toc239361727"/>
+      <w:bookmarkStart w:id="11" w:name="_Toc239454367"/>
       <w:r>
         <w:rPr>
           <w:rFonts w:hint="cs"/>
@@ -16487,8 +16168,8 @@
         </w:rPr>
         <w:t xml:space="preserve"> پیشنهادی</w:t>
       </w:r>
-      <w:bookmarkEnd w:id="4"/>
-      <w:bookmarkEnd w:id="13"/>
+      <w:bookmarkEnd w:id="3"/>
+      <w:bookmarkEnd w:id="11"/>
       <w:r>
         <w:rPr>
           <w:rFonts w:hint="cs"/>
@@ -17138,7 +16819,7 @@
           <w:rtl/>
         </w:rPr>
       </w:pPr>
-      <w:bookmarkStart w:id="14" w:name="_Toc239361728"/>
+      <w:bookmarkStart w:id="12" w:name="_Toc239454368"/>
       <w:r>
         <w:rPr>
           <w:rStyle w:val="Heading3Char"/>
@@ -17279,7 +16960,7 @@
         </w:rPr>
         <w:t>ی</w:t>
       </w:r>
-      <w:bookmarkEnd w:id="14"/>
+      <w:bookmarkEnd w:id="12"/>
     </w:p>
     <w:p>
       <w:pPr>
@@ -18042,7 +17723,7 @@
           <w:rtl/>
         </w:rPr>
       </w:pPr>
-      <w:bookmarkStart w:id="15" w:name="_Toc239361729"/>
+      <w:bookmarkStart w:id="13" w:name="_Toc239454369"/>
       <w:r>
         <w:rPr>
           <w:rStyle w:val="Heading3Char"/>
@@ -18116,7 +17797,7 @@
         </w:rPr>
         <w:t xml:space="preserve"> مشترک</w:t>
       </w:r>
-      <w:bookmarkEnd w:id="15"/>
+      <w:bookmarkEnd w:id="13"/>
       <w:r>
         <w:rPr>
           <w:rtl/>
@@ -20032,7 +19713,7 @@
           <w:rtl/>
         </w:rPr>
       </w:pPr>
-      <w:bookmarkStart w:id="16" w:name="_Toc239361730"/>
+      <w:bookmarkStart w:id="14" w:name="_Toc239454370"/>
       <w:r>
         <w:rPr>
           <w:rStyle w:val="Heading3Char"/>
@@ -20139,7 +19820,7 @@
         </w:rPr>
         <w:t>ی</w:t>
       </w:r>
-      <w:bookmarkEnd w:id="16"/>
+      <w:bookmarkEnd w:id="14"/>
       <w:r>
         <w:rPr>
           <w:rtl/>
@@ -20799,7 +20480,7 @@
         </w:rPr>
         <w:t xml:space="preserve"> </w:t>
       </w:r>
-      <w:bookmarkStart w:id="17" w:name="_Toc239361731"/>
+      <w:bookmarkStart w:id="15" w:name="_Toc239454371"/>
       <w:r>
         <w:rPr>
           <w:rStyle w:val="Heading3Char"/>
@@ -20885,7 +20566,7 @@
         </w:rPr>
         <w:t>ی</w:t>
       </w:r>
-      <w:bookmarkEnd w:id="17"/>
+      <w:bookmarkEnd w:id="15"/>
       <w:r>
         <w:rPr>
           <w:rtl/>
@@ -21063,7 +20744,7 @@
           <w:color w:val="000000" w:themeColor="text1"/>
           <w:rtl/>
         </w:rPr>
-        <w:t>انتقال</w:t>
+        <w:t>شیفت</w:t>
       </w:r>
       <w:r>
         <w:rPr>
@@ -21326,7 +21007,7 @@
           <w:rtl/>
         </w:rPr>
       </w:pPr>
-      <w:bookmarkStart w:id="18" w:name="_Toc239361732"/>
+      <w:bookmarkStart w:id="16" w:name="_Toc239454372"/>
       <w:r>
         <w:rPr>
           <w:rtl/>
@@ -21376,7 +21057,7 @@
       <w:r>
         <w:t>FPGA</w:t>
       </w:r>
-      <w:bookmarkEnd w:id="18"/>
+      <w:bookmarkEnd w:id="16"/>
       <w:r>
         <w:rPr>
           <w:rtl/>
@@ -21874,7 +21555,7 @@
           <w:rtl/>
         </w:rPr>
       </w:pPr>
-      <w:bookmarkStart w:id="19" w:name="_Toc239361733"/>
+      <w:bookmarkStart w:id="17" w:name="_Toc239454373"/>
       <w:r>
         <w:rPr>
           <w:rtl/>
@@ -21954,7 +21635,7 @@
         </w:rPr>
         <w:t>توافق کلید ترکیبی</w:t>
       </w:r>
-      <w:bookmarkEnd w:id="19"/>
+      <w:bookmarkEnd w:id="17"/>
       <w:r>
         <w:rPr>
           <w:rtl/>
@@ -22277,7 +21958,7 @@
           <w:rtl/>
         </w:rPr>
       </w:pPr>
-      <w:bookmarkStart w:id="20" w:name="_Toc239361734"/>
+      <w:bookmarkStart w:id="18" w:name="_Toc239454374"/>
       <w:r>
         <w:rPr>
           <w:rFonts w:hint="cs"/>
@@ -22293,7 +21974,7 @@
         </w:rPr>
         <w:t>پروژه</w:t>
       </w:r>
-      <w:bookmarkEnd w:id="20"/>
+      <w:bookmarkEnd w:id="18"/>
     </w:p>
     <w:p>
       <w:pPr>
@@ -23434,8 +23115,8 @@
           <w:rtl/>
         </w:rPr>
         <w:sectPr>
-          <w:headerReference w:type="default" r:id="rId17"/>
-          <w:footerReference w:type="default" r:id="rId18"/>
+          <w:headerReference w:type="default" r:id="rId14"/>
+          <w:footerReference w:type="default" r:id="rId15"/>
           <w:footnotePr>
             <w:numRestart w:val="eachPage"/>
           </w:footnotePr>
@@ -23541,34 +23222,34 @@
           <w:rtl/>
         </w:rPr>
       </w:pPr>
-      <w:bookmarkStart w:id="21" w:name="_Toc92495912"/>
-      <w:bookmarkStart w:id="22" w:name="_Toc92572225"/>
+      <w:bookmarkStart w:id="19" w:name="_Toc92495912"/>
+      <w:bookmarkStart w:id="20" w:name="_Toc92572225"/>
+      <w:bookmarkEnd w:id="19"/>
+      <w:bookmarkEnd w:id="20"/>
+    </w:p>
+    <w:p>
+      <w:pPr>
+        <w:pStyle w:val="Style1"/>
+        <w:rPr>
+          <w:rtl/>
+        </w:rPr>
+      </w:pPr>
+      <w:bookmarkStart w:id="21" w:name="_Toc239454375"/>
+      <w:r>
+        <w:rPr>
+          <w:rFonts w:hint="cs"/>
+          <w:rtl/>
+        </w:rPr>
+        <w:t xml:space="preserve">فصل دوم: </w:t>
+      </w:r>
+      <w:r>
+        <w:rPr>
+          <w:rFonts w:hint="cs"/>
+          <w:rtl/>
+        </w:rPr>
+        <w:t>مفاهیم پایه و کارهای مرتبط</w:t>
+      </w:r>
       <w:bookmarkEnd w:id="21"/>
-      <w:bookmarkEnd w:id="22"/>
-    </w:p>
-    <w:p>
-      <w:pPr>
-        <w:pStyle w:val="Style1"/>
-        <w:rPr>
-          <w:rtl/>
-        </w:rPr>
-      </w:pPr>
-      <w:bookmarkStart w:id="23" w:name="_Toc239361735"/>
-      <w:r>
-        <w:rPr>
-          <w:rFonts w:hint="cs"/>
-          <w:rtl/>
-        </w:rPr>
-        <w:t xml:space="preserve">فصل دوم: </w:t>
-      </w:r>
-      <w:r>
-        <w:rPr>
-          <w:rFonts w:hint="cs"/>
-          <w:rtl/>
-        </w:rPr>
-        <w:t>مفاهیم پایه و کارهای مرتبط</w:t>
-      </w:r>
-      <w:bookmarkEnd w:id="23"/>
     </w:p>
     <w:p>
       <w:pPr>
@@ -23737,8 +23418,8 @@
           <w:rtl/>
         </w:rPr>
         <w:sectPr>
-          <w:headerReference w:type="default" r:id="rId19"/>
-          <w:footerReference w:type="default" r:id="rId20"/>
+          <w:headerReference w:type="default" r:id="rId16"/>
+          <w:footerReference w:type="default" r:id="rId17"/>
           <w:footnotePr>
             <w:numRestart w:val="eachPage"/>
           </w:footnotePr>
@@ -23758,7 +23439,7 @@
           <w:rtl/>
         </w:rPr>
       </w:pPr>
-      <w:bookmarkStart w:id="24" w:name="_Toc239361736"/>
+      <w:bookmarkStart w:id="22" w:name="_Toc239454376"/>
       <w:r>
         <w:rPr>
           <w:rFonts w:hint="cs"/>
@@ -23767,7 +23448,7 @@
         <w:lastRenderedPageBreak/>
         <w:t>مقدمه</w:t>
       </w:r>
-      <w:bookmarkEnd w:id="24"/>
+      <w:bookmarkEnd w:id="22"/>
       <w:r>
         <w:rPr>
           <w:rFonts w:hint="cs"/>
@@ -25071,7 +24752,7 @@
         </w:rPr>
         <w:t xml:space="preserve"> </w:t>
       </w:r>
-      <w:bookmarkStart w:id="25" w:name="_Toc239361737"/>
+      <w:bookmarkStart w:id="23" w:name="_Toc239454377"/>
       <w:r>
         <w:rPr>
           <w:rStyle w:val="Heading2Char"/>
@@ -25175,7 +24856,7 @@
         </w:rPr>
         <w:t>Curve25519</w:t>
       </w:r>
-      <w:bookmarkEnd w:id="25"/>
+      <w:bookmarkEnd w:id="23"/>
     </w:p>
     <w:p>
       <w:pPr>
@@ -25199,7 +24880,7 @@
         </w:rPr>
         <w:t xml:space="preserve"> </w:t>
       </w:r>
-      <w:bookmarkStart w:id="26" w:name="_Toc239361738"/>
+      <w:bookmarkStart w:id="24" w:name="_Toc239454378"/>
       <w:r>
         <w:rPr>
           <w:rtl/>
@@ -25266,7 +24947,7 @@
         </w:rPr>
         <w:t>ی</w:t>
       </w:r>
-      <w:bookmarkEnd w:id="26"/>
+      <w:bookmarkEnd w:id="24"/>
     </w:p>
     <w:p>
       <w:pPr>
@@ -26785,11 +26466,11 @@
         <w:lastRenderedPageBreak/>
         <w:t xml:space="preserve"> </w:t>
       </w:r>
-      <w:bookmarkStart w:id="27" w:name="_Toc239361739"/>
+      <w:bookmarkStart w:id="25" w:name="_Toc239454379"/>
       <w:r>
         <w:t>Curve25519</w:t>
       </w:r>
-      <w:bookmarkEnd w:id="27"/>
+      <w:bookmarkEnd w:id="25"/>
     </w:p>
     <w:p>
       <w:pPr>
@@ -27839,7 +27520,7 @@
                     <pic:cNvPicPr/>
                   </pic:nvPicPr>
                   <pic:blipFill>
-                    <a:blip r:embed="rId21"/>
+                    <a:blip r:embed="rId18"/>
                     <a:stretch>
                       <a:fillRect/>
                     </a:stretch>
@@ -28795,7 +28476,7 @@
           <w:rtl/>
         </w:rPr>
       </w:pPr>
-      <w:bookmarkStart w:id="28" w:name="_Toc239361740"/>
+      <w:bookmarkStart w:id="26" w:name="_Toc239454380"/>
       <w:r>
         <w:rPr>
           <w:rtl/>
@@ -28832,7 +28513,7 @@
       <w:r>
         <w:t>Curve25519</w:t>
       </w:r>
-      <w:bookmarkEnd w:id="28"/>
+      <w:bookmarkEnd w:id="26"/>
     </w:p>
     <w:p>
       <w:pPr>
@@ -29595,7 +29276,7 @@
                     <pic:cNvPicPr/>
                   </pic:nvPicPr>
                   <pic:blipFill>
-                    <a:blip r:embed="rId22"/>
+                    <a:blip r:embed="rId19"/>
                     <a:stretch>
                       <a:fillRect/>
                     </a:stretch>
@@ -29761,7 +29442,7 @@
                     </pic:cNvPicPr>
                   </pic:nvPicPr>
                   <pic:blipFill>
-                    <a:blip r:embed="rId23">
+                    <a:blip r:embed="rId20">
                       <a:extLst>
                         <a:ext uri="{28A0092B-C50C-407E-A947-70E740481C1C}">
                           <a14:useLocalDpi xmlns:a14="http://schemas.microsoft.com/office/drawing/2010/main" val="0"/>
@@ -29913,7 +29594,7 @@
           <w:rtl/>
         </w:rPr>
       </w:pPr>
-      <w:bookmarkStart w:id="29" w:name="_Toc239361741"/>
+      <w:bookmarkStart w:id="27" w:name="_Toc239454381"/>
       <w:r>
         <w:rPr>
           <w:rtl/>
@@ -29970,7 +29651,7 @@
       <w:r>
         <w:t>Kyber</w:t>
       </w:r>
-      <w:bookmarkEnd w:id="29"/>
+      <w:bookmarkEnd w:id="27"/>
     </w:p>
     <w:p>
       <w:pPr>
@@ -29986,7 +29667,7 @@
         </w:rPr>
         <w:t xml:space="preserve"> </w:t>
       </w:r>
-      <w:bookmarkStart w:id="30" w:name="_Toc239361742"/>
+      <w:bookmarkStart w:id="28" w:name="_Toc239454382"/>
       <w:r>
         <w:rPr>
           <w:rtl/>
@@ -30026,7 +29707,7 @@
         </w:rPr>
         <w:t>ی</w:t>
       </w:r>
-      <w:bookmarkEnd w:id="30"/>
+      <w:bookmarkEnd w:id="28"/>
     </w:p>
     <w:p>
       <w:pPr>
@@ -30838,7 +30519,7 @@
         </w:rPr>
         <w:t xml:space="preserve"> </w:t>
       </w:r>
-      <w:bookmarkStart w:id="31" w:name="_Toc239361743"/>
+      <w:bookmarkStart w:id="29" w:name="_Toc239454383"/>
       <w:r>
         <w:rPr>
           <w:rtl/>
@@ -30868,7 +30549,7 @@
       <w:r>
         <w:t>Kyber</w:t>
       </w:r>
-      <w:bookmarkEnd w:id="31"/>
+      <w:bookmarkEnd w:id="29"/>
     </w:p>
     <w:p>
       <w:pPr>
@@ -32651,7 +32332,7 @@
                     </pic:cNvPicPr>
                   </pic:nvPicPr>
                   <pic:blipFill>
-                    <a:blip r:embed="rId24"/>
+                    <a:blip r:embed="rId21"/>
                     <a:srcRect/>
                     <a:stretch>
                       <a:fillRect/>
@@ -33031,7 +32712,7 @@
         </w:rPr>
         <w:t xml:space="preserve"> </w:t>
       </w:r>
-      <w:bookmarkStart w:id="32" w:name="_Toc239361744"/>
+      <w:bookmarkStart w:id="30" w:name="_Toc239454384"/>
       <w:r>
         <w:rPr>
           <w:rtl/>
@@ -33068,7 +32749,7 @@
       <w:r>
         <w:t>Kyber</w:t>
       </w:r>
-      <w:bookmarkEnd w:id="32"/>
+      <w:bookmarkEnd w:id="30"/>
     </w:p>
     <w:p>
       <w:pPr>
@@ -33723,7 +33404,7 @@
                     <pic:cNvPicPr/>
                   </pic:nvPicPr>
                   <pic:blipFill>
-                    <a:blip r:embed="rId25"/>
+                    <a:blip r:embed="rId22"/>
                     <a:stretch>
                       <a:fillRect/>
                     </a:stretch>
@@ -34121,7 +33802,7 @@
                     <pic:cNvPicPr/>
                   </pic:nvPicPr>
                   <pic:blipFill>
-                    <a:blip r:embed="rId26"/>
+                    <a:blip r:embed="rId23"/>
                     <a:stretch>
                       <a:fillRect/>
                     </a:stretch>
@@ -34425,7 +34106,7 @@
                     <pic:cNvPicPr/>
                   </pic:nvPicPr>
                   <pic:blipFill>
-                    <a:blip r:embed="rId27"/>
+                    <a:blip r:embed="rId24"/>
                     <a:stretch>
                       <a:fillRect/>
                     </a:stretch>
@@ -34558,7 +34239,7 @@
           <w:rtl/>
         </w:rPr>
       </w:pPr>
-      <w:bookmarkStart w:id="33" w:name="_Toc239361745"/>
+      <w:bookmarkStart w:id="31" w:name="_Toc239454385"/>
       <w:r>
         <w:rPr>
           <w:rtl/>
@@ -34614,7 +34295,7 @@
       <w:r>
         <w:t>TLS</w:t>
       </w:r>
-      <w:bookmarkEnd w:id="33"/>
+      <w:bookmarkEnd w:id="31"/>
     </w:p>
     <w:p>
       <w:pPr>
@@ -34988,11 +34669,11 @@
         </w:rPr>
         <w:t xml:space="preserve"> </w:t>
       </w:r>
-      <w:bookmarkStart w:id="34" w:name="_Toc239361746"/>
+      <w:bookmarkStart w:id="32" w:name="_Toc239454386"/>
       <w:r>
         <w:t>X25519MLKEM768</w:t>
       </w:r>
-      <w:bookmarkEnd w:id="34"/>
+      <w:bookmarkEnd w:id="32"/>
     </w:p>
     <w:p>
       <w:pPr>
@@ -35505,11 +35186,11 @@
         </w:rPr>
         <w:t xml:space="preserve"> </w:t>
       </w:r>
-      <w:bookmarkStart w:id="35" w:name="_Toc239361747"/>
+      <w:bookmarkStart w:id="33" w:name="_Toc239454387"/>
       <w:r>
         <w:t>SecP256r1MLKEM768</w:t>
       </w:r>
-      <w:bookmarkEnd w:id="35"/>
+      <w:bookmarkEnd w:id="33"/>
       <w:r>
         <w:rPr>
           <w:rtl/>
@@ -35797,11 +35478,11 @@
         <w:lastRenderedPageBreak/>
         <w:t xml:space="preserve"> </w:t>
       </w:r>
-      <w:bookmarkStart w:id="36" w:name="_Toc239361748"/>
+      <w:bookmarkStart w:id="34" w:name="_Toc239454388"/>
       <w:r>
         <w:t>SecP384r1MLKEM1024</w:t>
       </w:r>
-      <w:bookmarkEnd w:id="36"/>
+      <w:bookmarkEnd w:id="34"/>
       <w:r>
         <w:rPr>
           <w:rStyle w:val="Heading3Char"/>
@@ -36428,7 +36109,7 @@
                     </pic:cNvPicPr>
                   </pic:nvPicPr>
                   <pic:blipFill>
-                    <a:blip r:embed="rId28" cstate="print">
+                    <a:blip r:embed="rId25" cstate="print">
                       <a:extLst>
                         <a:ext uri="{28A0092B-C50C-407E-A947-70E740481C1C}">
                           <a14:useLocalDpi xmlns:a14="http://schemas.microsoft.com/office/drawing/2010/main" val="0"/>
@@ -36572,7 +36253,7 @@
         <w:lastRenderedPageBreak/>
         <w:t xml:space="preserve"> </w:t>
       </w:r>
-      <w:bookmarkStart w:id="37" w:name="_Toc239361749"/>
+      <w:bookmarkStart w:id="35" w:name="_Toc239454389"/>
       <w:r>
         <w:rPr>
           <w:rtl/>
@@ -36592,7 +36273,7 @@
         </w:rPr>
         <w:t xml:space="preserve"> مرتبط</w:t>
       </w:r>
-      <w:bookmarkEnd w:id="37"/>
+      <w:bookmarkEnd w:id="35"/>
     </w:p>
     <w:p>
       <w:pPr>
@@ -36608,7 +36289,7 @@
         </w:rPr>
         <w:t xml:space="preserve"> </w:t>
       </w:r>
-      <w:bookmarkStart w:id="38" w:name="_Toc239361750"/>
+      <w:bookmarkStart w:id="36" w:name="_Toc239454390"/>
       <w:r>
         <w:rPr>
           <w:rtl/>
@@ -36658,7 +36339,7 @@
       <w:r>
         <w:t>Curve25519</w:t>
       </w:r>
-      <w:bookmarkEnd w:id="38"/>
+      <w:bookmarkEnd w:id="36"/>
     </w:p>
     <w:p>
       <w:pPr>
@@ -37512,7 +37193,7 @@
         </w:rPr>
         <w:t xml:space="preserve"> </w:t>
       </w:r>
-      <w:bookmarkStart w:id="39" w:name="_Toc239361751"/>
+      <w:bookmarkStart w:id="37" w:name="_Toc239454391"/>
       <w:r>
         <w:rPr>
           <w:rtl/>
@@ -37562,7 +37243,7 @@
       <w:r>
         <w:t>Kyber</w:t>
       </w:r>
-      <w:bookmarkEnd w:id="39"/>
+      <w:bookmarkEnd w:id="37"/>
     </w:p>
     <w:p>
       <w:pPr>
@@ -38292,7 +37973,7 @@
         </w:rPr>
         <w:t xml:space="preserve"> </w:t>
       </w:r>
-      <w:bookmarkStart w:id="40" w:name="_Toc239361752"/>
+      <w:bookmarkStart w:id="38" w:name="_Toc239454392"/>
       <w:r>
         <w:rPr>
           <w:rtl/>
@@ -38366,7 +38047,7 @@
         </w:rPr>
         <w:t xml:space="preserve"> مشترک</w:t>
       </w:r>
-      <w:bookmarkEnd w:id="40"/>
+      <w:bookmarkEnd w:id="38"/>
     </w:p>
     <w:p>
       <w:pPr>
@@ -40148,7 +39829,7 @@
         </w:rPr>
         <w:t xml:space="preserve"> </w:t>
       </w:r>
-      <w:bookmarkStart w:id="41" w:name="_Toc239361753"/>
+      <w:bookmarkStart w:id="39" w:name="_Toc239454393"/>
       <w:r>
         <w:rPr>
           <w:rtl/>
@@ -40162,7 +39843,7 @@
         </w:rPr>
         <w:t>ی</w:t>
       </w:r>
-      <w:bookmarkEnd w:id="41"/>
+      <w:bookmarkEnd w:id="39"/>
     </w:p>
     <w:p>
       <w:pPr>
@@ -41377,8 +41058,8 @@
           <w:sz w:val="28"/>
         </w:rPr>
         <w:sectPr>
-          <w:headerReference w:type="default" r:id="rId29"/>
-          <w:footerReference w:type="default" r:id="rId30"/>
+          <w:headerReference w:type="default" r:id="rId26"/>
+          <w:footerReference w:type="default" r:id="rId27"/>
           <w:footnotePr>
             <w:numRestart w:val="eachPage"/>
           </w:footnotePr>
@@ -41517,7 +41198,7 @@
           <w:rtl/>
         </w:rPr>
       </w:pPr>
-      <w:bookmarkStart w:id="42" w:name="_Toc239361756"/>
+      <w:bookmarkStart w:id="40" w:name="_Toc239454394"/>
       <w:r>
         <w:rPr>
           <w:rFonts w:hint="cs"/>
@@ -41546,7 +41227,7 @@
         </w:rPr>
         <w:t>گیری</w:t>
       </w:r>
-      <w:bookmarkEnd w:id="42"/>
+      <w:bookmarkEnd w:id="40"/>
       <w:r>
         <w:rPr>
           <w:rFonts w:hint="cs"/>
@@ -41563,8 +41244,8 @@
           <w:rtl/>
         </w:rPr>
         <w:sectPr>
-          <w:headerReference w:type="default" r:id="rId31"/>
-          <w:footerReference w:type="default" r:id="rId32"/>
+          <w:headerReference w:type="default" r:id="rId28"/>
+          <w:footerReference w:type="default" r:id="rId29"/>
           <w:footnotePr>
             <w:numRestart w:val="eachPage"/>
           </w:footnotePr>
@@ -41592,7 +41273,7 @@
         <w:lastRenderedPageBreak/>
         <w:t xml:space="preserve"> </w:t>
       </w:r>
-      <w:bookmarkStart w:id="43" w:name="_Toc239361757"/>
+      <w:bookmarkStart w:id="41" w:name="_Toc239454395"/>
       <w:r>
         <w:rPr>
           <w:rFonts w:hint="cs"/>
@@ -41600,7 +41281,7 @@
         </w:rPr>
         <w:t>مقدمه</w:t>
       </w:r>
-      <w:bookmarkEnd w:id="43"/>
+      <w:bookmarkEnd w:id="41"/>
       <w:r>
         <w:rPr>
           <w:rFonts w:hint="cs"/>
@@ -41994,7 +41675,7 @@
         </w:rPr>
         <w:t xml:space="preserve"> </w:t>
       </w:r>
-      <w:bookmarkStart w:id="44" w:name="_Toc239361758"/>
+      <w:bookmarkStart w:id="42" w:name="_Toc239454396"/>
       <w:r>
         <w:rPr>
           <w:rFonts w:hint="cs"/>
@@ -42003,7 +41684,7 @@
         </w:rPr>
         <w:t>ساختار روش پیشنهادی</w:t>
       </w:r>
-      <w:bookmarkEnd w:id="44"/>
+      <w:bookmarkEnd w:id="42"/>
       <w:r>
         <w:rPr>
           <w:rFonts w:hint="cs"/>
@@ -42300,7 +41981,7 @@
         <w:lastRenderedPageBreak/>
         <w:t xml:space="preserve"> </w:t>
       </w:r>
-      <w:bookmarkStart w:id="45" w:name="_Toc239361759"/>
+      <w:bookmarkStart w:id="43" w:name="_Toc239454397"/>
       <w:r>
         <w:rPr>
           <w:rFonts w:hint="cs"/>
@@ -42335,7 +42016,7 @@
         </w:rPr>
         <w:t>روش پیشنهادی</w:t>
       </w:r>
-      <w:bookmarkEnd w:id="45"/>
+      <w:bookmarkEnd w:id="43"/>
     </w:p>
     <w:p>
       <w:pPr>
@@ -42614,7 +42295,7 @@
         </w:rPr>
         <w:t xml:space="preserve"> </w:t>
       </w:r>
-      <w:bookmarkStart w:id="46" w:name="_Toc239361760"/>
+      <w:bookmarkStart w:id="44" w:name="_Toc239454398"/>
       <w:r>
         <w:rPr>
           <w:rFonts w:hint="cs"/>
@@ -42622,7 +42303,7 @@
         </w:rPr>
         <w:t>روش ارزیابی</w:t>
       </w:r>
-      <w:bookmarkEnd w:id="46"/>
+      <w:bookmarkEnd w:id="44"/>
     </w:p>
     <w:p>
       <w:pPr>
@@ -42896,7 +42577,7 @@
             <wp:cNvGraphicFramePr/>
             <a:graphic xmlns:a="http://schemas.openxmlformats.org/drawingml/2006/main">
               <a:graphicData uri="http://schemas.openxmlformats.org/drawingml/2006/diagram">
-                <dgm:relIds xmlns:dgm="http://schemas.openxmlformats.org/drawingml/2006/diagram" xmlns:r="http://schemas.openxmlformats.org/officeDocument/2006/relationships" r:dm="rId33" r:lo="rId34" r:qs="rId35" r:cs="rId36"/>
+                <dgm:relIds xmlns:dgm="http://schemas.openxmlformats.org/drawingml/2006/diagram" xmlns:r="http://schemas.openxmlformats.org/officeDocument/2006/relationships" r:dm="rId30" r:lo="rId31" r:qs="rId32" r:cs="rId33"/>
               </a:graphicData>
             </a:graphic>
           </wp:inline>
@@ -42913,7 +42594,6 @@
           <w:rtl/>
         </w:rPr>
       </w:pPr>
-      <w:commentRangeStart w:id="47"/>
       <w:r>
         <w:rPr>
           <w:rFonts w:cs="B Nazanin" w:hint="cs"/>
@@ -42937,14 +42617,6 @@
           <w:rtl/>
         </w:rPr>
         <w:t>5-1. اجزای روش ارزیابی آزمایشی</w:t>
-      </w:r>
-      <w:commentRangeEnd w:id="47"/>
-      <w:r>
-        <w:rPr>
-          <w:rStyle w:val="CommentReference"/>
-          <w:rtl/>
-        </w:rPr>
-        <w:commentReference w:id="47"/>
       </w:r>
     </w:p>
     <w:p>
@@ -43298,7 +42970,7 @@
           <w:rFonts w:eastAsia="Times New Roman"/>
         </w:rPr>
       </w:pPr>
-      <w:bookmarkStart w:id="48" w:name="_Toc91846624"/>
+      <w:bookmarkStart w:id="45" w:name="_Toc91846624"/>
       <w:r>
         <w:rPr>
           <w:rFonts w:eastAsia="Times New Roman" w:hint="cs"/>
@@ -43307,7 +42979,7 @@
         <w:lastRenderedPageBreak/>
         <w:t xml:space="preserve"> </w:t>
       </w:r>
-      <w:bookmarkStart w:id="49" w:name="_Toc239361761"/>
+      <w:bookmarkStart w:id="46" w:name="_Toc239454399"/>
       <w:r>
         <w:rPr>
           <w:rFonts w:eastAsia="Times New Roman" w:hint="cs"/>
@@ -43315,7 +42987,7 @@
         </w:rPr>
         <w:t>مجوزها</w:t>
       </w:r>
-      <w:bookmarkEnd w:id="49"/>
+      <w:bookmarkEnd w:id="46"/>
       <w:r>
         <w:rPr>
           <w:rFonts w:eastAsia="Times New Roman" w:hint="cs"/>
@@ -43323,7 +42995,7 @@
         </w:rPr>
         <w:t xml:space="preserve"> </w:t>
       </w:r>
-      <w:bookmarkEnd w:id="48"/>
+      <w:bookmarkEnd w:id="45"/>
       <w:r>
         <w:rPr>
           <w:rFonts w:eastAsia="Times New Roman" w:hint="cs"/>
@@ -43429,7 +43101,7 @@
         </w:rPr>
         <w:t xml:space="preserve"> </w:t>
       </w:r>
-      <w:bookmarkStart w:id="50" w:name="_Toc239361762"/>
+      <w:bookmarkStart w:id="47" w:name="_Toc239454400"/>
       <w:r>
         <w:rPr>
           <w:rFonts w:hint="cs"/>
@@ -43438,7 +43110,7 @@
         </w:rPr>
         <w:t>نتایج</w:t>
       </w:r>
-      <w:bookmarkEnd w:id="50"/>
+      <w:bookmarkEnd w:id="47"/>
       <w:r>
         <w:rPr>
           <w:rFonts w:hint="cs"/>
@@ -43672,7 +43344,7 @@
         </w:rPr>
         <w:t xml:space="preserve"> </w:t>
       </w:r>
-      <w:bookmarkStart w:id="51" w:name="_Toc239361763"/>
+      <w:bookmarkStart w:id="48" w:name="_Toc239454401"/>
       <w:r>
         <w:rPr>
           <w:rFonts w:hint="cs"/>
@@ -43682,18 +43354,19 @@
       </w:r>
       <w:r>
         <w:rPr>
-          <w:rtl/>
-        </w:rPr>
-        <w:softHyphen/>
-      </w:r>
-      <w:r>
-        <w:rPr>
           <w:rFonts w:hint="cs"/>
           <w:rtl/>
         </w:rPr>
+        <w:t>‌</w:t>
+      </w:r>
+      <w:r>
+        <w:rPr>
+          <w:rFonts w:hint="cs"/>
+          <w:rtl/>
+        </w:rPr>
         <w:t>بندی</w:t>
       </w:r>
-      <w:bookmarkEnd w:id="51"/>
+      <w:bookmarkEnd w:id="48"/>
       <w:r>
         <w:rPr>
           <w:rFonts w:hint="cs"/>
@@ -43818,8 +43491,8 @@
           <w:rtl/>
         </w:rPr>
         <w:sectPr>
-          <w:headerReference w:type="default" r:id="rId38"/>
-          <w:footerReference w:type="default" r:id="rId39"/>
+          <w:headerReference w:type="default" r:id="rId35"/>
+          <w:footerReference w:type="default" r:id="rId36"/>
           <w:footnotePr>
             <w:numRestart w:val="eachPage"/>
           </w:footnotePr>
@@ -43835,7 +43508,7 @@
         <w:pStyle w:val="Style1"/>
         <w:jc w:val="left"/>
       </w:pPr>
-      <w:bookmarkStart w:id="52" w:name="_Toc239361764"/>
+      <w:bookmarkStart w:id="49" w:name="_Toc239454402"/>
       <w:r>
         <w:rPr>
           <w:rFonts w:hint="cs"/>
@@ -43846,7 +43519,7 @@
         <w:lastRenderedPageBreak/>
         <w:t>منابع</w:t>
       </w:r>
-      <w:bookmarkEnd w:id="52"/>
+      <w:bookmarkEnd w:id="49"/>
     </w:p>
     <w:p>
       <w:pPr>
@@ -44452,6 +44125,9 @@
       <w:pPr>
         <w:pStyle w:val="ds-markdown-paragraph"/>
         <w:jc w:val="both"/>
+        <w:rPr>
+          <w:rtl/>
+        </w:rPr>
       </w:pPr>
       <w:r>
         <w:lastRenderedPageBreak/>
@@ -44464,7 +44140,15 @@
         <w:t xml:space="preserve">] </w:t>
       </w:r>
       <w:r>
-        <w:t xml:space="preserve">H. Huang, J. Zheng, Z. Chen, S. Zhao, H. Wu, B. Yu, and Z. Liu, "Review of Modular Multiplication Algorithms over Prime Fields for Public-Key Cryptosystems," </w:t>
+        <w:t xml:space="preserve">H. Huang, J. Zheng, Z. Chen, S. Zhao, H. Wu, B. Yu, and Z. Liu, "Review of Modular Multiplication Algorithms </w:t>
+      </w:r>
+      <w:proofErr w:type="gramStart"/>
+      <w:r>
+        <w:t>over</w:t>
+      </w:r>
+      <w:proofErr w:type="gramEnd"/>
+      <w:r>
+        <w:t xml:space="preserve"> Prime Fields for Public-Key Cryptosystems," </w:t>
       </w:r>
       <w:r>
         <w:rPr>
@@ -44479,6 +44163,174 @@
     </w:p>
     <w:p>
       <w:pPr>
+        <w:pStyle w:val="ds-markdown-paragraph"/>
+        <w:jc w:val="both"/>
+        <w:rPr>
+          <w:rtl/>
+        </w:rPr>
+      </w:pPr>
+    </w:p>
+    <w:p>
+      <w:pPr>
+        <w:pStyle w:val="ds-markdown-paragraph"/>
+        <w:jc w:val="both"/>
+        <w:rPr>
+          <w:rtl/>
+        </w:rPr>
+      </w:pPr>
+    </w:p>
+    <w:p>
+      <w:pPr>
+        <w:pStyle w:val="ds-markdown-paragraph"/>
+        <w:jc w:val="both"/>
+        <w:rPr>
+          <w:rtl/>
+        </w:rPr>
+      </w:pPr>
+    </w:p>
+    <w:p>
+      <w:pPr>
+        <w:pStyle w:val="ds-markdown-paragraph"/>
+        <w:jc w:val="both"/>
+        <w:rPr>
+          <w:rtl/>
+        </w:rPr>
+      </w:pPr>
+    </w:p>
+    <w:p>
+      <w:pPr>
+        <w:pStyle w:val="ds-markdown-paragraph"/>
+        <w:jc w:val="both"/>
+        <w:rPr>
+          <w:rtl/>
+        </w:rPr>
+      </w:pPr>
+    </w:p>
+    <w:p>
+      <w:pPr>
+        <w:pStyle w:val="ds-markdown-paragraph"/>
+        <w:jc w:val="both"/>
+        <w:rPr>
+          <w:rtl/>
+        </w:rPr>
+      </w:pPr>
+    </w:p>
+    <w:p>
+      <w:pPr>
+        <w:pStyle w:val="ds-markdown-paragraph"/>
+        <w:jc w:val="both"/>
+        <w:rPr>
+          <w:rtl/>
+        </w:rPr>
+      </w:pPr>
+    </w:p>
+    <w:p>
+      <w:pPr>
+        <w:pStyle w:val="ds-markdown-paragraph"/>
+        <w:jc w:val="both"/>
+        <w:rPr>
+          <w:rtl/>
+        </w:rPr>
+      </w:pPr>
+    </w:p>
+    <w:p>
+      <w:pPr>
+        <w:pStyle w:val="ds-markdown-paragraph"/>
+        <w:jc w:val="both"/>
+        <w:rPr>
+          <w:rtl/>
+        </w:rPr>
+      </w:pPr>
+    </w:p>
+    <w:p>
+      <w:pPr>
+        <w:pStyle w:val="ds-markdown-paragraph"/>
+        <w:jc w:val="both"/>
+        <w:rPr>
+          <w:rtl/>
+        </w:rPr>
+      </w:pPr>
+    </w:p>
+    <w:p>
+      <w:pPr>
+        <w:pStyle w:val="ds-markdown-paragraph"/>
+        <w:jc w:val="both"/>
+        <w:rPr>
+          <w:rtl/>
+        </w:rPr>
+      </w:pPr>
+    </w:p>
+    <w:p>
+      <w:pPr>
+        <w:pStyle w:val="ds-markdown-paragraph"/>
+        <w:jc w:val="both"/>
+        <w:rPr>
+          <w:rtl/>
+        </w:rPr>
+      </w:pPr>
+    </w:p>
+    <w:p>
+      <w:pPr>
+        <w:pStyle w:val="ds-markdown-paragraph"/>
+        <w:jc w:val="both"/>
+        <w:rPr>
+          <w:rtl/>
+        </w:rPr>
+      </w:pPr>
+    </w:p>
+    <w:p>
+      <w:pPr>
+        <w:pStyle w:val="ds-markdown-paragraph"/>
+        <w:jc w:val="both"/>
+        <w:rPr>
+          <w:rtl/>
+        </w:rPr>
+      </w:pPr>
+    </w:p>
+    <w:p>
+      <w:pPr>
+        <w:pStyle w:val="ds-markdown-paragraph"/>
+        <w:jc w:val="both"/>
+        <w:rPr>
+          <w:rtl/>
+        </w:rPr>
+      </w:pPr>
+    </w:p>
+    <w:p>
+      <w:pPr>
+        <w:pStyle w:val="ds-markdown-paragraph"/>
+        <w:jc w:val="both"/>
+        <w:rPr>
+          <w:rtl/>
+        </w:rPr>
+      </w:pPr>
+    </w:p>
+    <w:p>
+      <w:pPr>
+        <w:pStyle w:val="ds-markdown-paragraph"/>
+        <w:jc w:val="both"/>
+        <w:rPr>
+          <w:rtl/>
+        </w:rPr>
+      </w:pPr>
+    </w:p>
+    <w:p>
+      <w:pPr>
+        <w:pStyle w:val="ds-markdown-paragraph"/>
+        <w:jc w:val="both"/>
+        <w:rPr>
+          <w:rtl/>
+        </w:rPr>
+      </w:pPr>
+    </w:p>
+    <w:p>
+      <w:pPr>
+        <w:pStyle w:val="ds-markdown-paragraph"/>
+        <w:jc w:val="both"/>
+      </w:pPr>
+    </w:p>
+    <w:p>
+      <w:pPr>
         <w:pStyle w:val="Style1"/>
         <w:jc w:val="left"/>
         <w:rPr>
@@ -44487,7 +44339,7 @@
           <w:rtl/>
         </w:rPr>
       </w:pPr>
-      <w:bookmarkStart w:id="53" w:name="_Toc239361765"/>
+      <w:bookmarkStart w:id="50" w:name="_Toc239454403"/>
       <w:r>
         <w:rPr>
           <w:rFonts w:hint="cs"/>
@@ -44495,6 +44347,7 @@
           <w:szCs w:val="36"/>
           <w:rtl/>
         </w:rPr>
+        <w:lastRenderedPageBreak/>
         <w:t>واژه</w:t>
       </w:r>
       <w:r>
@@ -44504,10 +44357,19 @@
           <w:szCs w:val="36"/>
           <w:rtl/>
         </w:rPr>
+        <w:t>‌</w:t>
+      </w:r>
+      <w:r>
+        <w:rPr>
+          <w:rFonts w:hint="cs"/>
+          <w:sz w:val="36"/>
+          <w:szCs w:val="36"/>
+          <w:rtl/>
+        </w:rPr>
         <w:softHyphen/>
         <w:t>نامه</w:t>
       </w:r>
-      <w:bookmarkEnd w:id="53"/>
+      <w:bookmarkEnd w:id="50"/>
     </w:p>
     <w:tbl>
       <w:tblPr>
@@ -45395,7 +45257,6 @@
               <w:rPr>
                 <w:rFonts w:cs="B Nazanin"/>
               </w:rPr>
-              <w:lastRenderedPageBreak/>
               <w:t>Module Lattices</w:t>
             </w:r>
           </w:p>
@@ -45482,6 +45343,7 @@
               <w:rPr>
                 <w:rFonts w:cs="B Nazanin"/>
               </w:rPr>
+              <w:lastRenderedPageBreak/>
               <w:t>Montgomery Reduction</w:t>
             </w:r>
           </w:p>
@@ -46226,7 +46088,6 @@
               <w:spacing w:line="360" w:lineRule="auto"/>
               <w:rPr>
                 <w:rFonts w:cs="B Nazanin"/>
-                <w:rtl/>
               </w:rPr>
             </w:pPr>
             <w:r>
@@ -46234,7 +46095,14 @@
                 <w:rFonts w:cs="B Nazanin" w:hint="cs"/>
                 <w:rtl/>
               </w:rPr>
-              <w:t>شبکه‌های جمع-و-انتقال</w:t>
+              <w:t>شبکه‌های جمع-و-</w:t>
+            </w:r>
+            <w:r>
+              <w:rPr>
+                <w:rFonts w:cs="B Nazanin" w:hint="cs"/>
+                <w:rtl/>
+              </w:rPr>
+              <w:t>شیفت</w:t>
             </w:r>
           </w:p>
         </w:tc>
@@ -46340,6 +46208,28 @@
     <w:p>
       <w:pPr>
         <w:spacing w:line="360" w:lineRule="auto"/>
+        <w:rPr>
+          <w:rFonts w:cs="B Nazanin"/>
+          <w:sz w:val="20"/>
+          <w:szCs w:val="20"/>
+          <w:rtl/>
+        </w:rPr>
+      </w:pPr>
+    </w:p>
+    <w:p>
+      <w:pPr>
+        <w:spacing w:line="360" w:lineRule="auto"/>
+        <w:rPr>
+          <w:rFonts w:cs="B Nazanin"/>
+          <w:sz w:val="20"/>
+          <w:szCs w:val="20"/>
+          <w:rtl/>
+        </w:rPr>
+      </w:pPr>
+    </w:p>
+    <w:p>
+      <w:pPr>
+        <w:spacing w:line="360" w:lineRule="auto"/>
         <w:jc w:val="both"/>
         <w:rPr>
           <w:rFonts w:cs="B Nazanin"/>
@@ -46350,7 +46240,7 @@
           <w:rtl/>
         </w:rPr>
       </w:pPr>
-      <w:bookmarkStart w:id="54" w:name="_Toc239361766"/>
+      <w:bookmarkStart w:id="51" w:name="_Toc239454404"/>
       <w:r>
         <w:rPr>
           <w:rStyle w:val="Style1Char"/>
@@ -46362,7 +46252,7 @@
         <w:lastRenderedPageBreak/>
         <w:t>پیوست</w:t>
       </w:r>
-      <w:bookmarkEnd w:id="54"/>
+      <w:bookmarkEnd w:id="51"/>
       <w:r>
         <w:rPr>
           <w:rFonts w:cs="B Nazanin"/>
@@ -46373,73 +46263,6 @@
           <w:rtl/>
         </w:rPr>
         <w:softHyphen/>
-      </w:r>
-    </w:p>
-    <w:p>
-      <w:pPr>
-        <w:spacing w:line="360" w:lineRule="auto"/>
-        <w:ind w:left="11" w:firstLine="284"/>
-        <w:jc w:val="both"/>
-        <w:rPr>
-          <w:rFonts w:cs="B Nazanin"/>
-          <w:rtl/>
-        </w:rPr>
-      </w:pPr>
-      <w:r>
-        <w:rPr>
-          <w:rFonts w:cs="B Nazanin" w:hint="cs"/>
-          <w:rtl/>
-        </w:rPr>
-        <w:t xml:space="preserve">پس از </w:t>
-      </w:r>
-      <w:r>
-        <w:rPr>
-          <w:rFonts w:cs="B Nazanin" w:hint="cs"/>
-          <w:rtl/>
-        </w:rPr>
-        <w:t>بخش</w:t>
-      </w:r>
-      <w:r>
-        <w:rPr>
-          <w:rFonts w:cs="B Nazanin" w:hint="cs"/>
-          <w:rtl/>
-        </w:rPr>
-        <w:t xml:space="preserve"> </w:t>
-      </w:r>
-      <w:r>
-        <w:rPr>
-          <w:rFonts w:cs="B Nazanin" w:hint="cs"/>
-          <w:rtl/>
-        </w:rPr>
-        <w:t>منابع، بخش پیوست درج می</w:t>
-      </w:r>
-      <w:r>
-        <w:rPr>
-          <w:rFonts w:cs="B Nazanin"/>
-          <w:rtl/>
-        </w:rPr>
-        <w:softHyphen/>
-      </w:r>
-      <w:r>
-        <w:rPr>
-          <w:rFonts w:cs="B Nazanin" w:hint="cs"/>
-          <w:rtl/>
-        </w:rPr>
-        <w:t>شود. چه مطالبی به بخش پیوست منتقل می</w:t>
-      </w:r>
-      <w:r>
-        <w:rPr>
-          <w:rFonts w:cs="B Nazanin"/>
-          <w:rtl/>
-        </w:rPr>
-        <w:softHyphen/>
-      </w:r>
-      <w:r>
-        <w:rPr>
-          <w:rFonts w:cs="B Nazanin" w:hint="cs"/>
-          <w:rtl/>
-        </w:rPr>
-        <w:t xml:space="preserve">شوند: </w:t>
       </w:r>
     </w:p>
     <w:p>
@@ -46455,280 +46278,21 @@
           <w:rFonts w:cs="B Nazanin"/>
         </w:rPr>
       </w:pPr>
-      <w:r>
-        <w:rPr>
-          <w:rFonts w:cs="B Nazanin" w:hint="cs"/>
-          <w:rtl/>
-        </w:rPr>
-        <w:t>کدهای نوشته</w:t>
-      </w:r>
-      <w:r>
-        <w:rPr>
-          <w:rFonts w:cs="B Nazanin"/>
-          <w:rtl/>
-        </w:rPr>
-        <w:softHyphen/>
-      </w:r>
-      <w:r>
-        <w:rPr>
-          <w:rFonts w:cs="B Nazanin" w:hint="cs"/>
-          <w:rtl/>
-        </w:rPr>
-        <w:t xml:space="preserve">شده در یک فضای ابری مانند گوگل درایو، دراپ باکس، گیت هاب قرار گرفته و لینک آن درج شود. </w:t>
-      </w:r>
-    </w:p>
-    <w:p>
-      <w:pPr>
-        <w:pStyle w:val="ListParagraph"/>
-        <w:numPr>
-          <w:ilvl w:val="0"/>
-          <w:numId w:val="6"/>
-        </w:numPr>
-        <w:spacing w:line="360" w:lineRule="auto"/>
-        <w:jc w:val="both"/>
-        <w:rPr>
-          <w:rFonts w:cs="B Nazanin"/>
-          <w:rtl/>
-        </w:rPr>
-      </w:pPr>
-      <w:r>
-        <w:rPr>
-          <w:rFonts w:cs="B Nazanin" w:hint="cs"/>
-          <w:rtl/>
-        </w:rPr>
-        <w:t>مطالبی که حجیم بوده و جریان فکری گزارش را قطع می</w:t>
-      </w:r>
-      <w:r>
-        <w:rPr>
-          <w:rFonts w:cs="B Nazanin"/>
-          <w:rtl/>
-        </w:rPr>
-        <w:softHyphen/>
-      </w:r>
-      <w:r>
-        <w:rPr>
-          <w:rFonts w:cs="B Nazanin" w:hint="cs"/>
-          <w:rtl/>
-        </w:rPr>
-        <w:t>کنند</w:t>
-      </w:r>
-      <w:r>
-        <w:rPr>
-          <w:rFonts w:cs="B Nazanin" w:hint="cs"/>
-          <w:rtl/>
-        </w:rPr>
-        <w:t xml:space="preserve">. </w:t>
-      </w:r>
-    </w:p>
-    <w:p>
-      <w:pPr>
-        <w:pStyle w:val="ListParagraph"/>
-        <w:numPr>
-          <w:ilvl w:val="0"/>
-          <w:numId w:val="6"/>
-        </w:numPr>
-        <w:spacing w:line="360" w:lineRule="auto"/>
-        <w:jc w:val="both"/>
-        <w:rPr>
-          <w:rFonts w:cs="B Nazanin"/>
-        </w:rPr>
-      </w:pPr>
-      <w:r>
-        <w:rPr>
-          <w:rFonts w:cs="B Nazanin" w:hint="cs"/>
-          <w:rtl/>
-        </w:rPr>
-        <w:t>مطالبی که مطالب اصلی نیستند اما ارائه آن</w:t>
-      </w:r>
-      <w:r>
-        <w:rPr>
-          <w:rFonts w:cs="B Nazanin"/>
-          <w:rtl/>
-        </w:rPr>
-        <w:softHyphen/>
-      </w:r>
-      <w:r>
-        <w:rPr>
-          <w:rFonts w:cs="B Nazanin" w:hint="cs"/>
-          <w:rtl/>
-        </w:rPr>
-        <w:t>ها در گزارش</w:t>
-      </w:r>
+      <w:hyperlink r:id="rId37" w:history="1">
+        <w:r>
+          <w:rPr>
+            <w:rStyle w:val="Hyperlink"/>
+            <w:rFonts w:cs="B Nazanin"/>
+          </w:rPr>
+          <w:t>https://github.com/Alihashemi3689/BS_Project</w:t>
+        </w:r>
+      </w:hyperlink>
       <w:r>
         <w:rPr>
           <w:rFonts w:cs="B Nazanin" w:hint="cs"/>
           <w:rtl/>
         </w:rPr>
         <w:t xml:space="preserve"> </w:t>
-      </w:r>
-      <w:r>
-        <w:rPr>
-          <w:rFonts w:cs="B Nazanin" w:hint="cs"/>
-          <w:rtl/>
-        </w:rPr>
-        <w:t>پروژه</w:t>
-      </w:r>
-      <w:r>
-        <w:rPr>
-          <w:rFonts w:cs="B Nazanin" w:hint="cs"/>
-          <w:rtl/>
-        </w:rPr>
-        <w:t xml:space="preserve"> لازم است</w:t>
-      </w:r>
-      <w:r>
-        <w:rPr>
-          <w:rFonts w:cs="B Nazanin" w:hint="cs"/>
-          <w:rtl/>
-        </w:rPr>
-        <w:t xml:space="preserve">. </w:t>
-      </w:r>
-    </w:p>
-    <w:p>
-      <w:pPr>
-        <w:pStyle w:val="ListParagraph"/>
-        <w:numPr>
-          <w:ilvl w:val="0"/>
-          <w:numId w:val="6"/>
-        </w:numPr>
-        <w:spacing w:line="360" w:lineRule="auto"/>
-        <w:jc w:val="both"/>
-        <w:rPr>
-          <w:rFonts w:cs="B Nazanin"/>
-        </w:rPr>
-      </w:pPr>
-      <w:r>
-        <w:rPr>
-          <w:rFonts w:cs="B Nazanin" w:hint="cs"/>
-          <w:rtl/>
-        </w:rPr>
-        <w:t>داده</w:t>
-      </w:r>
-      <w:r>
-        <w:rPr>
-          <w:rFonts w:cs="B Nazanin"/>
-          <w:rtl/>
-        </w:rPr>
-        <w:softHyphen/>
-      </w:r>
-      <w:r>
-        <w:rPr>
-          <w:rFonts w:cs="B Nazanin" w:hint="cs"/>
-          <w:rtl/>
-        </w:rPr>
-        <w:t>های زیاد</w:t>
-      </w:r>
-      <w:r>
-        <w:rPr>
-          <w:rFonts w:cs="B Nazanin" w:hint="cs"/>
-          <w:rtl/>
-        </w:rPr>
-        <w:t>.</w:t>
-      </w:r>
-    </w:p>
-    <w:p>
-      <w:pPr>
-        <w:pStyle w:val="ListParagraph"/>
-        <w:numPr>
-          <w:ilvl w:val="0"/>
-          <w:numId w:val="6"/>
-        </w:numPr>
-        <w:spacing w:line="360" w:lineRule="auto"/>
-        <w:jc w:val="both"/>
-        <w:rPr>
-          <w:rFonts w:cs="B Nazanin"/>
-        </w:rPr>
-      </w:pPr>
-      <w:r>
-        <w:rPr>
-          <w:rFonts w:cs="B Nazanin" w:hint="cs"/>
-          <w:rtl/>
-        </w:rPr>
-        <w:t>فلوچارت و نقشه</w:t>
-      </w:r>
-      <w:r>
-        <w:rPr>
-          <w:rFonts w:cs="B Nazanin"/>
-          <w:rtl/>
-        </w:rPr>
-        <w:softHyphen/>
-      </w:r>
-      <w:r>
-        <w:rPr>
-          <w:rFonts w:cs="B Nazanin" w:hint="cs"/>
-          <w:rtl/>
-        </w:rPr>
-        <w:t>های بزرگ</w:t>
-      </w:r>
-      <w:r>
-        <w:rPr>
-          <w:rFonts w:cs="B Nazanin" w:hint="cs"/>
-          <w:rtl/>
-        </w:rPr>
-        <w:t>.</w:t>
-      </w:r>
-    </w:p>
-    <w:p>
-      <w:pPr>
-        <w:pStyle w:val="ListParagraph"/>
-        <w:numPr>
-          <w:ilvl w:val="0"/>
-          <w:numId w:val="6"/>
-        </w:numPr>
-        <w:spacing w:line="360" w:lineRule="auto"/>
-        <w:jc w:val="both"/>
-        <w:rPr>
-          <w:rFonts w:cs="B Nazanin"/>
-        </w:rPr>
-      </w:pPr>
-      <w:r>
-        <w:rPr>
-          <w:rFonts w:cs="B Nazanin" w:hint="cs"/>
-          <w:rtl/>
-        </w:rPr>
-        <w:t>لیست برنامه</w:t>
-      </w:r>
-      <w:r>
-        <w:rPr>
-          <w:rFonts w:cs="B Nazanin"/>
-          <w:rtl/>
-        </w:rPr>
-        <w:softHyphen/>
-      </w:r>
-      <w:r>
-        <w:rPr>
-          <w:rFonts w:cs="B Nazanin" w:hint="cs"/>
-          <w:rtl/>
-        </w:rPr>
-        <w:t>های کامپیوتری</w:t>
-      </w:r>
-      <w:r>
-        <w:rPr>
-          <w:rFonts w:cs="B Nazanin" w:hint="cs"/>
-          <w:rtl/>
-        </w:rPr>
-        <w:t xml:space="preserve">. </w:t>
-      </w:r>
-    </w:p>
-    <w:p>
-      <w:pPr>
-        <w:pStyle w:val="ListParagraph"/>
-        <w:numPr>
-          <w:ilvl w:val="0"/>
-          <w:numId w:val="6"/>
-        </w:numPr>
-        <w:spacing w:line="360" w:lineRule="auto"/>
-        <w:jc w:val="both"/>
-        <w:rPr>
-          <w:rFonts w:cs="B Nazanin"/>
-          <w:rtl/>
-        </w:rPr>
-      </w:pPr>
-      <w:r>
-        <w:rPr>
-          <w:rFonts w:cs="B Nazanin" w:hint="cs"/>
-          <w:rtl/>
-        </w:rPr>
-        <w:t>تصاویری از محیط یا سیستم که در اولویت دوم نمایش به خواننده هستند. تصاویر اولویت دار و مهم سیستم پیشنهادی در فصلهای 4 و 5 نمایش داده می شوند.</w:t>
       </w:r>
     </w:p>
     <w:p>
@@ -46741,317 +46305,6 @@
           <w:rtl/>
         </w:rPr>
       </w:pPr>
-      <w:r>
-        <w:rPr>
-          <w:rFonts w:cs="B Nazanin" w:hint="cs"/>
-          <w:rtl/>
-        </w:rPr>
-        <w:t>درنتیجه،</w:t>
-      </w:r>
-      <w:r>
-        <w:rPr>
-          <w:rFonts w:cs="B Nazanin"/>
-        </w:rPr>
-        <w:t xml:space="preserve"> </w:t>
-      </w:r>
-      <w:r>
-        <w:rPr>
-          <w:rFonts w:cs="B Nazanin"/>
-          <w:rtl/>
-        </w:rPr>
-        <w:t>هدف از به كار</w:t>
-      </w:r>
-      <w:r>
-        <w:rPr>
-          <w:rFonts w:cs="B Nazanin" w:hint="cs"/>
-          <w:rtl/>
-        </w:rPr>
-        <w:t xml:space="preserve"> </w:t>
-      </w:r>
-      <w:r>
-        <w:rPr>
-          <w:rFonts w:cs="B Nazanin"/>
-          <w:rtl/>
-        </w:rPr>
-        <w:t>بردن پيوست</w:t>
-      </w:r>
-      <w:r>
-        <w:rPr>
-          <w:rFonts w:cs="B Nazanin"/>
-        </w:rPr>
-        <w:t>‌</w:t>
-      </w:r>
-      <w:r>
-        <w:rPr>
-          <w:rFonts w:cs="B Nazanin"/>
-          <w:rtl/>
-        </w:rPr>
-        <w:t>ها</w:t>
-      </w:r>
-      <w:r>
-        <w:rPr>
-          <w:rFonts w:cs="B Nazanin"/>
-        </w:rPr>
-        <w:t>‌</w:t>
-      </w:r>
-      <w:r>
-        <w:rPr>
-          <w:rFonts w:cs="B Nazanin"/>
-          <w:rtl/>
-        </w:rPr>
-        <w:t>، درك بهتر موضوع است كه ممکن است آوردن آن</w:t>
-      </w:r>
-      <w:r>
-        <w:rPr>
-          <w:rFonts w:cs="B Nazanin"/>
-          <w:rtl/>
-        </w:rPr>
-        <w:softHyphen/>
-        <w:t>ها در متن اصلي نوشته ايجاد گسستگي کند. پيوست</w:t>
-      </w:r>
-      <w:r>
-        <w:rPr>
-          <w:rFonts w:cs="B Nazanin"/>
-        </w:rPr>
-        <w:t>‌</w:t>
-      </w:r>
-      <w:r>
-        <w:rPr>
-          <w:rFonts w:cs="B Nazanin"/>
-          <w:rtl/>
-        </w:rPr>
-        <w:t>ها معمولاً حاوي جدول</w:t>
-      </w:r>
-      <w:r>
-        <w:rPr>
-          <w:rFonts w:cs="B Nazanin"/>
-        </w:rPr>
-        <w:t>‌</w:t>
-      </w:r>
-      <w:r>
-        <w:rPr>
-          <w:rFonts w:cs="B Nazanin"/>
-          <w:rtl/>
-        </w:rPr>
-        <w:t>هاي آماري، تصاوير، نقشه</w:t>
-      </w:r>
-      <w:r>
-        <w:rPr>
-          <w:rFonts w:cs="B Nazanin"/>
-        </w:rPr>
-        <w:t>‌</w:t>
-      </w:r>
-      <w:r>
-        <w:rPr>
-          <w:rFonts w:cs="B Nazanin"/>
-          <w:rtl/>
-        </w:rPr>
-        <w:t>ها، فرم</w:t>
-      </w:r>
-      <w:r>
-        <w:rPr>
-          <w:rFonts w:cs="B Nazanin"/>
-        </w:rPr>
-        <w:t>‌</w:t>
-      </w:r>
-      <w:r>
-        <w:rPr>
-          <w:rFonts w:cs="B Nazanin"/>
-          <w:rtl/>
-        </w:rPr>
-        <w:t>ها يا اطلاعات مشابهي است كه در متن اصلي به گونه</w:t>
-      </w:r>
-      <w:r>
-        <w:rPr>
-          <w:rFonts w:cs="B Nazanin"/>
-        </w:rPr>
-        <w:t>‌</w:t>
-      </w:r>
-      <w:r>
-        <w:rPr>
-          <w:rFonts w:cs="B Nazanin"/>
-          <w:rtl/>
-        </w:rPr>
-        <w:t>اي به آن</w:t>
-      </w:r>
-      <w:r>
-        <w:rPr>
-          <w:rFonts w:cs="B Nazanin"/>
-          <w:rtl/>
-        </w:rPr>
-        <w:softHyphen/>
-        <w:t>ها اشاره شده است.</w:t>
-      </w:r>
-      <w:r>
-        <w:rPr>
-          <w:rFonts w:cs="B Nazanin" w:hint="cs"/>
-          <w:rtl/>
-        </w:rPr>
-        <w:t xml:space="preserve"> </w:t>
-      </w:r>
-      <w:r>
-        <w:rPr>
-          <w:rFonts w:cs="B Nazanin"/>
-          <w:rtl/>
-        </w:rPr>
-        <w:t>هر يك از پيوست</w:t>
-      </w:r>
-      <w:r>
-        <w:rPr>
-          <w:rFonts w:cs="B Nazanin"/>
-          <w:rtl/>
-        </w:rPr>
-        <w:softHyphen/>
-        <w:t xml:space="preserve">ها را </w:t>
-      </w:r>
-      <w:r>
-        <w:rPr>
-          <w:rFonts w:cs="B Nazanin" w:hint="cs"/>
-          <w:rtl/>
-        </w:rPr>
-        <w:t>باید</w:t>
-      </w:r>
-      <w:r>
-        <w:rPr>
-          <w:rFonts w:cs="B Nazanin"/>
-          <w:rtl/>
-        </w:rPr>
-        <w:t xml:space="preserve"> شماره داد</w:t>
-      </w:r>
-      <w:r>
-        <w:rPr>
-          <w:rFonts w:cs="B Nazanin" w:hint="cs"/>
-          <w:rtl/>
-        </w:rPr>
-        <w:t xml:space="preserve"> یا با الفبای فارسی اسم گذاری نمود.</w:t>
-      </w:r>
-      <w:r>
-        <w:rPr>
-          <w:rFonts w:cs="B Nazanin"/>
-          <w:rtl/>
-        </w:rPr>
-        <w:t xml:space="preserve"> شماره</w:t>
-      </w:r>
-      <w:r>
-        <w:rPr>
-          <w:rFonts w:cs="B Nazanin"/>
-        </w:rPr>
-        <w:t>‌</w:t>
-      </w:r>
-      <w:r>
-        <w:rPr>
-          <w:rFonts w:cs="B Nazanin" w:hint="cs"/>
-          <w:rtl/>
-        </w:rPr>
-        <w:t xml:space="preserve"> صفحات پیوست </w:t>
-      </w:r>
-      <w:r>
-        <w:rPr>
-          <w:rFonts w:cs="B Nazanin"/>
-          <w:rtl/>
-        </w:rPr>
-        <w:t>ادامه شماره</w:t>
-      </w:r>
-      <w:r>
-        <w:rPr>
-          <w:rFonts w:cs="B Nazanin"/>
-        </w:rPr>
-        <w:t>‌</w:t>
-      </w:r>
-      <w:r>
-        <w:rPr>
-          <w:rFonts w:cs="B Nazanin"/>
-          <w:rtl/>
-        </w:rPr>
-        <w:t>گذاري صفحه</w:t>
-      </w:r>
-      <w:r>
-        <w:rPr>
-          <w:rFonts w:cs="B Nazanin"/>
-        </w:rPr>
-        <w:t>‌</w:t>
-      </w:r>
-      <w:r>
-        <w:rPr>
-          <w:rFonts w:cs="B Nazanin"/>
-          <w:rtl/>
-        </w:rPr>
-        <w:t>هاي پايان</w:t>
-      </w:r>
-      <w:r>
-        <w:rPr>
-          <w:rFonts w:cs="B Nazanin"/>
-        </w:rPr>
-        <w:t>‌</w:t>
-      </w:r>
-      <w:r>
-        <w:rPr>
-          <w:rFonts w:cs="B Nazanin"/>
-          <w:rtl/>
-        </w:rPr>
-        <w:t>نامه نيست. هرجا که لازم باشد به پيوست</w:t>
-      </w:r>
-      <w:r>
-        <w:rPr>
-          <w:rFonts w:cs="B Nazanin"/>
-        </w:rPr>
-        <w:t>‌</w:t>
-      </w:r>
-      <w:r>
-        <w:rPr>
-          <w:rFonts w:cs="B Nazanin"/>
-          <w:rtl/>
-        </w:rPr>
-        <w:t>ها اشاره کرد مي</w:t>
-      </w:r>
-      <w:r>
-        <w:rPr>
-          <w:rFonts w:cs="B Nazanin"/>
-        </w:rPr>
-        <w:t>‌</w:t>
-      </w:r>
-      <w:r>
-        <w:rPr>
-          <w:rFonts w:cs="B Nazanin"/>
-          <w:rtl/>
-        </w:rPr>
-        <w:t xml:space="preserve">توان از جمله </w:t>
-      </w:r>
-      <w:r>
-        <w:rPr>
-          <w:rFonts w:cs="B Nazanin" w:hint="cs"/>
-          <w:rtl/>
-        </w:rPr>
-        <w:t>«</w:t>
-      </w:r>
-      <w:r>
-        <w:rPr>
-          <w:rFonts w:cs="B Nazanin"/>
-          <w:rtl/>
-        </w:rPr>
-        <w:t xml:space="preserve">رجوع شود به پيوست </w:t>
-      </w:r>
-      <w:r>
-        <w:rPr>
-          <w:rFonts w:cs="B Nazanin"/>
-          <w:rtl/>
-        </w:rPr>
-        <w:t xml:space="preserve"> ...</w:t>
-      </w:r>
-      <w:r>
-        <w:rPr>
-          <w:rFonts w:cs="B Nazanin" w:hint="cs"/>
-          <w:rtl/>
-        </w:rPr>
-        <w:t>»</w:t>
-      </w:r>
-      <w:r>
-        <w:rPr>
-          <w:rFonts w:cs="B Nazanin"/>
-          <w:rtl/>
-        </w:rPr>
-        <w:t xml:space="preserve"> استفاده کرد.</w:t>
-      </w:r>
     </w:p>
     <w:p>
       <w:pPr>
@@ -47122,7 +46375,6 @@
     <w:p>
       <w:pPr>
         <w:spacing w:line="360" w:lineRule="auto"/>
-        <w:ind w:left="11" w:firstLine="284"/>
         <w:jc w:val="both"/>
         <w:rPr>
           <w:rFonts w:cs="B Nazanin"/>
@@ -47138,19 +46390,9 @@
           <w:rFonts w:cs="B Nazanin"/>
           <w:rtl/>
         </w:rPr>
-      </w:pPr>
-    </w:p>
-    <w:p>
-      <w:pPr>
-        <w:spacing w:line="360" w:lineRule="auto"/>
-        <w:jc w:val="both"/>
-        <w:rPr>
-          <w:rFonts w:cs="B Nazanin"/>
-          <w:rtl/>
-        </w:rPr>
         <w:sectPr>
-          <w:headerReference w:type="default" r:id="rId40"/>
-          <w:footerReference w:type="default" r:id="rId41"/>
+          <w:headerReference w:type="default" r:id="rId38"/>
+          <w:footerReference w:type="default" r:id="rId39"/>
           <w:footnotePr>
             <w:numRestart w:val="eachPage"/>
           </w:footnotePr>
@@ -47954,8 +47196,8 @@
       </w:pPr>
     </w:p>
     <w:sectPr>
-      <w:headerReference w:type="default" r:id="rId42"/>
-      <w:footerReference w:type="default" r:id="rId43"/>
+      <w:headerReference w:type="default" r:id="rId40"/>
+      <w:footerReference w:type="default" r:id="rId41"/>
       <w:footnotePr>
         <w:numRestart w:val="eachPage"/>
       </w:footnotePr>
@@ -47966,226 +47208,6 @@
     </w:sectPr>
   </w:body>
 </w:document>
-</file>
-
-<file path=word/comments.xml><?xml version="1.0" encoding="utf-8"?>
-<w:comments xmlns:wpc="http://schemas.microsoft.com/office/word/2010/wordprocessingCanvas" xmlns:cx="http://schemas.microsoft.com/office/drawing/2014/chartex" xmlns:cx1="http://schemas.microsoft.com/office/drawing/2015/9/8/chartex" xmlns:cx2="http://schemas.microsoft.com/office/drawing/2015/10/21/chartex" xmlns:cx3="http://schemas.microsoft.com/office/drawing/2016/5/9/chartex" xmlns:cx4="http://schemas.microsoft.com/office/drawing/2016/5/10/chartex" xmlns:cx5="http://schemas.microsoft.com/office/drawing/2016/5/11/chartex" xmlns:cx6="http://schemas.microsoft.com/office/drawing/2016/5/12/chartex" xmlns:cx7="http://schemas.microsoft.com/office/drawing/2016/5/13/chartex" xmlns:cx8="http://schemas.microsoft.com/office/drawing/2016/5/14/chartex" xmlns:mc="http://schemas.openxmlformats.org/markup-compatibility/2006" xmlns:aink="http://schemas.microsoft.com/office/drawing/2016/ink" xmlns:am3d="http://schemas.microsoft.com/office/drawing/2017/model3d" xmlns:o="urn:schemas-microsoft-com:office:office" xmlns:r="http://schemas.openxmlformats.org/officeDocument/2006/relationships" xmlns:m="http://schemas.openxmlformats.org/officeDocument/2006/math" xmlns:v="urn:schemas-microsoft-com:vml" xmlns:wp14="http://schemas.microsoft.com/office/word/2010/wordprocessingDrawing" xmlns:wp="http://schemas.openxmlformats.org/drawingml/2006/wordprocessingDrawing" xmlns:w10="urn:schemas-microsoft-com:office:word" xmlns:w="http://schemas.openxmlformats.org/wordprocessingml/2006/main" xmlns:w14="http://schemas.microsoft.com/office/word/2010/wordml" xmlns:w15="http://schemas.microsoft.com/office/word/2012/wordml" xmlns:w16cex="http://schemas.microsoft.com/office/word/2018/wordml/cex" xmlns:w16cid="http://schemas.microsoft.com/office/word/2016/wordml/cid" xmlns:w16="http://schemas.microsoft.com/office/word/2018/wordml" xmlns:w16sdtdh="http://schemas.microsoft.com/office/word/2020/wordml/sdtdatahash" xmlns:w16se="http://schemas.microsoft.com/office/word/2015/wordml/symex" xmlns:wpg="http://schemas.microsoft.com/office/word/2010/wordprocessingGroup" xmlns:wpi="http://schemas.microsoft.com/office/word/2010/wordprocessingInk" xmlns:wne="http://schemas.microsoft.com/office/word/2006/wordml" xmlns:wps="http://schemas.microsoft.com/office/word/2010/wordprocessingShape" mc:Ignorable="w14 w15 w16se w16cid w16 w16cex w16sdtdh wp14">
-  <w:comment w:id="3" w:author="Faculty of Computer Science _ Engineering" w:date="2022-01-13T10:57:00Z" w:initials="A">
-    <w:p>
-      <w:pPr>
-        <w:pStyle w:val="CommentText"/>
-        <w:rPr>
-          <w:rFonts w:cs="B Nazanin"/>
-        </w:rPr>
-      </w:pPr>
-      <w:r>
-        <w:rPr>
-          <w:rStyle w:val="CommentReference"/>
-          <w:rFonts w:cs="B Nazanin"/>
-        </w:rPr>
-        <w:annotationRef/>
-      </w:r>
-      <w:r>
-        <w:rPr>
-          <w:rFonts w:cs="B Nazanin" w:hint="cs"/>
-          <w:rtl/>
-        </w:rPr>
-        <w:t>شماره‌</w:t>
-      </w:r>
-      <w:r>
-        <w:rPr>
-          <w:rFonts w:cs="B Nazanin" w:hint="cs"/>
-          <w:rtl/>
-        </w:rPr>
-        <w:t xml:space="preserve">گذاری عناوین </w:t>
-      </w:r>
-      <w:r>
-        <w:rPr>
-          <w:rFonts w:cs="B Nazanin" w:hint="cs"/>
-          <w:rtl/>
-        </w:rPr>
-        <w:t>زیرفصل‌ها از راست به چپ انجام می‌</w:t>
-      </w:r>
-      <w:r>
-        <w:rPr>
-          <w:rFonts w:cs="B Nazanin" w:hint="cs"/>
-          <w:rtl/>
-        </w:rPr>
-        <w:t>شود. ابتدا شماره فصل و بعد از خط تیره به ترتیب شماره ز</w:t>
-      </w:r>
-      <w:r>
-        <w:rPr>
-          <w:rFonts w:cs="B Nazanin" w:hint="cs"/>
-          <w:rtl/>
-        </w:rPr>
-        <w:t>یرفصل، زیرزیرفصل و .... قرار می‌</w:t>
-      </w:r>
-      <w:r>
-        <w:rPr>
-          <w:rFonts w:cs="B Nazanin" w:hint="cs"/>
-          <w:rtl/>
-        </w:rPr>
-        <w:t>گیرد.</w:t>
-      </w:r>
-    </w:p>
-  </w:comment>
-  <w:comment w:id="7" w:author="Faculty of Computer Science _ Engineering [2]" w:date="2021-12-19T23:09:00Z" w:initials="A">
-    <w:p>
-      <w:pPr>
-        <w:pStyle w:val="CommentText"/>
-      </w:pPr>
-      <w:r>
-        <w:rPr>
-          <w:rStyle w:val="CommentReference"/>
-        </w:rPr>
-        <w:annotationRef/>
-      </w:r>
-      <w:r>
-        <w:rPr>
-          <w:rFonts w:cs="B Nazanin" w:hint="cs"/>
-          <w:rtl/>
-        </w:rPr>
-        <w:t>قبل از شروع تیتر جدید، یک به اندازه یک سطر</w:t>
-      </w:r>
-      <w:r>
-        <w:rPr>
-          <w:rFonts w:cs="B Nazanin" w:hint="cs"/>
-          <w:rtl/>
-        </w:rPr>
-        <w:t>،</w:t>
-      </w:r>
-      <w:r>
-        <w:rPr>
-          <w:rFonts w:cs="B Nazanin" w:hint="cs"/>
-          <w:rtl/>
-        </w:rPr>
-        <w:t xml:space="preserve"> فاصله</w:t>
-      </w:r>
-      <w:r>
-        <w:rPr>
-          <w:rFonts w:cs="B Nazanin" w:hint="cs"/>
-          <w:rtl/>
-        </w:rPr>
-        <w:t xml:space="preserve"> با متن قبلی</w:t>
-      </w:r>
-      <w:r>
-        <w:rPr>
-          <w:rFonts w:cs="B Nazanin" w:hint="cs"/>
-          <w:rtl/>
-        </w:rPr>
-        <w:t xml:space="preserve"> رعایت شود.</w:t>
-      </w:r>
-    </w:p>
-  </w:comment>
-  <w:comment w:id="47" w:author="Faculty of Computer Science _ Engineering" w:date="2022-01-13T12:44:00Z" w:initials="A">
-    <w:p>
-      <w:pPr>
-        <w:pStyle w:val="CommentText"/>
-        <w:jc w:val="both"/>
-        <w:rPr>
-          <w:rFonts w:cs="B Nazanin"/>
-          <w:rtl/>
-        </w:rPr>
-      </w:pPr>
-      <w:r>
-        <w:rPr>
-          <w:rStyle w:val="CommentReference"/>
-        </w:rPr>
-        <w:annotationRef/>
-      </w:r>
-      <w:r>
-        <w:rPr>
-          <w:rFonts w:cs="B Nazanin" w:hint="cs"/>
-          <w:rtl/>
-        </w:rPr>
-        <w:t>عنوان شکل در زیر آن درج می</w:t>
-      </w:r>
-      <w:r>
-        <w:rPr>
-          <w:rFonts w:cs="B Nazanin" w:hint="cs"/>
-          <w:rtl/>
-        </w:rPr>
-        <w:t>‌</w:t>
-      </w:r>
-      <w:r>
-        <w:rPr>
-          <w:rFonts w:cs="B Nazanin" w:hint="cs"/>
-          <w:rtl/>
-        </w:rPr>
-        <w:t xml:space="preserve">شود. در صورتی که عنوان طولانی باشد، باید </w:t>
-      </w:r>
-      <w:r>
-        <w:rPr>
-          <w:rFonts w:cs="B Nazanin"/>
-        </w:rPr>
-        <w:t>justify</w:t>
-      </w:r>
-      <w:r>
-        <w:rPr>
-          <w:rFonts w:cs="B Nazanin" w:hint="cs"/>
-          <w:rtl/>
-        </w:rPr>
-        <w:t xml:space="preserve"> شود. در صورتی که شکل یا محتوای آن متعلق به شما نیست، حتما</w:t>
-      </w:r>
-      <w:r>
-        <w:rPr>
-          <w:rFonts w:cs="B Nazanin" w:hint="cs"/>
-          <w:rtl/>
-        </w:rPr>
-        <w:t xml:space="preserve"> منبع ذکر شود. ضمناً محتوای شکل‌</w:t>
-      </w:r>
-      <w:r>
-        <w:rPr>
-          <w:rFonts w:cs="B Nazanin" w:hint="cs"/>
-          <w:rtl/>
-        </w:rPr>
-        <w:t>ها به زبان فارسی باشد.</w:t>
-      </w:r>
-    </w:p>
-    <w:p>
-      <w:pPr>
-        <w:pStyle w:val="CommentText"/>
-      </w:pPr>
-      <w:r>
-        <w:rPr>
-          <w:rFonts w:cs="B Nazanin" w:hint="cs"/>
-          <w:rtl/>
-        </w:rPr>
-        <w:t xml:space="preserve">این نکات برای عناوین </w:t>
-      </w:r>
-      <w:r>
-        <w:rPr>
-          <w:rFonts w:cs="B Nazanin" w:hint="cs"/>
-          <w:rtl/>
-        </w:rPr>
-        <w:t>جدول‌ها</w:t>
-      </w:r>
-      <w:r>
-        <w:rPr>
-          <w:rFonts w:cs="B Nazanin" w:hint="cs"/>
-          <w:rtl/>
-        </w:rPr>
-        <w:t xml:space="preserve"> هم باید رعایت شود. با این تفاوت که عنوان جدول در بالای آن درج می شود.</w:t>
-      </w:r>
-    </w:p>
-  </w:comment>
-</w:comments>
-</file>
-
-<file path=word/commentsExtended.xml><?xml version="1.0" encoding="utf-8"?>
-<w15:commentsEx xmlns:wpc="http://schemas.microsoft.com/office/word/2010/wordprocessingCanvas" xmlns:cx="http://schemas.microsoft.com/office/drawing/2014/chartex" xmlns:cx1="http://schemas.microsoft.com/office/drawing/2015/9/8/chartex" xmlns:cx2="http://schemas.microsoft.com/office/drawing/2015/10/21/chartex" xmlns:cx3="http://schemas.microsoft.com/office/drawing/2016/5/9/chartex" xmlns:cx4="http://schemas.microsoft.com/office/drawing/2016/5/10/chartex" xmlns:cx5="http://schemas.microsoft.com/office/drawing/2016/5/11/chartex" xmlns:cx6="http://schemas.microsoft.com/office/drawing/2016/5/12/chartex" xmlns:cx7="http://schemas.microsoft.com/office/drawing/2016/5/13/chartex" xmlns:cx8="http://schemas.microsoft.com/office/drawing/2016/5/14/chartex" xmlns:mc="http://schemas.openxmlformats.org/markup-compatibility/2006" xmlns:aink="http://schemas.microsoft.com/office/drawing/2016/ink" xmlns:am3d="http://schemas.microsoft.com/office/drawing/2017/model3d" xmlns:o="urn:schemas-microsoft-com:office:office" xmlns:r="http://schemas.openxmlformats.org/officeDocument/2006/relationships" xmlns:m="http://schemas.openxmlformats.org/officeDocument/2006/math" xmlns:v="urn:schemas-microsoft-com:vml" xmlns:wp14="http://schemas.microsoft.com/office/word/2010/wordprocessingDrawing" xmlns:wp="http://schemas.openxmlformats.org/drawingml/2006/wordprocessingDrawing" xmlns:w10="urn:schemas-microsoft-com:office:word" xmlns:w="http://schemas.openxmlformats.org/wordprocessingml/2006/main" xmlns:w14="http://schemas.microsoft.com/office/word/2010/wordml" xmlns:w15="http://schemas.microsoft.com/office/word/2012/wordml" xmlns:w16cex="http://schemas.microsoft.com/office/word/2018/wordml/cex" xmlns:w16cid="http://schemas.microsoft.com/office/word/2016/wordml/cid" xmlns:w16="http://schemas.microsoft.com/office/word/2018/wordml" xmlns:w16sdtdh="http://schemas.microsoft.com/office/word/2020/wordml/sdtdatahash" xmlns:w16se="http://schemas.microsoft.com/office/word/2015/wordml/symex" xmlns:wpg="http://schemas.microsoft.com/office/word/2010/wordprocessingGroup" xmlns:wpi="http://schemas.microsoft.com/office/word/2010/wordprocessingInk" xmlns:wne="http://schemas.microsoft.com/office/word/2006/wordml" xmlns:wps="http://schemas.microsoft.com/office/word/2010/wordprocessingShape" mc:Ignorable="w14 w15 w16se w16cid w16 w16cex w16sdtdh wp14">
-  <w15:commentEx w15:paraId="3B17DB77" w15:done="0"/>
-  <w15:commentEx w15:paraId="3DA7AA50" w15:done="0"/>
-  <w15:commentEx w15:paraId="72E52AC2" w15:done="0"/>
-</w15:commentsEx>
-</file>
-
-<file path=word/commentsIds.xml><?xml version="1.0" encoding="utf-8"?>
-<w16cid:commentsIds xmlns:wpc="http://schemas.microsoft.com/office/word/2010/wordprocessingCanvas" xmlns:cx="http://schemas.microsoft.com/office/drawing/2014/chartex" xmlns:cx1="http://schemas.microsoft.com/office/drawing/2015/9/8/chartex" xmlns:cx2="http://schemas.microsoft.com/office/drawing/2015/10/21/chartex" xmlns:cx3="http://schemas.microsoft.com/office/drawing/2016/5/9/chartex" xmlns:cx4="http://schemas.microsoft.com/office/drawing/2016/5/10/chartex" xmlns:cx5="http://schemas.microsoft.com/office/drawing/2016/5/11/chartex" xmlns:cx6="http://schemas.microsoft.com/office/drawing/2016/5/12/chartex" xmlns:cx7="http://schemas.microsoft.com/office/drawing/2016/5/13/chartex" xmlns:cx8="http://schemas.microsoft.com/office/drawing/2016/5/14/chartex" xmlns:mc="http://schemas.openxmlformats.org/markup-compatibility/2006" xmlns:aink="http://schemas.microsoft.com/office/drawing/2016/ink" xmlns:am3d="http://schemas.microsoft.com/office/drawing/2017/model3d" xmlns:o="urn:schemas-microsoft-com:office:office" xmlns:r="http://schemas.openxmlformats.org/officeDocument/2006/relationships" xmlns:m="http://schemas.openxmlformats.org/officeDocument/2006/math" xmlns:v="urn:schemas-microsoft-com:vml" xmlns:wp14="http://schemas.microsoft.com/office/word/2010/wordprocessingDrawing" xmlns:wp="http://schemas.openxmlformats.org/drawingml/2006/wordprocessingDrawing" xmlns:w10="urn:schemas-microsoft-com:office:word" xmlns:w="http://schemas.openxmlformats.org/wordprocessingml/2006/main" xmlns:w14="http://schemas.microsoft.com/office/word/2010/wordml" xmlns:w15="http://schemas.microsoft.com/office/word/2012/wordml" xmlns:w16cex="http://schemas.microsoft.com/office/word/2018/wordml/cex" xmlns:w16cid="http://schemas.microsoft.com/office/word/2016/wordml/cid" xmlns:w16="http://schemas.microsoft.com/office/word/2018/wordml" xmlns:w16sdtdh="http://schemas.microsoft.com/office/word/2020/wordml/sdtdatahash" xmlns:w16se="http://schemas.microsoft.com/office/word/2015/wordml/symex" xmlns:wpg="http://schemas.microsoft.com/office/word/2010/wordprocessingGroup" xmlns:wpi="http://schemas.microsoft.com/office/word/2010/wordprocessingInk" xmlns:wne="http://schemas.microsoft.com/office/word/2006/wordml" xmlns:wps="http://schemas.microsoft.com/office/word/2010/wordprocessingShape" mc:Ignorable="w14 w15 w16se w16cid w16 w16cex w16sdtdh wp14">
-  <w16cid:commentId w16cid:paraId="3B17DB77" w16cid:durableId="2E3EEE40"/>
-  <w16cid:commentId w16cid:paraId="3DA7AA50" w16cid:durableId="2E3EEE43"/>
-  <w16cid:commentId w16cid:paraId="72E52AC2" w16cid:durableId="2E3EEE44"/>
-</w16cid:commentsIds>
 </file>
 
 <file path=word/endnotes.xml><?xml version="1.0" encoding="utf-8"?>
@@ -51715,17 +50737,6 @@
     <w:abstractNumId w:val="8"/>
   </w:num>
 </w:numbering>
-</file>
-
-<file path=word/people.xml><?xml version="1.0" encoding="utf-8"?>
-<w15:people xmlns:wpc="http://schemas.microsoft.com/office/word/2010/wordprocessingCanvas" xmlns:cx="http://schemas.microsoft.com/office/drawing/2014/chartex" xmlns:cx1="http://schemas.microsoft.com/office/drawing/2015/9/8/chartex" xmlns:cx2="http://schemas.microsoft.com/office/drawing/2015/10/21/chartex" xmlns:cx3="http://schemas.microsoft.com/office/drawing/2016/5/9/chartex" xmlns:cx4="http://schemas.microsoft.com/office/drawing/2016/5/10/chartex" xmlns:cx5="http://schemas.microsoft.com/office/drawing/2016/5/11/chartex" xmlns:cx6="http://schemas.microsoft.com/office/drawing/2016/5/12/chartex" xmlns:cx7="http://schemas.microsoft.com/office/drawing/2016/5/13/chartex" xmlns:cx8="http://schemas.microsoft.com/office/drawing/2016/5/14/chartex" xmlns:mc="http://schemas.openxmlformats.org/markup-compatibility/2006" xmlns:aink="http://schemas.microsoft.com/office/drawing/2016/ink" xmlns:am3d="http://schemas.microsoft.com/office/drawing/2017/model3d" xmlns:o="urn:schemas-microsoft-com:office:office" xmlns:r="http://schemas.openxmlformats.org/officeDocument/2006/relationships" xmlns:m="http://schemas.openxmlformats.org/officeDocument/2006/math" xmlns:v="urn:schemas-microsoft-com:vml" xmlns:wp14="http://schemas.microsoft.com/office/word/2010/wordprocessingDrawing" xmlns:wp="http://schemas.openxmlformats.org/drawingml/2006/wordprocessingDrawing" xmlns:w10="urn:schemas-microsoft-com:office:word" xmlns:w="http://schemas.openxmlformats.org/wordprocessingml/2006/main" xmlns:w14="http://schemas.microsoft.com/office/word/2010/wordml" xmlns:w15="http://schemas.microsoft.com/office/word/2012/wordml" xmlns:w16cex="http://schemas.microsoft.com/office/word/2018/wordml/cex" xmlns:w16cid="http://schemas.microsoft.com/office/word/2016/wordml/cid" xmlns:w16="http://schemas.microsoft.com/office/word/2018/wordml" xmlns:w16sdtdh="http://schemas.microsoft.com/office/word/2020/wordml/sdtdatahash" xmlns:w16se="http://schemas.microsoft.com/office/word/2015/wordml/symex" xmlns:wpg="http://schemas.microsoft.com/office/word/2010/wordprocessingGroup" xmlns:wpi="http://schemas.microsoft.com/office/word/2010/wordprocessingInk" xmlns:wne="http://schemas.microsoft.com/office/word/2006/wordml" xmlns:wps="http://schemas.microsoft.com/office/word/2010/wordprocessingShape" mc:Ignorable="w14 w15 w16se w16cid w16 w16cex w16sdtdh wp14">
-  <w15:person w15:author="Faculty of Computer Science _ Engineering">
-    <w15:presenceInfo w15:providerId="None" w15:userId="Faculty of Computer Science _ Engineering "/>
-  </w15:person>
-  <w15:person w15:author="Faculty of Computer Science _ Engineering [2]">
-    <w15:presenceInfo w15:providerId="None" w15:userId="Faculty of Computer Science _ Engineering"/>
-  </w15:person>
-</w15:people>
 </file>
 
 <file path=word/styles.xml><?xml version="1.0" encoding="utf-8"?>
@@ -52375,7 +51386,6 @@
   <w:style w:type="character" w:default="1" w:styleId="DefaultParagraphFont">
     <w:name w:val="Default Paragraph Font"/>
     <w:uiPriority w:val="1"/>
-    <w:semiHidden/>
     <w:unhideWhenUsed/>
   </w:style>
   <w:style w:type="table" w:default="1" w:styleId="TableNormal">
@@ -52864,10 +51874,10 @@
     <w:autoRedefine/>
     <w:uiPriority w:val="39"/>
     <w:unhideWhenUsed/>
-    <w:rsid w:val="00AC5F7F"/>
+    <w:rsid w:val="00E357B2"/>
     <w:pPr>
       <w:tabs>
-        <w:tab w:val="left" w:pos="1098"/>
+        <w:tab w:val="left" w:pos="828"/>
         <w:tab w:val="right" w:leader="dot" w:pos="8828"/>
       </w:tabs>
       <w:spacing w:after="100"/>
@@ -53084,6 +52094,30 @@
     </w:pPr>
     <w:rPr>
       <w:lang w:bidi="ar-SA"/>
+    </w:rPr>
+  </w:style>
+  <w:style w:type="character" w:styleId="UnresolvedMention">
+    <w:name w:val="Unresolved Mention"/>
+    <w:basedOn w:val="DefaultParagraphFont"/>
+    <w:uiPriority w:val="99"/>
+    <w:semiHidden/>
+    <w:unhideWhenUsed/>
+    <w:rsid w:val="00884855"/>
+    <w:rPr>
+      <w:color w:val="605E5C"/>
+      <w:shd w:val="clear" w:color="auto" w:fill="E1DFDD"/>
+    </w:rPr>
+  </w:style>
+  <w:style w:type="character" w:styleId="FollowedHyperlink">
+    <w:name w:val="FollowedHyperlink"/>
+    <w:basedOn w:val="DefaultParagraphFont"/>
+    <w:uiPriority w:val="99"/>
+    <w:semiHidden/>
+    <w:unhideWhenUsed/>
+    <w:rsid w:val="003C7CF0"/>
+    <w:rPr>
+      <w:color w:val="954F72" w:themeColor="followedHyperlink"/>
+      <w:u w:val="single"/>
     </w:rPr>
   </w:style>
 </w:styles>
@@ -54301,7 +53335,7 @@
   <dgm:whole/>
   <dgm:extLst>
     <a:ext uri="http://schemas.microsoft.com/office/drawing/2008/diagram">
-      <dsp:dataModelExt xmlns:dsp="http://schemas.microsoft.com/office/drawing/2008/diagram" relId="rId37" minVer="http://schemas.openxmlformats.org/drawingml/2006/diagram"/>
+      <dsp:dataModelExt xmlns:dsp="http://schemas.microsoft.com/office/drawing/2008/diagram" relId="rId34" minVer="http://schemas.openxmlformats.org/drawingml/2006/diagram"/>
     </a:ext>
   </dgm:extLst>
 </dgm:dataModel>

--- a/report.docx
+++ b/report.docx
@@ -1661,6 +1661,7 @@
                 <w:webHidden/>
                 <w:sz w:val="20"/>
                 <w:rtl/>
+                <w:lang w:bidi="ar-SA"/>
               </w:rPr>
               <w:t>1</w:t>
             </w:r>
@@ -2208,9 +2209,8 @@
                 <w:webHidden/>
                 <w:sz w:val="20"/>
                 <w:rtl/>
-                <w:lang w:bidi="fa-IR"/>
-              </w:rPr>
-              <w:t>3</w:t>
+              </w:rPr>
+              <w:t>4</w:t>
             </w:r>
             <w:r>
               <w:rPr>
@@ -2380,7 +2380,7 @@
                 <w:sz w:val="20"/>
                 <w:rtl/>
               </w:rPr>
-              <w:t>3</w:t>
+              <w:t>4</w:t>
             </w:r>
             <w:r>
               <w:rPr>
@@ -2547,7 +2547,6 @@
                 <w:webHidden/>
                 <w:sz w:val="20"/>
                 <w:rtl/>
-                <w:lang w:bidi="fa-IR"/>
               </w:rPr>
               <w:t>4</w:t>
             </w:r>
@@ -2801,7 +2800,6 @@
                 <w:webHidden/>
                 <w:sz w:val="20"/>
                 <w:rtl/>
-                <w:lang w:bidi="fa-IR"/>
               </w:rPr>
               <w:t>4</w:t>
             </w:r>
@@ -3033,7 +3031,7 @@
                 <w:sz w:val="20"/>
                 <w:rtl/>
               </w:rPr>
-              <w:t>4</w:t>
+              <w:t>5</w:t>
             </w:r>
             <w:r>
               <w:rPr>
@@ -3207,7 +3205,7 @@
                 <w:sz w:val="20"/>
                 <w:rtl/>
               </w:rPr>
-              <w:t>4</w:t>
+              <w:t>5</w:t>
             </w:r>
             <w:r>
               <w:rPr>
@@ -3451,9 +3449,8 @@
                 <w:webHidden/>
                 <w:sz w:val="20"/>
                 <w:rtl/>
-                <w:lang w:bidi="fa-IR"/>
-              </w:rPr>
-              <w:t>5</w:t>
+              </w:rPr>
+              <w:t>6</w:t>
             </w:r>
             <w:r>
               <w:rPr>
@@ -3654,9 +3651,8 @@
                 <w:webHidden/>
                 <w:sz w:val="20"/>
                 <w:rtl/>
-                <w:lang w:bidi="fa-IR"/>
-              </w:rPr>
-              <w:t>5</w:t>
+              </w:rPr>
+              <w:t>6</w:t>
             </w:r>
             <w:r>
               <w:rPr>
@@ -3868,9 +3864,8 @@
                 <w:webHidden/>
                 <w:sz w:val="20"/>
                 <w:rtl/>
-                <w:lang w:bidi="fa-IR"/>
-              </w:rPr>
-              <w:t>6</w:t>
+              </w:rPr>
+              <w:t>7</w:t>
             </w:r>
             <w:r>
               <w:rPr>
@@ -4071,9 +4066,8 @@
                 <w:webHidden/>
                 <w:sz w:val="20"/>
                 <w:rtl/>
-                <w:lang w:bidi="fa-IR"/>
-              </w:rPr>
-              <w:t>6</w:t>
+              </w:rPr>
+              <w:t>7</w:t>
             </w:r>
             <w:r>
               <w:rPr>
@@ -4262,7 +4256,7 @@
                 <w:sz w:val="20"/>
                 <w:rtl/>
               </w:rPr>
-              <w:t>6</w:t>
+              <w:t>7</w:t>
             </w:r>
             <w:r>
               <w:rPr>
@@ -4551,7 +4545,7 @@
                 <w:sz w:val="20"/>
                 <w:rtl/>
               </w:rPr>
-              <w:t>6</w:t>
+              <w:t>7</w:t>
             </w:r>
             <w:r>
               <w:rPr>
@@ -4665,7 +4659,7 @@
                 <w:sz w:val="20"/>
                 <w:rtl/>
               </w:rPr>
-              <w:t>7</w:t>
+              <w:t>8</w:t>
             </w:r>
             <w:r>
               <w:rPr>
@@ -4818,8 +4812,9 @@
                 <w:webHidden/>
                 <w:sz w:val="20"/>
                 <w:rtl/>
-              </w:rPr>
-              <w:t>8</w:t>
+                <w:lang w:bidi="ar-SA"/>
+              </w:rPr>
+              <w:t>9</w:t>
             </w:r>
             <w:r>
               <w:rPr>
@@ -4931,7 +4926,7 @@
                 <w:sz w:val="20"/>
                 <w:rtl/>
               </w:rPr>
-              <w:t>9</w:t>
+              <w:t>10</w:t>
             </w:r>
             <w:r>
               <w:rPr>
@@ -5146,9 +5141,8 @@
                 <w:webHidden/>
                 <w:sz w:val="20"/>
                 <w:rtl/>
-                <w:lang w:bidi="fa-IR"/>
-              </w:rPr>
-              <w:t>9</w:t>
+              </w:rPr>
+              <w:t>10</w:t>
             </w:r>
             <w:r>
               <w:rPr>
@@ -5358,7 +5352,7 @@
                 <w:sz w:val="20"/>
                 <w:rtl/>
               </w:rPr>
-              <w:t>9</w:t>
+              <w:t>10</w:t>
             </w:r>
             <w:r>
               <w:rPr>
@@ -5468,8 +5462,9 @@
                 <w:noProof/>
                 <w:webHidden/>
                 <w:sz w:val="20"/>
-              </w:rPr>
-              <w:t>10</w:t>
+                <w:rtl/>
+              </w:rPr>
+              <w:t>11</w:t>
             </w:r>
             <w:r>
               <w:rPr>
@@ -5636,7 +5631,7 @@
                 <w:sz w:val="20"/>
                 <w:rtl/>
               </w:rPr>
-              <w:t>11</w:t>
+              <w:t>12</w:t>
             </w:r>
             <w:r>
               <w:rPr>
@@ -5819,7 +5814,7 @@
                 <w:sz w:val="20"/>
                 <w:rtl/>
               </w:rPr>
-              <w:t>13</w:t>
+              <w:t>14</w:t>
             </w:r>
             <w:r>
               <w:rPr>
@@ -5988,7 +5983,7 @@
                 <w:sz w:val="20"/>
                 <w:rtl/>
               </w:rPr>
-              <w:t>13</w:t>
+              <w:t>14</w:t>
             </w:r>
             <w:r>
               <w:rPr>
@@ -6133,7 +6128,7 @@
                 <w:sz w:val="20"/>
                 <w:rtl/>
               </w:rPr>
-              <w:t>13</w:t>
+              <w:t>14</w:t>
             </w:r>
             <w:r>
               <w:rPr>
@@ -6301,7 +6296,7 @@
                 <w:sz w:val="20"/>
                 <w:rtl/>
               </w:rPr>
-              <w:t>14</w:t>
+              <w:t>15</w:t>
             </w:r>
             <w:r>
               <w:rPr>
@@ -6504,7 +6499,7 @@
                 <w:sz w:val="20"/>
                 <w:rtl/>
               </w:rPr>
-              <w:t>16</w:t>
+              <w:t>18</w:t>
             </w:r>
             <w:r>
               <w:rPr>
@@ -6614,8 +6609,9 @@
                 <w:noProof/>
                 <w:webHidden/>
                 <w:sz w:val="20"/>
-              </w:rPr>
-              <w:t>16</w:t>
+                <w:rtl/>
+              </w:rPr>
+              <w:t>18</w:t>
             </w:r>
             <w:r>
               <w:rPr>
@@ -6724,8 +6720,9 @@
                 <w:noProof/>
                 <w:webHidden/>
                 <w:sz w:val="20"/>
-              </w:rPr>
-              <w:t>16</w:t>
+                <w:rtl/>
+              </w:rPr>
+              <w:t>18</w:t>
             </w:r>
             <w:r>
               <w:rPr>
@@ -6834,8 +6831,9 @@
                 <w:noProof/>
                 <w:webHidden/>
                 <w:sz w:val="20"/>
-              </w:rPr>
-              <w:t>17</w:t>
+                <w:rtl/>
+              </w:rPr>
+              <w:t>18</w:t>
             </w:r>
             <w:r>
               <w:rPr>
@@ -6968,7 +6966,7 @@
                 <w:sz w:val="20"/>
                 <w:rtl/>
               </w:rPr>
-              <w:t>18</w:t>
+              <w:t>20</w:t>
             </w:r>
             <w:r>
               <w:rPr>
@@ -7156,7 +7154,7 @@
                 <w:sz w:val="20"/>
                 <w:rtl/>
               </w:rPr>
-              <w:t>18</w:t>
+              <w:t>20</w:t>
             </w:r>
             <w:r>
               <w:rPr>
@@ -7344,7 +7342,7 @@
                 <w:sz w:val="20"/>
                 <w:rtl/>
               </w:rPr>
-              <w:t>18</w:t>
+              <w:t>20</w:t>
             </w:r>
             <w:r>
               <w:rPr>
@@ -7573,7 +7571,7 @@
                 <w:sz w:val="20"/>
                 <w:rtl/>
               </w:rPr>
-              <w:t>18</w:t>
+              <w:t>20</w:t>
             </w:r>
             <w:r>
               <w:rPr>
@@ -7697,7 +7695,7 @@
                 <w:sz w:val="20"/>
                 <w:rtl/>
               </w:rPr>
-              <w:t>19</w:t>
+              <w:t>21</w:t>
             </w:r>
             <w:r>
               <w:rPr>
@@ -7869,8 +7867,9 @@
                 <w:webHidden/>
                 <w:sz w:val="20"/>
                 <w:rtl/>
-              </w:rPr>
-              <w:t>20</w:t>
+                <w:lang w:bidi="ar-SA"/>
+              </w:rPr>
+              <w:t>22</w:t>
             </w:r>
             <w:r>
               <w:rPr>
@@ -7982,7 +7981,7 @@
                 <w:sz w:val="20"/>
                 <w:rtl/>
               </w:rPr>
-              <w:t>21</w:t>
+              <w:t>23</w:t>
             </w:r>
             <w:r>
               <w:rPr>
@@ -8126,7 +8125,7 @@
                 <w:sz w:val="20"/>
                 <w:rtl/>
               </w:rPr>
-              <w:t>21</w:t>
+              <w:t>23</w:t>
             </w:r>
             <w:r>
               <w:rPr>
@@ -8330,7 +8329,7 @@
                 <w:sz w:val="20"/>
                 <w:rtl/>
               </w:rPr>
-              <w:t>22</w:t>
+              <w:t>24</w:t>
             </w:r>
             <w:r>
               <w:rPr>
@@ -8474,7 +8473,7 @@
                 <w:sz w:val="20"/>
                 <w:rtl/>
               </w:rPr>
-              <w:t>22</w:t>
+              <w:t>24</w:t>
             </w:r>
             <w:r>
               <w:rPr>
@@ -8592,7 +8591,7 @@
                 <w:sz w:val="20"/>
                 <w:rtl/>
               </w:rPr>
-              <w:t>24</w:t>
+              <w:t>26</w:t>
             </w:r>
             <w:r>
               <w:rPr>
@@ -8726,7 +8725,7 @@
                 <w:sz w:val="20"/>
                 <w:rtl/>
               </w:rPr>
-              <w:t>24</w:t>
+              <w:t>26</w:t>
             </w:r>
             <w:r>
               <w:rPr>
@@ -8870,7 +8869,7 @@
                 <w:sz w:val="20"/>
                 <w:rtl/>
               </w:rPr>
-              <w:t>24</w:t>
+              <w:t>26</w:t>
             </w:r>
             <w:r>
               <w:rPr>
@@ -8954,8 +8953,9 @@
                 <w:webHidden/>
                 <w:sz w:val="20"/>
                 <w:rtl/>
-              </w:rPr>
-              <w:t>25</w:t>
+                <w:lang w:bidi="ar-SA"/>
+              </w:rPr>
+              <w:t>27</w:t>
             </w:r>
             <w:r>
               <w:rPr>
@@ -9054,8 +9054,9 @@
                 <w:webHidden/>
                 <w:sz w:val="20"/>
                 <w:rtl/>
-              </w:rPr>
-              <w:t>28</w:t>
+                <w:lang w:bidi="ar-SA"/>
+              </w:rPr>
+              <w:t>30</w:t>
             </w:r>
             <w:r>
               <w:rPr>
@@ -9155,8 +9156,9 @@
                 <w:webHidden/>
                 <w:sz w:val="20"/>
                 <w:rtl/>
-              </w:rPr>
-              <w:t>30</w:t>
+                <w:lang w:bidi="ar-SA"/>
+              </w:rPr>
+              <w:t>32</w:t>
             </w:r>
             <w:r>
               <w:rPr>
@@ -51027,353 +51029,1029 @@
         <w:jc w:val="both"/>
         <w:rPr>
           <w:rFonts w:cs="B Nazanin"/>
-          <w:sz w:val="28"/>
-          <w:rtl/>
-        </w:rPr>
-      </w:pPr>
-      <w:r>
-        <w:rPr>
-          <w:rFonts w:cs="B Nazanin" w:hint="cs"/>
-          <w:sz w:val="28"/>
-          <w:rtl/>
-        </w:rPr>
-        <w:t xml:space="preserve">هنگامیکه </w:t>
-      </w:r>
-      <w:r>
-        <w:rPr>
-          <w:rFonts w:cs="B Nazanin" w:hint="cs"/>
-          <w:sz w:val="28"/>
-          <w:rtl/>
-        </w:rPr>
-        <w:t>دانشجو</w:t>
-      </w:r>
-      <w:r>
-        <w:rPr>
-          <w:rFonts w:cs="B Nazanin" w:hint="cs"/>
-          <w:sz w:val="28"/>
-          <w:rtl/>
-        </w:rPr>
-        <w:t xml:space="preserve"> در فصل </w:t>
-      </w:r>
-      <w:r>
-        <w:rPr>
-          <w:rFonts w:cs="B Nazanin" w:hint="cs"/>
-          <w:sz w:val="28"/>
-          <w:rtl/>
-        </w:rPr>
-        <w:t xml:space="preserve">سوم </w:t>
-      </w:r>
-      <w:r>
-        <w:rPr>
-          <w:rFonts w:cs="B Nazanin" w:hint="cs"/>
-          <w:sz w:val="28"/>
-          <w:rtl/>
-        </w:rPr>
-        <w:t>به</w:t>
-      </w:r>
-      <w:r>
-        <w:rPr>
-          <w:rFonts w:cs="B Nazanin" w:hint="cs"/>
-          <w:sz w:val="28"/>
-          <w:rtl/>
-        </w:rPr>
-        <w:t xml:space="preserve"> توضیح ویژگی</w:t>
-      </w:r>
-      <w:r>
-        <w:rPr>
-          <w:rFonts w:cs="B Nazanin"/>
-          <w:sz w:val="28"/>
-          <w:rtl/>
-        </w:rPr>
-        <w:softHyphen/>
-      </w:r>
-      <w:r>
-        <w:rPr>
-          <w:rFonts w:cs="B Nazanin" w:hint="cs"/>
-          <w:sz w:val="28"/>
-          <w:rtl/>
-        </w:rPr>
-        <w:t>های روش پیشنهادی و رویه</w:t>
-      </w:r>
-      <w:r>
-        <w:rPr>
-          <w:rFonts w:cs="B Nazanin" w:hint="cs"/>
-          <w:sz w:val="28"/>
-          <w:rtl/>
-        </w:rPr>
-        <w:t xml:space="preserve"> ارزیابی </w:t>
-      </w:r>
-      <w:r>
-        <w:rPr>
-          <w:rFonts w:cs="B Nazanin" w:hint="cs"/>
-          <w:sz w:val="28"/>
-          <w:rtl/>
-        </w:rPr>
-        <w:t>آن</w:t>
-      </w:r>
-      <w:r>
-        <w:rPr>
-          <w:rFonts w:cs="B Nazanin" w:hint="cs"/>
-          <w:sz w:val="28"/>
-          <w:rtl/>
-        </w:rPr>
-        <w:t xml:space="preserve"> می</w:t>
-      </w:r>
-      <w:r>
-        <w:rPr>
-          <w:rFonts w:cs="B Nazanin"/>
-          <w:sz w:val="28"/>
-          <w:rtl/>
-        </w:rPr>
-        <w:softHyphen/>
-      </w:r>
-      <w:r>
-        <w:rPr>
-          <w:rFonts w:cs="B Nazanin" w:hint="cs"/>
-          <w:sz w:val="28"/>
-          <w:rtl/>
-        </w:rPr>
-        <w:t>پردازد، انتظار می</w:t>
-      </w:r>
-      <w:r>
-        <w:rPr>
-          <w:rFonts w:cs="B Nazanin"/>
-          <w:sz w:val="28"/>
-          <w:rtl/>
-        </w:rPr>
-        <w:softHyphen/>
-      </w:r>
-      <w:r>
-        <w:rPr>
-          <w:rFonts w:cs="B Nazanin" w:hint="cs"/>
-          <w:sz w:val="28"/>
-          <w:rtl/>
-        </w:rPr>
-        <w:t xml:space="preserve">رود پاسخ دهد که </w:t>
-      </w:r>
-      <w:r>
-        <w:rPr>
-          <w:rFonts w:cs="B Nazanin" w:hint="cs"/>
-          <w:sz w:val="28"/>
-          <w:rtl/>
-        </w:rPr>
-        <w:t>چگونه پروژه را طراحی و یا پیاده</w:t>
-      </w:r>
-      <w:r>
-        <w:rPr>
-          <w:rFonts w:cs="B Nazanin"/>
-          <w:sz w:val="28"/>
-          <w:rtl/>
-        </w:rPr>
-        <w:softHyphen/>
-      </w:r>
-      <w:r>
-        <w:rPr>
-          <w:rFonts w:cs="B Nazanin" w:hint="cs"/>
-          <w:sz w:val="28"/>
-          <w:rtl/>
-        </w:rPr>
-        <w:t xml:space="preserve">سازی نموده، </w:t>
-      </w:r>
-      <w:r>
-        <w:rPr>
-          <w:rFonts w:cs="B Nazanin" w:hint="cs"/>
-          <w:sz w:val="28"/>
-          <w:rtl/>
-        </w:rPr>
-        <w:t>چه داده</w:t>
-      </w:r>
-      <w:r>
-        <w:rPr>
-          <w:rFonts w:cs="B Nazanin"/>
-          <w:sz w:val="28"/>
-          <w:rtl/>
-        </w:rPr>
-        <w:softHyphen/>
-      </w:r>
-      <w:r>
-        <w:rPr>
-          <w:rFonts w:cs="B Nazanin" w:hint="cs"/>
-          <w:sz w:val="28"/>
-          <w:rtl/>
-        </w:rPr>
-        <w:t>هایی گردآوری شده، چگونه تحلیل و اعتباریابی</w:t>
-      </w:r>
-      <w:r>
-        <w:rPr>
-          <w:rFonts w:cs="B Nazanin" w:hint="cs"/>
-          <w:sz w:val="28"/>
-          <w:rtl/>
-        </w:rPr>
-        <w:t xml:space="preserve"> شده</w:t>
-      </w:r>
-      <w:r>
-        <w:rPr>
-          <w:rFonts w:cs="B Nazanin"/>
-          <w:sz w:val="28"/>
-          <w:rtl/>
-        </w:rPr>
-        <w:softHyphen/>
-      </w:r>
-      <w:r>
-        <w:rPr>
-          <w:rFonts w:cs="B Nazanin" w:hint="cs"/>
-          <w:sz w:val="28"/>
-          <w:rtl/>
-        </w:rPr>
-        <w:t>اند</w:t>
-      </w:r>
-      <w:r>
-        <w:rPr>
-          <w:rFonts w:cs="B Nazanin" w:hint="cs"/>
-          <w:sz w:val="28"/>
-          <w:rtl/>
-        </w:rPr>
-        <w:t xml:space="preserve">. </w:t>
-      </w:r>
-      <w:r>
-        <w:rPr>
-          <w:rFonts w:cs="B Nazanin" w:hint="cs"/>
-          <w:sz w:val="28"/>
-          <w:rtl/>
-        </w:rPr>
-        <w:t>بعلاوه، انتظار می</w:t>
-      </w:r>
-      <w:r>
-        <w:rPr>
-          <w:rFonts w:cs="B Nazanin"/>
-          <w:sz w:val="28"/>
-          <w:rtl/>
-        </w:rPr>
-        <w:softHyphen/>
-      </w:r>
-      <w:r>
-        <w:rPr>
-          <w:rFonts w:cs="B Nazanin" w:hint="cs"/>
-          <w:sz w:val="28"/>
-          <w:rtl/>
-        </w:rPr>
-        <w:t>رود که بصورت علمی و مهندسی این مراحل طی شده باشد.</w:t>
-      </w:r>
-      <w:r>
-        <w:rPr>
-          <w:rFonts w:cs="B Nazanin" w:hint="cs"/>
-          <w:sz w:val="28"/>
-          <w:rtl/>
-        </w:rPr>
-        <w:t xml:space="preserve"> بخش پایانی فصل </w:t>
-      </w:r>
-      <w:r>
-        <w:rPr>
-          <w:rFonts w:cs="B Nazanin" w:hint="cs"/>
-          <w:sz w:val="28"/>
-          <w:rtl/>
-        </w:rPr>
-        <w:t>سوم</w:t>
-      </w:r>
-      <w:r>
-        <w:rPr>
-          <w:rFonts w:cs="B Nazanin" w:hint="cs"/>
-          <w:sz w:val="28"/>
-          <w:rtl/>
-        </w:rPr>
-        <w:t>، به بیان نتایج اختصاص می</w:t>
-      </w:r>
-      <w:r>
-        <w:rPr>
-          <w:rFonts w:cs="B Nazanin"/>
-          <w:sz w:val="28"/>
-          <w:rtl/>
-        </w:rPr>
-        <w:softHyphen/>
-      </w:r>
-      <w:r>
-        <w:rPr>
-          <w:rFonts w:cs="B Nazanin" w:hint="cs"/>
-          <w:sz w:val="28"/>
-          <w:rtl/>
-        </w:rPr>
-        <w:t>یابد؛ اینکه چه شاخص</w:t>
-      </w:r>
-      <w:r>
-        <w:rPr>
-          <w:rFonts w:cs="B Nazanin"/>
-          <w:sz w:val="28"/>
-          <w:rtl/>
-        </w:rPr>
-        <w:softHyphen/>
-      </w:r>
-      <w:r>
-        <w:rPr>
-          <w:rFonts w:cs="B Nazanin" w:hint="cs"/>
-          <w:sz w:val="28"/>
-          <w:rtl/>
-        </w:rPr>
-        <w:t xml:space="preserve">هایی برای ارزیابی روش پیشنهادی بکار گرفته شد، نتایج و میزان برتری این روش پیشنهادی چه بودند، و چرا </w:t>
-      </w:r>
-      <w:r>
-        <w:rPr>
-          <w:rFonts w:cs="B Nazanin" w:hint="cs"/>
-          <w:sz w:val="28"/>
-          <w:rtl/>
-        </w:rPr>
-        <w:t>دانشجو</w:t>
-      </w:r>
-      <w:r>
-        <w:rPr>
-          <w:rFonts w:cs="B Nazanin" w:hint="cs"/>
-          <w:sz w:val="28"/>
-          <w:rtl/>
-        </w:rPr>
-        <w:t xml:space="preserve"> ادعا می</w:t>
-      </w:r>
-      <w:r>
-        <w:rPr>
-          <w:rFonts w:cs="B Nazanin"/>
-          <w:sz w:val="28"/>
-          <w:rtl/>
-        </w:rPr>
-        <w:softHyphen/>
-      </w:r>
-      <w:r>
-        <w:rPr>
-          <w:rFonts w:cs="B Nazanin" w:hint="cs"/>
-          <w:sz w:val="28"/>
-          <w:rtl/>
-        </w:rPr>
-        <w:t>کند که روش پیشنهادی</w:t>
-      </w:r>
-      <w:r>
-        <w:rPr>
-          <w:rFonts w:cs="B Nazanin"/>
-          <w:sz w:val="28"/>
-          <w:rtl/>
-        </w:rPr>
-        <w:softHyphen/>
-      </w:r>
-      <w:r>
-        <w:rPr>
-          <w:rFonts w:cs="B Nazanin" w:hint="cs"/>
-          <w:sz w:val="28"/>
-          <w:rtl/>
-        </w:rPr>
-        <w:t>اش آن برتری</w:t>
-      </w:r>
-      <w:r>
-        <w:rPr>
-          <w:rFonts w:cs="B Nazanin"/>
-          <w:sz w:val="28"/>
-          <w:rtl/>
-        </w:rPr>
-        <w:softHyphen/>
-      </w:r>
-      <w:r>
-        <w:rPr>
-          <w:rFonts w:cs="B Nazanin" w:hint="cs"/>
-          <w:sz w:val="28"/>
-          <w:rtl/>
-        </w:rPr>
-        <w:t xml:space="preserve">ها را دارد. </w:t>
+          <w:sz w:val="20"/>
+          <w:rtl/>
+        </w:rPr>
+      </w:pPr>
+      <w:r>
+        <w:rPr>
+          <w:rFonts w:cs="B Nazanin"/>
+          <w:sz w:val="20"/>
+          <w:rtl/>
+        </w:rPr>
+        <w:t>هدف اصل</w:t>
+      </w:r>
+      <w:r>
+        <w:rPr>
+          <w:rFonts w:cs="B Nazanin" w:hint="cs"/>
+          <w:sz w:val="20"/>
+          <w:rtl/>
+        </w:rPr>
+        <w:t>ی</w:t>
+      </w:r>
+      <w:r>
+        <w:rPr>
+          <w:rFonts w:cs="B Nazanin"/>
+          <w:sz w:val="20"/>
+          <w:rtl/>
+        </w:rPr>
+        <w:t xml:space="preserve"> ا</w:t>
+      </w:r>
+      <w:r>
+        <w:rPr>
+          <w:rFonts w:cs="B Nazanin" w:hint="cs"/>
+          <w:sz w:val="20"/>
+          <w:rtl/>
+        </w:rPr>
+        <w:t>ی</w:t>
+      </w:r>
+      <w:r>
+        <w:rPr>
+          <w:rFonts w:cs="B Nazanin" w:hint="eastAsia"/>
+          <w:sz w:val="20"/>
+          <w:rtl/>
+        </w:rPr>
+        <w:t>ن</w:t>
+      </w:r>
+      <w:r>
+        <w:rPr>
+          <w:rFonts w:cs="B Nazanin"/>
+          <w:sz w:val="20"/>
+          <w:rtl/>
+        </w:rPr>
+        <w:t xml:space="preserve"> پروژه، طراح</w:t>
+      </w:r>
+      <w:r>
+        <w:rPr>
+          <w:rFonts w:cs="B Nazanin" w:hint="cs"/>
+          <w:sz w:val="20"/>
+          <w:rtl/>
+        </w:rPr>
+        <w:t>ی</w:t>
+      </w:r>
+      <w:r>
+        <w:rPr>
+          <w:rFonts w:cs="B Nazanin"/>
+          <w:sz w:val="20"/>
+          <w:rtl/>
+        </w:rPr>
+        <w:t xml:space="preserve"> و پ</w:t>
+      </w:r>
+      <w:r>
+        <w:rPr>
+          <w:rFonts w:cs="B Nazanin" w:hint="cs"/>
+          <w:sz w:val="20"/>
+          <w:rtl/>
+        </w:rPr>
+        <w:t>ی</w:t>
+      </w:r>
+      <w:r>
+        <w:rPr>
+          <w:rFonts w:cs="B Nazanin" w:hint="eastAsia"/>
+          <w:sz w:val="20"/>
+          <w:rtl/>
+        </w:rPr>
+        <w:t>اده‌ساز</w:t>
+      </w:r>
+      <w:r>
+        <w:rPr>
+          <w:rFonts w:cs="B Nazanin" w:hint="cs"/>
+          <w:sz w:val="20"/>
+          <w:rtl/>
+        </w:rPr>
+        <w:t>ی</w:t>
+      </w:r>
+      <w:r>
+        <w:rPr>
+          <w:rFonts w:cs="B Nazanin"/>
+          <w:sz w:val="20"/>
+          <w:rtl/>
+        </w:rPr>
+        <w:t xml:space="preserve"> </w:t>
+      </w:r>
+      <w:r>
+        <w:rPr>
+          <w:rFonts w:cs="B Nazanin" w:hint="cs"/>
+          <w:sz w:val="20"/>
+          <w:rtl/>
+        </w:rPr>
+        <w:t>ی</w:t>
+      </w:r>
+      <w:r>
+        <w:rPr>
+          <w:rFonts w:cs="B Nazanin" w:hint="eastAsia"/>
+          <w:sz w:val="20"/>
+          <w:rtl/>
+        </w:rPr>
+        <w:t>ک</w:t>
+      </w:r>
+      <w:r>
+        <w:rPr>
+          <w:rFonts w:cs="B Nazanin"/>
+          <w:sz w:val="20"/>
+          <w:rtl/>
+        </w:rPr>
+        <w:t xml:space="preserve"> معمار</w:t>
+      </w:r>
+      <w:r>
+        <w:rPr>
+          <w:rFonts w:cs="B Nazanin" w:hint="cs"/>
+          <w:sz w:val="20"/>
+          <w:rtl/>
+        </w:rPr>
+        <w:t>ی</w:t>
+      </w:r>
+      <w:r>
+        <w:rPr>
+          <w:rFonts w:cs="B Nazanin"/>
+          <w:sz w:val="20"/>
+          <w:rtl/>
+        </w:rPr>
+        <w:t xml:space="preserve"> سخت‌افزار</w:t>
+      </w:r>
+      <w:r>
+        <w:rPr>
+          <w:rFonts w:cs="B Nazanin" w:hint="cs"/>
+          <w:sz w:val="20"/>
+          <w:rtl/>
+        </w:rPr>
+        <w:t>ی</w:t>
+      </w:r>
+      <w:r>
+        <w:rPr>
+          <w:rFonts w:cs="B Nazanin"/>
+          <w:sz w:val="20"/>
+          <w:rtl/>
+        </w:rPr>
+        <w:t xml:space="preserve"> سبک‌وزن بر رو</w:t>
+      </w:r>
+      <w:r>
+        <w:rPr>
+          <w:rFonts w:cs="B Nazanin" w:hint="cs"/>
+          <w:sz w:val="20"/>
+          <w:rtl/>
+        </w:rPr>
+        <w:t>ی</w:t>
+      </w:r>
+      <w:r>
+        <w:rPr>
+          <w:rFonts w:cs="B Nazanin"/>
+          <w:sz w:val="20"/>
+          <w:rtl/>
+        </w:rPr>
+        <w:t xml:space="preserve"> </w:t>
+      </w:r>
+      <w:r>
+        <w:rPr>
+          <w:rFonts w:cs="B Nazanin"/>
+          <w:sz w:val="20"/>
+        </w:rPr>
+        <w:t>FPGA</w:t>
+      </w:r>
+      <w:r>
+        <w:rPr>
+          <w:rFonts w:cs="B Nazanin"/>
+          <w:sz w:val="20"/>
+          <w:rtl/>
+        </w:rPr>
+        <w:t xml:space="preserve"> است که بتواند عمل</w:t>
+      </w:r>
+      <w:r>
+        <w:rPr>
+          <w:rFonts w:cs="B Nazanin" w:hint="cs"/>
+          <w:sz w:val="20"/>
+          <w:rtl/>
+        </w:rPr>
+        <w:t>ی</w:t>
+      </w:r>
+      <w:r>
+        <w:rPr>
+          <w:rFonts w:cs="B Nazanin" w:hint="eastAsia"/>
+          <w:sz w:val="20"/>
+          <w:rtl/>
+        </w:rPr>
+        <w:t>ات</w:t>
+      </w:r>
+      <w:r>
+        <w:rPr>
+          <w:rFonts w:cs="B Nazanin"/>
+          <w:sz w:val="20"/>
+          <w:rtl/>
+        </w:rPr>
+        <w:t xml:space="preserve"> ضرب پ</w:t>
+      </w:r>
+      <w:r>
+        <w:rPr>
+          <w:rFonts w:cs="B Nazanin" w:hint="cs"/>
+          <w:sz w:val="20"/>
+          <w:rtl/>
+        </w:rPr>
+        <w:t>ی</w:t>
+      </w:r>
+      <w:r>
+        <w:rPr>
+          <w:rFonts w:cs="B Nazanin" w:hint="eastAsia"/>
+          <w:sz w:val="20"/>
+          <w:rtl/>
+        </w:rPr>
+        <w:t>مانه‌ا</w:t>
+      </w:r>
+      <w:r>
+        <w:rPr>
+          <w:rFonts w:cs="B Nazanin" w:hint="cs"/>
+          <w:sz w:val="20"/>
+          <w:rtl/>
+        </w:rPr>
+        <w:t>ی</w:t>
+      </w:r>
+      <w:r>
+        <w:rPr>
+          <w:rFonts w:cs="B Nazanin"/>
+          <w:sz w:val="20"/>
+          <w:rtl/>
+        </w:rPr>
+        <w:t xml:space="preserve"> مورد ن</w:t>
+      </w:r>
+      <w:r>
+        <w:rPr>
+          <w:rFonts w:cs="B Nazanin" w:hint="cs"/>
+          <w:sz w:val="20"/>
+          <w:rtl/>
+        </w:rPr>
+        <w:t>ی</w:t>
+      </w:r>
+      <w:r>
+        <w:rPr>
+          <w:rFonts w:cs="B Nazanin" w:hint="eastAsia"/>
+          <w:sz w:val="20"/>
+          <w:rtl/>
+        </w:rPr>
+        <w:t>از</w:t>
+      </w:r>
+      <w:r>
+        <w:rPr>
+          <w:rFonts w:cs="B Nazanin"/>
+          <w:sz w:val="20"/>
+          <w:rtl/>
+        </w:rPr>
+        <w:t xml:space="preserve"> دو الگور</w:t>
+      </w:r>
+      <w:r>
+        <w:rPr>
+          <w:rFonts w:cs="B Nazanin" w:hint="cs"/>
+          <w:sz w:val="20"/>
+          <w:rtl/>
+        </w:rPr>
+        <w:t>ی</w:t>
+      </w:r>
+      <w:r>
+        <w:rPr>
+          <w:rFonts w:cs="B Nazanin" w:hint="eastAsia"/>
+          <w:sz w:val="20"/>
+          <w:rtl/>
+        </w:rPr>
+        <w:t>تم</w:t>
+      </w:r>
+      <w:r>
+        <w:rPr>
+          <w:rFonts w:cs="B Nazanin"/>
+          <w:sz w:val="20"/>
+          <w:rtl/>
+        </w:rPr>
+        <w:t xml:space="preserve"> </w:t>
+      </w:r>
+      <w:r>
+        <w:rPr>
+          <w:rFonts w:cs="B Nazanin"/>
+          <w:sz w:val="20"/>
+        </w:rPr>
+        <w:t>Curve25519</w:t>
+      </w:r>
+      <w:r>
+        <w:rPr>
+          <w:rFonts w:cs="B Nazanin"/>
+          <w:sz w:val="20"/>
+          <w:rtl/>
+        </w:rPr>
+        <w:t xml:space="preserve"> و </w:t>
+      </w:r>
+      <w:r>
+        <w:rPr>
+          <w:rFonts w:cs="B Nazanin"/>
+          <w:sz w:val="20"/>
+        </w:rPr>
+        <w:t>Kyber</w:t>
+      </w:r>
+      <w:r>
+        <w:rPr>
+          <w:rFonts w:cs="B Nazanin"/>
+          <w:sz w:val="20"/>
+          <w:rtl/>
+        </w:rPr>
+        <w:t xml:space="preserve"> را با به</w:t>
+      </w:r>
+      <w:r>
+        <w:rPr>
+          <w:rFonts w:cs="B Nazanin" w:hint="cs"/>
+          <w:sz w:val="20"/>
+          <w:rtl/>
+        </w:rPr>
+        <w:t xml:space="preserve"> </w:t>
+      </w:r>
+      <w:r>
+        <w:rPr>
+          <w:rFonts w:cs="B Nazanin"/>
+          <w:sz w:val="20"/>
+          <w:rtl/>
+        </w:rPr>
+        <w:t>‌اشتراک‌گذار</w:t>
+      </w:r>
+      <w:r>
+        <w:rPr>
+          <w:rFonts w:cs="B Nazanin" w:hint="cs"/>
+          <w:sz w:val="20"/>
+          <w:rtl/>
+        </w:rPr>
+        <w:t>ی</w:t>
+      </w:r>
+      <w:r>
+        <w:rPr>
+          <w:rFonts w:cs="B Nazanin"/>
+          <w:sz w:val="20"/>
+          <w:rtl/>
+        </w:rPr>
+        <w:t xml:space="preserve"> </w:t>
+      </w:r>
+      <w:r>
+        <w:rPr>
+          <w:rFonts w:cs="B Nazanin" w:hint="cs"/>
+          <w:sz w:val="20"/>
+          <w:rtl/>
+        </w:rPr>
+        <w:t xml:space="preserve">مسیر داده </w:t>
+      </w:r>
+      <w:r>
+        <w:rPr>
+          <w:rFonts w:cs="B Nazanin"/>
+          <w:sz w:val="20"/>
+          <w:rtl/>
+        </w:rPr>
+        <w:t>انجام دهد. ا</w:t>
+      </w:r>
+      <w:r>
+        <w:rPr>
+          <w:rFonts w:cs="B Nazanin" w:hint="cs"/>
+          <w:sz w:val="20"/>
+          <w:rtl/>
+        </w:rPr>
+        <w:t>ی</w:t>
+      </w:r>
+      <w:r>
+        <w:rPr>
+          <w:rFonts w:cs="B Nazanin" w:hint="eastAsia"/>
+          <w:sz w:val="20"/>
+          <w:rtl/>
+        </w:rPr>
+        <w:t>ن</w:t>
+      </w:r>
+      <w:r>
+        <w:rPr>
+          <w:rFonts w:cs="B Nazanin"/>
+          <w:sz w:val="20"/>
+          <w:rtl/>
+        </w:rPr>
+        <w:t xml:space="preserve"> کار به</w:t>
+      </w:r>
+      <w:r>
+        <w:rPr>
+          <w:rFonts w:cs="B Nazanin" w:hint="cs"/>
+          <w:sz w:val="20"/>
+          <w:rtl/>
+        </w:rPr>
+        <w:t xml:space="preserve"> </w:t>
+      </w:r>
+      <w:r>
+        <w:rPr>
+          <w:rFonts w:cs="B Nazanin"/>
+          <w:sz w:val="20"/>
+          <w:rtl/>
+        </w:rPr>
+        <w:t>‌منظور پشت</w:t>
+      </w:r>
+      <w:r>
+        <w:rPr>
+          <w:rFonts w:cs="B Nazanin" w:hint="cs"/>
+          <w:sz w:val="20"/>
+          <w:rtl/>
+        </w:rPr>
+        <w:t>ی</w:t>
+      </w:r>
+      <w:r>
+        <w:rPr>
+          <w:rFonts w:cs="B Nazanin" w:hint="eastAsia"/>
+          <w:sz w:val="20"/>
+          <w:rtl/>
+        </w:rPr>
+        <w:t>بان</w:t>
+      </w:r>
+      <w:r>
+        <w:rPr>
+          <w:rFonts w:cs="B Nazanin" w:hint="cs"/>
+          <w:sz w:val="20"/>
+          <w:rtl/>
+        </w:rPr>
+        <w:t>ی</w:t>
+      </w:r>
+      <w:r>
+        <w:rPr>
+          <w:rFonts w:cs="B Nazanin"/>
+          <w:sz w:val="20"/>
+          <w:rtl/>
+        </w:rPr>
+        <w:t xml:space="preserve"> از پروتکل‌ها</w:t>
+      </w:r>
+      <w:r>
+        <w:rPr>
+          <w:rFonts w:cs="B Nazanin" w:hint="cs"/>
+          <w:sz w:val="20"/>
+          <w:rtl/>
+        </w:rPr>
+        <w:t>ی</w:t>
+      </w:r>
+      <w:r>
+        <w:rPr>
+          <w:rFonts w:cs="B Nazanin"/>
+          <w:sz w:val="20"/>
+          <w:rtl/>
+        </w:rPr>
+        <w:t xml:space="preserve"> توافق کل</w:t>
+      </w:r>
+      <w:r>
+        <w:rPr>
+          <w:rFonts w:cs="B Nazanin" w:hint="cs"/>
+          <w:sz w:val="20"/>
+          <w:rtl/>
+        </w:rPr>
+        <w:t>ی</w:t>
+      </w:r>
+      <w:r>
+        <w:rPr>
+          <w:rFonts w:cs="B Nazanin" w:hint="eastAsia"/>
+          <w:sz w:val="20"/>
+          <w:rtl/>
+        </w:rPr>
+        <w:t>د</w:t>
+      </w:r>
+      <w:r>
+        <w:rPr>
+          <w:rFonts w:cs="B Nazanin"/>
+          <w:sz w:val="20"/>
+          <w:rtl/>
+        </w:rPr>
+        <w:t xml:space="preserve"> </w:t>
+      </w:r>
+      <w:r>
+        <w:rPr>
+          <w:rFonts w:cs="B Nazanin" w:hint="cs"/>
+          <w:sz w:val="20"/>
+          <w:rtl/>
+        </w:rPr>
+        <w:t xml:space="preserve">ترکیبی </w:t>
+      </w:r>
+      <w:r>
+        <w:rPr>
+          <w:rFonts w:cs="B Nazanin"/>
+          <w:sz w:val="20"/>
+          <w:rtl/>
+        </w:rPr>
+        <w:t>نظ</w:t>
+      </w:r>
+      <w:r>
+        <w:rPr>
+          <w:rFonts w:cs="B Nazanin" w:hint="cs"/>
+          <w:sz w:val="20"/>
+          <w:rtl/>
+        </w:rPr>
+        <w:t>ی</w:t>
+      </w:r>
+      <w:r>
+        <w:rPr>
+          <w:rFonts w:cs="B Nazanin" w:hint="eastAsia"/>
+          <w:sz w:val="20"/>
+          <w:rtl/>
+        </w:rPr>
+        <w:t>ر</w:t>
+      </w:r>
+      <w:r>
+        <w:rPr>
+          <w:rFonts w:cs="B Nazanin"/>
+          <w:sz w:val="20"/>
+          <w:rtl/>
+        </w:rPr>
+        <w:t xml:space="preserve"> </w:t>
+      </w:r>
+      <w:r>
+        <w:rPr>
+          <w:rFonts w:cs="B Nazanin"/>
+          <w:sz w:val="20"/>
+        </w:rPr>
+        <w:t>X25519MLKEM768</w:t>
+      </w:r>
+      <w:r>
+        <w:rPr>
+          <w:rFonts w:cs="B Nazanin"/>
+          <w:sz w:val="20"/>
+          <w:rtl/>
+        </w:rPr>
+        <w:t xml:space="preserve"> که در </w:t>
+      </w:r>
+      <w:r>
+        <w:rPr>
+          <w:rFonts w:cs="B Nazanin"/>
+          <w:sz w:val="20"/>
+        </w:rPr>
+        <w:t>RFC 10024</w:t>
+      </w:r>
+      <w:r>
+        <w:rPr>
+          <w:rFonts w:cs="B Nazanin"/>
+          <w:sz w:val="20"/>
+          <w:rtl/>
+        </w:rPr>
+        <w:t xml:space="preserve"> برا</w:t>
+      </w:r>
+      <w:r>
+        <w:rPr>
+          <w:rFonts w:cs="B Nazanin" w:hint="cs"/>
+          <w:sz w:val="20"/>
+          <w:rtl/>
+        </w:rPr>
+        <w:t>ی</w:t>
+      </w:r>
+      <w:r>
+        <w:rPr>
+          <w:rFonts w:cs="B Nazanin"/>
+          <w:sz w:val="20"/>
+          <w:rtl/>
+        </w:rPr>
+        <w:t xml:space="preserve"> </w:t>
+      </w:r>
+      <w:r>
+        <w:rPr>
+          <w:rFonts w:cs="B Nazanin"/>
+          <w:sz w:val="20"/>
+        </w:rPr>
+        <w:t>TLS 1.3</w:t>
+      </w:r>
+      <w:r>
+        <w:rPr>
+          <w:rFonts w:cs="B Nazanin"/>
+          <w:sz w:val="20"/>
+          <w:rtl/>
+        </w:rPr>
+        <w:t xml:space="preserve"> تعر</w:t>
+      </w:r>
+      <w:r>
+        <w:rPr>
+          <w:rFonts w:cs="B Nazanin" w:hint="cs"/>
+          <w:sz w:val="20"/>
+          <w:rtl/>
+        </w:rPr>
+        <w:t>ی</w:t>
+      </w:r>
+      <w:r>
+        <w:rPr>
+          <w:rFonts w:cs="B Nazanin" w:hint="eastAsia"/>
+          <w:sz w:val="20"/>
+          <w:rtl/>
+        </w:rPr>
+        <w:t>ف</w:t>
+      </w:r>
+      <w:r>
+        <w:rPr>
+          <w:rFonts w:cs="B Nazanin"/>
+          <w:sz w:val="20"/>
+          <w:rtl/>
+        </w:rPr>
+        <w:t xml:space="preserve"> شده است، ضرور</w:t>
+      </w:r>
+      <w:r>
+        <w:rPr>
+          <w:rFonts w:cs="B Nazanin" w:hint="cs"/>
+          <w:sz w:val="20"/>
+          <w:rtl/>
+        </w:rPr>
+        <w:t>ی</w:t>
+      </w:r>
+      <w:r>
+        <w:rPr>
+          <w:rFonts w:cs="B Nazanin"/>
+          <w:sz w:val="20"/>
+          <w:rtl/>
+        </w:rPr>
+        <w:t xml:space="preserve"> م</w:t>
+      </w:r>
+      <w:r>
+        <w:rPr>
+          <w:rFonts w:cs="B Nazanin" w:hint="cs"/>
+          <w:sz w:val="20"/>
+          <w:rtl/>
+        </w:rPr>
+        <w:t>ی‌</w:t>
+      </w:r>
+      <w:r>
+        <w:rPr>
+          <w:rFonts w:cs="B Nazanin" w:hint="eastAsia"/>
+          <w:sz w:val="20"/>
+          <w:rtl/>
+        </w:rPr>
+        <w:t>باشد</w:t>
+      </w:r>
+      <w:r>
+        <w:rPr>
+          <w:rFonts w:cs="B Nazanin"/>
+          <w:sz w:val="20"/>
+          <w:rtl/>
+        </w:rPr>
+        <w:t xml:space="preserve"> [5]، [16]. در ا</w:t>
+      </w:r>
+      <w:r>
+        <w:rPr>
+          <w:rFonts w:cs="B Nazanin" w:hint="cs"/>
+          <w:sz w:val="20"/>
+          <w:rtl/>
+        </w:rPr>
+        <w:t>ی</w:t>
+      </w:r>
+      <w:r>
+        <w:rPr>
+          <w:rFonts w:cs="B Nazanin" w:hint="eastAsia"/>
+          <w:sz w:val="20"/>
+          <w:rtl/>
+        </w:rPr>
+        <w:t>ن</w:t>
+      </w:r>
+      <w:r>
+        <w:rPr>
+          <w:rFonts w:cs="B Nazanin"/>
+          <w:sz w:val="20"/>
+          <w:rtl/>
+        </w:rPr>
+        <w:t xml:space="preserve"> پروتکل‌ها، راز مشترک نها</w:t>
+      </w:r>
+      <w:r>
+        <w:rPr>
+          <w:rFonts w:cs="B Nazanin" w:hint="cs"/>
+          <w:sz w:val="20"/>
+          <w:rtl/>
+        </w:rPr>
+        <w:t>یی</w:t>
+      </w:r>
+      <w:r>
+        <w:rPr>
+          <w:rFonts w:cs="B Nazanin"/>
+          <w:sz w:val="20"/>
+          <w:rtl/>
+        </w:rPr>
+        <w:t xml:space="preserve"> از الحاق (</w:t>
+      </w:r>
+      <w:r>
+        <w:rPr>
+          <w:rFonts w:cs="B Nazanin"/>
+          <w:sz w:val="20"/>
+        </w:rPr>
+        <w:t>Concatenation</w:t>
+      </w:r>
+      <w:r>
+        <w:rPr>
+          <w:rFonts w:cs="B Nazanin"/>
+          <w:sz w:val="20"/>
+          <w:rtl/>
+        </w:rPr>
+        <w:t>) رازها</w:t>
+      </w:r>
+      <w:r>
+        <w:rPr>
+          <w:rFonts w:cs="B Nazanin" w:hint="cs"/>
+          <w:sz w:val="20"/>
+          <w:rtl/>
+        </w:rPr>
+        <w:t>ی</w:t>
+      </w:r>
+      <w:r>
+        <w:rPr>
+          <w:rFonts w:cs="B Nazanin"/>
+          <w:sz w:val="20"/>
+          <w:rtl/>
+        </w:rPr>
+        <w:t xml:space="preserve"> مشترک حاصل از </w:t>
+      </w:r>
+      <w:r>
+        <w:rPr>
+          <w:rFonts w:cs="B Nazanin"/>
+          <w:sz w:val="20"/>
+        </w:rPr>
+        <w:t>ECDHE</w:t>
+      </w:r>
+      <w:r>
+        <w:rPr>
+          <w:rFonts w:cs="B Nazanin"/>
+          <w:sz w:val="20"/>
+          <w:rtl/>
+        </w:rPr>
+        <w:t xml:space="preserve"> (با </w:t>
+      </w:r>
+      <w:r>
+        <w:rPr>
+          <w:rFonts w:cs="B Nazanin"/>
+          <w:sz w:val="20"/>
+        </w:rPr>
+        <w:t>Curve25519</w:t>
+      </w:r>
+      <w:r>
+        <w:rPr>
+          <w:rFonts w:cs="B Nazanin"/>
+          <w:sz w:val="20"/>
+          <w:rtl/>
+        </w:rPr>
+        <w:t xml:space="preserve">) و </w:t>
+      </w:r>
+      <w:r>
+        <w:rPr>
+          <w:rFonts w:cs="B Nazanin"/>
+          <w:sz w:val="20"/>
+        </w:rPr>
+        <w:t>ML-KEM</w:t>
+      </w:r>
+      <w:r>
+        <w:rPr>
+          <w:rFonts w:cs="B Nazanin"/>
+          <w:sz w:val="20"/>
+          <w:rtl/>
+        </w:rPr>
+        <w:t xml:space="preserve"> (با </w:t>
+      </w:r>
+      <w:r>
+        <w:rPr>
+          <w:rFonts w:cs="B Nazanin"/>
+          <w:sz w:val="20"/>
+        </w:rPr>
+        <w:t>Kyber</w:t>
+      </w:r>
+      <w:r>
+        <w:rPr>
+          <w:rFonts w:cs="B Nazanin"/>
+          <w:sz w:val="20"/>
+          <w:rtl/>
+        </w:rPr>
+        <w:t>) تشک</w:t>
+      </w:r>
+      <w:r>
+        <w:rPr>
+          <w:rFonts w:cs="B Nazanin" w:hint="cs"/>
+          <w:sz w:val="20"/>
+          <w:rtl/>
+        </w:rPr>
+        <w:t>ی</w:t>
+      </w:r>
+      <w:r>
+        <w:rPr>
+          <w:rFonts w:cs="B Nazanin" w:hint="eastAsia"/>
+          <w:sz w:val="20"/>
+          <w:rtl/>
+        </w:rPr>
+        <w:t>ل</w:t>
+      </w:r>
+      <w:r>
+        <w:rPr>
+          <w:rFonts w:cs="B Nazanin"/>
+          <w:sz w:val="20"/>
+          <w:rtl/>
+        </w:rPr>
+        <w:t xml:space="preserve"> م</w:t>
+      </w:r>
+      <w:r>
+        <w:rPr>
+          <w:rFonts w:cs="B Nazanin" w:hint="cs"/>
+          <w:sz w:val="20"/>
+          <w:rtl/>
+        </w:rPr>
+        <w:t>ی‌</w:t>
+      </w:r>
+      <w:r>
+        <w:rPr>
+          <w:rFonts w:cs="B Nazanin" w:hint="eastAsia"/>
+          <w:sz w:val="20"/>
+          <w:rtl/>
+        </w:rPr>
+        <w:t>شود</w:t>
+      </w:r>
+      <w:r>
+        <w:rPr>
+          <w:rFonts w:cs="B Nazanin"/>
+          <w:sz w:val="20"/>
+          <w:rtl/>
+        </w:rPr>
+        <w:t xml:space="preserve"> و سپس با استفاده از </w:t>
+      </w:r>
+      <w:r>
+        <w:rPr>
+          <w:rFonts w:cs="B Nazanin"/>
+          <w:sz w:val="20"/>
+        </w:rPr>
+        <w:t>HKDF</w:t>
+      </w:r>
+      <w:r>
+        <w:rPr>
+          <w:rFonts w:cs="B Nazanin"/>
+          <w:sz w:val="20"/>
+          <w:rtl/>
+        </w:rPr>
+        <w:t xml:space="preserve"> کل</w:t>
+      </w:r>
+      <w:r>
+        <w:rPr>
+          <w:rFonts w:cs="B Nazanin" w:hint="cs"/>
+          <w:sz w:val="20"/>
+          <w:rtl/>
+        </w:rPr>
+        <w:t>ی</w:t>
+      </w:r>
+      <w:r>
+        <w:rPr>
+          <w:rFonts w:cs="B Nazanin" w:hint="eastAsia"/>
+          <w:sz w:val="20"/>
+          <w:rtl/>
+        </w:rPr>
+        <w:t>د</w:t>
+      </w:r>
+      <w:r>
+        <w:rPr>
+          <w:rFonts w:cs="B Nazanin"/>
+          <w:sz w:val="20"/>
+          <w:rtl/>
+        </w:rPr>
+        <w:t xml:space="preserve"> نشست نها</w:t>
+      </w:r>
+      <w:r>
+        <w:rPr>
+          <w:rFonts w:cs="B Nazanin" w:hint="cs"/>
+          <w:sz w:val="20"/>
+          <w:rtl/>
+        </w:rPr>
+        <w:t>یی</w:t>
+      </w:r>
+      <w:r>
+        <w:rPr>
+          <w:rFonts w:cs="B Nazanin"/>
+          <w:sz w:val="20"/>
+          <w:rtl/>
+        </w:rPr>
+        <w:t xml:space="preserve"> استخراج م</w:t>
+      </w:r>
+      <w:r>
+        <w:rPr>
+          <w:rFonts w:cs="B Nazanin" w:hint="cs"/>
+          <w:sz w:val="20"/>
+          <w:rtl/>
+        </w:rPr>
+        <w:t>ی‌</w:t>
+      </w:r>
+      <w:r>
+        <w:rPr>
+          <w:rFonts w:cs="B Nazanin" w:hint="eastAsia"/>
+          <w:sz w:val="20"/>
+          <w:rtl/>
+        </w:rPr>
+        <w:t>گردد</w:t>
+      </w:r>
+      <w:r>
+        <w:rPr>
+          <w:rFonts w:cs="B Nazanin"/>
+          <w:sz w:val="20"/>
+          <w:rtl/>
+        </w:rPr>
+        <w:t xml:space="preserve"> [5]. پ</w:t>
+      </w:r>
+      <w:r>
+        <w:rPr>
+          <w:rFonts w:cs="B Nazanin" w:hint="cs"/>
+          <w:sz w:val="20"/>
+          <w:rtl/>
+        </w:rPr>
+        <w:t>ی</w:t>
+      </w:r>
+      <w:r>
+        <w:rPr>
+          <w:rFonts w:cs="B Nazanin" w:hint="eastAsia"/>
+          <w:sz w:val="20"/>
+          <w:rtl/>
+        </w:rPr>
+        <w:t>اده‌ساز</w:t>
+      </w:r>
+      <w:r>
+        <w:rPr>
+          <w:rFonts w:cs="B Nazanin" w:hint="cs"/>
+          <w:sz w:val="20"/>
+          <w:rtl/>
+        </w:rPr>
+        <w:t>ی</w:t>
+      </w:r>
+      <w:r>
+        <w:rPr>
+          <w:rFonts w:cs="B Nazanin"/>
+          <w:sz w:val="20"/>
+          <w:rtl/>
+        </w:rPr>
+        <w:t xml:space="preserve"> کارآمد ا</w:t>
+      </w:r>
+      <w:r>
+        <w:rPr>
+          <w:rFonts w:cs="B Nazanin" w:hint="cs"/>
+          <w:sz w:val="20"/>
+          <w:rtl/>
+        </w:rPr>
+        <w:t>ی</w:t>
+      </w:r>
+      <w:r>
+        <w:rPr>
+          <w:rFonts w:cs="B Nazanin" w:hint="eastAsia"/>
+          <w:sz w:val="20"/>
+          <w:rtl/>
+        </w:rPr>
+        <w:t>ن</w:t>
+      </w:r>
+      <w:r>
+        <w:rPr>
+          <w:rFonts w:cs="B Nazanin"/>
+          <w:sz w:val="20"/>
+          <w:rtl/>
+        </w:rPr>
+        <w:t xml:space="preserve"> پروتکل‌ها بر رو</w:t>
+      </w:r>
+      <w:r>
+        <w:rPr>
+          <w:rFonts w:cs="B Nazanin" w:hint="cs"/>
+          <w:sz w:val="20"/>
+          <w:rtl/>
+        </w:rPr>
+        <w:t>ی</w:t>
+      </w:r>
+      <w:r>
+        <w:rPr>
+          <w:rFonts w:cs="B Nazanin"/>
+          <w:sz w:val="20"/>
+          <w:rtl/>
+        </w:rPr>
+        <w:t xml:space="preserve"> سخت‌افزار، مستلزم طراح</w:t>
+      </w:r>
+      <w:r>
+        <w:rPr>
+          <w:rFonts w:cs="B Nazanin" w:hint="cs"/>
+          <w:sz w:val="20"/>
+          <w:rtl/>
+        </w:rPr>
+        <w:t>ی</w:t>
+      </w:r>
+      <w:r>
+        <w:rPr>
+          <w:rFonts w:cs="B Nazanin"/>
+          <w:sz w:val="20"/>
+          <w:rtl/>
+        </w:rPr>
+        <w:t xml:space="preserve"> معمار</w:t>
+      </w:r>
+      <w:r>
+        <w:rPr>
+          <w:rFonts w:cs="B Nazanin" w:hint="cs"/>
+          <w:sz w:val="20"/>
+          <w:rtl/>
+        </w:rPr>
+        <w:t>ی‌</w:t>
+      </w:r>
+      <w:r>
+        <w:rPr>
+          <w:rFonts w:cs="B Nazanin" w:hint="eastAsia"/>
+          <w:sz w:val="20"/>
+          <w:rtl/>
+        </w:rPr>
+        <w:t>ها</w:t>
+      </w:r>
+      <w:r>
+        <w:rPr>
+          <w:rFonts w:cs="B Nazanin" w:hint="cs"/>
+          <w:sz w:val="20"/>
+          <w:rtl/>
+        </w:rPr>
+        <w:t>یی</w:t>
+      </w:r>
+      <w:r>
+        <w:rPr>
+          <w:rFonts w:cs="B Nazanin"/>
+          <w:sz w:val="20"/>
+          <w:rtl/>
+        </w:rPr>
+        <w:t xml:space="preserve"> است که بتوانند هر دو نوع محاسبات را با حداقل سربار انجام دهند [15].</w:t>
       </w:r>
     </w:p>
     <w:p>
@@ -51383,6 +52061,772 @@
         <w:jc w:val="both"/>
         <w:rPr>
           <w:rFonts w:cs="B Nazanin"/>
+          <w:sz w:val="20"/>
+          <w:rtl/>
+        </w:rPr>
+      </w:pPr>
+    </w:p>
+    <w:p>
+      <w:pPr>
+        <w:spacing w:line="360" w:lineRule="auto"/>
+        <w:ind w:firstLine="284"/>
+        <w:jc w:val="both"/>
+        <w:rPr>
+          <w:rFonts w:cs="B Nazanin"/>
+          <w:sz w:val="20"/>
+          <w:rtl/>
+        </w:rPr>
+      </w:pPr>
+      <w:r>
+        <w:rPr>
+          <w:rFonts w:cs="B Nazanin" w:hint="eastAsia"/>
+          <w:sz w:val="20"/>
+          <w:rtl/>
+        </w:rPr>
+        <w:t>در</w:t>
+      </w:r>
+      <w:r>
+        <w:rPr>
+          <w:rFonts w:cs="B Nazanin"/>
+          <w:sz w:val="20"/>
+          <w:rtl/>
+        </w:rPr>
+        <w:t xml:space="preserve"> ا</w:t>
+      </w:r>
+      <w:r>
+        <w:rPr>
+          <w:rFonts w:cs="B Nazanin" w:hint="cs"/>
+          <w:sz w:val="20"/>
+          <w:rtl/>
+        </w:rPr>
+        <w:t>ی</w:t>
+      </w:r>
+      <w:r>
+        <w:rPr>
+          <w:rFonts w:cs="B Nazanin" w:hint="eastAsia"/>
+          <w:sz w:val="20"/>
+          <w:rtl/>
+        </w:rPr>
+        <w:t>ن</w:t>
+      </w:r>
+      <w:r>
+        <w:rPr>
+          <w:rFonts w:cs="B Nazanin"/>
+          <w:sz w:val="20"/>
+          <w:rtl/>
+        </w:rPr>
+        <w:t xml:space="preserve"> فصل، دو معمار</w:t>
+      </w:r>
+      <w:r>
+        <w:rPr>
+          <w:rFonts w:cs="B Nazanin" w:hint="cs"/>
+          <w:sz w:val="20"/>
+          <w:rtl/>
+        </w:rPr>
+        <w:t>ی</w:t>
+      </w:r>
+      <w:r>
+        <w:rPr>
+          <w:rFonts w:cs="B Nazanin"/>
+          <w:sz w:val="20"/>
+          <w:rtl/>
+        </w:rPr>
+        <w:t xml:space="preserve"> مجزا برا</w:t>
+      </w:r>
+      <w:r>
+        <w:rPr>
+          <w:rFonts w:cs="B Nazanin" w:hint="cs"/>
+          <w:sz w:val="20"/>
+          <w:rtl/>
+        </w:rPr>
+        <w:t>ی</w:t>
+      </w:r>
+      <w:r>
+        <w:rPr>
+          <w:rFonts w:cs="B Nazanin"/>
+          <w:sz w:val="20"/>
+          <w:rtl/>
+        </w:rPr>
+        <w:t xml:space="preserve"> ضرب پ</w:t>
+      </w:r>
+      <w:r>
+        <w:rPr>
+          <w:rFonts w:cs="B Nazanin" w:hint="cs"/>
+          <w:sz w:val="20"/>
+          <w:rtl/>
+        </w:rPr>
+        <w:t>ی</w:t>
+      </w:r>
+      <w:r>
+        <w:rPr>
+          <w:rFonts w:cs="B Nazanin" w:hint="eastAsia"/>
+          <w:sz w:val="20"/>
+          <w:rtl/>
+        </w:rPr>
+        <w:t>مانه‌ا</w:t>
+      </w:r>
+      <w:r>
+        <w:rPr>
+          <w:rFonts w:cs="B Nazanin" w:hint="cs"/>
+          <w:sz w:val="20"/>
+          <w:rtl/>
+        </w:rPr>
+        <w:t>ی</w:t>
+      </w:r>
+      <w:r>
+        <w:rPr>
+          <w:rFonts w:cs="B Nazanin"/>
+          <w:sz w:val="20"/>
+          <w:rtl/>
+        </w:rPr>
+        <w:t xml:space="preserve"> </w:t>
+      </w:r>
+      <w:r>
+        <w:rPr>
+          <w:rFonts w:cs="B Nazanin"/>
+          <w:sz w:val="20"/>
+        </w:rPr>
+        <w:t>Kyber</w:t>
+      </w:r>
+      <w:r>
+        <w:rPr>
+          <w:rFonts w:cs="B Nazanin"/>
+          <w:sz w:val="20"/>
+          <w:rtl/>
+        </w:rPr>
+        <w:t xml:space="preserve"> ارائه م</w:t>
+      </w:r>
+      <w:r>
+        <w:rPr>
+          <w:rFonts w:cs="B Nazanin" w:hint="cs"/>
+          <w:sz w:val="20"/>
+          <w:rtl/>
+        </w:rPr>
+        <w:t>ی‌</w:t>
+      </w:r>
+      <w:r>
+        <w:rPr>
+          <w:rFonts w:cs="B Nazanin" w:hint="eastAsia"/>
+          <w:sz w:val="20"/>
+          <w:rtl/>
+        </w:rPr>
+        <w:t>شود</w:t>
+      </w:r>
+      <w:r>
+        <w:rPr>
+          <w:rFonts w:cs="B Nazanin"/>
+          <w:sz w:val="20"/>
+          <w:rtl/>
+        </w:rPr>
+        <w:t xml:space="preserve">: </w:t>
+      </w:r>
+      <w:r>
+        <w:rPr>
+          <w:rFonts w:cs="B Nazanin" w:hint="cs"/>
+          <w:sz w:val="20"/>
+          <w:rtl/>
+        </w:rPr>
+        <w:t>ی</w:t>
+      </w:r>
+      <w:r>
+        <w:rPr>
+          <w:rFonts w:cs="B Nazanin" w:hint="eastAsia"/>
+          <w:sz w:val="20"/>
+          <w:rtl/>
+        </w:rPr>
+        <w:t>ک</w:t>
+      </w:r>
+      <w:r>
+        <w:rPr>
+          <w:rFonts w:cs="B Nazanin" w:hint="cs"/>
+          <w:sz w:val="20"/>
+          <w:rtl/>
+        </w:rPr>
+        <w:t>ی</w:t>
+      </w:r>
+      <w:r>
+        <w:rPr>
+          <w:rFonts w:cs="B Nazanin"/>
+          <w:sz w:val="20"/>
+          <w:rtl/>
+        </w:rPr>
+        <w:t xml:space="preserve"> مبتن</w:t>
+      </w:r>
+      <w:r>
+        <w:rPr>
+          <w:rFonts w:cs="B Nazanin" w:hint="cs"/>
+          <w:sz w:val="20"/>
+          <w:rtl/>
+        </w:rPr>
+        <w:t>ی</w:t>
+      </w:r>
+      <w:r>
+        <w:rPr>
+          <w:rFonts w:cs="B Nazanin"/>
+          <w:sz w:val="20"/>
+          <w:rtl/>
+        </w:rPr>
+        <w:t xml:space="preserve"> بر کاهش </w:t>
+      </w:r>
+      <w:r>
+        <w:rPr>
+          <w:rFonts w:cs="B Nazanin"/>
+          <w:sz w:val="20"/>
+        </w:rPr>
+        <w:t>K2-RED</w:t>
+      </w:r>
+      <w:r>
+        <w:rPr>
+          <w:rFonts w:cs="B Nazanin"/>
+          <w:sz w:val="20"/>
+          <w:rtl/>
+        </w:rPr>
+        <w:t xml:space="preserve"> [7] و د</w:t>
+      </w:r>
+      <w:r>
+        <w:rPr>
+          <w:rFonts w:cs="B Nazanin" w:hint="cs"/>
+          <w:sz w:val="20"/>
+          <w:rtl/>
+        </w:rPr>
+        <w:t>ی</w:t>
+      </w:r>
+      <w:r>
+        <w:rPr>
+          <w:rFonts w:cs="B Nazanin" w:hint="eastAsia"/>
+          <w:sz w:val="20"/>
+          <w:rtl/>
+        </w:rPr>
+        <w:t>گر</w:t>
+      </w:r>
+      <w:r>
+        <w:rPr>
+          <w:rFonts w:cs="B Nazanin" w:hint="cs"/>
+          <w:sz w:val="20"/>
+          <w:rtl/>
+        </w:rPr>
+        <w:t>ی</w:t>
+      </w:r>
+      <w:r>
+        <w:rPr>
+          <w:rFonts w:cs="B Nazanin"/>
+          <w:sz w:val="20"/>
+          <w:rtl/>
+        </w:rPr>
+        <w:t xml:space="preserve"> مبتن</w:t>
+      </w:r>
+      <w:r>
+        <w:rPr>
+          <w:rFonts w:cs="B Nazanin" w:hint="cs"/>
+          <w:sz w:val="20"/>
+          <w:rtl/>
+        </w:rPr>
+        <w:t>ی</w:t>
+      </w:r>
+      <w:r>
+        <w:rPr>
+          <w:rFonts w:cs="B Nazanin"/>
+          <w:sz w:val="20"/>
+          <w:rtl/>
+        </w:rPr>
+        <w:t xml:space="preserve"> بر کاهش مونتگمر</w:t>
+      </w:r>
+      <w:r>
+        <w:rPr>
+          <w:rFonts w:cs="B Nazanin" w:hint="cs"/>
+          <w:sz w:val="20"/>
+          <w:rtl/>
+        </w:rPr>
+        <w:t>ی</w:t>
+      </w:r>
+      <w:r>
+        <w:rPr>
+          <w:rFonts w:cs="B Nazanin"/>
+          <w:sz w:val="20"/>
+          <w:rtl/>
+        </w:rPr>
+        <w:t xml:space="preserve"> </w:t>
+      </w:r>
+      <w:r>
+        <w:rPr>
+          <w:rFonts w:cs="B Nazanin"/>
+          <w:sz w:val="20"/>
+        </w:rPr>
+        <w:t>(Montgomery) [19</w:t>
+      </w:r>
+      <w:r>
+        <w:rPr>
+          <w:rFonts w:cs="B Nazanin"/>
+          <w:sz w:val="20"/>
+          <w:rtl/>
+        </w:rPr>
+        <w:t>]، [20]. هر دو معمار</w:t>
+      </w:r>
+      <w:r>
+        <w:rPr>
+          <w:rFonts w:cs="B Nazanin" w:hint="cs"/>
+          <w:sz w:val="20"/>
+          <w:rtl/>
+        </w:rPr>
+        <w:t>ی</w:t>
+      </w:r>
+      <w:r>
+        <w:rPr>
+          <w:rFonts w:cs="B Nazanin"/>
+          <w:sz w:val="20"/>
+          <w:rtl/>
+        </w:rPr>
+        <w:t xml:space="preserve"> از </w:t>
+      </w:r>
+      <w:r>
+        <w:rPr>
+          <w:rFonts w:cs="B Nazanin" w:hint="cs"/>
+          <w:sz w:val="20"/>
+          <w:rtl/>
+        </w:rPr>
+        <w:t>ی</w:t>
+      </w:r>
+      <w:r>
+        <w:rPr>
+          <w:rFonts w:cs="B Nazanin" w:hint="eastAsia"/>
+          <w:sz w:val="20"/>
+          <w:rtl/>
+        </w:rPr>
+        <w:t>ک</w:t>
+      </w:r>
+      <w:r>
+        <w:rPr>
+          <w:rFonts w:cs="B Nazanin"/>
+          <w:sz w:val="20"/>
+          <w:rtl/>
+        </w:rPr>
+        <w:t xml:space="preserve"> د</w:t>
+      </w:r>
+      <w:r>
+        <w:rPr>
+          <w:rFonts w:cs="B Nazanin" w:hint="cs"/>
+          <w:sz w:val="20"/>
+          <w:rtl/>
+        </w:rPr>
+        <w:t>ی</w:t>
+      </w:r>
+      <w:r>
+        <w:rPr>
+          <w:rFonts w:cs="B Nazanin" w:hint="eastAsia"/>
+          <w:sz w:val="20"/>
+          <w:rtl/>
+        </w:rPr>
+        <w:t>تاپث</w:t>
+      </w:r>
+      <w:r>
+        <w:rPr>
+          <w:rFonts w:cs="B Nazanin"/>
+          <w:sz w:val="20"/>
+          <w:rtl/>
+        </w:rPr>
+        <w:t xml:space="preserve"> مشترک با </w:t>
+      </w:r>
+      <w:r>
+        <w:rPr>
+          <w:rFonts w:cs="B Nazanin"/>
+          <w:sz w:val="20"/>
+        </w:rPr>
+        <w:t>Curve25519</w:t>
+      </w:r>
+      <w:r>
+        <w:rPr>
+          <w:rFonts w:cs="B Nazanin"/>
+          <w:sz w:val="20"/>
+          <w:rtl/>
+        </w:rPr>
+        <w:t xml:space="preserve"> استفاده م</w:t>
+      </w:r>
+      <w:r>
+        <w:rPr>
+          <w:rFonts w:cs="B Nazanin" w:hint="cs"/>
+          <w:sz w:val="20"/>
+          <w:rtl/>
+        </w:rPr>
+        <w:t>ی‌</w:t>
+      </w:r>
+      <w:r>
+        <w:rPr>
+          <w:rFonts w:cs="B Nazanin" w:hint="eastAsia"/>
+          <w:sz w:val="20"/>
+          <w:rtl/>
+        </w:rPr>
+        <w:t>کنند</w:t>
+      </w:r>
+      <w:r>
+        <w:rPr>
+          <w:rFonts w:cs="B Nazanin"/>
+          <w:sz w:val="20"/>
+          <w:rtl/>
+        </w:rPr>
+        <w:t xml:space="preserve"> تا مصرف منابع سخت‌افزار</w:t>
+      </w:r>
+      <w:r>
+        <w:rPr>
+          <w:rFonts w:cs="B Nazanin" w:hint="cs"/>
+          <w:sz w:val="20"/>
+          <w:rtl/>
+        </w:rPr>
+        <w:t>ی</w:t>
+      </w:r>
+      <w:r>
+        <w:rPr>
+          <w:rFonts w:cs="B Nazanin"/>
+          <w:sz w:val="20"/>
+          <w:rtl/>
+        </w:rPr>
+        <w:t xml:space="preserve"> به حداقل برسد. نتا</w:t>
+      </w:r>
+      <w:r>
+        <w:rPr>
+          <w:rFonts w:cs="B Nazanin" w:hint="cs"/>
+          <w:sz w:val="20"/>
+          <w:rtl/>
+        </w:rPr>
+        <w:t>ی</w:t>
+      </w:r>
+      <w:r>
+        <w:rPr>
+          <w:rFonts w:cs="B Nazanin" w:hint="eastAsia"/>
+          <w:sz w:val="20"/>
+          <w:rtl/>
+        </w:rPr>
+        <w:t>ج</w:t>
+      </w:r>
+      <w:r>
+        <w:rPr>
+          <w:rFonts w:cs="B Nazanin"/>
+          <w:sz w:val="20"/>
+          <w:rtl/>
+        </w:rPr>
+        <w:t xml:space="preserve"> پ</w:t>
+      </w:r>
+      <w:r>
+        <w:rPr>
+          <w:rFonts w:cs="B Nazanin" w:hint="cs"/>
+          <w:sz w:val="20"/>
+          <w:rtl/>
+        </w:rPr>
+        <w:t>ی</w:t>
+      </w:r>
+      <w:r>
+        <w:rPr>
+          <w:rFonts w:cs="B Nazanin" w:hint="eastAsia"/>
+          <w:sz w:val="20"/>
+          <w:rtl/>
+        </w:rPr>
+        <w:t>اده‌ساز</w:t>
+      </w:r>
+      <w:r>
+        <w:rPr>
+          <w:rFonts w:cs="B Nazanin" w:hint="cs"/>
+          <w:sz w:val="20"/>
+          <w:rtl/>
+        </w:rPr>
+        <w:t>ی</w:t>
+      </w:r>
+      <w:r>
+        <w:rPr>
+          <w:rFonts w:cs="B Nazanin"/>
+          <w:sz w:val="20"/>
+          <w:rtl/>
+        </w:rPr>
+        <w:t xml:space="preserve"> اول</w:t>
+      </w:r>
+      <w:r>
+        <w:rPr>
+          <w:rFonts w:cs="B Nazanin" w:hint="cs"/>
+          <w:sz w:val="20"/>
+          <w:rtl/>
+        </w:rPr>
+        <w:t>ی</w:t>
+      </w:r>
+      <w:r>
+        <w:rPr>
+          <w:rFonts w:cs="B Nazanin" w:hint="eastAsia"/>
+          <w:sz w:val="20"/>
+          <w:rtl/>
+        </w:rPr>
+        <w:t>ه</w:t>
+      </w:r>
+      <w:r>
+        <w:rPr>
+          <w:rFonts w:cs="B Nazanin"/>
+          <w:sz w:val="20"/>
+          <w:rtl/>
+        </w:rPr>
+        <w:t xml:space="preserve"> بر رو</w:t>
+      </w:r>
+      <w:r>
+        <w:rPr>
+          <w:rFonts w:cs="B Nazanin" w:hint="cs"/>
+          <w:sz w:val="20"/>
+          <w:rtl/>
+        </w:rPr>
+        <w:t>ی</w:t>
+      </w:r>
+      <w:r>
+        <w:rPr>
+          <w:rFonts w:cs="B Nazanin"/>
+          <w:sz w:val="20"/>
+          <w:rtl/>
+        </w:rPr>
+        <w:t xml:space="preserve"> </w:t>
+      </w:r>
+      <w:r>
+        <w:rPr>
+          <w:rFonts w:cs="B Nazanin"/>
+          <w:sz w:val="20"/>
+        </w:rPr>
+        <w:t>FPGA</w:t>
+      </w:r>
+      <w:r>
+        <w:rPr>
+          <w:rFonts w:cs="B Nazanin"/>
+          <w:sz w:val="20"/>
+          <w:rtl/>
+        </w:rPr>
+        <w:t xml:space="preserve"> خانواده </w:t>
+      </w:r>
+      <w:r>
+        <w:rPr>
+          <w:rFonts w:cs="B Nazanin"/>
+          <w:sz w:val="20"/>
+        </w:rPr>
+        <w:t>ZYNQ7000</w:t>
+      </w:r>
+      <w:r>
+        <w:rPr>
+          <w:rFonts w:cs="B Nazanin"/>
+          <w:sz w:val="20"/>
+          <w:rtl/>
+        </w:rPr>
+        <w:t xml:space="preserve"> نشان م</w:t>
+      </w:r>
+      <w:r>
+        <w:rPr>
+          <w:rFonts w:cs="B Nazanin" w:hint="cs"/>
+          <w:sz w:val="20"/>
+          <w:rtl/>
+        </w:rPr>
+        <w:t>ی‌</w:t>
+      </w:r>
+      <w:r>
+        <w:rPr>
+          <w:rFonts w:cs="B Nazanin" w:hint="eastAsia"/>
+          <w:sz w:val="20"/>
+          <w:rtl/>
+        </w:rPr>
+        <w:t>دهد</w:t>
+      </w:r>
+      <w:r>
+        <w:rPr>
+          <w:rFonts w:cs="B Nazanin"/>
+          <w:sz w:val="20"/>
+          <w:rtl/>
+        </w:rPr>
+        <w:t xml:space="preserve"> که معمار</w:t>
+      </w:r>
+      <w:r>
+        <w:rPr>
+          <w:rFonts w:cs="B Nazanin" w:hint="cs"/>
+          <w:sz w:val="20"/>
+          <w:rtl/>
+        </w:rPr>
+        <w:t>ی</w:t>
+      </w:r>
+      <w:r>
+        <w:rPr>
+          <w:rFonts w:cs="B Nazanin"/>
+          <w:sz w:val="20"/>
+          <w:rtl/>
+        </w:rPr>
+        <w:t xml:space="preserve"> پ</w:t>
+      </w:r>
+      <w:r>
+        <w:rPr>
+          <w:rFonts w:cs="B Nazanin" w:hint="cs"/>
+          <w:sz w:val="20"/>
+          <w:rtl/>
+        </w:rPr>
+        <w:t>ی</w:t>
+      </w:r>
+      <w:r>
+        <w:rPr>
+          <w:rFonts w:cs="B Nazanin" w:hint="eastAsia"/>
+          <w:sz w:val="20"/>
+          <w:rtl/>
+        </w:rPr>
+        <w:t>شنهاد</w:t>
+      </w:r>
+      <w:r>
+        <w:rPr>
+          <w:rFonts w:cs="B Nazanin" w:hint="cs"/>
+          <w:sz w:val="20"/>
+          <w:rtl/>
+        </w:rPr>
+        <w:t>ی</w:t>
+      </w:r>
+      <w:r>
+        <w:rPr>
+          <w:rFonts w:cs="B Nazanin"/>
+          <w:sz w:val="20"/>
+          <w:rtl/>
+        </w:rPr>
+        <w:t xml:space="preserve"> با مصرف تنها ۵۴۳ </w:t>
+      </w:r>
+      <w:r>
+        <w:rPr>
+          <w:rFonts w:cs="B Nazanin"/>
+          <w:sz w:val="20"/>
+        </w:rPr>
+        <w:t>LUT</w:t>
+      </w:r>
+      <w:r>
+        <w:rPr>
+          <w:rFonts w:cs="B Nazanin"/>
+          <w:sz w:val="20"/>
+          <w:rtl/>
+        </w:rPr>
+        <w:t xml:space="preserve">، ۳۲۹ </w:t>
+      </w:r>
+      <w:r>
+        <w:rPr>
+          <w:rFonts w:cs="B Nazanin"/>
+          <w:sz w:val="20"/>
+        </w:rPr>
+        <w:t>FF</w:t>
+      </w:r>
+      <w:r>
+        <w:rPr>
+          <w:rFonts w:cs="B Nazanin"/>
+          <w:sz w:val="20"/>
+          <w:rtl/>
+        </w:rPr>
+        <w:t xml:space="preserve"> و ۱ </w:t>
+      </w:r>
+      <w:r>
+        <w:rPr>
+          <w:rFonts w:cs="B Nazanin"/>
+          <w:sz w:val="20"/>
+        </w:rPr>
+        <w:t>DSP</w:t>
+      </w:r>
+      <w:r>
+        <w:rPr>
+          <w:rFonts w:cs="B Nazanin"/>
+          <w:sz w:val="20"/>
+          <w:rtl/>
+        </w:rPr>
+        <w:t xml:space="preserve">، به </w:t>
+      </w:r>
+      <w:r>
+        <w:rPr>
+          <w:rFonts w:cs="B Nazanin"/>
+          <w:sz w:val="20"/>
+        </w:rPr>
+        <w:t>ENS</w:t>
+      </w:r>
+      <w:r>
+        <w:rPr>
+          <w:rFonts w:cs="B Nazanin"/>
+          <w:sz w:val="20"/>
+          <w:rtl/>
+        </w:rPr>
+        <w:t xml:space="preserve"> برابر ۲۳۶ دست </w:t>
+      </w:r>
+      <w:r>
+        <w:rPr>
+          <w:rFonts w:cs="B Nazanin" w:hint="cs"/>
+          <w:sz w:val="20"/>
+          <w:rtl/>
+        </w:rPr>
+        <w:t>ی</w:t>
+      </w:r>
+      <w:r>
+        <w:rPr>
+          <w:rFonts w:cs="B Nazanin" w:hint="eastAsia"/>
+          <w:sz w:val="20"/>
+          <w:rtl/>
+        </w:rPr>
+        <w:t>افته</w:t>
+      </w:r>
+      <w:r>
+        <w:rPr>
+          <w:rFonts w:cs="B Nazanin"/>
+          <w:sz w:val="20"/>
+          <w:rtl/>
+        </w:rPr>
+        <w:t xml:space="preserve"> و توان مصرف</w:t>
+      </w:r>
+      <w:r>
+        <w:rPr>
+          <w:rFonts w:cs="B Nazanin" w:hint="cs"/>
+          <w:sz w:val="20"/>
+          <w:rtl/>
+        </w:rPr>
+        <w:t>ی</w:t>
+      </w:r>
+      <w:r>
+        <w:rPr>
+          <w:rFonts w:cs="B Nazanin"/>
+          <w:sz w:val="20"/>
+          <w:rtl/>
+        </w:rPr>
+        <w:t xml:space="preserve"> آن ۱۵۹ م</w:t>
+      </w:r>
+      <w:r>
+        <w:rPr>
+          <w:rFonts w:cs="B Nazanin" w:hint="cs"/>
+          <w:sz w:val="20"/>
+          <w:rtl/>
+        </w:rPr>
+        <w:t>ی</w:t>
+      </w:r>
+      <w:r>
+        <w:rPr>
+          <w:rFonts w:cs="B Nazanin" w:hint="eastAsia"/>
+          <w:sz w:val="20"/>
+          <w:rtl/>
+        </w:rPr>
+        <w:t>ل</w:t>
+      </w:r>
+      <w:r>
+        <w:rPr>
+          <w:rFonts w:cs="B Nazanin" w:hint="cs"/>
+          <w:sz w:val="20"/>
+          <w:rtl/>
+        </w:rPr>
+        <w:t>ی‌</w:t>
+      </w:r>
+      <w:r>
+        <w:rPr>
+          <w:rFonts w:cs="B Nazanin" w:hint="eastAsia"/>
+          <w:sz w:val="20"/>
+          <w:rtl/>
+        </w:rPr>
+        <w:t>وات</w:t>
+      </w:r>
+      <w:r>
+        <w:rPr>
+          <w:rFonts w:cs="B Nazanin"/>
+          <w:sz w:val="20"/>
+          <w:rtl/>
+        </w:rPr>
+        <w:t xml:space="preserve"> است.</w:t>
+      </w:r>
+    </w:p>
+    <w:p>
+      <w:pPr>
+        <w:spacing w:line="360" w:lineRule="auto"/>
+        <w:ind w:firstLine="284"/>
+        <w:jc w:val="both"/>
+        <w:rPr>
+          <w:rFonts w:cs="B Nazanin"/>
           <w:sz w:val="28"/>
           <w:rtl/>
         </w:rPr>
@@ -51395,7 +52839,6 @@
         <w:spacing w:line="360" w:lineRule="auto"/>
         <w:rPr>
           <w:color w:val="auto"/>
-          <w:rtl/>
         </w:rPr>
       </w:pPr>
       <w:r>
@@ -51422,6 +52865,62 @@
           <w:rtl/>
         </w:rPr>
         <w:t xml:space="preserve"> </w:t>
+      </w:r>
+    </w:p>
+    <w:p>
+      <w:pPr>
+        <w:pStyle w:val="Heading3"/>
+        <w:bidi/>
+        <w:rPr>
+          <w:color w:val="auto"/>
+          <w:sz w:val="36"/>
+          <w:rtl/>
+        </w:rPr>
+      </w:pPr>
+      <w:r>
+        <w:rPr>
+          <w:rtl/>
+        </w:rPr>
+        <w:t xml:space="preserve"> معمار</w:t>
+      </w:r>
+      <w:r>
+        <w:rPr>
+          <w:rFonts w:hint="cs"/>
+          <w:rtl/>
+        </w:rPr>
+        <w:t>ی</w:t>
+      </w:r>
+      <w:r>
+        <w:rPr>
+          <w:rtl/>
+        </w:rPr>
+        <w:t xml:space="preserve"> کل</w:t>
+      </w:r>
+      <w:r>
+        <w:rPr>
+          <w:rFonts w:hint="cs"/>
+          <w:rtl/>
+        </w:rPr>
+        <w:t>ی</w:t>
+      </w:r>
+      <w:r>
+        <w:rPr>
+          <w:rtl/>
+        </w:rPr>
+        <w:t xml:space="preserve"> و </w:t>
+      </w:r>
+      <w:r>
+        <w:rPr>
+          <w:rFonts w:hint="cs"/>
+          <w:rtl/>
+        </w:rPr>
+        <w:t>مسیر داده</w:t>
+      </w:r>
+      <w:r>
+        <w:rPr>
+          <w:rtl/>
+        </w:rPr>
+        <w:t xml:space="preserve"> مشترک</w:t>
       </w:r>
     </w:p>
     <w:p>
@@ -51431,65 +52930,573 @@
         <w:jc w:val="both"/>
         <w:rPr>
           <w:rFonts w:cs="B Nazanin"/>
-          <w:sz w:val="28"/>
-          <w:rtl/>
-        </w:rPr>
-      </w:pPr>
-      <w:r>
-        <w:rPr>
-          <w:rFonts w:cs="B Nazanin" w:hint="cs"/>
-          <w:sz w:val="28"/>
-          <w:rtl/>
-        </w:rPr>
-        <w:t>ساختار روش پیشنهادی همان تجربه کاربری است که بصورت انتزاعی و در قالب نمودارها، فازبندی، مراحل و مولفه</w:t>
-      </w:r>
-      <w:r>
-        <w:rPr>
-          <w:rFonts w:cs="B Nazanin"/>
-          <w:sz w:val="28"/>
-          <w:rtl/>
-        </w:rPr>
-        <w:softHyphen/>
-      </w:r>
-      <w:r>
-        <w:rPr>
-          <w:rFonts w:cs="B Nazanin" w:hint="cs"/>
-          <w:sz w:val="28"/>
-          <w:rtl/>
-        </w:rPr>
-        <w:t>ها توضیح داده می</w:t>
-      </w:r>
-      <w:r>
-        <w:rPr>
-          <w:rFonts w:cs="B Nazanin"/>
-          <w:sz w:val="28"/>
-          <w:rtl/>
-        </w:rPr>
-        <w:softHyphen/>
-      </w:r>
-      <w:r>
-        <w:rPr>
-          <w:rFonts w:cs="B Nazanin" w:hint="cs"/>
-          <w:sz w:val="28"/>
-          <w:rtl/>
-        </w:rPr>
-        <w:t>شود. مطلوب آن است که رویکرد بالا-به-پایین اتخاذ شود. به این معنا که ابتدا ویژگی</w:t>
-      </w:r>
-      <w:r>
-        <w:rPr>
-          <w:rFonts w:cs="B Nazanin"/>
-          <w:sz w:val="28"/>
-          <w:rtl/>
-        </w:rPr>
-        <w:softHyphen/>
-      </w:r>
-      <w:r>
-        <w:rPr>
-          <w:rFonts w:cs="B Nazanin" w:hint="cs"/>
-          <w:sz w:val="28"/>
-          <w:rtl/>
-        </w:rPr>
-        <w:t xml:space="preserve">ها و امکانات روش پیشنهادی یکبار بصورت کلی بیان شود، سپس، هر جزء بصورت کامل و بصورت مجزا توضیح داده شود. توصیه شده است که این رویکرد کلی، بصورت گرافیکی نیز نمایش داده شود. </w:t>
+          <w:sz w:val="20"/>
+          <w:rtl/>
+        </w:rPr>
+      </w:pPr>
+      <w:r>
+        <w:rPr>
+          <w:rFonts w:cs="B Nazanin" w:hint="eastAsia"/>
+          <w:sz w:val="20"/>
+          <w:rtl/>
+        </w:rPr>
+        <w:t>شکل</w:t>
+      </w:r>
+      <w:r>
+        <w:rPr>
+          <w:rFonts w:cs="B Nazanin"/>
+          <w:sz w:val="20"/>
+          <w:rtl/>
+        </w:rPr>
+        <w:t xml:space="preserve"> ۳-۱ </w:t>
+      </w:r>
+      <w:r>
+        <w:rPr>
+          <w:rFonts w:cs="B Nazanin" w:hint="cs"/>
+          <w:sz w:val="20"/>
+          <w:rtl/>
+        </w:rPr>
+        <w:t>مسیر داده</w:t>
+      </w:r>
+      <w:r>
+        <w:rPr>
+          <w:rFonts w:cs="B Nazanin"/>
+          <w:sz w:val="20"/>
+          <w:rtl/>
+        </w:rPr>
+        <w:t xml:space="preserve"> مشترک پ</w:t>
+      </w:r>
+      <w:r>
+        <w:rPr>
+          <w:rFonts w:cs="B Nazanin" w:hint="cs"/>
+          <w:sz w:val="20"/>
+          <w:rtl/>
+        </w:rPr>
+        <w:t>ی</w:t>
+      </w:r>
+      <w:r>
+        <w:rPr>
+          <w:rFonts w:cs="B Nazanin" w:hint="eastAsia"/>
+          <w:sz w:val="20"/>
+          <w:rtl/>
+        </w:rPr>
+        <w:t>شنهاد</w:t>
+      </w:r>
+      <w:r>
+        <w:rPr>
+          <w:rFonts w:cs="B Nazanin" w:hint="cs"/>
+          <w:sz w:val="20"/>
+          <w:rtl/>
+        </w:rPr>
+        <w:t>ی</w:t>
+      </w:r>
+      <w:r>
+        <w:rPr>
+          <w:rFonts w:cs="B Nazanin"/>
+          <w:sz w:val="20"/>
+          <w:rtl/>
+        </w:rPr>
+        <w:t xml:space="preserve"> را نشان م</w:t>
+      </w:r>
+      <w:r>
+        <w:rPr>
+          <w:rFonts w:cs="B Nazanin" w:hint="cs"/>
+          <w:sz w:val="20"/>
+          <w:rtl/>
+        </w:rPr>
+        <w:t>ی‌</w:t>
+      </w:r>
+      <w:r>
+        <w:rPr>
+          <w:rFonts w:cs="B Nazanin" w:hint="eastAsia"/>
+          <w:sz w:val="20"/>
+          <w:rtl/>
+        </w:rPr>
+        <w:t>دهد</w:t>
+      </w:r>
+      <w:r>
+        <w:rPr>
+          <w:rFonts w:cs="B Nazanin"/>
+          <w:sz w:val="20"/>
+          <w:rtl/>
+        </w:rPr>
+        <w:t>. ا</w:t>
+      </w:r>
+      <w:r>
+        <w:rPr>
+          <w:rFonts w:cs="B Nazanin" w:hint="cs"/>
+          <w:sz w:val="20"/>
+          <w:rtl/>
+        </w:rPr>
+        <w:t>ی</w:t>
+      </w:r>
+      <w:r>
+        <w:rPr>
+          <w:rFonts w:cs="B Nazanin" w:hint="eastAsia"/>
+          <w:sz w:val="20"/>
+          <w:rtl/>
+        </w:rPr>
+        <w:t>ن</w:t>
+      </w:r>
+      <w:r>
+        <w:rPr>
+          <w:rFonts w:cs="B Nazanin"/>
+          <w:sz w:val="20"/>
+          <w:rtl/>
+        </w:rPr>
+        <w:t xml:space="preserve"> </w:t>
+      </w:r>
+      <w:r>
+        <w:rPr>
+          <w:rFonts w:cs="B Nazanin" w:hint="cs"/>
+          <w:sz w:val="20"/>
+          <w:rtl/>
+        </w:rPr>
+        <w:t>مسیر داده</w:t>
+      </w:r>
+      <w:r>
+        <w:rPr>
+          <w:rFonts w:cs="B Nazanin"/>
+          <w:sz w:val="20"/>
+          <w:rtl/>
+        </w:rPr>
+        <w:t xml:space="preserve"> به گونه‌ا</w:t>
+      </w:r>
+      <w:r>
+        <w:rPr>
+          <w:rFonts w:cs="B Nazanin" w:hint="cs"/>
+          <w:sz w:val="20"/>
+          <w:rtl/>
+        </w:rPr>
+        <w:t>ی</w:t>
+      </w:r>
+      <w:r>
+        <w:rPr>
+          <w:rFonts w:cs="B Nazanin"/>
+          <w:sz w:val="20"/>
+          <w:rtl/>
+        </w:rPr>
+        <w:t xml:space="preserve"> طراح</w:t>
+      </w:r>
+      <w:r>
+        <w:rPr>
+          <w:rFonts w:cs="B Nazanin" w:hint="cs"/>
+          <w:sz w:val="20"/>
+          <w:rtl/>
+        </w:rPr>
+        <w:t>ی</w:t>
+      </w:r>
+      <w:r>
+        <w:rPr>
+          <w:rFonts w:cs="B Nazanin"/>
+          <w:sz w:val="20"/>
+          <w:rtl/>
+        </w:rPr>
+        <w:t xml:space="preserve"> شده است که بتواند هم عمل</w:t>
+      </w:r>
+      <w:r>
+        <w:rPr>
+          <w:rFonts w:cs="B Nazanin" w:hint="cs"/>
+          <w:sz w:val="20"/>
+          <w:rtl/>
+        </w:rPr>
+        <w:t>ی</w:t>
+      </w:r>
+      <w:r>
+        <w:rPr>
+          <w:rFonts w:cs="B Nazanin" w:hint="eastAsia"/>
+          <w:sz w:val="20"/>
+          <w:rtl/>
+        </w:rPr>
+        <w:t>ات</w:t>
+      </w:r>
+      <w:r>
+        <w:rPr>
+          <w:rFonts w:cs="B Nazanin"/>
+          <w:sz w:val="20"/>
+          <w:rtl/>
+        </w:rPr>
+        <w:t xml:space="preserve"> کاهش </w:t>
+      </w:r>
+      <w:r>
+        <w:rPr>
+          <w:rFonts w:cs="B Nazanin"/>
+          <w:sz w:val="20"/>
+        </w:rPr>
+        <w:t>K</w:t>
+      </w:r>
+      <w:r>
+        <w:rPr>
+          <w:rFonts w:cs="B Nazanin"/>
+          <w:sz w:val="20"/>
+          <w:vertAlign w:val="superscript"/>
+        </w:rPr>
+        <w:t>2</w:t>
+      </w:r>
+      <w:r>
+        <w:rPr>
+          <w:rFonts w:cs="B Nazanin"/>
+          <w:sz w:val="20"/>
+        </w:rPr>
+        <w:t>-RED</w:t>
+      </w:r>
+      <w:r>
+        <w:rPr>
+          <w:rFonts w:cs="B Nazanin"/>
+          <w:sz w:val="20"/>
+          <w:rtl/>
+        </w:rPr>
+        <w:t xml:space="preserve"> را به طور کامل برا</w:t>
+      </w:r>
+      <w:r>
+        <w:rPr>
+          <w:rFonts w:cs="B Nazanin" w:hint="cs"/>
+          <w:sz w:val="20"/>
+          <w:rtl/>
+        </w:rPr>
+        <w:t>ی</w:t>
+      </w:r>
+      <w:r>
+        <w:rPr>
+          <w:rFonts w:cs="B Nazanin"/>
+          <w:sz w:val="20"/>
+          <w:rtl/>
+        </w:rPr>
+        <w:t xml:space="preserve"> </w:t>
+      </w:r>
+      <w:r>
+        <w:rPr>
+          <w:rFonts w:cs="B Nazanin"/>
+          <w:sz w:val="20"/>
+        </w:rPr>
+        <w:t>Kyber</w:t>
+      </w:r>
+      <w:r>
+        <w:rPr>
+          <w:rFonts w:cs="B Nazanin"/>
+          <w:sz w:val="20"/>
+          <w:rtl/>
+        </w:rPr>
+        <w:t xml:space="preserve"> انجام دهد و هم بخش</w:t>
+      </w:r>
+      <w:r>
+        <w:rPr>
+          <w:rFonts w:cs="B Nazanin" w:hint="cs"/>
+          <w:sz w:val="20"/>
+          <w:rtl/>
+        </w:rPr>
+        <w:t>ی</w:t>
+      </w:r>
+      <w:r>
+        <w:rPr>
+          <w:rFonts w:cs="B Nazanin"/>
+          <w:sz w:val="20"/>
+          <w:rtl/>
+        </w:rPr>
+        <w:t xml:space="preserve"> از عمل</w:t>
+      </w:r>
+      <w:r>
+        <w:rPr>
+          <w:rFonts w:cs="B Nazanin" w:hint="cs"/>
+          <w:sz w:val="20"/>
+          <w:rtl/>
+        </w:rPr>
+        <w:t>ی</w:t>
+      </w:r>
+      <w:r>
+        <w:rPr>
+          <w:rFonts w:cs="B Nazanin" w:hint="eastAsia"/>
+          <w:sz w:val="20"/>
+          <w:rtl/>
+        </w:rPr>
+        <w:t>ات</w:t>
+      </w:r>
+      <w:r>
+        <w:rPr>
+          <w:rFonts w:cs="B Nazanin"/>
+          <w:sz w:val="20"/>
+          <w:rtl/>
+        </w:rPr>
+        <w:t xml:space="preserve"> ضرب پ</w:t>
+      </w:r>
+      <w:r>
+        <w:rPr>
+          <w:rFonts w:cs="B Nazanin" w:hint="cs"/>
+          <w:sz w:val="20"/>
+          <w:rtl/>
+        </w:rPr>
+        <w:t>ی</w:t>
+      </w:r>
+      <w:r>
+        <w:rPr>
+          <w:rFonts w:cs="B Nazanin" w:hint="eastAsia"/>
+          <w:sz w:val="20"/>
+          <w:rtl/>
+        </w:rPr>
+        <w:t>مانه‌ا</w:t>
+      </w:r>
+      <w:r>
+        <w:rPr>
+          <w:rFonts w:cs="B Nazanin" w:hint="cs"/>
+          <w:sz w:val="20"/>
+          <w:rtl/>
+        </w:rPr>
+        <w:t>ی</w:t>
+      </w:r>
+      <w:r>
+        <w:rPr>
+          <w:rFonts w:cs="B Nazanin"/>
+          <w:sz w:val="20"/>
+          <w:rtl/>
+        </w:rPr>
+        <w:t xml:space="preserve"> </w:t>
+      </w:r>
+      <w:r>
+        <w:rPr>
+          <w:rFonts w:cs="B Nazanin"/>
+          <w:sz w:val="20"/>
+        </w:rPr>
+        <w:t>Curve25519</w:t>
+      </w:r>
+      <w:r>
+        <w:rPr>
+          <w:rFonts w:cs="B Nazanin"/>
+          <w:sz w:val="20"/>
+          <w:rtl/>
+        </w:rPr>
+        <w:t xml:space="preserve"> را پوشش دهد.</w:t>
+      </w:r>
+    </w:p>
+    <w:p>
+      <w:pPr>
+        <w:pStyle w:val="NormalWeb"/>
+        <w:rPr>
+          <w:rtl/>
+        </w:rPr>
+      </w:pPr>
+      <w:r>
+        <w:rPr>
+          <w:noProof/>
+        </w:rPr>
+        <w:lastRenderedPageBreak/>
+        <w:drawing>
+          <wp:inline distT="0" distB="0" distL="0" distR="0" wp14:anchorId="7492C2D9" wp14:editId="092F6070">
+            <wp:extent cx="5612130" cy="1354455"/>
+            <wp:effectExtent l="0" t="0" r="7620" b="0"/>
+            <wp:docPr id="3" name="Picture 3"/>
+            <wp:cNvGraphicFramePr>
+              <a:graphicFrameLocks xmlns:a="http://schemas.openxmlformats.org/drawingml/2006/main" noChangeAspect="1"/>
+            </wp:cNvGraphicFramePr>
+            <a:graphic xmlns:a="http://schemas.openxmlformats.org/drawingml/2006/main">
+              <a:graphicData uri="http://schemas.openxmlformats.org/drawingml/2006/picture">
+                <pic:pic xmlns:pic="http://schemas.openxmlformats.org/drawingml/2006/picture">
+                  <pic:nvPicPr>
+                    <pic:cNvPr id="0" name="Picture 1"/>
+                    <pic:cNvPicPr>
+                      <a:picLocks noChangeAspect="1" noChangeArrowheads="1"/>
+                    </pic:cNvPicPr>
+                  </pic:nvPicPr>
+                  <pic:blipFill>
+                    <a:blip r:embed="rId30">
+                      <a:extLst>
+                        <a:ext uri="{28A0092B-C50C-407E-A947-70E740481C1C}">
+                          <a14:useLocalDpi xmlns:a14="http://schemas.microsoft.com/office/drawing/2010/main" val="0"/>
+                        </a:ext>
+                      </a:extLst>
+                    </a:blip>
+                    <a:srcRect/>
+                    <a:stretch>
+                      <a:fillRect/>
+                    </a:stretch>
+                  </pic:blipFill>
+                  <pic:spPr bwMode="auto">
+                    <a:xfrm>
+                      <a:off x="0" y="0"/>
+                      <a:ext cx="5612130" cy="1354455"/>
+                    </a:xfrm>
+                    <a:prstGeom prst="rect">
+                      <a:avLst/>
+                    </a:prstGeom>
+                    <a:noFill/>
+                    <a:ln>
+                      <a:noFill/>
+                    </a:ln>
+                  </pic:spPr>
+                </pic:pic>
+              </a:graphicData>
+            </a:graphic>
+          </wp:inline>
+        </w:drawing>
+      </w:r>
+    </w:p>
+    <w:p>
+      <w:pPr>
+        <w:spacing w:line="360" w:lineRule="auto"/>
+        <w:ind w:firstLine="284"/>
+        <w:jc w:val="center"/>
+        <w:rPr>
+          <w:rFonts w:cs="B Nazanin"/>
+          <w:sz w:val="20"/>
+          <w:rtl/>
+        </w:rPr>
+      </w:pPr>
+      <w:r>
+        <w:rPr>
+          <w:rFonts w:cs="B Nazanin" w:hint="eastAsia"/>
+          <w:sz w:val="20"/>
+          <w:rtl/>
+        </w:rPr>
+        <w:t>شکل</w:t>
+      </w:r>
+      <w:r>
+        <w:rPr>
+          <w:rFonts w:cs="B Nazanin"/>
+          <w:sz w:val="20"/>
+          <w:rtl/>
+        </w:rPr>
+        <w:t xml:space="preserve"> ۳-۱</w:t>
+      </w:r>
+      <w:r>
+        <w:rPr>
+          <w:rFonts w:cs="B Nazanin" w:hint="cs"/>
+          <w:sz w:val="20"/>
+          <w:rtl/>
+        </w:rPr>
+        <w:t>.</w:t>
+      </w:r>
+      <w:r>
+        <w:rPr>
+          <w:rFonts w:cs="B Nazanin"/>
+          <w:sz w:val="20"/>
+          <w:rtl/>
+        </w:rPr>
+        <w:t xml:space="preserve"> </w:t>
+      </w:r>
+      <w:r>
+        <w:rPr>
+          <w:rFonts w:cs="B Nazanin" w:hint="cs"/>
+          <w:sz w:val="20"/>
+          <w:rtl/>
+        </w:rPr>
+        <w:t>مسیر داده</w:t>
+      </w:r>
+      <w:r>
+        <w:rPr>
+          <w:rFonts w:cs="B Nazanin"/>
+          <w:sz w:val="20"/>
+          <w:rtl/>
+        </w:rPr>
+        <w:t xml:space="preserve"> مشترک پ</w:t>
+      </w:r>
+      <w:r>
+        <w:rPr>
+          <w:rFonts w:cs="B Nazanin" w:hint="cs"/>
+          <w:sz w:val="20"/>
+          <w:rtl/>
+        </w:rPr>
+        <w:t>ی</w:t>
+      </w:r>
+      <w:r>
+        <w:rPr>
+          <w:rFonts w:cs="B Nazanin" w:hint="eastAsia"/>
+          <w:sz w:val="20"/>
+          <w:rtl/>
+        </w:rPr>
+        <w:t>شنهاد</w:t>
+      </w:r>
+      <w:r>
+        <w:rPr>
+          <w:rFonts w:cs="B Nazanin" w:hint="cs"/>
+          <w:sz w:val="20"/>
+          <w:rtl/>
+        </w:rPr>
+        <w:t>ی</w:t>
+      </w:r>
+      <w:r>
+        <w:rPr>
+          <w:rFonts w:cs="B Nazanin"/>
+          <w:sz w:val="20"/>
+          <w:rtl/>
+        </w:rPr>
+        <w:t xml:space="preserve"> برا</w:t>
+      </w:r>
+      <w:r>
+        <w:rPr>
+          <w:rFonts w:cs="B Nazanin" w:hint="cs"/>
+          <w:sz w:val="20"/>
+          <w:rtl/>
+        </w:rPr>
+        <w:t>ی</w:t>
+      </w:r>
+      <w:r>
+        <w:rPr>
+          <w:rFonts w:cs="B Nazanin"/>
+          <w:sz w:val="20"/>
+          <w:rtl/>
+        </w:rPr>
+        <w:t xml:space="preserve"> ضرب پ</w:t>
+      </w:r>
+      <w:r>
+        <w:rPr>
+          <w:rFonts w:cs="B Nazanin" w:hint="cs"/>
+          <w:sz w:val="20"/>
+          <w:rtl/>
+        </w:rPr>
+        <w:t>ی</w:t>
+      </w:r>
+      <w:r>
+        <w:rPr>
+          <w:rFonts w:cs="B Nazanin" w:hint="eastAsia"/>
+          <w:sz w:val="20"/>
+          <w:rtl/>
+        </w:rPr>
+        <w:t>مانه‌ا</w:t>
+      </w:r>
+      <w:r>
+        <w:rPr>
+          <w:rFonts w:cs="B Nazanin" w:hint="cs"/>
+          <w:sz w:val="20"/>
+          <w:rtl/>
+        </w:rPr>
+        <w:t>ی</w:t>
+      </w:r>
+      <w:r>
+        <w:rPr>
+          <w:rFonts w:cs="B Nazanin"/>
+          <w:sz w:val="20"/>
+          <w:rtl/>
+        </w:rPr>
+        <w:t xml:space="preserve"> </w:t>
+      </w:r>
+      <w:r>
+        <w:rPr>
+          <w:rFonts w:cs="B Nazanin"/>
+          <w:sz w:val="20"/>
+        </w:rPr>
+        <w:t>K</w:t>
+      </w:r>
+      <w:r>
+        <w:rPr>
+          <w:rFonts w:cs="B Nazanin"/>
+          <w:sz w:val="20"/>
+          <w:vertAlign w:val="superscript"/>
+        </w:rPr>
+        <w:t>2</w:t>
+      </w:r>
+      <w:r>
+        <w:rPr>
+          <w:rFonts w:cs="B Nazanin"/>
+          <w:sz w:val="20"/>
+          <w:rtl/>
+        </w:rPr>
+        <w:t xml:space="preserve"> و </w:t>
+      </w:r>
+      <w:r>
+        <w:rPr>
+          <w:rFonts w:cs="B Nazanin"/>
+          <w:sz w:val="20"/>
+        </w:rPr>
+        <w:t>Curve25519</w:t>
       </w:r>
     </w:p>
     <w:p>
@@ -51499,76 +53506,10 @@
         <w:jc w:val="both"/>
         <w:rPr>
           <w:rFonts w:cs="B Nazanin"/>
-          <w:color w:val="000000" w:themeColor="text1"/>
-          <w:sz w:val="28"/>
-          <w:rtl/>
-        </w:rPr>
-      </w:pPr>
-      <w:r>
-        <w:rPr>
-          <w:rFonts w:cs="B Nazanin" w:hint="cs"/>
-          <w:color w:val="000000" w:themeColor="text1"/>
-          <w:sz w:val="28"/>
-          <w:rtl/>
-        </w:rPr>
-        <w:t xml:space="preserve">دقت کنید که ساختار و معماری روش پیشنهادی شما باید </w:t>
-      </w:r>
-      <w:r>
-        <w:rPr>
-          <w:rFonts w:cs="B Nazanin" w:hint="cs"/>
-          <w:b/>
-          <w:bCs/>
-          <w:color w:val="000000" w:themeColor="text1"/>
-          <w:sz w:val="28"/>
-          <w:rtl/>
-        </w:rPr>
-        <w:t>تکرارپذیر</w:t>
-      </w:r>
-      <w:r>
-        <w:rPr>
-          <w:rFonts w:cs="B Nazanin" w:hint="cs"/>
-          <w:color w:val="000000" w:themeColor="text1"/>
-          <w:sz w:val="28"/>
-          <w:rtl/>
-        </w:rPr>
-        <w:t xml:space="preserve"> باشد. یعنی فارغ از تسلط سایر پژوهشگران به یک زبان برنامه</w:t>
-      </w:r>
-      <w:r>
-        <w:rPr>
-          <w:rFonts w:cs="B Nazanin"/>
-          <w:color w:val="000000" w:themeColor="text1"/>
-          <w:sz w:val="28"/>
-          <w:rtl/>
-        </w:rPr>
-        <w:softHyphen/>
-      </w:r>
-      <w:r>
-        <w:rPr>
-          <w:rFonts w:cs="B Nazanin" w:hint="cs"/>
-          <w:color w:val="000000" w:themeColor="text1"/>
-          <w:sz w:val="28"/>
-          <w:rtl/>
-        </w:rPr>
-        <w:t>نویسی یا رویه خاص، قابلیت پیاده</w:t>
-      </w:r>
-      <w:r>
-        <w:rPr>
-          <w:rFonts w:cs="B Nazanin"/>
-          <w:color w:val="000000" w:themeColor="text1"/>
-          <w:sz w:val="28"/>
-          <w:rtl/>
-        </w:rPr>
-        <w:softHyphen/>
-      </w:r>
-      <w:r>
-        <w:rPr>
-          <w:rFonts w:cs="B Nazanin" w:hint="cs"/>
-          <w:color w:val="000000" w:themeColor="text1"/>
-          <w:sz w:val="28"/>
-          <w:rtl/>
-        </w:rPr>
-        <w:t xml:space="preserve">سازی از مسیرهای چندگانه را داشته باشد. بنابراین، ساختار روش پیشنهادی به مثابه یک نقشه راه خواهد بود. </w:t>
-      </w:r>
+          <w:sz w:val="20"/>
+          <w:rtl/>
+        </w:rPr>
+      </w:pPr>
     </w:p>
     <w:p>
       <w:pPr>
@@ -51577,111 +53518,4324 @@
         <w:jc w:val="both"/>
         <w:rPr>
           <w:rFonts w:cs="B Nazanin"/>
+          <w:b/>
+          <w:bCs/>
+          <w:sz w:val="20"/>
+          <w:rtl/>
+        </w:rPr>
+      </w:pPr>
+      <w:r>
+        <w:rPr>
+          <w:rFonts w:cs="B Nazanin" w:hint="eastAsia"/>
+          <w:sz w:val="20"/>
+          <w:rtl/>
+        </w:rPr>
+        <w:t>همان‌طور</w:t>
+      </w:r>
+      <w:r>
+        <w:rPr>
+          <w:rFonts w:cs="B Nazanin"/>
+          <w:sz w:val="20"/>
+          <w:rtl/>
+        </w:rPr>
+        <w:t xml:space="preserve"> که در شکل ۳-۱ مشاهده م</w:t>
+      </w:r>
+      <w:r>
+        <w:rPr>
+          <w:rFonts w:cs="B Nazanin" w:hint="cs"/>
+          <w:sz w:val="20"/>
+          <w:rtl/>
+        </w:rPr>
+        <w:t>ی‌</w:t>
+      </w:r>
+      <w:r>
+        <w:rPr>
+          <w:rFonts w:cs="B Nazanin" w:hint="eastAsia"/>
+          <w:sz w:val="20"/>
+          <w:rtl/>
+        </w:rPr>
+        <w:t>شود،</w:t>
+      </w:r>
+      <w:r>
+        <w:rPr>
+          <w:rFonts w:cs="B Nazanin"/>
+          <w:sz w:val="20"/>
+          <w:rtl/>
+        </w:rPr>
+        <w:t xml:space="preserve"> </w:t>
+      </w:r>
+      <w:r>
+        <w:rPr>
+          <w:rFonts w:cs="B Nazanin" w:hint="cs"/>
+          <w:sz w:val="20"/>
+          <w:rtl/>
+        </w:rPr>
+        <w:t>مسیر داده</w:t>
+      </w:r>
+      <w:r>
+        <w:rPr>
+          <w:rFonts w:cs="B Nazanin"/>
+          <w:sz w:val="20"/>
+          <w:rtl/>
+        </w:rPr>
+        <w:t xml:space="preserve"> پ</w:t>
+      </w:r>
+      <w:r>
+        <w:rPr>
+          <w:rFonts w:cs="B Nazanin" w:hint="cs"/>
+          <w:sz w:val="20"/>
+          <w:rtl/>
+        </w:rPr>
+        <w:t>ی</w:t>
+      </w:r>
+      <w:r>
+        <w:rPr>
+          <w:rFonts w:cs="B Nazanin" w:hint="eastAsia"/>
+          <w:sz w:val="20"/>
+          <w:rtl/>
+        </w:rPr>
+        <w:t>شنهاد</w:t>
+      </w:r>
+      <w:r>
+        <w:rPr>
+          <w:rFonts w:cs="B Nazanin" w:hint="cs"/>
+          <w:sz w:val="20"/>
+          <w:rtl/>
+        </w:rPr>
+        <w:t>ی</w:t>
+      </w:r>
+      <w:r>
+        <w:rPr>
+          <w:rFonts w:cs="B Nazanin"/>
+          <w:sz w:val="20"/>
+          <w:rtl/>
+        </w:rPr>
+        <w:t xml:space="preserve"> شامل اجزا</w:t>
+      </w:r>
+      <w:r>
+        <w:rPr>
+          <w:rFonts w:cs="B Nazanin" w:hint="cs"/>
+          <w:sz w:val="20"/>
+          <w:rtl/>
+        </w:rPr>
+        <w:t>ی</w:t>
+      </w:r>
+      <w:r>
+        <w:rPr>
+          <w:rFonts w:cs="B Nazanin"/>
+          <w:sz w:val="20"/>
+          <w:rtl/>
+        </w:rPr>
+        <w:t xml:space="preserve"> ز</w:t>
+      </w:r>
+      <w:r>
+        <w:rPr>
+          <w:rFonts w:cs="B Nazanin" w:hint="cs"/>
+          <w:sz w:val="20"/>
+          <w:rtl/>
+        </w:rPr>
+        <w:t>ی</w:t>
+      </w:r>
+      <w:r>
+        <w:rPr>
+          <w:rFonts w:cs="B Nazanin" w:hint="eastAsia"/>
+          <w:sz w:val="20"/>
+          <w:rtl/>
+        </w:rPr>
+        <w:t>ر</w:t>
+      </w:r>
+      <w:r>
+        <w:rPr>
+          <w:rFonts w:cs="B Nazanin"/>
+          <w:sz w:val="20"/>
+          <w:rtl/>
+        </w:rPr>
+        <w:t xml:space="preserve"> است:</w:t>
+      </w:r>
+    </w:p>
+    <w:p>
+      <w:pPr>
+        <w:spacing w:line="360" w:lineRule="auto"/>
+        <w:ind w:firstLine="284"/>
+        <w:jc w:val="both"/>
+        <w:rPr>
+          <w:rFonts w:cs="B Nazanin"/>
+          <w:b/>
+          <w:bCs/>
+          <w:sz w:val="20"/>
+          <w:rtl/>
+        </w:rPr>
+      </w:pPr>
+      <w:r>
+        <w:rPr>
+          <w:rFonts w:cs="B Nazanin"/>
+          <w:b/>
+          <w:bCs/>
+          <w:sz w:val="20"/>
+          <w:rtl/>
+        </w:rPr>
+        <w:t xml:space="preserve">۱. ضرب‌کننده </w:t>
+      </w:r>
+      <w:r>
+        <w:rPr>
+          <w:rFonts w:cs="B Nazanin"/>
+          <w:b/>
+          <w:bCs/>
+          <w:sz w:val="20"/>
+        </w:rPr>
+        <w:t>DSP</w:t>
+      </w:r>
+      <w:r>
+        <w:rPr>
+          <w:rFonts w:cs="B Nazanin"/>
+          <w:b/>
+          <w:bCs/>
+          <w:sz w:val="20"/>
+          <w:rtl/>
+        </w:rPr>
+        <w:t>:</w:t>
+      </w:r>
+      <w:r>
+        <w:rPr>
+          <w:rFonts w:cs="B Nazanin"/>
+          <w:sz w:val="20"/>
+          <w:rtl/>
+        </w:rPr>
+        <w:t xml:space="preserve"> </w:t>
+      </w:r>
+      <w:r>
+        <w:rPr>
+          <w:rFonts w:cs="B Nazanin" w:hint="cs"/>
+          <w:sz w:val="20"/>
+          <w:rtl/>
+        </w:rPr>
+        <w:t>ی</w:t>
+      </w:r>
+      <w:r>
+        <w:rPr>
+          <w:rFonts w:cs="B Nazanin" w:hint="eastAsia"/>
+          <w:sz w:val="20"/>
+          <w:rtl/>
+        </w:rPr>
+        <w:t>ک</w:t>
+      </w:r>
+      <w:r>
+        <w:rPr>
+          <w:rFonts w:cs="B Nazanin"/>
+          <w:sz w:val="20"/>
+          <w:rtl/>
+        </w:rPr>
+        <w:t xml:space="preserve"> ضرب‌کننده ۱۷×۱۷ ب</w:t>
+      </w:r>
+      <w:r>
+        <w:rPr>
+          <w:rFonts w:cs="B Nazanin" w:hint="cs"/>
+          <w:sz w:val="20"/>
+          <w:rtl/>
+        </w:rPr>
+        <w:t>ی</w:t>
+      </w:r>
+      <w:r>
+        <w:rPr>
+          <w:rFonts w:cs="B Nazanin" w:hint="eastAsia"/>
+          <w:sz w:val="20"/>
+          <w:rtl/>
+        </w:rPr>
+        <w:t>ت</w:t>
+      </w:r>
+      <w:r>
+        <w:rPr>
+          <w:rFonts w:cs="B Nazanin" w:hint="cs"/>
+          <w:sz w:val="20"/>
+          <w:rtl/>
+        </w:rPr>
+        <w:t>ی</w:t>
+      </w:r>
+      <w:r>
+        <w:rPr>
+          <w:rFonts w:cs="B Nazanin"/>
+          <w:sz w:val="20"/>
+          <w:rtl/>
+        </w:rPr>
+        <w:t xml:space="preserve"> که خروج</w:t>
+      </w:r>
+      <w:r>
+        <w:rPr>
+          <w:rFonts w:cs="B Nazanin" w:hint="cs"/>
+          <w:sz w:val="20"/>
+          <w:rtl/>
+        </w:rPr>
+        <w:t>ی</w:t>
+      </w:r>
+      <w:r>
+        <w:rPr>
+          <w:rFonts w:cs="B Nazanin"/>
+          <w:sz w:val="20"/>
+          <w:rtl/>
+        </w:rPr>
+        <w:t xml:space="preserve"> ۳۴</w:t>
+      </w:r>
+      <w:r>
+        <w:rPr>
+          <w:rFonts w:cs="B Nazanin" w:hint="cs"/>
+          <w:sz w:val="20"/>
+          <w:rtl/>
+        </w:rPr>
+        <w:t xml:space="preserve"> </w:t>
+      </w:r>
+      <w:r>
+        <w:rPr>
+          <w:rFonts w:cs="B Nazanin"/>
+          <w:sz w:val="20"/>
+          <w:rtl/>
+        </w:rPr>
+        <w:t>ب</w:t>
+      </w:r>
+      <w:r>
+        <w:rPr>
+          <w:rFonts w:cs="B Nazanin" w:hint="cs"/>
+          <w:sz w:val="20"/>
+          <w:rtl/>
+        </w:rPr>
+        <w:t>ی</w:t>
+      </w:r>
+      <w:r>
+        <w:rPr>
+          <w:rFonts w:cs="B Nazanin" w:hint="eastAsia"/>
+          <w:sz w:val="20"/>
+          <w:rtl/>
+        </w:rPr>
+        <w:t>ت</w:t>
+      </w:r>
+      <w:r>
+        <w:rPr>
+          <w:rFonts w:cs="B Nazanin" w:hint="cs"/>
+          <w:sz w:val="20"/>
+          <w:rtl/>
+        </w:rPr>
+        <w:t>ی</w:t>
+      </w:r>
+      <w:r>
+        <w:rPr>
+          <w:rFonts w:cs="B Nazanin"/>
+          <w:sz w:val="20"/>
+          <w:rtl/>
+        </w:rPr>
+        <w:t xml:space="preserve"> تول</w:t>
+      </w:r>
+      <w:r>
+        <w:rPr>
+          <w:rFonts w:cs="B Nazanin" w:hint="cs"/>
+          <w:sz w:val="20"/>
+          <w:rtl/>
+        </w:rPr>
+        <w:t>ی</w:t>
+      </w:r>
+      <w:r>
+        <w:rPr>
+          <w:rFonts w:cs="B Nazanin" w:hint="eastAsia"/>
+          <w:sz w:val="20"/>
+          <w:rtl/>
+        </w:rPr>
+        <w:t>د</w:t>
+      </w:r>
+      <w:r>
+        <w:rPr>
+          <w:rFonts w:cs="B Nazanin"/>
+          <w:sz w:val="20"/>
+          <w:rtl/>
+        </w:rPr>
+        <w:t xml:space="preserve"> م</w:t>
+      </w:r>
+      <w:r>
+        <w:rPr>
+          <w:rFonts w:cs="B Nazanin" w:hint="cs"/>
+          <w:sz w:val="20"/>
+          <w:rtl/>
+        </w:rPr>
+        <w:t>ی‌</w:t>
+      </w:r>
+      <w:r>
+        <w:rPr>
+          <w:rFonts w:cs="B Nazanin" w:hint="eastAsia"/>
+          <w:sz w:val="20"/>
+          <w:rtl/>
+        </w:rPr>
+        <w:t>کند</w:t>
+      </w:r>
+      <w:r>
+        <w:rPr>
+          <w:rFonts w:cs="B Nazanin"/>
+          <w:sz w:val="20"/>
+          <w:rtl/>
+        </w:rPr>
+        <w:t>. ا</w:t>
+      </w:r>
+      <w:r>
+        <w:rPr>
+          <w:rFonts w:cs="B Nazanin" w:hint="cs"/>
+          <w:sz w:val="20"/>
+          <w:rtl/>
+        </w:rPr>
+        <w:t>ی</w:t>
+      </w:r>
+      <w:r>
+        <w:rPr>
+          <w:rFonts w:cs="B Nazanin" w:hint="eastAsia"/>
+          <w:sz w:val="20"/>
+          <w:rtl/>
+        </w:rPr>
+        <w:t>ن</w:t>
+      </w:r>
+      <w:r>
+        <w:rPr>
+          <w:rFonts w:cs="B Nazanin"/>
+          <w:sz w:val="20"/>
+          <w:rtl/>
+        </w:rPr>
+        <w:t xml:space="preserve"> ضرب‌کننده برا</w:t>
+      </w:r>
+      <w:r>
+        <w:rPr>
+          <w:rFonts w:cs="B Nazanin" w:hint="cs"/>
+          <w:sz w:val="20"/>
+          <w:rtl/>
+        </w:rPr>
+        <w:t>ی</w:t>
+      </w:r>
+      <w:r>
+        <w:rPr>
+          <w:rFonts w:cs="B Nazanin"/>
+          <w:sz w:val="20"/>
+          <w:rtl/>
+        </w:rPr>
+        <w:t xml:space="preserve"> هر دو الگور</w:t>
+      </w:r>
+      <w:r>
+        <w:rPr>
+          <w:rFonts w:cs="B Nazanin" w:hint="cs"/>
+          <w:sz w:val="20"/>
+          <w:rtl/>
+        </w:rPr>
+        <w:t>ی</w:t>
+      </w:r>
+      <w:r>
+        <w:rPr>
+          <w:rFonts w:cs="B Nazanin" w:hint="eastAsia"/>
+          <w:sz w:val="20"/>
+          <w:rtl/>
+        </w:rPr>
+        <w:t>تم</w:t>
+      </w:r>
+      <w:r>
+        <w:rPr>
+          <w:rFonts w:cs="B Nazanin"/>
+          <w:sz w:val="20"/>
+          <w:rtl/>
+        </w:rPr>
+        <w:t xml:space="preserve"> </w:t>
+      </w:r>
+      <w:r>
+        <w:rPr>
+          <w:rFonts w:cs="B Nazanin"/>
+          <w:sz w:val="20"/>
+        </w:rPr>
+        <w:t>Kyber</w:t>
+      </w:r>
+      <w:r>
+        <w:rPr>
+          <w:rFonts w:cs="B Nazanin"/>
+          <w:sz w:val="20"/>
+          <w:rtl/>
+        </w:rPr>
+        <w:t xml:space="preserve"> (۱۲×۱۲ ب</w:t>
+      </w:r>
+      <w:r>
+        <w:rPr>
+          <w:rFonts w:cs="B Nazanin" w:hint="cs"/>
+          <w:sz w:val="20"/>
+          <w:rtl/>
+        </w:rPr>
+        <w:t>ی</w:t>
+      </w:r>
+      <w:r>
+        <w:rPr>
+          <w:rFonts w:cs="B Nazanin" w:hint="eastAsia"/>
+          <w:sz w:val="20"/>
+          <w:rtl/>
+        </w:rPr>
+        <w:t>ت</w:t>
+      </w:r>
+      <w:r>
+        <w:rPr>
+          <w:rFonts w:cs="B Nazanin" w:hint="cs"/>
+          <w:sz w:val="20"/>
+          <w:rtl/>
+        </w:rPr>
+        <w:t>ی</w:t>
+      </w:r>
+      <w:r>
+        <w:rPr>
+          <w:rFonts w:cs="B Nazanin"/>
+          <w:sz w:val="20"/>
+          <w:rtl/>
+        </w:rPr>
+        <w:t xml:space="preserve">) و </w:t>
+      </w:r>
+      <w:r>
+        <w:rPr>
+          <w:rFonts w:cs="B Nazanin"/>
+          <w:sz w:val="20"/>
+        </w:rPr>
+        <w:t>Curve25519</w:t>
+      </w:r>
+      <w:r>
+        <w:rPr>
+          <w:rFonts w:cs="B Nazanin"/>
+          <w:sz w:val="20"/>
+          <w:rtl/>
+        </w:rPr>
+        <w:t xml:space="preserve"> (۱۷×۱۷ ب</w:t>
+      </w:r>
+      <w:r>
+        <w:rPr>
+          <w:rFonts w:cs="B Nazanin" w:hint="cs"/>
+          <w:sz w:val="20"/>
+          <w:rtl/>
+        </w:rPr>
+        <w:t>ی</w:t>
+      </w:r>
+      <w:r>
+        <w:rPr>
+          <w:rFonts w:cs="B Nazanin" w:hint="eastAsia"/>
+          <w:sz w:val="20"/>
+          <w:rtl/>
+        </w:rPr>
+        <w:t>ت</w:t>
+      </w:r>
+      <w:r>
+        <w:rPr>
+          <w:rFonts w:cs="B Nazanin" w:hint="cs"/>
+          <w:sz w:val="20"/>
+          <w:rtl/>
+        </w:rPr>
+        <w:t>ی</w:t>
+      </w:r>
+      <w:r>
+        <w:rPr>
+          <w:rFonts w:cs="B Nazanin"/>
+          <w:sz w:val="20"/>
+          <w:rtl/>
+        </w:rPr>
+        <w:t xml:space="preserve"> به عنوان بخش</w:t>
+      </w:r>
+      <w:r>
+        <w:rPr>
+          <w:rFonts w:cs="B Nazanin" w:hint="cs"/>
+          <w:sz w:val="20"/>
+          <w:rtl/>
+        </w:rPr>
+        <w:t>ی</w:t>
+      </w:r>
+      <w:r>
+        <w:rPr>
+          <w:rFonts w:cs="B Nazanin"/>
+          <w:sz w:val="20"/>
+          <w:rtl/>
+        </w:rPr>
+        <w:t xml:space="preserve"> از ضرب‌کننده بزرگ‌تر</w:t>
+      </w:r>
+      <w:r>
+        <w:rPr>
+          <w:rFonts w:cs="B Nazanin" w:hint="cs"/>
+          <w:sz w:val="20"/>
+          <w:rtl/>
+        </w:rPr>
+        <w:t xml:space="preserve"> 255</w:t>
+      </w:r>
+      <w:r>
+        <w:rPr>
+          <w:rFonts w:cs="B Nazanin"/>
+          <w:sz w:val="20"/>
+          <w:rtl/>
+        </w:rPr>
+        <w:t>×</w:t>
+      </w:r>
+      <w:r>
+        <w:rPr>
+          <w:rFonts w:cs="B Nazanin" w:hint="cs"/>
+          <w:sz w:val="20"/>
+          <w:rtl/>
+        </w:rPr>
+        <w:t>255</w:t>
+      </w:r>
+      <w:r>
+        <w:rPr>
+          <w:rFonts w:cs="B Nazanin" w:hint="cs"/>
+          <w:sz w:val="20"/>
+          <w:rtl/>
+        </w:rPr>
+        <w:t xml:space="preserve"> بیتی</w:t>
+      </w:r>
+      <w:r>
+        <w:rPr>
+          <w:rFonts w:cs="B Nazanin"/>
+          <w:sz w:val="20"/>
+          <w:rtl/>
+        </w:rPr>
+        <w:t>) قابل استفاده است.</w:t>
+      </w:r>
+      <w:r>
+        <w:rPr>
+          <w:rFonts w:cs="B Nazanin" w:hint="cs"/>
+          <w:sz w:val="20"/>
+          <w:rtl/>
+        </w:rPr>
+        <w:t xml:space="preserve"> لازم به ذکر است که ماژول های </w:t>
+      </w:r>
+      <w:r>
+        <w:rPr>
+          <w:rFonts w:cs="B Nazanin"/>
+          <w:sz w:val="20"/>
+        </w:rPr>
+        <w:t>DSP</w:t>
+      </w:r>
+      <w:r>
+        <w:rPr>
+          <w:rFonts w:cs="B Nazanin" w:hint="cs"/>
+          <w:sz w:val="20"/>
+          <w:rtl/>
+        </w:rPr>
+        <w:t xml:space="preserve"> دارای ضرب کننده 18</w:t>
+      </w:r>
+      <w:r>
+        <w:rPr>
+          <w:rFonts w:cs="B Nazanin"/>
+          <w:sz w:val="20"/>
+          <w:rtl/>
+        </w:rPr>
+        <w:t>×</w:t>
+      </w:r>
+      <w:r>
+        <w:rPr>
+          <w:rFonts w:cs="B Nazanin" w:hint="cs"/>
+          <w:sz w:val="20"/>
+          <w:rtl/>
+        </w:rPr>
+        <w:t xml:space="preserve">25 بیتی هستند بنابراین این ضرب کننده با استفاده از یک ماژول </w:t>
+      </w:r>
+      <w:r>
+        <w:rPr>
+          <w:rFonts w:cs="B Nazanin"/>
+          <w:sz w:val="20"/>
+        </w:rPr>
+        <w:t>DSP</w:t>
+      </w:r>
+      <w:r>
+        <w:rPr>
+          <w:rFonts w:cs="B Nazanin" w:hint="cs"/>
+          <w:sz w:val="20"/>
+          <w:rtl/>
+        </w:rPr>
+        <w:t xml:space="preserve"> روی </w:t>
+      </w:r>
+      <w:r>
+        <w:rPr>
+          <w:rFonts w:cs="B Nazanin"/>
+          <w:sz w:val="20"/>
+        </w:rPr>
+        <w:t>FPGA</w:t>
+      </w:r>
+      <w:r>
+        <w:rPr>
+          <w:rFonts w:cs="B Nazanin" w:hint="cs"/>
+          <w:sz w:val="20"/>
+          <w:rtl/>
+        </w:rPr>
+        <w:t xml:space="preserve"> قابل </w:t>
+      </w:r>
+      <w:r>
+        <w:rPr>
+          <w:rFonts w:cs="B Nazanin" w:hint="cs"/>
+          <w:sz w:val="20"/>
+          <w:rtl/>
+        </w:rPr>
+        <w:t>پیاده‌سازی</w:t>
+      </w:r>
+      <w:r>
+        <w:rPr>
+          <w:rFonts w:cs="B Nazanin" w:hint="cs"/>
+          <w:sz w:val="20"/>
+          <w:rtl/>
+        </w:rPr>
+        <w:t xml:space="preserve"> است.</w:t>
+      </w:r>
+    </w:p>
+    <w:p>
+      <w:pPr>
+        <w:spacing w:line="360" w:lineRule="auto"/>
+        <w:ind w:firstLine="284"/>
+        <w:jc w:val="both"/>
+        <w:rPr>
+          <w:rFonts w:cs="B Nazanin"/>
+          <w:sz w:val="20"/>
+          <w:rtl/>
+        </w:rPr>
+      </w:pPr>
+      <w:r>
+        <w:rPr>
+          <w:rFonts w:cs="B Nazanin" w:hint="cs"/>
+          <w:b/>
+          <w:bCs/>
+          <w:sz w:val="20"/>
+          <w:rtl/>
+        </w:rPr>
+        <w:t>2</w:t>
+      </w:r>
+      <w:r>
+        <w:rPr>
+          <w:rFonts w:cs="B Nazanin"/>
+          <w:b/>
+          <w:bCs/>
+          <w:sz w:val="20"/>
+          <w:rtl/>
+        </w:rPr>
+        <w:t>. ضرب‌کننده ثابت</w:t>
+      </w:r>
+      <w:r>
+        <w:rPr>
+          <w:rStyle w:val="FootnoteReference"/>
+          <w:rFonts w:cs="B Nazanin"/>
+          <w:b/>
+          <w:bCs/>
+          <w:sz w:val="20"/>
+          <w:rtl/>
+        </w:rPr>
+        <w:footnoteReference w:id="44"/>
+      </w:r>
+      <w:r>
+        <w:rPr>
+          <w:rFonts w:cs="B Nazanin" w:hint="cs"/>
+          <w:b/>
+          <w:bCs/>
+          <w:sz w:val="20"/>
+          <w:rtl/>
+        </w:rPr>
+        <w:t>:</w:t>
+      </w:r>
+      <w:r>
+        <w:rPr>
+          <w:rFonts w:cs="B Nazanin" w:hint="cs"/>
+          <w:sz w:val="20"/>
+          <w:rtl/>
+        </w:rPr>
+        <w:t xml:space="preserve"> </w:t>
+      </w:r>
+      <w:r>
+        <w:rPr>
+          <w:rFonts w:cs="B Nazanin" w:hint="cs"/>
+          <w:sz w:val="20"/>
+          <w:rtl/>
+        </w:rPr>
+        <w:t>ی</w:t>
+      </w:r>
+      <w:r>
+        <w:rPr>
+          <w:rFonts w:cs="B Nazanin" w:hint="eastAsia"/>
+          <w:sz w:val="20"/>
+          <w:rtl/>
+        </w:rPr>
+        <w:t>ک</w:t>
+      </w:r>
+      <w:r>
+        <w:rPr>
+          <w:rFonts w:cs="B Nazanin"/>
+          <w:sz w:val="20"/>
+          <w:rtl/>
+        </w:rPr>
+        <w:t xml:space="preserve"> ضرب‌کننده در ثابت که برا</w:t>
+      </w:r>
+      <w:r>
+        <w:rPr>
+          <w:rFonts w:cs="B Nazanin" w:hint="cs"/>
+          <w:sz w:val="20"/>
+          <w:rtl/>
+        </w:rPr>
+        <w:t>ی</w:t>
+      </w:r>
+      <w:r>
+        <w:rPr>
+          <w:rFonts w:cs="B Nazanin"/>
+          <w:sz w:val="20"/>
+          <w:rtl/>
+        </w:rPr>
+        <w:t xml:space="preserve"> ضرب در ضرا</w:t>
+      </w:r>
+      <w:r>
+        <w:rPr>
+          <w:rFonts w:cs="B Nazanin" w:hint="cs"/>
+          <w:sz w:val="20"/>
+          <w:rtl/>
+        </w:rPr>
+        <w:t>ی</w:t>
+      </w:r>
+      <w:r>
+        <w:rPr>
+          <w:rFonts w:cs="B Nazanin" w:hint="eastAsia"/>
+          <w:sz w:val="20"/>
+          <w:rtl/>
+        </w:rPr>
+        <w:t>ب</w:t>
+      </w:r>
+      <w:r>
+        <w:rPr>
+          <w:rFonts w:cs="B Nazanin"/>
+          <w:sz w:val="20"/>
+          <w:rtl/>
+        </w:rPr>
+        <w:t xml:space="preserve"> ۱۳ (در </w:t>
+      </w:r>
+      <w:r>
+        <w:rPr>
+          <w:rFonts w:cs="B Nazanin"/>
+          <w:sz w:val="20"/>
+        </w:rPr>
+        <w:t>Kyber</w:t>
+      </w:r>
+      <w:r>
+        <w:rPr>
+          <w:rFonts w:cs="B Nazanin"/>
+          <w:sz w:val="20"/>
+          <w:rtl/>
+        </w:rPr>
+        <w:t xml:space="preserve">) و ۱۹ (در </w:t>
+      </w:r>
+      <w:r>
+        <w:rPr>
+          <w:rFonts w:cs="B Nazanin"/>
+          <w:sz w:val="20"/>
+        </w:rPr>
+        <w:t>Curve25519</w:t>
+      </w:r>
+      <w:r>
+        <w:rPr>
+          <w:rFonts w:cs="B Nazanin"/>
+          <w:sz w:val="20"/>
+          <w:rtl/>
+        </w:rPr>
+        <w:t>) استفاده م</w:t>
+      </w:r>
+      <w:r>
+        <w:rPr>
+          <w:rFonts w:cs="B Nazanin" w:hint="cs"/>
+          <w:sz w:val="20"/>
+          <w:rtl/>
+        </w:rPr>
+        <w:t>ی‌</w:t>
+      </w:r>
+      <w:r>
+        <w:rPr>
+          <w:rFonts w:cs="B Nazanin" w:hint="eastAsia"/>
+          <w:sz w:val="20"/>
+          <w:rtl/>
+        </w:rPr>
+        <w:t>شود</w:t>
+      </w:r>
+      <w:r>
+        <w:rPr>
+          <w:rFonts w:cs="B Nazanin"/>
+          <w:sz w:val="20"/>
+          <w:rtl/>
+        </w:rPr>
+        <w:t>. ا</w:t>
+      </w:r>
+      <w:r>
+        <w:rPr>
+          <w:rFonts w:cs="B Nazanin" w:hint="cs"/>
+          <w:sz w:val="20"/>
+          <w:rtl/>
+        </w:rPr>
+        <w:t>ی</w:t>
+      </w:r>
+      <w:r>
+        <w:rPr>
+          <w:rFonts w:cs="B Nazanin" w:hint="eastAsia"/>
+          <w:sz w:val="20"/>
+          <w:rtl/>
+        </w:rPr>
+        <w:t>ن</w:t>
+      </w:r>
+      <w:r>
+        <w:rPr>
+          <w:rFonts w:cs="B Nazanin"/>
+          <w:sz w:val="20"/>
+          <w:rtl/>
+        </w:rPr>
+        <w:t xml:space="preserve"> واحد با استفاده از ش</w:t>
+      </w:r>
+      <w:r>
+        <w:rPr>
+          <w:rFonts w:cs="B Nazanin" w:hint="cs"/>
+          <w:sz w:val="20"/>
+          <w:rtl/>
+        </w:rPr>
+        <w:t>ی</w:t>
+      </w:r>
+      <w:r>
+        <w:rPr>
+          <w:rFonts w:cs="B Nazanin" w:hint="eastAsia"/>
+          <w:sz w:val="20"/>
+          <w:rtl/>
+        </w:rPr>
+        <w:t>فت</w:t>
+      </w:r>
+      <w:r>
+        <w:rPr>
+          <w:rFonts w:cs="B Nazanin"/>
+          <w:sz w:val="20"/>
+          <w:rtl/>
+        </w:rPr>
+        <w:t xml:space="preserve"> و جمع پ</w:t>
+      </w:r>
+      <w:r>
+        <w:rPr>
+          <w:rFonts w:cs="B Nazanin" w:hint="cs"/>
+          <w:sz w:val="20"/>
+          <w:rtl/>
+        </w:rPr>
+        <w:t>ی</w:t>
+      </w:r>
+      <w:r>
+        <w:rPr>
+          <w:rFonts w:cs="B Nazanin" w:hint="eastAsia"/>
+          <w:sz w:val="20"/>
+          <w:rtl/>
+        </w:rPr>
+        <w:t>اده‌ساز</w:t>
+      </w:r>
+      <w:r>
+        <w:rPr>
+          <w:rFonts w:cs="B Nazanin" w:hint="cs"/>
+          <w:sz w:val="20"/>
+          <w:rtl/>
+        </w:rPr>
+        <w:t>ی</w:t>
+      </w:r>
+      <w:r>
+        <w:rPr>
+          <w:rFonts w:cs="B Nazanin"/>
+          <w:sz w:val="20"/>
+          <w:rtl/>
+        </w:rPr>
+        <w:t xml:space="preserve"> شده است تا مصرف </w:t>
+      </w:r>
+      <w:r>
+        <w:rPr>
+          <w:rFonts w:cs="B Nazanin" w:hint="cs"/>
+          <w:sz w:val="20"/>
+          <w:rtl/>
+        </w:rPr>
+        <w:t>منابع</w:t>
+      </w:r>
+      <w:r>
+        <w:rPr>
+          <w:rFonts w:cs="B Nazanin"/>
+          <w:sz w:val="20"/>
+          <w:rtl/>
+        </w:rPr>
+        <w:t xml:space="preserve"> را به حداقل برساند.</w:t>
+      </w:r>
+      <w:r>
+        <w:rPr>
+          <w:rFonts w:cs="B Nazanin" w:hint="cs"/>
+          <w:sz w:val="20"/>
+          <w:rtl/>
+        </w:rPr>
+        <w:t xml:space="preserve"> در شکل</w:t>
+      </w:r>
+      <w:r>
+        <w:rPr>
+          <w:rFonts w:cs="B Nazanin" w:hint="cs"/>
+          <w:sz w:val="20"/>
+          <w:rtl/>
+        </w:rPr>
+        <w:t xml:space="preserve"> </w:t>
+      </w:r>
+      <w:r>
+        <w:rPr>
+          <w:rFonts w:cs="B Nazanin" w:hint="cs"/>
+          <w:sz w:val="20"/>
+          <w:rtl/>
+        </w:rPr>
+        <w:t xml:space="preserve"> </w:t>
+      </w:r>
+      <w:r>
+        <w:rPr>
+          <w:rFonts w:cs="B Nazanin" w:hint="cs"/>
+          <w:sz w:val="20"/>
+          <w:rtl/>
+        </w:rPr>
+        <w:t>2</w:t>
+      </w:r>
+      <w:r>
+        <w:rPr>
+          <w:rFonts w:cs="B Nazanin" w:hint="cs"/>
+          <w:sz w:val="20"/>
+          <w:rtl/>
+        </w:rPr>
+        <w:t>-</w:t>
+      </w:r>
+      <w:r>
+        <w:rPr>
+          <w:rFonts w:cs="B Nazanin" w:hint="cs"/>
+          <w:sz w:val="20"/>
+          <w:rtl/>
+        </w:rPr>
+        <w:t>3</w:t>
+      </w:r>
+      <w:r>
+        <w:rPr>
+          <w:rFonts w:cs="B Nazanin" w:hint="cs"/>
+          <w:sz w:val="20"/>
+          <w:rtl/>
+        </w:rPr>
+        <w:t xml:space="preserve"> دیاگرام داخلی این ضرب کننده نمایش داده‌</w:t>
+      </w:r>
+      <w:r>
+        <w:rPr>
+          <w:rFonts w:cs="B Nazanin" w:hint="cs"/>
+          <w:sz w:val="20"/>
+          <w:rtl/>
+        </w:rPr>
+        <w:t>‌</w:t>
+      </w:r>
+      <w:r>
+        <w:rPr>
+          <w:rFonts w:cs="B Nazanin" w:hint="cs"/>
+          <w:sz w:val="20"/>
+          <w:rtl/>
+        </w:rPr>
+        <w:t>شده‌است.</w:t>
+      </w:r>
+    </w:p>
+    <w:p>
+      <w:pPr>
+        <w:spacing w:line="360" w:lineRule="auto"/>
+        <w:ind w:firstLine="284"/>
+        <w:jc w:val="center"/>
+        <w:rPr>
+          <w:rFonts w:cs="B Nazanin"/>
+          <w:b/>
+          <w:bCs/>
+          <w:sz w:val="20"/>
+          <w:rtl/>
+        </w:rPr>
+      </w:pPr>
+      <w:r>
+        <w:rPr>
+          <w:rFonts w:cs="B Nazanin"/>
+          <w:b/>
+          <w:bCs/>
+          <w:sz w:val="20"/>
+        </w:rPr>
+        <w:drawing>
+          <wp:inline distT="0" distB="0" distL="0" distR="0" wp14:anchorId="061DEC75" wp14:editId="4CD5EDA6">
+            <wp:extent cx="2263140" cy="2079400"/>
+            <wp:effectExtent l="0" t="0" r="3810" b="0"/>
+            <wp:docPr id="4" name="Picture 3">
+              <a:extLst xmlns:a="http://schemas.openxmlformats.org/drawingml/2006/main">
+                <a:ext uri="{FF2B5EF4-FFF2-40B4-BE49-F238E27FC236}">
+                  <a16:creationId xmlns:a16="http://schemas.microsoft.com/office/drawing/2014/main" id="{82388B65-6F62-4E3B-8D1E-0FB4499D2347}"/>
+                </a:ext>
+              </a:extLst>
+            </wp:docPr>
+            <wp:cNvGraphicFramePr>
+              <a:graphicFrameLocks xmlns:a="http://schemas.openxmlformats.org/drawingml/2006/main" noChangeAspect="1"/>
+            </wp:cNvGraphicFramePr>
+            <a:graphic xmlns:a="http://schemas.openxmlformats.org/drawingml/2006/main">
+              <a:graphicData uri="http://schemas.openxmlformats.org/drawingml/2006/picture">
+                <pic:pic xmlns:pic="http://schemas.openxmlformats.org/drawingml/2006/picture">
+                  <pic:nvPicPr>
+                    <pic:cNvPr id="4" name="Picture 3">
+                      <a:extLst>
+                        <a:ext uri="{FF2B5EF4-FFF2-40B4-BE49-F238E27FC236}">
+                          <a16:creationId xmlns:a16="http://schemas.microsoft.com/office/drawing/2014/main" id="{82388B65-6F62-4E3B-8D1E-0FB4499D2347}"/>
+                        </a:ext>
+                      </a:extLst>
+                    </pic:cNvPr>
+                    <pic:cNvPicPr>
+                      <a:picLocks noChangeAspect="1"/>
+                    </pic:cNvPicPr>
+                  </pic:nvPicPr>
+                  <pic:blipFill>
+                    <a:blip r:embed="rId31"/>
+                    <a:stretch>
+                      <a:fillRect/>
+                    </a:stretch>
+                  </pic:blipFill>
+                  <pic:spPr>
+                    <a:xfrm>
+                      <a:off x="0" y="0"/>
+                      <a:ext cx="2271441" cy="2087028"/>
+                    </a:xfrm>
+                    <a:prstGeom prst="rect">
+                      <a:avLst/>
+                    </a:prstGeom>
+                  </pic:spPr>
+                </pic:pic>
+              </a:graphicData>
+            </a:graphic>
+          </wp:inline>
+        </w:drawing>
+      </w:r>
+    </w:p>
+    <w:p>
+      <w:pPr>
+        <w:spacing w:line="360" w:lineRule="auto"/>
+        <w:ind w:firstLine="288"/>
+        <w:jc w:val="center"/>
+        <w:rPr>
+          <w:rFonts w:cs="B Nazanin"/>
+          <w:sz w:val="20"/>
+          <w:rtl/>
+        </w:rPr>
+      </w:pPr>
+      <w:r>
+        <w:rPr>
+          <w:rFonts w:ascii="Tahoma" w:eastAsia="Tahoma" w:hAnsi="Tahoma" w:cs="B Nazanin"/>
+          <w:rtl/>
+        </w:rPr>
+        <w:t xml:space="preserve">شکل </w:t>
+      </w:r>
+      <w:r>
+        <w:rPr>
+          <w:rFonts w:ascii="Tahoma" w:eastAsia="Tahoma" w:hAnsi="Tahoma" w:cs="B Nazanin" w:hint="cs"/>
+          <w:rtl/>
+        </w:rPr>
+        <w:t>3</w:t>
+      </w:r>
+      <w:r>
+        <w:rPr>
+          <w:rFonts w:ascii="Tahoma" w:eastAsia="Tahoma" w:hAnsi="Tahoma" w:cs="B Nazanin" w:hint="cs"/>
+          <w:rtl/>
+        </w:rPr>
+        <w:t>-</w:t>
+      </w:r>
+      <w:r>
+        <w:rPr>
+          <w:rFonts w:ascii="Tahoma" w:eastAsia="Tahoma" w:hAnsi="Tahoma" w:cs="B Nazanin" w:hint="cs"/>
+          <w:rtl/>
+        </w:rPr>
+        <w:t>2</w:t>
+      </w:r>
+      <w:r>
+        <w:rPr>
+          <w:rFonts w:ascii="Tahoma" w:eastAsia="Tahoma" w:hAnsi="Tahoma" w:cs="B Nazanin" w:hint="cs"/>
+          <w:rtl/>
+        </w:rPr>
+        <w:t>.</w:t>
+      </w:r>
+      <w:r>
+        <w:rPr>
+          <w:rFonts w:ascii="Tahoma" w:eastAsia="Tahoma" w:hAnsi="Tahoma" w:cs="B Nazanin"/>
+          <w:rtl/>
+        </w:rPr>
+        <w:t xml:space="preserve"> </w:t>
+      </w:r>
+      <w:r>
+        <w:rPr>
+          <w:rFonts w:ascii="Tahoma" w:eastAsia="Tahoma" w:hAnsi="Tahoma" w:cs="B Nazanin" w:hint="cs"/>
+          <w:rtl/>
+        </w:rPr>
+        <w:t>دیاگرام داخلی ضرب‌کننده ثابت</w:t>
+      </w:r>
+    </w:p>
+    <w:p>
+      <w:pPr>
+        <w:spacing w:line="360" w:lineRule="auto"/>
+        <w:ind w:firstLine="284"/>
+        <w:jc w:val="both"/>
+        <w:rPr>
+          <w:rFonts w:cs="B Nazanin"/>
+          <w:b/>
+          <w:bCs/>
+          <w:sz w:val="20"/>
+          <w:rtl/>
+        </w:rPr>
+      </w:pPr>
+      <w:r>
+        <w:rPr>
+          <w:rFonts w:cs="B Nazanin" w:hint="cs"/>
+          <w:b/>
+          <w:bCs/>
+          <w:sz w:val="20"/>
+          <w:rtl/>
+        </w:rPr>
+        <w:lastRenderedPageBreak/>
+        <w:t>3</w:t>
+      </w:r>
+      <w:r>
+        <w:rPr>
+          <w:rFonts w:cs="B Nazanin"/>
+          <w:b/>
+          <w:bCs/>
+          <w:sz w:val="20"/>
+          <w:rtl/>
+        </w:rPr>
+        <w:t>. واحد جمع/تفر</w:t>
+      </w:r>
+      <w:r>
+        <w:rPr>
+          <w:rFonts w:cs="B Nazanin" w:hint="cs"/>
+          <w:b/>
+          <w:bCs/>
+          <w:sz w:val="20"/>
+          <w:rtl/>
+        </w:rPr>
+        <w:t>ی</w:t>
+      </w:r>
+      <w:r>
+        <w:rPr>
+          <w:rFonts w:cs="B Nazanin" w:hint="eastAsia"/>
+          <w:b/>
+          <w:bCs/>
+          <w:sz w:val="20"/>
+          <w:rtl/>
+        </w:rPr>
+        <w:t>ق</w:t>
+      </w:r>
+      <w:r>
+        <w:rPr>
+          <w:rFonts w:cs="B Nazanin"/>
+          <w:b/>
+          <w:bCs/>
+          <w:sz w:val="20"/>
+          <w:rtl/>
+        </w:rPr>
+        <w:t>:</w:t>
+      </w:r>
+      <w:r>
+        <w:rPr>
+          <w:rFonts w:cs="B Nazanin"/>
+          <w:sz w:val="20"/>
+          <w:rtl/>
+        </w:rPr>
+        <w:t xml:space="preserve"> </w:t>
+      </w:r>
+      <w:r>
+        <w:rPr>
+          <w:rFonts w:cs="B Nazanin" w:hint="cs"/>
+          <w:sz w:val="20"/>
+          <w:rtl/>
+        </w:rPr>
+        <w:t>ی</w:t>
+      </w:r>
+      <w:r>
+        <w:rPr>
+          <w:rFonts w:cs="B Nazanin" w:hint="eastAsia"/>
+          <w:sz w:val="20"/>
+          <w:rtl/>
+        </w:rPr>
+        <w:t>ک</w:t>
+      </w:r>
+      <w:r>
+        <w:rPr>
+          <w:rFonts w:cs="B Nazanin"/>
+          <w:sz w:val="20"/>
+          <w:rtl/>
+        </w:rPr>
+        <w:t xml:space="preserve"> واحد جمع/تفر</w:t>
+      </w:r>
+      <w:r>
+        <w:rPr>
+          <w:rFonts w:cs="B Nazanin" w:hint="cs"/>
+          <w:sz w:val="20"/>
+          <w:rtl/>
+        </w:rPr>
+        <w:t>ی</w:t>
+      </w:r>
+      <w:r>
+        <w:rPr>
+          <w:rFonts w:cs="B Nazanin" w:hint="eastAsia"/>
+          <w:sz w:val="20"/>
+          <w:rtl/>
+        </w:rPr>
+        <w:t>ق</w:t>
+      </w:r>
+      <w:r>
+        <w:rPr>
+          <w:rFonts w:cs="B Nazanin"/>
+          <w:sz w:val="20"/>
+          <w:rtl/>
+        </w:rPr>
+        <w:t xml:space="preserve"> ۴۳</w:t>
+      </w:r>
+      <w:r>
+        <w:rPr>
+          <w:rFonts w:cs="B Nazanin" w:hint="cs"/>
+          <w:sz w:val="20"/>
+          <w:rtl/>
+        </w:rPr>
+        <w:t xml:space="preserve"> </w:t>
+      </w:r>
+      <w:r>
+        <w:rPr>
+          <w:rFonts w:cs="B Nazanin"/>
+          <w:sz w:val="20"/>
+          <w:rtl/>
+        </w:rPr>
+        <w:t>ب</w:t>
+      </w:r>
+      <w:r>
+        <w:rPr>
+          <w:rFonts w:cs="B Nazanin" w:hint="cs"/>
+          <w:sz w:val="20"/>
+          <w:rtl/>
+        </w:rPr>
+        <w:t>ی</w:t>
+      </w:r>
+      <w:r>
+        <w:rPr>
+          <w:rFonts w:cs="B Nazanin" w:hint="eastAsia"/>
+          <w:sz w:val="20"/>
+          <w:rtl/>
+        </w:rPr>
+        <w:t>ت</w:t>
+      </w:r>
+      <w:r>
+        <w:rPr>
+          <w:rFonts w:cs="B Nazanin" w:hint="cs"/>
+          <w:sz w:val="20"/>
+          <w:rtl/>
+        </w:rPr>
+        <w:t>ی</w:t>
+      </w:r>
+      <w:r>
+        <w:rPr>
+          <w:rFonts w:cs="B Nazanin"/>
+          <w:sz w:val="20"/>
+          <w:rtl/>
+        </w:rPr>
+        <w:t xml:space="preserve"> که برا</w:t>
+      </w:r>
+      <w:r>
+        <w:rPr>
+          <w:rFonts w:cs="B Nazanin" w:hint="cs"/>
+          <w:sz w:val="20"/>
+          <w:rtl/>
+        </w:rPr>
+        <w:t>ی</w:t>
+      </w:r>
+      <w:r>
+        <w:rPr>
+          <w:rFonts w:cs="B Nazanin"/>
+          <w:sz w:val="20"/>
+          <w:rtl/>
+        </w:rPr>
+        <w:t xml:space="preserve"> عمل</w:t>
+      </w:r>
+      <w:r>
+        <w:rPr>
+          <w:rFonts w:cs="B Nazanin" w:hint="cs"/>
+          <w:sz w:val="20"/>
+          <w:rtl/>
+        </w:rPr>
+        <w:t>ی</w:t>
+      </w:r>
+      <w:r>
+        <w:rPr>
+          <w:rFonts w:cs="B Nazanin" w:hint="eastAsia"/>
+          <w:sz w:val="20"/>
+          <w:rtl/>
+        </w:rPr>
+        <w:t>ات</w:t>
+      </w:r>
+      <w:r>
+        <w:rPr>
+          <w:rFonts w:cs="B Nazanin"/>
+          <w:sz w:val="20"/>
+          <w:rtl/>
+        </w:rPr>
+        <w:t xml:space="preserve"> نها</w:t>
+      </w:r>
+      <w:r>
+        <w:rPr>
+          <w:rFonts w:cs="B Nazanin" w:hint="cs"/>
+          <w:sz w:val="20"/>
+          <w:rtl/>
+        </w:rPr>
+        <w:t>یی</w:t>
+      </w:r>
+      <w:r>
+        <w:rPr>
+          <w:rFonts w:cs="B Nazanin"/>
+          <w:sz w:val="20"/>
+          <w:rtl/>
+        </w:rPr>
+        <w:t xml:space="preserve"> کاهش و تصح</w:t>
+      </w:r>
+      <w:r>
+        <w:rPr>
+          <w:rFonts w:cs="B Nazanin" w:hint="cs"/>
+          <w:sz w:val="20"/>
+          <w:rtl/>
+        </w:rPr>
+        <w:t>ی</w:t>
+      </w:r>
+      <w:r>
+        <w:rPr>
+          <w:rFonts w:cs="B Nazanin" w:hint="eastAsia"/>
+          <w:sz w:val="20"/>
+          <w:rtl/>
+        </w:rPr>
+        <w:t>ح</w:t>
+      </w:r>
+      <w:r>
+        <w:rPr>
+          <w:rFonts w:cs="B Nazanin"/>
+          <w:sz w:val="20"/>
+          <w:rtl/>
+        </w:rPr>
+        <w:t xml:space="preserve"> استفاده م</w:t>
+      </w:r>
+      <w:r>
+        <w:rPr>
+          <w:rFonts w:cs="B Nazanin" w:hint="cs"/>
+          <w:sz w:val="20"/>
+          <w:rtl/>
+        </w:rPr>
+        <w:t>ی‌</w:t>
+      </w:r>
+      <w:r>
+        <w:rPr>
+          <w:rFonts w:cs="B Nazanin" w:hint="eastAsia"/>
+          <w:sz w:val="20"/>
+          <w:rtl/>
+        </w:rPr>
+        <w:t>شود</w:t>
+      </w:r>
+      <w:r>
+        <w:rPr>
+          <w:rFonts w:cs="B Nazanin"/>
+          <w:sz w:val="20"/>
+          <w:rtl/>
+        </w:rPr>
+        <w:t>. ا</w:t>
+      </w:r>
+      <w:r>
+        <w:rPr>
+          <w:rFonts w:cs="B Nazanin" w:hint="cs"/>
+          <w:sz w:val="20"/>
+          <w:rtl/>
+        </w:rPr>
+        <w:t>ی</w:t>
+      </w:r>
+      <w:r>
+        <w:rPr>
+          <w:rFonts w:cs="B Nazanin" w:hint="eastAsia"/>
+          <w:sz w:val="20"/>
+          <w:rtl/>
+        </w:rPr>
+        <w:t>ن</w:t>
+      </w:r>
+      <w:r>
+        <w:rPr>
+          <w:rFonts w:cs="B Nazanin"/>
+          <w:sz w:val="20"/>
+          <w:rtl/>
+        </w:rPr>
+        <w:t xml:space="preserve"> واحد خروج</w:t>
+      </w:r>
+      <w:r>
+        <w:rPr>
+          <w:rFonts w:cs="B Nazanin" w:hint="cs"/>
+          <w:sz w:val="20"/>
+          <w:rtl/>
+        </w:rPr>
+        <w:t>ی</w:t>
+      </w:r>
+      <w:r>
+        <w:rPr>
+          <w:rFonts w:cs="B Nazanin"/>
+          <w:sz w:val="20"/>
+          <w:rtl/>
+        </w:rPr>
+        <w:t xml:space="preserve"> نها</w:t>
+      </w:r>
+      <w:r>
+        <w:rPr>
+          <w:rFonts w:cs="B Nazanin" w:hint="cs"/>
+          <w:sz w:val="20"/>
+          <w:rtl/>
+        </w:rPr>
+        <w:t>یی</w:t>
+      </w:r>
+      <w:r>
+        <w:rPr>
+          <w:rFonts w:cs="B Nazanin"/>
+          <w:sz w:val="20"/>
+          <w:rtl/>
+        </w:rPr>
+        <w:t xml:space="preserve"> ۱۲</w:t>
+      </w:r>
+      <w:r>
+        <w:rPr>
+          <w:rFonts w:cs="B Nazanin" w:hint="cs"/>
+          <w:sz w:val="20"/>
+          <w:rtl/>
+        </w:rPr>
+        <w:t xml:space="preserve"> </w:t>
+      </w:r>
+      <w:r>
+        <w:rPr>
+          <w:rFonts w:cs="B Nazanin"/>
+          <w:sz w:val="20"/>
+          <w:rtl/>
+        </w:rPr>
+        <w:t>ب</w:t>
+      </w:r>
+      <w:r>
+        <w:rPr>
+          <w:rFonts w:cs="B Nazanin" w:hint="cs"/>
+          <w:sz w:val="20"/>
+          <w:rtl/>
+        </w:rPr>
+        <w:t>ی</w:t>
+      </w:r>
+      <w:r>
+        <w:rPr>
+          <w:rFonts w:cs="B Nazanin" w:hint="eastAsia"/>
+          <w:sz w:val="20"/>
+          <w:rtl/>
+        </w:rPr>
+        <w:t>ت</w:t>
+      </w:r>
+      <w:r>
+        <w:rPr>
+          <w:rFonts w:cs="B Nazanin" w:hint="cs"/>
+          <w:sz w:val="20"/>
+          <w:rtl/>
+        </w:rPr>
+        <w:t>ی</w:t>
+      </w:r>
+      <w:r>
+        <w:rPr>
+          <w:rFonts w:cs="B Nazanin"/>
+          <w:sz w:val="20"/>
+          <w:rtl/>
+        </w:rPr>
+        <w:t xml:space="preserve"> (برا</w:t>
+      </w:r>
+      <w:r>
+        <w:rPr>
+          <w:rFonts w:cs="B Nazanin" w:hint="cs"/>
+          <w:sz w:val="20"/>
+          <w:rtl/>
+        </w:rPr>
+        <w:t>ی</w:t>
+      </w:r>
+      <w:r>
+        <w:rPr>
+          <w:rFonts w:cs="B Nazanin"/>
+          <w:sz w:val="20"/>
+          <w:rtl/>
+        </w:rPr>
+        <w:t xml:space="preserve"> </w:t>
+      </w:r>
+      <w:r>
+        <w:rPr>
+          <w:rFonts w:cs="B Nazanin"/>
+          <w:sz w:val="20"/>
+        </w:rPr>
+        <w:t>Kyber</w:t>
+      </w:r>
+      <w:r>
+        <w:rPr>
+          <w:rFonts w:cs="B Nazanin"/>
+          <w:sz w:val="20"/>
+          <w:rtl/>
+        </w:rPr>
+        <w:t xml:space="preserve">) </w:t>
+      </w:r>
+      <w:r>
+        <w:rPr>
+          <w:rFonts w:cs="B Nazanin" w:hint="cs"/>
+          <w:sz w:val="20"/>
+          <w:rtl/>
+        </w:rPr>
+        <w:t>ی</w:t>
+      </w:r>
+      <w:r>
+        <w:rPr>
+          <w:rFonts w:cs="B Nazanin" w:hint="eastAsia"/>
+          <w:sz w:val="20"/>
+          <w:rtl/>
+        </w:rPr>
+        <w:t>ا</w:t>
+      </w:r>
+      <w:r>
+        <w:rPr>
+          <w:rFonts w:cs="B Nazanin"/>
+          <w:sz w:val="20"/>
+          <w:rtl/>
+        </w:rPr>
+        <w:t xml:space="preserve"> ۱۷</w:t>
+      </w:r>
+      <w:r>
+        <w:rPr>
+          <w:rFonts w:cs="B Nazanin" w:hint="cs"/>
+          <w:sz w:val="20"/>
+          <w:rtl/>
+        </w:rPr>
+        <w:t xml:space="preserve"> </w:t>
+      </w:r>
+      <w:r>
+        <w:rPr>
+          <w:rFonts w:cs="B Nazanin"/>
+          <w:sz w:val="20"/>
+          <w:rtl/>
+        </w:rPr>
+        <w:t>ب</w:t>
+      </w:r>
+      <w:r>
+        <w:rPr>
+          <w:rFonts w:cs="B Nazanin" w:hint="cs"/>
+          <w:sz w:val="20"/>
+          <w:rtl/>
+        </w:rPr>
+        <w:t>ی</w:t>
+      </w:r>
+      <w:r>
+        <w:rPr>
+          <w:rFonts w:cs="B Nazanin" w:hint="eastAsia"/>
+          <w:sz w:val="20"/>
+          <w:rtl/>
+        </w:rPr>
+        <w:t>ت</w:t>
+      </w:r>
+      <w:r>
+        <w:rPr>
+          <w:rFonts w:cs="B Nazanin" w:hint="cs"/>
+          <w:sz w:val="20"/>
+          <w:rtl/>
+        </w:rPr>
+        <w:t>ی</w:t>
+      </w:r>
+      <w:r>
+        <w:rPr>
+          <w:rFonts w:cs="B Nazanin"/>
+          <w:sz w:val="20"/>
+          <w:rtl/>
+        </w:rPr>
+        <w:t xml:space="preserve"> (برا</w:t>
+      </w:r>
+      <w:r>
+        <w:rPr>
+          <w:rFonts w:cs="B Nazanin" w:hint="cs"/>
+          <w:sz w:val="20"/>
+          <w:rtl/>
+        </w:rPr>
+        <w:t>ی</w:t>
+      </w:r>
+      <w:r>
+        <w:rPr>
+          <w:rFonts w:cs="B Nazanin"/>
+          <w:sz w:val="20"/>
+          <w:rtl/>
+        </w:rPr>
+        <w:t xml:space="preserve"> </w:t>
+      </w:r>
+      <w:r>
+        <w:rPr>
+          <w:rFonts w:cs="B Nazanin"/>
+          <w:sz w:val="20"/>
+        </w:rPr>
+        <w:t>Curve25519</w:t>
+      </w:r>
+      <w:r>
+        <w:rPr>
+          <w:rFonts w:cs="B Nazanin"/>
+          <w:sz w:val="20"/>
+          <w:rtl/>
+        </w:rPr>
+        <w:t>) را تول</w:t>
+      </w:r>
+      <w:r>
+        <w:rPr>
+          <w:rFonts w:cs="B Nazanin" w:hint="cs"/>
+          <w:sz w:val="20"/>
+          <w:rtl/>
+        </w:rPr>
+        <w:t>ی</w:t>
+      </w:r>
+      <w:r>
+        <w:rPr>
+          <w:rFonts w:cs="B Nazanin" w:hint="eastAsia"/>
+          <w:sz w:val="20"/>
+          <w:rtl/>
+        </w:rPr>
+        <w:t>د</w:t>
+      </w:r>
+      <w:r>
+        <w:rPr>
+          <w:rFonts w:cs="B Nazanin"/>
+          <w:sz w:val="20"/>
+          <w:rtl/>
+        </w:rPr>
+        <w:t xml:space="preserve"> م</w:t>
+      </w:r>
+      <w:r>
+        <w:rPr>
+          <w:rFonts w:cs="B Nazanin" w:hint="cs"/>
+          <w:sz w:val="20"/>
+          <w:rtl/>
+        </w:rPr>
+        <w:t>ی‌</w:t>
+      </w:r>
+      <w:r>
+        <w:rPr>
+          <w:rFonts w:cs="B Nazanin" w:hint="eastAsia"/>
+          <w:sz w:val="20"/>
+          <w:rtl/>
+        </w:rPr>
+        <w:t>کند</w:t>
+      </w:r>
+      <w:r>
+        <w:rPr>
+          <w:rFonts w:cs="B Nazanin"/>
+          <w:sz w:val="20"/>
+          <w:rtl/>
+        </w:rPr>
+        <w:t>.</w:t>
+      </w:r>
+      <w:r>
+        <w:rPr>
+          <w:rFonts w:cs="B Nazanin" w:hint="cs"/>
+          <w:sz w:val="20"/>
+          <w:rtl/>
+        </w:rPr>
+        <w:t xml:space="preserve"> </w:t>
+      </w:r>
+      <w:r>
+        <w:rPr>
+          <w:rFonts w:cs="B Nazanin"/>
+          <w:sz w:val="20"/>
+          <w:rtl/>
+        </w:rPr>
+        <w:t>علاوه بر ا</w:t>
+      </w:r>
+      <w:r>
+        <w:rPr>
+          <w:rFonts w:cs="B Nazanin" w:hint="cs"/>
+          <w:sz w:val="20"/>
+          <w:rtl/>
+        </w:rPr>
+        <w:t>ی</w:t>
+      </w:r>
+      <w:r>
+        <w:rPr>
+          <w:rFonts w:cs="B Nazanin" w:hint="eastAsia"/>
+          <w:sz w:val="20"/>
+          <w:rtl/>
+        </w:rPr>
+        <w:t>ن،</w:t>
+      </w:r>
+      <w:r>
+        <w:rPr>
+          <w:rFonts w:cs="B Nazanin"/>
+          <w:sz w:val="20"/>
+          <w:rtl/>
+        </w:rPr>
+        <w:t xml:space="preserve"> ورود</w:t>
+      </w:r>
+      <w:r>
+        <w:rPr>
+          <w:rFonts w:cs="B Nazanin" w:hint="cs"/>
+          <w:sz w:val="20"/>
+          <w:rtl/>
+        </w:rPr>
+        <w:t>ی</w:t>
+      </w:r>
+      <w:r>
+        <w:rPr>
+          <w:rFonts w:cs="B Nazanin"/>
+          <w:sz w:val="20"/>
+          <w:rtl/>
+        </w:rPr>
+        <w:t xml:space="preserve"> ا</w:t>
+      </w:r>
+      <w:r>
+        <w:rPr>
+          <w:rFonts w:cs="B Nazanin" w:hint="cs"/>
+          <w:sz w:val="20"/>
+          <w:rtl/>
+        </w:rPr>
+        <w:t>ی</w:t>
+      </w:r>
+      <w:r>
+        <w:rPr>
+          <w:rFonts w:cs="B Nazanin" w:hint="eastAsia"/>
+          <w:sz w:val="20"/>
+          <w:rtl/>
+        </w:rPr>
+        <w:t>ن</w:t>
+      </w:r>
+      <w:r>
+        <w:rPr>
+          <w:rFonts w:cs="B Nazanin"/>
+          <w:sz w:val="20"/>
+          <w:rtl/>
+        </w:rPr>
+        <w:t xml:space="preserve"> واحد از طر</w:t>
+      </w:r>
+      <w:r>
+        <w:rPr>
+          <w:rFonts w:cs="B Nazanin" w:hint="cs"/>
+          <w:sz w:val="20"/>
+          <w:rtl/>
+        </w:rPr>
+        <w:t>ی</w:t>
+      </w:r>
+      <w:r>
+        <w:rPr>
+          <w:rFonts w:cs="B Nazanin" w:hint="eastAsia"/>
+          <w:sz w:val="20"/>
+          <w:rtl/>
+        </w:rPr>
+        <w:t>ق</w:t>
+      </w:r>
+      <w:r>
+        <w:rPr>
+          <w:rFonts w:cs="B Nazanin"/>
+          <w:sz w:val="20"/>
+          <w:rtl/>
+        </w:rPr>
+        <w:t xml:space="preserve"> </w:t>
+      </w:r>
+      <w:r>
+        <w:rPr>
+          <w:rFonts w:cs="B Nazanin" w:hint="cs"/>
+          <w:sz w:val="20"/>
+          <w:rtl/>
+        </w:rPr>
+        <w:t>ی</w:t>
+      </w:r>
+      <w:r>
+        <w:rPr>
+          <w:rFonts w:cs="B Nazanin" w:hint="eastAsia"/>
+          <w:sz w:val="20"/>
+          <w:rtl/>
+        </w:rPr>
+        <w:t>ک</w:t>
+      </w:r>
+      <w:r>
+        <w:rPr>
+          <w:rFonts w:cs="B Nazanin"/>
+          <w:sz w:val="20"/>
+          <w:rtl/>
+        </w:rPr>
+        <w:t xml:space="preserve"> مس</w:t>
+      </w:r>
+      <w:r>
+        <w:rPr>
+          <w:rFonts w:cs="B Nazanin" w:hint="cs"/>
+          <w:sz w:val="20"/>
+          <w:rtl/>
+        </w:rPr>
+        <w:t>ی</w:t>
+      </w:r>
+      <w:r>
+        <w:rPr>
+          <w:rFonts w:cs="B Nazanin" w:hint="eastAsia"/>
+          <w:sz w:val="20"/>
+          <w:rtl/>
+        </w:rPr>
+        <w:t>ر</w:t>
+      </w:r>
+      <w:r>
+        <w:rPr>
+          <w:rFonts w:cs="B Nazanin"/>
+          <w:sz w:val="20"/>
+          <w:rtl/>
+        </w:rPr>
+        <w:t xml:space="preserve"> ف</w:t>
+      </w:r>
+      <w:r>
+        <w:rPr>
+          <w:rFonts w:cs="B Nazanin" w:hint="cs"/>
+          <w:sz w:val="20"/>
+          <w:rtl/>
+        </w:rPr>
+        <w:t>ی</w:t>
+      </w:r>
+      <w:r>
+        <w:rPr>
+          <w:rFonts w:cs="B Nazanin" w:hint="eastAsia"/>
+          <w:sz w:val="20"/>
+          <w:rtl/>
+        </w:rPr>
+        <w:t>دبک</w:t>
+      </w:r>
+      <w:r>
+        <w:rPr>
+          <w:rFonts w:cs="B Nazanin"/>
+          <w:sz w:val="20"/>
+          <w:rtl/>
+        </w:rPr>
+        <w:t xml:space="preserve"> از خروج</w:t>
+      </w:r>
+      <w:r>
+        <w:rPr>
+          <w:rFonts w:cs="B Nazanin" w:hint="cs"/>
+          <w:sz w:val="20"/>
+          <w:rtl/>
+        </w:rPr>
+        <w:t>ی</w:t>
+      </w:r>
+      <w:r>
+        <w:rPr>
+          <w:rFonts w:cs="B Nazanin"/>
+          <w:sz w:val="20"/>
+          <w:rtl/>
+        </w:rPr>
+        <w:t xml:space="preserve"> ثبات (که به عنوان انباشتگر عمل م</w:t>
+      </w:r>
+      <w:r>
+        <w:rPr>
+          <w:rFonts w:cs="B Nazanin" w:hint="cs"/>
+          <w:sz w:val="20"/>
+          <w:rtl/>
+        </w:rPr>
+        <w:t>ی‌</w:t>
+      </w:r>
+      <w:r>
+        <w:rPr>
+          <w:rFonts w:cs="B Nazanin" w:hint="eastAsia"/>
+          <w:sz w:val="20"/>
+          <w:rtl/>
+        </w:rPr>
+        <w:t>کند</w:t>
+      </w:r>
+      <w:r>
+        <w:rPr>
+          <w:rFonts w:cs="B Nazanin"/>
+          <w:sz w:val="20"/>
+          <w:rtl/>
+        </w:rPr>
+        <w:t>)</w:t>
+      </w:r>
+      <w:r>
+        <w:rPr>
+          <w:rFonts w:cs="B Nazanin" w:hint="cs"/>
+          <w:sz w:val="20"/>
+          <w:rtl/>
+        </w:rPr>
+        <w:t xml:space="preserve"> هم</w:t>
+      </w:r>
+      <w:r>
+        <w:rPr>
+          <w:rFonts w:cs="B Nazanin"/>
+          <w:sz w:val="20"/>
+          <w:rtl/>
+        </w:rPr>
+        <w:t xml:space="preserve"> تغذ</w:t>
+      </w:r>
+      <w:r>
+        <w:rPr>
+          <w:rFonts w:cs="B Nazanin" w:hint="cs"/>
+          <w:sz w:val="20"/>
+          <w:rtl/>
+        </w:rPr>
+        <w:t>ی</w:t>
+      </w:r>
+      <w:r>
+        <w:rPr>
+          <w:rFonts w:cs="B Nazanin" w:hint="eastAsia"/>
+          <w:sz w:val="20"/>
+          <w:rtl/>
+        </w:rPr>
+        <w:t>ه</w:t>
+      </w:r>
+      <w:r>
+        <w:rPr>
+          <w:rFonts w:cs="B Nazanin"/>
+          <w:sz w:val="20"/>
+          <w:rtl/>
+        </w:rPr>
+        <w:t xml:space="preserve"> م</w:t>
+      </w:r>
+      <w:r>
+        <w:rPr>
+          <w:rFonts w:cs="B Nazanin" w:hint="cs"/>
+          <w:sz w:val="20"/>
+          <w:rtl/>
+        </w:rPr>
+        <w:t>ی‌</w:t>
+      </w:r>
+      <w:r>
+        <w:rPr>
+          <w:rFonts w:cs="B Nazanin" w:hint="eastAsia"/>
+          <w:sz w:val="20"/>
+          <w:rtl/>
+        </w:rPr>
+        <w:t>شود</w:t>
+      </w:r>
+      <w:r>
+        <w:rPr>
+          <w:rFonts w:cs="B Nazanin"/>
+          <w:sz w:val="20"/>
+          <w:rtl/>
+        </w:rPr>
+        <w:t xml:space="preserve"> تا امکان انجام عمل</w:t>
+      </w:r>
+      <w:r>
+        <w:rPr>
+          <w:rFonts w:cs="B Nazanin" w:hint="cs"/>
+          <w:sz w:val="20"/>
+          <w:rtl/>
+        </w:rPr>
+        <w:t>ی</w:t>
+      </w:r>
+      <w:r>
+        <w:rPr>
+          <w:rFonts w:cs="B Nazanin" w:hint="eastAsia"/>
+          <w:sz w:val="20"/>
+          <w:rtl/>
+        </w:rPr>
+        <w:t>ات</w:t>
+      </w:r>
+      <w:r>
+        <w:rPr>
+          <w:rFonts w:cs="B Nazanin"/>
+          <w:sz w:val="20"/>
+          <w:rtl/>
+        </w:rPr>
+        <w:t xml:space="preserve"> تجمع</w:t>
+      </w:r>
+      <w:r>
+        <w:rPr>
+          <w:rFonts w:cs="B Nazanin" w:hint="cs"/>
+          <w:sz w:val="20"/>
+          <w:rtl/>
+        </w:rPr>
+        <w:t>ی</w:t>
+      </w:r>
+      <w:r>
+        <w:rPr>
+          <w:rFonts w:cs="B Nazanin"/>
+          <w:sz w:val="20"/>
+          <w:rtl/>
+        </w:rPr>
+        <w:t xml:space="preserve"> و تصح</w:t>
+      </w:r>
+      <w:r>
+        <w:rPr>
+          <w:rFonts w:cs="B Nazanin" w:hint="cs"/>
+          <w:sz w:val="20"/>
+          <w:rtl/>
+        </w:rPr>
+        <w:t>ی</w:t>
+      </w:r>
+      <w:r>
+        <w:rPr>
+          <w:rFonts w:cs="B Nazanin" w:hint="eastAsia"/>
+          <w:sz w:val="20"/>
+          <w:rtl/>
+        </w:rPr>
+        <w:t>ح</w:t>
+      </w:r>
+      <w:r>
+        <w:rPr>
+          <w:rFonts w:cs="B Nazanin"/>
+          <w:sz w:val="20"/>
+          <w:rtl/>
+        </w:rPr>
+        <w:t xml:space="preserve"> چند مرحله‌ا</w:t>
+      </w:r>
+      <w:r>
+        <w:rPr>
+          <w:rFonts w:cs="B Nazanin" w:hint="cs"/>
+          <w:sz w:val="20"/>
+          <w:rtl/>
+        </w:rPr>
+        <w:t>ی</w:t>
+      </w:r>
+      <w:r>
+        <w:rPr>
+          <w:rFonts w:cs="B Nazanin"/>
+          <w:sz w:val="20"/>
+          <w:rtl/>
+        </w:rPr>
+        <w:t xml:space="preserve"> فراهم گردد.</w:t>
+      </w:r>
+    </w:p>
+    <w:p>
+      <w:pPr>
+        <w:spacing w:line="360" w:lineRule="auto"/>
+        <w:ind w:firstLine="284"/>
+        <w:jc w:val="both"/>
+        <w:rPr>
+          <w:rFonts w:cs="B Nazanin"/>
+          <w:b/>
+          <w:bCs/>
+          <w:sz w:val="20"/>
+          <w:rtl/>
+        </w:rPr>
+      </w:pPr>
+      <w:r>
+        <w:rPr>
+          <w:rFonts w:cs="B Nazanin" w:hint="cs"/>
+          <w:b/>
+          <w:bCs/>
+          <w:sz w:val="20"/>
+          <w:rtl/>
+        </w:rPr>
+        <w:t>4</w:t>
+      </w:r>
+      <w:r>
+        <w:rPr>
+          <w:rFonts w:cs="B Nazanin"/>
+          <w:b/>
+          <w:bCs/>
+          <w:sz w:val="20"/>
+          <w:rtl/>
+        </w:rPr>
+        <w:t>. ثبات خروج</w:t>
+      </w:r>
+      <w:r>
+        <w:rPr>
+          <w:rFonts w:cs="B Nazanin" w:hint="cs"/>
+          <w:b/>
+          <w:bCs/>
+          <w:sz w:val="20"/>
+          <w:rtl/>
+        </w:rPr>
+        <w:t>ی</w:t>
+      </w:r>
+      <w:r>
+        <w:rPr>
+          <w:rFonts w:cs="B Nazanin"/>
+          <w:b/>
+          <w:bCs/>
+          <w:sz w:val="20"/>
+          <w:rtl/>
+        </w:rPr>
+        <w:t xml:space="preserve">: </w:t>
+      </w:r>
+      <w:r>
+        <w:rPr>
+          <w:rFonts w:cs="B Nazanin" w:hint="cs"/>
+          <w:sz w:val="20"/>
+          <w:rtl/>
+        </w:rPr>
+        <w:t>ی</w:t>
+      </w:r>
+      <w:r>
+        <w:rPr>
+          <w:rFonts w:cs="B Nazanin" w:hint="eastAsia"/>
+          <w:sz w:val="20"/>
+          <w:rtl/>
+        </w:rPr>
+        <w:t>ک</w:t>
+      </w:r>
+      <w:r>
+        <w:rPr>
+          <w:rFonts w:cs="B Nazanin"/>
+          <w:sz w:val="20"/>
+          <w:rtl/>
+        </w:rPr>
+        <w:t xml:space="preserve"> ثبات که نت</w:t>
+      </w:r>
+      <w:r>
+        <w:rPr>
+          <w:rFonts w:cs="B Nazanin" w:hint="cs"/>
+          <w:sz w:val="20"/>
+          <w:rtl/>
+        </w:rPr>
+        <w:t>ی</w:t>
+      </w:r>
+      <w:r>
+        <w:rPr>
+          <w:rFonts w:cs="B Nazanin" w:hint="eastAsia"/>
+          <w:sz w:val="20"/>
+          <w:rtl/>
+        </w:rPr>
+        <w:t>جه</w:t>
+      </w:r>
+      <w:r>
+        <w:rPr>
+          <w:rFonts w:cs="B Nazanin"/>
+          <w:sz w:val="20"/>
+          <w:rtl/>
+        </w:rPr>
+        <w:t xml:space="preserve"> نها</w:t>
+      </w:r>
+      <w:r>
+        <w:rPr>
+          <w:rFonts w:cs="B Nazanin" w:hint="cs"/>
+          <w:sz w:val="20"/>
+          <w:rtl/>
+        </w:rPr>
+        <w:t>یی</w:t>
+      </w:r>
+      <w:r>
+        <w:rPr>
+          <w:rFonts w:cs="B Nazanin"/>
+          <w:sz w:val="20"/>
+          <w:rtl/>
+        </w:rPr>
+        <w:t xml:space="preserve"> ضرب پ</w:t>
+      </w:r>
+      <w:r>
+        <w:rPr>
+          <w:rFonts w:cs="B Nazanin" w:hint="cs"/>
+          <w:sz w:val="20"/>
+          <w:rtl/>
+        </w:rPr>
+        <w:t>ی</w:t>
+      </w:r>
+      <w:r>
+        <w:rPr>
+          <w:rFonts w:cs="B Nazanin" w:hint="eastAsia"/>
+          <w:sz w:val="20"/>
+          <w:rtl/>
+        </w:rPr>
+        <w:t>مانه‌ا</w:t>
+      </w:r>
+      <w:r>
+        <w:rPr>
+          <w:rFonts w:cs="B Nazanin" w:hint="cs"/>
+          <w:sz w:val="20"/>
+          <w:rtl/>
+        </w:rPr>
+        <w:t>ی</w:t>
+      </w:r>
+      <w:r>
+        <w:rPr>
+          <w:rFonts w:cs="B Nazanin"/>
+          <w:sz w:val="20"/>
+          <w:rtl/>
+        </w:rPr>
+        <w:t xml:space="preserve"> را ذخ</w:t>
+      </w:r>
+      <w:r>
+        <w:rPr>
+          <w:rFonts w:cs="B Nazanin" w:hint="cs"/>
+          <w:sz w:val="20"/>
+          <w:rtl/>
+        </w:rPr>
+        <w:t>ی</w:t>
+      </w:r>
+      <w:r>
+        <w:rPr>
+          <w:rFonts w:cs="B Nazanin" w:hint="eastAsia"/>
+          <w:sz w:val="20"/>
+          <w:rtl/>
+        </w:rPr>
+        <w:t>ره</w:t>
+      </w:r>
+      <w:r>
+        <w:rPr>
+          <w:rFonts w:cs="B Nazanin"/>
+          <w:sz w:val="20"/>
+          <w:rtl/>
+        </w:rPr>
+        <w:t xml:space="preserve"> م</w:t>
+      </w:r>
+      <w:r>
+        <w:rPr>
+          <w:rFonts w:cs="B Nazanin" w:hint="cs"/>
+          <w:sz w:val="20"/>
+          <w:rtl/>
+        </w:rPr>
+        <w:t>ی‌</w:t>
+      </w:r>
+      <w:r>
+        <w:rPr>
+          <w:rFonts w:cs="B Nazanin" w:hint="eastAsia"/>
+          <w:sz w:val="20"/>
+          <w:rtl/>
+        </w:rPr>
+        <w:t>کند</w:t>
+      </w:r>
+      <w:r>
+        <w:rPr>
+          <w:rFonts w:cs="B Nazanin"/>
+          <w:sz w:val="20"/>
+          <w:rtl/>
+        </w:rPr>
+        <w:t>.</w:t>
+      </w:r>
+      <w:r>
+        <w:rPr>
+          <w:rFonts w:cs="B Nazanin" w:hint="cs"/>
+          <w:sz w:val="20"/>
+          <w:rtl/>
+        </w:rPr>
+        <w:t xml:space="preserve"> </w:t>
+      </w:r>
+      <w:r>
+        <w:rPr>
+          <w:rFonts w:cs="B Nazanin"/>
+          <w:sz w:val="20"/>
+          <w:rtl/>
+        </w:rPr>
+        <w:t>ا</w:t>
+      </w:r>
+      <w:r>
+        <w:rPr>
+          <w:rFonts w:cs="B Nazanin" w:hint="cs"/>
+          <w:sz w:val="20"/>
+          <w:rtl/>
+        </w:rPr>
+        <w:t>ی</w:t>
+      </w:r>
+      <w:r>
+        <w:rPr>
+          <w:rFonts w:cs="B Nazanin" w:hint="eastAsia"/>
+          <w:sz w:val="20"/>
+          <w:rtl/>
+        </w:rPr>
+        <w:t>ن</w:t>
+      </w:r>
+      <w:r>
+        <w:rPr>
+          <w:rFonts w:cs="B Nazanin"/>
+          <w:sz w:val="20"/>
+          <w:rtl/>
+        </w:rPr>
+        <w:t xml:space="preserve"> ثبات علاوه بر ذخ</w:t>
+      </w:r>
+      <w:r>
+        <w:rPr>
+          <w:rFonts w:cs="B Nazanin" w:hint="cs"/>
+          <w:sz w:val="20"/>
+          <w:rtl/>
+        </w:rPr>
+        <w:t>ی</w:t>
+      </w:r>
+      <w:r>
+        <w:rPr>
+          <w:rFonts w:cs="B Nazanin" w:hint="eastAsia"/>
+          <w:sz w:val="20"/>
+          <w:rtl/>
+        </w:rPr>
+        <w:t>ره</w:t>
+      </w:r>
+      <w:r>
+        <w:rPr>
+          <w:rFonts w:cs="B Nazanin"/>
+          <w:sz w:val="20"/>
+          <w:rtl/>
+        </w:rPr>
+        <w:t xml:space="preserve"> نت</w:t>
+      </w:r>
+      <w:r>
+        <w:rPr>
+          <w:rFonts w:cs="B Nazanin" w:hint="cs"/>
+          <w:sz w:val="20"/>
+          <w:rtl/>
+        </w:rPr>
+        <w:t>ی</w:t>
+      </w:r>
+      <w:r>
+        <w:rPr>
+          <w:rFonts w:cs="B Nazanin" w:hint="eastAsia"/>
+          <w:sz w:val="20"/>
+          <w:rtl/>
+        </w:rPr>
+        <w:t>جه</w:t>
+      </w:r>
+      <w:r>
+        <w:rPr>
+          <w:rFonts w:cs="B Nazanin"/>
+          <w:sz w:val="20"/>
+          <w:rtl/>
+        </w:rPr>
+        <w:t xml:space="preserve"> نها</w:t>
+      </w:r>
+      <w:r>
+        <w:rPr>
+          <w:rFonts w:cs="B Nazanin" w:hint="cs"/>
+          <w:sz w:val="20"/>
+          <w:rtl/>
+        </w:rPr>
+        <w:t>یی</w:t>
+      </w:r>
+      <w:r>
+        <w:rPr>
+          <w:rFonts w:cs="B Nazanin" w:hint="eastAsia"/>
+          <w:sz w:val="20"/>
+          <w:rtl/>
+        </w:rPr>
+        <w:t>،</w:t>
+      </w:r>
+      <w:r>
+        <w:rPr>
+          <w:rFonts w:cs="B Nazanin"/>
+          <w:sz w:val="20"/>
+          <w:rtl/>
+        </w:rPr>
+        <w:t xml:space="preserve"> به عنوان </w:t>
+      </w:r>
+      <w:r>
+        <w:rPr>
+          <w:rFonts w:cs="B Nazanin" w:hint="cs"/>
+          <w:sz w:val="20"/>
+          <w:rtl/>
+        </w:rPr>
+        <w:t>ی</w:t>
+      </w:r>
+      <w:r>
+        <w:rPr>
+          <w:rFonts w:cs="B Nazanin" w:hint="eastAsia"/>
+          <w:sz w:val="20"/>
+          <w:rtl/>
+        </w:rPr>
+        <w:t>ک</w:t>
+      </w:r>
+      <w:r>
+        <w:rPr>
+          <w:rFonts w:cs="B Nazanin"/>
+          <w:sz w:val="20"/>
+          <w:rtl/>
+        </w:rPr>
+        <w:t xml:space="preserve"> انباشتگر</w:t>
+      </w:r>
+      <w:r>
+        <w:rPr>
+          <w:rStyle w:val="FootnoteReference"/>
+          <w:rFonts w:cs="B Nazanin"/>
+          <w:sz w:val="20"/>
+          <w:rtl/>
+        </w:rPr>
+        <w:footnoteReference w:id="45"/>
+      </w:r>
+      <w:r>
+        <w:rPr>
+          <w:rFonts w:cs="B Nazanin"/>
+          <w:sz w:val="20"/>
+          <w:rtl/>
+        </w:rPr>
+        <w:t xml:space="preserve"> ن</w:t>
+      </w:r>
+      <w:r>
+        <w:rPr>
+          <w:rFonts w:cs="B Nazanin" w:hint="cs"/>
+          <w:sz w:val="20"/>
+          <w:rtl/>
+        </w:rPr>
+        <w:t>ی</w:t>
+      </w:r>
+      <w:r>
+        <w:rPr>
+          <w:rFonts w:cs="B Nazanin" w:hint="eastAsia"/>
+          <w:sz w:val="20"/>
+          <w:rtl/>
+        </w:rPr>
+        <w:t>ز</w:t>
+      </w:r>
+      <w:r>
+        <w:rPr>
+          <w:rFonts w:cs="B Nazanin"/>
+          <w:sz w:val="20"/>
+          <w:rtl/>
+        </w:rPr>
+        <w:t xml:space="preserve"> مورد استفاده قرار م</w:t>
+      </w:r>
+      <w:r>
+        <w:rPr>
+          <w:rFonts w:cs="B Nazanin" w:hint="cs"/>
+          <w:sz w:val="20"/>
+          <w:rtl/>
+        </w:rPr>
+        <w:t>ی‌</w:t>
+      </w:r>
+      <w:r>
+        <w:rPr>
+          <w:rFonts w:cs="B Nazanin" w:hint="eastAsia"/>
+          <w:sz w:val="20"/>
+          <w:rtl/>
+        </w:rPr>
+        <w:t>گ</w:t>
+      </w:r>
+      <w:r>
+        <w:rPr>
+          <w:rFonts w:cs="B Nazanin" w:hint="cs"/>
+          <w:sz w:val="20"/>
+          <w:rtl/>
+        </w:rPr>
+        <w:t>ی</w:t>
+      </w:r>
+      <w:r>
+        <w:rPr>
+          <w:rFonts w:cs="B Nazanin" w:hint="eastAsia"/>
+          <w:sz w:val="20"/>
+          <w:rtl/>
+        </w:rPr>
+        <w:t>رد؛</w:t>
+      </w:r>
+      <w:r>
+        <w:rPr>
+          <w:rFonts w:cs="B Nazanin"/>
+          <w:sz w:val="20"/>
+          <w:rtl/>
+        </w:rPr>
+        <w:t xml:space="preserve"> به ا</w:t>
+      </w:r>
+      <w:r>
+        <w:rPr>
+          <w:rFonts w:cs="B Nazanin" w:hint="cs"/>
+          <w:sz w:val="20"/>
+          <w:rtl/>
+        </w:rPr>
+        <w:t>ی</w:t>
+      </w:r>
+      <w:r>
+        <w:rPr>
+          <w:rFonts w:cs="B Nazanin" w:hint="eastAsia"/>
+          <w:sz w:val="20"/>
+          <w:rtl/>
+        </w:rPr>
+        <w:t>ن</w:t>
+      </w:r>
+      <w:r>
+        <w:rPr>
+          <w:rFonts w:cs="B Nazanin"/>
+          <w:sz w:val="20"/>
+          <w:rtl/>
+        </w:rPr>
+        <w:t xml:space="preserve"> صورت که خروج</w:t>
+      </w:r>
+      <w:r>
+        <w:rPr>
+          <w:rFonts w:cs="B Nazanin" w:hint="cs"/>
+          <w:sz w:val="20"/>
+          <w:rtl/>
+        </w:rPr>
+        <w:t>ی</w:t>
+      </w:r>
+      <w:r>
+        <w:rPr>
+          <w:rFonts w:cs="B Nazanin"/>
+          <w:sz w:val="20"/>
+          <w:rtl/>
+        </w:rPr>
+        <w:t xml:space="preserve"> آن از طر</w:t>
+      </w:r>
+      <w:r>
+        <w:rPr>
+          <w:rFonts w:cs="B Nazanin" w:hint="cs"/>
+          <w:sz w:val="20"/>
+          <w:rtl/>
+        </w:rPr>
+        <w:t>ی</w:t>
+      </w:r>
+      <w:r>
+        <w:rPr>
+          <w:rFonts w:cs="B Nazanin" w:hint="eastAsia"/>
+          <w:sz w:val="20"/>
+          <w:rtl/>
+        </w:rPr>
+        <w:t>ق</w:t>
+      </w:r>
+      <w:r>
+        <w:rPr>
+          <w:rFonts w:cs="B Nazanin"/>
+          <w:sz w:val="20"/>
+          <w:rtl/>
+        </w:rPr>
+        <w:t xml:space="preserve"> </w:t>
+      </w:r>
+      <w:r>
+        <w:rPr>
+          <w:rFonts w:cs="B Nazanin" w:hint="cs"/>
+          <w:sz w:val="20"/>
+          <w:rtl/>
+        </w:rPr>
+        <w:t>ی</w:t>
+      </w:r>
+      <w:r>
+        <w:rPr>
+          <w:rFonts w:cs="B Nazanin" w:hint="eastAsia"/>
+          <w:sz w:val="20"/>
+          <w:rtl/>
+        </w:rPr>
+        <w:t>ک</w:t>
+      </w:r>
+      <w:r>
+        <w:rPr>
+          <w:rFonts w:cs="B Nazanin"/>
+          <w:sz w:val="20"/>
+          <w:rtl/>
+        </w:rPr>
+        <w:t xml:space="preserve"> مس</w:t>
+      </w:r>
+      <w:r>
+        <w:rPr>
+          <w:rFonts w:cs="B Nazanin" w:hint="cs"/>
+          <w:sz w:val="20"/>
+          <w:rtl/>
+        </w:rPr>
+        <w:t>ی</w:t>
+      </w:r>
+      <w:r>
+        <w:rPr>
+          <w:rFonts w:cs="B Nazanin" w:hint="eastAsia"/>
+          <w:sz w:val="20"/>
+          <w:rtl/>
+        </w:rPr>
+        <w:t>ر</w:t>
+      </w:r>
+      <w:r>
+        <w:rPr>
+          <w:rFonts w:cs="B Nazanin"/>
+          <w:sz w:val="20"/>
+          <w:rtl/>
+        </w:rPr>
+        <w:t xml:space="preserve"> ف</w:t>
+      </w:r>
+      <w:r>
+        <w:rPr>
+          <w:rFonts w:cs="B Nazanin" w:hint="cs"/>
+          <w:sz w:val="20"/>
+          <w:rtl/>
+        </w:rPr>
+        <w:t>ی</w:t>
+      </w:r>
+      <w:r>
+        <w:rPr>
+          <w:rFonts w:cs="B Nazanin" w:hint="eastAsia"/>
+          <w:sz w:val="20"/>
+          <w:rtl/>
+        </w:rPr>
+        <w:t>دبک</w:t>
+      </w:r>
+      <w:r>
+        <w:rPr>
+          <w:rFonts w:cs="B Nazanin"/>
+          <w:sz w:val="20"/>
+          <w:rtl/>
+        </w:rPr>
+        <w:t xml:space="preserve"> به ورود</w:t>
+      </w:r>
+      <w:r>
+        <w:rPr>
+          <w:rFonts w:cs="B Nazanin" w:hint="cs"/>
+          <w:sz w:val="20"/>
+          <w:rtl/>
+        </w:rPr>
+        <w:t>ی</w:t>
+      </w:r>
+      <w:r>
+        <w:rPr>
+          <w:rFonts w:cs="B Nazanin"/>
+          <w:sz w:val="20"/>
+          <w:rtl/>
+        </w:rPr>
+        <w:t xml:space="preserve"> واحد جمع/تفر</w:t>
+      </w:r>
+      <w:r>
+        <w:rPr>
+          <w:rFonts w:cs="B Nazanin" w:hint="cs"/>
+          <w:sz w:val="20"/>
+          <w:rtl/>
+        </w:rPr>
+        <w:t>ی</w:t>
+      </w:r>
+      <w:r>
+        <w:rPr>
+          <w:rFonts w:cs="B Nazanin" w:hint="eastAsia"/>
+          <w:sz w:val="20"/>
+          <w:rtl/>
+        </w:rPr>
+        <w:t>ق</w:t>
+      </w:r>
+      <w:r>
+        <w:rPr>
+          <w:rFonts w:cs="B Nazanin"/>
+          <w:sz w:val="20"/>
+          <w:rtl/>
+        </w:rPr>
+        <w:t xml:space="preserve"> بازم</w:t>
+      </w:r>
+      <w:r>
+        <w:rPr>
+          <w:rFonts w:cs="B Nazanin" w:hint="cs"/>
+          <w:sz w:val="20"/>
+          <w:rtl/>
+        </w:rPr>
+        <w:t>ی‌</w:t>
+      </w:r>
+      <w:r>
+        <w:rPr>
+          <w:rFonts w:cs="B Nazanin" w:hint="eastAsia"/>
+          <w:sz w:val="20"/>
+          <w:rtl/>
+        </w:rPr>
+        <w:t>گردد</w:t>
+      </w:r>
+      <w:r>
+        <w:rPr>
+          <w:rFonts w:cs="B Nazanin"/>
+          <w:sz w:val="20"/>
+          <w:rtl/>
+        </w:rPr>
+        <w:t xml:space="preserve"> تا در مراحل بعد</w:t>
+      </w:r>
+      <w:r>
+        <w:rPr>
+          <w:rFonts w:cs="B Nazanin" w:hint="cs"/>
+          <w:sz w:val="20"/>
+          <w:rtl/>
+        </w:rPr>
+        <w:t>ی</w:t>
+      </w:r>
+      <w:r>
+        <w:rPr>
+          <w:rFonts w:cs="B Nazanin"/>
+          <w:sz w:val="20"/>
+          <w:rtl/>
+        </w:rPr>
+        <w:t xml:space="preserve"> ک</w:t>
+      </w:r>
+      <w:r>
+        <w:rPr>
+          <w:rFonts w:cs="B Nazanin" w:hint="eastAsia"/>
+          <w:sz w:val="20"/>
+          <w:rtl/>
+        </w:rPr>
+        <w:t>اهش</w:t>
+      </w:r>
+      <w:r>
+        <w:rPr>
+          <w:rFonts w:cs="B Nazanin"/>
+          <w:sz w:val="20"/>
+          <w:rtl/>
+        </w:rPr>
+        <w:t xml:space="preserve"> و تصح</w:t>
+      </w:r>
+      <w:r>
+        <w:rPr>
+          <w:rFonts w:cs="B Nazanin" w:hint="cs"/>
+          <w:sz w:val="20"/>
+          <w:rtl/>
+        </w:rPr>
+        <w:t>ی</w:t>
+      </w:r>
+      <w:r>
+        <w:rPr>
+          <w:rFonts w:cs="B Nazanin" w:hint="eastAsia"/>
+          <w:sz w:val="20"/>
+          <w:rtl/>
+        </w:rPr>
+        <w:t>ح،</w:t>
+      </w:r>
+      <w:r>
+        <w:rPr>
+          <w:rFonts w:cs="B Nazanin"/>
+          <w:sz w:val="20"/>
+          <w:rtl/>
+        </w:rPr>
+        <w:t xml:space="preserve"> مقاد</w:t>
+      </w:r>
+      <w:r>
+        <w:rPr>
+          <w:rFonts w:cs="B Nazanin" w:hint="cs"/>
+          <w:sz w:val="20"/>
+          <w:rtl/>
+        </w:rPr>
+        <w:t>ی</w:t>
+      </w:r>
+      <w:r>
+        <w:rPr>
+          <w:rFonts w:cs="B Nazanin" w:hint="eastAsia"/>
+          <w:sz w:val="20"/>
+          <w:rtl/>
+        </w:rPr>
+        <w:t>ر</w:t>
+      </w:r>
+      <w:r>
+        <w:rPr>
+          <w:rFonts w:cs="B Nazanin"/>
+          <w:sz w:val="20"/>
+          <w:rtl/>
+        </w:rPr>
+        <w:t xml:space="preserve"> م</w:t>
+      </w:r>
+      <w:r>
+        <w:rPr>
+          <w:rFonts w:cs="B Nazanin" w:hint="cs"/>
+          <w:sz w:val="20"/>
+          <w:rtl/>
+        </w:rPr>
+        <w:t>ی</w:t>
+      </w:r>
+      <w:r>
+        <w:rPr>
+          <w:rFonts w:cs="B Nazanin" w:hint="eastAsia"/>
+          <w:sz w:val="20"/>
+          <w:rtl/>
+        </w:rPr>
+        <w:t>ان</w:t>
+      </w:r>
+      <w:r>
+        <w:rPr>
+          <w:rFonts w:cs="B Nazanin" w:hint="cs"/>
+          <w:sz w:val="20"/>
+          <w:rtl/>
+        </w:rPr>
+        <w:t>ی</w:t>
+      </w:r>
+      <w:r>
+        <w:rPr>
+          <w:rFonts w:cs="B Nazanin"/>
+          <w:sz w:val="20"/>
+          <w:rtl/>
+        </w:rPr>
+        <w:t xml:space="preserve"> با نت</w:t>
+      </w:r>
+      <w:r>
+        <w:rPr>
+          <w:rFonts w:cs="B Nazanin" w:hint="cs"/>
+          <w:sz w:val="20"/>
+          <w:rtl/>
+        </w:rPr>
+        <w:t>ی</w:t>
+      </w:r>
+      <w:r>
+        <w:rPr>
+          <w:rFonts w:cs="B Nazanin" w:hint="eastAsia"/>
+          <w:sz w:val="20"/>
+          <w:rtl/>
+        </w:rPr>
+        <w:t>جه</w:t>
+      </w:r>
+      <w:r>
+        <w:rPr>
+          <w:rFonts w:cs="B Nazanin"/>
+          <w:sz w:val="20"/>
+          <w:rtl/>
+        </w:rPr>
+        <w:t xml:space="preserve"> قبل</w:t>
+      </w:r>
+      <w:r>
+        <w:rPr>
+          <w:rFonts w:cs="B Nazanin" w:hint="cs"/>
+          <w:sz w:val="20"/>
+          <w:rtl/>
+        </w:rPr>
+        <w:t>ی</w:t>
+      </w:r>
+      <w:r>
+        <w:rPr>
+          <w:rFonts w:cs="B Nazanin"/>
+          <w:sz w:val="20"/>
+          <w:rtl/>
+        </w:rPr>
+        <w:t xml:space="preserve"> جمع شوند. ا</w:t>
+      </w:r>
+      <w:r>
+        <w:rPr>
+          <w:rFonts w:cs="B Nazanin" w:hint="cs"/>
+          <w:sz w:val="20"/>
+          <w:rtl/>
+        </w:rPr>
+        <w:t>ی</w:t>
+      </w:r>
+      <w:r>
+        <w:rPr>
+          <w:rFonts w:cs="B Nazanin" w:hint="eastAsia"/>
+          <w:sz w:val="20"/>
+          <w:rtl/>
+        </w:rPr>
+        <w:t>ن</w:t>
+      </w:r>
+      <w:r>
+        <w:rPr>
+          <w:rFonts w:cs="B Nazanin"/>
+          <w:sz w:val="20"/>
+          <w:rtl/>
+        </w:rPr>
+        <w:t xml:space="preserve"> و</w:t>
+      </w:r>
+      <w:r>
+        <w:rPr>
+          <w:rFonts w:cs="B Nazanin" w:hint="cs"/>
+          <w:sz w:val="20"/>
+          <w:rtl/>
+        </w:rPr>
+        <w:t>ی</w:t>
+      </w:r>
+      <w:r>
+        <w:rPr>
+          <w:rFonts w:cs="B Nazanin" w:hint="eastAsia"/>
+          <w:sz w:val="20"/>
+          <w:rtl/>
+        </w:rPr>
+        <w:t>ژگ</w:t>
+      </w:r>
+      <w:r>
+        <w:rPr>
+          <w:rFonts w:cs="B Nazanin" w:hint="cs"/>
+          <w:sz w:val="20"/>
+          <w:rtl/>
+        </w:rPr>
+        <w:t>ی</w:t>
+      </w:r>
+      <w:r>
+        <w:rPr>
+          <w:rFonts w:cs="B Nazanin"/>
+          <w:sz w:val="20"/>
+          <w:rtl/>
+        </w:rPr>
+        <w:t xml:space="preserve"> به کاهش تعداد س</w:t>
+      </w:r>
+      <w:r>
+        <w:rPr>
+          <w:rFonts w:cs="B Nazanin" w:hint="cs"/>
+          <w:sz w:val="20"/>
+          <w:rtl/>
+        </w:rPr>
+        <w:t>ی</w:t>
+      </w:r>
+      <w:r>
+        <w:rPr>
+          <w:rFonts w:cs="B Nazanin" w:hint="eastAsia"/>
+          <w:sz w:val="20"/>
+          <w:rtl/>
+        </w:rPr>
+        <w:t>کل‌ها</w:t>
+      </w:r>
+      <w:r>
+        <w:rPr>
+          <w:rFonts w:cs="B Nazanin" w:hint="cs"/>
+          <w:sz w:val="20"/>
+          <w:rtl/>
+        </w:rPr>
+        <w:t>ی</w:t>
+      </w:r>
+      <w:r>
+        <w:rPr>
+          <w:rFonts w:cs="B Nazanin"/>
+          <w:sz w:val="20"/>
+          <w:rtl/>
+        </w:rPr>
+        <w:t xml:space="preserve"> مورد ن</w:t>
+      </w:r>
+      <w:r>
+        <w:rPr>
+          <w:rFonts w:cs="B Nazanin" w:hint="cs"/>
+          <w:sz w:val="20"/>
+          <w:rtl/>
+        </w:rPr>
+        <w:t>ی</w:t>
+      </w:r>
+      <w:r>
+        <w:rPr>
+          <w:rFonts w:cs="B Nazanin" w:hint="eastAsia"/>
+          <w:sz w:val="20"/>
+          <w:rtl/>
+        </w:rPr>
+        <w:t>از</w:t>
+      </w:r>
+      <w:r>
+        <w:rPr>
+          <w:rFonts w:cs="B Nazanin"/>
+          <w:sz w:val="20"/>
+          <w:rtl/>
+        </w:rPr>
+        <w:t xml:space="preserve"> برا</w:t>
+      </w:r>
+      <w:r>
+        <w:rPr>
+          <w:rFonts w:cs="B Nazanin" w:hint="cs"/>
+          <w:sz w:val="20"/>
+          <w:rtl/>
+        </w:rPr>
+        <w:t>ی</w:t>
+      </w:r>
+      <w:r>
+        <w:rPr>
+          <w:rFonts w:cs="B Nazanin"/>
+          <w:sz w:val="20"/>
+          <w:rtl/>
+        </w:rPr>
+        <w:t xml:space="preserve"> عمل</w:t>
+      </w:r>
+      <w:r>
+        <w:rPr>
+          <w:rFonts w:cs="B Nazanin" w:hint="cs"/>
+          <w:sz w:val="20"/>
+          <w:rtl/>
+        </w:rPr>
+        <w:t>ی</w:t>
+      </w:r>
+      <w:r>
+        <w:rPr>
+          <w:rFonts w:cs="B Nazanin" w:hint="eastAsia"/>
+          <w:sz w:val="20"/>
+          <w:rtl/>
+        </w:rPr>
+        <w:t>ات</w:t>
+      </w:r>
+      <w:r>
+        <w:rPr>
+          <w:rFonts w:cs="B Nazanin"/>
+          <w:sz w:val="20"/>
+          <w:rtl/>
+        </w:rPr>
+        <w:t xml:space="preserve"> کاهش چند مرحله‌ا</w:t>
+      </w:r>
+      <w:r>
+        <w:rPr>
+          <w:rFonts w:cs="B Nazanin" w:hint="cs"/>
+          <w:sz w:val="20"/>
+          <w:rtl/>
+        </w:rPr>
+        <w:t>ی</w:t>
+      </w:r>
+      <w:r>
+        <w:rPr>
+          <w:rFonts w:cs="B Nazanin"/>
+          <w:sz w:val="20"/>
+          <w:rtl/>
+        </w:rPr>
+        <w:t xml:space="preserve"> کمک م</w:t>
+      </w:r>
+      <w:r>
+        <w:rPr>
+          <w:rFonts w:cs="B Nazanin" w:hint="cs"/>
+          <w:sz w:val="20"/>
+          <w:rtl/>
+        </w:rPr>
+        <w:t>ی‌</w:t>
+      </w:r>
+      <w:r>
+        <w:rPr>
+          <w:rFonts w:cs="B Nazanin" w:hint="eastAsia"/>
+          <w:sz w:val="20"/>
+          <w:rtl/>
+        </w:rPr>
+        <w:t>کند</w:t>
+      </w:r>
+      <w:r>
+        <w:rPr>
+          <w:rFonts w:cs="B Nazanin"/>
+          <w:sz w:val="20"/>
+          <w:rtl/>
+        </w:rPr>
+        <w:t>.</w:t>
+      </w:r>
+    </w:p>
+    <w:p>
+      <w:pPr>
+        <w:spacing w:line="360" w:lineRule="auto"/>
+        <w:ind w:firstLine="284"/>
+        <w:jc w:val="both"/>
+        <w:rPr>
+          <w:rFonts w:cs="B Nazanin"/>
+          <w:sz w:val="20"/>
+          <w:rtl/>
+        </w:rPr>
+      </w:pPr>
+      <w:r>
+        <w:rPr>
+          <w:rFonts w:cs="B Nazanin" w:hint="cs"/>
+          <w:b/>
+          <w:bCs/>
+          <w:sz w:val="20"/>
+          <w:rtl/>
+        </w:rPr>
+        <w:t>5</w:t>
+      </w:r>
+      <w:r>
+        <w:rPr>
+          <w:rFonts w:cs="B Nazanin"/>
+          <w:b/>
+          <w:bCs/>
+          <w:sz w:val="20"/>
+          <w:rtl/>
+        </w:rPr>
+        <w:t>. مالت</w:t>
+      </w:r>
+      <w:r>
+        <w:rPr>
+          <w:rFonts w:cs="B Nazanin" w:hint="cs"/>
+          <w:b/>
+          <w:bCs/>
+          <w:sz w:val="20"/>
+          <w:rtl/>
+        </w:rPr>
+        <w:t>ی‌</w:t>
+      </w:r>
+      <w:r>
+        <w:rPr>
+          <w:rFonts w:cs="B Nazanin" w:hint="eastAsia"/>
+          <w:b/>
+          <w:bCs/>
+          <w:sz w:val="20"/>
+          <w:rtl/>
+        </w:rPr>
+        <w:t>پلکسر</w:t>
+      </w:r>
+      <w:r>
+        <w:rPr>
+          <w:rStyle w:val="FootnoteReference"/>
+          <w:rFonts w:cs="B Nazanin"/>
+          <w:b/>
+          <w:bCs/>
+          <w:sz w:val="20"/>
+          <w:rtl/>
+        </w:rPr>
+        <w:footnoteReference w:id="46"/>
+      </w:r>
+      <w:r>
+        <w:rPr>
+          <w:rFonts w:cs="B Nazanin" w:hint="eastAsia"/>
+          <w:b/>
+          <w:bCs/>
+          <w:sz w:val="20"/>
+          <w:rtl/>
+        </w:rPr>
+        <w:t>ها</w:t>
+      </w:r>
+      <w:r>
+        <w:rPr>
+          <w:rFonts w:cs="B Nazanin" w:hint="cs"/>
+          <w:b/>
+          <w:bCs/>
+          <w:sz w:val="20"/>
+          <w:rtl/>
+        </w:rPr>
+        <w:t>ی</w:t>
+      </w:r>
+      <w:r>
+        <w:rPr>
+          <w:rFonts w:cs="B Nazanin"/>
+          <w:b/>
+          <w:bCs/>
+          <w:sz w:val="20"/>
+          <w:rtl/>
+        </w:rPr>
+        <w:t xml:space="preserve"> انتخاب مس</w:t>
+      </w:r>
+      <w:r>
+        <w:rPr>
+          <w:rFonts w:cs="B Nazanin" w:hint="cs"/>
+          <w:b/>
+          <w:bCs/>
+          <w:sz w:val="20"/>
+          <w:rtl/>
+        </w:rPr>
+        <w:t>ی</w:t>
+      </w:r>
+      <w:r>
+        <w:rPr>
+          <w:rFonts w:cs="B Nazanin" w:hint="eastAsia"/>
+          <w:b/>
+          <w:bCs/>
+          <w:sz w:val="20"/>
+          <w:rtl/>
+        </w:rPr>
+        <w:t>ر</w:t>
+      </w:r>
+      <w:r>
+        <w:rPr>
+          <w:rFonts w:cs="B Nazanin"/>
+          <w:b/>
+          <w:bCs/>
+          <w:sz w:val="20"/>
+          <w:rtl/>
+        </w:rPr>
+        <w:t>:</w:t>
+      </w:r>
+      <w:r>
+        <w:rPr>
+          <w:rFonts w:cs="B Nazanin"/>
+          <w:sz w:val="20"/>
+          <w:rtl/>
+        </w:rPr>
+        <w:t xml:space="preserve"> مالت</w:t>
+      </w:r>
+      <w:r>
+        <w:rPr>
+          <w:rFonts w:cs="B Nazanin" w:hint="cs"/>
+          <w:sz w:val="20"/>
+          <w:rtl/>
+        </w:rPr>
+        <w:t>ی‌</w:t>
+      </w:r>
+      <w:r>
+        <w:rPr>
+          <w:rFonts w:cs="B Nazanin" w:hint="eastAsia"/>
+          <w:sz w:val="20"/>
+          <w:rtl/>
+        </w:rPr>
+        <w:t>پلکسر</w:t>
+      </w:r>
+      <w:r>
+        <w:rPr>
+          <w:rFonts w:cs="B Nazanin" w:hint="cs"/>
+          <w:sz w:val="20"/>
+          <w:rtl/>
+        </w:rPr>
+        <w:t>هایی</w:t>
+      </w:r>
+      <w:r>
+        <w:rPr>
+          <w:rFonts w:cs="B Nazanin"/>
+          <w:sz w:val="20"/>
+          <w:rtl/>
+        </w:rPr>
+        <w:t xml:space="preserve"> که مس</w:t>
+      </w:r>
+      <w:r>
+        <w:rPr>
+          <w:rFonts w:cs="B Nazanin" w:hint="cs"/>
+          <w:sz w:val="20"/>
+          <w:rtl/>
+        </w:rPr>
+        <w:t>ی</w:t>
+      </w:r>
+      <w:r>
+        <w:rPr>
+          <w:rFonts w:cs="B Nazanin" w:hint="eastAsia"/>
+          <w:sz w:val="20"/>
+          <w:rtl/>
+        </w:rPr>
+        <w:t>ر</w:t>
+      </w:r>
+      <w:r>
+        <w:rPr>
+          <w:rFonts w:cs="B Nazanin"/>
+          <w:sz w:val="20"/>
+          <w:rtl/>
+        </w:rPr>
+        <w:t xml:space="preserve"> داده را بر اساس الگور</w:t>
+      </w:r>
+      <w:r>
+        <w:rPr>
+          <w:rFonts w:cs="B Nazanin" w:hint="cs"/>
+          <w:sz w:val="20"/>
+          <w:rtl/>
+        </w:rPr>
+        <w:t>ی</w:t>
+      </w:r>
+      <w:r>
+        <w:rPr>
+          <w:rFonts w:cs="B Nazanin" w:hint="eastAsia"/>
+          <w:sz w:val="20"/>
+          <w:rtl/>
+        </w:rPr>
+        <w:t>تم</w:t>
+      </w:r>
+      <w:r>
+        <w:rPr>
+          <w:rFonts w:cs="B Nazanin"/>
+          <w:sz w:val="20"/>
+          <w:rtl/>
+        </w:rPr>
+        <w:t xml:space="preserve"> انتخاب</w:t>
+      </w:r>
+      <w:r>
+        <w:rPr>
+          <w:rFonts w:cs="B Nazanin" w:hint="cs"/>
+          <w:sz w:val="20"/>
+          <w:rtl/>
+        </w:rPr>
+        <w:t>ی</w:t>
+      </w:r>
+      <w:r>
+        <w:rPr>
+          <w:rFonts w:cs="B Nazanin"/>
+          <w:sz w:val="20"/>
+          <w:rtl/>
+        </w:rPr>
+        <w:t xml:space="preserve"> و مرحله عمل</w:t>
+      </w:r>
+      <w:r>
+        <w:rPr>
+          <w:rFonts w:cs="B Nazanin" w:hint="cs"/>
+          <w:sz w:val="20"/>
+          <w:rtl/>
+        </w:rPr>
+        <w:t>ی</w:t>
+      </w:r>
+      <w:r>
+        <w:rPr>
+          <w:rFonts w:cs="B Nazanin" w:hint="eastAsia"/>
+          <w:sz w:val="20"/>
+          <w:rtl/>
+        </w:rPr>
+        <w:t>ات</w:t>
+      </w:r>
+      <w:r>
+        <w:rPr>
+          <w:rFonts w:cs="B Nazanin"/>
+          <w:sz w:val="20"/>
+          <w:rtl/>
+        </w:rPr>
+        <w:t xml:space="preserve"> هدا</w:t>
+      </w:r>
+      <w:r>
+        <w:rPr>
+          <w:rFonts w:cs="B Nazanin" w:hint="cs"/>
+          <w:sz w:val="20"/>
+          <w:rtl/>
+        </w:rPr>
+        <w:t>ی</w:t>
+      </w:r>
+      <w:r>
+        <w:rPr>
+          <w:rFonts w:cs="B Nazanin" w:hint="eastAsia"/>
+          <w:sz w:val="20"/>
+          <w:rtl/>
+        </w:rPr>
+        <w:t>ت</w:t>
+      </w:r>
+      <w:r>
+        <w:rPr>
+          <w:rFonts w:cs="B Nazanin"/>
+          <w:sz w:val="20"/>
+          <w:rtl/>
+        </w:rPr>
+        <w:t xml:space="preserve"> م</w:t>
+      </w:r>
+      <w:r>
+        <w:rPr>
+          <w:rFonts w:cs="B Nazanin" w:hint="cs"/>
+          <w:sz w:val="20"/>
+          <w:rtl/>
+        </w:rPr>
+        <w:t>ی‌</w:t>
+      </w:r>
+      <w:r>
+        <w:rPr>
+          <w:rFonts w:cs="B Nazanin" w:hint="eastAsia"/>
+          <w:sz w:val="20"/>
+          <w:rtl/>
+        </w:rPr>
+        <w:t>کنند</w:t>
+      </w:r>
+      <w:r>
+        <w:rPr>
+          <w:rFonts w:cs="B Nazanin"/>
+          <w:sz w:val="20"/>
+          <w:rtl/>
+        </w:rPr>
+        <w:t xml:space="preserve">. </w:t>
+      </w:r>
+      <w:r>
+        <w:rPr>
+          <w:rFonts w:cs="B Nazanin" w:hint="cs"/>
+          <w:sz w:val="20"/>
+          <w:rtl/>
+        </w:rPr>
+        <w:t>جزئیات مسیرهای مورد نیاز در هر الگوریتم در بخش مربوط به پیاده‌سازی هر الگوریتم شرح داده می‌شود.</w:t>
+      </w:r>
+    </w:p>
+    <w:p>
+      <w:pPr>
+        <w:spacing w:line="360" w:lineRule="auto"/>
+        <w:ind w:firstLine="284"/>
+        <w:jc w:val="both"/>
+        <w:rPr>
+          <w:rFonts w:cs="B Nazanin"/>
+          <w:sz w:val="20"/>
+          <w:rtl/>
+        </w:rPr>
+      </w:pPr>
+    </w:p>
+    <w:p>
+      <w:pPr>
+        <w:pStyle w:val="Heading3"/>
+        <w:bidi/>
+        <w:rPr>
+          <w:rtl/>
+        </w:rPr>
+      </w:pPr>
+      <w:r>
+        <w:rPr>
+          <w:rFonts w:hint="cs"/>
+          <w:rtl/>
+          <w:lang w:bidi="fa-IR"/>
+        </w:rPr>
+        <w:t xml:space="preserve">طراحی </w:t>
+      </w:r>
+      <w:r>
+        <w:rPr>
+          <w:rtl/>
+        </w:rPr>
+        <w:t xml:space="preserve">دو </w:t>
+      </w:r>
+      <w:r>
+        <w:rPr>
+          <w:rFonts w:hint="cs"/>
+          <w:rtl/>
+          <w:lang w:bidi="fa-IR"/>
+        </w:rPr>
+        <w:t>معماری</w:t>
+      </w:r>
+      <w:r>
+        <w:rPr>
+          <w:rFonts w:hint="cs"/>
+          <w:rtl/>
+          <w:lang w:bidi="fa-IR"/>
+        </w:rPr>
+        <w:t xml:space="preserve"> مختلف</w:t>
+      </w:r>
+    </w:p>
+    <w:p>
+      <w:pPr>
+        <w:spacing w:line="360" w:lineRule="auto"/>
+        <w:ind w:firstLine="284"/>
+        <w:jc w:val="both"/>
+        <w:rPr>
+          <w:rFonts w:cs="B Nazanin"/>
+          <w:sz w:val="20"/>
+          <w:rtl/>
+        </w:rPr>
+      </w:pPr>
+      <w:r>
+        <w:rPr>
+          <w:rFonts w:cs="B Nazanin" w:hint="eastAsia"/>
+          <w:sz w:val="20"/>
+          <w:rtl/>
+        </w:rPr>
+        <w:t>در</w:t>
+      </w:r>
+      <w:r>
+        <w:rPr>
+          <w:rFonts w:cs="B Nazanin"/>
+          <w:sz w:val="20"/>
+          <w:rtl/>
+        </w:rPr>
+        <w:t xml:space="preserve"> ا</w:t>
+      </w:r>
+      <w:r>
+        <w:rPr>
+          <w:rFonts w:cs="B Nazanin" w:hint="cs"/>
+          <w:sz w:val="20"/>
+          <w:rtl/>
+        </w:rPr>
+        <w:t>ی</w:t>
+      </w:r>
+      <w:r>
+        <w:rPr>
+          <w:rFonts w:cs="B Nazanin" w:hint="eastAsia"/>
+          <w:sz w:val="20"/>
+          <w:rtl/>
+        </w:rPr>
+        <w:t>ن</w:t>
+      </w:r>
+      <w:r>
+        <w:rPr>
+          <w:rFonts w:cs="B Nazanin"/>
+          <w:sz w:val="20"/>
+          <w:rtl/>
+        </w:rPr>
+        <w:t xml:space="preserve"> پروژه، دو نوع </w:t>
+      </w:r>
+      <w:r>
+        <w:rPr>
+          <w:rFonts w:cs="B Nazanin" w:hint="cs"/>
+          <w:sz w:val="20"/>
+          <w:rtl/>
+        </w:rPr>
+        <w:t>مسیر داده</w:t>
+      </w:r>
+      <w:r>
+        <w:rPr>
+          <w:rFonts w:cs="B Nazanin"/>
+          <w:sz w:val="20"/>
+          <w:rtl/>
+        </w:rPr>
+        <w:t xml:space="preserve"> مشترک طراح</w:t>
+      </w:r>
+      <w:r>
+        <w:rPr>
+          <w:rFonts w:cs="B Nazanin" w:hint="cs"/>
+          <w:sz w:val="20"/>
+          <w:rtl/>
+        </w:rPr>
+        <w:t>ی</w:t>
+      </w:r>
+      <w:r>
+        <w:rPr>
+          <w:rFonts w:cs="B Nazanin"/>
+          <w:sz w:val="20"/>
+          <w:rtl/>
+        </w:rPr>
+        <w:t xml:space="preserve"> شده است: </w:t>
+      </w:r>
+      <w:r>
+        <w:rPr>
+          <w:rFonts w:cs="B Nazanin" w:hint="cs"/>
+          <w:sz w:val="20"/>
+          <w:rtl/>
+        </w:rPr>
+        <w:t>ی</w:t>
+      </w:r>
+      <w:r>
+        <w:rPr>
+          <w:rFonts w:cs="B Nazanin" w:hint="eastAsia"/>
+          <w:sz w:val="20"/>
+          <w:rtl/>
+        </w:rPr>
+        <w:t>ک</w:t>
+      </w:r>
+      <w:r>
+        <w:rPr>
+          <w:rFonts w:cs="B Nazanin" w:hint="cs"/>
+          <w:sz w:val="20"/>
+          <w:rtl/>
+        </w:rPr>
+        <w:t>ی</w:t>
+      </w:r>
+      <w:r>
+        <w:rPr>
+          <w:rFonts w:cs="B Nazanin"/>
+          <w:sz w:val="20"/>
+          <w:rtl/>
+        </w:rPr>
+        <w:t xml:space="preserve"> برا</w:t>
+      </w:r>
+      <w:r>
+        <w:rPr>
+          <w:rFonts w:cs="B Nazanin" w:hint="cs"/>
+          <w:sz w:val="20"/>
+          <w:rtl/>
+        </w:rPr>
+        <w:t>ی</w:t>
+      </w:r>
+      <w:r>
+        <w:rPr>
+          <w:rFonts w:cs="B Nazanin"/>
+          <w:sz w:val="20"/>
+          <w:rtl/>
+        </w:rPr>
+        <w:t xml:space="preserve"> ترک</w:t>
+      </w:r>
+      <w:r>
+        <w:rPr>
+          <w:rFonts w:cs="B Nazanin" w:hint="cs"/>
+          <w:sz w:val="20"/>
+          <w:rtl/>
+        </w:rPr>
+        <w:t>ی</w:t>
+      </w:r>
+      <w:r>
+        <w:rPr>
+          <w:rFonts w:cs="B Nazanin" w:hint="eastAsia"/>
+          <w:sz w:val="20"/>
+          <w:rtl/>
+        </w:rPr>
+        <w:t>ب</w:t>
+      </w:r>
+      <w:r>
+        <w:rPr>
+          <w:rFonts w:cs="B Nazanin"/>
+          <w:sz w:val="20"/>
+          <w:rtl/>
+        </w:rPr>
+        <w:t xml:space="preserve"> </w:t>
+      </w:r>
+      <w:r>
+        <w:rPr>
+          <w:rFonts w:cs="B Nazanin"/>
+          <w:sz w:val="20"/>
+        </w:rPr>
+        <w:t>K</w:t>
+      </w:r>
+      <w:r>
+        <w:rPr>
+          <w:rFonts w:cs="B Nazanin"/>
+          <w:sz w:val="20"/>
+          <w:vertAlign w:val="superscript"/>
+        </w:rPr>
+        <w:t>2</w:t>
+      </w:r>
+      <w:r>
+        <w:rPr>
+          <w:rFonts w:cs="B Nazanin"/>
+          <w:sz w:val="20"/>
+        </w:rPr>
+        <w:t>-RED</w:t>
+      </w:r>
+      <w:r>
+        <w:rPr>
+          <w:rFonts w:cs="B Nazanin"/>
+          <w:sz w:val="20"/>
+          <w:rtl/>
+        </w:rPr>
+        <w:t xml:space="preserve"> با </w:t>
+      </w:r>
+      <w:r>
+        <w:rPr>
+          <w:rFonts w:cs="B Nazanin"/>
+          <w:sz w:val="20"/>
+        </w:rPr>
+        <w:t>Curve25519</w:t>
+      </w:r>
+      <w:r>
+        <w:rPr>
+          <w:rFonts w:cs="B Nazanin"/>
+          <w:sz w:val="20"/>
+          <w:rtl/>
+        </w:rPr>
+        <w:t xml:space="preserve"> و د</w:t>
+      </w:r>
+      <w:r>
+        <w:rPr>
+          <w:rFonts w:cs="B Nazanin" w:hint="cs"/>
+          <w:sz w:val="20"/>
+          <w:rtl/>
+        </w:rPr>
+        <w:t>ی</w:t>
+      </w:r>
+      <w:r>
+        <w:rPr>
+          <w:rFonts w:cs="B Nazanin" w:hint="eastAsia"/>
+          <w:sz w:val="20"/>
+          <w:rtl/>
+        </w:rPr>
+        <w:t>گر</w:t>
+      </w:r>
+      <w:r>
+        <w:rPr>
+          <w:rFonts w:cs="B Nazanin" w:hint="cs"/>
+          <w:sz w:val="20"/>
+          <w:rtl/>
+        </w:rPr>
+        <w:t>ی</w:t>
+      </w:r>
+      <w:r>
+        <w:rPr>
+          <w:rFonts w:cs="B Nazanin"/>
+          <w:sz w:val="20"/>
+          <w:rtl/>
+        </w:rPr>
+        <w:t xml:space="preserve"> برا</w:t>
+      </w:r>
+      <w:r>
+        <w:rPr>
+          <w:rFonts w:cs="B Nazanin" w:hint="cs"/>
+          <w:sz w:val="20"/>
+          <w:rtl/>
+        </w:rPr>
+        <w:t>ی</w:t>
+      </w:r>
+      <w:r>
+        <w:rPr>
+          <w:rFonts w:cs="B Nazanin"/>
+          <w:sz w:val="20"/>
+          <w:rtl/>
+        </w:rPr>
+        <w:t xml:space="preserve"> ترک</w:t>
+      </w:r>
+      <w:r>
+        <w:rPr>
+          <w:rFonts w:cs="B Nazanin" w:hint="cs"/>
+          <w:sz w:val="20"/>
+          <w:rtl/>
+        </w:rPr>
+        <w:t>ی</w:t>
+      </w:r>
+      <w:r>
+        <w:rPr>
+          <w:rFonts w:cs="B Nazanin" w:hint="eastAsia"/>
+          <w:sz w:val="20"/>
+          <w:rtl/>
+        </w:rPr>
+        <w:t>ب</w:t>
+      </w:r>
+      <w:r>
+        <w:rPr>
+          <w:rFonts w:cs="B Nazanin"/>
+          <w:sz w:val="20"/>
+          <w:rtl/>
+        </w:rPr>
+        <w:t xml:space="preserve"> </w:t>
+      </w:r>
+      <w:r>
+        <w:rPr>
+          <w:rFonts w:cs="B Nazanin"/>
+          <w:sz w:val="20"/>
+          <w:rtl/>
+        </w:rPr>
+        <w:t>مونتگمر</w:t>
+      </w:r>
+      <w:r>
+        <w:rPr>
+          <w:rFonts w:cs="B Nazanin" w:hint="cs"/>
+          <w:sz w:val="20"/>
+          <w:rtl/>
+        </w:rPr>
+        <w:t>ی</w:t>
+      </w:r>
+      <w:r>
+        <w:rPr>
+          <w:rFonts w:cs="B Nazanin"/>
+          <w:sz w:val="20"/>
+          <w:rtl/>
+        </w:rPr>
+        <w:t xml:space="preserve"> با </w:t>
+      </w:r>
+      <w:r>
+        <w:rPr>
+          <w:rFonts w:cs="B Nazanin"/>
+          <w:sz w:val="20"/>
+        </w:rPr>
+        <w:t>Curve25519</w:t>
+      </w:r>
+      <w:r>
+        <w:rPr>
+          <w:rFonts w:cs="B Nazanin"/>
+          <w:sz w:val="20"/>
+          <w:rtl/>
+        </w:rPr>
+        <w:t xml:space="preserve">. </w:t>
+      </w:r>
+      <w:r>
+        <w:rPr>
+          <w:rFonts w:cs="B Nazanin" w:hint="cs"/>
+          <w:sz w:val="20"/>
+          <w:rtl/>
+        </w:rPr>
+        <w:t>مسیر داده</w:t>
+      </w:r>
+      <w:r>
+        <w:rPr>
+          <w:rFonts w:cs="B Nazanin"/>
+          <w:sz w:val="20"/>
+          <w:rtl/>
+        </w:rPr>
+        <w:t xml:space="preserve"> اول که در بخش ۳-۲-۱ تشر</w:t>
+      </w:r>
+      <w:r>
+        <w:rPr>
+          <w:rFonts w:cs="B Nazanin" w:hint="cs"/>
+          <w:sz w:val="20"/>
+          <w:rtl/>
+        </w:rPr>
+        <w:t>ی</w:t>
+      </w:r>
+      <w:r>
+        <w:rPr>
+          <w:rFonts w:cs="B Nazanin" w:hint="eastAsia"/>
+          <w:sz w:val="20"/>
+          <w:rtl/>
+        </w:rPr>
+        <w:t>ح</w:t>
+      </w:r>
+      <w:r>
+        <w:rPr>
+          <w:rFonts w:cs="B Nazanin"/>
+          <w:sz w:val="20"/>
+          <w:rtl/>
+        </w:rPr>
+        <w:t xml:space="preserve"> شد، قادر است عمل</w:t>
+      </w:r>
+      <w:r>
+        <w:rPr>
+          <w:rFonts w:cs="B Nazanin" w:hint="cs"/>
+          <w:sz w:val="20"/>
+          <w:rtl/>
+        </w:rPr>
+        <w:t>ی</w:t>
+      </w:r>
+      <w:r>
+        <w:rPr>
+          <w:rFonts w:cs="B Nazanin" w:hint="eastAsia"/>
+          <w:sz w:val="20"/>
+          <w:rtl/>
+        </w:rPr>
+        <w:t>ات</w:t>
+      </w:r>
+      <w:r>
+        <w:rPr>
+          <w:rFonts w:cs="B Nazanin"/>
+          <w:sz w:val="20"/>
+          <w:rtl/>
+        </w:rPr>
+        <w:t xml:space="preserve"> کاهش </w:t>
+      </w:r>
+      <w:r>
+        <w:rPr>
+          <w:rFonts w:cs="B Nazanin"/>
+          <w:sz w:val="20"/>
+        </w:rPr>
+        <w:t>K</w:t>
+      </w:r>
+      <w:r>
+        <w:rPr>
+          <w:rFonts w:cs="B Nazanin"/>
+          <w:sz w:val="20"/>
+          <w:vertAlign w:val="superscript"/>
+        </w:rPr>
+        <w:t>2</w:t>
+      </w:r>
+      <w:r>
+        <w:rPr>
+          <w:rFonts w:cs="B Nazanin"/>
+          <w:sz w:val="20"/>
+        </w:rPr>
+        <w:t>-RED</w:t>
+      </w:r>
+      <w:r>
+        <w:rPr>
+          <w:rFonts w:cs="B Nazanin"/>
+          <w:sz w:val="20"/>
+          <w:rtl/>
+        </w:rPr>
+        <w:t xml:space="preserve"> را به طور کامل برا</w:t>
+      </w:r>
+      <w:r>
+        <w:rPr>
+          <w:rFonts w:cs="B Nazanin" w:hint="cs"/>
+          <w:sz w:val="20"/>
+          <w:rtl/>
+        </w:rPr>
+        <w:t>ی</w:t>
+      </w:r>
+      <w:r>
+        <w:rPr>
+          <w:rFonts w:cs="B Nazanin"/>
+          <w:sz w:val="20"/>
+          <w:rtl/>
+        </w:rPr>
+        <w:t xml:space="preserve"> </w:t>
+      </w:r>
+      <w:r>
+        <w:rPr>
+          <w:rFonts w:cs="B Nazanin"/>
+          <w:sz w:val="20"/>
+        </w:rPr>
+        <w:t>Kyber</w:t>
+      </w:r>
+      <w:r>
+        <w:rPr>
+          <w:rFonts w:cs="B Nazanin"/>
+          <w:sz w:val="20"/>
+          <w:rtl/>
+        </w:rPr>
+        <w:t xml:space="preserve"> انجام دهد و بخش</w:t>
+      </w:r>
+      <w:r>
+        <w:rPr>
+          <w:rFonts w:cs="B Nazanin" w:hint="cs"/>
+          <w:sz w:val="20"/>
+          <w:rtl/>
+        </w:rPr>
+        <w:t>ی</w:t>
+      </w:r>
+      <w:r>
+        <w:rPr>
+          <w:rFonts w:cs="B Nazanin"/>
+          <w:sz w:val="20"/>
+          <w:rtl/>
+        </w:rPr>
+        <w:t xml:space="preserve"> از عمل</w:t>
+      </w:r>
+      <w:r>
+        <w:rPr>
+          <w:rFonts w:cs="B Nazanin" w:hint="cs"/>
+          <w:sz w:val="20"/>
+          <w:rtl/>
+        </w:rPr>
+        <w:t>ی</w:t>
+      </w:r>
+      <w:r>
+        <w:rPr>
+          <w:rFonts w:cs="B Nazanin" w:hint="eastAsia"/>
+          <w:sz w:val="20"/>
+          <w:rtl/>
+        </w:rPr>
+        <w:t>ات</w:t>
+      </w:r>
+      <w:r>
+        <w:rPr>
+          <w:rFonts w:cs="B Nazanin"/>
+          <w:sz w:val="20"/>
+          <w:rtl/>
+        </w:rPr>
+        <w:t xml:space="preserve"> ضرب پ</w:t>
+      </w:r>
+      <w:r>
+        <w:rPr>
+          <w:rFonts w:cs="B Nazanin" w:hint="cs"/>
+          <w:sz w:val="20"/>
+          <w:rtl/>
+        </w:rPr>
+        <w:t>ی</w:t>
+      </w:r>
+      <w:r>
+        <w:rPr>
+          <w:rFonts w:cs="B Nazanin" w:hint="eastAsia"/>
+          <w:sz w:val="20"/>
+          <w:rtl/>
+        </w:rPr>
+        <w:t>مانه‌ا</w:t>
+      </w:r>
+      <w:r>
+        <w:rPr>
+          <w:rFonts w:cs="B Nazanin" w:hint="cs"/>
+          <w:sz w:val="20"/>
+          <w:rtl/>
+        </w:rPr>
+        <w:t>ی</w:t>
+      </w:r>
+      <w:r>
+        <w:rPr>
+          <w:rFonts w:cs="B Nazanin"/>
+          <w:sz w:val="20"/>
+          <w:rtl/>
+        </w:rPr>
+        <w:t xml:space="preserve"> </w:t>
+      </w:r>
+      <w:r>
+        <w:rPr>
+          <w:rFonts w:cs="B Nazanin"/>
+          <w:sz w:val="20"/>
+        </w:rPr>
+        <w:t>Curve25519</w:t>
+      </w:r>
+      <w:r>
+        <w:rPr>
+          <w:rFonts w:cs="B Nazanin"/>
+          <w:sz w:val="20"/>
+          <w:rtl/>
+        </w:rPr>
+        <w:t xml:space="preserve"> را ن</w:t>
+      </w:r>
+      <w:r>
+        <w:rPr>
+          <w:rFonts w:cs="B Nazanin" w:hint="cs"/>
+          <w:sz w:val="20"/>
+          <w:rtl/>
+        </w:rPr>
+        <w:t>ی</w:t>
+      </w:r>
+      <w:r>
+        <w:rPr>
+          <w:rFonts w:cs="B Nazanin" w:hint="eastAsia"/>
+          <w:sz w:val="20"/>
+          <w:rtl/>
+        </w:rPr>
+        <w:t>ز</w:t>
+      </w:r>
+      <w:r>
+        <w:rPr>
+          <w:rFonts w:cs="B Nazanin"/>
+          <w:sz w:val="20"/>
+          <w:rtl/>
+        </w:rPr>
+        <w:t xml:space="preserve"> پوشش دهد. </w:t>
+      </w:r>
+      <w:r>
+        <w:rPr>
+          <w:rFonts w:cs="B Nazanin" w:hint="cs"/>
+          <w:sz w:val="20"/>
+          <w:rtl/>
+        </w:rPr>
+        <w:t>مسیر داده</w:t>
+      </w:r>
+      <w:r>
+        <w:rPr>
+          <w:rFonts w:cs="B Nazanin"/>
+          <w:sz w:val="20"/>
+          <w:rtl/>
+        </w:rPr>
+        <w:t xml:space="preserve"> دوم، که ساختار</w:t>
+      </w:r>
+      <w:r>
+        <w:rPr>
+          <w:rFonts w:cs="B Nazanin" w:hint="cs"/>
+          <w:sz w:val="20"/>
+          <w:rtl/>
+        </w:rPr>
+        <w:t>ی</w:t>
+      </w:r>
+      <w:r>
+        <w:rPr>
+          <w:rFonts w:cs="B Nazanin"/>
+          <w:sz w:val="20"/>
+          <w:rtl/>
+        </w:rPr>
+        <w:t xml:space="preserve"> مشابه دارد، برا</w:t>
+      </w:r>
+      <w:r>
+        <w:rPr>
+          <w:rFonts w:cs="B Nazanin" w:hint="cs"/>
+          <w:sz w:val="20"/>
+          <w:rtl/>
+        </w:rPr>
+        <w:t>ی</w:t>
+      </w:r>
+      <w:r>
+        <w:rPr>
+          <w:rFonts w:cs="B Nazanin"/>
+          <w:sz w:val="20"/>
+          <w:rtl/>
+        </w:rPr>
+        <w:t xml:space="preserve"> پشت</w:t>
+      </w:r>
+      <w:r>
+        <w:rPr>
+          <w:rFonts w:cs="B Nazanin" w:hint="cs"/>
+          <w:sz w:val="20"/>
+          <w:rtl/>
+        </w:rPr>
+        <w:t>ی</w:t>
+      </w:r>
+      <w:r>
+        <w:rPr>
+          <w:rFonts w:cs="B Nazanin" w:hint="eastAsia"/>
+          <w:sz w:val="20"/>
+          <w:rtl/>
+        </w:rPr>
+        <w:t>بان</w:t>
+      </w:r>
+      <w:r>
+        <w:rPr>
+          <w:rFonts w:cs="B Nazanin" w:hint="cs"/>
+          <w:sz w:val="20"/>
+          <w:rtl/>
+        </w:rPr>
+        <w:t>ی</w:t>
+      </w:r>
+      <w:r>
+        <w:rPr>
+          <w:rFonts w:cs="B Nazanin"/>
+          <w:sz w:val="20"/>
+          <w:rtl/>
+        </w:rPr>
+        <w:t xml:space="preserve"> از الگور</w:t>
+      </w:r>
+      <w:r>
+        <w:rPr>
+          <w:rFonts w:cs="B Nazanin" w:hint="cs"/>
+          <w:sz w:val="20"/>
+          <w:rtl/>
+        </w:rPr>
+        <w:t>ی</w:t>
+      </w:r>
+      <w:r>
+        <w:rPr>
+          <w:rFonts w:cs="B Nazanin" w:hint="eastAsia"/>
+          <w:sz w:val="20"/>
+          <w:rtl/>
+        </w:rPr>
+        <w:t>تم</w:t>
+      </w:r>
+      <w:r>
+        <w:rPr>
+          <w:rFonts w:cs="B Nazanin"/>
+          <w:sz w:val="20"/>
+          <w:rtl/>
+        </w:rPr>
+        <w:t xml:space="preserve"> کاهش مونتگمر</w:t>
+      </w:r>
+      <w:r>
+        <w:rPr>
+          <w:rFonts w:cs="B Nazanin" w:hint="cs"/>
+          <w:sz w:val="20"/>
+          <w:rtl/>
+        </w:rPr>
+        <w:t>ی</w:t>
+      </w:r>
+      <w:r>
+        <w:rPr>
+          <w:rFonts w:cs="B Nazanin"/>
+          <w:sz w:val="20"/>
+          <w:rtl/>
+        </w:rPr>
+        <w:t xml:space="preserve"> در </w:t>
+      </w:r>
+      <w:r>
+        <w:rPr>
+          <w:rFonts w:cs="B Nazanin"/>
+          <w:sz w:val="20"/>
+        </w:rPr>
+        <w:t>Kyber</w:t>
+      </w:r>
+      <w:r>
+        <w:rPr>
+          <w:rFonts w:cs="B Nazanin"/>
+          <w:sz w:val="20"/>
+          <w:rtl/>
+        </w:rPr>
+        <w:t xml:space="preserve"> طراح</w:t>
+      </w:r>
+      <w:r>
+        <w:rPr>
+          <w:rFonts w:cs="B Nazanin" w:hint="cs"/>
+          <w:sz w:val="20"/>
+          <w:rtl/>
+        </w:rPr>
+        <w:t>ی</w:t>
+      </w:r>
+      <w:r>
+        <w:rPr>
+          <w:rFonts w:cs="B Nazanin"/>
+          <w:sz w:val="20"/>
+          <w:rtl/>
+        </w:rPr>
+        <w:t xml:space="preserve"> شده است. تغ</w:t>
+      </w:r>
+      <w:r>
+        <w:rPr>
+          <w:rFonts w:cs="B Nazanin" w:hint="cs"/>
+          <w:sz w:val="20"/>
+          <w:rtl/>
+        </w:rPr>
+        <w:t>یی</w:t>
+      </w:r>
+      <w:r>
+        <w:rPr>
+          <w:rFonts w:cs="B Nazanin" w:hint="eastAsia"/>
+          <w:sz w:val="20"/>
+          <w:rtl/>
+        </w:rPr>
+        <w:t>رات</w:t>
+      </w:r>
+      <w:r>
+        <w:rPr>
+          <w:rFonts w:cs="B Nazanin"/>
+          <w:sz w:val="20"/>
+          <w:rtl/>
+        </w:rPr>
+        <w:t xml:space="preserve"> مورد ن</w:t>
+      </w:r>
+      <w:r>
+        <w:rPr>
+          <w:rFonts w:cs="B Nazanin" w:hint="cs"/>
+          <w:sz w:val="20"/>
+          <w:rtl/>
+        </w:rPr>
+        <w:t>ی</w:t>
+      </w:r>
+      <w:r>
+        <w:rPr>
+          <w:rFonts w:cs="B Nazanin" w:hint="eastAsia"/>
+          <w:sz w:val="20"/>
+          <w:rtl/>
+        </w:rPr>
+        <w:t>از</w:t>
+      </w:r>
+      <w:r>
+        <w:rPr>
+          <w:rFonts w:cs="B Nazanin"/>
+          <w:sz w:val="20"/>
+          <w:rtl/>
+        </w:rPr>
+        <w:t xml:space="preserve"> در </w:t>
+      </w:r>
+      <w:r>
+        <w:rPr>
+          <w:rFonts w:cs="B Nazanin" w:hint="cs"/>
+          <w:sz w:val="20"/>
+          <w:rtl/>
+        </w:rPr>
+        <w:t>مسیر داده</w:t>
+      </w:r>
+      <w:r>
+        <w:rPr>
+          <w:rFonts w:cs="B Nazanin"/>
+          <w:sz w:val="20"/>
+          <w:rtl/>
+        </w:rPr>
+        <w:t xml:space="preserve"> برا</w:t>
+      </w:r>
+      <w:r>
+        <w:rPr>
+          <w:rFonts w:cs="B Nazanin" w:hint="cs"/>
+          <w:sz w:val="20"/>
+          <w:rtl/>
+        </w:rPr>
+        <w:t>ی</w:t>
+      </w:r>
+      <w:r>
+        <w:rPr>
+          <w:rFonts w:cs="B Nazanin"/>
+          <w:sz w:val="20"/>
+          <w:rtl/>
+        </w:rPr>
+        <w:t xml:space="preserve"> پشت</w:t>
+      </w:r>
+      <w:r>
+        <w:rPr>
+          <w:rFonts w:cs="B Nazanin" w:hint="cs"/>
+          <w:sz w:val="20"/>
+          <w:rtl/>
+        </w:rPr>
+        <w:t>ی</w:t>
+      </w:r>
+      <w:r>
+        <w:rPr>
+          <w:rFonts w:cs="B Nazanin" w:hint="eastAsia"/>
+          <w:sz w:val="20"/>
+          <w:rtl/>
+        </w:rPr>
+        <w:t>بان</w:t>
+      </w:r>
+      <w:r>
+        <w:rPr>
+          <w:rFonts w:cs="B Nazanin" w:hint="cs"/>
+          <w:sz w:val="20"/>
+          <w:rtl/>
+        </w:rPr>
+        <w:t>ی</w:t>
+      </w:r>
+      <w:r>
+        <w:rPr>
+          <w:rFonts w:cs="B Nazanin"/>
+          <w:sz w:val="20"/>
+          <w:rtl/>
+        </w:rPr>
+        <w:t xml:space="preserve"> از مونتگمر</w:t>
+      </w:r>
+      <w:r>
+        <w:rPr>
+          <w:rFonts w:cs="B Nazanin" w:hint="cs"/>
+          <w:sz w:val="20"/>
+          <w:rtl/>
+        </w:rPr>
+        <w:t>ی</w:t>
+      </w:r>
+      <w:r>
+        <w:rPr>
+          <w:rFonts w:cs="B Nazanin" w:hint="eastAsia"/>
+          <w:sz w:val="20"/>
+          <w:rtl/>
+        </w:rPr>
+        <w:t>،</w:t>
+      </w:r>
+      <w:r>
+        <w:rPr>
+          <w:rFonts w:cs="B Nazanin"/>
+          <w:sz w:val="20"/>
+          <w:rtl/>
+        </w:rPr>
+        <w:t xml:space="preserve"> در انتها</w:t>
+      </w:r>
+      <w:r>
+        <w:rPr>
+          <w:rFonts w:cs="B Nazanin" w:hint="cs"/>
+          <w:sz w:val="20"/>
+          <w:rtl/>
+        </w:rPr>
+        <w:t>ی</w:t>
+      </w:r>
+      <w:r>
+        <w:rPr>
+          <w:rFonts w:cs="B Nazanin"/>
+          <w:sz w:val="20"/>
+          <w:rtl/>
+        </w:rPr>
+        <w:t xml:space="preserve"> بخش ۳-۳ (پ</w:t>
+      </w:r>
+      <w:r>
+        <w:rPr>
+          <w:rFonts w:cs="B Nazanin" w:hint="cs"/>
+          <w:sz w:val="20"/>
+          <w:rtl/>
+        </w:rPr>
+        <w:t>ی</w:t>
+      </w:r>
+      <w:r>
+        <w:rPr>
+          <w:rFonts w:cs="B Nazanin" w:hint="eastAsia"/>
+          <w:sz w:val="20"/>
+          <w:rtl/>
+        </w:rPr>
+        <w:t>اده‌ساز</w:t>
+      </w:r>
+      <w:r>
+        <w:rPr>
+          <w:rFonts w:cs="B Nazanin" w:hint="cs"/>
+          <w:sz w:val="20"/>
+          <w:rtl/>
+        </w:rPr>
+        <w:t>ی</w:t>
+      </w:r>
+      <w:r>
+        <w:rPr>
+          <w:rFonts w:cs="B Nazanin"/>
+          <w:sz w:val="20"/>
+          <w:rtl/>
+        </w:rPr>
+        <w:t xml:space="preserve"> روش پ</w:t>
+      </w:r>
+      <w:r>
+        <w:rPr>
+          <w:rFonts w:cs="B Nazanin" w:hint="cs"/>
+          <w:sz w:val="20"/>
+          <w:rtl/>
+        </w:rPr>
+        <w:t>ی</w:t>
+      </w:r>
+      <w:r>
+        <w:rPr>
+          <w:rFonts w:cs="B Nazanin" w:hint="eastAsia"/>
+          <w:sz w:val="20"/>
+          <w:rtl/>
+        </w:rPr>
+        <w:t>شنهاد</w:t>
+      </w:r>
+      <w:r>
+        <w:rPr>
+          <w:rFonts w:cs="B Nazanin" w:hint="cs"/>
+          <w:sz w:val="20"/>
+          <w:rtl/>
+        </w:rPr>
+        <w:t>ی</w:t>
+      </w:r>
+      <w:r>
+        <w:rPr>
+          <w:rFonts w:cs="B Nazanin"/>
+          <w:sz w:val="20"/>
+          <w:rtl/>
+        </w:rPr>
+        <w:t>) به تفص</w:t>
+      </w:r>
+      <w:r>
+        <w:rPr>
+          <w:rFonts w:cs="B Nazanin" w:hint="cs"/>
+          <w:sz w:val="20"/>
+          <w:rtl/>
+        </w:rPr>
+        <w:t>ی</w:t>
+      </w:r>
+      <w:r>
+        <w:rPr>
+          <w:rFonts w:cs="B Nazanin" w:hint="eastAsia"/>
+          <w:sz w:val="20"/>
+          <w:rtl/>
+        </w:rPr>
+        <w:t>ل</w:t>
+      </w:r>
+      <w:r>
+        <w:rPr>
+          <w:rFonts w:cs="B Nazanin"/>
+          <w:sz w:val="20"/>
+          <w:rtl/>
+        </w:rPr>
+        <w:t xml:space="preserve"> ارائه خواهد شد.</w:t>
+      </w:r>
+    </w:p>
+    <w:p>
+      <w:pPr>
+        <w:spacing w:line="360" w:lineRule="auto"/>
+        <w:jc w:val="both"/>
+        <w:rPr>
+          <w:rFonts w:cs="B Nazanin"/>
           <w:color w:val="00B050"/>
-          <w:sz w:val="28"/>
-          <w:rtl/>
-        </w:rPr>
-      </w:pPr>
-      <w:r>
-        <w:rPr>
-          <w:rFonts w:cs="B Nazanin" w:hint="cs"/>
-          <w:color w:val="000000" w:themeColor="text1"/>
-          <w:sz w:val="28"/>
-          <w:rtl/>
-        </w:rPr>
-        <w:t xml:space="preserve">در توضیح ساختار رویکرد پیشنهادی، نمودارهای تخصصی مانند </w:t>
-      </w:r>
-      <w:r>
-        <w:rPr>
-          <w:rFonts w:cs="B Nazanin"/>
-          <w:color w:val="000000" w:themeColor="text1"/>
-          <w:sz w:val="20"/>
-          <w:szCs w:val="22"/>
-        </w:rPr>
-        <w:t>activity diagram</w:t>
-      </w:r>
-      <w:r>
-        <w:rPr>
-          <w:rFonts w:cs="B Nazanin" w:hint="cs"/>
-          <w:color w:val="000000" w:themeColor="text1"/>
-          <w:sz w:val="28"/>
-          <w:rtl/>
-        </w:rPr>
-        <w:t xml:space="preserve"> ترسیم می</w:t>
-      </w:r>
-      <w:r>
-        <w:rPr>
-          <w:rFonts w:cs="B Nazanin"/>
-          <w:color w:val="000000" w:themeColor="text1"/>
-          <w:sz w:val="28"/>
-          <w:rtl/>
-        </w:rPr>
-        <w:softHyphen/>
-      </w:r>
-      <w:r>
-        <w:rPr>
-          <w:rFonts w:cs="B Nazanin" w:hint="cs"/>
-          <w:color w:val="000000" w:themeColor="text1"/>
-          <w:sz w:val="28"/>
-          <w:rtl/>
-        </w:rPr>
-        <w:t>شوند. دقت کنید که به هیچ وجه، یک نمودار را بدون توضیح رها نکنید و یکبار قبل از درج آن، خواننده را از وجود آن مطلع سازید. بعلاوه، ب</w:t>
-      </w:r>
-      <w:r>
-        <w:rPr>
-          <w:rFonts w:cs="B Nazanin" w:hint="cs"/>
-          <w:color w:val="000000" w:themeColor="text1"/>
-          <w:sz w:val="28"/>
-          <w:rtl/>
-          <w:lang w:val="en-SG"/>
-        </w:rPr>
-        <w:t xml:space="preserve">ه </w:t>
-      </w:r>
-      <w:r>
-        <w:rPr>
-          <w:rFonts w:cs="B Nazanin" w:hint="cs"/>
-          <w:color w:val="000000" w:themeColor="text1"/>
-          <w:sz w:val="28"/>
-          <w:rtl/>
-        </w:rPr>
-        <w:t>صورت سریالی و بدون توضیحات آن</w:t>
-      </w:r>
-      <w:r>
-        <w:rPr>
-          <w:rFonts w:cs="B Nazanin"/>
-          <w:color w:val="000000" w:themeColor="text1"/>
-          <w:sz w:val="28"/>
-          <w:rtl/>
-        </w:rPr>
-        <w:softHyphen/>
-      </w:r>
-      <w:r>
-        <w:rPr>
-          <w:rFonts w:cs="B Nazanin" w:hint="cs"/>
-          <w:color w:val="000000" w:themeColor="text1"/>
-          <w:sz w:val="28"/>
-          <w:rtl/>
-        </w:rPr>
-        <w:t>ها را درج نکنید. لازم است پس از درج هر یک آن، بلافاصله توضیحات شفاف و کاملی از آن</w:t>
-      </w:r>
-      <w:r>
-        <w:rPr>
-          <w:rFonts w:cs="B Nazanin"/>
-          <w:color w:val="000000" w:themeColor="text1"/>
-          <w:sz w:val="28"/>
-          <w:rtl/>
-        </w:rPr>
-        <w:softHyphen/>
-      </w:r>
-      <w:r>
-        <w:rPr>
-          <w:rFonts w:cs="B Nazanin" w:hint="cs"/>
-          <w:color w:val="000000" w:themeColor="text1"/>
-          <w:sz w:val="28"/>
-          <w:rtl/>
-        </w:rPr>
-        <w:t xml:space="preserve">ها ارائه شود. </w:t>
-      </w:r>
+          <w:sz w:val="20"/>
+          <w:rtl/>
+        </w:rPr>
+      </w:pPr>
     </w:p>
     <w:p>
       <w:pPr>
@@ -51751,147 +57905,621 @@
     </w:p>
     <w:p>
       <w:pPr>
+        <w:pStyle w:val="Heading3"/>
+        <w:bidi/>
+        <w:rPr>
+          <w:rtl/>
+        </w:rPr>
+      </w:pPr>
+      <w:r>
+        <w:rPr>
+          <w:rFonts w:hint="cs"/>
+          <w:rtl/>
+        </w:rPr>
+        <w:t xml:space="preserve"> </w:t>
+      </w:r>
+      <w:r>
+        <w:rPr>
+          <w:rtl/>
+        </w:rPr>
+        <w:t>پ</w:t>
+      </w:r>
+      <w:r>
+        <w:rPr>
+          <w:rFonts w:hint="cs"/>
+          <w:rtl/>
+        </w:rPr>
+        <w:t>ی</w:t>
+      </w:r>
+      <w:r>
+        <w:rPr>
+          <w:rFonts w:hint="eastAsia"/>
+          <w:rtl/>
+        </w:rPr>
+        <w:t>اده‌ساز</w:t>
+      </w:r>
+      <w:r>
+        <w:rPr>
+          <w:rFonts w:hint="cs"/>
+          <w:rtl/>
+        </w:rPr>
+        <w:t>ی</w:t>
+      </w:r>
+      <w:r>
+        <w:rPr>
+          <w:rtl/>
+        </w:rPr>
+        <w:t xml:space="preserve"> ماژول ضرب پ</w:t>
+      </w:r>
+      <w:r>
+        <w:rPr>
+          <w:rFonts w:hint="cs"/>
+          <w:rtl/>
+        </w:rPr>
+        <w:t>ی</w:t>
+      </w:r>
+      <w:r>
+        <w:rPr>
+          <w:rFonts w:hint="eastAsia"/>
+          <w:rtl/>
+        </w:rPr>
+        <w:t>مانه‌ا</w:t>
+      </w:r>
+      <w:r>
+        <w:rPr>
+          <w:rFonts w:hint="cs"/>
+          <w:rtl/>
+        </w:rPr>
+        <w:t>ی</w:t>
+      </w:r>
+      <w:r>
+        <w:rPr>
+          <w:rtl/>
+        </w:rPr>
+        <w:t xml:space="preserve"> </w:t>
+      </w:r>
+      <w:r>
+        <w:rPr>
+          <w:sz w:val="24"/>
+          <w:szCs w:val="24"/>
+        </w:rPr>
+        <w:t>K</w:t>
+      </w:r>
+      <w:r>
+        <w:rPr>
+          <w:sz w:val="24"/>
+          <w:szCs w:val="24"/>
+          <w:vertAlign w:val="superscript"/>
+        </w:rPr>
+        <w:t>2</w:t>
+      </w:r>
+    </w:p>
+    <w:p>
+      <w:pPr>
         <w:spacing w:line="360" w:lineRule="auto"/>
         <w:ind w:firstLine="284"/>
         <w:jc w:val="both"/>
         <w:rPr>
-          <w:rFonts w:cs="B Nazanin"/>
-          <w:sz w:val="28"/>
-          <w:rtl/>
-        </w:rPr>
-      </w:pPr>
-      <w:r>
-        <w:rPr>
-          <w:rFonts w:cs="B Nazanin" w:hint="cs"/>
-          <w:sz w:val="28"/>
-          <w:rtl/>
-        </w:rPr>
-        <w:t>پیاده</w:t>
-      </w:r>
-      <w:r>
-        <w:rPr>
-          <w:rFonts w:cs="B Nazanin"/>
-          <w:sz w:val="28"/>
-          <w:rtl/>
-        </w:rPr>
-        <w:softHyphen/>
-      </w:r>
-      <w:r>
-        <w:rPr>
-          <w:rFonts w:cs="B Nazanin" w:hint="cs"/>
-          <w:sz w:val="28"/>
-          <w:rtl/>
-        </w:rPr>
-        <w:t>سازی روش پیشنهادی، بُعد عملیاتی بخش قبلی (ساختار و معماری) است. بنابراین، تمامی اقدامات، شبیه</w:t>
-      </w:r>
-      <w:r>
-        <w:rPr>
-          <w:rFonts w:cs="B Nazanin"/>
-          <w:sz w:val="28"/>
-          <w:rtl/>
-        </w:rPr>
-        <w:softHyphen/>
-      </w:r>
-      <w:r>
-        <w:rPr>
-          <w:rFonts w:cs="B Nazanin" w:hint="cs"/>
-          <w:sz w:val="28"/>
-          <w:rtl/>
-        </w:rPr>
-        <w:t>سازی</w:t>
-      </w:r>
-      <w:r>
-        <w:rPr>
-          <w:rFonts w:cs="B Nazanin"/>
-          <w:sz w:val="28"/>
-          <w:rtl/>
-        </w:rPr>
-        <w:softHyphen/>
-      </w:r>
-      <w:r>
-        <w:rPr>
-          <w:rFonts w:cs="B Nazanin" w:hint="cs"/>
-          <w:sz w:val="28"/>
-          <w:rtl/>
-        </w:rPr>
-        <w:t>ها، زبان برنامه</w:t>
-      </w:r>
-      <w:r>
-        <w:rPr>
-          <w:rFonts w:cs="B Nazanin"/>
-          <w:sz w:val="28"/>
-          <w:rtl/>
-        </w:rPr>
-        <w:softHyphen/>
-      </w:r>
-      <w:r>
-        <w:rPr>
-          <w:rFonts w:cs="B Nazanin" w:hint="cs"/>
-          <w:sz w:val="28"/>
-          <w:rtl/>
-        </w:rPr>
-        <w:t>نویسی، بسترها، و ابزارهای پیاده</w:t>
-      </w:r>
-      <w:r>
-        <w:rPr>
-          <w:rFonts w:cs="B Nazanin"/>
-          <w:sz w:val="28"/>
-          <w:rtl/>
-        </w:rPr>
-        <w:softHyphen/>
-      </w:r>
-      <w:r>
-        <w:rPr>
-          <w:rFonts w:cs="B Nazanin" w:hint="cs"/>
-          <w:sz w:val="28"/>
-          <w:rtl/>
-        </w:rPr>
-        <w:t>سازی توضیح داده می</w:t>
-      </w:r>
-      <w:r>
-        <w:rPr>
-          <w:rFonts w:cs="B Nazanin"/>
-          <w:sz w:val="28"/>
-          <w:rtl/>
-        </w:rPr>
-        <w:softHyphen/>
-      </w:r>
-      <w:r>
-        <w:rPr>
-          <w:rFonts w:cs="B Nazanin" w:hint="cs"/>
-          <w:sz w:val="28"/>
-          <w:rtl/>
-        </w:rPr>
-        <w:t>شوند. بطور کلی در بخش پیاده</w:t>
-      </w:r>
-      <w:r>
-        <w:rPr>
-          <w:rFonts w:cs="B Nazanin"/>
-          <w:sz w:val="28"/>
-          <w:rtl/>
-        </w:rPr>
-        <w:softHyphen/>
-      </w:r>
-      <w:r>
-        <w:rPr>
-          <w:rFonts w:cs="B Nazanin" w:hint="cs"/>
-          <w:sz w:val="28"/>
-          <w:rtl/>
-        </w:rPr>
-        <w:t xml:space="preserve">سازی روش پیشنهادی، باید توضیح داده شود که راهکار شما چگونه به مرحله عملیاتی رسیده است. </w:t>
-      </w:r>
-      <w:r>
-        <w:rPr>
-          <w:rFonts w:cs="B Nazanin" w:hint="cs"/>
-          <w:sz w:val="28"/>
-          <w:rtl/>
-        </w:rPr>
-        <w:t xml:space="preserve">مطلوب است ضمن ارائه تصاویری از روش پیشنهادی، امکان مشاهده کدها برای خواننده پروژه نیز فراهم باشد. </w:t>
+          <w:rFonts w:cs="B Nazanin" w:hint="cs"/>
+          <w:sz w:val="20"/>
+          <w:rtl/>
+        </w:rPr>
+      </w:pPr>
+      <w:r>
+        <w:rPr>
+          <w:rFonts w:cs="B Nazanin"/>
+          <w:sz w:val="20"/>
+          <w:rtl/>
+        </w:rPr>
+        <w:drawing>
+          <wp:anchor distT="0" distB="0" distL="114300" distR="114300" simplePos="0" relativeHeight="251669504" behindDoc="0" locked="0" layoutInCell="1" allowOverlap="1" wp14:anchorId="4F46858B" wp14:editId="01BD1704">
+            <wp:simplePos x="0" y="0"/>
+            <wp:positionH relativeFrom="column">
+              <wp:posOffset>542925</wp:posOffset>
+            </wp:positionH>
+            <wp:positionV relativeFrom="paragraph">
+              <wp:posOffset>622300</wp:posOffset>
+            </wp:positionV>
+            <wp:extent cx="304800" cy="328863"/>
+            <wp:effectExtent l="0" t="0" r="0" b="0"/>
+            <wp:wrapNone/>
+            <wp:docPr id="8" name="Picture 8"/>
+            <wp:cNvGraphicFramePr>
+              <a:graphicFrameLocks xmlns:a="http://schemas.openxmlformats.org/drawingml/2006/main" noChangeAspect="1"/>
+            </wp:cNvGraphicFramePr>
+            <a:graphic xmlns:a="http://schemas.openxmlformats.org/drawingml/2006/main">
+              <a:graphicData uri="http://schemas.openxmlformats.org/drawingml/2006/picture">
+                <pic:pic xmlns:pic="http://schemas.openxmlformats.org/drawingml/2006/picture">
+                  <pic:nvPicPr>
+                    <pic:cNvPr id="1" name=""/>
+                    <pic:cNvPicPr/>
+                  </pic:nvPicPr>
+                  <pic:blipFill>
+                    <a:blip r:embed="rId32">
+                      <a:extLst>
+                        <a:ext uri="{28A0092B-C50C-407E-A947-70E740481C1C}">
+                          <a14:useLocalDpi xmlns:a14="http://schemas.microsoft.com/office/drawing/2010/main" val="0"/>
+                        </a:ext>
+                      </a:extLst>
+                    </a:blip>
+                    <a:stretch>
+                      <a:fillRect/>
+                    </a:stretch>
+                  </pic:blipFill>
+                  <pic:spPr>
+                    <a:xfrm>
+                      <a:off x="0" y="0"/>
+                      <a:ext cx="304800" cy="328863"/>
+                    </a:xfrm>
+                    <a:prstGeom prst="rect">
+                      <a:avLst/>
+                    </a:prstGeom>
+                  </pic:spPr>
+                </pic:pic>
+              </a:graphicData>
+            </a:graphic>
+            <wp14:sizeRelH relativeFrom="page">
+              <wp14:pctWidth>0</wp14:pctWidth>
+            </wp14:sizeRelH>
+            <wp14:sizeRelV relativeFrom="page">
+              <wp14:pctHeight>0</wp14:pctHeight>
+            </wp14:sizeRelV>
+          </wp:anchor>
+        </w:drawing>
+      </w:r>
+      <w:r>
+        <w:rPr>
+          <w:rFonts w:cs="B Nazanin" w:hint="eastAsia"/>
+          <w:sz w:val="20"/>
+          <w:rtl/>
+        </w:rPr>
+        <w:t>در</w:t>
+      </w:r>
+      <w:r>
+        <w:rPr>
+          <w:rFonts w:cs="B Nazanin"/>
+          <w:sz w:val="20"/>
+          <w:rtl/>
+        </w:rPr>
+        <w:t xml:space="preserve"> ا</w:t>
+      </w:r>
+      <w:r>
+        <w:rPr>
+          <w:rFonts w:cs="B Nazanin" w:hint="cs"/>
+          <w:sz w:val="20"/>
+          <w:rtl/>
+        </w:rPr>
+        <w:t>ی</w:t>
+      </w:r>
+      <w:r>
+        <w:rPr>
+          <w:rFonts w:cs="B Nazanin" w:hint="eastAsia"/>
+          <w:sz w:val="20"/>
+          <w:rtl/>
+        </w:rPr>
+        <w:t>ن</w:t>
+      </w:r>
+      <w:r>
+        <w:rPr>
+          <w:rFonts w:cs="B Nazanin"/>
+          <w:sz w:val="20"/>
+          <w:rtl/>
+        </w:rPr>
+        <w:t xml:space="preserve"> بخش، ماژول ضرب پ</w:t>
+      </w:r>
+      <w:r>
+        <w:rPr>
+          <w:rFonts w:cs="B Nazanin" w:hint="cs"/>
+          <w:sz w:val="20"/>
+          <w:rtl/>
+        </w:rPr>
+        <w:t>ی</w:t>
+      </w:r>
+      <w:r>
+        <w:rPr>
+          <w:rFonts w:cs="B Nazanin" w:hint="eastAsia"/>
+          <w:sz w:val="20"/>
+          <w:rtl/>
+        </w:rPr>
+        <w:t>مانه‌ا</w:t>
+      </w:r>
+      <w:r>
+        <w:rPr>
+          <w:rFonts w:cs="B Nazanin" w:hint="cs"/>
+          <w:sz w:val="20"/>
+          <w:rtl/>
+        </w:rPr>
+        <w:t>ی</w:t>
+      </w:r>
+      <w:r>
+        <w:rPr>
+          <w:rFonts w:cs="B Nazanin"/>
+          <w:sz w:val="20"/>
+          <w:rtl/>
+        </w:rPr>
+        <w:t xml:space="preserve"> </w:t>
+      </w:r>
+      <w:r>
+        <w:rPr>
+          <w:rFonts w:cs="B Nazanin"/>
+          <w:sz w:val="20"/>
+        </w:rPr>
+        <w:t>K</w:t>
+      </w:r>
+      <w:r>
+        <w:rPr>
+          <w:rFonts w:cs="B Nazanin"/>
+          <w:sz w:val="20"/>
+          <w:vertAlign w:val="superscript"/>
+        </w:rPr>
+        <w:t>2</w:t>
+      </w:r>
+      <w:r>
+        <w:rPr>
+          <w:rFonts w:cs="B Nazanin"/>
+          <w:sz w:val="20"/>
+        </w:rPr>
+        <w:t>-RED</w:t>
+      </w:r>
+      <w:r>
+        <w:rPr>
+          <w:rFonts w:cs="B Nazanin"/>
+          <w:sz w:val="20"/>
+          <w:rtl/>
+        </w:rPr>
+        <w:t xml:space="preserve"> برا</w:t>
+      </w:r>
+      <w:r>
+        <w:rPr>
+          <w:rFonts w:cs="B Nazanin" w:hint="cs"/>
+          <w:sz w:val="20"/>
+          <w:rtl/>
+        </w:rPr>
+        <w:t>ی</w:t>
+      </w:r>
+      <w:r>
+        <w:rPr>
+          <w:rFonts w:cs="B Nazanin"/>
+          <w:sz w:val="20"/>
+          <w:rtl/>
+        </w:rPr>
+        <w:t xml:space="preserve"> </w:t>
+      </w:r>
+      <w:r>
+        <w:rPr>
+          <w:rFonts w:cs="B Nazanin"/>
+          <w:sz w:val="20"/>
+        </w:rPr>
+        <w:t>Kyber</w:t>
+      </w:r>
+      <w:r>
+        <w:rPr>
+          <w:rFonts w:cs="B Nazanin"/>
+          <w:sz w:val="20"/>
+          <w:rtl/>
+        </w:rPr>
+        <w:t xml:space="preserve"> پ</w:t>
+      </w:r>
+      <w:r>
+        <w:rPr>
+          <w:rFonts w:cs="B Nazanin" w:hint="cs"/>
+          <w:sz w:val="20"/>
+          <w:rtl/>
+        </w:rPr>
+        <w:t>ی</w:t>
+      </w:r>
+      <w:r>
+        <w:rPr>
+          <w:rFonts w:cs="B Nazanin" w:hint="eastAsia"/>
+          <w:sz w:val="20"/>
+          <w:rtl/>
+        </w:rPr>
+        <w:t>اده‌ساز</w:t>
+      </w:r>
+      <w:r>
+        <w:rPr>
+          <w:rFonts w:cs="B Nazanin" w:hint="cs"/>
+          <w:sz w:val="20"/>
+          <w:rtl/>
+        </w:rPr>
+        <w:t>ی</w:t>
+      </w:r>
+      <w:r>
+        <w:rPr>
+          <w:rFonts w:cs="B Nazanin"/>
+          <w:sz w:val="20"/>
+          <w:rtl/>
+        </w:rPr>
+        <w:t xml:space="preserve"> م</w:t>
+      </w:r>
+      <w:r>
+        <w:rPr>
+          <w:rFonts w:cs="B Nazanin" w:hint="cs"/>
+          <w:sz w:val="20"/>
+          <w:rtl/>
+        </w:rPr>
+        <w:t>ی‌</w:t>
+      </w:r>
+      <w:r>
+        <w:rPr>
+          <w:rFonts w:cs="B Nazanin" w:hint="eastAsia"/>
+          <w:sz w:val="20"/>
+          <w:rtl/>
+        </w:rPr>
+        <w:t>شود</w:t>
+      </w:r>
+      <w:r>
+        <w:rPr>
+          <w:rFonts w:cs="B Nazanin"/>
+          <w:sz w:val="20"/>
+          <w:rtl/>
+        </w:rPr>
+        <w:t xml:space="preserve">. </w:t>
+      </w:r>
+      <w:r>
+        <w:rPr>
+          <w:rFonts w:cs="B Nazanin" w:hint="cs"/>
+          <w:sz w:val="20"/>
+          <w:rtl/>
+        </w:rPr>
+        <w:t xml:space="preserve">با توجه به </w:t>
+      </w:r>
+      <w:r>
+        <w:rPr>
+          <w:rFonts w:cs="B Nazanin"/>
+          <w:sz w:val="20"/>
+          <w:rtl/>
+        </w:rPr>
+        <w:t>الگور</w:t>
+      </w:r>
+      <w:r>
+        <w:rPr>
+          <w:rFonts w:cs="B Nazanin" w:hint="cs"/>
+          <w:sz w:val="20"/>
+          <w:rtl/>
+        </w:rPr>
+        <w:t>ی</w:t>
+      </w:r>
+      <w:r>
+        <w:rPr>
+          <w:rFonts w:cs="B Nazanin" w:hint="eastAsia"/>
+          <w:sz w:val="20"/>
+          <w:rtl/>
+        </w:rPr>
+        <w:t>تم</w:t>
+      </w:r>
+      <w:r>
+        <w:rPr>
+          <w:rFonts w:cs="B Nazanin"/>
+          <w:sz w:val="20"/>
+          <w:rtl/>
+        </w:rPr>
+        <w:t xml:space="preserve"> </w:t>
+      </w:r>
+      <w:r>
+        <w:rPr>
+          <w:rFonts w:cs="B Nazanin"/>
+          <w:sz w:val="20"/>
+        </w:rPr>
+        <w:t>K</w:t>
+      </w:r>
+      <w:r>
+        <w:rPr>
+          <w:rFonts w:cs="B Nazanin"/>
+          <w:sz w:val="20"/>
+          <w:vertAlign w:val="superscript"/>
+        </w:rPr>
+        <w:t>2</w:t>
+      </w:r>
+      <w:r>
+        <w:rPr>
+          <w:rFonts w:cs="B Nazanin"/>
+          <w:sz w:val="20"/>
+        </w:rPr>
+        <w:t>-RED</w:t>
+      </w:r>
+      <w:r>
+        <w:rPr>
+          <w:rFonts w:cs="B Nazanin"/>
+          <w:sz w:val="20"/>
+          <w:rtl/>
+        </w:rPr>
+        <w:t xml:space="preserve"> </w:t>
+      </w:r>
+      <w:r>
+        <w:rPr>
+          <w:rFonts w:cs="B Nazanin" w:hint="cs"/>
+          <w:sz w:val="20"/>
+          <w:rtl/>
+        </w:rPr>
+        <w:t xml:space="preserve">که در شکل 2-7 هم مراحل آن نمایش داده‌شده بود و استفاده از مسیر داده موجود در شکل 3-1 می‌توان این عملیات کاهش را در </w:t>
+      </w:r>
+      <w:r>
+        <w:rPr>
+          <w:rFonts w:cs="B Nazanin" w:hint="cs"/>
+          <w:sz w:val="20"/>
+          <w:rtl/>
+        </w:rPr>
+        <w:t>دو</w:t>
+      </w:r>
+      <w:r>
+        <w:rPr>
+          <w:rFonts w:cs="B Nazanin" w:hint="cs"/>
+          <w:sz w:val="20"/>
+          <w:rtl/>
+        </w:rPr>
+        <w:t xml:space="preserve"> سیکل اجرا کرد که دیاگرام مراحل اجرای آن در شکل 3-3 نمایش داده‌شده است</w:t>
+      </w:r>
+      <w:r>
+        <w:rPr>
+          <w:rFonts w:cs="B Nazanin" w:hint="cs"/>
+          <w:sz w:val="20"/>
+          <w:rtl/>
+        </w:rPr>
+        <w:t xml:space="preserve"> مقصود از نماد         ضرب‌کننده ثابت می‌باشد.</w:t>
       </w:r>
     </w:p>
     <w:p>
       <w:pPr>
         <w:spacing w:line="360" w:lineRule="auto"/>
+        <w:ind w:firstLine="284"/>
+        <w:jc w:val="center"/>
+        <w:rPr>
+          <w:rFonts w:cs="B Nazanin"/>
+          <w:sz w:val="20"/>
+          <w:rtl/>
+        </w:rPr>
+      </w:pPr>
+      <w:r>
+        <w:rPr>
+          <w:rFonts w:cs="B Nazanin"/>
+          <w:sz w:val="20"/>
+        </w:rPr>
+        <w:drawing>
+          <wp:inline distT="0" distB="0" distL="0" distR="0" wp14:anchorId="4026FE73" wp14:editId="26FBE87F">
+            <wp:extent cx="2581302" cy="3307080"/>
+            <wp:effectExtent l="0" t="0" r="9525" b="7620"/>
+            <wp:docPr id="9" name="Content Placeholder 8">
+              <a:extLst xmlns:a="http://schemas.openxmlformats.org/drawingml/2006/main">
+                <a:ext uri="{FF2B5EF4-FFF2-40B4-BE49-F238E27FC236}">
+                  <a16:creationId xmlns:a16="http://schemas.microsoft.com/office/drawing/2014/main" id="{E490760D-1B9D-46C4-A35C-64F5D1A0FDA8}"/>
+                </a:ext>
+              </a:extLst>
+            </wp:docPr>
+            <wp:cNvGraphicFramePr>
+              <a:graphicFrameLocks xmlns:a="http://schemas.openxmlformats.org/drawingml/2006/main" noGrp="1" noChangeAspect="1"/>
+            </wp:cNvGraphicFramePr>
+            <a:graphic xmlns:a="http://schemas.openxmlformats.org/drawingml/2006/main">
+              <a:graphicData uri="http://schemas.openxmlformats.org/drawingml/2006/picture">
+                <pic:pic xmlns:pic="http://schemas.openxmlformats.org/drawingml/2006/picture">
+                  <pic:nvPicPr>
+                    <pic:cNvPr id="9" name="Content Placeholder 8">
+                      <a:extLst>
+                        <a:ext uri="{FF2B5EF4-FFF2-40B4-BE49-F238E27FC236}">
+                          <a16:creationId xmlns:a16="http://schemas.microsoft.com/office/drawing/2014/main" id="{E490760D-1B9D-46C4-A35C-64F5D1A0FDA8}"/>
+                        </a:ext>
+                      </a:extLst>
+                    </pic:cNvPr>
+                    <pic:cNvPicPr>
+                      <a:picLocks noGrp="1" noChangeAspect="1"/>
+                    </pic:cNvPicPr>
+                  </pic:nvPicPr>
+                  <pic:blipFill>
+                    <a:blip r:embed="rId33"/>
+                    <a:stretch>
+                      <a:fillRect/>
+                    </a:stretch>
+                  </pic:blipFill>
+                  <pic:spPr>
+                    <a:xfrm>
+                      <a:off x="0" y="0"/>
+                      <a:ext cx="2588342" cy="3316100"/>
+                    </a:xfrm>
+                    <a:prstGeom prst="rect">
+                      <a:avLst/>
+                    </a:prstGeom>
+                  </pic:spPr>
+                </pic:pic>
+              </a:graphicData>
+            </a:graphic>
+          </wp:inline>
+        </w:drawing>
+      </w:r>
+    </w:p>
+    <w:p>
+      <w:pPr>
+        <w:spacing w:line="360" w:lineRule="auto"/>
+        <w:ind w:firstLine="288"/>
+        <w:jc w:val="center"/>
+        <w:rPr>
+          <w:rFonts w:cs="B Nazanin"/>
+          <w:sz w:val="20"/>
+          <w:vertAlign w:val="superscript"/>
+        </w:rPr>
+      </w:pPr>
+      <w:r>
+        <w:rPr>
+          <w:rFonts w:ascii="Tahoma" w:eastAsia="Tahoma" w:hAnsi="Tahoma" w:cs="B Nazanin"/>
+          <w:rtl/>
+        </w:rPr>
+        <w:t xml:space="preserve">شکل </w:t>
+      </w:r>
+      <w:r>
+        <w:rPr>
+          <w:rFonts w:ascii="Tahoma" w:eastAsia="Tahoma" w:hAnsi="Tahoma" w:cs="B Nazanin" w:hint="cs"/>
+          <w:rtl/>
+        </w:rPr>
+        <w:t>3</w:t>
+      </w:r>
+      <w:r>
+        <w:rPr>
+          <w:rFonts w:ascii="Tahoma" w:eastAsia="Tahoma" w:hAnsi="Tahoma" w:cs="B Nazanin" w:hint="cs"/>
+          <w:rtl/>
+        </w:rPr>
+        <w:t>-</w:t>
+      </w:r>
+      <w:r>
+        <w:rPr>
+          <w:rFonts w:ascii="Tahoma" w:eastAsia="Tahoma" w:hAnsi="Tahoma" w:cs="B Nazanin" w:hint="cs"/>
+          <w:rtl/>
+        </w:rPr>
+        <w:t>3</w:t>
+      </w:r>
+      <w:r>
+        <w:rPr>
+          <w:rFonts w:ascii="Tahoma" w:eastAsia="Tahoma" w:hAnsi="Tahoma" w:cs="B Nazanin" w:hint="cs"/>
+          <w:rtl/>
+        </w:rPr>
+        <w:t>.</w:t>
+      </w:r>
+      <w:r>
+        <w:rPr>
+          <w:rFonts w:ascii="Tahoma" w:eastAsia="Tahoma" w:hAnsi="Tahoma" w:cs="B Nazanin"/>
+          <w:rtl/>
+        </w:rPr>
+        <w:t xml:space="preserve"> </w:t>
+      </w:r>
+      <w:r>
+        <w:rPr>
+          <w:rFonts w:ascii="Tahoma" w:eastAsia="Tahoma" w:hAnsi="Tahoma" w:cs="B Nazanin" w:hint="cs"/>
+          <w:rtl/>
+        </w:rPr>
+        <w:t xml:space="preserve">دیاگرام </w:t>
+      </w:r>
+      <w:r>
+        <w:rPr>
+          <w:rFonts w:ascii="Tahoma" w:eastAsia="Tahoma" w:hAnsi="Tahoma" w:cs="B Nazanin" w:hint="cs"/>
+          <w:rtl/>
+        </w:rPr>
+        <w:t xml:space="preserve">مراحل اجرایی کاهش </w:t>
+      </w:r>
+      <w:r>
+        <w:rPr>
+          <w:rFonts w:cs="B Nazanin"/>
+          <w:sz w:val="20"/>
+        </w:rPr>
+        <w:t>K</w:t>
+      </w:r>
+      <w:r>
+        <w:rPr>
+          <w:rFonts w:cs="B Nazanin"/>
+          <w:sz w:val="20"/>
+          <w:vertAlign w:val="superscript"/>
+        </w:rPr>
+        <w:t>2</w:t>
+      </w:r>
+      <w:r>
+        <w:rPr>
+          <w:rFonts w:cs="B Nazanin"/>
+          <w:sz w:val="20"/>
+        </w:rPr>
+        <w:t>-RED</w:t>
+      </w:r>
+    </w:p>
+    <w:p>
+      <w:pPr>
+        <w:spacing w:line="360" w:lineRule="auto"/>
+        <w:ind w:firstLine="284"/>
         <w:jc w:val="both"/>
         <w:rPr>
           <w:rFonts w:cs="B Nazanin"/>
@@ -51901,118 +58529,454 @@
       </w:pPr>
       <w:r>
         <w:rPr>
-          <w:rFonts w:cs="B Nazanin" w:hint="cs"/>
-          <w:sz w:val="28"/>
-          <w:rtl/>
-        </w:rPr>
-        <w:t xml:space="preserve">* </w:t>
-      </w:r>
-      <w:r>
-        <w:rPr>
-          <w:rFonts w:cs="B Nazanin" w:hint="cs"/>
-          <w:b/>
-          <w:bCs/>
-          <w:sz w:val="20"/>
-          <w:rtl/>
-        </w:rPr>
-        <w:t>پژوهش با شبیه</w:t>
-      </w:r>
-      <w:r>
-        <w:rPr>
-          <w:rFonts w:cs="B Nazanin"/>
-          <w:b/>
-          <w:bCs/>
-          <w:sz w:val="20"/>
-          <w:rtl/>
-        </w:rPr>
-        <w:softHyphen/>
-      </w:r>
-      <w:r>
-        <w:rPr>
-          <w:rFonts w:cs="B Nazanin" w:hint="cs"/>
-          <w:b/>
-          <w:bCs/>
-          <w:sz w:val="20"/>
-          <w:rtl/>
-        </w:rPr>
-        <w:t>سازی</w:t>
-      </w:r>
-      <w:r>
-        <w:rPr>
-          <w:rFonts w:cs="B Nazanin"/>
-          <w:b/>
-          <w:bCs/>
-          <w:sz w:val="20"/>
-          <w:rtl/>
-        </w:rPr>
-        <w:softHyphen/>
-      </w:r>
-      <w:r>
-        <w:rPr>
-          <w:rFonts w:cs="B Nazanin" w:hint="cs"/>
-          <w:b/>
-          <w:bCs/>
-          <w:sz w:val="20"/>
-          <w:rtl/>
-        </w:rPr>
-        <w:t>ها به چه معناست</w:t>
-      </w:r>
-      <w:r>
-        <w:rPr>
-          <w:rFonts w:cs="B Nazanin" w:hint="cs"/>
-          <w:sz w:val="20"/>
-          <w:rtl/>
-        </w:rPr>
-        <w:t>: در مواردی که زیرساخت</w:t>
-      </w:r>
-      <w:r>
-        <w:rPr>
-          <w:rFonts w:cs="B Nazanin"/>
-          <w:sz w:val="20"/>
-          <w:rtl/>
-        </w:rPr>
-        <w:softHyphen/>
-      </w:r>
-      <w:r>
-        <w:rPr>
-          <w:rFonts w:cs="B Nazanin" w:hint="cs"/>
-          <w:sz w:val="20"/>
-          <w:rtl/>
-        </w:rPr>
-        <w:t>های لازم برای پژوهش تجربی در دسترس نیست، یا روش تجربی از نظر هزینه غیرقابل توجیه و یا از نظر فنی غیرقابل اجراست، پژوهش ممکن است از شبیه</w:t>
-      </w:r>
-      <w:r>
-        <w:rPr>
-          <w:rFonts w:cs="B Nazanin"/>
-          <w:sz w:val="20"/>
-          <w:rtl/>
-        </w:rPr>
-        <w:softHyphen/>
-      </w:r>
-      <w:r>
-        <w:rPr>
-          <w:rFonts w:cs="B Nazanin" w:hint="cs"/>
-          <w:sz w:val="20"/>
-          <w:rtl/>
-        </w:rPr>
-        <w:t>سازی رایانه</w:t>
-      </w:r>
-      <w:r>
-        <w:rPr>
-          <w:rFonts w:cs="B Nazanin"/>
-          <w:sz w:val="20"/>
-          <w:rtl/>
-        </w:rPr>
-        <w:softHyphen/>
-      </w:r>
-      <w:r>
-        <w:rPr>
-          <w:rFonts w:cs="B Nazanin" w:hint="cs"/>
-          <w:sz w:val="20"/>
-          <w:rtl/>
-        </w:rPr>
-        <w:t xml:space="preserve">ای استفاده کند.  </w:t>
-      </w:r>
+          <w:rFonts w:cs="B Nazanin" w:hint="eastAsia"/>
+          <w:sz w:val="20"/>
+          <w:rtl/>
+        </w:rPr>
+        <w:t>با</w:t>
+      </w:r>
+      <w:r>
+        <w:rPr>
+          <w:rFonts w:cs="B Nazanin"/>
+          <w:sz w:val="20"/>
+          <w:rtl/>
+        </w:rPr>
+        <w:t xml:space="preserve"> توجه به ا</w:t>
+      </w:r>
+      <w:r>
+        <w:rPr>
+          <w:rFonts w:cs="B Nazanin" w:hint="cs"/>
+          <w:sz w:val="20"/>
+          <w:rtl/>
+        </w:rPr>
+        <w:t>ی</w:t>
+      </w:r>
+      <w:r>
+        <w:rPr>
+          <w:rFonts w:cs="B Nazanin" w:hint="eastAsia"/>
+          <w:sz w:val="20"/>
+          <w:rtl/>
+        </w:rPr>
+        <w:t>نکه</w:t>
+      </w:r>
+      <w:r>
+        <w:rPr>
+          <w:rFonts w:cs="B Nazanin"/>
+          <w:sz w:val="20"/>
+          <w:rtl/>
+        </w:rPr>
+        <w:t xml:space="preserve"> ضرب در ۱۳ را م</w:t>
+      </w:r>
+      <w:r>
+        <w:rPr>
+          <w:rFonts w:cs="B Nazanin" w:hint="cs"/>
+          <w:sz w:val="20"/>
+          <w:rtl/>
+        </w:rPr>
+        <w:t>ی‌</w:t>
+      </w:r>
+      <w:r>
+        <w:rPr>
+          <w:rFonts w:cs="B Nazanin" w:hint="eastAsia"/>
+          <w:sz w:val="20"/>
+          <w:rtl/>
+        </w:rPr>
+        <w:t>توان</w:t>
+      </w:r>
+      <w:r>
+        <w:rPr>
+          <w:rFonts w:cs="B Nazanin"/>
+          <w:sz w:val="20"/>
+          <w:rtl/>
+        </w:rPr>
+        <w:t xml:space="preserve"> با استفاده از </w:t>
+      </w:r>
+      <w:r>
+        <w:rPr>
+          <w:rFonts w:cs="B Nazanin" w:hint="cs"/>
+          <w:sz w:val="20"/>
+          <w:rtl/>
+        </w:rPr>
+        <w:t>شیفت</w:t>
+      </w:r>
+      <w:r>
+        <w:rPr>
+          <w:rFonts w:cs="B Nazanin"/>
+          <w:sz w:val="20"/>
+          <w:rtl/>
+        </w:rPr>
+        <w:t xml:space="preserve"> و </w:t>
+      </w:r>
+      <w:r>
+        <w:rPr>
+          <w:rFonts w:cs="B Nazanin" w:hint="cs"/>
+          <w:sz w:val="20"/>
+          <w:rtl/>
+        </w:rPr>
+        <w:t>جمع</w:t>
+      </w:r>
+      <w:r>
+        <w:rPr>
+          <w:rFonts w:cs="B Nazanin"/>
+          <w:sz w:val="20"/>
+          <w:rtl/>
+        </w:rPr>
+        <w:t xml:space="preserve"> </w:t>
+      </w:r>
+      <w:r>
+        <w:rPr>
+          <w:rFonts w:cs="B Nazanin"/>
+          <w:sz w:val="20"/>
+        </w:rPr>
+        <w:t>13x</w:t>
+      </w:r>
+      <w:r>
+        <w:rPr>
+          <w:rFonts w:cs="B Nazanin"/>
+          <w:sz w:val="20"/>
+        </w:rPr>
+        <w:t xml:space="preserve"> </w:t>
+      </w:r>
+      <w:r>
+        <w:rPr>
+          <w:rFonts w:cs="B Nazanin"/>
+          <w:sz w:val="20"/>
+        </w:rPr>
+        <w:t>=</w:t>
+      </w:r>
+      <w:r>
+        <w:rPr>
+          <w:rFonts w:cs="B Nazanin"/>
+          <w:sz w:val="20"/>
+        </w:rPr>
+        <w:t xml:space="preserve"> </w:t>
+      </w:r>
+      <w:r>
+        <w:rPr>
+          <w:rFonts w:cs="B Nazanin"/>
+          <w:sz w:val="20"/>
+        </w:rPr>
+        <w:t>8x</w:t>
+      </w:r>
+      <w:r>
+        <w:rPr>
+          <w:rFonts w:cs="B Nazanin"/>
+          <w:sz w:val="20"/>
+        </w:rPr>
+        <w:t xml:space="preserve"> </w:t>
+      </w:r>
+      <w:r>
+        <w:rPr>
+          <w:rFonts w:cs="B Nazanin"/>
+          <w:sz w:val="20"/>
+        </w:rPr>
+        <w:t>+</w:t>
+      </w:r>
+      <w:r>
+        <w:rPr>
+          <w:rFonts w:cs="B Nazanin"/>
+          <w:sz w:val="20"/>
+        </w:rPr>
+        <w:t xml:space="preserve"> </w:t>
+      </w:r>
+      <w:r>
+        <w:rPr>
+          <w:rFonts w:cs="B Nazanin"/>
+          <w:sz w:val="20"/>
+        </w:rPr>
+        <w:t>4x</w:t>
+      </w:r>
+      <w:r>
+        <w:rPr>
+          <w:rFonts w:cs="B Nazanin"/>
+          <w:sz w:val="20"/>
+        </w:rPr>
+        <w:t xml:space="preserve"> </w:t>
+      </w:r>
+      <w:r>
+        <w:rPr>
+          <w:rFonts w:cs="B Nazanin"/>
+          <w:sz w:val="20"/>
+        </w:rPr>
+        <w:t>+</w:t>
+      </w:r>
+      <w:r>
+        <w:rPr>
+          <w:rFonts w:cs="B Nazanin"/>
+          <w:sz w:val="20"/>
+        </w:rPr>
+        <w:t xml:space="preserve"> </w:t>
+      </w:r>
+      <w:r>
+        <w:rPr>
+          <w:rFonts w:cs="B Nazanin"/>
+          <w:sz w:val="20"/>
+        </w:rPr>
+        <w:t>x</w:t>
+      </w:r>
+      <w:r>
+        <w:rPr>
+          <w:rFonts w:cs="B Nazanin"/>
+          <w:sz w:val="20"/>
+        </w:rPr>
+        <w:t>)</w:t>
+      </w:r>
+      <w:r>
+        <w:rPr>
+          <w:rFonts w:cs="B Nazanin"/>
+          <w:sz w:val="20"/>
+          <w:rtl/>
+        </w:rPr>
+        <w:t>) پ</w:t>
+      </w:r>
+      <w:r>
+        <w:rPr>
+          <w:rFonts w:cs="B Nazanin" w:hint="cs"/>
+          <w:sz w:val="20"/>
+          <w:rtl/>
+        </w:rPr>
+        <w:t>ی</w:t>
+      </w:r>
+      <w:r>
+        <w:rPr>
+          <w:rFonts w:cs="B Nazanin" w:hint="eastAsia"/>
+          <w:sz w:val="20"/>
+          <w:rtl/>
+        </w:rPr>
+        <w:t>اده‌ساز</w:t>
+      </w:r>
+      <w:r>
+        <w:rPr>
+          <w:rFonts w:cs="B Nazanin" w:hint="cs"/>
+          <w:sz w:val="20"/>
+          <w:rtl/>
+        </w:rPr>
+        <w:t>ی</w:t>
+      </w:r>
+      <w:r>
+        <w:rPr>
+          <w:rFonts w:cs="B Nazanin"/>
+          <w:sz w:val="20"/>
+          <w:rtl/>
+        </w:rPr>
+        <w:t xml:space="preserve"> کرد،</w:t>
+      </w:r>
+      <w:r>
+        <w:rPr>
+          <w:rFonts w:cs="B Nazanin" w:hint="cs"/>
+          <w:sz w:val="20"/>
+          <w:rtl/>
+        </w:rPr>
+        <w:t xml:space="preserve"> در ضرب‌کننده ثابت شکل 3-2 کافیست سیگنال کنترل مالتی‌پلکسرها برابر </w:t>
+      </w:r>
+      <w:r>
+        <w:rPr>
+          <w:rFonts w:cs="B Nazanin" w:hint="cs"/>
+          <w:sz w:val="20"/>
+          <w:rtl/>
+        </w:rPr>
+        <w:t>0</w:t>
+      </w:r>
+      <w:r>
+        <w:rPr>
+          <w:rFonts w:cs="B Nazanin" w:hint="cs"/>
+          <w:sz w:val="20"/>
+          <w:rtl/>
+        </w:rPr>
+        <w:t xml:space="preserve"> قرار داده شود تا این ضرب انجام شود.</w:t>
+      </w:r>
+      <w:r>
+        <w:rPr>
+          <w:rFonts w:cs="B Nazanin" w:hint="cs"/>
+          <w:sz w:val="20"/>
+          <w:rtl/>
+        </w:rPr>
+        <w:t xml:space="preserve"> </w:t>
+      </w:r>
+      <w:r>
+        <w:rPr>
+          <w:rFonts w:cs="B Nazanin" w:hint="cs"/>
+          <w:sz w:val="20"/>
+          <w:rtl/>
+        </w:rPr>
+        <w:t>جریان</w:t>
+      </w:r>
+      <w:r>
+        <w:rPr>
+          <w:rFonts w:cs="B Nazanin" w:hint="cs"/>
+          <w:sz w:val="20"/>
+          <w:rtl/>
+        </w:rPr>
+        <w:t xml:space="preserve"> داده در هر سیکل نیز در شکل 3-4 نمایش داده‌شده‌است که سیکل </w:t>
+      </w:r>
+      <w:r>
+        <w:rPr>
+          <w:rFonts w:cs="B Nazanin" w:hint="cs"/>
+          <w:sz w:val="20"/>
+          <w:rtl/>
+        </w:rPr>
+        <w:t>اول</w:t>
+      </w:r>
+      <w:r>
+        <w:rPr>
+          <w:rFonts w:cs="B Nazanin" w:hint="cs"/>
+          <w:sz w:val="20"/>
+          <w:rtl/>
+        </w:rPr>
+        <w:t xml:space="preserve"> با رنگ قرمز و سیکل دوم با رنگ آبی مشخص شده‌اند.</w:t>
+      </w:r>
+    </w:p>
+    <w:p>
+      <w:pPr>
+        <w:spacing w:line="360" w:lineRule="auto"/>
+        <w:ind w:firstLine="284"/>
+        <w:jc w:val="center"/>
+        <w:rPr>
+          <w:rFonts w:cs="B Nazanin"/>
+          <w:sz w:val="20"/>
+          <w:rtl/>
+        </w:rPr>
+      </w:pPr>
+      <w:r>
+        <w:rPr>
+          <w:rFonts w:cs="B Nazanin"/>
+          <w:sz w:val="20"/>
+          <w:rtl/>
+        </w:rPr>
+        <w:lastRenderedPageBreak/>
+        <w:drawing>
+          <wp:inline distT="0" distB="0" distL="0" distR="0" wp14:anchorId="44B5217E" wp14:editId="1A7CB3B9">
+            <wp:extent cx="5612130" cy="1236980"/>
+            <wp:effectExtent l="0" t="0" r="7620" b="1270"/>
+            <wp:docPr id="10" name="Picture 10"/>
+            <wp:cNvGraphicFramePr>
+              <a:graphicFrameLocks xmlns:a="http://schemas.openxmlformats.org/drawingml/2006/main" noChangeAspect="1"/>
+            </wp:cNvGraphicFramePr>
+            <a:graphic xmlns:a="http://schemas.openxmlformats.org/drawingml/2006/main">
+              <a:graphicData uri="http://schemas.openxmlformats.org/drawingml/2006/picture">
+                <pic:pic xmlns:pic="http://schemas.openxmlformats.org/drawingml/2006/picture">
+                  <pic:nvPicPr>
+                    <pic:cNvPr id="1" name=""/>
+                    <pic:cNvPicPr/>
+                  </pic:nvPicPr>
+                  <pic:blipFill>
+                    <a:blip r:embed="rId34"/>
+                    <a:stretch>
+                      <a:fillRect/>
+                    </a:stretch>
+                  </pic:blipFill>
+                  <pic:spPr>
+                    <a:xfrm>
+                      <a:off x="0" y="0"/>
+                      <a:ext cx="5612130" cy="1236980"/>
+                    </a:xfrm>
+                    <a:prstGeom prst="rect">
+                      <a:avLst/>
+                    </a:prstGeom>
+                  </pic:spPr>
+                </pic:pic>
+              </a:graphicData>
+            </a:graphic>
+          </wp:inline>
+        </w:drawing>
+      </w:r>
+    </w:p>
+    <w:p>
+      <w:pPr>
+        <w:spacing w:line="360" w:lineRule="auto"/>
+        <w:ind w:firstLine="284"/>
+        <w:jc w:val="center"/>
+        <w:rPr>
+          <w:rFonts w:cs="B Nazanin"/>
+          <w:sz w:val="20"/>
+          <w:rtl/>
+        </w:rPr>
+      </w:pPr>
+    </w:p>
+    <w:p>
+      <w:pPr>
+        <w:pStyle w:val="Heading3"/>
+        <w:bidi/>
+        <w:rPr>
+          <w:rtl/>
+        </w:rPr>
+      </w:pPr>
+      <w:r>
+        <w:rPr>
+          <w:rtl/>
+        </w:rPr>
+        <w:t>پ</w:t>
+      </w:r>
+      <w:r>
+        <w:rPr>
+          <w:rFonts w:hint="cs"/>
+          <w:rtl/>
+        </w:rPr>
+        <w:t>ی</w:t>
+      </w:r>
+      <w:r>
+        <w:rPr>
+          <w:rFonts w:hint="eastAsia"/>
+          <w:rtl/>
+        </w:rPr>
+        <w:t>اده‌ساز</w:t>
+      </w:r>
+      <w:r>
+        <w:rPr>
+          <w:rFonts w:hint="cs"/>
+          <w:rtl/>
+        </w:rPr>
+        <w:t>ی</w:t>
+      </w:r>
+      <w:r>
+        <w:rPr>
+          <w:rtl/>
+        </w:rPr>
+        <w:t xml:space="preserve"> ماژول ضرب پ</w:t>
+      </w:r>
+      <w:r>
+        <w:rPr>
+          <w:rFonts w:hint="cs"/>
+          <w:rtl/>
+        </w:rPr>
+        <w:t>ی</w:t>
+      </w:r>
+      <w:r>
+        <w:rPr>
+          <w:rFonts w:hint="eastAsia"/>
+          <w:rtl/>
+        </w:rPr>
+        <w:t>مانه‌ا</w:t>
+      </w:r>
+      <w:r>
+        <w:rPr>
+          <w:rFonts w:hint="cs"/>
+          <w:rtl/>
+        </w:rPr>
+        <w:t>ی</w:t>
+      </w:r>
+      <w:r>
+        <w:rPr>
+          <w:rtl/>
+        </w:rPr>
+        <w:t xml:space="preserve"> </w:t>
+      </w:r>
+      <w:r>
+        <w:rPr>
+          <w:sz w:val="24"/>
+          <w:szCs w:val="24"/>
+        </w:rPr>
+        <w:t>Curve25519</w:t>
+      </w:r>
+    </w:p>
+    <w:p>
+      <w:pPr>
+        <w:spacing w:line="360" w:lineRule="auto"/>
+        <w:jc w:val="both"/>
+        <w:rPr>
+          <w:sz w:val="20"/>
+        </w:rPr>
+      </w:pPr>
     </w:p>
     <w:p>
       <w:pPr>
@@ -52322,7 +59286,7 @@
             <wp:cNvGraphicFramePr/>
             <a:graphic xmlns:a="http://schemas.openxmlformats.org/drawingml/2006/main">
               <a:graphicData uri="http://schemas.openxmlformats.org/drawingml/2006/diagram">
-                <dgm:relIds xmlns:dgm="http://schemas.openxmlformats.org/drawingml/2006/diagram" xmlns:r="http://schemas.openxmlformats.org/officeDocument/2006/relationships" r:dm="rId30" r:lo="rId31" r:qs="rId32" r:cs="rId33"/>
+                <dgm:relIds xmlns:dgm="http://schemas.openxmlformats.org/drawingml/2006/diagram" xmlns:r="http://schemas.openxmlformats.org/officeDocument/2006/relationships" r:dm="rId35" r:lo="rId36" r:qs="rId37" r:cs="rId38"/>
               </a:graphicData>
             </a:graphic>
           </wp:inline>
@@ -53236,8 +60200,8 @@
           <w:rtl/>
         </w:rPr>
         <w:sectPr>
-          <w:headerReference w:type="default" r:id="rId35"/>
-          <w:footerReference w:type="default" r:id="rId36"/>
+          <w:headerReference w:type="default" r:id="rId40"/>
+          <w:footerReference w:type="default" r:id="rId41"/>
           <w:footnotePr>
             <w:numRestart w:val="eachPage"/>
           </w:footnotePr>
@@ -54626,6 +61590,106 @@
           <w:sz w:val="20"/>
         </w:rPr>
         <w:t>: 10.3390/cryptography9020046.</w:t>
+      </w:r>
+    </w:p>
+    <w:p>
+      <w:pPr>
+        <w:pStyle w:val="ds-markdown-paragraph"/>
+        <w:rPr>
+          <w:sz w:val="20"/>
+        </w:rPr>
+      </w:pPr>
+      <w:r>
+        <w:rPr>
+          <w:sz w:val="20"/>
+        </w:rPr>
+        <w:t xml:space="preserve">[38] P. Longa and M. </w:t>
+      </w:r>
+      <w:proofErr w:type="spellStart"/>
+      <w:r>
+        <w:rPr>
+          <w:sz w:val="20"/>
+        </w:rPr>
+        <w:t>Naehrig</w:t>
+      </w:r>
+      <w:proofErr w:type="spellEnd"/>
+      <w:r>
+        <w:rPr>
+          <w:sz w:val="20"/>
+        </w:rPr>
+        <w:t>, "Speeding up the number theoretic transform for faster ideal lattice-based cryptography," in International Conference on Cryptology and Network Security, 2016, pp. 124-139.</w:t>
+      </w:r>
+    </w:p>
+    <w:p>
+      <w:pPr>
+        <w:pStyle w:val="ds-markdown-paragraph"/>
+        <w:rPr>
+          <w:sz w:val="20"/>
+        </w:rPr>
+      </w:pPr>
+      <w:r>
+        <w:rPr>
+          <w:sz w:val="20"/>
+        </w:rPr>
+        <w:t xml:space="preserve">[39] H. Naderi Varandi and R. </w:t>
+      </w:r>
+      <w:proofErr w:type="spellStart"/>
+      <w:r>
+        <w:rPr>
+          <w:sz w:val="20"/>
+        </w:rPr>
+        <w:t>Salarifard</w:t>
+      </w:r>
+      <w:proofErr w:type="spellEnd"/>
+      <w:r>
+        <w:rPr>
+          <w:sz w:val="20"/>
+        </w:rPr>
+        <w:t>, "A Lightweight General Modular Multiplier for Kyber PQC," ISC International Journal of Information Security and Cryptology, vol. 17, no. 2, pp. 243-249, 2025.</w:t>
+      </w:r>
+    </w:p>
+    <w:p>
+      <w:pPr>
+        <w:pStyle w:val="ds-markdown-paragraph"/>
+        <w:rPr>
+          <w:sz w:val="20"/>
+        </w:rPr>
+      </w:pPr>
+      <w:r>
+        <w:rPr>
+          <w:sz w:val="20"/>
+        </w:rPr>
+        <w:t>[40] J. Sun and X. Bai, "A High-Speed Hardware Architecture of an NTT Accelerator for CRYSTALS-Kyber," IEEE Transactions on Circuits and Systems I: Regular Papers, 2024.</w:t>
+      </w:r>
+    </w:p>
+    <w:p>
+      <w:pPr>
+        <w:pStyle w:val="ds-markdown-paragraph"/>
+        <w:jc w:val="both"/>
+        <w:rPr>
+          <w:sz w:val="20"/>
+          <w:rtl/>
+        </w:rPr>
+      </w:pPr>
+      <w:r>
+        <w:rPr>
+          <w:sz w:val="20"/>
+        </w:rPr>
+        <w:t xml:space="preserve">[41] A. Waris, A. Aziz, and B. M. Khan, "Area-time efficient pipelined number theoretic transform for CRYSTALS-Kyber," </w:t>
+      </w:r>
+      <w:proofErr w:type="spellStart"/>
+      <w:r>
+        <w:rPr>
+          <w:sz w:val="20"/>
+        </w:rPr>
+        <w:t>PLoS</w:t>
+      </w:r>
+      <w:proofErr w:type="spellEnd"/>
+      <w:r>
+        <w:rPr>
+          <w:sz w:val="20"/>
+        </w:rPr>
+        <w:t xml:space="preserve"> One, vol. 20, no. 5, p. e0323224, 2025.</w:t>
       </w:r>
     </w:p>
     <w:p>
@@ -55335,6 +62399,7 @@
                 <w:rFonts w:cs="B Nazanin"/>
                 <w:sz w:val="20"/>
               </w:rPr>
+              <w:lastRenderedPageBreak/>
               <w:t>Finite Fields</w:t>
             </w:r>
           </w:p>
@@ -55650,7 +62715,6 @@
                 <w:rFonts w:cs="B Nazanin"/>
                 <w:sz w:val="20"/>
               </w:rPr>
-              <w:lastRenderedPageBreak/>
               <w:t>Logic Minimization</w:t>
             </w:r>
           </w:p>
@@ -56380,6 +63444,7 @@
                 <w:rFonts w:cs="B Nazanin"/>
                 <w:sz w:val="20"/>
               </w:rPr>
+              <w:lastRenderedPageBreak/>
               <w:t>Reduction</w:t>
             </w:r>
           </w:p>
@@ -56702,7 +63767,6 @@
                 <w:rFonts w:cs="B Nazanin"/>
                 <w:sz w:val="20"/>
               </w:rPr>
-              <w:lastRenderedPageBreak/>
               <w:t>Side-Channel Attacks</w:t>
             </w:r>
           </w:p>
@@ -56861,7 +63925,7 @@
           <w:sz w:val="20"/>
         </w:rPr>
       </w:pPr>
-      <w:hyperlink r:id="rId37" w:history="1">
+      <w:hyperlink r:id="rId42" w:history="1">
         <w:r>
           <w:rPr>
             <w:rStyle w:val="Hyperlink"/>
@@ -56985,8 +64049,8 @@
           <w:rtl/>
         </w:rPr>
         <w:sectPr>
-          <w:headerReference w:type="default" r:id="rId38"/>
-          <w:footerReference w:type="default" r:id="rId39"/>
+          <w:headerReference w:type="default" r:id="rId43"/>
+          <w:footerReference w:type="default" r:id="rId44"/>
           <w:footnotePr>
             <w:numRestart w:val="eachPage"/>
           </w:footnotePr>
@@ -57466,27 +64530,7 @@
           <w:sz w:val="32"/>
           <w:szCs w:val="40"/>
         </w:rPr>
-        <w:t>Implementation of a Hybrid ECC-PQ</w:t>
-      </w:r>
-      <w:r>
-        <w:rPr>
-          <w:rFonts w:cs="B Nazanin"/>
-          <w:b/>
-          <w:bCs/>
-          <w:sz w:val="32"/>
-          <w:szCs w:val="40"/>
-        </w:rPr>
-        <w:t>C</w:t>
-      </w:r>
-      <w:r>
-        <w:rPr>
-          <w:rFonts w:cs="B Nazanin"/>
-          <w:b/>
-          <w:bCs/>
-          <w:sz w:val="32"/>
-          <w:szCs w:val="40"/>
-        </w:rPr>
-        <w:t xml:space="preserve"> Key Encapsulation Mechanism</w:t>
+        <w:t>Implementation of Hybrid Elliptic-Curve and Post-Quantum Cryptography</w:t>
       </w:r>
     </w:p>
     <w:p>
@@ -57511,19 +64555,9 @@
       <w:r>
         <w:rPr>
           <w:rFonts w:cs="B Nazanin"/>
-          <w:sz w:val="20"/>
           <w:szCs w:val="32"/>
         </w:rPr>
-        <w:t>By</w:t>
-      </w:r>
-      <w:r>
-        <w:rPr>
-          <w:rFonts w:cs="B Nazanin"/>
-          <w:sz w:val="20"/>
-          <w:szCs w:val="32"/>
-          <w:rtl/>
-        </w:rPr>
-        <w:t>:</w:t>
+        <w:t>By:</w:t>
       </w:r>
     </w:p>
     <w:p>
@@ -57697,15 +64731,12 @@
         <w:jc w:val="center"/>
         <w:rPr>
           <w:rFonts w:cs="B Nazanin"/>
-          <w:szCs w:val="32"/>
-          <w:rtl/>
-        </w:rPr>
-      </w:pPr>
-      <w:r>
-        <w:rPr>
-          <w:rFonts w:cs="B Nazanin"/>
-          <w:sz w:val="20"/>
-          <w:szCs w:val="32"/>
+          <w:rtl/>
+        </w:rPr>
+      </w:pPr>
+      <w:r>
+        <w:rPr>
+          <w:rFonts w:cs="B Nazanin"/>
         </w:rPr>
         <w:t>Supervisor</w:t>
       </w:r>
@@ -57806,15 +64837,11 @@
         <w:jc w:val="center"/>
         <w:rPr>
           <w:rFonts w:cs="B Nazanin"/>
-          <w:sz w:val="20"/>
-          <w:szCs w:val="22"/>
-        </w:rPr>
-      </w:pPr>
-      <w:r>
-        <w:rPr>
-          <w:rFonts w:cs="B Nazanin"/>
-          <w:sz w:val="20"/>
-          <w:szCs w:val="22"/>
+        </w:rPr>
+      </w:pPr>
+      <w:r>
+        <w:rPr>
+          <w:rFonts w:cs="B Nazanin"/>
         </w:rPr>
         <w:t>September 2026</w:t>
       </w:r>
@@ -57828,8 +64855,8 @@
       </w:pPr>
     </w:p>
     <w:sectPr>
-      <w:headerReference w:type="default" r:id="rId40"/>
-      <w:footerReference w:type="default" r:id="rId41"/>
+      <w:headerReference w:type="default" r:id="rId45"/>
+      <w:footerReference w:type="default" r:id="rId46"/>
       <w:footnotePr>
         <w:numRestart w:val="eachPage"/>
       </w:footnotePr>
@@ -59483,6 +66510,78 @@
       </w:r>
       <w:r>
         <w:t>Concatenation</w:t>
+      </w:r>
+    </w:p>
+  </w:footnote>
+  <w:footnote w:id="44">
+    <w:p>
+      <w:pPr>
+        <w:pStyle w:val="FootnoteText"/>
+      </w:pPr>
+      <w:r>
+        <w:rPr>
+          <w:rStyle w:val="FootnoteReference"/>
+        </w:rPr>
+        <w:footnoteRef/>
+      </w:r>
+      <w:r>
+        <w:rPr>
+          <w:rtl/>
+        </w:rPr>
+        <w:t xml:space="preserve"> </w:t>
+      </w:r>
+      <w:r>
+        <w:t>Constant Multiplier</w:t>
+      </w:r>
+    </w:p>
+  </w:footnote>
+  <w:footnote w:id="45">
+    <w:p>
+      <w:pPr>
+        <w:pStyle w:val="FootnoteText"/>
+        <w:rPr>
+          <w:rFonts w:hint="cs"/>
+        </w:rPr>
+      </w:pPr>
+      <w:r>
+        <w:rPr>
+          <w:rStyle w:val="FootnoteReference"/>
+        </w:rPr>
+        <w:footnoteRef/>
+      </w:r>
+      <w:r>
+        <w:rPr>
+          <w:rtl/>
+        </w:rPr>
+        <w:t xml:space="preserve"> </w:t>
+      </w:r>
+      <w:r>
+        <w:t>Accumulator</w:t>
+      </w:r>
+    </w:p>
+  </w:footnote>
+  <w:footnote w:id="46">
+    <w:p>
+      <w:pPr>
+        <w:pStyle w:val="FootnoteText"/>
+        <w:rPr>
+          <w:rFonts w:hint="cs"/>
+        </w:rPr>
+      </w:pPr>
+      <w:r>
+        <w:rPr>
+          <w:rStyle w:val="FootnoteReference"/>
+        </w:rPr>
+        <w:footnoteRef/>
+      </w:r>
+      <w:r>
+        <w:rPr>
+          <w:rtl/>
+        </w:rPr>
+        <w:t xml:space="preserve"> </w:t>
+      </w:r>
+      <w:r>
+        <w:t>Mux</w:t>
       </w:r>
     </w:p>
   </w:footnote>
@@ -62656,7 +69755,6 @@
   <w:style w:type="character" w:default="1" w:styleId="DefaultParagraphFont">
     <w:name w:val="Default Paragraph Font"/>
     <w:uiPriority w:val="1"/>
-    <w:semiHidden/>
     <w:unhideWhenUsed/>
   </w:style>
   <w:style w:type="table" w:default="1" w:styleId="TableNormal">
@@ -63356,7 +70454,6 @@
     <w:name w:val="Normal (Web)"/>
     <w:basedOn w:val="Normal"/>
     <w:uiPriority w:val="99"/>
-    <w:semiHidden/>
     <w:unhideWhenUsed/>
     <w:rsid w:val="00003FA0"/>
     <w:pPr>
@@ -64606,7 +71703,7 @@
   <dgm:whole/>
   <dgm:extLst>
     <a:ext uri="http://schemas.microsoft.com/office/drawing/2008/diagram">
-      <dsp:dataModelExt xmlns:dsp="http://schemas.microsoft.com/office/drawing/2008/diagram" relId="rId34" minVer="http://schemas.openxmlformats.org/drawingml/2006/diagram"/>
+      <dsp:dataModelExt xmlns:dsp="http://schemas.microsoft.com/office/drawing/2008/diagram" relId="rId39" minVer="http://schemas.openxmlformats.org/drawingml/2006/diagram"/>
     </a:ext>
   </dgm:extLst>
 </dgm:dataModel>
